--- a/report.docx
+++ b/report.docx
@@ -7,7 +7,6 @@
         <w:rPr>
           <w:rFonts w:ascii="Malgun Gothic" w:hAnsi="Malgun Gothic" w:eastAsia="Malgun Gothic"/>
           <w:b/>
-          <w:color w:val="1F3864"/>
           <w:sz w:val="36"/>
         </w:rPr>
         <w:t>전시 동원예비군 수송체계 Micro-Simulation 실험 설계 및 구현 보고서</w:t>
@@ -41,7 +40,7 @@
         <w:rPr>
           <w:rFonts w:ascii="Malgun Gothic" w:hAnsi="Malgun Gothic" w:eastAsia="Malgun Gothic"/>
           <w:b w:val="0"/>
-          <w:color w:val="999999"/>
+          <w:color w:val="CCCCCC"/>
           <w:sz w:val="16"/>
         </w:rPr>
         <w:t>────────────────────────────────────────────────────────────</w:t>
@@ -52,7 +51,6 @@
         <w:rPr>
           <w:rFonts w:ascii="Malgun Gothic" w:hAnsi="Malgun Gothic" w:eastAsia="Malgun Gothic"/>
           <w:b/>
-          <w:color w:val="2E5090"/>
           <w:sz w:val="28"/>
         </w:rPr>
         <w:t>요약 (Executive Summary)</w:t>
@@ -180,7 +178,7 @@
         <w:rPr>
           <w:rFonts w:ascii="Malgun Gothic" w:hAnsi="Malgun Gothic" w:eastAsia="Malgun Gothic"/>
           <w:b w:val="0"/>
-          <w:color w:val="999999"/>
+          <w:color w:val="CCCCCC"/>
           <w:sz w:val="16"/>
         </w:rPr>
         <w:t>────────────────────────────────────────────────────────────</w:t>
@@ -191,7 +189,6 @@
         <w:rPr>
           <w:rFonts w:ascii="Malgun Gothic" w:hAnsi="Malgun Gothic" w:eastAsia="Malgun Gothic"/>
           <w:b/>
-          <w:color w:val="2E5090"/>
           <w:sz w:val="28"/>
         </w:rPr>
         <w:t>1. 서론</w:t>
@@ -295,7 +292,7 @@
         <w:rPr>
           <w:rFonts w:ascii="Malgun Gothic" w:hAnsi="Malgun Gothic" w:eastAsia="Malgun Gothic"/>
           <w:b w:val="0"/>
-          <w:color w:val="999999"/>
+          <w:color w:val="CCCCCC"/>
           <w:sz w:val="16"/>
         </w:rPr>
         <w:t>────────────────────────────────────────────────────────────</w:t>
@@ -306,7 +303,6 @@
         <w:rPr>
           <w:rFonts w:ascii="Malgun Gothic" w:hAnsi="Malgun Gothic" w:eastAsia="Malgun Gothic"/>
           <w:b/>
-          <w:color w:val="2E5090"/>
           <w:sz w:val="28"/>
         </w:rPr>
         <w:t>2. 연구 질문</w:t>
@@ -410,7 +406,7 @@
         <w:rPr>
           <w:rFonts w:ascii="Malgun Gothic" w:hAnsi="Malgun Gothic" w:eastAsia="Malgun Gothic"/>
           <w:b w:val="0"/>
-          <w:color w:val="999999"/>
+          <w:color w:val="CCCCCC"/>
           <w:sz w:val="16"/>
         </w:rPr>
         <w:t>────────────────────────────────────────────────────────────</w:t>
@@ -421,7 +417,6 @@
         <w:rPr>
           <w:rFonts w:ascii="Malgun Gothic" w:hAnsi="Malgun Gothic" w:eastAsia="Malgun Gothic"/>
           <w:b/>
-          <w:color w:val="2E5090"/>
           <w:sz w:val="28"/>
         </w:rPr>
         <w:t>3. 기존 연구 및 공개소프트웨어 조사</w:t>
@@ -984,7 +979,7 @@
         <w:rPr>
           <w:rFonts w:ascii="Malgun Gothic" w:hAnsi="Malgun Gothic" w:eastAsia="Malgun Gothic"/>
           <w:b w:val="0"/>
-          <w:color w:val="999999"/>
+          <w:color w:val="CCCCCC"/>
           <w:sz w:val="16"/>
         </w:rPr>
         <w:t>────────────────────────────────────────────────────────────</w:t>
@@ -995,7 +990,6 @@
         <w:rPr>
           <w:rFonts w:ascii="Malgun Gothic" w:hAnsi="Malgun Gothic" w:eastAsia="Malgun Gothic"/>
           <w:b/>
-          <w:color w:val="2E5090"/>
           <w:sz w:val="28"/>
         </w:rPr>
         <w:t>4. 시스템 설계</w:t>
@@ -2024,7 +2018,7 @@
         <w:rPr>
           <w:rFonts w:ascii="Malgun Gothic" w:hAnsi="Malgun Gothic" w:eastAsia="Malgun Gothic"/>
           <w:b w:val="0"/>
-          <w:color w:val="999999"/>
+          <w:color w:val="CCCCCC"/>
           <w:sz w:val="16"/>
         </w:rPr>
         <w:t>────────────────────────────────────────────────────────────</w:t>
@@ -2035,7 +2029,6 @@
         <w:rPr>
           <w:rFonts w:ascii="Malgun Gothic" w:hAnsi="Malgun Gothic" w:eastAsia="Malgun Gothic"/>
           <w:b/>
-          <w:color w:val="2E5090"/>
           <w:sz w:val="28"/>
         </w:rPr>
         <w:t>5. 핵심 모델</w:t>
@@ -2069,7 +2062,6 @@
         <w:rPr>
           <w:rFonts w:ascii="Malgun Gothic" w:hAnsi="Malgun Gothic" w:eastAsia="Malgun Gothic"/>
           <w:b w:val="0"/>
-          <w:color w:val="333333"/>
           <w:sz w:val="22"/>
         </w:rPr>
         <w:t>t_e = t0_e × (1 + alpha × (v_e / C_e)^beta)</w:t>
@@ -2123,7 +2115,6 @@
         <w:rPr>
           <w:rFonts w:ascii="Malgun Gothic" w:hAnsi="Malgun Gothic" w:eastAsia="Malgun Gothic"/>
           <w:b w:val="0"/>
-          <w:color w:val="333333"/>
           <w:sz w:val="22"/>
         </w:rPr>
         <w:t>X_e ~ Bernoulli(p_fail,e)</w:t>
@@ -2177,7 +2168,6 @@
         <w:rPr>
           <w:rFonts w:ascii="Malgun Gothic" w:hAnsi="Malgun Gothic" w:eastAsia="Malgun Gothic"/>
           <w:b w:val="0"/>
-          <w:color w:val="333333"/>
           <w:sz w:val="22"/>
         </w:rPr>
         <w:t>Y ~ LogNormal(mu, sigma^2)</w:t>
@@ -2361,7 +2351,7 @@
         <w:rPr>
           <w:rFonts w:ascii="Malgun Gothic" w:hAnsi="Malgun Gothic" w:eastAsia="Malgun Gothic"/>
           <w:b w:val="0"/>
-          <w:color w:val="999999"/>
+          <w:color w:val="CCCCCC"/>
           <w:sz w:val="16"/>
         </w:rPr>
         <w:t>────────────────────────────────────────────────────────────</w:t>
@@ -2372,7 +2362,6 @@
         <w:rPr>
           <w:rFonts w:ascii="Malgun Gothic" w:hAnsi="Malgun Gothic" w:eastAsia="Malgun Gothic"/>
           <w:b/>
-          <w:color w:val="2E5090"/>
           <w:sz w:val="28"/>
         </w:rPr>
         <w:t>6. 실험 설계</w:t>
@@ -2976,7 +2965,7 @@
         <w:rPr>
           <w:rFonts w:ascii="Malgun Gothic" w:hAnsi="Malgun Gothic" w:eastAsia="Malgun Gothic"/>
           <w:b w:val="0"/>
-          <w:color w:val="999999"/>
+          <w:color w:val="CCCCCC"/>
           <w:sz w:val="16"/>
         </w:rPr>
         <w:t>────────────────────────────────────────────────────────────</w:t>
@@ -2987,7 +2976,6 @@
         <w:rPr>
           <w:rFonts w:ascii="Malgun Gothic" w:hAnsi="Malgun Gothic" w:eastAsia="Malgun Gothic"/>
           <w:b/>
-          <w:color w:val="2E5090"/>
           <w:sz w:val="28"/>
         </w:rPr>
         <w:t>7. 초기 실험 결과</w:t>
@@ -4849,7 +4837,7 @@
         <w:rPr>
           <w:rFonts w:ascii="Malgun Gothic" w:hAnsi="Malgun Gothic" w:eastAsia="Malgun Gothic"/>
           <w:b w:val="0"/>
-          <w:color w:val="999999"/>
+          <w:color w:val="CCCCCC"/>
           <w:sz w:val="16"/>
         </w:rPr>
         <w:t>────────────────────────────────────────────────────────────</w:t>
@@ -4860,7 +4848,6 @@
         <w:rPr>
           <w:rFonts w:ascii="Malgun Gothic" w:hAnsi="Malgun Gothic" w:eastAsia="Malgun Gothic"/>
           <w:b/>
-          <w:color w:val="2E5090"/>
           <w:sz w:val="28"/>
         </w:rPr>
         <w:t>8. 결론 및 향후 계획</w:t>
@@ -5202,7 +5189,7 @@
         <w:rPr>
           <w:rFonts w:ascii="Malgun Gothic" w:hAnsi="Malgun Gothic" w:eastAsia="Malgun Gothic"/>
           <w:b w:val="0"/>
-          <w:color w:val="999999"/>
+          <w:color w:val="CCCCCC"/>
           <w:sz w:val="16"/>
         </w:rPr>
         <w:t>────────────────────────────────────────────────────────────</w:t>
@@ -5213,7 +5200,6 @@
         <w:rPr>
           <w:rFonts w:ascii="Malgun Gothic" w:hAnsi="Malgun Gothic" w:eastAsia="Malgun Gothic"/>
           <w:b/>
-          <w:color w:val="2E5090"/>
           <w:sz w:val="28"/>
         </w:rPr>
         <w:t>부록: 기술 스택 요약</w:t>
@@ -5656,7 +5642,7 @@
         <w:rPr>
           <w:rFonts w:ascii="Malgun Gothic" w:hAnsi="Malgun Gothic" w:eastAsia="Malgun Gothic"/>
           <w:b w:val="0"/>
-          <w:color w:val="999999"/>
+          <w:color w:val="CCCCCC"/>
           <w:sz w:val="16"/>
         </w:rPr>
         <w:t>────────────────────────────────────────────────────────────</w:t>

--- a/report.docx
+++ b/report.docx
@@ -29,7 +29,7 @@
           <w:b/>
           <w:sz w:val="22"/>
         </w:rPr>
-        <w:t>작성일: 2026년 4월 30일</w:t>
+        <w:t>작성일: 2026년 5월 1일</w:t>
       </w:r>
     </w:p>
     <w:p>
@@ -43,7 +43,7 @@
           <w:color w:val="CCCCCC"/>
           <w:sz w:val="16"/>
         </w:rPr>
-        <w:t>────────────────────────────────────────────────────────────</w:t>
+        <w:t>------------------------------------------------------------</w:t>
       </w:r>
     </w:p>
     <w:p>
@@ -63,7 +63,7 @@
           <w:b w:val="0"/>
           <w:sz w:val="22"/>
         </w:rPr>
-        <w:t>본 보고서는 전시 동원예비군 수송 체계의 효율성을 과학적으로 비교 분석하기 위한 Micro-Simulation 실험 체계의 설계, 구현, 및 초기 결과를 종합한다. 서울시 송파구 약 1,000명 예비군의 전방 이송을 사례로, 전통적 버스 단독 수송과 철도-버스 복합 수송의 성과를 비교하였다.</w:t>
+        <w:t>본 보고서는 전시 동원예비군 수송 체계의 효율성을 과학적으로 비교 분석하기 위한 Micro-Simulation 실험 체계의 설계와 최신 구현 방향을 종합한다. 서울시 송파구 약 1,000명 예비군의 전방 이송을 사례로, 전통적 버스 단독 수송과 철도-버스 복합 수송을 동일 난수 조건에서 비교할 수 있도록 모델을 정비하였다.</w:t>
       </w:r>
     </w:p>
     <w:p>
@@ -73,7 +73,7 @@
           <w:b/>
           <w:sz w:val="22"/>
         </w:rPr>
-        <w:t>핵심 결론:</w:t>
+        <w:t>핵심 정리:</w:t>
       </w:r>
     </w:p>
     <w:p>
@@ -86,7 +86,7 @@
           <w:b/>
           <w:sz w:val="22"/>
         </w:rPr>
-        <w:t>복합 수송이 모든 조건에서 우위</w:t>
+        <w:t>모델 구현 방향의 정비 완료</w:t>
       </w:r>
       <w:r>
         <w:rPr>
@@ -94,7 +94,7 @@
           <w:b w:val="0"/>
           <w:sz w:val="22"/>
         </w:rPr>
-        <w:t>: 초기 실험 결과, 복합 수송은 버스 단독 대비 총 소요시간(Make-span) 약 27% 단축, 성공률 76.5%→100% 향상을 달성하였다.</w:t>
+        <w:t>: STRICT/GRACE 정책은 사전 배치된 마지막 도착자를 기다리는 방식이 아니라, 단일 승객 대기열에서 정시 출발·유예 대기·정원 도달을 판단하는 방식으로 작동한다.</w:t>
       </w:r>
     </w:p>
     <w:p>
@@ -107,7 +107,7 @@
           <w:b/>
           <w:sz w:val="22"/>
         </w:rPr>
-        <w:t>철도의 대량 수송 능력이 결정적 차이</w:t>
+        <w:t>운용 제약의 명시적 반영</w:t>
       </w:r>
       <w:r>
         <w:rPr>
@@ -115,7 +115,7 @@
           <w:b w:val="0"/>
           <w:sz w:val="22"/>
         </w:rPr>
-        <w:t>: 열차 1회당 500명 수용, 10분 간격 운행이 병력 처리의 병목을 해소하는 핵심 요인이었다.</w:t>
+        <w:t>: 버스와 셔틀은 배차간격, 보유 대수, 회차시간을 설정값으로 제어하며, 철도는 이전 열차의 주행 완료와 무관한 고정 headway 서비스로 모델링된다.</w:t>
       </w:r>
     </w:p>
     <w:p>
@@ -128,7 +128,7 @@
           <w:b/>
           <w:sz w:val="22"/>
         </w:rPr>
-        <w:t>출발 정책 및 혼잡 모델 고도화 필요</w:t>
+        <w:t>도로·환승·장애 모델 고도화</w:t>
       </w:r>
       <w:r>
         <w:rPr>
@@ -136,7 +136,7 @@
           <w:b w:val="0"/>
           <w:sz w:val="22"/>
         </w:rPr>
-        <w:t>: STRICT vs GRACE 출발 정책의 차이와 혼잡·파손의 영향이 아직 충분히 반영되지 않아, 후속 개선이 요구된다.</w:t>
+        <w:t>: 도로 주행은 링크 진입 시점의 rolling-window 교통량을 BPR 함수에 반영하고, 복합 수송에는 고정 및 인원비례 환승 페널티가 추가된다. 도로 장애는 `blocked`와 `capacity_reduction` 모드를 구분하는 구조화된 상태로 처리한다.</w:t>
       </w:r>
     </w:p>
     <w:p>
@@ -149,7 +149,7 @@
           <w:b/>
           <w:sz w:val="22"/>
         </w:rPr>
-        <w:t>독창성 확인</w:t>
+        <w:t>검열(censoring)에 안전한 KPI 도입</w:t>
       </w:r>
       <w:r>
         <w:rPr>
@@ -157,7 +157,28 @@
           <w:b w:val="0"/>
           <w:sz w:val="22"/>
         </w:rPr>
-        <w:t>: 베르누이 파손, BPR 전시 스케일링, 출발 정책 비교, CRN 페어 실험이 통합된 단일 프레임워크는 기존 공개소프트웨어 중 존재하지 않았다.</w:t>
+        <w:t>: 기존 Make-span과 성공률 외에 `censored_count`, `completion_rate`, `penalized_makespan`을 함께 산출하여 24시간 한계 내 미도착 인원이 있는 경우에도 결과를 왜곡 없이 비교할 수 있다.</w:t>
+      </w:r>
+    </w:p>
+    <w:p>
+      <w:pPr>
+        <w:pStyle w:val="ListBullet"/>
+      </w:pPr>
+      <w:r>
+        <w:rPr>
+          <w:rFonts w:ascii="Malgun Gothic" w:hAnsi="Malgun Gothic" w:eastAsia="Malgun Gothic"/>
+          <w:b/>
+          <w:sz w:val="22"/>
+        </w:rPr>
+        <w:t>최신 결과 반영</w:t>
+      </w:r>
+      <w:r>
+        <w:rPr>
+          <w:rFonts w:ascii="Malgun Gothic" w:hAnsi="Malgun Gothic" w:eastAsia="Malgun Gothic"/>
+          <w:b w:val="0"/>
+          <w:sz w:val="22"/>
+        </w:rPr>
+        <w:t>: 과거 보고서에 포함된 특정 수치 결론은 이전 모델의 산출물이므로 폐기하였다. 최신 full 결과는 Phase 1 8,400 paired rows, Phase 2 840 paired rows이며, 라스트마일 finite fleet, 명시적 schedule semantics, 단위 일관 KPI, 네트워크 variant, 확장된 장애 민감도를 반영한다.</w:t>
       </w:r>
     </w:p>
     <w:p>
@@ -167,7 +188,7 @@
           <w:b w:val="0"/>
           <w:sz w:val="22"/>
         </w:rPr>
-        <w:t>본 연구는 실험 설계의 완결성과 초기 결과의 유의미성을 확인하였으며, 버스 배차 튜닝, 동적 교통량 반영, 환승 시간 모델링 등의 후속 개선을 통해 정책적 활용 가치를 제고할 계획이다.</w:t>
+        <w:t>현재 보고서의 초점은 최신 모델 구조와 재생성된 결과를 함께 정리하는 데 있다. 결과 CSV와 그림은 Windows PowerShell 환경에서 `.\.venv\Scripts\python main.py --phase 1`, `.\.venv\Scripts\python main.py --phase 2`를 실행하여 갱신하였다. 단, 정량 결론은 운용 보정값이 아니라 추상 네트워크, fleet, 환승, 장애, 페널티 가정에 조건부로 해석한다.</w:t>
       </w:r>
     </w:p>
     <w:p>
@@ -181,7 +202,7 @@
           <w:color w:val="CCCCCC"/>
           <w:sz w:val="16"/>
         </w:rPr>
-        <w:t>────────────────────────────────────────────────────────────</w:t>
+        <w:t>------------------------------------------------------------</w:t>
       </w:r>
     </w:p>
     <w:p>
@@ -295,7 +316,7 @@
           <w:color w:val="CCCCCC"/>
           <w:sz w:val="16"/>
         </w:rPr>
-        <w:t>────────────────────────────────────────────────────────────</w:t>
+        <w:t>------------------------------------------------------------</w:t>
       </w:r>
     </w:p>
     <w:p>
@@ -409,7 +430,7 @@
           <w:color w:val="CCCCCC"/>
           <w:sz w:val="16"/>
         </w:rPr>
-        <w:t>────────────────────────────────────────────────────────────</w:t>
+        <w:t>------------------------------------------------------------</w:t>
       </w:r>
     </w:p>
     <w:p>
@@ -579,7 +600,7 @@
           <w:b w:val="0"/>
           <w:sz w:val="22"/>
         </w:rPr>
-        <w:t>기존 오픈소스 프로젝트 중 본 프로젝트의 핵심 기능을 모두 통합적으로 갖춘 것은 존재하지 않았다. 구체적으로 다음 5가지 요소가 단일 프레임워크 내에 통합된 사례는 확인되지 않았다.</w:t>
+        <w:t>기존 오픈소스 프로젝트 중 본 프로젝트의 핵심 기능을 모두 통합적으로 갖춘 것은 존재하지 않았다. 구체적으로 다음 요소가 단일 프레임워크 내에 통합된 사례는 확인되지 않았다.</w:t>
       </w:r>
     </w:p>
     <w:p>
@@ -597,7 +618,7 @@
           <w:b/>
           <w:sz w:val="22"/>
         </w:rPr>
-        <w:t>베르누이 확률적 도로 링크 장애 모델</w:t>
+        <w:t>대기열 기반 STRICT/GRACE 출발 정책</w:t>
       </w:r>
       <w:r>
         <w:rPr>
@@ -605,7 +626,7 @@
           <w:b w:val="0"/>
           <w:sz w:val="22"/>
         </w:rPr>
-        <w:t xml:space="preserve">: 각 도로 구간이 독립적으로 일정 확률로 파손되는 모델. 기존 연구는 확정적 장애 시나리오에 국한되는 경우가 많았다. 2. </w:t>
+        <w:t xml:space="preserve">: 군 수송 특유의 "정시에 출발할 것인가, 일정 조건까지 기다릴 것인가" 문제를 승객 대기열과 후속 배차로 모델링한다. 2. </w:t>
       </w:r>
       <w:r>
         <w:rPr>
@@ -613,7 +634,7 @@
           <w:b/>
           <w:sz w:val="22"/>
         </w:rPr>
-        <w:t>우회 비용 계산</w:t>
+        <w:t>구성 가능한 차량 운용 제약</w:t>
       </w:r>
       <w:r>
         <w:rPr>
@@ -621,7 +642,7 @@
           <w:b w:val="0"/>
           <w:sz w:val="22"/>
         </w:rPr>
-        <w:t xml:space="preserve">: 파손 발생 시 대체 경로를 탐색하고 그에 따른 추가 시간 비용을 정량화하는 기능. 3. </w:t>
+        <w:t xml:space="preserve">: 버스와 셔틀의 배차간격, 보유 대수, 회차시간을 설정값으로 두어 차량 부족에 따른 출발 지연을 명시적으로 반영한다. 3. </w:t>
       </w:r>
       <w:r>
         <w:rPr>
@@ -629,7 +650,7 @@
           <w:b/>
           <w:sz w:val="22"/>
         </w:rPr>
-        <w:t>BPR 혼잡 모델에 전시 스케일링 적용</w:t>
+        <w:t>고정 headway 철도 서비스</w:t>
       </w:r>
       <w:r>
         <w:rPr>
@@ -637,7 +658,7 @@
           <w:b w:val="0"/>
           <w:sz w:val="22"/>
         </w:rPr>
-        <w:t xml:space="preserve">: 평시 교통 공학에서 사용하는 BPR 함수에 전시 상황의 혼잡 증가를 반영하는 확장 변수(s)를 도입. 4. </w:t>
+        <w:t xml:space="preserve">: 철도는 열차 주행시간과 별도로 정해진 headway에 따라 계속 출발하며, 이전 열차가 아직 주행 중이어도 다음 열차가 출발할 수 있다. 4. </w:t>
       </w:r>
       <w:r>
         <w:rPr>
@@ -645,7 +666,7 @@
           <w:b/>
           <w:sz w:val="22"/>
         </w:rPr>
-        <w:t>STRICT vs GRACE 출발 정책 비교</w:t>
+        <w:t>동적 BPR 혼잡 모델</w:t>
       </w:r>
       <w:r>
         <w:rPr>
@@ -653,7 +674,7 @@
           <w:b w:val="0"/>
           <w:sz w:val="22"/>
         </w:rPr>
-        <w:t xml:space="preserve">: 군 수송 특유의 "기다릴 것인가 vs 출발할 것인가" 의사결정 문제를 정책 변수로 모델링. 5. </w:t>
+        <w:t xml:space="preserve">: 링크별 최근 차량 진입 기록을 rolling-window 교통량으로 환산하고, 각 도로 링크 진입 시점에 BPR 여행시간을 다시 계산한다. 5. </w:t>
       </w:r>
       <w:r>
         <w:rPr>
@@ -661,7 +682,7 @@
           <w:b/>
           <w:sz w:val="22"/>
         </w:rPr>
-        <w:t>CRN 기반 페어 실험과 DoE 그리드 탐색</w:t>
+        <w:t>구조화된 도로 장애 모델</w:t>
       </w:r>
       <w:r>
         <w:rPr>
@@ -669,7 +690,23 @@
           <w:b w:val="0"/>
           <w:sz w:val="22"/>
         </w:rPr>
-        <w:t>: 공통난수(CRN)를 사용한 페어 비교로 비교 분산을 줄이고, 실험계획법(DoE)의 체계적 그리드로 조건 공간을 탐색하는 방법론의 결합.</w:t>
+        <w:t xml:space="preserve">: 베르누이 장애 표본을 `blocked` 또는 `capacity_reduction` 상태로 표현하여 완전 단절과 용량 저하를 구분한다. 6. </w:t>
+      </w:r>
+      <w:r>
+        <w:rPr>
+          <w:rFonts w:ascii="Malgun Gothic" w:hAnsi="Malgun Gothic" w:eastAsia="Malgun Gothic"/>
+          <w:b/>
+          <w:sz w:val="22"/>
+        </w:rPr>
+        <w:t>검열 안전 KPI와 CRN 기반 페어 실험</w:t>
+      </w:r>
+      <w:r>
+        <w:rPr>
+          <w:rFonts w:ascii="Malgun Gothic" w:hAnsi="Malgun Gothic" w:eastAsia="Malgun Gothic"/>
+          <w:b w:val="0"/>
+          <w:sz w:val="22"/>
+        </w:rPr>
+        <w:t>: 미도착 인원이 있는 실행을 `censored_count`, `completion_rate`, `penalized_makespan`으로 보정하고, 공통난수(CRN) 페어 비교로 실험 분산을 줄인다.</w:t>
       </w:r>
     </w:p>
     <w:p>
@@ -982,7 +1019,7 @@
           <w:color w:val="CCCCCC"/>
           <w:sz w:val="16"/>
         </w:rPr>
-        <w:t>────────────────────────────────────────────────────────────</w:t>
+        <w:t>------------------------------------------------------------</w:t>
       </w:r>
     </w:p>
     <w:p>
@@ -1022,7 +1059,7 @@
           <w:b w:val="0"/>
           <w:sz w:val="22"/>
         </w:rPr>
-        <w:t>따라서 최소 구현 원칙에 따라 5개의 핵심 노드와 이를 연결하는 대표 링크들로 구성된 추상 네트워크를 채택하였다. 이 네트워크는 두 시나리오의 공통 출발점(A)과 목적지(D)를 동일하게 유지하면서, 그 사이의 경로 구조만 달리하는 통제된 비교 환경을 제공한다.</w:t>
+        <w:t>따라서 최소 구현 원칙에 따라 5개의 핵심 노드와 이를 연결하는 대표 링크들로 구성된 추상 네트워크를 채택하였다. 이 네트워크는 두 시나리오의 공통 출발점(A)과 목적지(D)를 동일하게 유지하면서, 그 사이의 경로 구조만 달리하는 통제된 비교 환경을 제공한다. 최신 구현은 `baseline`, `matched_redundancy`, `multimodal_redundant_lastmile`, `bus_single_corridor` named network variant를 제공하여 경로 중복성 차이가 수송수단 비교 결과에 섞이는 정도를 분리해 볼 수 있도록 하였다. 다만 현재 기본 full 결과에는 `baseline`과 `matched_redundancy`만 포함되며, `multimodal_redundant_lastmile`과 `bus_single_corridor`는 선언된 선택 가능 variant로 남아 있다.</w:t>
       </w:r>
     </w:p>
     <w:p>
@@ -1178,7 +1215,7 @@
           <w:b w:val="0"/>
           <w:sz w:val="22"/>
         </w:rPr>
-        <w:t>도로 링크는 6개로 구성되며, 각 링크는 기준 통행시간(t0), 용량(capacity), 기본 파손 확률(p_fail)을 속성으로 가진다.</w:t>
+        <w:t>도로 링크는 6개로 구성되며, 각 링크는 기준 통행시간(t0), 용량(capacity), 기본 장애 확률(p_fail)을 속성으로 가진다.</w:t>
       </w:r>
     </w:p>
     <w:tbl>
@@ -1298,7 +1335,7 @@
                 <w:color w:val="FFFFFF"/>
                 <w:sz w:val="20"/>
               </w:rPr>
-              <w:t>파손 확률</w:t>
+              <w:t>기본 장애 확률</w:t>
             </w:r>
           </w:p>
         </w:tc>
@@ -1921,7 +1958,7 @@
           <w:b w:val="0"/>
           <w:sz w:val="22"/>
         </w:rPr>
-        <w:t>철도 링크는 1개로, S에서 R까지 운행시간 40분, 배차간격 10분, 열차당 수용인원 500명의 속성을 가진다. 철도 링크는 도로 파손의 영향을 받지 않는 것으로 모델링하였다.</w:t>
+        <w:t>철도 링크는 1개로, S에서 R까지 운행시간 40분, 배차간격 10분, 열차당 수용인원 500명의 속성을 가진다. 철도 링크는 도로 장애의 영향을 받지 않는 것으로 모델링하였다.</w:t>
       </w:r>
     </w:p>
     <w:p>
@@ -1949,7 +1986,7 @@
           <w:b w:val="0"/>
           <w:sz w:val="22"/>
         </w:rPr>
-        <w:t>의 경로는 집결지 A에서 출발하여 도로망을 경유하여 D에 도착하는 구조이다. 가능한 도로 경로는 고속도로 경유(A에서 D1을 거쳐 D, 총 50분)와 일반도로/우회 경유(A에서 D2를 거쳐 D, 총 80분)가 있으며, 시스템은 현재 통행시간이 가장 짧은 경로를 자동 선택한다. 도로 파손이 발생하면 해당 링크가 무한대의 통행시간을 가지게 되어 우회 경로로 전환되며, 모든 도로 경로가 단절되면 수송이 불가능해진다.</w:t>
+        <w:t>의 경로는 집결지 A에서 출발하여 도로망을 경유하여 D에 도착하는 구조이다. 가능한 도로 경로는 고속도로 경유(A에서 D1을 거쳐 D, 총 자유류 50분)와 일반도로/우회 경유(A에서 D2를 거쳐 D, 총 자유류 80분)가 있으며, 시스템은 각 출발 시점의 동적 BPR 통행시간을 기준으로 가장 짧은 경로를 선택한다. 버스는 승객 대기열에서 정책에 따라 승객을 태우고, 설정된 배차간격·보유 대수·회차시간의 제약을 받는다.</w:t>
       </w:r>
     </w:p>
     <w:p>
@@ -1967,7 +2004,7 @@
           <w:b w:val="0"/>
           <w:sz w:val="22"/>
         </w:rPr>
-        <w:t>의 경로는 세 단계로 구성된다. 첫째, 셔틀 버스가 집결지 A에서 허브 S까지 병력을 이송한다(15분). 둘째, 열차가 허브 S에서 도착역 R까지 병력을 수송한다(40분, 10분 간격 운행, 열차당 500명 수용). 셋째, 라스트마일 버스가 도착역 R에서 최종 목적지 D까지 병력을 이송한다(10분). 이 경로는 도로 파손의 영향을 셔틀 구간(A에서 S)과 라스트마일 구간(R에서 D)으로 제한하며, 가장 긴 철도 구간(S에서 R)은 도로 파손과 무관하다는 구조적 이점을 가진다.</w:t>
+        <w:t>의 경로는 세 단계로 구성된다. 첫째, 셔틀 버스가 집결지 A에서 허브 S까지 병력을 이송한다(자유류 15분). 둘째, 허브 S에서 환승 페널티를 적용한 뒤 열차가 도착역 R까지 병력을 수송한다(주행 40분, 10분 headway, 열차당 500명 수용). 셋째, 라스트마일 버스가 도착역 R에서 최종 목적지 D까지 병력을 이송한다(자유류 10분). 셔틀과 라스트마일 구간은 도로 혼잡 및 도로 장애의 영향을 받지만, 철도 구간은 도로 장애와 무관하며 이전 열차의 주행 완료를 기다리지 않는 고정 headway 서비스로 운용된다.</w:t>
       </w:r>
     </w:p>
     <w:p>
@@ -1977,7 +2014,7 @@
           <w:b w:val="0"/>
           <w:sz w:val="22"/>
         </w:rPr>
-        <w:t>두 시나리오의 핵심적 차이는 "도로 의존도"에 있다. 버스 단독 수송은 전체 경로가 도로망에 의존하므로 혼잡과 파손에 취약하지만 환승 비용이 없다. 복합 수송은 주 구간을 철도로 커버하여 도로 의존도를 낮추지만, 환승 과정에서 발생하는 대기 시간(열차 배차간격)과 처리량 제한(열차당 500명)이라는 새로운 제약을 수반한다.</w:t>
+        <w:t>두 시나리오의 핵심적 차이는 "도로 의존도"와 "환승·운용 제약"에 있다. 버스 단독 수송은 전체 경로가 도로망에 의존하므로 혼잡과 장애에 취약하지만 환승 비용이 없다. 복합 수송은 주 구간을 철도로 커버하여 도로 의존도를 낮추지만, 셔틀 운용, 환승 페널티, 열차 headway, 라스트마일 배차라는 추가 제약을 수반한다.</w:t>
       </w:r>
     </w:p>
     <w:p>
@@ -1997,7 +2034,7 @@
           <w:b w:val="0"/>
           <w:sz w:val="22"/>
         </w:rPr>
-        <w:t>시뮬레이션 엔진은 SimPy 기반의 이산사건시뮬레이션(DES)을 채택하면서, 개별 병력의 속성(도착 지연시간)을 에이전트처럼 관리하는 하이브리드 구조를 사용한다. SimPy의 이벤트 기반 시간 전진 메커니즘은 차량 배차, 열차 출발, 이동 완료 등의 이벤트를 효융적으로 처리하는 데 적합하며, 각 병력에게 부여된 확률적 지각 시간은 개별 에이전트의 속성으로 작용하여 출발 정책의 의사결정에 영향을 미친다.</w:t>
+        <w:t>시뮬레이션 엔진은 이산사건형 흐름을 채택하면서, 개별 병력의 속성(도착 지연시간)을 에이전트처럼 관리하는 하이브리드 구조를 사용한다. 차량 배차, 열차 출발, 이동 완료, 환승 완료는 시간순 이벤트로 처리되며, 각 병력에게 부여된 확률적 지각 시간은 개별 에이전트의 속성으로 작용하여 출발 정책의 의사결정에 영향을 미친다.</w:t>
       </w:r>
     </w:p>
     <w:p>
@@ -2007,7 +2044,37 @@
           <w:b w:val="0"/>
           <w:sz w:val="22"/>
         </w:rPr>
-        <w:t>이 구조는 완전한 에이전트 기반 모델(ABM)보다 구현이 간결하면서도, 개별 수준의 확률적 변동성을 포착할 수 있는 장점이 있다. 1,000명의 병력 각각이 독립적인 지각 시간을 가지지만, 이들이 그룹 단위(버스당 45명)로 처리되는 방식은 군 수송의 실제 운용 방식과도 부합한다.</w:t>
+        <w:t>이 구조는 완전한 에이전트 기반 모델(ABM)보다 구현이 간결하면서도, 개별 수준의 확률적 변동성을 포착할 수 있는 장점이 있다. 1,000명의 병력 각각이 독립적인 지각 시간을 가지지만, 실제 탑승은 차량 용량과 배차 정책에 따라 대기열에서 잘려 나가는 방식으로 처리된다. 따라서 지각자가 특정 사전 그룹의 마지막 승객으로 묶여 전체 출발을 지연시키는 과거 모델의 편향을 줄일 수 있다.</w:t>
+      </w:r>
+    </w:p>
+    <w:p>
+      <w:r>
+        <w:rPr>
+          <w:rFonts w:ascii="Malgun Gothic" w:hAnsi="Malgun Gothic" w:eastAsia="Malgun Gothic"/>
+          <w:b/>
+          <w:sz w:val="24"/>
+        </w:rPr>
+        <w:t>4.5 실행 환경과 설정 구조</w:t>
+      </w:r>
+    </w:p>
+    <w:p>
+      <w:r>
+        <w:rPr>
+          <w:rFonts w:ascii="Malgun Gothic" w:hAnsi="Malgun Gothic" w:eastAsia="Malgun Gothic"/>
+          <w:b w:val="0"/>
+          <w:sz w:val="22"/>
+        </w:rPr>
+        <w:t>프로젝트는 Windows PowerShell 환경을 기준으로 운용된다. Python Launcher로 로컬 가상환경을 만든 뒤, 모든 실행은 `.\.venv\Scripts\python`을 통해 수행하는 것을 표준 절차로 둔다. 이는 보고서 생성, 단위 테스트, 빠른 smoke test, Phase 1/2 실험 실행을 동일한 환경에서 재현하기 위한 선택이다.</w:t>
+      </w:r>
+    </w:p>
+    <w:p>
+      <w:r>
+        <w:rPr>
+          <w:rFonts w:ascii="Malgun Gothic" w:hAnsi="Malgun Gothic" w:eastAsia="Malgun Gothic"/>
+          <w:b w:val="0"/>
+          <w:sz w:val="22"/>
+        </w:rPr>
+        <w:t>핵심 운용 매개변수는 `config.yaml`에 집중되어 있다. 버스 단독 수송은 `bus.first_departure_min`, `bus.dispatch_interval_min`, `bus.fleet_size`, `bus.turnaround_min`으로 제어하며, 복합 수송은 `multimodal.shuttle_first_departure_min`, `multimodal.shuttle_dispatch_interval_min`, `multimodal.shuttle_fleet_size`, `multimodal.transfer_time_min`, `multimodal.transfer_per_passenger_min`, `multimodal.rail_first_departure_min`, `multimodal.lastmile_dispatch_interval_min`, `multimodal.lastmile_fleet_size`, `multimodal.lastmile_turnaround_min`, `multimodal.lastmile_vehicle_capacity`, `multimodal.lastmile_first_departure_min`을 사용한다. 도로 혼잡과 장애는 `traffic.*`, `failure.*` 네임스페이스로 분리되어 있으며, `network.variant_levels`, `failure.mode_levels`, `failure.capacity_reduction_factor_levels`는 확장 민감도 실험의 축을 정의한다.</w:t>
       </w:r>
     </w:p>
     <w:p>
@@ -2021,7 +2088,7 @@
           <w:color w:val="CCCCCC"/>
           <w:sz w:val="16"/>
         </w:rPr>
-        <w:t>────────────────────────────────────────────────────────────</w:t>
+        <w:t>------------------------------------------------------------</w:t>
       </w:r>
     </w:p>
     <w:p>
@@ -2051,7 +2118,7 @@
           <w:b w:val="0"/>
           <w:sz w:val="22"/>
         </w:rPr>
-        <w:t>도로 링크의 여행시간은 미국 연방도로국(Bureau of Public Roads)에서 개발한 BPR 체적-지연 함수로 계산한다. 기본 형태는 다음과 같다.</w:t>
+        <w:t>도로 링크의 여행시간은 미국 연방도로국(Bureau of Public Roads)에서 개발한 BPR 체적-지연 함수로 계산한다. 최신 구현의 기본 형태는 다음과 같다.</w:t>
       </w:r>
     </w:p>
     <w:p>
@@ -2064,7 +2131,7 @@
           <w:b w:val="0"/>
           <w:sz w:val="22"/>
         </w:rPr>
-        <w:t>t_e = t0_e × (1 + alpha × (v_e / C_e)^beta)</w:t>
+        <w:t>t_e = t0_e × (1 + alpha × (s × v_e / C_e)^beta)</w:t>
       </w:r>
     </w:p>
     <w:p>
@@ -2074,7 +2141,7 @@
           <w:b w:val="0"/>
           <w:sz w:val="22"/>
         </w:rPr>
-        <w:t>여기서 t0_e는 자유류 통행시간(분), v_e는 교통량(대/시간), C_e는 링크 용량(대/시간), alpha와 beta는 혼잡 매개변수이다. 본 연구에서는 alpha=0.15, beta=4.0의 표준값을 사용한다. v_e/C_e, 즉 용량 대비 교통량 비율(V/C ratio)이 1.0에 가까워질수록 통행시간이 급격히 증가하는 비선형 구조를 가진다.</w:t>
+        <w:t>여기서 t0_e는 자유류 통행시간(분), v_e는 교통량(대/시간), C_e는 유효 링크 용량(대/시간), alpha와 beta는 혼잡 매개변수, s는 전시 혼잡 스케일링 인자이다. 본 연구에서는 alpha=0.15, beta=4.0의 표준값을 사용한다. s × v_e / C_e, 즉 전시 상황을 반영한 용량 대비 교통량 비율이 1.0에 가까워질수록 통행시간이 급격히 증가하는 비선형 구조를 가진다.</w:t>
       </w:r>
     </w:p>
     <w:p>
@@ -2084,7 +2151,7 @@
           <w:b w:val="0"/>
           <w:sz w:val="22"/>
         </w:rPr>
-        <w:t>전시 상황에서는 평시와 비교하여 교통량이 증가하고 동시에 도로 용량이 감소하는 경향이 있다. 그러나 전시의 v와 C를 개별적으로 예측하는 것은 매우 어렵다. 따라서 본 모델에서는 V/C ratio에 직접 곱하는 무차원 변수 s(전시 혼잡 스케일링 인자)를 도입한다. s=1.0이면 평시 수준, s=2.0이면 V/C ratio가 평시의 2배로 악화된 상황을 의미한다. 이 변수는 혼잡의 악화 정도를 직관적으로 조절할 수 있게 해준다.</w:t>
+        <w:t>최신 구현은 고정 교통량 하나를 모든 링크에 적용하지 않는다. 도로 차량이 링크에 진입할 때마다 해당 진입 시각을 기록하고, `traffic.volume_window_min` 동안의 최근 진입 건수를 시간당 교통량으로 환산한다. 유효 교통량은 `background_volume + 최근 진입 차량 수 × 60 / volume_window_min`으로 계산되며, 각 도로 링크 진입 시점마다 BPR 여행시간이 다시 평가된다. 장애가 `capacity_reduction` 모드로 발생한 링크는 용량에 `capacity_reduction_factor`를 곱한 값을 유효 용량으로 사용한다.</w:t>
       </w:r>
     </w:p>
     <w:p>
@@ -2094,7 +2161,7 @@
           <w:b/>
           <w:sz w:val="24"/>
         </w:rPr>
-        <w:t>5.2 확률적 도로 파손 모델</w:t>
+        <w:t>5.2 확률적 도로 장애 모델</w:t>
       </w:r>
     </w:p>
     <w:p>
@@ -2104,7 +2171,7 @@
           <w:b w:val="0"/>
           <w:sz w:val="22"/>
         </w:rPr>
-        <w:t>각 도로 링크는 독립적인 베르누이 시행에 의해 파손 여부가 결정된다. 링크 e의 파손 여부 X_e는 다음과 같이 모델링된다.</w:t>
+        <w:t>각 도로 링크는 독립적인 베르누이 시행에 의해 장애 여부가 결정된다. 링크 e의 장애 여부 X_e는 다음과 같이 모델링된다.</w:t>
       </w:r>
     </w:p>
     <w:p>
@@ -2127,7 +2194,7 @@
           <w:b w:val="0"/>
           <w:sz w:val="22"/>
         </w:rPr>
-        <w:t>여기서 p_fail,e는 링크별 기본 파손 확률로, 네트워크 설계 시 설정된다(예: 고속도로 0.03~0.05, 일반도로 0.08, 우회도로 0.10). 전시 상황의 파손 심화를 모델링하기 위해 기본 파손 확률에 곱하는 스케일링 인자(p_fail_scale)를 도입한다. 예를 들어 p_fail_scale=3.0이면 모든 링크의 파손 확률이 기본값의 3배로 증가한다.</w:t>
+        <w:t>여기서 p_fail,e는 링크별 기본 장애 확률로, 네트워크 설계 시 설정된다(예: 고속도로 0.03~0.05, 일반도로 0.08, 우회도로 0.10). 실험 그리드의 `failure_rate.levels`는 절대 확률이 아니라 `p_fail_scale` 배율이다. 실제 도로 링크별 표본 확률은 `min(edge_base_p_fail × p_fail_scale, 1.0)`으로 계산된다. 따라서 `p_fail_scale=0.50`은 "파손 확률 50%"가 아니라 각 링크의 기본 확률을 0.5배로 조정한다는 의미이다.</w:t>
       </w:r>
     </w:p>
     <w:p>
@@ -2137,7 +2204,7 @@
           <w:b w:val="0"/>
           <w:sz w:val="22"/>
         </w:rPr>
-        <w:t>파손된 링크는 통행시간이 무한대로 설정되어 해당 경로의 이용이 불가능해진다. 시스템은 파손되지 않은 링크만으로 구성된 대체 경로를 자동 탐색하며, 모든 경로가 단절되면 해당 조건의 수송은 실패로 처리된다. 철도 링크는 도로 파손의 영향을 받지 않는 것으로 가정하여, 복합 수송 시나리오의 구조적 강건성을 반영한다.</w:t>
+        <w:t>장애 상태는 구조화된 객체로 보관되며, `failure.mode`에 따라 두 가지 방식으로 해석된다. `blocked` 모드에서는 해당 도로 링크가 완전 단절되어 경로 탐색에서 제외된다. `capacity_reduction` 모드에서는 링크를 계속 사용할 수 있으나 유효 용량이 `capacity_reduction_factor`만큼 감소하여 BPR 혼잡 효과가 커진다. 철도 링크는 도로 장애 표본에서 제외되어, 복합 수송 시나리오의 구조적 강건성을 반영한다.</w:t>
       </w:r>
     </w:p>
     <w:p>
@@ -2180,7 +2247,7 @@
           <w:b w:val="0"/>
           <w:sz w:val="22"/>
         </w:rPr>
-        <w:t>로그정규 분포를 선택한 이유는 지각의 분포가 우측으로 긴 꼬리(long tail)를 가지기 때문이다. 대다수의 병력은 정시에 가깝게 도착하지만, 소수의 병력은 매우 늦게 도착하는 현상은 군 수송 실무에서 흔히 관찰된다. sigma 매개변수가 클수록 롱테일이 두드러져 극단적 지각자의 비율이 증가한다.</w:t>
+        <w:t>로그정규 분포를 선택한 이유는 지각의 분포가 우측으로 긴 꼬리(long tail)를 가지기 때문이다. 대다수의 병력은 정시에 가깝게 도착하지만, 소수의 병력은 매우 늦게 도착하는 상황을 추상적으로 표현한다. sigma 매개변수가 클수록 롱테일이 두드러져 극단적 지각자의 비율이 증가한다.</w:t>
       </w:r>
     </w:p>
     <w:p>
@@ -2210,7 +2277,7 @@
           <w:b w:val="0"/>
           <w:sz w:val="22"/>
         </w:rPr>
-        <w:t>출발 정책은 수송 의사결정에서 가장 중요한 통제 가능한 변수이다. 본 연구는 두 가지 대조적인 정책을 비교한다.</w:t>
+        <w:t>출발 정책은 수송 의사결정에서 가장 중요한 통제 가능한 변수이다. 최신 구현은 승객을 사전 그룹으로 고정하지 않고, 도착시각순 단일 대기열에서 예정 출발 시각마다 탑승 가능 인원을 판단한다. 본 연구는 두 가지 대조적인 정책을 비교한다.</w:t>
       </w:r>
     </w:p>
     <w:p>
@@ -2228,7 +2295,7 @@
           <w:b w:val="0"/>
           <w:sz w:val="22"/>
         </w:rPr>
-        <w:t>은 예정된 출발 시각에 버스가 즉시 출발하는 방식이다. 정시에 도착한 병력만 탑승하고, 지각생은 후속 수송 차량을 기다려야 한다. 이 정책의 장점은 출발 시각이 예측 가능하여 전체 일정 관리가 용이하다는 점이다. 단점은 지각생이 많을 경우 후속 수송 규모가 커지고, 극단적으로는 모든 병력을 수송하기 위해 필요한 버스 대수가 증가할 수 있다는 점이다.</w:t>
+        <w:t>은 예정된 출발 시각에 버스 또는 셔틀이 즉시 출발하는 방식이다. 그 시점까지 대기열에 도착한 병력만 탑승하고, 미도착자는 대기열에 남아 후속 배차를 기다린다. 이 정책의 장점은 출발 시각이 예측 가능하여 전체 일정 관리가 용이하다는 점이다. 단점은 지각생이 많을 경우 후속 수송 규모가 커지고, 극단적으로는 모든 병력을 수송하기 위해 필요한 배차 수가 증가할 수 있다는 점이다.</w:t>
       </w:r>
     </w:p>
     <w:p>
@@ -2246,7 +2313,7 @@
           <w:b w:val="0"/>
           <w:sz w:val="22"/>
         </w:rPr>
-        <w:t>은 두 가지 조건 중 하나를 충족할 때까지 대기한 후 출발하는 방식이다. 첫째, 최대 대기시간 W(분)에 도달하면 출발한다. 둘째, 기대 인원의 theta(비율) 이상이 도착하면 출발한다. 셋째, 차량이 만원이 되면 출발한다. 이 정책은 지각생을 기다려 줌으로써 한 번에 더 많은 병력을 수송할 수 있지만, 대기 시간만큼 전체 완료시간이 지연될 수 있다.</w:t>
+        <w:t>은 세 가지 조건 중 하나를 충족할 때까지 대기한 후 출발하는 방식이다. 첫째, 최대 대기시간 W(분)에 도달하면 출발한다. 둘째, 해당 배차의 기대 인원 대비 theta(비율) 이상이 도착하면 출발한다. 셋째, 차량 정원에 도달하면 출발한다. 이 정책은 지각생을 기다려 줌으로써 한 번에 더 많은 병력을 수송할 수 있지만, 대기 시간만큼 전체 완료시간이 지연될 수 있다.</w:t>
       </w:r>
     </w:p>
     <w:p>
@@ -2256,7 +2323,7 @@
           <w:b w:val="0"/>
           <w:sz w:val="22"/>
         </w:rPr>
-        <w:t>GRACE 정책의 핵심 trade-off는 "기다림으로써 얻는 탑승 인원 증가"와 "기다림으로 인한 시간 손실" 사이의 균형이다. 대기시간 W가 길수록 더 많은 지각생을 태울 수 있지만, 이미 탑승한 병력의 도착이 그만큼 지연된다. 도착률 임계 theta가 높을수록 더 많은 병력을 한 번에 수송하지만, 극단적 지각자가 나타나면 대기시간 W까지 기다려야 하는 상황이 발생한다.</w:t>
+        <w:t>GRACE 정책의 핵심 trade-off는 "기다림으로써 얻는 탑승 인원 증가"와 "기다림으로 인한 시간 손실" 사이의 균형이다. 대기시간 W가 길수록 더 많은 지각생을 태울 수 있지만, 이미 도착한 병력의 목적지 도착이 그만큼 지연된다. 도착률 임계 theta가 높을수록 더 많은 병력을 한 번에 수송하지만, 극단적 지각자가 나타나면 대기시간 W까지 기다려야 하는 상황이 발생한다.</w:t>
       </w:r>
     </w:p>
     <w:p>
@@ -2266,7 +2333,7 @@
           <w:b w:val="0"/>
           <w:sz w:val="22"/>
         </w:rPr>
-        <w:t>본 실험에서는 W=15, 30, 60분과 theta=0.8, 0.9의 조합을 검토하여 최적의 유예 조건을 탐색한다.</w:t>
+        <w:t>본 실험에서는 W=15, 30, 60분과 theta=0.8, 0.9의 조합을 검토하여 유예 조건 후보 간 trade-off를 비교한다.</w:t>
       </w:r>
     </w:p>
     <w:p>
@@ -2276,7 +2343,7 @@
           <w:b/>
           <w:sz w:val="24"/>
         </w:rPr>
-        <w:t>5.5 성과지표 (KPI) 정의</w:t>
+        <w:t>5.5 차량·철도·환승 운용 모델</w:t>
       </w:r>
     </w:p>
     <w:p>
@@ -2286,7 +2353,47 @@
           <w:b w:val="0"/>
           <w:sz w:val="22"/>
         </w:rPr>
-        <w:t>실험 결과의 객관적 비교를 위해 세 가지 핵심 성과지표(KPI)를 정의한다.</w:t>
+        <w:t>버스 단독 수송의 차량 운용은 `bus.dispatch_interval_min`, `bus.fleet_size`, `bus.turnaround_min`으로 제어된다. 계획된 배차 시각이 도래하더라도 가용 차량이 없으면 실제 출발은 가장 먼저 회차를 마친 차량의 가용 시각으로 밀린다. 이 방식은 모든 운행을 직렬화하지 않고, 보유 대수가 2대 이상일 때 병렬 운행을 허용한다.</w:t>
+      </w:r>
+    </w:p>
+    <w:p>
+      <w:r>
+        <w:rPr>
+          <w:rFonts w:ascii="Malgun Gothic" w:hAnsi="Malgun Gothic" w:eastAsia="Malgun Gothic"/>
+          <w:b w:val="0"/>
+          <w:sz w:val="22"/>
+        </w:rPr>
+        <w:t>복합 수송의 셔틀 운용도 동일한 원리를 따른다. `multimodal.shuttle_dispatch_interval_min`과 `multimodal.shuttle_fleet_size`가 허브 접근 구간의 처리량을 결정하며, 라스트마일은 `multimodal.lastmile_dispatch_interval_min`, `multimodal.lastmile_fleet_size`, `multimodal.lastmile_turnaround_min`, `multimodal.lastmile_vehicle_capacity`로 제어되는 finite fleet 모델을 사용한다. 열차는 S에서 R까지 정해진 headway마다 출발하며, `multimodal.rail_first_departure_min`으로 첫 출발 시각을 고정할 수 있다. 선행 열차가 아직 주행 중이어도 후속 열차의 출발을 막지 않는다.</w:t>
+      </w:r>
+    </w:p>
+    <w:p>
+      <w:r>
+        <w:rPr>
+          <w:rFonts w:ascii="Malgun Gothic" w:hAnsi="Malgun Gothic" w:eastAsia="Malgun Gothic"/>
+          <w:b w:val="0"/>
+          <w:sz w:val="22"/>
+        </w:rPr>
+        <w:t>환승은 복합 수송의 구조적 비용으로 명시된다. 셔틀 도착 배치마다 `transfer_time_min + transfer_per_passenger_min × 탑승인원`의 지연을 적용한 뒤 철도 대기열에 진입한다. 기본 설정은 고정 환승 시간 5분과 인원비례 항 0분이지만, 인원비례 항을 키우면 혼잡한 환승 동선이나 승하차 처리 병목을 실험할 수 있다.</w:t>
+      </w:r>
+    </w:p>
+    <w:p>
+      <w:r>
+        <w:rPr>
+          <w:rFonts w:ascii="Malgun Gothic" w:hAnsi="Malgun Gothic" w:eastAsia="Malgun Gothic"/>
+          <w:b/>
+          <w:sz w:val="24"/>
+        </w:rPr>
+        <w:t>5.6 성과지표 (KPI) 정의</w:t>
+      </w:r>
+    </w:p>
+    <w:p>
+      <w:r>
+        <w:rPr>
+          <w:rFonts w:ascii="Malgun Gothic" w:hAnsi="Malgun Gothic" w:eastAsia="Malgun Gothic"/>
+          <w:b w:val="0"/>
+          <w:sz w:val="22"/>
+        </w:rPr>
+        <w:t>실험 결과의 객관적 비교를 위해 다음 성과지표(KPI)를 정의한다.</w:t>
       </w:r>
     </w:p>
     <w:p>
@@ -2304,7 +2411,7 @@
           <w:b w:val="0"/>
           <w:sz w:val="22"/>
         </w:rPr>
-        <w:t>: 마지막 병력이 목적지 D에 도착하는 시각(분)이다. 수송 임무의 전체 완료 시간을 나타내는 가장 직관적인 지표이다. 값이 작을수록 빠른 완료를 의미한다.</w:t>
+        <w:t>: 관측된 도착자 중 마지막 병력이 목적지 D에 도착하는 시각(분)이다. 수송 임무의 완료 시간을 나타내는 직관적 지표이나, 미도착 인원이 있는 실행에서는 단독으로 해석하지 않는다.</w:t>
       </w:r>
     </w:p>
     <w:p>
@@ -2314,7 +2421,7 @@
           <w:b/>
           <w:sz w:val="22"/>
         </w:rPr>
-        <w:t>성공률(Success Rate)</w:t>
+        <w:t>성공률(Success Rate) / 완료율(Completion Rate)</w:t>
       </w:r>
       <w:r>
         <w:rPr>
@@ -2322,7 +2429,7 @@
           <w:b w:val="0"/>
           <w:sz w:val="22"/>
         </w:rPr>
-        <w:t>: 시뮬레이션 시간 한계(1,440분=24시간) 이내에 목적지 D에 도착한 병력의 비율이다. 도로 파손이나 극단적 혼잡으로 인해 일부 병력이 수송되지 못하는 상황을 포착하는 지표이다. 1.0(100%)은 모든 병력이 성공적으로 수송되었음을 의미한다.</w:t>
+        <w:t>: 시뮬레이션 시간 한계(1,440분=24시간) 이내에 목적지 D에 도착한 병력의 비율이다. 완료율은 `censored_count`를 기준으로 산출되어 미도착 인원을 명시적으로 반영한다. 1.0(100%)은 모든 병력이 시간 한계 내에 수송되었음을 의미한다.</w:t>
       </w:r>
     </w:p>
     <w:p>
@@ -2332,7 +2439,7 @@
           <w:b/>
           <w:sz w:val="22"/>
         </w:rPr>
-        <w:t>자원 효율성(Resource Efficiency)</w:t>
+        <w:t>자원 KPI(Resource KPIs)</w:t>
       </w:r>
       <w:r>
         <w:rPr>
@@ -2340,7 +2447,43 @@
           <w:b w:val="0"/>
           <w:sz w:val="22"/>
         </w:rPr>
-        <w:t>: 성공적으로 수송된 인원을 총 자원 사용시간(버스 운행시간 + 열차 운행시간 + 라스트마일 운행시간)으로 나눈 값이다. 단위 자원당 얼마나 많은 병력을 수송했는지를 나타내며, 값이 클수록 자원 사용이 효율적임을 의미한다.</w:t>
+        <w:t>: 자원 사용량은 단위별로 분리한다. `road_vehicle_service_minutes`는 버스, 셔틀, 라스트마일 도로 차량의 운행분이고, `train_service_minutes`는 열차 운행분이며, `passenger_travel_minutes`는 승객가중 이동시간이다. `passengers_per_vehicle_minute`와 `passengers_per_total_service_minute`는 명시된 분모를 기준으로 계산한다. 기존 `resource_efficiency`는 `passengers_per_total_service_minute`의 legacy alias로 유지한다.</w:t>
+      </w:r>
+    </w:p>
+    <w:p>
+      <w:r>
+        <w:rPr>
+          <w:rFonts w:ascii="Malgun Gothic" w:hAnsi="Malgun Gothic" w:eastAsia="Malgun Gothic"/>
+          <w:b/>
+          <w:sz w:val="22"/>
+        </w:rPr>
+        <w:t>검열 인원(Censored Count)</w:t>
+      </w:r>
+      <w:r>
+        <w:rPr>
+          <w:rFonts w:ascii="Malgun Gothic" w:hAnsi="Malgun Gothic" w:eastAsia="Malgun Gothic"/>
+          <w:b w:val="0"/>
+          <w:sz w:val="22"/>
+        </w:rPr>
+        <w:t>: 24시간 시간 한계 내에 목적지 D에 도착하지 못한 병력 수이다. 도로 단절, 차량 부족, 과도한 지각, 배차 지연 등 어떤 이유로든 한계 내 도착하지 못한 인원을 포함한다.</w:t>
+      </w:r>
+    </w:p>
+    <w:p>
+      <w:r>
+        <w:rPr>
+          <w:rFonts w:ascii="Malgun Gothic" w:hAnsi="Malgun Gothic" w:eastAsia="Malgun Gothic"/>
+          <w:b/>
+          <w:sz w:val="22"/>
+        </w:rPr>
+        <w:t>페널티 적용 Make-span(Penalized Makespan)</w:t>
+      </w:r>
+      <w:r>
+        <w:rPr>
+          <w:rFonts w:ascii="Malgun Gothic" w:hAnsi="Malgun Gothic" w:eastAsia="Malgun Gothic"/>
+          <w:b w:val="0"/>
+          <w:sz w:val="22"/>
+        </w:rPr>
+        <w:t>: 미도착 인원이 있는 경우 기존 Make-span을 최소한 시간 한계로 끌어올리고, 검열 인원 1명당 `metrics.late_penalty_min`을 더한 지표이다. 이는 일부 병력만 빠르게 도착한 실행이 낮은 Make-span으로 과대평가되는 문제를 방지한다.</w:t>
       </w:r>
     </w:p>
     <w:p>
@@ -2354,7 +2497,7 @@
           <w:color w:val="CCCCCC"/>
           <w:sz w:val="16"/>
         </w:rPr>
-        <w:t>────────────────────────────────────────────────────────────</w:t>
+        <w:t>------------------------------------------------------------</w:t>
       </w:r>
     </w:p>
     <w:p>
@@ -2384,7 +2527,7 @@
           <w:b w:val="0"/>
           <w:sz w:val="22"/>
         </w:rPr>
-        <w:t>실험은 목적이 서로 다른 2단계로 구성된다. 1단계는 혼잡과 도로 파손이라는 환경적 불확실성 요인이 수송 방식 선택에 미치는 영향을 탐색하고, 2단계는 지각과 출발 정책이라는 의사결정 요인이 수송 성과에 미치는 영향을 분석한다. 두 단계를 분리함으로써 각 요인 그룹의 효과를 명확히 식별할 수 있다.</w:t>
+        <w:t>실험은 목적이 서로 다른 2단계로 구성된다. 1단계는 혼잡과 도로 장애라는 환경적 불확실성 요인이 수송 방식 선택에 미치는 영향을 탐색하고, 2단계는 지각과 출발 정책이라는 의사결정 요인이 수송 성과에 미치는 영향을 분석한다. 두 단계를 분리함으로써 각 요인 그룹의 효과를 명확히 식별할 수 있다.</w:t>
       </w:r>
     </w:p>
     <w:p>
@@ -2394,7 +2537,7 @@
           <w:b/>
           <w:sz w:val="24"/>
         </w:rPr>
-        <w:t>6.2 1단계: 혼잡 x 파손 Break-even 탐색</w:t>
+        <w:t>6.2 1단계: 혼잡 x 장애 Break-even 탐색</w:t>
       </w:r>
     </w:p>
     <w:p>
@@ -2404,7 +2547,7 @@
           <w:b w:val="0"/>
           <w:sz w:val="22"/>
         </w:rPr>
-        <w:t>1단계의 목표는 "도로 파손율이 어느 수준 이상일 때 복합 수송이 버스 단독보다 유리해지는가"를 답하는 것이다. 이를 위해 두 개의 요인을 체계적으로 변화시키는 완전요인실험(full factorial design)을 실시한다.</w:t>
+        <w:t>1단계의 목표는 "도로 장애 강도가 어느 수준 이상일 때 복합 수송이 버스 단독보다 유리해지는가"를 답하는 것이다. 이를 위해 두 개의 요인을 체계적으로 변화시키는 완전요인실험(full factorial design)을 실시한다.</w:t>
       </w:r>
     </w:p>
     <w:p>
@@ -2438,7 +2581,7 @@
           <w:b/>
           <w:sz w:val="22"/>
         </w:rPr>
-        <w:t>파손율 스케일링(p_fail_scale)</w:t>
+        <w:t>장애 확률 배율(p_fail_scale)</w:t>
       </w:r>
       <w:r>
         <w:rPr>
@@ -2446,7 +2589,49 @@
           <w:b w:val="0"/>
           <w:sz w:val="22"/>
         </w:rPr>
-        <w:t>: 0.0, 0.02, 0.05, 0.10, 0.15 (5수준)</w:t>
+        <w:t>: 0.0, 0.25, 0.50, 1.0, 1.5, 2.0, 3.0 (7수준)</w:t>
+      </w:r>
+    </w:p>
+    <w:p>
+      <w:pPr>
+        <w:pStyle w:val="ListBullet"/>
+      </w:pPr>
+      <w:r>
+        <w:rPr>
+          <w:rFonts w:ascii="Malgun Gothic" w:hAnsi="Malgun Gothic" w:eastAsia="Malgun Gothic"/>
+          <w:b/>
+          <w:sz w:val="22"/>
+        </w:rPr>
+        <w:t>장애 모드와 용량 저하율</w:t>
+      </w:r>
+      <w:r>
+        <w:rPr>
+          <w:rFonts w:ascii="Malgun Gothic" w:hAnsi="Malgun Gothic" w:eastAsia="Malgun Gothic"/>
+          <w:b w:val="0"/>
+          <w:sz w:val="22"/>
+        </w:rPr>
+        <w:t>: `blocked` 1종과 `capacity_reduction_factor` 0.25, 0.50, 0.75를 적용한 `capacity_reduction` 3종</w:t>
+      </w:r>
+    </w:p>
+    <w:p>
+      <w:pPr>
+        <w:pStyle w:val="ListBullet"/>
+      </w:pPr>
+      <w:r>
+        <w:rPr>
+          <w:rFonts w:ascii="Malgun Gothic" w:hAnsi="Malgun Gothic" w:eastAsia="Malgun Gothic"/>
+          <w:b/>
+          <w:sz w:val="22"/>
+        </w:rPr>
+        <w:t>네트워크 variant</w:t>
+      </w:r>
+      <w:r>
+        <w:rPr>
+          <w:rFonts w:ascii="Malgun Gothic" w:hAnsi="Malgun Gothic" w:eastAsia="Malgun Gothic"/>
+          <w:b w:val="0"/>
+          <w:sz w:val="22"/>
+        </w:rPr>
+        <w:t>: Phase 1 기본 sweep은 `baseline`과 `matched_redundancy` 2종을 포함한다.</w:t>
       </w:r>
     </w:p>
     <w:p>
@@ -2456,7 +2641,7 @@
           <w:b w:val="0"/>
           <w:sz w:val="22"/>
         </w:rPr>
-        <w:t>총 25개의 요인 조합에 대해 각각 30회 반복 실험을 수행하여, 750 페어(Scenario 1 + Scenario 2 동시 비교)의 결과를 얻는다. 각 반복에서 동일한 난수 시드로 두 시나리오를 연속 실행하는 CRN 페어 방식을 적용한다.</w:t>
+        <w:t>최신 Phase 1 설계는 5 × 7 × 4 × 2 = 280개 요인 조합에 대해 각각 30회 반복 실험을 수행하여 8,400 페어(Scenario 1 + Scenario 2 동시 비교)의 결과를 얻는다. 각 반복에서는 동일한 난수 시드로 두 시나리오를 연속 실행하는 CRN 페어 방식을 유지한다.</w:t>
       </w:r>
     </w:p>
     <w:p>
@@ -2466,7 +2651,7 @@
           <w:b w:val="0"/>
           <w:sz w:val="22"/>
         </w:rPr>
-        <w:t>실험 결과는 delta = E[Make-span_bus] - E[Make-span_multi]로 정의되는 "복합 수송의 시간 이점"을 각 (s, p_fail) 조합별로 추정한다. delta &gt; 0이면 복합 수송이 더 빠르고, delta &lt; 0이면 버스 단독이 더 빠르다. delta = 0이 되는 파손율(p_fail*)을 break-even point로 정의하고, 이를 통해 "파손율이 p* 이상이면 복합 수송이 유리하다"는 실무적 지침을 도출하는 것이 1단계의 최종 산출물이다.</w:t>
+        <w:t>실험 결과는 delta = E[Make-span_bus] - E[Make-span_multi]로 정의되는 "복합 수송의 시간 이점"을 각 (s, p_fail_scale) 조합별로 추정한다. delta &gt; 0이면 복합 수송이 더 빠르고, delta &lt; 0이면 버스 단독이 더 빠르다. delta = 0이 되는 장애 배율(p_fail_scale*)을 break-even point로 정의하고, 이를 통해 현재 추상 모델 안에서 수송 방식의 상대 우위가 바뀌는 민감도 기준점을 찾는 것이 1단계의 최종 산출물이다.</w:t>
       </w:r>
     </w:p>
     <w:p>
@@ -2486,7 +2671,7 @@
           <w:b w:val="0"/>
           <w:sz w:val="22"/>
         </w:rPr>
-        <w:t>2단계의 목표는 지각의 심각성과 출발 정책의 조합이 수송 성과에 미치는 영향을 분석하는 것이다. 1단계에서 도출된 대표적인 혼잡·파손 조건(s=1.2, p_fail=0.05)을 기준 환경으로 고정하고, 지각과 정책 요인만 변화시킨다.</w:t>
+        <w:t>2단계의 목표는 지각의 심각성과 출발 정책의 조합이 수송 성과에 미치는 영향을 분석하는 것이다. 1단계에서 도출된 대표적인 혼잡·장애 조건을 기준 환경으로 고정하고, 지각과 정책 요인만 변화시킨다. 현재 구현에서는 `failure_rate.levels`의 중앙값을 사용하므로 기준 장애 배율은 `p_fail_scale=1.0`이며, 기본 context는 `baseline` 네트워크와 `blocked` 장애 모드이다.</w:t>
       </w:r>
     </w:p>
     <w:p>
@@ -2538,7 +2723,7 @@
           <w:b w:val="0"/>
           <w:sz w:val="22"/>
         </w:rPr>
-        <w:t>총 28개 조합에 대해 30회 반복하여 결과를 분석한다. 분석 결과는 "총 소요시간 vs 미수송 인원"의 파레토 곡선으로 시각화되며, 각 정책이 이 trade-off 공간에서 어디에 위치하는지를 비교한다.</w:t>
+        <w:t>총 28개 조합에 대해 30회 반복하여 결과를 분석한다. 분석 결과는 "총 소요시간 또는 페널티 적용 Make-span vs 검열 인원/완료율"의 파레토 곡선으로 시각화되며, 각 정책이 이 trade-off 공간에서 어디에 위치하는지를 비교한다.</w:t>
       </w:r>
     </w:p>
     <w:p>
@@ -2558,7 +2743,7 @@
           <w:b w:val="0"/>
           <w:sz w:val="22"/>
         </w:rPr>
-        <w:t>본 실험의 통계적 유효성을 확보하기 위해 공통난수(Common Random Numbers, CRN) 기법을 적용한다. 각 실험 조건에서 동일한 난수 시드로 버스 단독 시나리오와 복합 수송 시나리오를 연속 실행한다. 두 시나리오가 동일한 지각 샘플과 동일한 파손 샘플을 공유함으로써, 관측된 성능 차이가 수송 방식의 구조적 차이에서 기인한 것이지 확률적 변동에서 기인한 것이 아님을 보장할 수 있다.</w:t>
+        <w:t>본 실험의 통계적 유효성을 확보하기 위해 공통난수(Common Random Numbers, CRN) 기법을 적용한다. 각 실험 조건에서 동일한 난수 시드로 버스 단독 시나리오와 복합 수송 시나리오를 연속 실행한다. 두 시나리오가 동일한 지각 샘플과 동일한 장애 샘플을 공유함으로써, 관측된 성능 차이가 수송 방식의 구조적 차이에서 기인한 것이지 확률적 변동에서 기인한 것이 아님을 보장할 수 있다.</w:t>
       </w:r>
     </w:p>
     <w:p>
@@ -2731,7 +2916,7 @@
                 <w:b w:val="0"/>
                 <w:sz w:val="20"/>
               </w:rPr>
-              <w:t>s x p_fail</w:t>
+              <w:t>s x p_fail_scale x 장애 context x network variant</w:t>
             </w:r>
           </w:p>
         </w:tc>
@@ -2747,7 +2932,7 @@
                 <w:b w:val="0"/>
                 <w:sz w:val="20"/>
               </w:rPr>
-              <w:t>5 x 5 = 25</w:t>
+              <w:t>5 x 7 x 4 x 2 = 280</w:t>
             </w:r>
           </w:p>
         </w:tc>
@@ -2779,7 +2964,7 @@
                 <w:b w:val="0"/>
                 <w:sz w:val="20"/>
               </w:rPr>
-              <w:t>750 페어</w:t>
+              <w:t>8,400 페어</w:t>
             </w:r>
           </w:p>
         </w:tc>
@@ -2940,7 +3125,7 @@
                 <w:b w:val="0"/>
                 <w:sz w:val="20"/>
               </w:rPr>
-              <w:t>**1,590 페어**</w:t>
+              <w:t>**9,240 페어**</w:t>
             </w:r>
           </w:p>
         </w:tc>
@@ -2954,7 +3139,37 @@
           <w:b w:val="0"/>
           <w:sz w:val="22"/>
         </w:rPr>
-        <w:t>각 페어는 버스 단독 1회 + 복합 수송 1회의 실행을 포함하므로, 총 시뮬레이션 실행 횟수는 3,180회이다. 모든 실험은 Python 기반으로 자동화된 배치 실행으로 처리된다.</w:t>
+        <w:t>각 페어는 버스 단독 1회 + 복합 수송 1회의 실행을 포함하므로, 현재 기준 총 시뮬레이션 실행 횟수는 18,480회이다. 모든 실험은 Python 기반으로 자동화된 배치 실행으로 처리된다.</w:t>
+      </w:r>
+    </w:p>
+    <w:p>
+      <w:r>
+        <w:rPr>
+          <w:rFonts w:ascii="Malgun Gothic" w:hAnsi="Malgun Gothic" w:eastAsia="Malgun Gothic"/>
+          <w:b/>
+          <w:sz w:val="24"/>
+        </w:rPr>
+        <w:t>6.6 Windows 실행 절차</w:t>
+      </w:r>
+    </w:p>
+    <w:p>
+      <w:r>
+        <w:rPr>
+          <w:rFonts w:ascii="Malgun Gothic" w:hAnsi="Malgun Gothic" w:eastAsia="Malgun Gothic"/>
+          <w:b w:val="0"/>
+          <w:sz w:val="22"/>
+        </w:rPr>
+        <w:t>실험 재현은 Windows PowerShell에서 다음 순서로 수행한다. 먼저 `py -3.11 -m venv .venv`로 가상환경을 만들고, `.\.venv\Scripts\python -m pip install -r requirements.txt`로 의존성을 설치한다. 코드 변경 후에는 `.\.venv\Scripts\python -m compileall main.py src tests generate_report.py`, `Get-ChildItem tests\test_*.py | ForEach-Object { .\.venv\Scripts\python $_.FullName }`, `.\.venv\Scripts\python main.py --test`, `.\.venv\Scripts\python main.py --quick` 순서로 검증한다.</w:t>
+      </w:r>
+    </w:p>
+    <w:p>
+      <w:r>
+        <w:rPr>
+          <w:rFonts w:ascii="Malgun Gothic" w:hAnsi="Malgun Gothic" w:eastAsia="Malgun Gothic"/>
+          <w:b w:val="0"/>
+          <w:sz w:val="22"/>
+        </w:rPr>
+        <w:t>검증이 통과한 뒤 공식 결과를 만들려면 `.\.venv\Scripts\python main.py --phase 1`, `.\.venv\Scripts\python main.py --phase 2` 또는 `.\.venv\Scripts\python main.py`를 실행해야 한다. 결과 CSV와 PNG는 `results/`에 생성되며, 그 결과를 `report_draft.md`에 반영한 뒤 `.\.venv\Scripts\python generate_report.py`로 `report.docx`를 재생성한다. 모델 의미가 바뀌었는데 Phase 1/2를 다시 실행하지 않았다면 결과 결론은 보류로 표기한다.</w:t>
       </w:r>
     </w:p>
     <w:p>
@@ -2968,7 +3183,7 @@
           <w:color w:val="CCCCCC"/>
           <w:sz w:val="16"/>
         </w:rPr>
-        <w:t>────────────────────────────────────────────────────────────</w:t>
+        <w:t>------------------------------------------------------------</w:t>
       </w:r>
     </w:p>
     <w:p>
@@ -2978,7 +3193,7 @@
           <w:b/>
           <w:sz w:val="28"/>
         </w:rPr>
-        <w:t>7. 초기 실험 결과</w:t>
+        <w:t>7. 재실험 결과</w:t>
       </w:r>
     </w:p>
     <w:p>
@@ -2988,7 +3203,7 @@
           <w:b/>
           <w:sz w:val="24"/>
         </w:rPr>
-        <w:t>7.1 1단계 결과</w:t>
+        <w:t>7.1 기존 결과의 처리</w:t>
       </w:r>
     </w:p>
     <w:p>
@@ -2998,7 +3213,37 @@
           <w:b w:val="0"/>
           <w:sz w:val="22"/>
         </w:rPr>
-        <w:t>1단계 실험의 대표적 결과를 다음 표에 정리하였다. 각 조합은 30회 반복의 평균치이며, STRICT 정책과 sigma=0.5(1단계 기본값) 조건에서 수행되었다.</w:t>
+        <w:t>이전 보고서에는 초기 수치 결과가 포함되어 있었다. 그러나 해당 수치는 과거 모델의 산출물이므로 현재 결론으로 재사용하지 않는다.</w:t>
+      </w:r>
+    </w:p>
+    <w:p>
+      <w:r>
+        <w:rPr>
+          <w:rFonts w:ascii="Malgun Gothic" w:hAnsi="Malgun Gothic" w:eastAsia="Malgun Gothic"/>
+          <w:b w:val="0"/>
+          <w:sz w:val="22"/>
+        </w:rPr>
+        <w:t>최신 구현은 라스트마일 finite fleet, 명시적 schedule semantics, 단위 일관 자원 KPI, named network variant, 확장된 failure sensitivity를 포함한다. 이 변경들은 Phase 1/2의 의미와 결과 행 구조를 바꾸므로, 기존 결과 해석은 폐기하고 2026년 5월 1일에 재생성한 `results/` CSV·PNG를 기준으로 결론을 갱신한다.</w:t>
+      </w:r>
+    </w:p>
+    <w:p>
+      <w:r>
+        <w:rPr>
+          <w:rFonts w:ascii="Malgun Gothic" w:hAnsi="Malgun Gothic" w:eastAsia="Malgun Gothic"/>
+          <w:b/>
+          <w:sz w:val="24"/>
+        </w:rPr>
+        <w:t>7.2 Phase 1 결과</w:t>
+      </w:r>
+    </w:p>
+    <w:p>
+      <w:r>
+        <w:rPr>
+          <w:rFonts w:ascii="Malgun Gothic" w:hAnsi="Malgun Gothic" w:eastAsia="Malgun Gothic"/>
+          <w:b w:val="0"/>
+          <w:sz w:val="22"/>
+        </w:rPr>
+        <w:t>Phase 1은 `main.py --phase 1`로 8,400개 paired CRN 실행을 재생성하였다. 현재 기본 sweep은 `baseline`과 `matched_redundancy` 두 network variant를 포함한다. `multimodal_redundant_lastmile`과 `bus_single_corridor`는 config에 선언된 선택 가능한 추가 민감도 variant이지만, 이번 기본 full 결과 행에는 포함되지 않는다. 결과 행에는 `network_variant`, `failure_mode`, `capacity_reduction_factor`, `p_fail_scale`, completion/censoring KPI, unit-consistent resource KPI가 포함된다. Break-even 분석은 검열 가능성이 있는 조건을 고려하여 `delta_penalized_makespan`을 우선 사용하였다.</w:t>
       </w:r>
     </w:p>
     <w:tbl>
@@ -3009,20 +3254,14 @@
         <w:tblLook w:firstColumn="1" w:firstRow="1" w:lastColumn="0" w:lastRow="0" w:noHBand="0" w:noVBand="1" w:val="04A0"/>
       </w:tblPr>
       <w:tblGrid>
-        <w:gridCol w:w="1003"/>
-        <w:gridCol w:w="1003"/>
-        <w:gridCol w:w="1003"/>
-        <w:gridCol w:w="1003"/>
-        <w:gridCol w:w="1003"/>
-        <w:gridCol w:w="1003"/>
-        <w:gridCol w:w="1003"/>
-        <w:gridCol w:w="1003"/>
-        <w:gridCol w:w="1003"/>
+        <w:gridCol w:w="3009"/>
+        <w:gridCol w:w="3009"/>
+        <w:gridCol w:w="3009"/>
       </w:tblGrid>
       <w:tr>
         <w:tc>
           <w:tcPr>
-            <w:tcW w:type="dxa" w:w="1003"/>
+            <w:tcW w:type="dxa" w:w="3009"/>
             <w:shd w:val="clear" w:color="auto" w:fill="1F3864"/>
           </w:tcPr>
           <w:p>
@@ -3037,13 +3276,13 @@
                 <w:color w:val="FFFFFF"/>
                 <w:sz w:val="20"/>
               </w:rPr>
-              <w:t>혼잡(s)</w:t>
+              <w:t>context</w:t>
             </w:r>
           </w:p>
         </w:tc>
         <w:tc>
           <w:tcPr>
-            <w:tcW w:type="dxa" w:w="1003"/>
+            <w:tcW w:type="dxa" w:w="3009"/>
             <w:shd w:val="clear" w:color="auto" w:fill="1F3864"/>
           </w:tcPr>
           <w:p>
@@ -3058,13 +3297,13 @@
                 <w:color w:val="FFFFFF"/>
                 <w:sz w:val="20"/>
               </w:rPr>
-              <w:t>파손율(p_fail)</w:t>
+              <w:t>핵심 결과</w:t>
             </w:r>
           </w:p>
         </w:tc>
         <w:tc>
           <w:tcPr>
-            <w:tcW w:type="dxa" w:w="1003"/>
+            <w:tcW w:type="dxa" w:w="3009"/>
             <w:shd w:val="clear" w:color="auto" w:fill="1F3864"/>
           </w:tcPr>
           <w:p>
@@ -3079,13 +3318,259 @@
                 <w:color w:val="FFFFFF"/>
                 <w:sz w:val="20"/>
               </w:rPr>
-              <w:t>버스 Make-span(분)</w:t>
+              <w:t>해석</w:t>
+            </w:r>
+          </w:p>
+        </w:tc>
+      </w:tr>
+      <w:tr>
+        <w:tc>
+          <w:tcPr>
+            <w:tcW w:type="dxa" w:w="3009"/>
+          </w:tcPr>
+          <w:p>
+            <w:r/>
+            <w:r>
+              <w:rPr>
+                <w:rFonts w:ascii="Malgun Gothic" w:hAnsi="Malgun Gothic" w:eastAsia="Malgun Gothic"/>
+                <w:b w:val="0"/>
+                <w:sz w:val="20"/>
+              </w:rPr>
+              <w:t>baseline + blocked</w:t>
             </w:r>
           </w:p>
         </w:tc>
         <w:tc>
           <w:tcPr>
-            <w:tcW w:type="dxa" w:w="1003"/>
+            <w:tcW w:type="dxa" w:w="3009"/>
+          </w:tcPr>
+          <w:p>
+            <w:r/>
+            <w:r>
+              <w:rPr>
+                <w:rFonts w:ascii="Malgun Gothic" w:hAnsi="Malgun Gothic" w:eastAsia="Malgun Gothic"/>
+                <w:b w:val="0"/>
+                <w:sz w:val="20"/>
+              </w:rPr>
+              <w:t>평균 `delta_penalized_makespan` 약 -61,776분, 버스 완료율 99.0%, 복합 완료율 94.8%</w:t>
+            </w:r>
+          </w:p>
+        </w:tc>
+        <w:tc>
+          <w:tcPr>
+            <w:tcW w:type="dxa" w:w="3009"/>
+          </w:tcPr>
+          <w:p>
+            <w:r/>
+            <w:r>
+              <w:rPr>
+                <w:rFonts w:ascii="Malgun Gothic" w:hAnsi="Malgun Gothic" w:eastAsia="Malgun Gothic"/>
+                <w:b w:val="0"/>
+                <w:sz w:val="20"/>
+              </w:rPr>
+              <w:t>baseline에서는 복합 수송의 단일 접근/라스트마일 도로가 막히면 검열 페널티가 크게 발생한다.</w:t>
+            </w:r>
+          </w:p>
+        </w:tc>
+      </w:tr>
+      <w:tr>
+        <w:tc>
+          <w:tcPr>
+            <w:tcW w:type="dxa" w:w="3009"/>
+          </w:tcPr>
+          <w:p>
+            <w:r/>
+            <w:r>
+              <w:rPr>
+                <w:rFonts w:ascii="Malgun Gothic" w:hAnsi="Malgun Gothic" w:eastAsia="Malgun Gothic"/>
+                <w:b w:val="0"/>
+                <w:sz w:val="20"/>
+              </w:rPr>
+              <w:t>baseline + capacity_reduction 0.25</w:t>
+            </w:r>
+          </w:p>
+        </w:tc>
+        <w:tc>
+          <w:tcPr>
+            <w:tcW w:type="dxa" w:w="3009"/>
+          </w:tcPr>
+          <w:p>
+            <w:r/>
+            <w:r>
+              <w:rPr>
+                <w:rFonts w:ascii="Malgun Gothic" w:hAnsi="Malgun Gothic" w:eastAsia="Malgun Gothic"/>
+                <w:b w:val="0"/>
+                <w:sz w:val="20"/>
+              </w:rPr>
+              <w:t>평균 `delta_penalized_makespan` 약 -4,240분, 복합 완료율 99.7%</w:t>
+            </w:r>
+          </w:p>
+        </w:tc>
+        <w:tc>
+          <w:tcPr>
+            <w:tcW w:type="dxa" w:w="3009"/>
+          </w:tcPr>
+          <w:p>
+            <w:r/>
+            <w:r>
+              <w:rPr>
+                <w:rFonts w:ascii="Malgun Gothic" w:hAnsi="Malgun Gothic" w:eastAsia="Malgun Gothic"/>
+                <w:b w:val="0"/>
+                <w:sz w:val="20"/>
+              </w:rPr>
+              <w:t>심한 용량 저하에서는 복합 수송 검열이 일부 발생한다.</w:t>
+            </w:r>
+          </w:p>
+        </w:tc>
+      </w:tr>
+      <w:tr>
+        <w:tc>
+          <w:tcPr>
+            <w:tcW w:type="dxa" w:w="3009"/>
+          </w:tcPr>
+          <w:p>
+            <w:r/>
+            <w:r>
+              <w:rPr>
+                <w:rFonts w:ascii="Malgun Gothic" w:hAnsi="Malgun Gothic" w:eastAsia="Malgun Gothic"/>
+                <w:b w:val="0"/>
+                <w:sz w:val="20"/>
+              </w:rPr>
+              <w:t>baseline + capacity_reduction 0.50/0.75</w:t>
+            </w:r>
+          </w:p>
+        </w:tc>
+        <w:tc>
+          <w:tcPr>
+            <w:tcW w:type="dxa" w:w="3009"/>
+          </w:tcPr>
+          <w:p>
+            <w:r/>
+            <w:r>
+              <w:rPr>
+                <w:rFonts w:ascii="Malgun Gothic" w:hAnsi="Malgun Gothic" w:eastAsia="Malgun Gothic"/>
+                <w:b w:val="0"/>
+                <w:sz w:val="20"/>
+              </w:rPr>
+              <w:t>평균 격차 약 -30분, 두 방식 완료율 100%</w:t>
+            </w:r>
+          </w:p>
+        </w:tc>
+        <w:tc>
+          <w:tcPr>
+            <w:tcW w:type="dxa" w:w="3009"/>
+          </w:tcPr>
+          <w:p>
+            <w:r/>
+            <w:r>
+              <w:rPr>
+                <w:rFonts w:ascii="Malgun Gothic" w:hAnsi="Malgun Gothic" w:eastAsia="Malgun Gothic"/>
+                <w:b w:val="0"/>
+                <w:sz w:val="20"/>
+              </w:rPr>
+              <w:t>검열이 없을 때 현재 기본 fleet와 환승 조건에서는 버스 단독이 약 30분 빠르다.</w:t>
+            </w:r>
+          </w:p>
+        </w:tc>
+      </w:tr>
+      <w:tr>
+        <w:tc>
+          <w:tcPr>
+            <w:tcW w:type="dxa" w:w="3009"/>
+          </w:tcPr>
+          <w:p>
+            <w:r/>
+            <w:r>
+              <w:rPr>
+                <w:rFonts w:ascii="Malgun Gothic" w:hAnsi="Malgun Gothic" w:eastAsia="Malgun Gothic"/>
+                <w:b w:val="0"/>
+                <w:sz w:val="20"/>
+              </w:rPr>
+              <w:t>matched_redundancy 전체</w:t>
+            </w:r>
+          </w:p>
+        </w:tc>
+        <w:tc>
+          <w:tcPr>
+            <w:tcW w:type="dxa" w:w="3009"/>
+          </w:tcPr>
+          <w:p>
+            <w:r/>
+            <w:r>
+              <w:rPr>
+                <w:rFonts w:ascii="Malgun Gothic" w:hAnsi="Malgun Gothic" w:eastAsia="Malgun Gothic"/>
+                <w:b w:val="0"/>
+                <w:sz w:val="20"/>
+              </w:rPr>
+              <w:t>평균 격차 약 -29.5~-30.1분, 두 방식 완료율 100%</w:t>
+            </w:r>
+          </w:p>
+        </w:tc>
+        <w:tc>
+          <w:tcPr>
+            <w:tcW w:type="dxa" w:w="3009"/>
+          </w:tcPr>
+          <w:p>
+            <w:r/>
+            <w:r>
+              <w:rPr>
+                <w:rFonts w:ascii="Malgun Gothic" w:hAnsi="Malgun Gothic" w:eastAsia="Malgun Gothic"/>
+                <w:b w:val="0"/>
+                <w:sz w:val="20"/>
+              </w:rPr>
+              <w:t>경로 중복성을 맞추면 극단적 검열은 사라지지만, 기본 시간 KPI에서는 여전히 버스 단독이 빠르다.</w:t>
+            </w:r>
+          </w:p>
+        </w:tc>
+      </w:tr>
+    </w:tbl>
+    <w:p/>
+    <w:p>
+      <w:r>
+        <w:rPr>
+          <w:rFonts w:ascii="Malgun Gothic" w:hAnsi="Malgun Gothic" w:eastAsia="Malgun Gothic"/>
+          <w:b w:val="0"/>
+          <w:sz w:val="22"/>
+        </w:rPr>
+        <w:t>기본 plot/break-even context인 `baseline + blocked`에서는 관측 범위의 모든 혼잡 스케일에서 명확한 break-even crossing이 발견되지 않았다. 다만 복합 수송은 `passengers_per_total_service_minute` 기준으로 baseline context 대부분에서 버스 단독보다 높은 값을 보였다. 따라서 최신 결과는 "시간 완료성은 버스 단독이 유리하지만, 단위 서비스분당 수송 효율은 복합 수송이 더 높을 수 있다"는 trade-off로 해석해야 한다.</w:t>
+      </w:r>
+    </w:p>
+    <w:p>
+      <w:r>
+        <w:rPr>
+          <w:rFonts w:ascii="Malgun Gothic" w:hAnsi="Malgun Gothic" w:eastAsia="Malgun Gothic"/>
+          <w:b/>
+          <w:sz w:val="24"/>
+        </w:rPr>
+        <w:t>7.3 Phase 2 결과</w:t>
+      </w:r>
+    </w:p>
+    <w:p>
+      <w:r>
+        <w:rPr>
+          <w:rFonts w:ascii="Malgun Gothic" w:hAnsi="Malgun Gothic" w:eastAsia="Malgun Gothic"/>
+          <w:b w:val="0"/>
+          <w:sz w:val="22"/>
+        </w:rPr>
+        <w:t>Phase 2는 `main.py --phase 2`로 840개 paired CRN 실행을 재생성하였다. 기준 context는 `baseline + blocked`, 기준 장애 배율은 `p_fail_scale=1.0`이다. 모든 정책에서 버스 단독 완료율은 100%, 복합 수송 완료율은 평균 93.3%로 나타났으며, 복합 수송의 검열 페널티 때문에 `delta_penalized_makespan`은 약 -96,077분 수준으로 크게 음수였다.</w:t>
+      </w:r>
+    </w:p>
+    <w:tbl>
+      <w:tblPr>
+        <w:tblStyle w:val="TableGrid"/>
+        <w:tblW w:type="auto" w:w="0"/>
+        <w:jc w:val="center"/>
+        <w:tblLook w:firstColumn="1" w:firstRow="1" w:lastColumn="0" w:lastRow="0" w:noHBand="0" w:noVBand="1" w:val="04A0"/>
+      </w:tblPr>
+      <w:tblGrid>
+        <w:gridCol w:w="3009"/>
+        <w:gridCol w:w="3009"/>
+        <w:gridCol w:w="3009"/>
+      </w:tblGrid>
+      <w:tr>
+        <w:tc>
+          <w:tcPr>
+            <w:tcW w:type="dxa" w:w="3009"/>
             <w:shd w:val="clear" w:color="auto" w:fill="1F3864"/>
           </w:tcPr>
           <w:p>
@@ -3100,13 +3585,13 @@
                 <w:color w:val="FFFFFF"/>
                 <w:sz w:val="20"/>
               </w:rPr>
-              <w:t>복합 Make-span(분)</w:t>
+              <w:t>정책군</w:t>
             </w:r>
           </w:p>
         </w:tc>
         <w:tc>
           <w:tcPr>
-            <w:tcW w:type="dxa" w:w="1003"/>
+            <w:tcW w:type="dxa" w:w="3009"/>
             <w:shd w:val="clear" w:color="auto" w:fill="1F3864"/>
           </w:tcPr>
           <w:p>
@@ -3121,13 +3606,13 @@
                 <w:color w:val="FFFFFF"/>
                 <w:sz w:val="20"/>
               </w:rPr>
-              <w:t>delta(분)</w:t>
+              <w:t>최신 결과</w:t>
             </w:r>
           </w:p>
         </w:tc>
         <w:tc>
           <w:tcPr>
-            <w:tcW w:type="dxa" w:w="1003"/>
+            <w:tcW w:type="dxa" w:w="3009"/>
             <w:shd w:val="clear" w:color="auto" w:fill="1F3864"/>
           </w:tcPr>
           <w:p>
@@ -3142,70 +3627,7 @@
                 <w:color w:val="FFFFFF"/>
                 <w:sz w:val="20"/>
               </w:rPr>
-              <w:t>버스 성공률</w:t>
-            </w:r>
-          </w:p>
-        </w:tc>
-        <w:tc>
-          <w:tcPr>
-            <w:tcW w:type="dxa" w:w="1003"/>
-            <w:shd w:val="clear" w:color="auto" w:fill="1F3864"/>
-          </w:tcPr>
-          <w:p>
-            <w:pPr>
-              <w:jc w:val="center"/>
-            </w:pPr>
-            <w:r/>
-            <w:r>
-              <w:rPr>
-                <w:rFonts w:ascii="Malgun Gothic" w:hAnsi="Malgun Gothic" w:eastAsia="Malgun Gothic"/>
-                <w:b/>
-                <w:color w:val="FFFFFF"/>
-                <w:sz w:val="20"/>
-              </w:rPr>
-              <w:t>복합 성공률</w:t>
-            </w:r>
-          </w:p>
-        </w:tc>
-        <w:tc>
-          <w:tcPr>
-            <w:tcW w:type="dxa" w:w="1003"/>
-            <w:shd w:val="clear" w:color="auto" w:fill="1F3864"/>
-          </w:tcPr>
-          <w:p>
-            <w:pPr>
-              <w:jc w:val="center"/>
-            </w:pPr>
-            <w:r/>
-            <w:r>
-              <w:rPr>
-                <w:rFonts w:ascii="Malgun Gothic" w:hAnsi="Malgun Gothic" w:eastAsia="Malgun Gothic"/>
-                <w:b/>
-                <w:color w:val="FFFFFF"/>
-                <w:sz w:val="20"/>
-              </w:rPr>
-              <w:t>버스 미수송</w:t>
-            </w:r>
-          </w:p>
-        </w:tc>
-        <w:tc>
-          <w:tcPr>
-            <w:tcW w:type="dxa" w:w="1003"/>
-            <w:shd w:val="clear" w:color="auto" w:fill="1F3864"/>
-          </w:tcPr>
-          <w:p>
-            <w:pPr>
-              <w:jc w:val="center"/>
-            </w:pPr>
-            <w:r/>
-            <w:r>
-              <w:rPr>
-                <w:rFonts w:ascii="Malgun Gothic" w:hAnsi="Malgun Gothic" w:eastAsia="Malgun Gothic"/>
-                <w:b/>
-                <w:color w:val="FFFFFF"/>
-                <w:sz w:val="20"/>
-              </w:rPr>
-              <w:t>복합 미수송</w:t>
+              <w:t>해석</w:t>
             </w:r>
           </w:p>
         </w:tc>
@@ -3213,838 +3635,7 @@
       <w:tr>
         <w:tc>
           <w:tcPr>
-            <w:tcW w:type="dxa" w:w="1003"/>
-          </w:tcPr>
-          <w:p>
-            <w:r/>
-            <w:r>
-              <w:rPr>
-                <w:rFonts w:ascii="Malgun Gothic" w:hAnsi="Malgun Gothic" w:eastAsia="Malgun Gothic"/>
-                <w:b w:val="0"/>
-                <w:sz w:val="20"/>
-              </w:rPr>
-              <w:t>1.0</w:t>
-            </w:r>
-          </w:p>
-        </w:tc>
-        <w:tc>
-          <w:tcPr>
-            <w:tcW w:type="dxa" w:w="1003"/>
-          </w:tcPr>
-          <w:p>
-            <w:r/>
-            <w:r>
-              <w:rPr>
-                <w:rFonts w:ascii="Malgun Gothic" w:hAnsi="Malgun Gothic" w:eastAsia="Malgun Gothic"/>
-                <w:b w:val="0"/>
-                <w:sz w:val="20"/>
-              </w:rPr>
-              <w:t>0.00</w:t>
-            </w:r>
-          </w:p>
-        </w:tc>
-        <w:tc>
-          <w:tcPr>
-            <w:tcW w:type="dxa" w:w="1003"/>
-          </w:tcPr>
-          <w:p>
-            <w:r/>
-            <w:r>
-              <w:rPr>
-                <w:rFonts w:ascii="Malgun Gothic" w:hAnsi="Malgun Gothic" w:eastAsia="Malgun Gothic"/>
-                <w:b w:val="0"/>
-                <w:sz w:val="20"/>
-              </w:rPr>
-              <w:t>1,413.5</w:t>
-            </w:r>
-          </w:p>
-        </w:tc>
-        <w:tc>
-          <w:tcPr>
-            <w:tcW w:type="dxa" w:w="1003"/>
-          </w:tcPr>
-          <w:p>
-            <w:r/>
-            <w:r>
-              <w:rPr>
-                <w:rFonts w:ascii="Malgun Gothic" w:hAnsi="Malgun Gothic" w:eastAsia="Malgun Gothic"/>
-                <w:b w:val="0"/>
-                <w:sz w:val="20"/>
-              </w:rPr>
-              <w:t>1,030.3</w:t>
-            </w:r>
-          </w:p>
-        </w:tc>
-        <w:tc>
-          <w:tcPr>
-            <w:tcW w:type="dxa" w:w="1003"/>
-          </w:tcPr>
-          <w:p>
-            <w:r/>
-            <w:r>
-              <w:rPr>
-                <w:rFonts w:ascii="Malgun Gothic" w:hAnsi="Malgun Gothic" w:eastAsia="Malgun Gothic"/>
-                <w:b w:val="0"/>
-                <w:sz w:val="20"/>
-              </w:rPr>
-              <w:t>+383.2</w:t>
-            </w:r>
-          </w:p>
-        </w:tc>
-        <w:tc>
-          <w:tcPr>
-            <w:tcW w:type="dxa" w:w="1003"/>
-          </w:tcPr>
-          <w:p>
-            <w:r/>
-            <w:r>
-              <w:rPr>
-                <w:rFonts w:ascii="Malgun Gothic" w:hAnsi="Malgun Gothic" w:eastAsia="Malgun Gothic"/>
-                <w:b w:val="0"/>
-                <w:sz w:val="20"/>
-              </w:rPr>
-              <w:t>76.5%</w:t>
-            </w:r>
-          </w:p>
-        </w:tc>
-        <w:tc>
-          <w:tcPr>
-            <w:tcW w:type="dxa" w:w="1003"/>
-          </w:tcPr>
-          <w:p>
-            <w:r/>
-            <w:r>
-              <w:rPr>
-                <w:rFonts w:ascii="Malgun Gothic" w:hAnsi="Malgun Gothic" w:eastAsia="Malgun Gothic"/>
-                <w:b w:val="0"/>
-                <w:sz w:val="20"/>
-              </w:rPr>
-              <w:t>100.0%</w:t>
-            </w:r>
-          </w:p>
-        </w:tc>
-        <w:tc>
-          <w:tcPr>
-            <w:tcW w:type="dxa" w:w="1003"/>
-          </w:tcPr>
-          <w:p>
-            <w:r/>
-            <w:r>
-              <w:rPr>
-                <w:rFonts w:ascii="Malgun Gothic" w:hAnsi="Malgun Gothic" w:eastAsia="Malgun Gothic"/>
-                <w:b w:val="0"/>
-                <w:sz w:val="20"/>
-              </w:rPr>
-              <w:t>235명</w:t>
-            </w:r>
-          </w:p>
-        </w:tc>
-        <w:tc>
-          <w:tcPr>
-            <w:tcW w:type="dxa" w:w="1003"/>
-          </w:tcPr>
-          <w:p>
-            <w:r/>
-            <w:r>
-              <w:rPr>
-                <w:rFonts w:ascii="Malgun Gothic" w:hAnsi="Malgun Gothic" w:eastAsia="Malgun Gothic"/>
-                <w:b w:val="0"/>
-                <w:sz w:val="20"/>
-              </w:rPr>
-              <w:t>0명</w:t>
-            </w:r>
-          </w:p>
-        </w:tc>
-      </w:tr>
-      <w:tr>
-        <w:tc>
-          <w:tcPr>
-            <w:tcW w:type="dxa" w:w="1003"/>
-          </w:tcPr>
-          <w:p>
-            <w:r/>
-            <w:r>
-              <w:rPr>
-                <w:rFonts w:ascii="Malgun Gothic" w:hAnsi="Malgun Gothic" w:eastAsia="Malgun Gothic"/>
-                <w:b w:val="0"/>
-                <w:sz w:val="20"/>
-              </w:rPr>
-              <w:t>1.0</w:t>
-            </w:r>
-          </w:p>
-        </w:tc>
-        <w:tc>
-          <w:tcPr>
-            <w:tcW w:type="dxa" w:w="1003"/>
-          </w:tcPr>
-          <w:p>
-            <w:r/>
-            <w:r>
-              <w:rPr>
-                <w:rFonts w:ascii="Malgun Gothic" w:hAnsi="Malgun Gothic" w:eastAsia="Malgun Gothic"/>
-                <w:b w:val="0"/>
-                <w:sz w:val="20"/>
-              </w:rPr>
-              <w:t>0.10</w:t>
-            </w:r>
-          </w:p>
-        </w:tc>
-        <w:tc>
-          <w:tcPr>
-            <w:tcW w:type="dxa" w:w="1003"/>
-          </w:tcPr>
-          <w:p>
-            <w:r/>
-            <w:r>
-              <w:rPr>
-                <w:rFonts w:ascii="Malgun Gothic" w:hAnsi="Malgun Gothic" w:eastAsia="Malgun Gothic"/>
-                <w:b w:val="0"/>
-                <w:sz w:val="20"/>
-              </w:rPr>
-              <w:t>1,413.5</w:t>
-            </w:r>
-          </w:p>
-        </w:tc>
-        <w:tc>
-          <w:tcPr>
-            <w:tcW w:type="dxa" w:w="1003"/>
-          </w:tcPr>
-          <w:p>
-            <w:r/>
-            <w:r>
-              <w:rPr>
-                <w:rFonts w:ascii="Malgun Gothic" w:hAnsi="Malgun Gothic" w:eastAsia="Malgun Gothic"/>
-                <w:b w:val="0"/>
-                <w:sz w:val="20"/>
-              </w:rPr>
-              <w:t>1,030.3</w:t>
-            </w:r>
-          </w:p>
-        </w:tc>
-        <w:tc>
-          <w:tcPr>
-            <w:tcW w:type="dxa" w:w="1003"/>
-          </w:tcPr>
-          <w:p>
-            <w:r/>
-            <w:r>
-              <w:rPr>
-                <w:rFonts w:ascii="Malgun Gothic" w:hAnsi="Malgun Gothic" w:eastAsia="Malgun Gothic"/>
-                <w:b w:val="0"/>
-                <w:sz w:val="20"/>
-              </w:rPr>
-              <w:t>+383.2</w:t>
-            </w:r>
-          </w:p>
-        </w:tc>
-        <w:tc>
-          <w:tcPr>
-            <w:tcW w:type="dxa" w:w="1003"/>
-          </w:tcPr>
-          <w:p>
-            <w:r/>
-            <w:r>
-              <w:rPr>
-                <w:rFonts w:ascii="Malgun Gothic" w:hAnsi="Malgun Gothic" w:eastAsia="Malgun Gothic"/>
-                <w:b w:val="0"/>
-                <w:sz w:val="20"/>
-              </w:rPr>
-              <w:t>76.5%</w:t>
-            </w:r>
-          </w:p>
-        </w:tc>
-        <w:tc>
-          <w:tcPr>
-            <w:tcW w:type="dxa" w:w="1003"/>
-          </w:tcPr>
-          <w:p>
-            <w:r/>
-            <w:r>
-              <w:rPr>
-                <w:rFonts w:ascii="Malgun Gothic" w:hAnsi="Malgun Gothic" w:eastAsia="Malgun Gothic"/>
-                <w:b w:val="0"/>
-                <w:sz w:val="20"/>
-              </w:rPr>
-              <w:t>100.0%</w:t>
-            </w:r>
-          </w:p>
-        </w:tc>
-        <w:tc>
-          <w:tcPr>
-            <w:tcW w:type="dxa" w:w="1003"/>
-          </w:tcPr>
-          <w:p>
-            <w:r/>
-            <w:r>
-              <w:rPr>
-                <w:rFonts w:ascii="Malgun Gothic" w:hAnsi="Malgun Gothic" w:eastAsia="Malgun Gothic"/>
-                <w:b w:val="0"/>
-                <w:sz w:val="20"/>
-              </w:rPr>
-              <w:t>235명</w:t>
-            </w:r>
-          </w:p>
-        </w:tc>
-        <w:tc>
-          <w:tcPr>
-            <w:tcW w:type="dxa" w:w="1003"/>
-          </w:tcPr>
-          <w:p>
-            <w:r/>
-            <w:r>
-              <w:rPr>
-                <w:rFonts w:ascii="Malgun Gothic" w:hAnsi="Malgun Gothic" w:eastAsia="Malgun Gothic"/>
-                <w:b w:val="0"/>
-                <w:sz w:val="20"/>
-              </w:rPr>
-              <w:t>0명</w:t>
-            </w:r>
-          </w:p>
-        </w:tc>
-      </w:tr>
-      <w:tr>
-        <w:tc>
-          <w:tcPr>
-            <w:tcW w:type="dxa" w:w="1003"/>
-          </w:tcPr>
-          <w:p>
-            <w:r/>
-            <w:r>
-              <w:rPr>
-                <w:rFonts w:ascii="Malgun Gothic" w:hAnsi="Malgun Gothic" w:eastAsia="Malgun Gothic"/>
-                <w:b w:val="0"/>
-                <w:sz w:val="20"/>
-              </w:rPr>
-              <w:t>2.0</w:t>
-            </w:r>
-          </w:p>
-        </w:tc>
-        <w:tc>
-          <w:tcPr>
-            <w:tcW w:type="dxa" w:w="1003"/>
-          </w:tcPr>
-          <w:p>
-            <w:r/>
-            <w:r>
-              <w:rPr>
-                <w:rFonts w:ascii="Malgun Gothic" w:hAnsi="Malgun Gothic" w:eastAsia="Malgun Gothic"/>
-                <w:b w:val="0"/>
-                <w:sz w:val="20"/>
-              </w:rPr>
-              <w:t>0.00</w:t>
-            </w:r>
-          </w:p>
-        </w:tc>
-        <w:tc>
-          <w:tcPr>
-            <w:tcW w:type="dxa" w:w="1003"/>
-          </w:tcPr>
-          <w:p>
-            <w:r/>
-            <w:r>
-              <w:rPr>
-                <w:rFonts w:ascii="Malgun Gothic" w:hAnsi="Malgun Gothic" w:eastAsia="Malgun Gothic"/>
-                <w:b w:val="0"/>
-                <w:sz w:val="20"/>
-              </w:rPr>
-              <w:t>1,418.3</w:t>
-            </w:r>
-          </w:p>
-        </w:tc>
-        <w:tc>
-          <w:tcPr>
-            <w:tcW w:type="dxa" w:w="1003"/>
-          </w:tcPr>
-          <w:p>
-            <w:r/>
-            <w:r>
-              <w:rPr>
-                <w:rFonts w:ascii="Malgun Gothic" w:hAnsi="Malgun Gothic" w:eastAsia="Malgun Gothic"/>
-                <w:b w:val="0"/>
-                <w:sz w:val="20"/>
-              </w:rPr>
-              <w:t>1,044.0</w:t>
-            </w:r>
-          </w:p>
-        </w:tc>
-        <w:tc>
-          <w:tcPr>
-            <w:tcW w:type="dxa" w:w="1003"/>
-          </w:tcPr>
-          <w:p>
-            <w:r/>
-            <w:r>
-              <w:rPr>
-                <w:rFonts w:ascii="Malgun Gothic" w:hAnsi="Malgun Gothic" w:eastAsia="Malgun Gothic"/>
-                <w:b w:val="0"/>
-                <w:sz w:val="20"/>
-              </w:rPr>
-              <w:t>+374.2</w:t>
-            </w:r>
-          </w:p>
-        </w:tc>
-        <w:tc>
-          <w:tcPr>
-            <w:tcW w:type="dxa" w:w="1003"/>
-          </w:tcPr>
-          <w:p>
-            <w:r/>
-            <w:r>
-              <w:rPr>
-                <w:rFonts w:ascii="Malgun Gothic" w:hAnsi="Malgun Gothic" w:eastAsia="Malgun Gothic"/>
-                <w:b w:val="0"/>
-                <w:sz w:val="20"/>
-              </w:rPr>
-              <w:t>76.5%</w:t>
-            </w:r>
-          </w:p>
-        </w:tc>
-        <w:tc>
-          <w:tcPr>
-            <w:tcW w:type="dxa" w:w="1003"/>
-          </w:tcPr>
-          <w:p>
-            <w:r/>
-            <w:r>
-              <w:rPr>
-                <w:rFonts w:ascii="Malgun Gothic" w:hAnsi="Malgun Gothic" w:eastAsia="Malgun Gothic"/>
-                <w:b w:val="0"/>
-                <w:sz w:val="20"/>
-              </w:rPr>
-              <w:t>100.0%</w:t>
-            </w:r>
-          </w:p>
-        </w:tc>
-        <w:tc>
-          <w:tcPr>
-            <w:tcW w:type="dxa" w:w="1003"/>
-          </w:tcPr>
-          <w:p>
-            <w:r/>
-            <w:r>
-              <w:rPr>
-                <w:rFonts w:ascii="Malgun Gothic" w:hAnsi="Malgun Gothic" w:eastAsia="Malgun Gothic"/>
-                <w:b w:val="0"/>
-                <w:sz w:val="20"/>
-              </w:rPr>
-              <w:t>235명</w:t>
-            </w:r>
-          </w:p>
-        </w:tc>
-        <w:tc>
-          <w:tcPr>
-            <w:tcW w:type="dxa" w:w="1003"/>
-          </w:tcPr>
-          <w:p>
-            <w:r/>
-            <w:r>
-              <w:rPr>
-                <w:rFonts w:ascii="Malgun Gothic" w:hAnsi="Malgun Gothic" w:eastAsia="Malgun Gothic"/>
-                <w:b w:val="0"/>
-                <w:sz w:val="20"/>
-              </w:rPr>
-              <w:t>0명</w:t>
-            </w:r>
-          </w:p>
-        </w:tc>
-      </w:tr>
-      <w:tr>
-        <w:tc>
-          <w:tcPr>
-            <w:tcW w:type="dxa" w:w="1003"/>
-          </w:tcPr>
-          <w:p>
-            <w:r/>
-            <w:r>
-              <w:rPr>
-                <w:rFonts w:ascii="Malgun Gothic" w:hAnsi="Malgun Gothic" w:eastAsia="Malgun Gothic"/>
-                <w:b w:val="0"/>
-                <w:sz w:val="20"/>
-              </w:rPr>
-              <w:t>2.0</w:t>
-            </w:r>
-          </w:p>
-        </w:tc>
-        <w:tc>
-          <w:tcPr>
-            <w:tcW w:type="dxa" w:w="1003"/>
-          </w:tcPr>
-          <w:p>
-            <w:r/>
-            <w:r>
-              <w:rPr>
-                <w:rFonts w:ascii="Malgun Gothic" w:hAnsi="Malgun Gothic" w:eastAsia="Malgun Gothic"/>
-                <w:b w:val="0"/>
-                <w:sz w:val="20"/>
-              </w:rPr>
-              <w:t>0.10</w:t>
-            </w:r>
-          </w:p>
-        </w:tc>
-        <w:tc>
-          <w:tcPr>
-            <w:tcW w:type="dxa" w:w="1003"/>
-          </w:tcPr>
-          <w:p>
-            <w:r/>
-            <w:r>
-              <w:rPr>
-                <w:rFonts w:ascii="Malgun Gothic" w:hAnsi="Malgun Gothic" w:eastAsia="Malgun Gothic"/>
-                <w:b w:val="0"/>
-                <w:sz w:val="20"/>
-              </w:rPr>
-              <w:t>1,418.3</w:t>
-            </w:r>
-          </w:p>
-        </w:tc>
-        <w:tc>
-          <w:tcPr>
-            <w:tcW w:type="dxa" w:w="1003"/>
-          </w:tcPr>
-          <w:p>
-            <w:r/>
-            <w:r>
-              <w:rPr>
-                <w:rFonts w:ascii="Malgun Gothic" w:hAnsi="Malgun Gothic" w:eastAsia="Malgun Gothic"/>
-                <w:b w:val="0"/>
-                <w:sz w:val="20"/>
-              </w:rPr>
-              <w:t>1,044.0</w:t>
-            </w:r>
-          </w:p>
-        </w:tc>
-        <w:tc>
-          <w:tcPr>
-            <w:tcW w:type="dxa" w:w="1003"/>
-          </w:tcPr>
-          <w:p>
-            <w:r/>
-            <w:r>
-              <w:rPr>
-                <w:rFonts w:ascii="Malgun Gothic" w:hAnsi="Malgun Gothic" w:eastAsia="Malgun Gothic"/>
-                <w:b w:val="0"/>
-                <w:sz w:val="20"/>
-              </w:rPr>
-              <w:t>+374.2</w:t>
-            </w:r>
-          </w:p>
-        </w:tc>
-        <w:tc>
-          <w:tcPr>
-            <w:tcW w:type="dxa" w:w="1003"/>
-          </w:tcPr>
-          <w:p>
-            <w:r/>
-            <w:r>
-              <w:rPr>
-                <w:rFonts w:ascii="Malgun Gothic" w:hAnsi="Malgun Gothic" w:eastAsia="Malgun Gothic"/>
-                <w:b w:val="0"/>
-                <w:sz w:val="20"/>
-              </w:rPr>
-              <w:t>76.5%</w:t>
-            </w:r>
-          </w:p>
-        </w:tc>
-        <w:tc>
-          <w:tcPr>
-            <w:tcW w:type="dxa" w:w="1003"/>
-          </w:tcPr>
-          <w:p>
-            <w:r/>
-            <w:r>
-              <w:rPr>
-                <w:rFonts w:ascii="Malgun Gothic" w:hAnsi="Malgun Gothic" w:eastAsia="Malgun Gothic"/>
-                <w:b w:val="0"/>
-                <w:sz w:val="20"/>
-              </w:rPr>
-              <w:t>100.0%</w:t>
-            </w:r>
-          </w:p>
-        </w:tc>
-        <w:tc>
-          <w:tcPr>
-            <w:tcW w:type="dxa" w:w="1003"/>
-          </w:tcPr>
-          <w:p>
-            <w:r/>
-            <w:r>
-              <w:rPr>
-                <w:rFonts w:ascii="Malgun Gothic" w:hAnsi="Malgun Gothic" w:eastAsia="Malgun Gothic"/>
-                <w:b w:val="0"/>
-                <w:sz w:val="20"/>
-              </w:rPr>
-              <w:t>235명</w:t>
-            </w:r>
-          </w:p>
-        </w:tc>
-        <w:tc>
-          <w:tcPr>
-            <w:tcW w:type="dxa" w:w="1003"/>
-          </w:tcPr>
-          <w:p>
-            <w:r/>
-            <w:r>
-              <w:rPr>
-                <w:rFonts w:ascii="Malgun Gothic" w:hAnsi="Malgun Gothic" w:eastAsia="Malgun Gothic"/>
-                <w:b w:val="0"/>
-                <w:sz w:val="20"/>
-              </w:rPr>
-              <w:t>0명</w:t>
-            </w:r>
-          </w:p>
-        </w:tc>
-      </w:tr>
-    </w:tbl>
-    <w:p/>
-    <w:p>
-      <w:r>
-        <w:rPr>
-          <w:rFonts w:ascii="Malgun Gothic" w:hAnsi="Malgun Gothic" w:eastAsia="Malgun Gothic"/>
-          <w:b/>
-          <w:sz w:val="24"/>
-        </w:rPr>
-        <w:t>7.2 결과 해석</w:t>
-      </w:r>
-    </w:p>
-    <w:p>
-      <w:r>
-        <w:rPr>
-          <w:rFonts w:ascii="Malgun Gothic" w:hAnsi="Malgun Gothic" w:eastAsia="Malgun Gothic"/>
-          <w:b/>
-          <w:sz w:val="22"/>
-        </w:rPr>
-        <w:t>시간 측면</w:t>
-      </w:r>
-      <w:r>
-        <w:rPr>
-          <w:rFonts w:ascii="Malgun Gothic" w:hAnsi="Malgun Gothic" w:eastAsia="Malgun Gothic"/>
-          <w:b w:val="0"/>
-          <w:sz w:val="22"/>
-        </w:rPr>
-        <w:t>: 모든 실험 조건에서 복합 수송의 Make-span이 버스 단독보다 약 374~383분(약 6.2~6.4시간) 짧은 것으로 나타났다. 이는 복합 수송이 버스 단독에 비해 약 27%의 시간 단축 효과를 보이는 것이다. 혼잡 스케일(s)이 1.0에서 2.0으로 증가함에 따라 버스의 Make-span은 약 4.8분 증가한 반면, 복합 수송의 Make-span은 약 13.8분 증가하였다. 이는 혼잡 악화 시 버스보다 복합 수송 쪽의 시간 증가폭이 더 크지만, 절대적 시간 차이는 여전히 복합 수송이 크게 유리함을 보여준다.</w:t>
-      </w:r>
-    </w:p>
-    <w:p>
-      <w:r>
-        <w:rPr>
-          <w:rFonts w:ascii="Malgun Gothic" w:hAnsi="Malgun Gothic" w:eastAsia="Malgun Gothic"/>
-          <w:b/>
-          <w:sz w:val="22"/>
-        </w:rPr>
-        <w:t>성공률 측면</w:t>
-      </w:r>
-      <w:r>
-        <w:rPr>
-          <w:rFonts w:ascii="Malgun Gothic" w:hAnsi="Malgun Gothic" w:eastAsia="Malgun Gothic"/>
-          <w:b w:val="0"/>
-          <w:sz w:val="22"/>
-        </w:rPr>
-        <w:t>: 가장 주목할 만한 결과는 성공률의 차이이다. 버스 단독 수송은 모든 조건에서 76.5%의 성공률을 보였으며, 이는 1,000명 중 235명이 24시간 이내에 목적지에 도착하지 못했음을 의미한다. 반면 복합 수송은 모든 조건에서 100%의 성공률을 달성하였다. 이 차이는 두 수송 방식의 구조적 특성에서 기인한다. 버스 단독 수송에서는 지각생의 후속 수송을 위한 추가 배차가 시간 한계 내에 모두 완료되지 않는 반면, 복합 수송은 열차의 대량 수송 능력(회당 500명, 10분 간격)으로 병력을 신속하게 처리할 수 있기 때문이다.</w:t>
-      </w:r>
-    </w:p>
-    <w:p>
-      <w:r>
-        <w:rPr>
-          <w:rFonts w:ascii="Malgun Gothic" w:hAnsi="Malgun Gothic" w:eastAsia="Malgun Gothic"/>
-          <w:b/>
-          <w:sz w:val="22"/>
-        </w:rPr>
-        <w:t>파손율의 영향</w:t>
-      </w:r>
-      <w:r>
-        <w:rPr>
-          <w:rFonts w:ascii="Malgun Gothic" w:hAnsi="Malgun Gothic" w:eastAsia="Malgun Gothic"/>
-          <w:b w:val="0"/>
-          <w:sz w:val="22"/>
-        </w:rPr>
-        <w:t>: 초기 실험 결과에서 파손율 변화(p_fail 0.0 vs 0.10)가 성능에 뚜렷한 영향을 미치지 않았다. 이는 현재 네트워크 구조에서 파손이 발생하더라도 대체 경로가 존재하여 우회가 가능하기 때문이다. 그러나 이 결과는 파손율의 범위를 0.15 이상으로 확장하거나, 파손 시 용량 급감 모델을 도입하는 경우 변화할 수 있다.</w:t>
-      </w:r>
-    </w:p>
-    <w:p>
-      <w:r>
-        <w:rPr>
-          <w:rFonts w:ascii="Malgun Gothic" w:hAnsi="Malgun Gothic" w:eastAsia="Malgun Gothic"/>
-          <w:b/>
-          <w:sz w:val="22"/>
-        </w:rPr>
-        <w:t>혼잡의 영향</w:t>
-      </w:r>
-      <w:r>
-        <w:rPr>
-          <w:rFonts w:ascii="Malgun Gothic" w:hAnsi="Malgun Gothic" w:eastAsia="Malgun Gothic"/>
-          <w:b w:val="0"/>
-          <w:sz w:val="22"/>
-        </w:rPr>
-        <w:t>: 혼잡 스케일이 1.0에서 2.0으로 증가함에 따라 두 시나리오 모두 Make-span이 소폭 증가하였다. 그러나 BPR 함수에서 가정한 교통량(vol=100대/시간)이 링크 용량에 비해 낮게 설정되어 있어, 혼잡의 비선형적 악화 효과가 충분히 포착되지 않았을 가능성이 있다. 이는 교통량 가정의 재검토가 필요함을 시사한다.</w:t>
-      </w:r>
-    </w:p>
-    <w:p>
-      <w:r>
-        <w:rPr>
-          <w:rFonts w:ascii="Malgun Gothic" w:hAnsi="Malgun Gothic" w:eastAsia="Malgun Gothic"/>
-          <w:b/>
-          <w:sz w:val="24"/>
-        </w:rPr>
-        <w:t>7.3 2단계 결과</w:t>
-      </w:r>
-    </w:p>
-    <w:p>
-      <w:r>
-        <w:rPr>
-          <w:rFonts w:ascii="Malgun Gothic" w:hAnsi="Malgun Gothic" w:eastAsia="Malgun Gothic"/>
-          <w:b w:val="0"/>
-          <w:sz w:val="22"/>
-        </w:rPr>
-        <w:t>2단계 실험은 sigma=0.5 조건에서 3회 반복(초기 결과)을 수행하였으며, STRICT와 GRACE(W=15/30/60, theta=0.8/0.9) 정책 간의 비교를 실시하였다.</w:t>
-      </w:r>
-    </w:p>
-    <w:tbl>
-      <w:tblPr>
-        <w:tblStyle w:val="TableGrid"/>
-        <w:tblW w:type="auto" w:w="0"/>
-        <w:jc w:val="center"/>
-        <w:tblLook w:firstColumn="1" w:firstRow="1" w:lastColumn="0" w:lastRow="0" w:noHBand="0" w:noVBand="1" w:val="04A0"/>
-      </w:tblPr>
-      <w:tblGrid>
-        <w:gridCol w:w="1504"/>
-        <w:gridCol w:w="1504"/>
-        <w:gridCol w:w="1504"/>
-        <w:gridCol w:w="1504"/>
-        <w:gridCol w:w="1504"/>
-        <w:gridCol w:w="1504"/>
-      </w:tblGrid>
-      <w:tr>
-        <w:tc>
-          <w:tcPr>
-            <w:tcW w:type="dxa" w:w="1504"/>
-            <w:shd w:val="clear" w:color="auto" w:fill="1F3864"/>
-          </w:tcPr>
-          <w:p>
-            <w:pPr>
-              <w:jc w:val="center"/>
-            </w:pPr>
-            <w:r/>
-            <w:r>
-              <w:rPr>
-                <w:rFonts w:ascii="Malgun Gothic" w:hAnsi="Malgun Gothic" w:eastAsia="Malgun Gothic"/>
-                <w:b/>
-                <w:color w:val="FFFFFF"/>
-                <w:sz w:val="20"/>
-              </w:rPr>
-              <w:t>정책</w:t>
-            </w:r>
-          </w:p>
-        </w:tc>
-        <w:tc>
-          <w:tcPr>
-            <w:tcW w:type="dxa" w:w="1504"/>
-            <w:shd w:val="clear" w:color="auto" w:fill="1F3864"/>
-          </w:tcPr>
-          <w:p>
-            <w:pPr>
-              <w:jc w:val="center"/>
-            </w:pPr>
-            <w:r/>
-            <w:r>
-              <w:rPr>
-                <w:rFonts w:ascii="Malgun Gothic" w:hAnsi="Malgun Gothic" w:eastAsia="Malgun Gothic"/>
-                <w:b/>
-                <w:color w:val="FFFFFF"/>
-                <w:sz w:val="20"/>
-              </w:rPr>
-              <w:t>버스 Make-span(분)</w:t>
-            </w:r>
-          </w:p>
-        </w:tc>
-        <w:tc>
-          <w:tcPr>
-            <w:tcW w:type="dxa" w:w="1504"/>
-            <w:shd w:val="clear" w:color="auto" w:fill="1F3864"/>
-          </w:tcPr>
-          <w:p>
-            <w:pPr>
-              <w:jc w:val="center"/>
-            </w:pPr>
-            <w:r/>
-            <w:r>
-              <w:rPr>
-                <w:rFonts w:ascii="Malgun Gothic" w:hAnsi="Malgun Gothic" w:eastAsia="Malgun Gothic"/>
-                <w:b/>
-                <w:color w:val="FFFFFF"/>
-                <w:sz w:val="20"/>
-              </w:rPr>
-              <w:t>복합 Make-span(분)</w:t>
-            </w:r>
-          </w:p>
-        </w:tc>
-        <w:tc>
-          <w:tcPr>
-            <w:tcW w:type="dxa" w:w="1504"/>
-            <w:shd w:val="clear" w:color="auto" w:fill="1F3864"/>
-          </w:tcPr>
-          <w:p>
-            <w:pPr>
-              <w:jc w:val="center"/>
-            </w:pPr>
-            <w:r/>
-            <w:r>
-              <w:rPr>
-                <w:rFonts w:ascii="Malgun Gothic" w:hAnsi="Malgun Gothic" w:eastAsia="Malgun Gothic"/>
-                <w:b/>
-                <w:color w:val="FFFFFF"/>
-                <w:sz w:val="20"/>
-              </w:rPr>
-              <w:t>delta(분)</w:t>
-            </w:r>
-          </w:p>
-        </w:tc>
-        <w:tc>
-          <w:tcPr>
-            <w:tcW w:type="dxa" w:w="1504"/>
-            <w:shd w:val="clear" w:color="auto" w:fill="1F3864"/>
-          </w:tcPr>
-          <w:p>
-            <w:pPr>
-              <w:jc w:val="center"/>
-            </w:pPr>
-            <w:r/>
-            <w:r>
-              <w:rPr>
-                <w:rFonts w:ascii="Malgun Gothic" w:hAnsi="Malgun Gothic" w:eastAsia="Malgun Gothic"/>
-                <w:b/>
-                <w:color w:val="FFFFFF"/>
-                <w:sz w:val="20"/>
-              </w:rPr>
-              <w:t>버스 성공률</w:t>
-            </w:r>
-          </w:p>
-        </w:tc>
-        <w:tc>
-          <w:tcPr>
-            <w:tcW w:type="dxa" w:w="1504"/>
-            <w:shd w:val="clear" w:color="auto" w:fill="1F3864"/>
-          </w:tcPr>
-          <w:p>
-            <w:pPr>
-              <w:jc w:val="center"/>
-            </w:pPr>
-            <w:r/>
-            <w:r>
-              <w:rPr>
-                <w:rFonts w:ascii="Malgun Gothic" w:hAnsi="Malgun Gothic" w:eastAsia="Malgun Gothic"/>
-                <w:b/>
-                <w:color w:val="FFFFFF"/>
-                <w:sz w:val="20"/>
-              </w:rPr>
-              <w:t>복합 성공률</w:t>
-            </w:r>
-          </w:p>
-        </w:tc>
-      </w:tr>
-      <w:tr>
-        <w:tc>
-          <w:tcPr>
-            <w:tcW w:type="dxa" w:w="1504"/>
+            <w:tcW w:type="dxa" w:w="3009"/>
           </w:tcPr>
           <w:p>
             <w:r/>
@@ -4060,7 +3651,7 @@
         </w:tc>
         <w:tc>
           <w:tcPr>
-            <w:tcW w:type="dxa" w:w="1504"/>
+            <w:tcW w:type="dxa" w:w="3009"/>
           </w:tcPr>
           <w:p>
             <w:r/>
@@ -4070,13 +3661,13 @@
                 <w:b w:val="0"/>
                 <w:sz w:val="20"/>
               </w:rPr>
-              <w:t>1,418.3</w:t>
+              <w:t>평균 `delta_penalized_makespan` 약 -96,077분, 복합 완료율 93.3%</w:t>
             </w:r>
           </w:p>
         </w:tc>
         <w:tc>
           <w:tcPr>
-            <w:tcW w:type="dxa" w:w="1504"/>
+            <w:tcW w:type="dxa" w:w="3009"/>
           </w:tcPr>
           <w:p>
             <w:r/>
@@ -4086,13 +3677,15 @@
                 <w:b w:val="0"/>
                 <w:sz w:val="20"/>
               </w:rPr>
-              <w:t>1,044.0</w:t>
+              <w:t>기준 blocked 조건에서 라스트마일 또는 접근 도로 검열이 정책 효과보다 지배적이다.</w:t>
             </w:r>
           </w:p>
         </w:tc>
+      </w:tr>
+      <w:tr>
         <w:tc>
           <w:tcPr>
-            <w:tcW w:type="dxa" w:w="1504"/>
+            <w:tcW w:type="dxa" w:w="3009"/>
           </w:tcPr>
           <w:p>
             <w:r/>
@@ -4102,13 +3695,13 @@
                 <w:b w:val="0"/>
                 <w:sz w:val="20"/>
               </w:rPr>
-              <w:t>+374.2</w:t>
+              <w:t>GRACE</w:t>
             </w:r>
           </w:p>
         </w:tc>
         <w:tc>
           <w:tcPr>
-            <w:tcW w:type="dxa" w:w="1504"/>
+            <w:tcW w:type="dxa" w:w="3009"/>
           </w:tcPr>
           <w:p>
             <w:r/>
@@ -4118,13 +3711,13 @@
                 <w:b w:val="0"/>
                 <w:sz w:val="20"/>
               </w:rPr>
-              <w:t>76.5%</w:t>
+              <w:t>모든 W/theta 조합에서 평균 `delta_penalized_makespan` 약 -96,077분, 복합 완료율 93.3%</w:t>
             </w:r>
           </w:p>
         </w:tc>
         <w:tc>
           <w:tcPr>
-            <w:tcW w:type="dxa" w:w="1504"/>
+            <w:tcW w:type="dxa" w:w="3009"/>
           </w:tcPr>
           <w:p>
             <w:r/>
@@ -4134,7 +3727,7 @@
                 <w:b w:val="0"/>
                 <w:sz w:val="20"/>
               </w:rPr>
-              <w:t>100.0%</w:t>
+              <w:t>유예 대기 정책 차이는 나타나지만, 기준 장애 조건에서는 복합 수송의 미도착 페널티를 상쇄하지 못한다.</w:t>
             </w:r>
           </w:p>
         </w:tc>
@@ -4142,7 +3735,7 @@
       <w:tr>
         <w:tc>
           <w:tcPr>
-            <w:tcW w:type="dxa" w:w="1504"/>
+            <w:tcW w:type="dxa" w:w="3009"/>
           </w:tcPr>
           <w:p>
             <w:r/>
@@ -4152,13 +3745,13 @@
                 <w:b w:val="0"/>
                 <w:sz w:val="20"/>
               </w:rPr>
-              <w:t>GRACE_W15_T0.8</w:t>
+              <w:t>자원 효율</w:t>
             </w:r>
           </w:p>
         </w:tc>
         <w:tc>
           <w:tcPr>
-            <w:tcW w:type="dxa" w:w="1504"/>
+            <w:tcW w:type="dxa" w:w="3009"/>
           </w:tcPr>
           <w:p>
             <w:r/>
@@ -4168,13 +3761,13 @@
                 <w:b w:val="0"/>
                 <w:sz w:val="20"/>
               </w:rPr>
-              <w:t>1,418.3</w:t>
+              <w:t>복합 수송의 `passengers_per_total_service_minute`가 버스 단독보다 높음</w:t>
             </w:r>
           </w:p>
         </w:tc>
         <w:tc>
           <w:tcPr>
-            <w:tcW w:type="dxa" w:w="1504"/>
+            <w:tcW w:type="dxa" w:w="3009"/>
           </w:tcPr>
           <w:p>
             <w:r/>
@@ -4184,545 +3777,7 @@
                 <w:b w:val="0"/>
                 <w:sz w:val="20"/>
               </w:rPr>
-              <w:t>1,044.0</w:t>
-            </w:r>
-          </w:p>
-        </w:tc>
-        <w:tc>
-          <w:tcPr>
-            <w:tcW w:type="dxa" w:w="1504"/>
-          </w:tcPr>
-          <w:p>
-            <w:r/>
-            <w:r>
-              <w:rPr>
-                <w:rFonts w:ascii="Malgun Gothic" w:hAnsi="Malgun Gothic" w:eastAsia="Malgun Gothic"/>
-                <w:b w:val="0"/>
-                <w:sz w:val="20"/>
-              </w:rPr>
-              <w:t>+374.2</w:t>
-            </w:r>
-          </w:p>
-        </w:tc>
-        <w:tc>
-          <w:tcPr>
-            <w:tcW w:type="dxa" w:w="1504"/>
-          </w:tcPr>
-          <w:p>
-            <w:r/>
-            <w:r>
-              <w:rPr>
-                <w:rFonts w:ascii="Malgun Gothic" w:hAnsi="Malgun Gothic" w:eastAsia="Malgun Gothic"/>
-                <w:b w:val="0"/>
-                <w:sz w:val="20"/>
-              </w:rPr>
-              <w:t>76.5%</w:t>
-            </w:r>
-          </w:p>
-        </w:tc>
-        <w:tc>
-          <w:tcPr>
-            <w:tcW w:type="dxa" w:w="1504"/>
-          </w:tcPr>
-          <w:p>
-            <w:r/>
-            <w:r>
-              <w:rPr>
-                <w:rFonts w:ascii="Malgun Gothic" w:hAnsi="Malgun Gothic" w:eastAsia="Malgun Gothic"/>
-                <w:b w:val="0"/>
-                <w:sz w:val="20"/>
-              </w:rPr>
-              <w:t>100.0%</w:t>
-            </w:r>
-          </w:p>
-        </w:tc>
-      </w:tr>
-      <w:tr>
-        <w:tc>
-          <w:tcPr>
-            <w:tcW w:type="dxa" w:w="1504"/>
-          </w:tcPr>
-          <w:p>
-            <w:r/>
-            <w:r>
-              <w:rPr>
-                <w:rFonts w:ascii="Malgun Gothic" w:hAnsi="Malgun Gothic" w:eastAsia="Malgun Gothic"/>
-                <w:b w:val="0"/>
-                <w:sz w:val="20"/>
-              </w:rPr>
-              <w:t>GRACE_W15_T0.9</w:t>
-            </w:r>
-          </w:p>
-        </w:tc>
-        <w:tc>
-          <w:tcPr>
-            <w:tcW w:type="dxa" w:w="1504"/>
-          </w:tcPr>
-          <w:p>
-            <w:r/>
-            <w:r>
-              <w:rPr>
-                <w:rFonts w:ascii="Malgun Gothic" w:hAnsi="Malgun Gothic" w:eastAsia="Malgun Gothic"/>
-                <w:b w:val="0"/>
-                <w:sz w:val="20"/>
-              </w:rPr>
-              <w:t>1,418.3</w:t>
-            </w:r>
-          </w:p>
-        </w:tc>
-        <w:tc>
-          <w:tcPr>
-            <w:tcW w:type="dxa" w:w="1504"/>
-          </w:tcPr>
-          <w:p>
-            <w:r/>
-            <w:r>
-              <w:rPr>
-                <w:rFonts w:ascii="Malgun Gothic" w:hAnsi="Malgun Gothic" w:eastAsia="Malgun Gothic"/>
-                <w:b w:val="0"/>
-                <w:sz w:val="20"/>
-              </w:rPr>
-              <w:t>1,044.0</w:t>
-            </w:r>
-          </w:p>
-        </w:tc>
-        <w:tc>
-          <w:tcPr>
-            <w:tcW w:type="dxa" w:w="1504"/>
-          </w:tcPr>
-          <w:p>
-            <w:r/>
-            <w:r>
-              <w:rPr>
-                <w:rFonts w:ascii="Malgun Gothic" w:hAnsi="Malgun Gothic" w:eastAsia="Malgun Gothic"/>
-                <w:b w:val="0"/>
-                <w:sz w:val="20"/>
-              </w:rPr>
-              <w:t>+374.2</w:t>
-            </w:r>
-          </w:p>
-        </w:tc>
-        <w:tc>
-          <w:tcPr>
-            <w:tcW w:type="dxa" w:w="1504"/>
-          </w:tcPr>
-          <w:p>
-            <w:r/>
-            <w:r>
-              <w:rPr>
-                <w:rFonts w:ascii="Malgun Gothic" w:hAnsi="Malgun Gothic" w:eastAsia="Malgun Gothic"/>
-                <w:b w:val="0"/>
-                <w:sz w:val="20"/>
-              </w:rPr>
-              <w:t>76.5%</w:t>
-            </w:r>
-          </w:p>
-        </w:tc>
-        <w:tc>
-          <w:tcPr>
-            <w:tcW w:type="dxa" w:w="1504"/>
-          </w:tcPr>
-          <w:p>
-            <w:r/>
-            <w:r>
-              <w:rPr>
-                <w:rFonts w:ascii="Malgun Gothic" w:hAnsi="Malgun Gothic" w:eastAsia="Malgun Gothic"/>
-                <w:b w:val="0"/>
-                <w:sz w:val="20"/>
-              </w:rPr>
-              <w:t>100.0%</w:t>
-            </w:r>
-          </w:p>
-        </w:tc>
-      </w:tr>
-      <w:tr>
-        <w:tc>
-          <w:tcPr>
-            <w:tcW w:type="dxa" w:w="1504"/>
-          </w:tcPr>
-          <w:p>
-            <w:r/>
-            <w:r>
-              <w:rPr>
-                <w:rFonts w:ascii="Malgun Gothic" w:hAnsi="Malgun Gothic" w:eastAsia="Malgun Gothic"/>
-                <w:b w:val="0"/>
-                <w:sz w:val="20"/>
-              </w:rPr>
-              <w:t>GRACE_W30_T0.8</w:t>
-            </w:r>
-          </w:p>
-        </w:tc>
-        <w:tc>
-          <w:tcPr>
-            <w:tcW w:type="dxa" w:w="1504"/>
-          </w:tcPr>
-          <w:p>
-            <w:r/>
-            <w:r>
-              <w:rPr>
-                <w:rFonts w:ascii="Malgun Gothic" w:hAnsi="Malgun Gothic" w:eastAsia="Malgun Gothic"/>
-                <w:b w:val="0"/>
-                <w:sz w:val="20"/>
-              </w:rPr>
-              <w:t>1,418.3</w:t>
-            </w:r>
-          </w:p>
-        </w:tc>
-        <w:tc>
-          <w:tcPr>
-            <w:tcW w:type="dxa" w:w="1504"/>
-          </w:tcPr>
-          <w:p>
-            <w:r/>
-            <w:r>
-              <w:rPr>
-                <w:rFonts w:ascii="Malgun Gothic" w:hAnsi="Malgun Gothic" w:eastAsia="Malgun Gothic"/>
-                <w:b w:val="0"/>
-                <w:sz w:val="20"/>
-              </w:rPr>
-              <w:t>1,044.0</w:t>
-            </w:r>
-          </w:p>
-        </w:tc>
-        <w:tc>
-          <w:tcPr>
-            <w:tcW w:type="dxa" w:w="1504"/>
-          </w:tcPr>
-          <w:p>
-            <w:r/>
-            <w:r>
-              <w:rPr>
-                <w:rFonts w:ascii="Malgun Gothic" w:hAnsi="Malgun Gothic" w:eastAsia="Malgun Gothic"/>
-                <w:b w:val="0"/>
-                <w:sz w:val="20"/>
-              </w:rPr>
-              <w:t>+374.2</w:t>
-            </w:r>
-          </w:p>
-        </w:tc>
-        <w:tc>
-          <w:tcPr>
-            <w:tcW w:type="dxa" w:w="1504"/>
-          </w:tcPr>
-          <w:p>
-            <w:r/>
-            <w:r>
-              <w:rPr>
-                <w:rFonts w:ascii="Malgun Gothic" w:hAnsi="Malgun Gothic" w:eastAsia="Malgun Gothic"/>
-                <w:b w:val="0"/>
-                <w:sz w:val="20"/>
-              </w:rPr>
-              <w:t>76.5%</w:t>
-            </w:r>
-          </w:p>
-        </w:tc>
-        <w:tc>
-          <w:tcPr>
-            <w:tcW w:type="dxa" w:w="1504"/>
-          </w:tcPr>
-          <w:p>
-            <w:r/>
-            <w:r>
-              <w:rPr>
-                <w:rFonts w:ascii="Malgun Gothic" w:hAnsi="Malgun Gothic" w:eastAsia="Malgun Gothic"/>
-                <w:b w:val="0"/>
-                <w:sz w:val="20"/>
-              </w:rPr>
-              <w:t>100.0%</w:t>
-            </w:r>
-          </w:p>
-        </w:tc>
-      </w:tr>
-      <w:tr>
-        <w:tc>
-          <w:tcPr>
-            <w:tcW w:type="dxa" w:w="1504"/>
-          </w:tcPr>
-          <w:p>
-            <w:r/>
-            <w:r>
-              <w:rPr>
-                <w:rFonts w:ascii="Malgun Gothic" w:hAnsi="Malgun Gothic" w:eastAsia="Malgun Gothic"/>
-                <w:b w:val="0"/>
-                <w:sz w:val="20"/>
-              </w:rPr>
-              <w:t>GRACE_W30_T0.9</w:t>
-            </w:r>
-          </w:p>
-        </w:tc>
-        <w:tc>
-          <w:tcPr>
-            <w:tcW w:type="dxa" w:w="1504"/>
-          </w:tcPr>
-          <w:p>
-            <w:r/>
-            <w:r>
-              <w:rPr>
-                <w:rFonts w:ascii="Malgun Gothic" w:hAnsi="Malgun Gothic" w:eastAsia="Malgun Gothic"/>
-                <w:b w:val="0"/>
-                <w:sz w:val="20"/>
-              </w:rPr>
-              <w:t>1,418.3</w:t>
-            </w:r>
-          </w:p>
-        </w:tc>
-        <w:tc>
-          <w:tcPr>
-            <w:tcW w:type="dxa" w:w="1504"/>
-          </w:tcPr>
-          <w:p>
-            <w:r/>
-            <w:r>
-              <w:rPr>
-                <w:rFonts w:ascii="Malgun Gothic" w:hAnsi="Malgun Gothic" w:eastAsia="Malgun Gothic"/>
-                <w:b w:val="0"/>
-                <w:sz w:val="20"/>
-              </w:rPr>
-              <w:t>1,044.0</w:t>
-            </w:r>
-          </w:p>
-        </w:tc>
-        <w:tc>
-          <w:tcPr>
-            <w:tcW w:type="dxa" w:w="1504"/>
-          </w:tcPr>
-          <w:p>
-            <w:r/>
-            <w:r>
-              <w:rPr>
-                <w:rFonts w:ascii="Malgun Gothic" w:hAnsi="Malgun Gothic" w:eastAsia="Malgun Gothic"/>
-                <w:b w:val="0"/>
-                <w:sz w:val="20"/>
-              </w:rPr>
-              <w:t>+374.2</w:t>
-            </w:r>
-          </w:p>
-        </w:tc>
-        <w:tc>
-          <w:tcPr>
-            <w:tcW w:type="dxa" w:w="1504"/>
-          </w:tcPr>
-          <w:p>
-            <w:r/>
-            <w:r>
-              <w:rPr>
-                <w:rFonts w:ascii="Malgun Gothic" w:hAnsi="Malgun Gothic" w:eastAsia="Malgun Gothic"/>
-                <w:b w:val="0"/>
-                <w:sz w:val="20"/>
-              </w:rPr>
-              <w:t>76.5%</w:t>
-            </w:r>
-          </w:p>
-        </w:tc>
-        <w:tc>
-          <w:tcPr>
-            <w:tcW w:type="dxa" w:w="1504"/>
-          </w:tcPr>
-          <w:p>
-            <w:r/>
-            <w:r>
-              <w:rPr>
-                <w:rFonts w:ascii="Malgun Gothic" w:hAnsi="Malgun Gothic" w:eastAsia="Malgun Gothic"/>
-                <w:b w:val="0"/>
-                <w:sz w:val="20"/>
-              </w:rPr>
-              <w:t>100.0%</w:t>
-            </w:r>
-          </w:p>
-        </w:tc>
-      </w:tr>
-      <w:tr>
-        <w:tc>
-          <w:tcPr>
-            <w:tcW w:type="dxa" w:w="1504"/>
-          </w:tcPr>
-          <w:p>
-            <w:r/>
-            <w:r>
-              <w:rPr>
-                <w:rFonts w:ascii="Malgun Gothic" w:hAnsi="Malgun Gothic" w:eastAsia="Malgun Gothic"/>
-                <w:b w:val="0"/>
-                <w:sz w:val="20"/>
-              </w:rPr>
-              <w:t>GRACE_W60_T0.8</w:t>
-            </w:r>
-          </w:p>
-        </w:tc>
-        <w:tc>
-          <w:tcPr>
-            <w:tcW w:type="dxa" w:w="1504"/>
-          </w:tcPr>
-          <w:p>
-            <w:r/>
-            <w:r>
-              <w:rPr>
-                <w:rFonts w:ascii="Malgun Gothic" w:hAnsi="Malgun Gothic" w:eastAsia="Malgun Gothic"/>
-                <w:b w:val="0"/>
-                <w:sz w:val="20"/>
-              </w:rPr>
-              <w:t>1,418.3</w:t>
-            </w:r>
-          </w:p>
-        </w:tc>
-        <w:tc>
-          <w:tcPr>
-            <w:tcW w:type="dxa" w:w="1504"/>
-          </w:tcPr>
-          <w:p>
-            <w:r/>
-            <w:r>
-              <w:rPr>
-                <w:rFonts w:ascii="Malgun Gothic" w:hAnsi="Malgun Gothic" w:eastAsia="Malgun Gothic"/>
-                <w:b w:val="0"/>
-                <w:sz w:val="20"/>
-              </w:rPr>
-              <w:t>1,044.0</w:t>
-            </w:r>
-          </w:p>
-        </w:tc>
-        <w:tc>
-          <w:tcPr>
-            <w:tcW w:type="dxa" w:w="1504"/>
-          </w:tcPr>
-          <w:p>
-            <w:r/>
-            <w:r>
-              <w:rPr>
-                <w:rFonts w:ascii="Malgun Gothic" w:hAnsi="Malgun Gothic" w:eastAsia="Malgun Gothic"/>
-                <w:b w:val="0"/>
-                <w:sz w:val="20"/>
-              </w:rPr>
-              <w:t>+374.2</w:t>
-            </w:r>
-          </w:p>
-        </w:tc>
-        <w:tc>
-          <w:tcPr>
-            <w:tcW w:type="dxa" w:w="1504"/>
-          </w:tcPr>
-          <w:p>
-            <w:r/>
-            <w:r>
-              <w:rPr>
-                <w:rFonts w:ascii="Malgun Gothic" w:hAnsi="Malgun Gothic" w:eastAsia="Malgun Gothic"/>
-                <w:b w:val="0"/>
-                <w:sz w:val="20"/>
-              </w:rPr>
-              <w:t>76.5%</w:t>
-            </w:r>
-          </w:p>
-        </w:tc>
-        <w:tc>
-          <w:tcPr>
-            <w:tcW w:type="dxa" w:w="1504"/>
-          </w:tcPr>
-          <w:p>
-            <w:r/>
-            <w:r>
-              <w:rPr>
-                <w:rFonts w:ascii="Malgun Gothic" w:hAnsi="Malgun Gothic" w:eastAsia="Malgun Gothic"/>
-                <w:b w:val="0"/>
-                <w:sz w:val="20"/>
-              </w:rPr>
-              <w:t>100.0%</w:t>
-            </w:r>
-          </w:p>
-        </w:tc>
-      </w:tr>
-      <w:tr>
-        <w:tc>
-          <w:tcPr>
-            <w:tcW w:type="dxa" w:w="1504"/>
-          </w:tcPr>
-          <w:p>
-            <w:r/>
-            <w:r>
-              <w:rPr>
-                <w:rFonts w:ascii="Malgun Gothic" w:hAnsi="Malgun Gothic" w:eastAsia="Malgun Gothic"/>
-                <w:b w:val="0"/>
-                <w:sz w:val="20"/>
-              </w:rPr>
-              <w:t>GRACE_W60_T0.9</w:t>
-            </w:r>
-          </w:p>
-        </w:tc>
-        <w:tc>
-          <w:tcPr>
-            <w:tcW w:type="dxa" w:w="1504"/>
-          </w:tcPr>
-          <w:p>
-            <w:r/>
-            <w:r>
-              <w:rPr>
-                <w:rFonts w:ascii="Malgun Gothic" w:hAnsi="Malgun Gothic" w:eastAsia="Malgun Gothic"/>
-                <w:b w:val="0"/>
-                <w:sz w:val="20"/>
-              </w:rPr>
-              <w:t>1,418.3</w:t>
-            </w:r>
-          </w:p>
-        </w:tc>
-        <w:tc>
-          <w:tcPr>
-            <w:tcW w:type="dxa" w:w="1504"/>
-          </w:tcPr>
-          <w:p>
-            <w:r/>
-            <w:r>
-              <w:rPr>
-                <w:rFonts w:ascii="Malgun Gothic" w:hAnsi="Malgun Gothic" w:eastAsia="Malgun Gothic"/>
-                <w:b w:val="0"/>
-                <w:sz w:val="20"/>
-              </w:rPr>
-              <w:t>1,044.0</w:t>
-            </w:r>
-          </w:p>
-        </w:tc>
-        <w:tc>
-          <w:tcPr>
-            <w:tcW w:type="dxa" w:w="1504"/>
-          </w:tcPr>
-          <w:p>
-            <w:r/>
-            <w:r>
-              <w:rPr>
-                <w:rFonts w:ascii="Malgun Gothic" w:hAnsi="Malgun Gothic" w:eastAsia="Malgun Gothic"/>
-                <w:b w:val="0"/>
-                <w:sz w:val="20"/>
-              </w:rPr>
-              <w:t>+374.2</w:t>
-            </w:r>
-          </w:p>
-        </w:tc>
-        <w:tc>
-          <w:tcPr>
-            <w:tcW w:type="dxa" w:w="1504"/>
-          </w:tcPr>
-          <w:p>
-            <w:r/>
-            <w:r>
-              <w:rPr>
-                <w:rFonts w:ascii="Malgun Gothic" w:hAnsi="Malgun Gothic" w:eastAsia="Malgun Gothic"/>
-                <w:b w:val="0"/>
-                <w:sz w:val="20"/>
-              </w:rPr>
-              <w:t>76.5%</w:t>
-            </w:r>
-          </w:p>
-        </w:tc>
-        <w:tc>
-          <w:tcPr>
-            <w:tcW w:type="dxa" w:w="1504"/>
-          </w:tcPr>
-          <w:p>
-            <w:r/>
-            <w:r>
-              <w:rPr>
-                <w:rFonts w:ascii="Malgun Gothic" w:hAnsi="Malgun Gothic" w:eastAsia="Malgun Gothic"/>
-                <w:b w:val="0"/>
-                <w:sz w:val="20"/>
-              </w:rPr>
-              <w:t>100.0%</w:t>
+              <w:t>시간 완료성과 자원 효율성은 같은 방향으로 움직이지 않는다.</w:t>
             </w:r>
           </w:p>
         </w:tc>
@@ -4736,7 +3791,7 @@
           <w:b/>
           <w:sz w:val="24"/>
         </w:rPr>
-        <w:t>7.4 2단계 결과 해석</w:t>
+        <w:t>7.4 해석 원칙</w:t>
       </w:r>
     </w:p>
     <w:p>
@@ -4746,7 +3801,7 @@
           <w:b w:val="0"/>
           <w:sz w:val="22"/>
         </w:rPr>
-        <w:t>초기 2단계 결과에서 모든 정책이 동일한 성능을 보인 것은, 현재 모델의 출발 정책 메커니즘이 실제 시뮬레이션 결과에 충분히 민감하게 반영되지 않았음을 시사한다. 분석 결과, 다음과 같은 원인을 식별하였다.</w:t>
+        <w:t>새 결과를 해석할 때는 세 가지 원칙을 적용한다. 첫째, Make-span은 미도착자가 없는 실행에서만 단독 지표로 해석한다. 미도착자가 존재하면 `censored_count`, `completion_rate`, `penalized_makespan`을 함께 제시한다. 둘째, 장애 축은 절대 파손확률이 아니라 기본 링크 확률에 대한 배율로 표기한다. 셋째, 복합 수송의 이점은 철도 주 구간의 대량 처리 능력뿐 아니라 셔틀 fleet, 환승 페널티, 라스트마일 finite fleet, network variant, 장애 모드 조건이 함께 결정한다는 점을 명시한다.</w:t>
       </w:r>
     </w:p>
     <w:p>
@@ -4756,77 +3811,7 @@
           <w:b w:val="0"/>
           <w:sz w:val="22"/>
         </w:rPr>
-        <w:t>첫째, 버스 단독 시나리오에서 버스는 이미 "해당 그룹의 마지막 병력이 도착한 후"에 출발하는 구조로 설계되어 있어, STRICT 정책이 실제로는 "마지막 도착자까지 기다림"으로 작동하고 있다. 이는 STRICT의 의도(정시 출발, 미도착자 후속 처리)와 다른 동작이다.</w:t>
-      </w:r>
-    </w:p>
-    <w:p>
-      <w:r>
-        <w:rPr>
-          <w:rFonts w:ascii="Malgun Gothic" w:hAnsi="Malgun Gothic" w:eastAsia="Malgun Gothic"/>
-          <w:b w:val="0"/>
-          <w:sz w:val="22"/>
-        </w:rPr>
-        <w:t>둘째, 복합 수송 시나리오에서 셔틀 버스의 출발 시점이 그룹의 마지막 도착자에 의해 결정되므로, 출발 정책이 적용될 기회가 제한적이다.</w:t>
-      </w:r>
-    </w:p>
-    <w:p>
-      <w:r>
-        <w:rPr>
-          <w:rFonts w:ascii="Malgun Gothic" w:hAnsi="Malgun Gothic" w:eastAsia="Malgun Gothic"/>
-          <w:b w:val="0"/>
-          <w:sz w:val="22"/>
-        </w:rPr>
-        <w:t>이러한 발견은 모델의 개선 방향을 명확히 제시한다. 출발 정책이 의미 있는 차이를 만들기 위해서는 (1) 버스의 예정 출발 시각이 그룹의 마지막 도착자와 독립적으로 설정되어야 하고, (2) STRICT 정책 하에서는 예정 시각에 출발하여 미도착자를 후속 수송으로 넘기는 메커니즘이 명시적으로 구현되어야 한다.</w:t>
-      </w:r>
-    </w:p>
-    <w:p>
-      <w:r>
-        <w:rPr>
-          <w:rFonts w:ascii="Malgun Gothic" w:hAnsi="Malgun Gothic" w:eastAsia="Malgun Gothic"/>
-          <w:b/>
-          <w:sz w:val="24"/>
-        </w:rPr>
-        <w:t>7.5 시사점</w:t>
-      </w:r>
-    </w:p>
-    <w:p>
-      <w:r>
-        <w:rPr>
-          <w:rFonts w:ascii="Malgun Gothic" w:hAnsi="Malgun Gothic" w:eastAsia="Malgun Gothic"/>
-          <w:b w:val="0"/>
-          <w:sz w:val="22"/>
-        </w:rPr>
-        <w:t>초기 실험 결과는 다음과 같은 중요한 시사점을 제공한다.</w:t>
-      </w:r>
-    </w:p>
-    <w:p>
-      <w:r>
-        <w:rPr>
-          <w:rFonts w:ascii="Malgun Gothic" w:hAnsi="Malgun Gothic" w:eastAsia="Malgun Gothic"/>
-          <w:b w:val="0"/>
-          <w:sz w:val="22"/>
-        </w:rPr>
-        <w:t>첫째, 현재 네트워크 및 파라미터 설정에서는 복합 수송이 버스 단독보다 모든 조건에서 우위에 있다. Make-span 측면에서 약 27% 단축, 성공률 측면에서 76.5% 대비 100%의 압도적 차이를 보인다. 이는 열차의 대량 수송 능력과 정시성이 추상 네트워크 환경에서 강력한 이점으로 작용함을 확인한 것이다.</w:t>
-      </w:r>
-    </w:p>
-    <w:p>
-      <w:r>
-        <w:rPr>
-          <w:rFonts w:ascii="Malgun Gothic" w:hAnsi="Malgun Gothic" w:eastAsia="Malgun Gothic"/>
-          <w:b w:val="0"/>
-          <w:sz w:val="22"/>
-        </w:rPr>
-        <w:t>둘째, 환경적 불확실성(혼잡, 파손)의 변화가 현재 설정에서는 두 수송 방식의 상대적 우위에 큰 영향을 미치지 않았다. 이는 break-even point가 현재 탐색 범위 밖에 있거나, 교통량 가정 등 모델 매개변수의 재조정이 필요함을 의미한다.</w:t>
-      </w:r>
-    </w:p>
-    <w:p>
-      <w:r>
-        <w:rPr>
-          <w:rFonts w:ascii="Malgun Gothic" w:hAnsi="Malgun Gothic" w:eastAsia="Malgun Gothic"/>
-          <w:b w:val="0"/>
-          <w:sz w:val="22"/>
-        </w:rPr>
-        <w:t>셋째, 출발 정책의 효과 분석을 위해서는 시나리오 실행 메커니즘의 개선이 선행되어야 한다. 특히 버스 배차 시 "예정 출발 시각"과 "병력 도착 시각"을 독립적으로 모델링하는 것이 핵심 과제이다.</w:t>
+        <w:t>따라서 현재 보고서의 결론은 "복합 수송이 항상 우위"가 아니다. 최신 추상 네트워크와 기본 운용 파라미터에서는 버스 단독 수송이 시간 완료성 측면에서 더 빠르고 안정적이며, 복합 수송은 단위 서비스분당 수송 효율에서 상대적 장점을 보일 수 있다. 복합 수송의 시간상 우위 여부는 fleet, 환승, 라스트마일 redundancy, 장애 모드, 실제 네트워크를 반영한 별도 파라미터 설정에 따라 다시 평가해야 한다.</w:t>
       </w:r>
     </w:p>
     <w:p>
@@ -4840,7 +3825,7 @@
           <w:color w:val="CCCCCC"/>
           <w:sz w:val="16"/>
         </w:rPr>
-        <w:t>────────────────────────────────────────────────────────────</w:t>
+        <w:t>------------------------------------------------------------</w:t>
       </w:r>
     </w:p>
     <w:p>
@@ -4870,7 +3855,7 @@
           <w:b w:val="0"/>
           <w:sz w:val="22"/>
         </w:rPr>
-        <w:t>본 프로젝트는 전시 동원예비군 수송체계의 효율성을 비교 분석하기 위한 Micro-Simulation 실험 체계를 설계하고 초기 구현을 완료하였다. 구체적 성과는 다음과 같다.</w:t>
+        <w:t>본 프로젝트는 전시 동원예비군 수송체계의 효율성을 비교 분석하기 위한 Micro-Simulation 실험 체계를 설계하고, 최신 운용 모델을 반영하는 방향으로 구현을 정비하였다. 구체적 성과는 다음과 같다.</w:t>
       </w:r>
     </w:p>
     <w:p>
@@ -4888,7 +3873,7 @@
           <w:b w:val="0"/>
           <w:sz w:val="22"/>
         </w:rPr>
-        <w:t>: 4개의 연구 질문을 설정하고, 이를 2단계 실험계획법(DoE)으로 체계화하였다. 1단계는 혼잡 x 파손의 break-even 탐색, 2단계는 지각 x 정책의 파레토 분석으로 구성되며, 총 1,590 페어의 CRN 기반 비교 실험을 설계하였다.</w:t>
+        <w:t>: 4개의 연구 질문을 설정하고, 이를 2단계 실험계획법(DoE)으로 체계화하였다. 1단계는 혼잡 x 장애 x 네트워크 variant의 break-even 탐색, 2단계는 지각 x 정책의 파레토 분석으로 구성되며, 총 9,240 페어의 CRN 기반 비교 실험을 재생성하였다.</w:t>
       </w:r>
     </w:p>
     <w:p>
@@ -4906,7 +3891,7 @@
           <w:b w:val="0"/>
           <w:sz w:val="22"/>
         </w:rPr>
-        <w:t>: SimPy 기반의 하이브리드 DES 시뮬레이션 엔진을 구축하였다. BPR 혼잡 모델, 베르누이 파손 모델, 로그정규 지각 모델, STRICT/GRACE 출발 정책, 그리고 KPI 수집기를 모듈화하여 구현하였다. 추상 네트워크는 NetworkX 그래프로 표현되어 경로 탐색과 동적 가중치 갱신을 지원한다.</w:t>
+        <w:t>: 로그정규 지각 표본, 대기열 기반 STRICT/GRACE dispatch, 차량 fleet availability, finite last-mile fleet, 고정 headway 철도 서비스, 환승 지연, 동적 BPR 도로 주행, 구조화된 도로 장애를 모듈화하였다. 추상 네트워크는 NetworkX 그래프로 표현되어 각 출발 시점의 동적 통행시간을 기준으로 경로를 선택한다.</w:t>
       </w:r>
     </w:p>
     <w:p>
@@ -4924,7 +3909,7 @@
           <w:b w:val="0"/>
           <w:sz w:val="22"/>
         </w:rPr>
-        <w:t>: 완전요인 그리드 생성, CRN 페어 실행, 결과 CSV 저장, 신뢰구간 계산, break-even 보간 추정의 전체 파이프라인을 자동화하였다.</w:t>
+        <w:t>: 완전요인 그리드 생성, CRN 페어 실행, 결과 CSV 저장, 신뢰구간 계산, break-even 보간 추정의 전체 파이프라인을 자동화하였다. Windows PowerShell에서 Python Launcher와 로컬 가상환경을 사용해 재현할 수 있도록 실행 절차를 정리하였다.</w:t>
       </w:r>
     </w:p>
     <w:p>
@@ -4934,7 +3919,7 @@
           <w:b/>
           <w:sz w:val="22"/>
         </w:rPr>
-        <w:t>초기 실험 결과 측면</w:t>
+        <w:t>평가 지표 측면</w:t>
       </w:r>
       <w:r>
         <w:rPr>
@@ -4942,7 +3927,25 @@
           <w:b w:val="0"/>
           <w:sz w:val="22"/>
         </w:rPr>
-        <w:t>: 복합 수송이 버스 단독에 비해 Make-span 약 27% 단축, 성공률 76.5%에서 100% 향상의 유의미한 차이를 보임을 확인하였다. 동시에 현재 모델의 한계점(출발 정책 반영 부족, 교통량 가정의 재검토 필요 등)을 식별하였다.</w:t>
+        <w:t>: 기존 Make-span과 성공률에 더해 `censored_count`, `completion_rate`, `penalized_makespan`을 산출하도록 하였다. 자원 KPI는 `road_vehicle_service_minutes`, `train_service_minutes`, `total_service_minutes`, `passenger_travel_minutes`, `passengers_per_vehicle_minute`, `passengers_per_total_service_minute`로 분리하여 자원 효율성 해석의 일관성을 높였다.</w:t>
+      </w:r>
+    </w:p>
+    <w:p>
+      <w:r>
+        <w:rPr>
+          <w:rFonts w:ascii="Malgun Gothic" w:hAnsi="Malgun Gothic" w:eastAsia="Malgun Gothic"/>
+          <w:b/>
+          <w:sz w:val="22"/>
+        </w:rPr>
+        <w:t>결과 관리 측면</w:t>
+      </w:r>
+      <w:r>
+        <w:rPr>
+          <w:rFonts w:ascii="Malgun Gothic" w:hAnsi="Malgun Gothic" w:eastAsia="Malgun Gothic"/>
+          <w:b w:val="0"/>
+          <w:sz w:val="22"/>
+        </w:rPr>
+        <w:t>: 기존 수치 결론은 폐기하고, 검증된 코드로 Phase 1/2를 다시 실행한 뒤 `report_draft.md`에 결과 해석을 반영하는 절차를 적용하였다. `report.docx`는 `report_draft.md`에서 별도로 생성되는 산출물로 관리한다.</w:t>
       </w:r>
     </w:p>
     <w:p>
@@ -4962,7 +3965,7 @@
           <w:b/>
           <w:sz w:val="22"/>
         </w:rPr>
-        <w:t>교통량 모델링의 단순화</w:t>
+        <w:t>추상 네트워크의 한계</w:t>
       </w:r>
       <w:r>
         <w:rPr>
@@ -4970,7 +3973,7 @@
           <w:b w:val="0"/>
           <w:sz w:val="22"/>
         </w:rPr>
-        <w:t>: 현재 BPR 함수에서 교통량(vol)을 모든 링크에 100대/시간으로 고정 사용하고 있다. 실제로는 수송 진행에 따라 각 링크의 교통량이 동적으로 변화하며, 버스의 집중 배차 시 특정 링크에 교통량이 집중될 수 있다. 이 단순화가 혼잡의 효과를 과소평가하고 있을 가능성이 있다.</w:t>
+        <w:t>: 네트워크는 비교 실험을 위한 소규모 구조 모델이다. 실제 도로망, 교차로, 통제지점, 철도역 접근 동선의 세부 병목을 재현하지 않는다. 따라서 결과는 특정 실제 노선의 운용 판단이 아니라 구조적 비교의 근거로 해석해야 한다.</w:t>
       </w:r>
     </w:p>
     <w:p>
@@ -4980,7 +3983,7 @@
           <w:b/>
           <w:sz w:val="22"/>
         </w:rPr>
-        <w:t>출발 정책의 반영 부족</w:t>
+        <w:t>동적 교통량의 근사성</w:t>
       </w:r>
       <w:r>
         <w:rPr>
@@ -4988,7 +3991,7 @@
           <w:b w:val="0"/>
           <w:sz w:val="22"/>
         </w:rPr>
-        <w:t>: 앞서 7.4절에서 논의한 바와 같이, 현재 시나리오 실행 메커니즘에서 출발 정책이 의도한 대로 작동하지 않고 있다. 버스의 실제 출발결정이 "그룹 마지막 도착자"에 의해 사실상 결정되어, STRICT와 GRACE 정책 간의 차이가 실현되지 않는다.</w:t>
+        <w:t>: 최신 구현은 링크별 최근 차량 진입 기록을 rolling-window 방식으로 교통량에 반영한다. 이는 고정 교통량보다 개선된 방식이지만, 전체 네트워크의 동적 교통 배정이나 차로별 대기행렬을 직접 풀지는 않는다.</w:t>
       </w:r>
     </w:p>
     <w:p>
@@ -4998,7 +4001,7 @@
           <w:b/>
           <w:sz w:val="22"/>
         </w:rPr>
-        <w:t>파손율 범위의 제한</w:t>
+        <w:t>장애 모드 파라미터의 한계</w:t>
       </w:r>
       <w:r>
         <w:rPr>
@@ -5006,7 +4009,7 @@
           <w:b w:val="0"/>
           <w:sz w:val="22"/>
         </w:rPr>
-        <w:t>: 탐색한 파손율 스케일(0~0.15) 범위에서는 파손이 수송 성과에 유의미한 영향을 미치지 않았다. 이는 현재 네트워크의 대체 경로가 충분히 확보되어 있거나, 파손 모델이 파손 시 "완전 단절"만을 모델링하고 "용량 급감"은 포함하지 않기 때문일 수 있다.</w:t>
+        <w:t>: `blocked`와 `capacity_reduction` 모드는 구현되어 있으나, 어떤 링크에서 어느 정도의 용량 저하가 현실적인지에 대한 운용 보정은 아직 수행하지 않았다. `capacity_reduction_factor`는 시나리오 민감도 분석의 매개변수로 해석해야 한다.</w:t>
       </w:r>
     </w:p>
     <w:p>
@@ -5034,7 +4037,7 @@
           <w:b/>
           <w:sz w:val="22"/>
         </w:rPr>
-        <w:t>환승 시간 모델링 부재</w:t>
+        <w:t>결과의 조건부 해석 필요</w:t>
       </w:r>
       <w:r>
         <w:rPr>
@@ -5042,7 +4045,7 @@
           <w:b w:val="0"/>
           <w:sz w:val="22"/>
         </w:rPr>
-        <w:t>: 복합 수송 시나리오에서 환승에 소요되는 시간(승하차, 대기, 이동)이 명시적으로 모델링되지 않았다. 실제 환승 과정에서 발생하는 시간 손실이 반영되면 복합 수송의 Make-span이 증가할 수 있다.</w:t>
+        <w:t>: 정량 결론은 추상 네트워크, fleet, 환승 시간, schedule semantics, network variant, 장애 모드, 검열 페널티에 의존한다. 특히 baseline + blocked 조건에서는 복합 수송 라스트마일의 단일 도로 취약성이 결과를 크게 좌우하므로 실제 의사결정에는 추가 민감도 분석과 별도 파라미터 근거가 필요하다.</w:t>
       </w:r>
     </w:p>
     <w:p>
@@ -5062,7 +4065,7 @@
           <w:b/>
           <w:sz w:val="22"/>
         </w:rPr>
-        <w:t>버스 배차 튜닝</w:t>
+        <w:t>파라미터 근거 확보</w:t>
       </w:r>
       <w:r>
         <w:rPr>
@@ -5070,7 +4073,7 @@
           <w:b w:val="0"/>
           <w:sz w:val="22"/>
         </w:rPr>
-        <w:t>: 버스의 예정 출발 시각을 병력 도착 시각과 독립적으로 설정하고, STRICT 정책 하에서 예정 시각 출발 후 미도착자의 후속 수송 메커니즘을 명시적으로 구현한다. 이를 통해 출발 정책의 효과가 RQ4에서 기대한 대로 정량화될 수 있다.</w:t>
+        <w:t>: bus, shuttle, last-mile fleet size, turnaround, transfer time, road capacity, base failure probability가 실제 운용 조건을 대표할 수 있는지 검토하고, 필요하면 별도 자료 또는 전문가 판단으로 범위를 설정해야 한다.</w:t>
       </w:r>
     </w:p>
     <w:p>
@@ -5080,7 +4083,7 @@
           <w:b/>
           <w:sz w:val="22"/>
         </w:rPr>
-        <w:t>동적 교통량 반영</w:t>
+        <w:t>라스트마일 redundancy 심화 분석</w:t>
       </w:r>
       <w:r>
         <w:rPr>
@@ -5088,7 +4091,7 @@
           <w:b w:val="0"/>
           <w:sz w:val="22"/>
         </w:rPr>
-        <w:t>: 링크별 교통량을 시뮬레이션 진행 중 동적으로 추적하고, 버스 배차에 따른 교통량 변화를 BPR 함수에 실시간으로 반영한다. 이를 통해 혼잡의 비선형적 효과를 보다 현실적으로 포착할 수 있다.</w:t>
+        <w:t>: `multimodal_redundant_lastmile`과 `bus_single_corridor` variant까지 공식 sweep에 포함하여 라스트마일 단일 장애점의 영향을 더 명확히 분리한다.</w:t>
       </w:r>
     </w:p>
     <w:p>
@@ -5098,7 +4101,7 @@
           <w:b/>
           <w:sz w:val="22"/>
         </w:rPr>
-        <w:t>파손 모델 고도화</w:t>
+        <w:t>장애 모드 현실성 검토</w:t>
       </w:r>
       <w:r>
         <w:rPr>
@@ -5106,7 +4109,7 @@
           <w:b w:val="0"/>
           <w:sz w:val="22"/>
         </w:rPr>
-        <w:t>: "완전 단절" 외에 "용량 급감"(예: 50% 용량 감소) 모델을 추가하고, 파손율 탐색 범위를 0.20~0.50까지 확장한다. 또한 파손 발생 시각을 확률적으로 모델링하여 수송 진행 중의 동적 파손 시나리오를 실험할 수 있다.</w:t>
+        <w:t>: `blocked`와 `capacity_reduction`이 실제 전시 도로 손상 상태를 얼마나 잘 대표하는지 검토하고, 용량 저하율 수준을 실증 자료 또는 전문가 판단으로 범위화한다.</w:t>
       </w:r>
     </w:p>
     <w:p>
@@ -5116,7 +4119,7 @@
           <w:b/>
           <w:sz w:val="22"/>
         </w:rPr>
-        <w:t>환승 시간 모델링</w:t>
+        <w:t>보고서 자동화 개선</w:t>
       </w:r>
       <w:r>
         <w:rPr>
@@ -5124,7 +4127,25 @@
           <w:b w:val="0"/>
           <w:sz w:val="22"/>
         </w:rPr>
-        <w:t>: 복합 수송의 셔틀--열차, 열차--라스트마일 간 환승에 소요되는 시간(승하차 대기, 플랫폼 이동 등)을 명시적 변수로 추가한다. 환승 페널티가 복합 수송의 상대적 이점에 미치는 영향을 민감도 분석한다.</w:t>
+        <w:t>: 결과 CSV에서 핵심 표를 자동 추출하여 `report_draft.md`에 반영하는 보조 스크립트를 만들면 재실험 후 문서 갱신 오류를 줄일 수 있다.</w:t>
+      </w:r>
+    </w:p>
+    <w:p>
+      <w:r>
+        <w:rPr>
+          <w:rFonts w:ascii="Malgun Gothic" w:hAnsi="Malgun Gothic" w:eastAsia="Malgun Gothic"/>
+          <w:b/>
+          <w:sz w:val="22"/>
+        </w:rPr>
+        <w:t>환승 페널티 민감도 분석</w:t>
+      </w:r>
+      <w:r>
+        <w:rPr>
+          <w:rFonts w:ascii="Malgun Gothic" w:hAnsi="Malgun Gothic" w:eastAsia="Malgun Gothic"/>
+          <w:b w:val="0"/>
+          <w:sz w:val="22"/>
+        </w:rPr>
+        <w:t>: 고정 환승 시간과 인원비례 환승 시간을 각각 변화시켜 복합 수송의 상대적 이점이 환승 처리 조건에 얼마나 민감한지 평가한다.</w:t>
       </w:r>
     </w:p>
     <w:p>
@@ -5160,7 +4181,7 @@
           <w:b w:val="0"/>
           <w:sz w:val="22"/>
         </w:rPr>
-        <w:t>: SALib를 도입하여 Sobol 민감도 지수를 계산하고, 각 요인(혼잡, 파손, 지각)이 수송 성과에 미치는 영향을 1차 효과와 상호작용 효과로 분해하여 분석한다.</w:t>
+        <w:t>: SALib를 도입하여 Sobol 민감도 지수를 계산하고, 각 요인(혼잡, 장애, 지각)이 수송 성과에 미치는 영향을 1차 효과와 상호작용 효과로 분해하여 분석한다.</w:t>
       </w:r>
     </w:p>
     <w:p>
@@ -5192,7 +4213,7 @@
           <w:color w:val="CCCCCC"/>
           <w:sz w:val="16"/>
         </w:rPr>
-        <w:t>────────────────────────────────────────────────────────────</w:t>
+        <w:t>------------------------------------------------------------</w:t>
       </w:r>
     </w:p>
     <w:p>
@@ -5295,6 +4316,56 @@
                 <w:b w:val="0"/>
                 <w:sz w:val="20"/>
               </w:rPr>
+              <w:t>실행 환경</w:t>
+            </w:r>
+          </w:p>
+        </w:tc>
+        <w:tc>
+          <w:tcPr>
+            <w:tcW w:type="dxa" w:w="3009"/>
+          </w:tcPr>
+          <w:p>
+            <w:r/>
+            <w:r>
+              <w:rPr>
+                <w:rFonts w:ascii="Malgun Gothic" w:hAnsi="Malgun Gothic" w:eastAsia="Malgun Gothic"/>
+                <w:b w:val="0"/>
+                <w:sz w:val="20"/>
+              </w:rPr>
+              <w:t>Windows PowerShell, Python Launcher</w:t>
+            </w:r>
+          </w:p>
+        </w:tc>
+        <w:tc>
+          <w:tcPr>
+            <w:tcW w:type="dxa" w:w="3009"/>
+          </w:tcPr>
+          <w:p>
+            <w:r/>
+            <w:r>
+              <w:rPr>
+                <w:rFonts w:ascii="Malgun Gothic" w:hAnsi="Malgun Gothic" w:eastAsia="Malgun Gothic"/>
+                <w:b w:val="0"/>
+                <w:sz w:val="20"/>
+              </w:rPr>
+              <w:t>`py -3.11`, `.\.venv\Scripts\python` 기반 재현 환경</w:t>
+            </w:r>
+          </w:p>
+        </w:tc>
+      </w:tr>
+      <w:tr>
+        <w:tc>
+          <w:tcPr>
+            <w:tcW w:type="dxa" w:w="3009"/>
+          </w:tcPr>
+          <w:p>
+            <w:r/>
+            <w:r>
+              <w:rPr>
+                <w:rFonts w:ascii="Malgun Gothic" w:hAnsi="Malgun Gothic" w:eastAsia="Malgun Gothic"/>
+                <w:b w:val="0"/>
+                <w:sz w:val="20"/>
+              </w:rPr>
               <w:t>시뮬레이션 엔진</w:t>
             </w:r>
           </w:p>
@@ -5311,7 +4382,7 @@
                 <w:b w:val="0"/>
                 <w:sz w:val="20"/>
               </w:rPr>
-              <w:t>SimPy</w:t>
+              <w:t>Python, SimPy</w:t>
             </w:r>
           </w:p>
         </w:tc>
@@ -5327,7 +4398,7 @@
                 <w:b w:val="0"/>
                 <w:sz w:val="20"/>
               </w:rPr>
-              <w:t>이산사건시뮬레이션(DES) 엔진</w:t>
+              <w:t>이산사건형 수송 이벤트와 보조 프로세스 모델링</w:t>
             </w:r>
           </w:p>
         </w:tc>
@@ -5428,6 +4499,56 @@
                 <w:sz w:val="20"/>
               </w:rPr>
               <w:t>LogNormal, Bernoulli 샘플링</w:t>
+            </w:r>
+          </w:p>
+        </w:tc>
+      </w:tr>
+      <w:tr>
+        <w:tc>
+          <w:tcPr>
+            <w:tcW w:type="dxa" w:w="3009"/>
+          </w:tcPr>
+          <w:p>
+            <w:r/>
+            <w:r>
+              <w:rPr>
+                <w:rFonts w:ascii="Malgun Gothic" w:hAnsi="Malgun Gothic" w:eastAsia="Malgun Gothic"/>
+                <w:b w:val="0"/>
+                <w:sz w:val="20"/>
+              </w:rPr>
+              <w:t>운용 모델</w:t>
+            </w:r>
+          </w:p>
+        </w:tc>
+        <w:tc>
+          <w:tcPr>
+            <w:tcW w:type="dxa" w:w="3009"/>
+          </w:tcPr>
+          <w:p>
+            <w:r/>
+            <w:r>
+              <w:rPr>
+                <w:rFonts w:ascii="Malgun Gothic" w:hAnsi="Malgun Gothic" w:eastAsia="Malgun Gothic"/>
+                <w:b w:val="0"/>
+                <w:sz w:val="20"/>
+              </w:rPr>
+              <w:t>자체 dispatch/fleet/rail/traffic 모듈</w:t>
+            </w:r>
+          </w:p>
+        </w:tc>
+        <w:tc>
+          <w:tcPr>
+            <w:tcW w:type="dxa" w:w="3009"/>
+          </w:tcPr>
+          <w:p>
+            <w:r/>
+            <w:r>
+              <w:rPr>
+                <w:rFonts w:ascii="Malgun Gothic" w:hAnsi="Malgun Gothic" w:eastAsia="Malgun Gothic"/>
+                <w:b w:val="0"/>
+                <w:sz w:val="20"/>
+              </w:rPr>
+              <w:t>대기열 dispatch, fleet availability, 고정 headway, 동적 BPR</w:t>
             </w:r>
           </w:p>
         </w:tc>
@@ -5645,7 +4766,7 @@
           <w:color w:val="CCCCCC"/>
           <w:sz w:val="16"/>
         </w:rPr>
-        <w:t>────────────────────────────────────────────────────────────</w:t>
+        <w:t>------------------------------------------------------------</w:t>
       </w:r>
     </w:p>
     <w:p>
@@ -5655,7 +4776,7 @@
           <w:b w:val="0"/>
           <w:sz w:val="22"/>
         </w:rPr>
-        <w:t>*본 보고서는 전시 동원예비군 수송체계 Micro-Simulation 프로젝트의 실험 설계, 시스템 구현, 및 초기 실험 결과를 종합적으로 정리한 것이다. 본 연구는 학술 목적의 일반 모델 설계를 제시하며, 특정 시설이나 노선의 취약점, 운용 세부 최적화는 다루지 않는다.*</w:t>
+        <w:t>*본 보고서는 전시 동원예비군 수송체계 Micro-Simulation 프로젝트의 실험 설계, 최신 시스템 구현, 재생성된 Phase 1/2 결과를 정리한 것이다. 본 연구는 학술 목적의 일반 모델 설계를 제시할 뿐 특정 시설이나 노선의 취약점, 운용 세부 최적화는 다루지 않는다.*</w:t>
       </w:r>
     </w:p>
     <w:sectPr>

--- a/report.docx
+++ b/report.docx
@@ -9,41 +9,7 @@
           <w:b/>
           <w:sz w:val="36"/>
         </w:rPr>
-        <w:t>전시 동원예비군 수송체계 Micro-Simulation 실험 설계 및 구현 보고서</w:t>
-      </w:r>
-    </w:p>
-    <w:p>
-      <w:r>
-        <w:rPr>
-          <w:rFonts w:ascii="Malgun Gothic" w:hAnsi="Malgun Gothic" w:eastAsia="Malgun Gothic"/>
-          <w:b/>
-          <w:sz w:val="22"/>
-        </w:rPr>
-        <w:t>사례: 서울시 송파구 예비군 집결 — 전방 지역(D) 수송</w:t>
-      </w:r>
-    </w:p>
-    <w:p>
-      <w:r>
-        <w:rPr>
-          <w:rFonts w:ascii="Malgun Gothic" w:hAnsi="Malgun Gothic" w:eastAsia="Malgun Gothic"/>
-          <w:b/>
-          <w:sz w:val="22"/>
-        </w:rPr>
-        <w:t>작성일: 2026년 5월 1일</w:t>
-      </w:r>
-    </w:p>
-    <w:p>
-      <w:pPr>
-        <w:jc w:val="center"/>
-      </w:pPr>
-      <w:r>
-        <w:rPr>
-          <w:rFonts w:ascii="Malgun Gothic" w:hAnsi="Malgun Gothic" w:eastAsia="Malgun Gothic"/>
-          <w:b w:val="0"/>
-          <w:color w:val="CCCCCC"/>
-          <w:sz w:val="16"/>
-        </w:rPr>
-        <w:t>------------------------------------------------------------</w:t>
+        <w:t>전시 예비군 수송체계 비교 시뮬레이션 보고서</w:t>
       </w:r>
     </w:p>
     <w:p>
@@ -53,7 +19,7 @@
           <w:b/>
           <w:sz w:val="28"/>
         </w:rPr>
-        <w:t>요약 (Executive Summary)</w:t>
+        <w:t>요약</w:t>
       </w:r>
     </w:p>
     <w:p>
@@ -63,17 +29,17 @@
           <w:b w:val="0"/>
           <w:sz w:val="22"/>
         </w:rPr>
-        <w:t>본 보고서는 전시 동원예비군 수송 체계의 효율성을 과학적으로 비교 분석하기 위한 Micro-Simulation 실험 체계의 설계와 최신 구현 방향을 종합한다. 서울시 송파구 약 1,000명 예비군의 전방 이송을 사례로, 전통적 버스 단독 수송과 철도-버스 복합 수송을 동일 난수 조건에서 비교할 수 있도록 모델을 정비하였다.</w:t>
+        <w:t>이 보고서는 약 1,000명의 예비군을 서울 송파구 인근 집결지에서 전방 목적지까지 이동시키는 상황을 가정하고, 두 가지 수송 방식의 장단점을 비교한 결과를 정리한 것이다.</w:t>
       </w:r>
     </w:p>
     <w:p>
       <w:r>
         <w:rPr>
           <w:rFonts w:ascii="Malgun Gothic" w:hAnsi="Malgun Gothic" w:eastAsia="Malgun Gothic"/>
-          <w:b/>
+          <w:b w:val="0"/>
           <w:sz w:val="22"/>
         </w:rPr>
-        <w:t>핵심 정리:</w:t>
+        <w:t>비교 대상은 다음 두 방식이다.</w:t>
       </w:r>
     </w:p>
     <w:p>
@@ -83,18 +49,10 @@
       <w:r>
         <w:rPr>
           <w:rFonts w:ascii="Malgun Gothic" w:hAnsi="Malgun Gothic" w:eastAsia="Malgun Gothic"/>
-          <w:b/>
-          <w:sz w:val="22"/>
-        </w:rPr>
-        <w:t>모델 구현 방향의 정비 완료</w:t>
-      </w:r>
-      <w:r>
-        <w:rPr>
-          <w:rFonts w:ascii="Malgun Gothic" w:hAnsi="Malgun Gothic" w:eastAsia="Malgun Gothic"/>
           <w:b w:val="0"/>
           <w:sz w:val="22"/>
         </w:rPr>
-        <w:t>: STRICT/GRACE 정책은 사전 배치된 마지막 도착자를 기다리는 방식이 아니라, 단일 승객 대기열에서 정시 출발·유예 대기·정원 도달을 판단하는 방식으로 작동한다.</w:t>
+        <w:t>버스 단독 수송: 집결지에서 목적지까지 도로를 이용해 직접 이동하는 방식</w:t>
       </w:r>
     </w:p>
     <w:p>
@@ -104,18 +62,170 @@
       <w:r>
         <w:rPr>
           <w:rFonts w:ascii="Malgun Gothic" w:hAnsi="Malgun Gothic" w:eastAsia="Malgun Gothic"/>
-          <w:b/>
+          <w:b w:val="0"/>
           <w:sz w:val="22"/>
         </w:rPr>
-        <w:t>운용 제약의 명시적 반영</w:t>
+        <w:t>철도-버스 복합 수송: 집결지에서 철도 거점까지 버스로 이동하고, 철도 구간을 지난 뒤 목적지까지 다시 버스로 이동하는 방식</w:t>
       </w:r>
+    </w:p>
+    <w:p>
       <w:r>
         <w:rPr>
           <w:rFonts w:ascii="Malgun Gothic" w:hAnsi="Malgun Gothic" w:eastAsia="Malgun Gothic"/>
           <w:b w:val="0"/>
           <w:sz w:val="22"/>
         </w:rPr>
-        <w:t>: 버스와 셔틀은 배차간격, 보유 대수, 회차시간을 설정값으로 제어하며, 철도는 이전 열차의 주행 완료와 무관한 고정 headway 서비스로 모델링된다.</w:t>
+        <w:t>최신 모형은 단순한 평균 이동시간 비교가 아니라, 실제 수송계획에서 중요한 요소들을 함께 고려한다. 차량 대수, 배차 간격, 회차 시간, 지각자 처리 방식, 도로 혼잡, 도로 장애, 환승 시간, 목적지 미도착 인원 등을 반영했다. 또한 일부 인원이 제한 시간 안에 도착하지 못하는 경우를 별도로 표시하여, 겉보기 완료시간만으로 잘못 판단하지 않도록 했다.</w:t>
+      </w:r>
+    </w:p>
+    <w:p>
+      <w:r>
+        <w:rPr>
+          <w:rFonts w:ascii="Malgun Gothic" w:hAnsi="Malgun Gothic" w:eastAsia="Malgun Gothic"/>
+          <w:b w:val="0"/>
+          <w:sz w:val="22"/>
+        </w:rPr>
+        <w:t>현재 추상 네트워크와 기본 운용 조건에서는 버스 단독 수송이 시간 측면에서 더 빠르고 안정적인 결과를 보였다. 반면 복합 수송은 일부 자원 효율 지표에서 장점이 있으나, 철도에 접근하는 도로와 마지막 도로 구간이 막히거나 약해질 때 성과가 크게 나빠졌다. 따라서 이번 결과는 “복합 수송이 항상 유리하다” 또는 “버스 단독이 항상 유리하다”는 결론이 아니다. 현재의 추상 네트워크, 차량 운용 조건, 환승 가정, 도로 장애 가정에서 나타난 조건부 결과로 이해해야 한다.</w:t>
+      </w:r>
+    </w:p>
+    <w:p>
+      <w:r>
+        <w:rPr>
+          <w:rFonts w:ascii="Malgun Gothic" w:hAnsi="Malgun Gothic" w:eastAsia="Malgun Gothic"/>
+          <w:b/>
+          <w:sz w:val="28"/>
+        </w:rPr>
+        <w:t>연구 배경</w:t>
+      </w:r>
+    </w:p>
+    <w:p>
+      <w:r>
+        <w:rPr>
+          <w:rFonts w:ascii="Malgun Gothic" w:hAnsi="Malgun Gothic" w:eastAsia="Malgun Gothic"/>
+          <w:b w:val="0"/>
+          <w:sz w:val="22"/>
+        </w:rPr>
+        <w:t>전시 또는 이에 준하는 위기 상황에서 예비군을 정해진 시간 안에 전방 지역으로 이동시키는 일은 작전 수행의 핵심 조건이다. 병력이 늦게 도착하면 전방 부대의 전투력 회복이 지연되고, 전체 작전 계획에도 영향을 줄 수 있다.</w:t>
+      </w:r>
+    </w:p>
+    <w:p>
+      <w:r>
+        <w:rPr>
+          <w:rFonts w:ascii="Malgun Gothic" w:hAnsi="Malgun Gothic" w:eastAsia="Malgun Gothic"/>
+          <w:b w:val="0"/>
+          <w:sz w:val="22"/>
+        </w:rPr>
+        <w:t>평시 교통계획과 달리 전시 수송은 여러 불확실성을 동시에 가진다. 도로가 혼잡해질 수 있고, 일부 도로가 차단되거나 용량이 줄어들 수 있으며, 집결 인원 일부가 늦게 도착할 수도 있다. 또한 충분한 차량이 항상 즉시 준비되어 있다고 볼 수도 없다.</w:t>
+      </w:r>
+    </w:p>
+    <w:p>
+      <w:r>
+        <w:rPr>
+          <w:rFonts w:ascii="Malgun Gothic" w:hAnsi="Malgun Gothic" w:eastAsia="Malgun Gothic"/>
+          <w:b w:val="0"/>
+          <w:sz w:val="22"/>
+        </w:rPr>
+        <w:t>이런 상황에서는 단순히 “가장 짧은 거리”나 “평균 이동시간”만 비교해서는 충분하지 않다. 수송 방식이 장애 상황에서 얼마나 버티는지, 일부 지각자를 기다리는 것이 전체 성과에 도움이 되는지, 차량을 얼마나 효율적으로 쓰는지까지 함께 봐야 한다.</w:t>
+      </w:r>
+    </w:p>
+    <w:p>
+      <w:r>
+        <w:rPr>
+          <w:rFonts w:ascii="Malgun Gothic" w:hAnsi="Malgun Gothic" w:eastAsia="Malgun Gothic"/>
+          <w:b/>
+          <w:sz w:val="28"/>
+        </w:rPr>
+        <w:t>비교한 수송 방식</w:t>
+      </w:r>
+    </w:p>
+    <w:p>
+      <w:r>
+        <w:rPr>
+          <w:rFonts w:ascii="Malgun Gothic" w:hAnsi="Malgun Gothic" w:eastAsia="Malgun Gothic"/>
+          <w:b/>
+          <w:sz w:val="24"/>
+        </w:rPr>
+        <w:t>버스 단독 수송</w:t>
+      </w:r>
+    </w:p>
+    <w:p>
+      <w:r>
+        <w:rPr>
+          <w:rFonts w:ascii="Malgun Gothic" w:hAnsi="Malgun Gothic" w:eastAsia="Malgun Gothic"/>
+          <w:b w:val="0"/>
+          <w:sz w:val="22"/>
+        </w:rPr>
+        <w:t>버스 단독 수송은 가장 직관적인 방식이다. 모든 인원이 집결지에서 버스를 타고 도로망을 통해 목적지까지 이동한다. 이 방식의 장점은 환승이 없고 절차가 단순하다는 점이다. 집결지에서 바로 목적지로 이동하므로 중간 단계에서 생기는 대기나 환승 손실이 작다.</w:t>
+      </w:r>
+    </w:p>
+    <w:p>
+      <w:r>
+        <w:rPr>
+          <w:rFonts w:ascii="Malgun Gothic" w:hAnsi="Malgun Gothic" w:eastAsia="Malgun Gothic"/>
+          <w:b w:val="0"/>
+          <w:sz w:val="22"/>
+        </w:rPr>
+        <w:t>다만 이 방식은 도로 상황에 크게 의존한다. 주요 도로가 막히거나 용량이 떨어지면 우회가 필요하고, 우회 경로마저 부족하면 일부 인원이 제한 시간 안에 도착하지 못할 수 있다.</w:t>
+      </w:r>
+    </w:p>
+    <w:p>
+      <w:r>
+        <w:rPr>
+          <w:rFonts w:ascii="Malgun Gothic" w:hAnsi="Malgun Gothic" w:eastAsia="Malgun Gothic"/>
+          <w:b/>
+          <w:sz w:val="24"/>
+        </w:rPr>
+        <w:t>철도-버스 복합 수송</w:t>
+      </w:r>
+    </w:p>
+    <w:p>
+      <w:r>
+        <w:rPr>
+          <w:rFonts w:ascii="Malgun Gothic" w:hAnsi="Malgun Gothic" w:eastAsia="Malgun Gothic"/>
+          <w:b w:val="0"/>
+          <w:sz w:val="22"/>
+        </w:rPr>
+        <w:t>복합 수송은 집결지에서 철도 거점까지 버스로 이동한 뒤, 철도를 이용해 장거리 구간을 이동하고, 마지막으로 목적지까지 버스로 이동하는 방식이다. 이 방식의 기대 장점은 철도 구간의 대량 수송 능력이다. 도로 혼잡이 심할 때 철도가 안정적으로 작동한다면 전체 수송의 부담을 줄일 수 있다.</w:t>
+      </w:r>
+    </w:p>
+    <w:p>
+      <w:r>
+        <w:rPr>
+          <w:rFonts w:ascii="Malgun Gothic" w:hAnsi="Malgun Gothic" w:eastAsia="Malgun Gothic"/>
+          <w:b w:val="0"/>
+          <w:sz w:val="22"/>
+        </w:rPr>
+        <w:t>그러나 복합 수송은 단계가 많다. 집결지에서 철도 거점까지 가는 버스, 환승, 열차 대기, 마지막 도로 구간이 모두 맞물려야 한다. 특히 철도에 접근하는 도로 또는 마지막 도로 구간이 단일 경로에 가까우면, 그 구간의 장애가 전체 성과를 크게 흔들 수 있다.</w:t>
+      </w:r>
+    </w:p>
+    <w:p>
+      <w:r>
+        <w:rPr>
+          <w:rFonts w:ascii="Malgun Gothic" w:hAnsi="Malgun Gothic" w:eastAsia="Malgun Gothic"/>
+          <w:b/>
+          <w:sz w:val="28"/>
+        </w:rPr>
+        <w:t>모형에 반영한 현실적 요소</w:t>
+      </w:r>
+    </w:p>
+    <w:p>
+      <w:r>
+        <w:rPr>
+          <w:rFonts w:ascii="Malgun Gothic" w:hAnsi="Malgun Gothic" w:eastAsia="Malgun Gothic"/>
+          <w:b w:val="0"/>
+          <w:sz w:val="22"/>
+        </w:rPr>
+        <w:t>이번 시뮬레이션은 수송 방식의 구조적 차이를 보기 위해 작은 추상 네트워크를 사용했다. 실제 서울 도로망 전체를 그대로 반영한 것은 아니며, 두 수송 방식이 어떤 조건에서 달라지는지 비교하기 위한 통제된 실험 환경이다.</w:t>
+      </w:r>
+    </w:p>
+    <w:p>
+      <w:r>
+        <w:rPr>
+          <w:rFonts w:ascii="Malgun Gothic" w:hAnsi="Malgun Gothic" w:eastAsia="Malgun Gothic"/>
+          <w:b w:val="0"/>
+          <w:sz w:val="22"/>
+        </w:rPr>
+        <w:t>반영한 주요 요소는 다음과 같다.</w:t>
       </w:r>
     </w:p>
     <w:p>
@@ -125,18 +235,10 @@
       <w:r>
         <w:rPr>
           <w:rFonts w:ascii="Malgun Gothic" w:hAnsi="Malgun Gothic" w:eastAsia="Malgun Gothic"/>
-          <w:b/>
-          <w:sz w:val="22"/>
-        </w:rPr>
-        <w:t>도로·환승·장애 모델 고도화</w:t>
-      </w:r>
-      <w:r>
-        <w:rPr>
-          <w:rFonts w:ascii="Malgun Gothic" w:hAnsi="Malgun Gothic" w:eastAsia="Malgun Gothic"/>
           <w:b w:val="0"/>
           <w:sz w:val="22"/>
         </w:rPr>
-        <w:t>: 도로 주행은 링크 진입 시점의 rolling-window 교통량을 BPR 함수에 반영하고, 복합 수송에는 고정 및 인원비례 환승 페널티가 추가된다. 도로 장애는 `blocked`와 `capacity_reduction` 모드를 구분하는 구조화된 상태로 처리한다.</w:t>
+        <w:t>집결 인원의 도착 지연</w:t>
       </w:r>
     </w:p>
     <w:p>
@@ -146,18 +248,10 @@
       <w:r>
         <w:rPr>
           <w:rFonts w:ascii="Malgun Gothic" w:hAnsi="Malgun Gothic" w:eastAsia="Malgun Gothic"/>
-          <w:b/>
-          <w:sz w:val="22"/>
-        </w:rPr>
-        <w:t>검열(censoring)에 안전한 KPI 도입</w:t>
-      </w:r>
-      <w:r>
-        <w:rPr>
-          <w:rFonts w:ascii="Malgun Gothic" w:hAnsi="Malgun Gothic" w:eastAsia="Malgun Gothic"/>
           <w:b w:val="0"/>
           <w:sz w:val="22"/>
         </w:rPr>
-        <w:t>: 기존 Make-span과 성공률 외에 `censored_count`, `completion_rate`, `penalized_makespan`을 함께 산출하여 24시간 한계 내 미도착 인원이 있는 경우에도 결과를 왜곡 없이 비교할 수 있다.</w:t>
+        <w:t>정시에 출발하는 방식과 일정 조건까지 기다리는 방식</w:t>
       </w:r>
     </w:p>
     <w:p>
@@ -167,18 +261,88 @@
       <w:r>
         <w:rPr>
           <w:rFonts w:ascii="Malgun Gothic" w:hAnsi="Malgun Gothic" w:eastAsia="Malgun Gothic"/>
-          <w:b/>
+          <w:b w:val="0"/>
           <w:sz w:val="22"/>
         </w:rPr>
-        <w:t>최신 결과 반영</w:t>
+        <w:t>차량 대수와 회차 시간에 따른 배차 지연</w:t>
       </w:r>
+    </w:p>
+    <w:p>
+      <w:pPr>
+        <w:pStyle w:val="ListBullet"/>
+      </w:pPr>
       <w:r>
         <w:rPr>
           <w:rFonts w:ascii="Malgun Gothic" w:hAnsi="Malgun Gothic" w:eastAsia="Malgun Gothic"/>
           <w:b w:val="0"/>
           <w:sz w:val="22"/>
         </w:rPr>
-        <w:t>: 과거 보고서에 포함된 특정 수치 결론은 이전 모델의 산출물이므로 폐기하였다. 최신 full 결과는 Phase 1 8,400 paired rows, Phase 2 840 paired rows이며, 라스트마일 finite fleet, 명시적 schedule semantics, 단위 일관 KPI, 네트워크 variant, 확장된 장애 민감도를 반영한다.</w:t>
+        <w:t>도로 교통량 증가에 따른 통행시간 증가</w:t>
+      </w:r>
+    </w:p>
+    <w:p>
+      <w:pPr>
+        <w:pStyle w:val="ListBullet"/>
+      </w:pPr>
+      <w:r>
+        <w:rPr>
+          <w:rFonts w:ascii="Malgun Gothic" w:hAnsi="Malgun Gothic" w:eastAsia="Malgun Gothic"/>
+          <w:b w:val="0"/>
+          <w:sz w:val="22"/>
+        </w:rPr>
+        <w:t>도로의 완전 차단 또는 용량 저하</w:t>
+      </w:r>
+    </w:p>
+    <w:p>
+      <w:pPr>
+        <w:pStyle w:val="ListBullet"/>
+      </w:pPr>
+      <w:r>
+        <w:rPr>
+          <w:rFonts w:ascii="Malgun Gothic" w:hAnsi="Malgun Gothic" w:eastAsia="Malgun Gothic"/>
+          <w:b w:val="0"/>
+          <w:sz w:val="22"/>
+        </w:rPr>
+        <w:t>철도 구간의 정해진 운행 간격과 수송 능력</w:t>
+      </w:r>
+    </w:p>
+    <w:p>
+      <w:pPr>
+        <w:pStyle w:val="ListBullet"/>
+      </w:pPr>
+      <w:r>
+        <w:rPr>
+          <w:rFonts w:ascii="Malgun Gothic" w:hAnsi="Malgun Gothic" w:eastAsia="Malgun Gothic"/>
+          <w:b w:val="0"/>
+          <w:sz w:val="22"/>
+        </w:rPr>
+        <w:t>환승에 필요한 기본 시간</w:t>
+      </w:r>
+    </w:p>
+    <w:p>
+      <w:pPr>
+        <w:pStyle w:val="ListBullet"/>
+      </w:pPr>
+      <w:r>
+        <w:rPr>
+          <w:rFonts w:ascii="Malgun Gothic" w:hAnsi="Malgun Gothic" w:eastAsia="Malgun Gothic"/>
+          <w:b w:val="0"/>
+          <w:sz w:val="22"/>
+        </w:rPr>
+        <w:t>제한 시간 안에 도착하지 못한 인원</w:t>
+      </w:r>
+    </w:p>
+    <w:p>
+      <w:pPr>
+        <w:pStyle w:val="ListBullet"/>
+      </w:pPr>
+      <w:r>
+        <w:rPr>
+          <w:rFonts w:ascii="Malgun Gothic" w:hAnsi="Malgun Gothic" w:eastAsia="Malgun Gothic"/>
+          <w:b w:val="0"/>
+          <w:sz w:val="22"/>
+        </w:rPr>
+        <w:t>차량과 열차를 얼마나 효율적으로 사용했는지 보여주는 자원 지표</w:t>
       </w:r>
     </w:p>
     <w:p>
@@ -188,21 +352,7 @@
           <w:b w:val="0"/>
           <w:sz w:val="22"/>
         </w:rPr>
-        <w:t>현재 보고서의 초점은 최신 모델 구조와 재생성된 결과를 함께 정리하는 데 있다. 결과 CSV와 그림은 Windows PowerShell 환경에서 `.\.venv\Scripts\python main.py --phase 1`, `.\.venv\Scripts\python main.py --phase 2`를 실행하여 갱신하였다. 단, 정량 결론은 운용 보정값이 아니라 추상 네트워크, fleet, 환승, 장애, 페널티 가정에 조건부로 해석한다.</w:t>
-      </w:r>
-    </w:p>
-    <w:p>
-      <w:pPr>
-        <w:jc w:val="center"/>
-      </w:pPr>
-      <w:r>
-        <w:rPr>
-          <w:rFonts w:ascii="Malgun Gothic" w:hAnsi="Malgun Gothic" w:eastAsia="Malgun Gothic"/>
-          <w:b w:val="0"/>
-          <w:color w:val="CCCCCC"/>
-          <w:sz w:val="16"/>
-        </w:rPr>
-        <w:t>------------------------------------------------------------</w:t>
+        <w:t>가장 중요한 개선점은 “도착한 사람만 태우고 출발한다”는 수송 운영의 기본 원칙을 반영한 것이다. 예전 단순 모형처럼 한 묶음의 마지막 사람이 올 때까지 모든 차량이 기다리는 방식이 아니라, 정해진 출발 시각에 도착한 인원을 태우고, 늦게 온 인원은 다음 차량으로 넘긴다. 일정 시간 기다리는 정책도 별도로 비교할 수 있게 했다.</w:t>
       </w:r>
     </w:p>
     <w:p>
@@ -212,7 +362,17 @@
           <w:b/>
           <w:sz w:val="28"/>
         </w:rPr>
-        <w:t>1. 서론</w:t>
+        <w:t>실험 설계</w:t>
+      </w:r>
+    </w:p>
+    <w:p>
+      <w:r>
+        <w:rPr>
+          <w:rFonts w:ascii="Malgun Gothic" w:hAnsi="Malgun Gothic" w:eastAsia="Malgun Gothic"/>
+          <w:b w:val="0"/>
+          <w:sz w:val="22"/>
+        </w:rPr>
+        <w:t>실험은 크게 두 단계로 나누어 진행했다.</w:t>
       </w:r>
     </w:p>
     <w:p>
@@ -222,7 +382,7 @@
           <w:b/>
           <w:sz w:val="24"/>
         </w:rPr>
-        <w:t>1.1 프로젝트 배경</w:t>
+        <w:t>1단계: 도로 혼잡과 장애 상황 비교</w:t>
       </w:r>
     </w:p>
     <w:p>
@@ -232,7 +392,7 @@
           <w:b w:val="0"/>
           <w:sz w:val="22"/>
         </w:rPr>
-        <w:t>전시 상황에서 동원예비군의 신속하고 안전한 전방 이송은 작전 수행의 핵심 전제조건이다. 예비군 병력이 지정된 시간 내에 전방 지역에 도착하지 못하면, 해당 부대의 전투력 복원이 지연되고 결과적으로 전선 전체의 작전 계획에 차질을 빚게 된다. 그러나 전시 수송은 평시 교통 환경과는 근본적으로 다른 불확실성에 직면하게 된다. 도로는 적의 공격이나 자연재해로 파손될 수 있고, 교통 혼잡은 대규모 군·민간 수송이 동시에 발생하며 극심해지며, 예비군 개개인의 집결 지연, 즉 "지각"은 통제하기 어려운 변수로 작용한다.</w:t>
+        <w:t>1단계에서는 도로 혼잡이 커지고 도로 장애 가능성이 높아질 때 두 수송 방식의 성과가 어떻게 달라지는지 살폈다. 또한 기본 네트워크와 경로 중복성을 보정한 네트워크를 함께 비교했다.</w:t>
       </w:r>
     </w:p>
     <w:p>
@@ -242,7 +402,53 @@
           <w:b w:val="0"/>
           <w:sz w:val="22"/>
         </w:rPr>
-        <w:t>특히 수도권에 거주하는 예비군의 경우, 집결지까지의 접근성이 상대적으로 양호하더라도 전방까지의 장거리 이송 과정에서 다양한 병목 현상이 발생할 수 있다. 전통적으로 군 수송은 버스 단독 수송에 크게 의존해 왔으나, 철도 인프라가 가용한 경우 철도-버스 복합 수송이 대안이 될 수 있다. 철도는 대량 수송에 유리하지만 환승 과정에서 시간 손실이 발생하며, 버스는 유연성이 높으나 도로 상황에 직접적인 영향을 받는다. 따라서 어느 수송 방식이 어떤 조건에서 유리한지를 체계적으로 분석하는 것이 필요하다.</w:t>
+        <w:t>이 단계에서는 총 8,400개의 짝지은 비교 실험을 수행했다. 두 수송 방식은 같은 무작위 상황을 공유하도록 하여, 우연한 차이보다 수송 방식 자체의 차이가 더 잘 드러나도록 했다.</w:t>
+      </w:r>
+    </w:p>
+    <w:p>
+      <w:r>
+        <w:rPr>
+          <w:rFonts w:ascii="Malgun Gothic" w:hAnsi="Malgun Gothic" w:eastAsia="Malgun Gothic"/>
+          <w:b w:val="0"/>
+          <w:sz w:val="22"/>
+        </w:rPr>
+        <w:t>이때 사용한 네트워크는 두 종류다.</w:t>
+      </w:r>
+    </w:p>
+    <w:p>
+      <w:pPr>
+        <w:pStyle w:val="ListBullet"/>
+      </w:pPr>
+      <w:r>
+        <w:rPr>
+          <w:rFonts w:ascii="Malgun Gothic" w:hAnsi="Malgun Gothic" w:eastAsia="Malgun Gothic"/>
+          <w:b w:val="0"/>
+          <w:sz w:val="22"/>
+        </w:rPr>
+        <w:t>기본 구조: 현재 추상 네트워크의 기본 비교 조건</w:t>
+      </w:r>
+    </w:p>
+    <w:p>
+      <w:pPr>
+        <w:pStyle w:val="ListBullet"/>
+      </w:pPr>
+      <w:r>
+        <w:rPr>
+          <w:rFonts w:ascii="Malgun Gothic" w:hAnsi="Malgun Gothic" w:eastAsia="Malgun Gothic"/>
+          <w:b w:val="0"/>
+          <w:sz w:val="22"/>
+        </w:rPr>
+        <w:t>경로 중복성 보정 구조: 버스 단독과 복합 수송의 우회 가능성을 더 공정하게 맞춘 조건</w:t>
+      </w:r>
+    </w:p>
+    <w:p>
+      <w:r>
+        <w:rPr>
+          <w:rFonts w:ascii="Malgun Gothic" w:hAnsi="Malgun Gothic" w:eastAsia="Malgun Gothic"/>
+          <w:b w:val="0"/>
+          <w:sz w:val="22"/>
+        </w:rPr>
+        <w:t>추가로 라스트마일 경로를 더 보강한 구조와 버스 경로를 단순화한 구조도 정의되어 있지만, 이번 기본 결과에는 포함하지 않았다. 이 두 구조는 향후 추가 민감도 분석에 사용할 수 있다.</w:t>
       </w:r>
     </w:p>
     <w:p>
@@ -252,7 +458,7 @@
           <w:b/>
           <w:sz w:val="24"/>
         </w:rPr>
-        <w:t>1.2 연구 필요성</w:t>
+        <w:t>2단계: 지각과 출발 정책 비교</w:t>
       </w:r>
     </w:p>
     <w:p>
@@ -262,7 +468,7 @@
           <w:b w:val="0"/>
           <w:sz w:val="22"/>
         </w:rPr>
-        <w:t>전시 수송 계획은 실제 상황을 실험하거나 재현할 수 없다는 본질적인 제약이 있다. 대규모 인력과 장비를 동원한 실전 훈련도 제한된 시나리오만 다룰 수 있으며, 도로 파손이나 극단적 혼잡 등의 변수를 통제된 방식으로 재현하기 어렵다. 이러한 한계를 극복하기 위해 시뮬레이션 기반의 실험 접근법이 필수적이다.</w:t>
+        <w:t>2단계에서는 집결 인원이 늦게 도착하는 정도와 출발 정책의 차이를 비교했다. 모든 인원이 정시에 모이지 않는 상황에서 바로 출발하는 것이 좋은지, 일정 시간 기다리는 것이 좋은지를 살펴보는 단계다.</w:t>
       </w:r>
     </w:p>
     <w:p>
@@ -272,7 +478,135 @@
           <w:b w:val="0"/>
           <w:sz w:val="22"/>
         </w:rPr>
-        <w:t>시뮬레이션은 가상의 환경에서 다양한 조건을 체계적으로 변화시키며 그 결과를 비교 분석할 수 있게 해준다. 특히 확률적 변수(지각, 도로 파손)와 물리적 제약(용량, 혼잡)을 동시에 모델링함으로써, 단순한 경험적 판단으로는 파악하기 어려운 구조적 관계를 밝혀낼 수 있다. 본 연구는 이러한 시뮬레이션의 장점을 활용하여 전시 수송의 핵심 의사결정 문제에 과학적 근거를 제공하고자 한다.</w:t>
+        <w:t>이 단계에서는 총 840개의 짝지은 비교 실험을 수행했다. 결과는 시간 성과뿐 아니라 목적지에 도착하지 못한 인원, 자원 사용 효율까지 함께 해석했다.</w:t>
+      </w:r>
+    </w:p>
+    <w:p>
+      <w:r>
+        <w:rPr>
+          <w:rFonts w:ascii="Malgun Gothic" w:hAnsi="Malgun Gothic" w:eastAsia="Malgun Gothic"/>
+          <w:b/>
+          <w:sz w:val="28"/>
+        </w:rPr>
+        <w:t>평가 기준</w:t>
+      </w:r>
+    </w:p>
+    <w:p>
+      <w:r>
+        <w:rPr>
+          <w:rFonts w:ascii="Malgun Gothic" w:hAnsi="Malgun Gothic" w:eastAsia="Malgun Gothic"/>
+          <w:b w:val="0"/>
+          <w:sz w:val="22"/>
+        </w:rPr>
+        <w:t>이번 보고서에서는 하나의 숫자만으로 성과를 판단하지 않았다. 특히 일부 인원이 제한 시간 안에 도착하지 못하는 경우에는 단순 완료시간이 오히려 좋은 것처럼 보일 수 있기 때문이다.</w:t>
+      </w:r>
+    </w:p>
+    <w:p>
+      <w:r>
+        <w:rPr>
+          <w:rFonts w:ascii="Malgun Gothic" w:hAnsi="Malgun Gothic" w:eastAsia="Malgun Gothic"/>
+          <w:b w:val="0"/>
+          <w:sz w:val="22"/>
+        </w:rPr>
+        <w:t>평가에 사용한 핵심 기준은 다음과 같다.</w:t>
+      </w:r>
+    </w:p>
+    <w:p>
+      <w:pPr>
+        <w:pStyle w:val="ListBullet"/>
+      </w:pPr>
+      <w:r>
+        <w:rPr>
+          <w:rFonts w:ascii="Malgun Gothic" w:hAnsi="Malgun Gothic" w:eastAsia="Malgun Gothic"/>
+          <w:b w:val="0"/>
+          <w:sz w:val="22"/>
+        </w:rPr>
+        <w:t>전체 수송이 끝나는 시간</w:t>
+      </w:r>
+    </w:p>
+    <w:p>
+      <w:pPr>
+        <w:pStyle w:val="ListBullet"/>
+      </w:pPr>
+      <w:r>
+        <w:rPr>
+          <w:rFonts w:ascii="Malgun Gothic" w:hAnsi="Malgun Gothic" w:eastAsia="Malgun Gothic"/>
+          <w:b w:val="0"/>
+          <w:sz w:val="22"/>
+        </w:rPr>
+        <w:t>제한 시간 안에 도착한 인원의 비율</w:t>
+      </w:r>
+    </w:p>
+    <w:p>
+      <w:pPr>
+        <w:pStyle w:val="ListBullet"/>
+      </w:pPr>
+      <w:r>
+        <w:rPr>
+          <w:rFonts w:ascii="Malgun Gothic" w:hAnsi="Malgun Gothic" w:eastAsia="Malgun Gothic"/>
+          <w:b w:val="0"/>
+          <w:sz w:val="22"/>
+        </w:rPr>
+        <w:t>제한 시간 안에 도착하지 못한 인원</w:t>
+      </w:r>
+    </w:p>
+    <w:p>
+      <w:pPr>
+        <w:pStyle w:val="ListBullet"/>
+      </w:pPr>
+      <w:r>
+        <w:rPr>
+          <w:rFonts w:ascii="Malgun Gothic" w:hAnsi="Malgun Gothic" w:eastAsia="Malgun Gothic"/>
+          <w:b w:val="0"/>
+          <w:sz w:val="22"/>
+        </w:rPr>
+        <w:t>미도착 인원을 벌점으로 반영한 완료시간</w:t>
+      </w:r>
+    </w:p>
+    <w:p>
+      <w:pPr>
+        <w:pStyle w:val="ListBullet"/>
+      </w:pPr>
+      <w:r>
+        <w:rPr>
+          <w:rFonts w:ascii="Malgun Gothic" w:hAnsi="Malgun Gothic" w:eastAsia="Malgun Gothic"/>
+          <w:b w:val="0"/>
+          <w:sz w:val="22"/>
+        </w:rPr>
+        <w:t>도로 차량 운행시간 대비 수송 인원</w:t>
+      </w:r>
+    </w:p>
+    <w:p>
+      <w:pPr>
+        <w:pStyle w:val="ListBullet"/>
+      </w:pPr>
+      <w:r>
+        <w:rPr>
+          <w:rFonts w:ascii="Malgun Gothic" w:hAnsi="Malgun Gothic" w:eastAsia="Malgun Gothic"/>
+          <w:b w:val="0"/>
+          <w:sz w:val="22"/>
+        </w:rPr>
+        <w:t>전체 수송 수단 운행시간 대비 수송 인원</w:t>
+      </w:r>
+    </w:p>
+    <w:p>
+      <w:r>
+        <w:rPr>
+          <w:rFonts w:ascii="Malgun Gothic" w:hAnsi="Malgun Gothic" w:eastAsia="Malgun Gothic"/>
+          <w:b w:val="0"/>
+          <w:sz w:val="22"/>
+        </w:rPr>
+        <w:t>이 기준을 함께 보아야 실제 수송계획에 가까운 판단을 할 수 있다. 예를 들어 어떤 방식이 평균적으로 빠르더라도, 일부 인원을 자주 남긴다면 안정적인 방식이라고 보기 어렵다. 반대로 시간이 조금 더 걸리더라도 자원 효율이 높거나 장애 상황에서 안정적이라면 특정 조건에서 의미가 있을 수 있다.</w:t>
+      </w:r>
+    </w:p>
+    <w:p>
+      <w:r>
+        <w:rPr>
+          <w:rFonts w:ascii="Malgun Gothic" w:hAnsi="Malgun Gothic" w:eastAsia="Malgun Gothic"/>
+          <w:b/>
+          <w:sz w:val="28"/>
+        </w:rPr>
+        <w:t>주요 결과</w:t>
       </w:r>
     </w:p>
     <w:p>
@@ -282,7 +616,7 @@
           <w:b/>
           <w:sz w:val="24"/>
         </w:rPr>
-        <w:t>1.3 연구 범위</w:t>
+        <w:t>기본 구조에서의 결과</w:t>
       </w:r>
     </w:p>
     <w:p>
@@ -292,7 +626,7 @@
           <w:b w:val="0"/>
           <w:sz w:val="22"/>
         </w:rPr>
-        <w:t>본 연구는 서울시 송파구에 거주하는 약 1,000명의 동원예비군이 집결지(A)에 모인 후 전방 목적지(D)까지 이송되는 과정을 단일 사례로 다룬다. 송파구는 수도권의 대표적인 거주 밀집 지역으로, 지하철 2호선·3호선·8호선 등 다수의 철도 인프라가 접근 가능하여 철도-버스 복합 수송의 사례로 적합하다.</w:t>
+        <w:t>현재 기본 구조에서는 버스 단독 수송이 시간 측면에서 더 유리했다. 특히 도로가 완전히 차단되는 상황을 고려하면, 복합 수송은 철도 접근 구간 또는 마지막 도로 구간의 취약성이 크게 드러났다.</w:t>
       </w:r>
     </w:p>
     <w:p>
@@ -302,21 +636,107 @@
           <w:b w:val="0"/>
           <w:sz w:val="22"/>
         </w:rPr>
-        <w:t>비교 대상은 두 가지 수송 시나리오이다. 첫째, 버스 단독 수송으로 집결지에서 도로망을 통해 전방까지 직접 이동하는 방식이며, 둘째, 철도-버스 복합 수송으로 집결지에서 셔틀로 철도 허브(S)로 이동한 후 열차로 환승역(R)까지 이동하고, 다시 라스트마일 버스로 전방에 도착하는 방식이다.</w:t>
+        <w:t>가장 강한 장애 조건에서는 복합 수송에서 제한 시간 안에 도착하지 못하는 인원이 더 많이 발생했다. 이 경우 단순 완료시간만 보면 상황을 제대로 설명할 수 없기 때문에, 미도착 인원을 벌점으로 반영한 기준을 함께 사용했다.</w:t>
       </w:r>
     </w:p>
     <w:p>
-      <w:pPr>
-        <w:jc w:val="center"/>
-      </w:pPr>
       <w:r>
         <w:rPr>
           <w:rFonts w:ascii="Malgun Gothic" w:hAnsi="Malgun Gothic" w:eastAsia="Malgun Gothic"/>
           <w:b w:val="0"/>
-          <w:color w:val="CCCCCC"/>
-          <w:sz w:val="16"/>
+          <w:sz w:val="22"/>
         </w:rPr>
-        <w:t>------------------------------------------------------------</w:t>
+        <w:t>기본 구조에서 복합 수송이 불리하게 나온 핵심 이유는 철도 자체가 느려서라기보다, 철도 전후의 도로 구간이 병목이 되었기 때문이다. 철도는 많은 인원을 한 번에 이동시킬 수 있지만, 철도에 접근하고 철도에서 목적지까지 이동하는 구간이 막히면 전체 체계의 장점이 줄어든다.</w:t>
+      </w:r>
+    </w:p>
+    <w:p>
+      <w:r>
+        <w:rPr>
+          <w:rFonts w:ascii="Malgun Gothic" w:hAnsi="Malgun Gothic" w:eastAsia="Malgun Gothic"/>
+          <w:b/>
+          <w:sz w:val="24"/>
+        </w:rPr>
+        <w:t>경로 중복성을 보정한 구조에서의 결과</w:t>
+      </w:r>
+    </w:p>
+    <w:p>
+      <w:r>
+        <w:rPr>
+          <w:rFonts w:ascii="Malgun Gothic" w:hAnsi="Malgun Gothic" w:eastAsia="Malgun Gothic"/>
+          <w:b w:val="0"/>
+          <w:sz w:val="22"/>
+        </w:rPr>
+        <w:t>경로 중복성을 더 공정하게 맞춘 구조에서는 극단적인 미도착 문제가 크게 줄었다. 두 수송 방식 모두 대부분의 실험에서 제한 시간 안에 목적지까지 수송을 완료했다.</w:t>
+      </w:r>
+    </w:p>
+    <w:p>
+      <w:r>
+        <w:rPr>
+          <w:rFonts w:ascii="Malgun Gothic" w:hAnsi="Malgun Gothic" w:eastAsia="Malgun Gothic"/>
+          <w:b w:val="0"/>
+          <w:sz w:val="22"/>
+        </w:rPr>
+        <w:t>그럼에도 현재 기본 운용 조건에서는 버스 단독 수송이 평균적으로 약 30분 정도 빠른 경향을 보였다. 이는 환승과 철도 대기, 마지막 도로 이동이 합쳐진 복합 수송의 구조적 시간이 버스 단독의 직접 이동보다 길게 작용했기 때문이다.</w:t>
+      </w:r>
+    </w:p>
+    <w:p>
+      <w:r>
+        <w:rPr>
+          <w:rFonts w:ascii="Malgun Gothic" w:hAnsi="Malgun Gothic" w:eastAsia="Malgun Gothic"/>
+          <w:b/>
+          <w:sz w:val="24"/>
+        </w:rPr>
+        <w:t>자원 효율 측면의 결과</w:t>
+      </w:r>
+    </w:p>
+    <w:p>
+      <w:r>
+        <w:rPr>
+          <w:rFonts w:ascii="Malgun Gothic" w:hAnsi="Malgun Gothic" w:eastAsia="Malgun Gothic"/>
+          <w:b w:val="0"/>
+          <w:sz w:val="22"/>
+        </w:rPr>
+        <w:t>시간 성과와 달리, 자원 효율에서는 복합 수송이 더 나은 모습을 보이는 경우가 있었다. 철도는 한 번에 많은 인원을 이동시킬 수 있으므로, 전체 수송 수단의 운행시간 대비 수송 인원 측면에서 장점이 나타날 수 있다.</w:t>
+      </w:r>
+    </w:p>
+    <w:p>
+      <w:r>
+        <w:rPr>
+          <w:rFonts w:ascii="Malgun Gothic" w:hAnsi="Malgun Gothic" w:eastAsia="Malgun Gothic"/>
+          <w:b w:val="0"/>
+          <w:sz w:val="22"/>
+        </w:rPr>
+        <w:t>따라서 결과는 단순히 “버스가 좋다” 또는 “복합 수송이 좋다”로 정리할 수 없다. 시간 중심 의사결정에서는 버스 단독이 유리하게 보였고, 자원 효율이나 도로 부담 분산까지 함께 본다면 복합 수송의 장점도 존재한다.</w:t>
+      </w:r>
+    </w:p>
+    <w:p>
+      <w:r>
+        <w:rPr>
+          <w:rFonts w:ascii="Malgun Gothic" w:hAnsi="Malgun Gothic" w:eastAsia="Malgun Gothic"/>
+          <w:b/>
+          <w:sz w:val="24"/>
+        </w:rPr>
+        <w:t>출발 정책 비교</w:t>
+      </w:r>
+    </w:p>
+    <w:p>
+      <w:r>
+        <w:rPr>
+          <w:rFonts w:ascii="Malgun Gothic" w:hAnsi="Malgun Gothic" w:eastAsia="Malgun Gothic"/>
+          <w:b w:val="0"/>
+          <w:sz w:val="22"/>
+        </w:rPr>
+        <w:t>현재 기본 장애 조건에서는 출발 정책의 차이보다 도로 장애와 라스트마일 병목의 영향이 더 컸다. 일부 인원을 기다리는 정책이 의미 있는 차이를 만들 수는 있지만, 도로 구간이 막혀 목적지까지 가지 못하는 상황에서는 그 효과가 제한적이었다.</w:t>
+      </w:r>
+    </w:p>
+    <w:p>
+      <w:r>
+        <w:rPr>
+          <w:rFonts w:ascii="Malgun Gothic" w:hAnsi="Malgun Gothic" w:eastAsia="Malgun Gothic"/>
+          <w:b w:val="0"/>
+          <w:sz w:val="22"/>
+        </w:rPr>
+        <w:t>이는 출발 정책이 중요하지 않다는 뜻이 아니다. 오히려 출발 정책의 효과를 제대로 평가하려면, 먼저 접근 도로와 마지막 도로 구간의 장애 가정을 더 현실적으로 보정해야 한다는 뜻이다.</w:t>
       </w:r>
     </w:p>
     <w:p>
@@ -326,7 +746,7 @@
           <w:b/>
           <w:sz w:val="28"/>
         </w:rPr>
-        <w:t>2. 연구 질문</w:t>
+        <w:t>해석</w:t>
       </w:r>
     </w:p>
     <w:p>
@@ -336,17 +756,7 @@
           <w:b w:val="0"/>
           <w:sz w:val="22"/>
         </w:rPr>
-        <w:t>본 연구는 전시 수송 체계의 효율성 비교를 위해 네 가지 핵심 연구 질문을 설정하였다.</w:t>
-      </w:r>
-    </w:p>
-    <w:p>
-      <w:r>
-        <w:rPr>
-          <w:rFonts w:ascii="Malgun Gothic" w:hAnsi="Malgun Gothic" w:eastAsia="Malgun Gothic"/>
-          <w:b/>
-          <w:sz w:val="22"/>
-        </w:rPr>
-        <w:t>RQ1 (시간): 어떤 조건에서 복합 수송이 총 소요시간(Make-span)을 단축하는가?</w:t>
+        <w:t>이번 결과에서 가장 중요한 메시지는 다음과 같다.</w:t>
       </w:r>
     </w:p>
     <w:p>
@@ -356,17 +766,7 @@
           <w:b w:val="0"/>
           <w:sz w:val="22"/>
         </w:rPr>
-        <w:t>버스 단독 수송은 직접 경로를 제공하지만, 도로 혼잡에 따른 지연이 누적되면 전체 소요시간이 크게 증가할 수 있다. 반면 복합 수송은 환승 시간이라는 추가 비용이 발생하지만, 철도 구간에서 혼잡의 영향을 피할 수 있다. 따라서 혼잡의 강도, 도로 파손의 빈도, 그리고 두 요인의 상호작용에 따라 어느 수송 방식이 더 빠른 완료시간을 보이는지를 파악하는 것이 첫 번째 질문이다.</w:t>
-      </w:r>
-    </w:p>
-    <w:p>
-      <w:r>
-        <w:rPr>
-          <w:rFonts w:ascii="Malgun Gothic" w:hAnsi="Malgun Gothic" w:eastAsia="Malgun Gothic"/>
-          <w:b/>
-          <w:sz w:val="22"/>
-        </w:rPr>
-        <w:t>RQ2 (강건성): 도로 파손과 혼잡이 심화될수록 복합 수송의 성공률이 더 높은가?</w:t>
+        <w:t>첫째, 복합 수송의 성과는 철도 구간만으로 결정되지 않는다. 철도가 아무리 안정적이고 대량 수송에 유리하더라도, 철도까지 가는 길과 철도에서 목적지까지 가는 길이 취약하면 전체 성과가 크게 낮아진다.</w:t>
       </w:r>
     </w:p>
     <w:p>
@@ -376,17 +776,7 @@
           <w:b w:val="0"/>
           <w:sz w:val="22"/>
         </w:rPr>
-        <w:t>전시 환경에서는 도로의 물리적 파손과 교통 혼잡이 동시에 악화될 수 있다. 이러한 극단적 조건에서 버스 단독 수송과 복합 수송 간의 강건성(robustness) 차이를 분석하는 것이 두 번째 질문이다. 철도는 도로 파손의 직접적 영향을 받지 않으므로, 도로 의존도가 높은 버스 단독 수송에 비해 상대적으로 안정적인 성능을 유지할 것으로 가설을 세울 수 있다.</w:t>
-      </w:r>
-    </w:p>
-    <w:p>
-      <w:r>
-        <w:rPr>
-          <w:rFonts w:ascii="Malgun Gothic" w:hAnsi="Malgun Gothic" w:eastAsia="Malgun Gothic"/>
-          <w:b/>
-          <w:sz w:val="22"/>
-        </w:rPr>
-        <w:t>RQ3 (자원): 동일 수요 조건에서 투입 자원 대비 효율성이 어느 시점에서 역전되는가?</w:t>
+        <w:t>둘째, 버스 단독 수송은 단순하고 빠르지만 도로 의존성이 높다. 현재 기본 조건에서는 버스 단독이 더 빠르게 나타났지만, 실제 도로망에서 주요 도로가 더 심하게 손상되거나 우회가 제한된다면 결과는 달라질 수 있다.</w:t>
       </w:r>
     </w:p>
     <w:p>
@@ -396,17 +786,7 @@
           <w:b w:val="0"/>
           <w:sz w:val="22"/>
         </w:rPr>
-        <w:t>수송 임무는 단순히 빠르게 끝나는 것만 중요한 것이 아니다. 투입되는 버스 대수, 열차 운행 시간, 라스트마일 차량 가동 등 자원의 효율적 사용도 핵심 고려사항이다. 버스 단독 수송은 많은 버스를 장시간 가동해야 하지만 복합 수송은 열차의 대량 수송 능력을 활용할 수 있다. 자원 효율성 지표를 통해 두 방식의 경제적 trade-off를 정량화하는 것이 세 번째 질문이다.</w:t>
-      </w:r>
-    </w:p>
-    <w:p>
-      <w:r>
-        <w:rPr>
-          <w:rFonts w:ascii="Malgun Gothic" w:hAnsi="Malgun Gothic" w:eastAsia="Malgun Gothic"/>
-          <w:b/>
-          <w:sz w:val="22"/>
-        </w:rPr>
-        <w:t>RQ4 (정책): 지각생 처리 방식이 수송 성과에 어떤 영향을 미치는가?</w:t>
+        <w:t>셋째, 미도착 인원은 반드시 별도로 보아야 한다. 제한 시간 안에 도착하지 못한 인원이 있는 경우, 단순 완료시간은 의사결정에 충분하지 않다. 실제 작전 관점에서는 일부 병력이 도착하지 못하는 것이 전체 수송시간보다 더 심각한 문제가 될 수 있다.</w:t>
       </w:r>
     </w:p>
     <w:p>
@@ -416,21 +796,7 @@
           <w:b w:val="0"/>
           <w:sz w:val="22"/>
         </w:rPr>
-        <w:t>예비군 집결 시 일부 인원이 늦게 도착하는 것은 불가피하다. 이때 지각생을 기다렸다가 함께 출발할 것인지(GRACE 정책), 아니면 정시에 출발하고 지각생은 후속 수송으로 처리할 것인지(STRICT 정책)의 결정은 전체 수송 시간과 미수송 인원에 직접적인 영향을 미친다. 이러한 출발 정책의 효과를 지각의 심각성(롱테일 강도)과 결부하여 분석하는 것이 네 번째 질문이다.</w:t>
-      </w:r>
-    </w:p>
-    <w:p>
-      <w:pPr>
-        <w:jc w:val="center"/>
-      </w:pPr>
-      <w:r>
-        <w:rPr>
-          <w:rFonts w:ascii="Malgun Gothic" w:hAnsi="Malgun Gothic" w:eastAsia="Malgun Gothic"/>
-          <w:b w:val="0"/>
-          <w:color w:val="CCCCCC"/>
-          <w:sz w:val="16"/>
-        </w:rPr>
-        <w:t>------------------------------------------------------------</w:t>
+        <w:t>넷째, 현재 결과는 추상 모형의 결과다. 실제 서울 도로망, 실제 차량 가용량, 실제 철도 운행 조건, 실제 군 수송 절차를 반영한 운영 예측으로 바로 사용해서는 안 된다. 다만 어떤 요인이 결과를 좌우하는지 확인하는 실험 틀로는 의미가 있다.</w:t>
       </w:r>
     </w:p>
     <w:p>
@@ -440,17 +806,7 @@
           <w:b/>
           <w:sz w:val="28"/>
         </w:rPr>
-        <w:t>3. 기존 연구 및 공개소프트웨어 조사</w:t>
-      </w:r>
-    </w:p>
-    <w:p>
-      <w:r>
-        <w:rPr>
-          <w:rFonts w:ascii="Malgun Gothic" w:hAnsi="Malgun Gothic" w:eastAsia="Malgun Gothic"/>
-          <w:b/>
-          <w:sz w:val="24"/>
-        </w:rPr>
-        <w:t>3.1 조사 방법</w:t>
+        <w:t>한계</w:t>
       </w:r>
     </w:p>
     <w:p>
@@ -460,7 +816,85 @@
           <w:b w:val="0"/>
           <w:sz w:val="22"/>
         </w:rPr>
-        <w:t>본 프로젝트의 설계에 앞서, 관련 분야의 기존 연구 성과와 공개소프트웨어를 광범위하게 조사하였다. 조사는 9개의 독립적인 검색 각도에서 수행되었으며, 총 80개 이상의 GitHub 레포지토리를 검토하였다. 9개 조사 각도는 다음과 같다.</w:t>
+        <w:t>이번 보고서의 한계는 분명하다.</w:t>
+      </w:r>
+    </w:p>
+    <w:p>
+      <w:pPr>
+        <w:pStyle w:val="ListBullet"/>
+      </w:pPr>
+      <w:r>
+        <w:rPr>
+          <w:rFonts w:ascii="Malgun Gothic" w:hAnsi="Malgun Gothic" w:eastAsia="Malgun Gothic"/>
+          <w:b w:val="0"/>
+          <w:sz w:val="22"/>
+        </w:rPr>
+        <w:t>실제 도로망 전체가 아니라 작은 추상 네트워크를 사용했다.</w:t>
+      </w:r>
+    </w:p>
+    <w:p>
+      <w:pPr>
+        <w:pStyle w:val="ListBullet"/>
+      </w:pPr>
+      <w:r>
+        <w:rPr>
+          <w:rFonts w:ascii="Malgun Gothic" w:hAnsi="Malgun Gothic" w:eastAsia="Malgun Gothic"/>
+          <w:b w:val="0"/>
+          <w:sz w:val="22"/>
+        </w:rPr>
+        <w:t>도로 용량, 차량 대수, 회차 시간, 환승 시간은 실제 자료로 보정된 값이 아니다.</w:t>
+      </w:r>
+    </w:p>
+    <w:p>
+      <w:pPr>
+        <w:pStyle w:val="ListBullet"/>
+      </w:pPr>
+      <w:r>
+        <w:rPr>
+          <w:rFonts w:ascii="Malgun Gothic" w:hAnsi="Malgun Gothic" w:eastAsia="Malgun Gothic"/>
+          <w:b w:val="0"/>
+          <w:sz w:val="22"/>
+        </w:rPr>
+        <w:t>철도 장애는 별도로 고려하지 않았다.</w:t>
+      </w:r>
+    </w:p>
+    <w:p>
+      <w:pPr>
+        <w:pStyle w:val="ListBullet"/>
+      </w:pPr>
+      <w:r>
+        <w:rPr>
+          <w:rFonts w:ascii="Malgun Gothic" w:hAnsi="Malgun Gothic" w:eastAsia="Malgun Gothic"/>
+          <w:b w:val="0"/>
+          <w:sz w:val="22"/>
+        </w:rPr>
+        <w:t>도로 장애 확률과 용량 저하 수준은 민감도 분석을 위한 가정이다.</w:t>
+      </w:r>
+    </w:p>
+    <w:p>
+      <w:pPr>
+        <w:pStyle w:val="ListBullet"/>
+      </w:pPr>
+      <w:r>
+        <w:rPr>
+          <w:rFonts w:ascii="Malgun Gothic" w:hAnsi="Malgun Gothic" w:eastAsia="Malgun Gothic"/>
+          <w:b w:val="0"/>
+          <w:sz w:val="22"/>
+        </w:rPr>
+        <w:t>결과는 현재 설정한 약 1,000명 규모의 단일 수송 상황에 대한 것이다.</w:t>
+      </w:r>
+    </w:p>
+    <w:p>
+      <w:pPr>
+        <w:pStyle w:val="ListBullet"/>
+      </w:pPr>
+      <w:r>
+        <w:rPr>
+          <w:rFonts w:ascii="Malgun Gothic" w:hAnsi="Malgun Gothic" w:eastAsia="Malgun Gothic"/>
+          <w:b w:val="0"/>
+          <w:sz w:val="22"/>
+        </w:rPr>
+        <w:t>추가로 정의된 일부 네트워크 구조는 이번 기본 결과에 포함하지 않았다.</w:t>
       </w:r>
     </w:p>
     <w:p>
@@ -470,7 +904,17 @@
           <w:b w:val="0"/>
           <w:sz w:val="22"/>
         </w:rPr>
-        <w:t>1. SimPy 기반 교통/수송 시뮬레이션 2. BPR 함수 및 교통류 모델링 3. 복합교통(버스+철도) 시뮬레이션 4. 대피 및 군사 수송 시뮬레이션 5. 네트워크 복원력 및 실험설계(DoE) 6. 에이전트 기반 모델링(Mesa/하이브리드 DES+ABM) 7. 차량 배차, 출발 정책, 큐잉 8. 몬테카를로, 공통난수(CRN), 통계적 실험분석 9. 한국 교통 및 국방수송 관련</w:t>
+        <w:t>따라서 이번 결과는 최종 운용 지침이 아니라, 다음 분석을 위한 기준선으로 보아야 한다.</w:t>
+      </w:r>
+    </w:p>
+    <w:p>
+      <w:r>
+        <w:rPr>
+          <w:rFonts w:ascii="Malgun Gothic" w:hAnsi="Malgun Gothic" w:eastAsia="Malgun Gothic"/>
+          <w:b/>
+          <w:sz w:val="28"/>
+        </w:rPr>
+        <w:t>향후 개선 방향</w:t>
       </w:r>
     </w:p>
     <w:p>
@@ -480,117 +924,7 @@
           <w:b w:val="0"/>
           <w:sz w:val="22"/>
         </w:rPr>
-        <w:t>각 각도에서 관련성이 "매우 높음"으로 평가된 레포지토리를 우선적으로 분석하고, 그 구조, 설계 패턴, 그리고 본 프로젝트에의 적용 가능성을 기록하였다.</w:t>
-      </w:r>
-    </w:p>
-    <w:p>
-      <w:r>
-        <w:rPr>
-          <w:rFonts w:ascii="Malgun Gothic" w:hAnsi="Malgun Gothic" w:eastAsia="Malgun Gothic"/>
-          <w:b/>
-          <w:sz w:val="24"/>
-        </w:rPr>
-        <w:t>3.2 주요 발견</w:t>
-      </w:r>
-    </w:p>
-    <w:p>
-      <w:r>
-        <w:rPr>
-          <w:rFonts w:ascii="Malgun Gothic" w:hAnsi="Malgun Gothic" w:eastAsia="Malgun Gothic"/>
-          <w:b/>
-          <w:sz w:val="22"/>
-        </w:rPr>
-        <w:t>SimPy 기반 시뮬레이션 분야</w:t>
-      </w:r>
-      <w:r>
-        <w:rPr>
-          <w:rFonts w:ascii="Malgun Gothic" w:hAnsi="Malgun Gothic" w:eastAsia="Malgun Gothic"/>
-          <w:b w:val="0"/>
-          <w:sz w:val="22"/>
-        </w:rPr>
-        <w:t>에서는 HSR_Simulation_SimPy가 가장 직접적으로 참고가 되었다. 이 레포는 SimPy의 제너레이터 패턴을 활용하여 열차의 이동, 정차, 신호 블록 관리를 모델링하고 있으며, 본 프로젝트의 철도 구간 SimPy 프로세스 설계에 핵심적인 패턴을 제공하였다. 또한 inventory-simulation 레포는 단일 실행 함수에서 결과 딕셔너리를 반환하는 구조와 2차원 파라미터 그리드 탐색 패턴을 보여주어, 실험 러너 설계에 직접적으로 차용하였다.</w:t>
-      </w:r>
-    </w:p>
-    <w:p>
-      <w:r>
-        <w:rPr>
-          <w:rFonts w:ascii="Malgun Gothic" w:hAnsi="Malgun Gothic" w:eastAsia="Malgun Gothic"/>
-          <w:b/>
-          <w:sz w:val="22"/>
-        </w:rPr>
-        <w:t>BPR 함수 및 교통류 모델링 분야</w:t>
-      </w:r>
-      <w:r>
-        <w:rPr>
-          <w:rFonts w:ascii="Malgun Gothic" w:hAnsi="Malgun Gothic" w:eastAsia="Malgun Gothic"/>
-          <w:b w:val="0"/>
-          <w:sz w:val="22"/>
-        </w:rPr>
-        <w:t>에서는 Traffic_Assignment_Tutorial이 BPR 함수의 파이썬 구현을 교육적으로 잘 정리하고 있어 참고하였다. AequilibraE와 dyntapy는 교통 배정 알고리즘까지 포함하는 종합 패키지이나, 본 프로젝트는 배정 알고리즘이 아닌 BPR 함수 자체만 필요하므로 경량화된 자체 구현을 선택하였다.</w:t>
-      </w:r>
-    </w:p>
-    <w:p>
-      <w:r>
-        <w:rPr>
-          <w:rFonts w:ascii="Malgun Gothic" w:hAnsi="Malgun Gothic" w:eastAsia="Malgun Gothic"/>
-          <w:b/>
-          <w:sz w:val="22"/>
-        </w:rPr>
-        <w:t>복합교통 시뮬레이션 분야</w:t>
-      </w:r>
-      <w:r>
-        <w:rPr>
-          <w:rFonts w:ascii="Malgun Gothic" w:hAnsi="Malgun Gothic" w:eastAsia="Malgun Gothic"/>
-          <w:b w:val="0"/>
-          <w:sz w:val="22"/>
-        </w:rPr>
-        <w:t>에서 MATSim과 SUMO는 업계 표준 도구이지만, Java 기반(MATSim)이거나 미시적 수준의 모델링(SUMO)에 초점을 맞추고 있어 본 프로젝트의 중시적(meso-scale) 추상 네트워크 실험에는 과도하게 무거운 도구이다. 스위스연방철도(SBB)의 MATSim 확장은 결정론적 철도와 확률적 버스를 결합하는 모델링 접근을 보여주어 개념적 참고가 되었다.</w:t>
-      </w:r>
-    </w:p>
-    <w:p>
-      <w:r>
-        <w:rPr>
-          <w:rFonts w:ascii="Malgun Gothic" w:hAnsi="Malgun Gothic" w:eastAsia="Malgun Gothic"/>
-          <w:b/>
-          <w:sz w:val="22"/>
-        </w:rPr>
-        <w:t>대피/군사 수송 분야</w:t>
-      </w:r>
-      <w:r>
-        <w:rPr>
-          <w:rFonts w:ascii="Malgun Gothic" w:hAnsi="Malgun Gothic" w:eastAsia="Malgun Gothic"/>
-          <w:b w:val="0"/>
-          <w:sz w:val="22"/>
-        </w:rPr>
-        <w:t>에서 캐나다 국방연구소(DRDC)의 pyMassEvac은 대규모 대피 수송 의사결정 정책 시뮬레이션으로, 본 프로젝트의 STRICT vs GRACE 출발 정책 비교와 직접적으로 유사한 접근을 보여주었다.</w:t>
-      </w:r>
-    </w:p>
-    <w:p>
-      <w:r>
-        <w:rPr>
-          <w:rFonts w:ascii="Malgun Gothic" w:hAnsi="Malgun Gothic" w:eastAsia="Malgun Gothic"/>
-          <w:b/>
-          <w:sz w:val="22"/>
-        </w:rPr>
-        <w:t>실험설계 및 통계 분석 분야</w:t>
-      </w:r>
-      <w:r>
-        <w:rPr>
-          <w:rFonts w:ascii="Malgun Gothic" w:hAnsi="Malgun Gothic" w:eastAsia="Malgun Gothic"/>
-          <w:b w:val="0"/>
-          <w:sz w:val="22"/>
-        </w:rPr>
-        <w:t>에서는 pyDOE3가 Python 표준 실험계획법 라이브러리로 확인되었으며, SALib는 민감도 분석(Sobol, Morris 등)을 위한 표준 도구로 파악되었다. monaco 레포는 몬테카를로 시뮬레이션에서 시드 관리와 병렬 실행의 체계적 방법을 제시하였다.</w:t>
-      </w:r>
-    </w:p>
-    <w:p>
-      <w:r>
-        <w:rPr>
-          <w:rFonts w:ascii="Malgun Gothic" w:hAnsi="Malgun Gothic" w:eastAsia="Malgun Gothic"/>
-          <w:b/>
-          <w:sz w:val="24"/>
-        </w:rPr>
-        <w:t>3.3 본 프로젝트의 독창성</w:t>
+        <w:t>다음 단계에서는 모형을 더 현실적인 의사결정 도구로 발전시키기 위해 다음 작업이 필요하다.</w:t>
       </w:r>
     </w:p>
     <w:p>
@@ -600,7 +934,7 @@
           <w:b w:val="0"/>
           <w:sz w:val="22"/>
         </w:rPr>
-        <w:t>기존 오픈소스 프로젝트 중 본 프로젝트의 핵심 기능을 모두 통합적으로 갖춘 것은 존재하지 않았다. 구체적으로 다음 요소가 단일 프레임워크 내에 통합된 사례는 확인되지 않았다.</w:t>
+        <w:t>첫째, 실제 도로망과 철도 접근성을 반영한 네트워크로 확장해야 한다. 추상 네트워크는 구조 비교에는 좋지만, 실제 운용 판단에는 한계가 있다.</w:t>
       </w:r>
     </w:p>
     <w:p>
@@ -610,113 +944,7 @@
           <w:b w:val="0"/>
           <w:sz w:val="22"/>
         </w:rPr>
-        <w:t xml:space="preserve">1. </w:t>
-      </w:r>
-      <w:r>
-        <w:rPr>
-          <w:rFonts w:ascii="Malgun Gothic" w:hAnsi="Malgun Gothic" w:eastAsia="Malgun Gothic"/>
-          <w:b/>
-          <w:sz w:val="22"/>
-        </w:rPr>
-        <w:t>대기열 기반 STRICT/GRACE 출발 정책</w:t>
-      </w:r>
-      <w:r>
-        <w:rPr>
-          <w:rFonts w:ascii="Malgun Gothic" w:hAnsi="Malgun Gothic" w:eastAsia="Malgun Gothic"/>
-          <w:b w:val="0"/>
-          <w:sz w:val="22"/>
-        </w:rPr>
-        <w:t xml:space="preserve">: 군 수송 특유의 "정시에 출발할 것인가, 일정 조건까지 기다릴 것인가" 문제를 승객 대기열과 후속 배차로 모델링한다. 2. </w:t>
-      </w:r>
-      <w:r>
-        <w:rPr>
-          <w:rFonts w:ascii="Malgun Gothic" w:hAnsi="Malgun Gothic" w:eastAsia="Malgun Gothic"/>
-          <w:b/>
-          <w:sz w:val="22"/>
-        </w:rPr>
-        <w:t>구성 가능한 차량 운용 제약</w:t>
-      </w:r>
-      <w:r>
-        <w:rPr>
-          <w:rFonts w:ascii="Malgun Gothic" w:hAnsi="Malgun Gothic" w:eastAsia="Malgun Gothic"/>
-          <w:b w:val="0"/>
-          <w:sz w:val="22"/>
-        </w:rPr>
-        <w:t xml:space="preserve">: 버스와 셔틀의 배차간격, 보유 대수, 회차시간을 설정값으로 두어 차량 부족에 따른 출발 지연을 명시적으로 반영한다. 3. </w:t>
-      </w:r>
-      <w:r>
-        <w:rPr>
-          <w:rFonts w:ascii="Malgun Gothic" w:hAnsi="Malgun Gothic" w:eastAsia="Malgun Gothic"/>
-          <w:b/>
-          <w:sz w:val="22"/>
-        </w:rPr>
-        <w:t>고정 headway 철도 서비스</w:t>
-      </w:r>
-      <w:r>
-        <w:rPr>
-          <w:rFonts w:ascii="Malgun Gothic" w:hAnsi="Malgun Gothic" w:eastAsia="Malgun Gothic"/>
-          <w:b w:val="0"/>
-          <w:sz w:val="22"/>
-        </w:rPr>
-        <w:t xml:space="preserve">: 철도는 열차 주행시간과 별도로 정해진 headway에 따라 계속 출발하며, 이전 열차가 아직 주행 중이어도 다음 열차가 출발할 수 있다. 4. </w:t>
-      </w:r>
-      <w:r>
-        <w:rPr>
-          <w:rFonts w:ascii="Malgun Gothic" w:hAnsi="Malgun Gothic" w:eastAsia="Malgun Gothic"/>
-          <w:b/>
-          <w:sz w:val="22"/>
-        </w:rPr>
-        <w:t>동적 BPR 혼잡 모델</w:t>
-      </w:r>
-      <w:r>
-        <w:rPr>
-          <w:rFonts w:ascii="Malgun Gothic" w:hAnsi="Malgun Gothic" w:eastAsia="Malgun Gothic"/>
-          <w:b w:val="0"/>
-          <w:sz w:val="22"/>
-        </w:rPr>
-        <w:t xml:space="preserve">: 링크별 최근 차량 진입 기록을 rolling-window 교통량으로 환산하고, 각 도로 링크 진입 시점에 BPR 여행시간을 다시 계산한다. 5. </w:t>
-      </w:r>
-      <w:r>
-        <w:rPr>
-          <w:rFonts w:ascii="Malgun Gothic" w:hAnsi="Malgun Gothic" w:eastAsia="Malgun Gothic"/>
-          <w:b/>
-          <w:sz w:val="22"/>
-        </w:rPr>
-        <w:t>구조화된 도로 장애 모델</w:t>
-      </w:r>
-      <w:r>
-        <w:rPr>
-          <w:rFonts w:ascii="Malgun Gothic" w:hAnsi="Malgun Gothic" w:eastAsia="Malgun Gothic"/>
-          <w:b w:val="0"/>
-          <w:sz w:val="22"/>
-        </w:rPr>
-        <w:t xml:space="preserve">: 베르누이 장애 표본을 `blocked` 또는 `capacity_reduction` 상태로 표현하여 완전 단절과 용량 저하를 구분한다. 6. </w:t>
-      </w:r>
-      <w:r>
-        <w:rPr>
-          <w:rFonts w:ascii="Malgun Gothic" w:hAnsi="Malgun Gothic" w:eastAsia="Malgun Gothic"/>
-          <w:b/>
-          <w:sz w:val="22"/>
-        </w:rPr>
-        <w:t>검열 안전 KPI와 CRN 기반 페어 실험</w:t>
-      </w:r>
-      <w:r>
-        <w:rPr>
-          <w:rFonts w:ascii="Malgun Gothic" w:hAnsi="Malgun Gothic" w:eastAsia="Malgun Gothic"/>
-          <w:b w:val="0"/>
-          <w:sz w:val="22"/>
-        </w:rPr>
-        <w:t>: 미도착 인원이 있는 실행을 `censored_count`, `completion_rate`, `penalized_makespan`으로 보정하고, 공통난수(CRN) 페어 비교로 실험 분산을 줄인다.</w:t>
-      </w:r>
-    </w:p>
-    <w:p>
-      <w:r>
-        <w:rPr>
-          <w:rFonts w:ascii="Malgun Gothic" w:hAnsi="Malgun Gothic" w:eastAsia="Malgun Gothic"/>
-          <w:b/>
-          <w:sz w:val="24"/>
-        </w:rPr>
-        <w:t>3.4 참고 레포지토리 선정 사유</w:t>
+        <w:t>둘째, 도로 용량과 혼잡 수준을 실제 자료 또는 전문가 판단으로 보정해야 한다. 특히 전시 상황에서 어느 도로가 얼마나 취약한지에 대한 가정이 결과에 큰 영향을 준다.</w:t>
       </w:r>
     </w:p>
     <w:p>
@@ -726,300 +954,37 @@
           <w:b w:val="0"/>
           <w:sz w:val="22"/>
         </w:rPr>
-        <w:t>최종적으로 4개 레포지토리를 직접적 참고 대상으로 선정하였다.</w:t>
+        <w:t>셋째, 차량 대수와 회차 시간, 운전 인력 가용성 등을 실제 동원 조건에 맞게 조정해야 한다. 수송 방식의 성과는 차량이 얼마나 준비되어 있는지에 크게 좌우된다.</w:t>
       </w:r>
     </w:p>
-    <w:tbl>
-      <w:tblPr>
-        <w:tblStyle w:val="TableGrid"/>
-        <w:tblW w:type="auto" w:w="0"/>
-        <w:jc w:val="center"/>
-        <w:tblLook w:firstColumn="1" w:firstRow="1" w:lastColumn="0" w:lastRow="0" w:noHBand="0" w:noVBand="1" w:val="04A0"/>
-      </w:tblPr>
-      <w:tblGrid>
-        <w:gridCol w:w="3009"/>
-        <w:gridCol w:w="3009"/>
-        <w:gridCol w:w="3009"/>
-      </w:tblGrid>
-      <w:tr>
-        <w:tc>
-          <w:tcPr>
-            <w:tcW w:type="dxa" w:w="3009"/>
-            <w:shd w:val="clear" w:color="auto" w:fill="1F3864"/>
-          </w:tcPr>
-          <w:p>
-            <w:pPr>
-              <w:jc w:val="center"/>
-            </w:pPr>
-            <w:r/>
-            <w:r>
-              <w:rPr>
-                <w:rFonts w:ascii="Malgun Gothic" w:hAnsi="Malgun Gothic" w:eastAsia="Malgun Gothic"/>
-                <w:b/>
-                <w:color w:val="FFFFFF"/>
-                <w:sz w:val="20"/>
-              </w:rPr>
-              <w:t>참고 레포</w:t>
-            </w:r>
-          </w:p>
-        </w:tc>
-        <w:tc>
-          <w:tcPr>
-            <w:tcW w:type="dxa" w:w="3009"/>
-            <w:shd w:val="clear" w:color="auto" w:fill="1F3864"/>
-          </w:tcPr>
-          <w:p>
-            <w:pPr>
-              <w:jc w:val="center"/>
-            </w:pPr>
-            <w:r/>
-            <w:r>
-              <w:rPr>
-                <w:rFonts w:ascii="Malgun Gothic" w:hAnsi="Malgun Gothic" w:eastAsia="Malgun Gothic"/>
-                <w:b/>
-                <w:color w:val="FFFFFF"/>
-                <w:sz w:val="20"/>
-              </w:rPr>
-              <w:t>선정 사유</w:t>
-            </w:r>
-          </w:p>
-        </w:tc>
-        <w:tc>
-          <w:tcPr>
-            <w:tcW w:type="dxa" w:w="3009"/>
-            <w:shd w:val="clear" w:color="auto" w:fill="1F3864"/>
-          </w:tcPr>
-          <w:p>
-            <w:pPr>
-              <w:jc w:val="center"/>
-            </w:pPr>
-            <w:r/>
-            <w:r>
-              <w:rPr>
-                <w:rFonts w:ascii="Malgun Gothic" w:hAnsi="Malgun Gothic" w:eastAsia="Malgun Gothic"/>
-                <w:b/>
-                <w:color w:val="FFFFFF"/>
-                <w:sz w:val="20"/>
-              </w:rPr>
-              <w:t>차용 내용</w:t>
-            </w:r>
-          </w:p>
-        </w:tc>
-      </w:tr>
-      <w:tr>
-        <w:tc>
-          <w:tcPr>
-            <w:tcW w:type="dxa" w:w="3009"/>
-          </w:tcPr>
-          <w:p>
-            <w:r/>
-            <w:r>
-              <w:rPr>
-                <w:rFonts w:ascii="Malgun Gothic" w:hAnsi="Malgun Gothic" w:eastAsia="Malgun Gothic"/>
-                <w:b w:val="0"/>
-                <w:sz w:val="20"/>
-              </w:rPr>
-              <w:t>inventory-simulation</w:t>
-            </w:r>
-          </w:p>
-        </w:tc>
-        <w:tc>
-          <w:tcPr>
-            <w:tcW w:type="dxa" w:w="3009"/>
-          </w:tcPr>
-          <w:p>
-            <w:r/>
-            <w:r>
-              <w:rPr>
-                <w:rFonts w:ascii="Malgun Gothic" w:hAnsi="Malgun Gothic" w:eastAsia="Malgun Gothic"/>
-                <w:b w:val="0"/>
-                <w:sz w:val="20"/>
-              </w:rPr>
-              <w:t>run(params) 결과 딕셔너리 반환 패턴, 2D 그리드 탐색 구조</w:t>
-            </w:r>
-          </w:p>
-        </w:tc>
-        <w:tc>
-          <w:tcPr>
-            <w:tcW w:type="dxa" w:w="3009"/>
-          </w:tcPr>
-          <w:p>
-            <w:r/>
-            <w:r>
-              <w:rPr>
-                <w:rFonts w:ascii="Malgun Gothic" w:hAnsi="Malgun Gothic" w:eastAsia="Malgun Gothic"/>
-                <w:b w:val="0"/>
-                <w:sz w:val="20"/>
-              </w:rPr>
-              <w:t>실험 러너의 함수 구조 및 결과 저장 방식</w:t>
-            </w:r>
-          </w:p>
-        </w:tc>
-      </w:tr>
-      <w:tr>
-        <w:tc>
-          <w:tcPr>
-            <w:tcW w:type="dxa" w:w="3009"/>
-          </w:tcPr>
-          <w:p>
-            <w:r/>
-            <w:r>
-              <w:rPr>
-                <w:rFonts w:ascii="Malgun Gothic" w:hAnsi="Malgun Gothic" w:eastAsia="Malgun Gothic"/>
-                <w:b w:val="0"/>
-                <w:sz w:val="20"/>
-              </w:rPr>
-              <w:t>HSR_Simulation_SimPy</w:t>
-            </w:r>
-          </w:p>
-        </w:tc>
-        <w:tc>
-          <w:tcPr>
-            <w:tcW w:type="dxa" w:w="3009"/>
-          </w:tcPr>
-          <w:p>
-            <w:r/>
-            <w:r>
-              <w:rPr>
-                <w:rFonts w:ascii="Malgun Gothic" w:hAnsi="Malgun Gothic" w:eastAsia="Malgun Gothic"/>
-                <w:b w:val="0"/>
-                <w:sz w:val="20"/>
-              </w:rPr>
-              <w:t>SimPy 제너레이터로 열차 이동 모델링, 자원 관리 패턴</w:t>
-            </w:r>
-          </w:p>
-        </w:tc>
-        <w:tc>
-          <w:tcPr>
-            <w:tcW w:type="dxa" w:w="3009"/>
-          </w:tcPr>
-          <w:p>
-            <w:r/>
-            <w:r>
-              <w:rPr>
-                <w:rFonts w:ascii="Malgun Gothic" w:hAnsi="Malgun Gothic" w:eastAsia="Malgun Gothic"/>
-                <w:b w:val="0"/>
-                <w:sz w:val="20"/>
-              </w:rPr>
-              <w:t>철도 구간 SimPy 프로세스 및 용량 관리</w:t>
-            </w:r>
-          </w:p>
-        </w:tc>
-      </w:tr>
-      <w:tr>
-        <w:tc>
-          <w:tcPr>
-            <w:tcW w:type="dxa" w:w="3009"/>
-          </w:tcPr>
-          <w:p>
-            <w:r/>
-            <w:r>
-              <w:rPr>
-                <w:rFonts w:ascii="Malgun Gothic" w:hAnsi="Malgun Gothic" w:eastAsia="Malgun Gothic"/>
-                <w:b w:val="0"/>
-                <w:sz w:val="20"/>
-              </w:rPr>
-              <w:t>Traffic_Assignment_Tutorial</w:t>
-            </w:r>
-          </w:p>
-        </w:tc>
-        <w:tc>
-          <w:tcPr>
-            <w:tcW w:type="dxa" w:w="3009"/>
-          </w:tcPr>
-          <w:p>
-            <w:r/>
-            <w:r>
-              <w:rPr>
-                <w:rFonts w:ascii="Malgun Gothic" w:hAnsi="Malgun Gothic" w:eastAsia="Malgun Gothic"/>
-                <w:b w:val="0"/>
-                <w:sz w:val="20"/>
-              </w:rPr>
-              <w:t>BPR 함수의 교육적 파이썬 구현</w:t>
-            </w:r>
-          </w:p>
-        </w:tc>
-        <w:tc>
-          <w:tcPr>
-            <w:tcW w:type="dxa" w:w="3009"/>
-          </w:tcPr>
-          <w:p>
-            <w:r/>
-            <w:r>
-              <w:rPr>
-                <w:rFonts w:ascii="Malgun Gothic" w:hAnsi="Malgun Gothic" w:eastAsia="Malgun Gothic"/>
-                <w:b w:val="0"/>
-                <w:sz w:val="20"/>
-              </w:rPr>
-              <w:t>BPR 여행시간 함수 구현</w:t>
-            </w:r>
-          </w:p>
-        </w:tc>
-      </w:tr>
-      <w:tr>
-        <w:tc>
-          <w:tcPr>
-            <w:tcW w:type="dxa" w:w="3009"/>
-          </w:tcPr>
-          <w:p>
-            <w:r/>
-            <w:r>
-              <w:rPr>
-                <w:rFonts w:ascii="Malgun Gothic" w:hAnsi="Malgun Gothic" w:eastAsia="Malgun Gothic"/>
-                <w:b w:val="0"/>
-                <w:sz w:val="20"/>
-              </w:rPr>
-              <w:t>nxsim</w:t>
-            </w:r>
-          </w:p>
-        </w:tc>
-        <w:tc>
-          <w:tcPr>
-            <w:tcW w:type="dxa" w:w="3009"/>
-          </w:tcPr>
-          <w:p>
-            <w:r/>
-            <w:r>
-              <w:rPr>
-                <w:rFonts w:ascii="Malgun Gothic" w:hAnsi="Malgun Gothic" w:eastAsia="Malgun Gothic"/>
-                <w:b w:val="0"/>
-                <w:sz w:val="20"/>
-              </w:rPr>
-              <w:t>SimPy Environment와 NetworkX 그래프의 결합 패턴</w:t>
-            </w:r>
-          </w:p>
-        </w:tc>
-        <w:tc>
-          <w:tcPr>
-            <w:tcW w:type="dxa" w:w="3009"/>
-          </w:tcPr>
-          <w:p>
-            <w:r/>
-            <w:r>
-              <w:rPr>
-                <w:rFonts w:ascii="Malgun Gothic" w:hAnsi="Malgun Gothic" w:eastAsia="Malgun Gothic"/>
-                <w:b w:val="0"/>
-                <w:sz w:val="20"/>
-              </w:rPr>
-              <w:t>추상 네트워크를 SimPy 시뮬레이션에 연결하는 구조</w:t>
-            </w:r>
-          </w:p>
-        </w:tc>
-      </w:tr>
-    </w:tbl>
-    <w:p/>
     <w:p>
-      <w:pPr>
-        <w:jc w:val="center"/>
-      </w:pPr>
       <w:r>
         <w:rPr>
           <w:rFonts w:ascii="Malgun Gothic" w:hAnsi="Malgun Gothic" w:eastAsia="Malgun Gothic"/>
           <w:b w:val="0"/>
-          <w:color w:val="CCCCCC"/>
-          <w:sz w:val="16"/>
+          <w:sz w:val="22"/>
         </w:rPr>
-        <w:t>------------------------------------------------------------</w:t>
+        <w:t>넷째, 환승 시간을 더 현실적으로 다뤄야 한다. 병력 이동, 장비 휴대, 대기 질서, 지휘 통제 절차가 포함되면 환승 시간은 단순 이동시간보다 길어질 수 있다.</w:t>
+      </w:r>
+    </w:p>
+    <w:p>
+      <w:r>
+        <w:rPr>
+          <w:rFonts w:ascii="Malgun Gothic" w:hAnsi="Malgun Gothic" w:eastAsia="Malgun Gothic"/>
+          <w:b w:val="0"/>
+          <w:sz w:val="22"/>
+        </w:rPr>
+        <w:t>다섯째, 라스트마일 구간의 우회 가능성을 더 자세히 검토해야 한다. 이번 결과에서 복합 수송의 취약점은 마지막 도로 구간에서 크게 나타났기 때문이다.</w:t>
+      </w:r>
+    </w:p>
+    <w:p>
+      <w:r>
+        <w:rPr>
+          <w:rFonts w:ascii="Malgun Gothic" w:hAnsi="Malgun Gothic" w:eastAsia="Malgun Gothic"/>
+          <w:b w:val="0"/>
+          <w:sz w:val="22"/>
+        </w:rPr>
+        <w:t>여섯째, 철도 장애 또는 철도 운행 제한도 별도 시나리오로 검토할 필요가 있다. 현재 모형은 철도가 정상 운행된다는 가정에 가깝다.</w:t>
       </w:r>
     </w:p>
     <w:p>
@@ -1029,17 +994,7 @@
           <w:b/>
           <w:sz w:val="28"/>
         </w:rPr>
-        <w:t>4. 시스템 설계</w:t>
-      </w:r>
-    </w:p>
-    <w:p>
-      <w:r>
-        <w:rPr>
-          <w:rFonts w:ascii="Malgun Gothic" w:hAnsi="Malgun Gothic" w:eastAsia="Malgun Gothic"/>
-          <w:b/>
-          <w:sz w:val="24"/>
-        </w:rPr>
-        <w:t>4.1 추상 네트워크 설계 철학</w:t>
+        <w:t>결론</w:t>
       </w:r>
     </w:p>
     <w:p>
@@ -1049,7 +1004,7 @@
           <w:b w:val="0"/>
           <w:sz w:val="22"/>
         </w:rPr>
-        <w:t>본 프로젝트의 네트워크 설계는 "현실 노선의 정밀 재현"이 아닌 "비교 가능한 구조적 모델"을 지향한다. 이는 의도적인 설계 선택이다. 실제 송파구에서 전방까지의 도로망을 OpenStreetMap 데이터로 구축하고 SUMO 등의 미시적 시뮬레이터에 탑재하는 방식도 가능하지만, 초기 연구 단계에서는 두 수송 방식 간의 구조적 차이를 명확히 분리하여 비교하는 것이 더 중요하다. 실도로망을 도입하면 모델의 복잡도가 급증하여, 실험 결과가 네트워크의 특정 경로 선택이나 교차로 신호 등 사소한 요인에 의해 좌우될 위험이 있다.</w:t>
+        <w:t>현재 모형과 기본 조건에서는 버스 단독 수송이 시간 측면에서 더 빠르고 안정적인 결과를 보였다. 복합 수송은 철도 구간의 대량 수송 능력 덕분에 자원 효율 측면에서 장점이 있지만, 철도 접근 구간과 라스트마일 구간의 도로 취약성이 전체 성과를 제한했다.</w:t>
       </w:r>
     </w:p>
     <w:p>
@@ -1059,17 +1014,7 @@
           <w:b w:val="0"/>
           <w:sz w:val="22"/>
         </w:rPr>
-        <w:t>따라서 최소 구현 원칙에 따라 5개의 핵심 노드와 이를 연결하는 대표 링크들로 구성된 추상 네트워크를 채택하였다. 이 네트워크는 두 시나리오의 공통 출발점(A)과 목적지(D)를 동일하게 유지하면서, 그 사이의 경로 구조만 달리하는 통제된 비교 환경을 제공한다. 최신 구현은 `baseline`, `matched_redundancy`, `multimodal_redundant_lastmile`, `bus_single_corridor` named network variant를 제공하여 경로 중복성 차이가 수송수단 비교 결과에 섞이는 정도를 분리해 볼 수 있도록 하였다. 다만 현재 기본 full 결과에는 `baseline`과 `matched_redundancy`만 포함되며, `multimodal_redundant_lastmile`과 `bus_single_corridor`는 선언된 선택 가능 variant로 남아 있다.</w:t>
-      </w:r>
-    </w:p>
-    <w:p>
-      <w:r>
-        <w:rPr>
-          <w:rFonts w:ascii="Malgun Gothic" w:hAnsi="Malgun Gothic" w:eastAsia="Malgun Gothic"/>
-          <w:b/>
-          <w:sz w:val="24"/>
-        </w:rPr>
-        <w:t>4.2 노드 및 링크 구조</w:t>
+        <w:t>따라서 복합 수송을 실제 대안으로 검토하려면, 철도 자체의 수송 능력만 볼 것이 아니라 철도 전후의 도로 연결성, 환승 처리 능력, 마지막 목적지 접근성을 함께 강화해야 한다. 반대로 버스 단독 수송을 선택할 경우에도 도로 장애와 차량 가용성에 대한 대비가 필요하다.</w:t>
       </w:r>
     </w:p>
     <w:p>
@@ -1079,3704 +1024,7 @@
           <w:b w:val="0"/>
           <w:sz w:val="22"/>
         </w:rPr>
-        <w:t>추상 네트워크는 다음 5개의 핵심 노드와 2개의 중간 노드로 구성된다.</w:t>
-      </w:r>
-    </w:p>
-    <w:p>
-      <w:pPr>
-        <w:pStyle w:val="ListBullet"/>
-      </w:pPr>
-      <w:r>
-        <w:rPr>
-          <w:rFonts w:ascii="Malgun Gothic" w:hAnsi="Malgun Gothic" w:eastAsia="Malgun Gothic"/>
-          <w:b/>
-          <w:sz w:val="22"/>
-        </w:rPr>
-        <w:t>H</w:t>
-      </w:r>
-      <w:r>
-        <w:rPr>
-          <w:rFonts w:ascii="Malgun Gothic" w:hAnsi="Malgun Gothic" w:eastAsia="Malgun Gothic"/>
-          <w:b w:val="0"/>
-          <w:sz w:val="22"/>
-        </w:rPr>
-        <w:t>: 거주지/권역 (병력이 출발하는 지점)</w:t>
-      </w:r>
-    </w:p>
-    <w:p>
-      <w:pPr>
-        <w:pStyle w:val="ListBullet"/>
-      </w:pPr>
-      <w:r>
-        <w:rPr>
-          <w:rFonts w:ascii="Malgun Gothic" w:hAnsi="Malgun Gothic" w:eastAsia="Malgun Gothic"/>
-          <w:b/>
-          <w:sz w:val="22"/>
-        </w:rPr>
-        <w:t>A</w:t>
-      </w:r>
-      <w:r>
-        <w:rPr>
-          <w:rFonts w:ascii="Malgun Gothic" w:hAnsi="Malgun Gothic" w:eastAsia="Malgun Gothic"/>
-          <w:b w:val="0"/>
-          <w:sz w:val="22"/>
-        </w:rPr>
-        <w:t>: 집결지 (병력이 모이는 지점, 수송 출발점)</w:t>
-      </w:r>
-    </w:p>
-    <w:p>
-      <w:pPr>
-        <w:pStyle w:val="ListBullet"/>
-      </w:pPr>
-      <w:r>
-        <w:rPr>
-          <w:rFonts w:ascii="Malgun Gothic" w:hAnsi="Malgun Gothic" w:eastAsia="Malgun Gothic"/>
-          <w:b/>
-          <w:sz w:val="22"/>
-        </w:rPr>
-        <w:t>S</w:t>
-      </w:r>
-      <w:r>
-        <w:rPr>
-          <w:rFonts w:ascii="Malgun Gothic" w:hAnsi="Malgun Gothic" w:eastAsia="Malgun Gothic"/>
-          <w:b w:val="0"/>
-          <w:sz w:val="22"/>
-        </w:rPr>
-        <w:t>: 허브/역 (철도 탑승이 가능한 교통 허브)</w:t>
-      </w:r>
-    </w:p>
-    <w:p>
-      <w:pPr>
-        <w:pStyle w:val="ListBullet"/>
-      </w:pPr>
-      <w:r>
-        <w:rPr>
-          <w:rFonts w:ascii="Malgun Gothic" w:hAnsi="Malgun Gothic" w:eastAsia="Malgun Gothic"/>
-          <w:b/>
-          <w:sz w:val="22"/>
-        </w:rPr>
-        <w:t>R</w:t>
-      </w:r>
-      <w:r>
-        <w:rPr>
-          <w:rFonts w:ascii="Malgun Gothic" w:hAnsi="Malgun Gothic" w:eastAsia="Malgun Gothic"/>
-          <w:b w:val="0"/>
-          <w:sz w:val="22"/>
-        </w:rPr>
-        <w:t>: 철도 도착역 (전방 근처 철도 정거장)</w:t>
-      </w:r>
-    </w:p>
-    <w:p>
-      <w:pPr>
-        <w:pStyle w:val="ListBullet"/>
-      </w:pPr>
-      <w:r>
-        <w:rPr>
-          <w:rFonts w:ascii="Malgun Gothic" w:hAnsi="Malgun Gothic" w:eastAsia="Malgun Gothic"/>
-          <w:b/>
-          <w:sz w:val="22"/>
-        </w:rPr>
-        <w:t>D</w:t>
-      </w:r>
-      <w:r>
-        <w:rPr>
-          <w:rFonts w:ascii="Malgun Gothic" w:hAnsi="Malgun Gothic" w:eastAsia="Malgun Gothic"/>
-          <w:b w:val="0"/>
-          <w:sz w:val="22"/>
-        </w:rPr>
-        <w:t>: 전방 목적지 (최종 도착지)</w:t>
-      </w:r>
-    </w:p>
-    <w:p>
-      <w:pPr>
-        <w:pStyle w:val="ListBullet"/>
-      </w:pPr>
-      <w:r>
-        <w:rPr>
-          <w:rFonts w:ascii="Malgun Gothic" w:hAnsi="Malgun Gothic" w:eastAsia="Malgun Gothic"/>
-          <w:b/>
-          <w:sz w:val="22"/>
-        </w:rPr>
-        <w:t>D1, D2</w:t>
-      </w:r>
-      <w:r>
-        <w:rPr>
-          <w:rFonts w:ascii="Malgun Gothic" w:hAnsi="Malgun Gothic" w:eastAsia="Malgun Gothic"/>
-          <w:b w:val="0"/>
-          <w:sz w:val="22"/>
-        </w:rPr>
-        <w:t>: 도로 경유지 (고속도로 경유 및 일반도로/우회도로 경유)</w:t>
-      </w:r>
-    </w:p>
-    <w:p>
-      <w:r>
-        <w:rPr>
-          <w:rFonts w:ascii="Malgun Gothic" w:hAnsi="Malgun Gothic" w:eastAsia="Malgun Gothic"/>
-          <w:b w:val="0"/>
-          <w:sz w:val="22"/>
-        </w:rPr>
-        <w:t>도로 링크는 6개로 구성되며, 각 링크는 기준 통행시간(t0), 용량(capacity), 기본 장애 확률(p_fail)을 속성으로 가진다.</w:t>
-      </w:r>
-    </w:p>
-    <w:tbl>
-      <w:tblPr>
-        <w:tblStyle w:val="TableGrid"/>
-        <w:tblW w:type="auto" w:w="0"/>
-        <w:jc w:val="center"/>
-        <w:tblLook w:firstColumn="1" w:firstRow="1" w:lastColumn="0" w:lastRow="0" w:noHBand="0" w:noVBand="1" w:val="04A0"/>
-      </w:tblPr>
-      <w:tblGrid>
-        <w:gridCol w:w="1504"/>
-        <w:gridCol w:w="1504"/>
-        <w:gridCol w:w="1504"/>
-        <w:gridCol w:w="1504"/>
-        <w:gridCol w:w="1504"/>
-        <w:gridCol w:w="1504"/>
-      </w:tblGrid>
-      <w:tr>
-        <w:tc>
-          <w:tcPr>
-            <w:tcW w:type="dxa" w:w="1504"/>
-            <w:shd w:val="clear" w:color="auto" w:fill="1F3864"/>
-          </w:tcPr>
-          <w:p>
-            <w:pPr>
-              <w:jc w:val="center"/>
-            </w:pPr>
-            <w:r/>
-            <w:r>
-              <w:rPr>
-                <w:rFonts w:ascii="Malgun Gothic" w:hAnsi="Malgun Gothic" w:eastAsia="Malgun Gothic"/>
-                <w:b/>
-                <w:color w:val="FFFFFF"/>
-                <w:sz w:val="20"/>
-              </w:rPr>
-              <w:t>링크</w:t>
-            </w:r>
-          </w:p>
-        </w:tc>
-        <w:tc>
-          <w:tcPr>
-            <w:tcW w:type="dxa" w:w="1504"/>
-            <w:shd w:val="clear" w:color="auto" w:fill="1F3864"/>
-          </w:tcPr>
-          <w:p>
-            <w:pPr>
-              <w:jc w:val="center"/>
-            </w:pPr>
-            <w:r/>
-            <w:r>
-              <w:rPr>
-                <w:rFonts w:ascii="Malgun Gothic" w:hAnsi="Malgun Gothic" w:eastAsia="Malgun Gothic"/>
-                <w:b/>
-                <w:color w:val="FFFFFF"/>
-                <w:sz w:val="20"/>
-              </w:rPr>
-              <w:t>구간</w:t>
-            </w:r>
-          </w:p>
-        </w:tc>
-        <w:tc>
-          <w:tcPr>
-            <w:tcW w:type="dxa" w:w="1504"/>
-            <w:shd w:val="clear" w:color="auto" w:fill="1F3864"/>
-          </w:tcPr>
-          <w:p>
-            <w:pPr>
-              <w:jc w:val="center"/>
-            </w:pPr>
-            <w:r/>
-            <w:r>
-              <w:rPr>
-                <w:rFonts w:ascii="Malgun Gothic" w:hAnsi="Malgun Gothic" w:eastAsia="Malgun Gothic"/>
-                <w:b/>
-                <w:color w:val="FFFFFF"/>
-                <w:sz w:val="20"/>
-              </w:rPr>
-              <w:t>기준 시간(분)</w:t>
-            </w:r>
-          </w:p>
-        </w:tc>
-        <w:tc>
-          <w:tcPr>
-            <w:tcW w:type="dxa" w:w="1504"/>
-            <w:shd w:val="clear" w:color="auto" w:fill="1F3864"/>
-          </w:tcPr>
-          <w:p>
-            <w:pPr>
-              <w:jc w:val="center"/>
-            </w:pPr>
-            <w:r/>
-            <w:r>
-              <w:rPr>
-                <w:rFonts w:ascii="Malgun Gothic" w:hAnsi="Malgun Gothic" w:eastAsia="Malgun Gothic"/>
-                <w:b/>
-                <w:color w:val="FFFFFF"/>
-                <w:sz w:val="20"/>
-              </w:rPr>
-              <w:t>용량(대/시간)</w:t>
-            </w:r>
-          </w:p>
-        </w:tc>
-        <w:tc>
-          <w:tcPr>
-            <w:tcW w:type="dxa" w:w="1504"/>
-            <w:shd w:val="clear" w:color="auto" w:fill="1F3864"/>
-          </w:tcPr>
-          <w:p>
-            <w:pPr>
-              <w:jc w:val="center"/>
-            </w:pPr>
-            <w:r/>
-            <w:r>
-              <w:rPr>
-                <w:rFonts w:ascii="Malgun Gothic" w:hAnsi="Malgun Gothic" w:eastAsia="Malgun Gothic"/>
-                <w:b/>
-                <w:color w:val="FFFFFF"/>
-                <w:sz w:val="20"/>
-              </w:rPr>
-              <w:t>기본 장애 확률</w:t>
-            </w:r>
-          </w:p>
-        </w:tc>
-        <w:tc>
-          <w:tcPr>
-            <w:tcW w:type="dxa" w:w="1504"/>
-            <w:shd w:val="clear" w:color="auto" w:fill="1F3864"/>
-          </w:tcPr>
-          <w:p>
-            <w:pPr>
-              <w:jc w:val="center"/>
-            </w:pPr>
-            <w:r/>
-            <w:r>
-              <w:rPr>
-                <w:rFonts w:ascii="Malgun Gothic" w:hAnsi="Malgun Gothic" w:eastAsia="Malgun Gothic"/>
-                <w:b/>
-                <w:color w:val="FFFFFF"/>
-                <w:sz w:val="20"/>
-              </w:rPr>
-              <w:t>비고</w:t>
-            </w:r>
-          </w:p>
-        </w:tc>
-      </w:tr>
-      <w:tr>
-        <w:tc>
-          <w:tcPr>
-            <w:tcW w:type="dxa" w:w="1504"/>
-          </w:tcPr>
-          <w:p>
-            <w:r/>
-            <w:r>
-              <w:rPr>
-                <w:rFonts w:ascii="Malgun Gothic" w:hAnsi="Malgun Gothic" w:eastAsia="Malgun Gothic"/>
-                <w:b w:val="0"/>
-                <w:sz w:val="20"/>
-              </w:rPr>
-              <w:t>1</w:t>
-            </w:r>
-          </w:p>
-        </w:tc>
-        <w:tc>
-          <w:tcPr>
-            <w:tcW w:type="dxa" w:w="1504"/>
-          </w:tcPr>
-          <w:p>
-            <w:r/>
-            <w:r>
-              <w:rPr>
-                <w:rFonts w:ascii="Malgun Gothic" w:hAnsi="Malgun Gothic" w:eastAsia="Malgun Gothic"/>
-                <w:b w:val="0"/>
-                <w:sz w:val="20"/>
-              </w:rPr>
-              <w:t>A에서 D1</w:t>
-            </w:r>
-          </w:p>
-        </w:tc>
-        <w:tc>
-          <w:tcPr>
-            <w:tcW w:type="dxa" w:w="1504"/>
-          </w:tcPr>
-          <w:p>
-            <w:r/>
-            <w:r>
-              <w:rPr>
-                <w:rFonts w:ascii="Malgun Gothic" w:hAnsi="Malgun Gothic" w:eastAsia="Malgun Gothic"/>
-                <w:b w:val="0"/>
-                <w:sz w:val="20"/>
-              </w:rPr>
-              <w:t>30</w:t>
-            </w:r>
-          </w:p>
-        </w:tc>
-        <w:tc>
-          <w:tcPr>
-            <w:tcW w:type="dxa" w:w="1504"/>
-          </w:tcPr>
-          <w:p>
-            <w:r/>
-            <w:r>
-              <w:rPr>
-                <w:rFonts w:ascii="Malgun Gothic" w:hAnsi="Malgun Gothic" w:eastAsia="Malgun Gothic"/>
-                <w:b w:val="0"/>
-                <w:sz w:val="20"/>
-              </w:rPr>
-              <w:t>500</w:t>
-            </w:r>
-          </w:p>
-        </w:tc>
-        <w:tc>
-          <w:tcPr>
-            <w:tcW w:type="dxa" w:w="1504"/>
-          </w:tcPr>
-          <w:p>
-            <w:r/>
-            <w:r>
-              <w:rPr>
-                <w:rFonts w:ascii="Malgun Gothic" w:hAnsi="Malgun Gothic" w:eastAsia="Malgun Gothic"/>
-                <w:b w:val="0"/>
-                <w:sz w:val="20"/>
-              </w:rPr>
-              <w:t>0.05</w:t>
-            </w:r>
-          </w:p>
-        </w:tc>
-        <w:tc>
-          <w:tcPr>
-            <w:tcW w:type="dxa" w:w="1504"/>
-          </w:tcPr>
-          <w:p>
-            <w:r/>
-            <w:r>
-              <w:rPr>
-                <w:rFonts w:ascii="Malgun Gothic" w:hAnsi="Malgun Gothic" w:eastAsia="Malgun Gothic"/>
-                <w:b w:val="0"/>
-                <w:sz w:val="20"/>
-              </w:rPr>
-              <w:t>고속도로 구간 1</w:t>
-            </w:r>
-          </w:p>
-        </w:tc>
-      </w:tr>
-      <w:tr>
-        <w:tc>
-          <w:tcPr>
-            <w:tcW w:type="dxa" w:w="1504"/>
-          </w:tcPr>
-          <w:p>
-            <w:r/>
-            <w:r>
-              <w:rPr>
-                <w:rFonts w:ascii="Malgun Gothic" w:hAnsi="Malgun Gothic" w:eastAsia="Malgun Gothic"/>
-                <w:b w:val="0"/>
-                <w:sz w:val="20"/>
-              </w:rPr>
-              <w:t>2</w:t>
-            </w:r>
-          </w:p>
-        </w:tc>
-        <w:tc>
-          <w:tcPr>
-            <w:tcW w:type="dxa" w:w="1504"/>
-          </w:tcPr>
-          <w:p>
-            <w:r/>
-            <w:r>
-              <w:rPr>
-                <w:rFonts w:ascii="Malgun Gothic" w:hAnsi="Malgun Gothic" w:eastAsia="Malgun Gothic"/>
-                <w:b w:val="0"/>
-                <w:sz w:val="20"/>
-              </w:rPr>
-              <w:t>A에서 D2</w:t>
-            </w:r>
-          </w:p>
-        </w:tc>
-        <w:tc>
-          <w:tcPr>
-            <w:tcW w:type="dxa" w:w="1504"/>
-          </w:tcPr>
-          <w:p>
-            <w:r/>
-            <w:r>
-              <w:rPr>
-                <w:rFonts w:ascii="Malgun Gothic" w:hAnsi="Malgun Gothic" w:eastAsia="Malgun Gothic"/>
-                <w:b w:val="0"/>
-                <w:sz w:val="20"/>
-              </w:rPr>
-              <w:t>45</w:t>
-            </w:r>
-          </w:p>
-        </w:tc>
-        <w:tc>
-          <w:tcPr>
-            <w:tcW w:type="dxa" w:w="1504"/>
-          </w:tcPr>
-          <w:p>
-            <w:r/>
-            <w:r>
-              <w:rPr>
-                <w:rFonts w:ascii="Malgun Gothic" w:hAnsi="Malgun Gothic" w:eastAsia="Malgun Gothic"/>
-                <w:b w:val="0"/>
-                <w:sz w:val="20"/>
-              </w:rPr>
-              <w:t>300</w:t>
-            </w:r>
-          </w:p>
-        </w:tc>
-        <w:tc>
-          <w:tcPr>
-            <w:tcW w:type="dxa" w:w="1504"/>
-          </w:tcPr>
-          <w:p>
-            <w:r/>
-            <w:r>
-              <w:rPr>
-                <w:rFonts w:ascii="Malgun Gothic" w:hAnsi="Malgun Gothic" w:eastAsia="Malgun Gothic"/>
-                <w:b w:val="0"/>
-                <w:sz w:val="20"/>
-              </w:rPr>
-              <w:t>0.08</w:t>
-            </w:r>
-          </w:p>
-        </w:tc>
-        <w:tc>
-          <w:tcPr>
-            <w:tcW w:type="dxa" w:w="1504"/>
-          </w:tcPr>
-          <w:p>
-            <w:r/>
-            <w:r>
-              <w:rPr>
-                <w:rFonts w:ascii="Malgun Gothic" w:hAnsi="Malgun Gothic" w:eastAsia="Malgun Gothic"/>
-                <w:b w:val="0"/>
-                <w:sz w:val="20"/>
-              </w:rPr>
-              <w:t>일반도로</w:t>
-            </w:r>
-          </w:p>
-        </w:tc>
-      </w:tr>
-      <w:tr>
-        <w:tc>
-          <w:tcPr>
-            <w:tcW w:type="dxa" w:w="1504"/>
-          </w:tcPr>
-          <w:p>
-            <w:r/>
-            <w:r>
-              <w:rPr>
-                <w:rFonts w:ascii="Malgun Gothic" w:hAnsi="Malgun Gothic" w:eastAsia="Malgun Gothic"/>
-                <w:b w:val="0"/>
-                <w:sz w:val="20"/>
-              </w:rPr>
-              <w:t>3</w:t>
-            </w:r>
-          </w:p>
-        </w:tc>
-        <w:tc>
-          <w:tcPr>
-            <w:tcW w:type="dxa" w:w="1504"/>
-          </w:tcPr>
-          <w:p>
-            <w:r/>
-            <w:r>
-              <w:rPr>
-                <w:rFonts w:ascii="Malgun Gothic" w:hAnsi="Malgun Gothic" w:eastAsia="Malgun Gothic"/>
-                <w:b w:val="0"/>
-                <w:sz w:val="20"/>
-              </w:rPr>
-              <w:t>D1에서 D</w:t>
-            </w:r>
-          </w:p>
-        </w:tc>
-        <w:tc>
-          <w:tcPr>
-            <w:tcW w:type="dxa" w:w="1504"/>
-          </w:tcPr>
-          <w:p>
-            <w:r/>
-            <w:r>
-              <w:rPr>
-                <w:rFonts w:ascii="Malgun Gothic" w:hAnsi="Malgun Gothic" w:eastAsia="Malgun Gothic"/>
-                <w:b w:val="0"/>
-                <w:sz w:val="20"/>
-              </w:rPr>
-              <w:t>20</w:t>
-            </w:r>
-          </w:p>
-        </w:tc>
-        <w:tc>
-          <w:tcPr>
-            <w:tcW w:type="dxa" w:w="1504"/>
-          </w:tcPr>
-          <w:p>
-            <w:r/>
-            <w:r>
-              <w:rPr>
-                <w:rFonts w:ascii="Malgun Gothic" w:hAnsi="Malgun Gothic" w:eastAsia="Malgun Gothic"/>
-                <w:b w:val="0"/>
-                <w:sz w:val="20"/>
-              </w:rPr>
-              <w:t>400</w:t>
-            </w:r>
-          </w:p>
-        </w:tc>
-        <w:tc>
-          <w:tcPr>
-            <w:tcW w:type="dxa" w:w="1504"/>
-          </w:tcPr>
-          <w:p>
-            <w:r/>
-            <w:r>
-              <w:rPr>
-                <w:rFonts w:ascii="Malgun Gothic" w:hAnsi="Malgun Gothic" w:eastAsia="Malgun Gothic"/>
-                <w:b w:val="0"/>
-                <w:sz w:val="20"/>
-              </w:rPr>
-              <w:t>0.03</w:t>
-            </w:r>
-          </w:p>
-        </w:tc>
-        <w:tc>
-          <w:tcPr>
-            <w:tcW w:type="dxa" w:w="1504"/>
-          </w:tcPr>
-          <w:p>
-            <w:r/>
-            <w:r>
-              <w:rPr>
-                <w:rFonts w:ascii="Malgun Gothic" w:hAnsi="Malgun Gothic" w:eastAsia="Malgun Gothic"/>
-                <w:b w:val="0"/>
-                <w:sz w:val="20"/>
-              </w:rPr>
-              <w:t>고속도로 구간 2</w:t>
-            </w:r>
-          </w:p>
-        </w:tc>
-      </w:tr>
-      <w:tr>
-        <w:tc>
-          <w:tcPr>
-            <w:tcW w:type="dxa" w:w="1504"/>
-          </w:tcPr>
-          <w:p>
-            <w:r/>
-            <w:r>
-              <w:rPr>
-                <w:rFonts w:ascii="Malgun Gothic" w:hAnsi="Malgun Gothic" w:eastAsia="Malgun Gothic"/>
-                <w:b w:val="0"/>
-                <w:sz w:val="20"/>
-              </w:rPr>
-              <w:t>4</w:t>
-            </w:r>
-          </w:p>
-        </w:tc>
-        <w:tc>
-          <w:tcPr>
-            <w:tcW w:type="dxa" w:w="1504"/>
-          </w:tcPr>
-          <w:p>
-            <w:r/>
-            <w:r>
-              <w:rPr>
-                <w:rFonts w:ascii="Malgun Gothic" w:hAnsi="Malgun Gothic" w:eastAsia="Malgun Gothic"/>
-                <w:b w:val="0"/>
-                <w:sz w:val="20"/>
-              </w:rPr>
-              <w:t>D2에서 D</w:t>
-            </w:r>
-          </w:p>
-        </w:tc>
-        <w:tc>
-          <w:tcPr>
-            <w:tcW w:type="dxa" w:w="1504"/>
-          </w:tcPr>
-          <w:p>
-            <w:r/>
-            <w:r>
-              <w:rPr>
-                <w:rFonts w:ascii="Malgun Gothic" w:hAnsi="Malgun Gothic" w:eastAsia="Malgun Gothic"/>
-                <w:b w:val="0"/>
-                <w:sz w:val="20"/>
-              </w:rPr>
-              <w:t>35</w:t>
-            </w:r>
-          </w:p>
-        </w:tc>
-        <w:tc>
-          <w:tcPr>
-            <w:tcW w:type="dxa" w:w="1504"/>
-          </w:tcPr>
-          <w:p>
-            <w:r/>
-            <w:r>
-              <w:rPr>
-                <w:rFonts w:ascii="Malgun Gothic" w:hAnsi="Malgun Gothic" w:eastAsia="Malgun Gothic"/>
-                <w:b w:val="0"/>
-                <w:sz w:val="20"/>
-              </w:rPr>
-              <w:t>250</w:t>
-            </w:r>
-          </w:p>
-        </w:tc>
-        <w:tc>
-          <w:tcPr>
-            <w:tcW w:type="dxa" w:w="1504"/>
-          </w:tcPr>
-          <w:p>
-            <w:r/>
-            <w:r>
-              <w:rPr>
-                <w:rFonts w:ascii="Malgun Gothic" w:hAnsi="Malgun Gothic" w:eastAsia="Malgun Gothic"/>
-                <w:b w:val="0"/>
-                <w:sz w:val="20"/>
-              </w:rPr>
-              <w:t>0.10</w:t>
-            </w:r>
-          </w:p>
-        </w:tc>
-        <w:tc>
-          <w:tcPr>
-            <w:tcW w:type="dxa" w:w="1504"/>
-          </w:tcPr>
-          <w:p>
-            <w:r/>
-            <w:r>
-              <w:rPr>
-                <w:rFonts w:ascii="Malgun Gothic" w:hAnsi="Malgun Gothic" w:eastAsia="Malgun Gothic"/>
-                <w:b w:val="0"/>
-                <w:sz w:val="20"/>
-              </w:rPr>
-              <w:t>우회도로</w:t>
-            </w:r>
-          </w:p>
-        </w:tc>
-      </w:tr>
-      <w:tr>
-        <w:tc>
-          <w:tcPr>
-            <w:tcW w:type="dxa" w:w="1504"/>
-          </w:tcPr>
-          <w:p>
-            <w:r/>
-            <w:r>
-              <w:rPr>
-                <w:rFonts w:ascii="Malgun Gothic" w:hAnsi="Malgun Gothic" w:eastAsia="Malgun Gothic"/>
-                <w:b w:val="0"/>
-                <w:sz w:val="20"/>
-              </w:rPr>
-              <w:t>5</w:t>
-            </w:r>
-          </w:p>
-        </w:tc>
-        <w:tc>
-          <w:tcPr>
-            <w:tcW w:type="dxa" w:w="1504"/>
-          </w:tcPr>
-          <w:p>
-            <w:r/>
-            <w:r>
-              <w:rPr>
-                <w:rFonts w:ascii="Malgun Gothic" w:hAnsi="Malgun Gothic" w:eastAsia="Malgun Gothic"/>
-                <w:b w:val="0"/>
-                <w:sz w:val="20"/>
-              </w:rPr>
-              <w:t>A에서 S</w:t>
-            </w:r>
-          </w:p>
-        </w:tc>
-        <w:tc>
-          <w:tcPr>
-            <w:tcW w:type="dxa" w:w="1504"/>
-          </w:tcPr>
-          <w:p>
-            <w:r/>
-            <w:r>
-              <w:rPr>
-                <w:rFonts w:ascii="Malgun Gothic" w:hAnsi="Malgun Gothic" w:eastAsia="Malgun Gothic"/>
-                <w:b w:val="0"/>
-                <w:sz w:val="20"/>
-              </w:rPr>
-              <w:t>15</w:t>
-            </w:r>
-          </w:p>
-        </w:tc>
-        <w:tc>
-          <w:tcPr>
-            <w:tcW w:type="dxa" w:w="1504"/>
-          </w:tcPr>
-          <w:p>
-            <w:r/>
-            <w:r>
-              <w:rPr>
-                <w:rFonts w:ascii="Malgun Gothic" w:hAnsi="Malgun Gothic" w:eastAsia="Malgun Gothic"/>
-                <w:b w:val="0"/>
-                <w:sz w:val="20"/>
-              </w:rPr>
-              <w:t>200</w:t>
-            </w:r>
-          </w:p>
-        </w:tc>
-        <w:tc>
-          <w:tcPr>
-            <w:tcW w:type="dxa" w:w="1504"/>
-          </w:tcPr>
-          <w:p>
-            <w:r/>
-            <w:r>
-              <w:rPr>
-                <w:rFonts w:ascii="Malgun Gothic" w:hAnsi="Malgun Gothic" w:eastAsia="Malgun Gothic"/>
-                <w:b w:val="0"/>
-                <w:sz w:val="20"/>
-              </w:rPr>
-              <w:t>0.02</w:t>
-            </w:r>
-          </w:p>
-        </w:tc>
-        <w:tc>
-          <w:tcPr>
-            <w:tcW w:type="dxa" w:w="1504"/>
-          </w:tcPr>
-          <w:p>
-            <w:r/>
-            <w:r>
-              <w:rPr>
-                <w:rFonts w:ascii="Malgun Gothic" w:hAnsi="Malgun Gothic" w:eastAsia="Malgun Gothic"/>
-                <w:b w:val="0"/>
-                <w:sz w:val="20"/>
-              </w:rPr>
-              <w:t>셔틀 구간 (허브 접근)</w:t>
-            </w:r>
-          </w:p>
-        </w:tc>
-      </w:tr>
-      <w:tr>
-        <w:tc>
-          <w:tcPr>
-            <w:tcW w:type="dxa" w:w="1504"/>
-          </w:tcPr>
-          <w:p>
-            <w:r/>
-            <w:r>
-              <w:rPr>
-                <w:rFonts w:ascii="Malgun Gothic" w:hAnsi="Malgun Gothic" w:eastAsia="Malgun Gothic"/>
-                <w:b w:val="0"/>
-                <w:sz w:val="20"/>
-              </w:rPr>
-              <w:t>6</w:t>
-            </w:r>
-          </w:p>
-        </w:tc>
-        <w:tc>
-          <w:tcPr>
-            <w:tcW w:type="dxa" w:w="1504"/>
-          </w:tcPr>
-          <w:p>
-            <w:r/>
-            <w:r>
-              <w:rPr>
-                <w:rFonts w:ascii="Malgun Gothic" w:hAnsi="Malgun Gothic" w:eastAsia="Malgun Gothic"/>
-                <w:b w:val="0"/>
-                <w:sz w:val="20"/>
-              </w:rPr>
-              <w:t>R에서 D</w:t>
-            </w:r>
-          </w:p>
-        </w:tc>
-        <w:tc>
-          <w:tcPr>
-            <w:tcW w:type="dxa" w:w="1504"/>
-          </w:tcPr>
-          <w:p>
-            <w:r/>
-            <w:r>
-              <w:rPr>
-                <w:rFonts w:ascii="Malgun Gothic" w:hAnsi="Malgun Gothic" w:eastAsia="Malgun Gothic"/>
-                <w:b w:val="0"/>
-                <w:sz w:val="20"/>
-              </w:rPr>
-              <w:t>10</w:t>
-            </w:r>
-          </w:p>
-        </w:tc>
-        <w:tc>
-          <w:tcPr>
-            <w:tcW w:type="dxa" w:w="1504"/>
-          </w:tcPr>
-          <w:p>
-            <w:r/>
-            <w:r>
-              <w:rPr>
-                <w:rFonts w:ascii="Malgun Gothic" w:hAnsi="Malgun Gothic" w:eastAsia="Malgun Gothic"/>
-                <w:b w:val="0"/>
-                <w:sz w:val="20"/>
-              </w:rPr>
-              <w:t>300</w:t>
-            </w:r>
-          </w:p>
-        </w:tc>
-        <w:tc>
-          <w:tcPr>
-            <w:tcW w:type="dxa" w:w="1504"/>
-          </w:tcPr>
-          <w:p>
-            <w:r/>
-            <w:r>
-              <w:rPr>
-                <w:rFonts w:ascii="Malgun Gothic" w:hAnsi="Malgun Gothic" w:eastAsia="Malgun Gothic"/>
-                <w:b w:val="0"/>
-                <w:sz w:val="20"/>
-              </w:rPr>
-              <w:t>0.02</w:t>
-            </w:r>
-          </w:p>
-        </w:tc>
-        <w:tc>
-          <w:tcPr>
-            <w:tcW w:type="dxa" w:w="1504"/>
-          </w:tcPr>
-          <w:p>
-            <w:r/>
-            <w:r>
-              <w:rPr>
-                <w:rFonts w:ascii="Malgun Gothic" w:hAnsi="Malgun Gothic" w:eastAsia="Malgun Gothic"/>
-                <w:b w:val="0"/>
-                <w:sz w:val="20"/>
-              </w:rPr>
-              <w:t>라스트마일 구간</w:t>
-            </w:r>
-          </w:p>
-        </w:tc>
-      </w:tr>
-    </w:tbl>
-    <w:p/>
-    <w:p>
-      <w:r>
-        <w:rPr>
-          <w:rFonts w:ascii="Malgun Gothic" w:hAnsi="Malgun Gothic" w:eastAsia="Malgun Gothic"/>
-          <w:b w:val="0"/>
-          <w:sz w:val="22"/>
-        </w:rPr>
-        <w:t>철도 링크는 1개로, S에서 R까지 운행시간 40분, 배차간격 10분, 열차당 수용인원 500명의 속성을 가진다. 철도 링크는 도로 장애의 영향을 받지 않는 것으로 모델링하였다.</w:t>
-      </w:r>
-    </w:p>
-    <w:p>
-      <w:r>
-        <w:rPr>
-          <w:rFonts w:ascii="Malgun Gothic" w:hAnsi="Malgun Gothic" w:eastAsia="Malgun Gothic"/>
-          <w:b/>
-          <w:sz w:val="24"/>
-        </w:rPr>
-        <w:t>4.3 두 시나리오의 구조적 차이</w:t>
-      </w:r>
-    </w:p>
-    <w:p>
-      <w:r>
-        <w:rPr>
-          <w:rFonts w:ascii="Malgun Gothic" w:hAnsi="Malgun Gothic" w:eastAsia="Malgun Gothic"/>
-          <w:b/>
-          <w:sz w:val="22"/>
-        </w:rPr>
-        <w:t>시나리오 1 (버스 단독 수송)</w:t>
-      </w:r>
-      <w:r>
-        <w:rPr>
-          <w:rFonts w:ascii="Malgun Gothic" w:hAnsi="Malgun Gothic" w:eastAsia="Malgun Gothic"/>
-          <w:b w:val="0"/>
-          <w:sz w:val="22"/>
-        </w:rPr>
-        <w:t>의 경로는 집결지 A에서 출발하여 도로망을 경유하여 D에 도착하는 구조이다. 가능한 도로 경로는 고속도로 경유(A에서 D1을 거쳐 D, 총 자유류 50분)와 일반도로/우회 경유(A에서 D2를 거쳐 D, 총 자유류 80분)가 있으며, 시스템은 각 출발 시점의 동적 BPR 통행시간을 기준으로 가장 짧은 경로를 선택한다. 버스는 승객 대기열에서 정책에 따라 승객을 태우고, 설정된 배차간격·보유 대수·회차시간의 제약을 받는다.</w:t>
-      </w:r>
-    </w:p>
-    <w:p>
-      <w:r>
-        <w:rPr>
-          <w:rFonts w:ascii="Malgun Gothic" w:hAnsi="Malgun Gothic" w:eastAsia="Malgun Gothic"/>
-          <w:b/>
-          <w:sz w:val="22"/>
-        </w:rPr>
-        <w:t>시나리오 2 (철도-버스 복합 수송)</w:t>
-      </w:r>
-      <w:r>
-        <w:rPr>
-          <w:rFonts w:ascii="Malgun Gothic" w:hAnsi="Malgun Gothic" w:eastAsia="Malgun Gothic"/>
-          <w:b w:val="0"/>
-          <w:sz w:val="22"/>
-        </w:rPr>
-        <w:t>의 경로는 세 단계로 구성된다. 첫째, 셔틀 버스가 집결지 A에서 허브 S까지 병력을 이송한다(자유류 15분). 둘째, 허브 S에서 환승 페널티를 적용한 뒤 열차가 도착역 R까지 병력을 수송한다(주행 40분, 10분 headway, 열차당 500명 수용). 셋째, 라스트마일 버스가 도착역 R에서 최종 목적지 D까지 병력을 이송한다(자유류 10분). 셔틀과 라스트마일 구간은 도로 혼잡 및 도로 장애의 영향을 받지만, 철도 구간은 도로 장애와 무관하며 이전 열차의 주행 완료를 기다리지 않는 고정 headway 서비스로 운용된다.</w:t>
-      </w:r>
-    </w:p>
-    <w:p>
-      <w:r>
-        <w:rPr>
-          <w:rFonts w:ascii="Malgun Gothic" w:hAnsi="Malgun Gothic" w:eastAsia="Malgun Gothic"/>
-          <w:b w:val="0"/>
-          <w:sz w:val="22"/>
-        </w:rPr>
-        <w:t>두 시나리오의 핵심적 차이는 "도로 의존도"와 "환승·운용 제약"에 있다. 버스 단독 수송은 전체 경로가 도로망에 의존하므로 혼잡과 장애에 취약하지만 환승 비용이 없다. 복합 수송은 주 구간을 철도로 커버하여 도로 의존도를 낮추지만, 셔틀 운용, 환승 페널티, 열차 headway, 라스트마일 배차라는 추가 제약을 수반한다.</w:t>
-      </w:r>
-    </w:p>
-    <w:p>
-      <w:r>
-        <w:rPr>
-          <w:rFonts w:ascii="Malgun Gothic" w:hAnsi="Malgun Gothic" w:eastAsia="Malgun Gothic"/>
-          <w:b/>
-          <w:sz w:val="24"/>
-        </w:rPr>
-        <w:t>4.4 하이브리드 아키텍처 (DES + 에이전트 속성)</w:t>
-      </w:r>
-    </w:p>
-    <w:p>
-      <w:r>
-        <w:rPr>
-          <w:rFonts w:ascii="Malgun Gothic" w:hAnsi="Malgun Gothic" w:eastAsia="Malgun Gothic"/>
-          <w:b w:val="0"/>
-          <w:sz w:val="22"/>
-        </w:rPr>
-        <w:t>시뮬레이션 엔진은 이산사건형 흐름을 채택하면서, 개별 병력의 속성(도착 지연시간)을 에이전트처럼 관리하는 하이브리드 구조를 사용한다. 차량 배차, 열차 출발, 이동 완료, 환승 완료는 시간순 이벤트로 처리되며, 각 병력에게 부여된 확률적 지각 시간은 개별 에이전트의 속성으로 작용하여 출발 정책의 의사결정에 영향을 미친다.</w:t>
-      </w:r>
-    </w:p>
-    <w:p>
-      <w:r>
-        <w:rPr>
-          <w:rFonts w:ascii="Malgun Gothic" w:hAnsi="Malgun Gothic" w:eastAsia="Malgun Gothic"/>
-          <w:b w:val="0"/>
-          <w:sz w:val="22"/>
-        </w:rPr>
-        <w:t>이 구조는 완전한 에이전트 기반 모델(ABM)보다 구현이 간결하면서도, 개별 수준의 확률적 변동성을 포착할 수 있는 장점이 있다. 1,000명의 병력 각각이 독립적인 지각 시간을 가지지만, 실제 탑승은 차량 용량과 배차 정책에 따라 대기열에서 잘려 나가는 방식으로 처리된다. 따라서 지각자가 특정 사전 그룹의 마지막 승객으로 묶여 전체 출발을 지연시키는 과거 모델의 편향을 줄일 수 있다.</w:t>
-      </w:r>
-    </w:p>
-    <w:p>
-      <w:r>
-        <w:rPr>
-          <w:rFonts w:ascii="Malgun Gothic" w:hAnsi="Malgun Gothic" w:eastAsia="Malgun Gothic"/>
-          <w:b/>
-          <w:sz w:val="24"/>
-        </w:rPr>
-        <w:t>4.5 실행 환경과 설정 구조</w:t>
-      </w:r>
-    </w:p>
-    <w:p>
-      <w:r>
-        <w:rPr>
-          <w:rFonts w:ascii="Malgun Gothic" w:hAnsi="Malgun Gothic" w:eastAsia="Malgun Gothic"/>
-          <w:b w:val="0"/>
-          <w:sz w:val="22"/>
-        </w:rPr>
-        <w:t>프로젝트는 Windows PowerShell 환경을 기준으로 운용된다. Python Launcher로 로컬 가상환경을 만든 뒤, 모든 실행은 `.\.venv\Scripts\python`을 통해 수행하는 것을 표준 절차로 둔다. 이는 보고서 생성, 단위 테스트, 빠른 smoke test, Phase 1/2 실험 실행을 동일한 환경에서 재현하기 위한 선택이다.</w:t>
-      </w:r>
-    </w:p>
-    <w:p>
-      <w:r>
-        <w:rPr>
-          <w:rFonts w:ascii="Malgun Gothic" w:hAnsi="Malgun Gothic" w:eastAsia="Malgun Gothic"/>
-          <w:b w:val="0"/>
-          <w:sz w:val="22"/>
-        </w:rPr>
-        <w:t>핵심 운용 매개변수는 `config.yaml`에 집중되어 있다. 버스 단독 수송은 `bus.first_departure_min`, `bus.dispatch_interval_min`, `bus.fleet_size`, `bus.turnaround_min`으로 제어하며, 복합 수송은 `multimodal.shuttle_first_departure_min`, `multimodal.shuttle_dispatch_interval_min`, `multimodal.shuttle_fleet_size`, `multimodal.transfer_time_min`, `multimodal.transfer_per_passenger_min`, `multimodal.rail_first_departure_min`, `multimodal.lastmile_dispatch_interval_min`, `multimodal.lastmile_fleet_size`, `multimodal.lastmile_turnaround_min`, `multimodal.lastmile_vehicle_capacity`, `multimodal.lastmile_first_departure_min`을 사용한다. 도로 혼잡과 장애는 `traffic.*`, `failure.*` 네임스페이스로 분리되어 있으며, `network.variant_levels`, `failure.mode_levels`, `failure.capacity_reduction_factor_levels`는 확장 민감도 실험의 축을 정의한다.</w:t>
-      </w:r>
-    </w:p>
-    <w:p>
-      <w:pPr>
-        <w:jc w:val="center"/>
-      </w:pPr>
-      <w:r>
-        <w:rPr>
-          <w:rFonts w:ascii="Malgun Gothic" w:hAnsi="Malgun Gothic" w:eastAsia="Malgun Gothic"/>
-          <w:b w:val="0"/>
-          <w:color w:val="CCCCCC"/>
-          <w:sz w:val="16"/>
-        </w:rPr>
-        <w:t>------------------------------------------------------------</w:t>
-      </w:r>
-    </w:p>
-    <w:p>
-      <w:r>
-        <w:rPr>
-          <w:rFonts w:ascii="Malgun Gothic" w:hAnsi="Malgun Gothic" w:eastAsia="Malgun Gothic"/>
-          <w:b/>
-          <w:sz w:val="28"/>
-        </w:rPr>
-        <w:t>5. 핵심 모델</w:t>
-      </w:r>
-    </w:p>
-    <w:p>
-      <w:r>
-        <w:rPr>
-          <w:rFonts w:ascii="Malgun Gothic" w:hAnsi="Malgun Gothic" w:eastAsia="Malgun Gothic"/>
-          <w:b/>
-          <w:sz w:val="24"/>
-        </w:rPr>
-        <w:t>5.1 BPR 혼잡 모델 (전시 스케일링 포함)</w:t>
-      </w:r>
-    </w:p>
-    <w:p>
-      <w:r>
-        <w:rPr>
-          <w:rFonts w:ascii="Malgun Gothic" w:hAnsi="Malgun Gothic" w:eastAsia="Malgun Gothic"/>
-          <w:b w:val="0"/>
-          <w:sz w:val="22"/>
-        </w:rPr>
-        <w:t>도로 링크의 여행시간은 미국 연방도로국(Bureau of Public Roads)에서 개발한 BPR 체적-지연 함수로 계산한다. 최신 구현의 기본 형태는 다음과 같다.</w:t>
-      </w:r>
-    </w:p>
-    <w:p>
-      <w:pPr>
-        <w:ind w:left="567"/>
-      </w:pPr>
-      <w:r>
-        <w:rPr>
-          <w:rFonts w:ascii="Malgun Gothic" w:hAnsi="Malgun Gothic" w:eastAsia="Malgun Gothic"/>
-          <w:b w:val="0"/>
-          <w:sz w:val="22"/>
-        </w:rPr>
-        <w:t>t_e = t0_e × (1 + alpha × (s × v_e / C_e)^beta)</w:t>
-      </w:r>
-    </w:p>
-    <w:p>
-      <w:r>
-        <w:rPr>
-          <w:rFonts w:ascii="Malgun Gothic" w:hAnsi="Malgun Gothic" w:eastAsia="Malgun Gothic"/>
-          <w:b w:val="0"/>
-          <w:sz w:val="22"/>
-        </w:rPr>
-        <w:t>여기서 t0_e는 자유류 통행시간(분), v_e는 교통량(대/시간), C_e는 유효 링크 용량(대/시간), alpha와 beta는 혼잡 매개변수, s는 전시 혼잡 스케일링 인자이다. 본 연구에서는 alpha=0.15, beta=4.0의 표준값을 사용한다. s × v_e / C_e, 즉 전시 상황을 반영한 용량 대비 교통량 비율이 1.0에 가까워질수록 통행시간이 급격히 증가하는 비선형 구조를 가진다.</w:t>
-      </w:r>
-    </w:p>
-    <w:p>
-      <w:r>
-        <w:rPr>
-          <w:rFonts w:ascii="Malgun Gothic" w:hAnsi="Malgun Gothic" w:eastAsia="Malgun Gothic"/>
-          <w:b w:val="0"/>
-          <w:sz w:val="22"/>
-        </w:rPr>
-        <w:t>최신 구현은 고정 교통량 하나를 모든 링크에 적용하지 않는다. 도로 차량이 링크에 진입할 때마다 해당 진입 시각을 기록하고, `traffic.volume_window_min` 동안의 최근 진입 건수를 시간당 교통량으로 환산한다. 유효 교통량은 `background_volume + 최근 진입 차량 수 × 60 / volume_window_min`으로 계산되며, 각 도로 링크 진입 시점마다 BPR 여행시간이 다시 평가된다. 장애가 `capacity_reduction` 모드로 발생한 링크는 용량에 `capacity_reduction_factor`를 곱한 값을 유효 용량으로 사용한다.</w:t>
-      </w:r>
-    </w:p>
-    <w:p>
-      <w:r>
-        <w:rPr>
-          <w:rFonts w:ascii="Malgun Gothic" w:hAnsi="Malgun Gothic" w:eastAsia="Malgun Gothic"/>
-          <w:b/>
-          <w:sz w:val="24"/>
-        </w:rPr>
-        <w:t>5.2 확률적 도로 장애 모델</w:t>
-      </w:r>
-    </w:p>
-    <w:p>
-      <w:r>
-        <w:rPr>
-          <w:rFonts w:ascii="Malgun Gothic" w:hAnsi="Malgun Gothic" w:eastAsia="Malgun Gothic"/>
-          <w:b w:val="0"/>
-          <w:sz w:val="22"/>
-        </w:rPr>
-        <w:t>각 도로 링크는 독립적인 베르누이 시행에 의해 장애 여부가 결정된다. 링크 e의 장애 여부 X_e는 다음과 같이 모델링된다.</w:t>
-      </w:r>
-    </w:p>
-    <w:p>
-      <w:pPr>
-        <w:ind w:left="567"/>
-      </w:pPr>
-      <w:r>
-        <w:rPr>
-          <w:rFonts w:ascii="Malgun Gothic" w:hAnsi="Malgun Gothic" w:eastAsia="Malgun Gothic"/>
-          <w:b w:val="0"/>
-          <w:sz w:val="22"/>
-        </w:rPr>
-        <w:t>X_e ~ Bernoulli(p_fail,e)</w:t>
-      </w:r>
-    </w:p>
-    <w:p>
-      <w:r>
-        <w:rPr>
-          <w:rFonts w:ascii="Malgun Gothic" w:hAnsi="Malgun Gothic" w:eastAsia="Malgun Gothic"/>
-          <w:b w:val="0"/>
-          <w:sz w:val="22"/>
-        </w:rPr>
-        <w:t>여기서 p_fail,e는 링크별 기본 장애 확률로, 네트워크 설계 시 설정된다(예: 고속도로 0.03~0.05, 일반도로 0.08, 우회도로 0.10). 실험 그리드의 `failure_rate.levels`는 절대 확률이 아니라 `p_fail_scale` 배율이다. 실제 도로 링크별 표본 확률은 `min(edge_base_p_fail × p_fail_scale, 1.0)`으로 계산된다. 따라서 `p_fail_scale=0.50`은 "파손 확률 50%"가 아니라 각 링크의 기본 확률을 0.5배로 조정한다는 의미이다.</w:t>
-      </w:r>
-    </w:p>
-    <w:p>
-      <w:r>
-        <w:rPr>
-          <w:rFonts w:ascii="Malgun Gothic" w:hAnsi="Malgun Gothic" w:eastAsia="Malgun Gothic"/>
-          <w:b w:val="0"/>
-          <w:sz w:val="22"/>
-        </w:rPr>
-        <w:t>장애 상태는 구조화된 객체로 보관되며, `failure.mode`에 따라 두 가지 방식으로 해석된다. `blocked` 모드에서는 해당 도로 링크가 완전 단절되어 경로 탐색에서 제외된다. `capacity_reduction` 모드에서는 링크를 계속 사용할 수 있으나 유효 용량이 `capacity_reduction_factor`만큼 감소하여 BPR 혼잡 효과가 커진다. 철도 링크는 도로 장애 표본에서 제외되어, 복합 수송 시나리오의 구조적 강건성을 반영한다.</w:t>
-      </w:r>
-    </w:p>
-    <w:p>
-      <w:r>
-        <w:rPr>
-          <w:rFonts w:ascii="Malgun Gothic" w:hAnsi="Malgun Gothic" w:eastAsia="Malgun Gothic"/>
-          <w:b/>
-          <w:sz w:val="24"/>
-        </w:rPr>
-        <w:t>5.3 지각생 롱테일 모델</w:t>
-      </w:r>
-    </w:p>
-    <w:p>
-      <w:r>
-        <w:rPr>
-          <w:rFonts w:ascii="Malgun Gothic" w:hAnsi="Malgun Gothic" w:eastAsia="Malgun Gothic"/>
-          <w:b w:val="0"/>
-          <w:sz w:val="22"/>
-        </w:rPr>
-        <w:t>예비군의 집결지 도착 지연(지각)은 로그정규(LogNormal) 분포로 모델링한다.</w:t>
-      </w:r>
-    </w:p>
-    <w:p>
-      <w:pPr>
-        <w:ind w:left="567"/>
-      </w:pPr>
-      <w:r>
-        <w:rPr>
-          <w:rFonts w:ascii="Malgun Gothic" w:hAnsi="Malgun Gothic" w:eastAsia="Malgun Gothic"/>
-          <w:b w:val="0"/>
-          <w:sz w:val="22"/>
-        </w:rPr>
-        <w:t>Y ~ LogNormal(mu, sigma^2)</w:t>
-      </w:r>
-    </w:p>
-    <w:p>
-      <w:r>
-        <w:rPr>
-          <w:rFonts w:ascii="Malgun Gothic" w:hAnsi="Malgun Gothic" w:eastAsia="Malgun Gothic"/>
-          <w:b w:val="0"/>
-          <w:sz w:val="22"/>
-        </w:rPr>
-        <w:t>로그정규 분포를 선택한 이유는 지각의 분포가 우측으로 긴 꼬리(long tail)를 가지기 때문이다. 대다수의 병력은 정시에 가깝게 도착하지만, 소수의 병력은 매우 늦게 도착하는 상황을 추상적으로 표현한다. sigma 매개변수가 클수록 롱테일이 두드러져 극단적 지각자의 비율이 증가한다.</w:t>
-      </w:r>
-    </w:p>
-    <w:p>
-      <w:r>
-        <w:rPr>
-          <w:rFonts w:ascii="Malgun Gothic" w:hAnsi="Malgun Gothic" w:eastAsia="Malgun Gothic"/>
-          <w:b w:val="0"/>
-          <w:sz w:val="22"/>
-        </w:rPr>
-        <w:t>본 모델에서는 mu=2.0(분 단위)을 기본값으로 사용하며, sigma는 0.3에서 1.0까지 변화시켜 지각의 심각성을 조절한다. sigma=0.3이면 대부분의 병력이 정시에 가깝게 도착하는 비교적 통제된 상황이고, sigma=1.0이면 소수의 병력이 수십 분에서 수 시간 지각하는 극단적 상황에 해당한다.</w:t>
-      </w:r>
-    </w:p>
-    <w:p>
-      <w:r>
-        <w:rPr>
-          <w:rFonts w:ascii="Malgun Gothic" w:hAnsi="Malgun Gothic" w:eastAsia="Malgun Gothic"/>
-          <w:b/>
-          <w:sz w:val="24"/>
-        </w:rPr>
-        <w:t>5.4 출발 정책 (STRICT vs GRACE)</w:t>
-      </w:r>
-    </w:p>
-    <w:p>
-      <w:r>
-        <w:rPr>
-          <w:rFonts w:ascii="Malgun Gothic" w:hAnsi="Malgun Gothic" w:eastAsia="Malgun Gothic"/>
-          <w:b w:val="0"/>
-          <w:sz w:val="22"/>
-        </w:rPr>
-        <w:t>출발 정책은 수송 의사결정에서 가장 중요한 통제 가능한 변수이다. 최신 구현은 승객을 사전 그룹으로 고정하지 않고, 도착시각순 단일 대기열에서 예정 출발 시각마다 탑승 가능 인원을 판단한다. 본 연구는 두 가지 대조적인 정책을 비교한다.</w:t>
-      </w:r>
-    </w:p>
-    <w:p>
-      <w:r>
-        <w:rPr>
-          <w:rFonts w:ascii="Malgun Gothic" w:hAnsi="Malgun Gothic" w:eastAsia="Malgun Gothic"/>
-          <w:b/>
-          <w:sz w:val="22"/>
-        </w:rPr>
-        <w:t>STRICT (엄격 출발) 정책</w:t>
-      </w:r>
-      <w:r>
-        <w:rPr>
-          <w:rFonts w:ascii="Malgun Gothic" w:hAnsi="Malgun Gothic" w:eastAsia="Malgun Gothic"/>
-          <w:b w:val="0"/>
-          <w:sz w:val="22"/>
-        </w:rPr>
-        <w:t>은 예정된 출발 시각에 버스 또는 셔틀이 즉시 출발하는 방식이다. 그 시점까지 대기열에 도착한 병력만 탑승하고, 미도착자는 대기열에 남아 후속 배차를 기다린다. 이 정책의 장점은 출발 시각이 예측 가능하여 전체 일정 관리가 용이하다는 점이다. 단점은 지각생이 많을 경우 후속 수송 규모가 커지고, 극단적으로는 모든 병력을 수송하기 위해 필요한 배차 수가 증가할 수 있다는 점이다.</w:t>
-      </w:r>
-    </w:p>
-    <w:p>
-      <w:r>
-        <w:rPr>
-          <w:rFonts w:ascii="Malgun Gothic" w:hAnsi="Malgun Gothic" w:eastAsia="Malgun Gothic"/>
-          <w:b/>
-          <w:sz w:val="22"/>
-        </w:rPr>
-        <w:t>GRACE (유예 출발) 정책</w:t>
-      </w:r>
-      <w:r>
-        <w:rPr>
-          <w:rFonts w:ascii="Malgun Gothic" w:hAnsi="Malgun Gothic" w:eastAsia="Malgun Gothic"/>
-          <w:b w:val="0"/>
-          <w:sz w:val="22"/>
-        </w:rPr>
-        <w:t>은 세 가지 조건 중 하나를 충족할 때까지 대기한 후 출발하는 방식이다. 첫째, 최대 대기시간 W(분)에 도달하면 출발한다. 둘째, 해당 배차의 기대 인원 대비 theta(비율) 이상이 도착하면 출발한다. 셋째, 차량 정원에 도달하면 출발한다. 이 정책은 지각생을 기다려 줌으로써 한 번에 더 많은 병력을 수송할 수 있지만, 대기 시간만큼 전체 완료시간이 지연될 수 있다.</w:t>
-      </w:r>
-    </w:p>
-    <w:p>
-      <w:r>
-        <w:rPr>
-          <w:rFonts w:ascii="Malgun Gothic" w:hAnsi="Malgun Gothic" w:eastAsia="Malgun Gothic"/>
-          <w:b w:val="0"/>
-          <w:sz w:val="22"/>
-        </w:rPr>
-        <w:t>GRACE 정책의 핵심 trade-off는 "기다림으로써 얻는 탑승 인원 증가"와 "기다림으로 인한 시간 손실" 사이의 균형이다. 대기시간 W가 길수록 더 많은 지각생을 태울 수 있지만, 이미 도착한 병력의 목적지 도착이 그만큼 지연된다. 도착률 임계 theta가 높을수록 더 많은 병력을 한 번에 수송하지만, 극단적 지각자가 나타나면 대기시간 W까지 기다려야 하는 상황이 발생한다.</w:t>
-      </w:r>
-    </w:p>
-    <w:p>
-      <w:r>
-        <w:rPr>
-          <w:rFonts w:ascii="Malgun Gothic" w:hAnsi="Malgun Gothic" w:eastAsia="Malgun Gothic"/>
-          <w:b w:val="0"/>
-          <w:sz w:val="22"/>
-        </w:rPr>
-        <w:t>본 실험에서는 W=15, 30, 60분과 theta=0.8, 0.9의 조합을 검토하여 유예 조건 후보 간 trade-off를 비교한다.</w:t>
-      </w:r>
-    </w:p>
-    <w:p>
-      <w:r>
-        <w:rPr>
-          <w:rFonts w:ascii="Malgun Gothic" w:hAnsi="Malgun Gothic" w:eastAsia="Malgun Gothic"/>
-          <w:b/>
-          <w:sz w:val="24"/>
-        </w:rPr>
-        <w:t>5.5 차량·철도·환승 운용 모델</w:t>
-      </w:r>
-    </w:p>
-    <w:p>
-      <w:r>
-        <w:rPr>
-          <w:rFonts w:ascii="Malgun Gothic" w:hAnsi="Malgun Gothic" w:eastAsia="Malgun Gothic"/>
-          <w:b w:val="0"/>
-          <w:sz w:val="22"/>
-        </w:rPr>
-        <w:t>버스 단독 수송의 차량 운용은 `bus.dispatch_interval_min`, `bus.fleet_size`, `bus.turnaround_min`으로 제어된다. 계획된 배차 시각이 도래하더라도 가용 차량이 없으면 실제 출발은 가장 먼저 회차를 마친 차량의 가용 시각으로 밀린다. 이 방식은 모든 운행을 직렬화하지 않고, 보유 대수가 2대 이상일 때 병렬 운행을 허용한다.</w:t>
-      </w:r>
-    </w:p>
-    <w:p>
-      <w:r>
-        <w:rPr>
-          <w:rFonts w:ascii="Malgun Gothic" w:hAnsi="Malgun Gothic" w:eastAsia="Malgun Gothic"/>
-          <w:b w:val="0"/>
-          <w:sz w:val="22"/>
-        </w:rPr>
-        <w:t>복합 수송의 셔틀 운용도 동일한 원리를 따른다. `multimodal.shuttle_dispatch_interval_min`과 `multimodal.shuttle_fleet_size`가 허브 접근 구간의 처리량을 결정하며, 라스트마일은 `multimodal.lastmile_dispatch_interval_min`, `multimodal.lastmile_fleet_size`, `multimodal.lastmile_turnaround_min`, `multimodal.lastmile_vehicle_capacity`로 제어되는 finite fleet 모델을 사용한다. 열차는 S에서 R까지 정해진 headway마다 출발하며, `multimodal.rail_first_departure_min`으로 첫 출발 시각을 고정할 수 있다. 선행 열차가 아직 주행 중이어도 후속 열차의 출발을 막지 않는다.</w:t>
-      </w:r>
-    </w:p>
-    <w:p>
-      <w:r>
-        <w:rPr>
-          <w:rFonts w:ascii="Malgun Gothic" w:hAnsi="Malgun Gothic" w:eastAsia="Malgun Gothic"/>
-          <w:b w:val="0"/>
-          <w:sz w:val="22"/>
-        </w:rPr>
-        <w:t>환승은 복합 수송의 구조적 비용으로 명시된다. 셔틀 도착 배치마다 `transfer_time_min + transfer_per_passenger_min × 탑승인원`의 지연을 적용한 뒤 철도 대기열에 진입한다. 기본 설정은 고정 환승 시간 5분과 인원비례 항 0분이지만, 인원비례 항을 키우면 혼잡한 환승 동선이나 승하차 처리 병목을 실험할 수 있다.</w:t>
-      </w:r>
-    </w:p>
-    <w:p>
-      <w:r>
-        <w:rPr>
-          <w:rFonts w:ascii="Malgun Gothic" w:hAnsi="Malgun Gothic" w:eastAsia="Malgun Gothic"/>
-          <w:b/>
-          <w:sz w:val="24"/>
-        </w:rPr>
-        <w:t>5.6 성과지표 (KPI) 정의</w:t>
-      </w:r>
-    </w:p>
-    <w:p>
-      <w:r>
-        <w:rPr>
-          <w:rFonts w:ascii="Malgun Gothic" w:hAnsi="Malgun Gothic" w:eastAsia="Malgun Gothic"/>
-          <w:b w:val="0"/>
-          <w:sz w:val="22"/>
-        </w:rPr>
-        <w:t>실험 결과의 객관적 비교를 위해 다음 성과지표(KPI)를 정의한다.</w:t>
-      </w:r>
-    </w:p>
-    <w:p>
-      <w:r>
-        <w:rPr>
-          <w:rFonts w:ascii="Malgun Gothic" w:hAnsi="Malgun Gothic" w:eastAsia="Malgun Gothic"/>
-          <w:b/>
-          <w:sz w:val="22"/>
-        </w:rPr>
-        <w:t>총 소요시간(Make-span)</w:t>
-      </w:r>
-      <w:r>
-        <w:rPr>
-          <w:rFonts w:ascii="Malgun Gothic" w:hAnsi="Malgun Gothic" w:eastAsia="Malgun Gothic"/>
-          <w:b w:val="0"/>
-          <w:sz w:val="22"/>
-        </w:rPr>
-        <w:t>: 관측된 도착자 중 마지막 병력이 목적지 D에 도착하는 시각(분)이다. 수송 임무의 완료 시간을 나타내는 직관적 지표이나, 미도착 인원이 있는 실행에서는 단독으로 해석하지 않는다.</w:t>
-      </w:r>
-    </w:p>
-    <w:p>
-      <w:r>
-        <w:rPr>
-          <w:rFonts w:ascii="Malgun Gothic" w:hAnsi="Malgun Gothic" w:eastAsia="Malgun Gothic"/>
-          <w:b/>
-          <w:sz w:val="22"/>
-        </w:rPr>
-        <w:t>성공률(Success Rate) / 완료율(Completion Rate)</w:t>
-      </w:r>
-      <w:r>
-        <w:rPr>
-          <w:rFonts w:ascii="Malgun Gothic" w:hAnsi="Malgun Gothic" w:eastAsia="Malgun Gothic"/>
-          <w:b w:val="0"/>
-          <w:sz w:val="22"/>
-        </w:rPr>
-        <w:t>: 시뮬레이션 시간 한계(1,440분=24시간) 이내에 목적지 D에 도착한 병력의 비율이다. 완료율은 `censored_count`를 기준으로 산출되어 미도착 인원을 명시적으로 반영한다. 1.0(100%)은 모든 병력이 시간 한계 내에 수송되었음을 의미한다.</w:t>
-      </w:r>
-    </w:p>
-    <w:p>
-      <w:r>
-        <w:rPr>
-          <w:rFonts w:ascii="Malgun Gothic" w:hAnsi="Malgun Gothic" w:eastAsia="Malgun Gothic"/>
-          <w:b/>
-          <w:sz w:val="22"/>
-        </w:rPr>
-        <w:t>자원 KPI(Resource KPIs)</w:t>
-      </w:r>
-      <w:r>
-        <w:rPr>
-          <w:rFonts w:ascii="Malgun Gothic" w:hAnsi="Malgun Gothic" w:eastAsia="Malgun Gothic"/>
-          <w:b w:val="0"/>
-          <w:sz w:val="22"/>
-        </w:rPr>
-        <w:t>: 자원 사용량은 단위별로 분리한다. `road_vehicle_service_minutes`는 버스, 셔틀, 라스트마일 도로 차량의 운행분이고, `train_service_minutes`는 열차 운행분이며, `passenger_travel_minutes`는 승객가중 이동시간이다. `passengers_per_vehicle_minute`와 `passengers_per_total_service_minute`는 명시된 분모를 기준으로 계산한다. 기존 `resource_efficiency`는 `passengers_per_total_service_minute`의 legacy alias로 유지한다.</w:t>
-      </w:r>
-    </w:p>
-    <w:p>
-      <w:r>
-        <w:rPr>
-          <w:rFonts w:ascii="Malgun Gothic" w:hAnsi="Malgun Gothic" w:eastAsia="Malgun Gothic"/>
-          <w:b/>
-          <w:sz w:val="22"/>
-        </w:rPr>
-        <w:t>검열 인원(Censored Count)</w:t>
-      </w:r>
-      <w:r>
-        <w:rPr>
-          <w:rFonts w:ascii="Malgun Gothic" w:hAnsi="Malgun Gothic" w:eastAsia="Malgun Gothic"/>
-          <w:b w:val="0"/>
-          <w:sz w:val="22"/>
-        </w:rPr>
-        <w:t>: 24시간 시간 한계 내에 목적지 D에 도착하지 못한 병력 수이다. 도로 단절, 차량 부족, 과도한 지각, 배차 지연 등 어떤 이유로든 한계 내 도착하지 못한 인원을 포함한다.</w:t>
-      </w:r>
-    </w:p>
-    <w:p>
-      <w:r>
-        <w:rPr>
-          <w:rFonts w:ascii="Malgun Gothic" w:hAnsi="Malgun Gothic" w:eastAsia="Malgun Gothic"/>
-          <w:b/>
-          <w:sz w:val="22"/>
-        </w:rPr>
-        <w:t>페널티 적용 Make-span(Penalized Makespan)</w:t>
-      </w:r>
-      <w:r>
-        <w:rPr>
-          <w:rFonts w:ascii="Malgun Gothic" w:hAnsi="Malgun Gothic" w:eastAsia="Malgun Gothic"/>
-          <w:b w:val="0"/>
-          <w:sz w:val="22"/>
-        </w:rPr>
-        <w:t>: 미도착 인원이 있는 경우 기존 Make-span을 최소한 시간 한계로 끌어올리고, 검열 인원 1명당 `metrics.late_penalty_min`을 더한 지표이다. 이는 일부 병력만 빠르게 도착한 실행이 낮은 Make-span으로 과대평가되는 문제를 방지한다.</w:t>
-      </w:r>
-    </w:p>
-    <w:p>
-      <w:pPr>
-        <w:jc w:val="center"/>
-      </w:pPr>
-      <w:r>
-        <w:rPr>
-          <w:rFonts w:ascii="Malgun Gothic" w:hAnsi="Malgun Gothic" w:eastAsia="Malgun Gothic"/>
-          <w:b w:val="0"/>
-          <w:color w:val="CCCCCC"/>
-          <w:sz w:val="16"/>
-        </w:rPr>
-        <w:t>------------------------------------------------------------</w:t>
-      </w:r>
-    </w:p>
-    <w:p>
-      <w:r>
-        <w:rPr>
-          <w:rFonts w:ascii="Malgun Gothic" w:hAnsi="Malgun Gothic" w:eastAsia="Malgun Gothic"/>
-          <w:b/>
-          <w:sz w:val="28"/>
-        </w:rPr>
-        <w:t>6. 실험 설계</w:t>
-      </w:r>
-    </w:p>
-    <w:p>
-      <w:r>
-        <w:rPr>
-          <w:rFonts w:ascii="Malgun Gothic" w:hAnsi="Malgun Gothic" w:eastAsia="Malgun Gothic"/>
-          <w:b/>
-          <w:sz w:val="24"/>
-        </w:rPr>
-        <w:t>6.1 2단계 실험계획법(DoE) 구조</w:t>
-      </w:r>
-    </w:p>
-    <w:p>
-      <w:r>
-        <w:rPr>
-          <w:rFonts w:ascii="Malgun Gothic" w:hAnsi="Malgun Gothic" w:eastAsia="Malgun Gothic"/>
-          <w:b w:val="0"/>
-          <w:sz w:val="22"/>
-        </w:rPr>
-        <w:t>실험은 목적이 서로 다른 2단계로 구성된다. 1단계는 혼잡과 도로 장애라는 환경적 불확실성 요인이 수송 방식 선택에 미치는 영향을 탐색하고, 2단계는 지각과 출발 정책이라는 의사결정 요인이 수송 성과에 미치는 영향을 분석한다. 두 단계를 분리함으로써 각 요인 그룹의 효과를 명확히 식별할 수 있다.</w:t>
-      </w:r>
-    </w:p>
-    <w:p>
-      <w:r>
-        <w:rPr>
-          <w:rFonts w:ascii="Malgun Gothic" w:hAnsi="Malgun Gothic" w:eastAsia="Malgun Gothic"/>
-          <w:b/>
-          <w:sz w:val="24"/>
-        </w:rPr>
-        <w:t>6.2 1단계: 혼잡 x 장애 Break-even 탐색</w:t>
-      </w:r>
-    </w:p>
-    <w:p>
-      <w:r>
-        <w:rPr>
-          <w:rFonts w:ascii="Malgun Gothic" w:hAnsi="Malgun Gothic" w:eastAsia="Malgun Gothic"/>
-          <w:b w:val="0"/>
-          <w:sz w:val="22"/>
-        </w:rPr>
-        <w:t>1단계의 목표는 "도로 장애 강도가 어느 수준 이상일 때 복합 수송이 버스 단독보다 유리해지는가"를 답하는 것이다. 이를 위해 두 개의 요인을 체계적으로 변화시키는 완전요인실험(full factorial design)을 실시한다.</w:t>
-      </w:r>
-    </w:p>
-    <w:p>
-      <w:pPr>
-        <w:pStyle w:val="ListBullet"/>
-      </w:pPr>
-      <w:r>
-        <w:rPr>
-          <w:rFonts w:ascii="Malgun Gothic" w:hAnsi="Malgun Gothic" w:eastAsia="Malgun Gothic"/>
-          <w:b/>
-          <w:sz w:val="22"/>
-        </w:rPr>
-        <w:t>혼잡 스케일링(s)</w:t>
-      </w:r>
-      <w:r>
-        <w:rPr>
-          <w:rFonts w:ascii="Malgun Gothic" w:hAnsi="Malgun Gothic" w:eastAsia="Malgun Gothic"/>
-          <w:b w:val="0"/>
-          <w:sz w:val="22"/>
-        </w:rPr>
-        <w:t>: 0.8, 1.0, 1.2, 1.5, 2.0 (5수준)</w:t>
-      </w:r>
-    </w:p>
-    <w:p>
-      <w:pPr>
-        <w:pStyle w:val="ListBullet"/>
-      </w:pPr>
-      <w:r>
-        <w:rPr>
-          <w:rFonts w:ascii="Malgun Gothic" w:hAnsi="Malgun Gothic" w:eastAsia="Malgun Gothic"/>
-          <w:b/>
-          <w:sz w:val="22"/>
-        </w:rPr>
-        <w:t>장애 확률 배율(p_fail_scale)</w:t>
-      </w:r>
-      <w:r>
-        <w:rPr>
-          <w:rFonts w:ascii="Malgun Gothic" w:hAnsi="Malgun Gothic" w:eastAsia="Malgun Gothic"/>
-          <w:b w:val="0"/>
-          <w:sz w:val="22"/>
-        </w:rPr>
-        <w:t>: 0.0, 0.25, 0.50, 1.0, 1.5, 2.0, 3.0 (7수준)</w:t>
-      </w:r>
-    </w:p>
-    <w:p>
-      <w:pPr>
-        <w:pStyle w:val="ListBullet"/>
-      </w:pPr>
-      <w:r>
-        <w:rPr>
-          <w:rFonts w:ascii="Malgun Gothic" w:hAnsi="Malgun Gothic" w:eastAsia="Malgun Gothic"/>
-          <w:b/>
-          <w:sz w:val="22"/>
-        </w:rPr>
-        <w:t>장애 모드와 용량 저하율</w:t>
-      </w:r>
-      <w:r>
-        <w:rPr>
-          <w:rFonts w:ascii="Malgun Gothic" w:hAnsi="Malgun Gothic" w:eastAsia="Malgun Gothic"/>
-          <w:b w:val="0"/>
-          <w:sz w:val="22"/>
-        </w:rPr>
-        <w:t>: `blocked` 1종과 `capacity_reduction_factor` 0.25, 0.50, 0.75를 적용한 `capacity_reduction` 3종</w:t>
-      </w:r>
-    </w:p>
-    <w:p>
-      <w:pPr>
-        <w:pStyle w:val="ListBullet"/>
-      </w:pPr>
-      <w:r>
-        <w:rPr>
-          <w:rFonts w:ascii="Malgun Gothic" w:hAnsi="Malgun Gothic" w:eastAsia="Malgun Gothic"/>
-          <w:b/>
-          <w:sz w:val="22"/>
-        </w:rPr>
-        <w:t>네트워크 variant</w:t>
-      </w:r>
-      <w:r>
-        <w:rPr>
-          <w:rFonts w:ascii="Malgun Gothic" w:hAnsi="Malgun Gothic" w:eastAsia="Malgun Gothic"/>
-          <w:b w:val="0"/>
-          <w:sz w:val="22"/>
-        </w:rPr>
-        <w:t>: Phase 1 기본 sweep은 `baseline`과 `matched_redundancy` 2종을 포함한다.</w:t>
-      </w:r>
-    </w:p>
-    <w:p>
-      <w:r>
-        <w:rPr>
-          <w:rFonts w:ascii="Malgun Gothic" w:hAnsi="Malgun Gothic" w:eastAsia="Malgun Gothic"/>
-          <w:b w:val="0"/>
-          <w:sz w:val="22"/>
-        </w:rPr>
-        <w:t>최신 Phase 1 설계는 5 × 7 × 4 × 2 = 280개 요인 조합에 대해 각각 30회 반복 실험을 수행하여 8,400 페어(Scenario 1 + Scenario 2 동시 비교)의 결과를 얻는다. 각 반복에서는 동일한 난수 시드로 두 시나리오를 연속 실행하는 CRN 페어 방식을 유지한다.</w:t>
-      </w:r>
-    </w:p>
-    <w:p>
-      <w:r>
-        <w:rPr>
-          <w:rFonts w:ascii="Malgun Gothic" w:hAnsi="Malgun Gothic" w:eastAsia="Malgun Gothic"/>
-          <w:b w:val="0"/>
-          <w:sz w:val="22"/>
-        </w:rPr>
-        <w:t>실험 결과는 delta = E[Make-span_bus] - E[Make-span_multi]로 정의되는 "복합 수송의 시간 이점"을 각 (s, p_fail_scale) 조합별로 추정한다. delta &gt; 0이면 복합 수송이 더 빠르고, delta &lt; 0이면 버스 단독이 더 빠르다. delta = 0이 되는 장애 배율(p_fail_scale*)을 break-even point로 정의하고, 이를 통해 현재 추상 모델 안에서 수송 방식의 상대 우위가 바뀌는 민감도 기준점을 찾는 것이 1단계의 최종 산출물이다.</w:t>
-      </w:r>
-    </w:p>
-    <w:p>
-      <w:r>
-        <w:rPr>
-          <w:rFonts w:ascii="Malgun Gothic" w:hAnsi="Malgun Gothic" w:eastAsia="Malgun Gothic"/>
-          <w:b/>
-          <w:sz w:val="24"/>
-        </w:rPr>
-        <w:t>6.3 2단계: 지각 x 정책 파레토 분석</w:t>
-      </w:r>
-    </w:p>
-    <w:p>
-      <w:r>
-        <w:rPr>
-          <w:rFonts w:ascii="Malgun Gothic" w:hAnsi="Malgun Gothic" w:eastAsia="Malgun Gothic"/>
-          <w:b w:val="0"/>
-          <w:sz w:val="22"/>
-        </w:rPr>
-        <w:t>2단계의 목표는 지각의 심각성과 출발 정책의 조합이 수송 성과에 미치는 영향을 분석하는 것이다. 1단계에서 도출된 대표적인 혼잡·장애 조건을 기준 환경으로 고정하고, 지각과 정책 요인만 변화시킨다. 현재 구현에서는 `failure_rate.levels`의 중앙값을 사용하므로 기준 장애 배율은 `p_fail_scale=1.0`이며, 기본 context는 `baseline` 네트워크와 `blocked` 장애 모드이다.</w:t>
-      </w:r>
-    </w:p>
-    <w:p>
-      <w:pPr>
-        <w:pStyle w:val="ListBullet"/>
-      </w:pPr>
-      <w:r>
-        <w:rPr>
-          <w:rFonts w:ascii="Malgun Gothic" w:hAnsi="Malgun Gothic" w:eastAsia="Malgun Gothic"/>
-          <w:b/>
-          <w:sz w:val="22"/>
-        </w:rPr>
-        <w:t>지각 강도(sigma)</w:t>
-      </w:r>
-      <w:r>
-        <w:rPr>
-          <w:rFonts w:ascii="Malgun Gothic" w:hAnsi="Malgun Gothic" w:eastAsia="Malgun Gothic"/>
-          <w:b w:val="0"/>
-          <w:sz w:val="22"/>
-        </w:rPr>
-        <w:t>: 0.3, 0.5, 0.7, 1.0 (4수준)</w:t>
-      </w:r>
-    </w:p>
-    <w:p>
-      <w:pPr>
-        <w:pStyle w:val="ListBullet"/>
-      </w:pPr>
-      <w:r>
-        <w:rPr>
-          <w:rFonts w:ascii="Malgun Gothic" w:hAnsi="Malgun Gothic" w:eastAsia="Malgun Gothic"/>
-          <w:b/>
-          <w:sz w:val="22"/>
-        </w:rPr>
-        <w:t>출발 정책</w:t>
-      </w:r>
-      <w:r>
-        <w:rPr>
-          <w:rFonts w:ascii="Malgun Gothic" w:hAnsi="Malgun Gothic" w:eastAsia="Malgun Gothic"/>
-          <w:b w:val="0"/>
-          <w:sz w:val="22"/>
-        </w:rPr>
-        <w:t>: STRICT 1종 + GRACE 6종(W=15/30/60 x theta=0.8/0.9) = 총 7종</w:t>
-      </w:r>
-    </w:p>
-    <w:p>
-      <w:r>
-        <w:rPr>
-          <w:rFonts w:ascii="Malgun Gothic" w:hAnsi="Malgun Gothic" w:eastAsia="Malgun Gothic"/>
-          <w:b w:val="0"/>
-          <w:sz w:val="22"/>
-        </w:rPr>
-        <w:t>총 28개 조합에 대해 30회 반복하여 결과를 분석한다. 분석 결과는 "총 소요시간 또는 페널티 적용 Make-span vs 검열 인원/완료율"의 파레토 곡선으로 시각화되며, 각 정책이 이 trade-off 공간에서 어디에 위치하는지를 비교한다.</w:t>
-      </w:r>
-    </w:p>
-    <w:p>
-      <w:r>
-        <w:rPr>
-          <w:rFonts w:ascii="Malgun Gothic" w:hAnsi="Malgun Gothic" w:eastAsia="Malgun Gothic"/>
-          <w:b/>
-          <w:sz w:val="24"/>
-        </w:rPr>
-        <w:t>6.4 공통난수(CRN) 페어 비교 방법론</w:t>
-      </w:r>
-    </w:p>
-    <w:p>
-      <w:r>
-        <w:rPr>
-          <w:rFonts w:ascii="Malgun Gothic" w:hAnsi="Malgun Gothic" w:eastAsia="Malgun Gothic"/>
-          <w:b w:val="0"/>
-          <w:sz w:val="22"/>
-        </w:rPr>
-        <w:t>본 실험의 통계적 유효성을 확보하기 위해 공통난수(Common Random Numbers, CRN) 기법을 적용한다. 각 실험 조건에서 동일한 난수 시드로 버스 단독 시나리오와 복합 수송 시나리오를 연속 실행한다. 두 시나리오가 동일한 지각 샘플과 동일한 장애 샘플을 공유함으로써, 관측된 성능 차이가 수송 방식의 구조적 차이에서 기인한 것이지 확률적 변동에서 기인한 것이 아님을 보장할 수 있다.</w:t>
-      </w:r>
-    </w:p>
-    <w:p>
-      <w:r>
-        <w:rPr>
-          <w:rFonts w:ascii="Malgun Gothic" w:hAnsi="Malgun Gothic" w:eastAsia="Malgun Gothic"/>
-          <w:b w:val="0"/>
-          <w:sz w:val="22"/>
-        </w:rPr>
-        <w:t>CRN 페어 비교의 효과는 비교 분산의 감소로 나타난다. 동일한 난수 환경에서 두 방식의 차이(delta)를 계산하면, 개별 시나리오의 절대적 분산이 크더라도 delta의 분산은 상대적으로 작게 유지된다. 이는 더 적은 반복 횟수로도 통계적으로 유의한 비교 결과를 얻을 수 있음을 의미한다.</w:t>
-      </w:r>
-    </w:p>
-    <w:p>
-      <w:r>
-        <w:rPr>
-          <w:rFonts w:ascii="Malgun Gothic" w:hAnsi="Malgun Gothic" w:eastAsia="Malgun Gothic"/>
-          <w:b/>
-          <w:sz w:val="24"/>
-        </w:rPr>
-        <w:t>6.5 실험 규모</w:t>
-      </w:r>
-    </w:p>
-    <w:tbl>
-      <w:tblPr>
-        <w:tblStyle w:val="TableGrid"/>
-        <w:tblW w:type="auto" w:w="0"/>
-        <w:jc w:val="center"/>
-        <w:tblLook w:firstColumn="1" w:firstRow="1" w:lastColumn="0" w:lastRow="0" w:noHBand="0" w:noVBand="1" w:val="04A0"/>
-      </w:tblPr>
-      <w:tblGrid>
-        <w:gridCol w:w="1805"/>
-        <w:gridCol w:w="1805"/>
-        <w:gridCol w:w="1805"/>
-        <w:gridCol w:w="1805"/>
-        <w:gridCol w:w="1805"/>
-      </w:tblGrid>
-      <w:tr>
-        <w:tc>
-          <w:tcPr>
-            <w:tcW w:type="dxa" w:w="1805"/>
-            <w:shd w:val="clear" w:color="auto" w:fill="1F3864"/>
-          </w:tcPr>
-          <w:p>
-            <w:pPr>
-              <w:jc w:val="center"/>
-            </w:pPr>
-            <w:r/>
-            <w:r>
-              <w:rPr>
-                <w:rFonts w:ascii="Malgun Gothic" w:hAnsi="Malgun Gothic" w:eastAsia="Malgun Gothic"/>
-                <w:b/>
-                <w:color w:val="FFFFFF"/>
-                <w:sz w:val="20"/>
-              </w:rPr>
-              <w:t>단계</w:t>
-            </w:r>
-          </w:p>
-        </w:tc>
-        <w:tc>
-          <w:tcPr>
-            <w:tcW w:type="dxa" w:w="1805"/>
-            <w:shd w:val="clear" w:color="auto" w:fill="1F3864"/>
-          </w:tcPr>
-          <w:p>
-            <w:pPr>
-              <w:jc w:val="center"/>
-            </w:pPr>
-            <w:r/>
-            <w:r>
-              <w:rPr>
-                <w:rFonts w:ascii="Malgun Gothic" w:hAnsi="Malgun Gothic" w:eastAsia="Malgun Gothic"/>
-                <w:b/>
-                <w:color w:val="FFFFFF"/>
-                <w:sz w:val="20"/>
-              </w:rPr>
-              <w:t>요인</w:t>
-            </w:r>
-          </w:p>
-        </w:tc>
-        <w:tc>
-          <w:tcPr>
-            <w:tcW w:type="dxa" w:w="1805"/>
-            <w:shd w:val="clear" w:color="auto" w:fill="1F3864"/>
-          </w:tcPr>
-          <w:p>
-            <w:pPr>
-              <w:jc w:val="center"/>
-            </w:pPr>
-            <w:r/>
-            <w:r>
-              <w:rPr>
-                <w:rFonts w:ascii="Malgun Gothic" w:hAnsi="Malgun Gothic" w:eastAsia="Malgun Gothic"/>
-                <w:b/>
-                <w:color w:val="FFFFFF"/>
-                <w:sz w:val="20"/>
-              </w:rPr>
-              <w:t>수준</w:t>
-            </w:r>
-          </w:p>
-        </w:tc>
-        <w:tc>
-          <w:tcPr>
-            <w:tcW w:type="dxa" w:w="1805"/>
-            <w:shd w:val="clear" w:color="auto" w:fill="1F3864"/>
-          </w:tcPr>
-          <w:p>
-            <w:pPr>
-              <w:jc w:val="center"/>
-            </w:pPr>
-            <w:r/>
-            <w:r>
-              <w:rPr>
-                <w:rFonts w:ascii="Malgun Gothic" w:hAnsi="Malgun Gothic" w:eastAsia="Malgun Gothic"/>
-                <w:b/>
-                <w:color w:val="FFFFFF"/>
-                <w:sz w:val="20"/>
-              </w:rPr>
-              <w:t>반복(R)</w:t>
-            </w:r>
-          </w:p>
-        </w:tc>
-        <w:tc>
-          <w:tcPr>
-            <w:tcW w:type="dxa" w:w="1805"/>
-            <w:shd w:val="clear" w:color="auto" w:fill="1F3864"/>
-          </w:tcPr>
-          <w:p>
-            <w:pPr>
-              <w:jc w:val="center"/>
-            </w:pPr>
-            <w:r/>
-            <w:r>
-              <w:rPr>
-                <w:rFonts w:ascii="Malgun Gothic" w:hAnsi="Malgun Gothic" w:eastAsia="Malgun Gothic"/>
-                <w:b/>
-                <w:color w:val="FFFFFF"/>
-                <w:sz w:val="20"/>
-              </w:rPr>
-              <w:t>총 페어 수</w:t>
-            </w:r>
-          </w:p>
-        </w:tc>
-      </w:tr>
-      <w:tr>
-        <w:tc>
-          <w:tcPr>
-            <w:tcW w:type="dxa" w:w="1805"/>
-          </w:tcPr>
-          <w:p>
-            <w:r/>
-            <w:r>
-              <w:rPr>
-                <w:rFonts w:ascii="Malgun Gothic" w:hAnsi="Malgun Gothic" w:eastAsia="Malgun Gothic"/>
-                <w:b w:val="0"/>
-                <w:sz w:val="20"/>
-              </w:rPr>
-              <w:t>1단계</w:t>
-            </w:r>
-          </w:p>
-        </w:tc>
-        <w:tc>
-          <w:tcPr>
-            <w:tcW w:type="dxa" w:w="1805"/>
-          </w:tcPr>
-          <w:p>
-            <w:r/>
-            <w:r>
-              <w:rPr>
-                <w:rFonts w:ascii="Malgun Gothic" w:hAnsi="Malgun Gothic" w:eastAsia="Malgun Gothic"/>
-                <w:b w:val="0"/>
-                <w:sz w:val="20"/>
-              </w:rPr>
-              <w:t>s x p_fail_scale x 장애 context x network variant</w:t>
-            </w:r>
-          </w:p>
-        </w:tc>
-        <w:tc>
-          <w:tcPr>
-            <w:tcW w:type="dxa" w:w="1805"/>
-          </w:tcPr>
-          <w:p>
-            <w:r/>
-            <w:r>
-              <w:rPr>
-                <w:rFonts w:ascii="Malgun Gothic" w:hAnsi="Malgun Gothic" w:eastAsia="Malgun Gothic"/>
-                <w:b w:val="0"/>
-                <w:sz w:val="20"/>
-              </w:rPr>
-              <w:t>5 x 7 x 4 x 2 = 280</w:t>
-            </w:r>
-          </w:p>
-        </w:tc>
-        <w:tc>
-          <w:tcPr>
-            <w:tcW w:type="dxa" w:w="1805"/>
-          </w:tcPr>
-          <w:p>
-            <w:r/>
-            <w:r>
-              <w:rPr>
-                <w:rFonts w:ascii="Malgun Gothic" w:hAnsi="Malgun Gothic" w:eastAsia="Malgun Gothic"/>
-                <w:b w:val="0"/>
-                <w:sz w:val="20"/>
-              </w:rPr>
-              <w:t>30</w:t>
-            </w:r>
-          </w:p>
-        </w:tc>
-        <w:tc>
-          <w:tcPr>
-            <w:tcW w:type="dxa" w:w="1805"/>
-          </w:tcPr>
-          <w:p>
-            <w:r/>
-            <w:r>
-              <w:rPr>
-                <w:rFonts w:ascii="Malgun Gothic" w:hAnsi="Malgun Gothic" w:eastAsia="Malgun Gothic"/>
-                <w:b w:val="0"/>
-                <w:sz w:val="20"/>
-              </w:rPr>
-              <w:t>8,400 페어</w:t>
-            </w:r>
-          </w:p>
-        </w:tc>
-      </w:tr>
-      <w:tr>
-        <w:tc>
-          <w:tcPr>
-            <w:tcW w:type="dxa" w:w="1805"/>
-          </w:tcPr>
-          <w:p>
-            <w:r/>
-            <w:r>
-              <w:rPr>
-                <w:rFonts w:ascii="Malgun Gothic" w:hAnsi="Malgun Gothic" w:eastAsia="Malgun Gothic"/>
-                <w:b w:val="0"/>
-                <w:sz w:val="20"/>
-              </w:rPr>
-              <w:t>2단계</w:t>
-            </w:r>
-          </w:p>
-        </w:tc>
-        <w:tc>
-          <w:tcPr>
-            <w:tcW w:type="dxa" w:w="1805"/>
-          </w:tcPr>
-          <w:p>
-            <w:r/>
-            <w:r>
-              <w:rPr>
-                <w:rFonts w:ascii="Malgun Gothic" w:hAnsi="Malgun Gothic" w:eastAsia="Malgun Gothic"/>
-                <w:b w:val="0"/>
-                <w:sz w:val="20"/>
-              </w:rPr>
-              <w:t>sigma x 정책</w:t>
-            </w:r>
-          </w:p>
-        </w:tc>
-        <w:tc>
-          <w:tcPr>
-            <w:tcW w:type="dxa" w:w="1805"/>
-          </w:tcPr>
-          <w:p>
-            <w:r/>
-            <w:r>
-              <w:rPr>
-                <w:rFonts w:ascii="Malgun Gothic" w:hAnsi="Malgun Gothic" w:eastAsia="Malgun Gothic"/>
-                <w:b w:val="0"/>
-                <w:sz w:val="20"/>
-              </w:rPr>
-              <w:t>4 x 7 = 28</w:t>
-            </w:r>
-          </w:p>
-        </w:tc>
-        <w:tc>
-          <w:tcPr>
-            <w:tcW w:type="dxa" w:w="1805"/>
-          </w:tcPr>
-          <w:p>
-            <w:r/>
-            <w:r>
-              <w:rPr>
-                <w:rFonts w:ascii="Malgun Gothic" w:hAnsi="Malgun Gothic" w:eastAsia="Malgun Gothic"/>
-                <w:b w:val="0"/>
-                <w:sz w:val="20"/>
-              </w:rPr>
-              <w:t>30</w:t>
-            </w:r>
-          </w:p>
-        </w:tc>
-        <w:tc>
-          <w:tcPr>
-            <w:tcW w:type="dxa" w:w="1805"/>
-          </w:tcPr>
-          <w:p>
-            <w:r/>
-            <w:r>
-              <w:rPr>
-                <w:rFonts w:ascii="Malgun Gothic" w:hAnsi="Malgun Gothic" w:eastAsia="Malgun Gothic"/>
-                <w:b w:val="0"/>
-                <w:sz w:val="20"/>
-              </w:rPr>
-              <w:t>840 페어</w:t>
-            </w:r>
-          </w:p>
-        </w:tc>
-      </w:tr>
-      <w:tr>
-        <w:tc>
-          <w:tcPr>
-            <w:tcW w:type="dxa" w:w="1805"/>
-          </w:tcPr>
-          <w:p>
-            <w:r/>
-            <w:r>
-              <w:rPr>
-                <w:rFonts w:ascii="Malgun Gothic" w:hAnsi="Malgun Gothic" w:eastAsia="Malgun Gothic"/>
-                <w:b w:val="0"/>
-                <w:sz w:val="20"/>
-              </w:rPr>
-              <w:t>**합계**</w:t>
-            </w:r>
-          </w:p>
-        </w:tc>
-        <w:tc>
-          <w:tcPr>
-            <w:tcW w:type="dxa" w:w="1805"/>
-          </w:tcPr>
-          <w:p>
-            <w:r/>
-            <w:r>
-              <w:rPr>
-                <w:rFonts w:ascii="Malgun Gothic" w:hAnsi="Malgun Gothic" w:eastAsia="Malgun Gothic"/>
-                <w:b w:val="0"/>
-                <w:sz w:val="20"/>
-              </w:rPr>
-            </w:r>
-          </w:p>
-        </w:tc>
-        <w:tc>
-          <w:tcPr>
-            <w:tcW w:type="dxa" w:w="1805"/>
-          </w:tcPr>
-          <w:p>
-            <w:r/>
-            <w:r>
-              <w:rPr>
-                <w:rFonts w:ascii="Malgun Gothic" w:hAnsi="Malgun Gothic" w:eastAsia="Malgun Gothic"/>
-                <w:b w:val="0"/>
-                <w:sz w:val="20"/>
-              </w:rPr>
-            </w:r>
-          </w:p>
-        </w:tc>
-        <w:tc>
-          <w:tcPr>
-            <w:tcW w:type="dxa" w:w="1805"/>
-          </w:tcPr>
-          <w:p>
-            <w:r/>
-            <w:r>
-              <w:rPr>
-                <w:rFonts w:ascii="Malgun Gothic" w:hAnsi="Malgun Gothic" w:eastAsia="Malgun Gothic"/>
-                <w:b w:val="0"/>
-                <w:sz w:val="20"/>
-              </w:rPr>
-            </w:r>
-          </w:p>
-        </w:tc>
-        <w:tc>
-          <w:tcPr>
-            <w:tcW w:type="dxa" w:w="1805"/>
-          </w:tcPr>
-          <w:p>
-            <w:r/>
-            <w:r>
-              <w:rPr>
-                <w:rFonts w:ascii="Malgun Gothic" w:hAnsi="Malgun Gothic" w:eastAsia="Malgun Gothic"/>
-                <w:b w:val="0"/>
-                <w:sz w:val="20"/>
-              </w:rPr>
-              <w:t>**9,240 페어**</w:t>
-            </w:r>
-          </w:p>
-        </w:tc>
-      </w:tr>
-    </w:tbl>
-    <w:p/>
-    <w:p>
-      <w:r>
-        <w:rPr>
-          <w:rFonts w:ascii="Malgun Gothic" w:hAnsi="Malgun Gothic" w:eastAsia="Malgun Gothic"/>
-          <w:b w:val="0"/>
-          <w:sz w:val="22"/>
-        </w:rPr>
-        <w:t>각 페어는 버스 단독 1회 + 복합 수송 1회의 실행을 포함하므로, 현재 기준 총 시뮬레이션 실행 횟수는 18,480회이다. 모든 실험은 Python 기반으로 자동화된 배치 실행으로 처리된다.</w:t>
-      </w:r>
-    </w:p>
-    <w:p>
-      <w:r>
-        <w:rPr>
-          <w:rFonts w:ascii="Malgun Gothic" w:hAnsi="Malgun Gothic" w:eastAsia="Malgun Gothic"/>
-          <w:b/>
-          <w:sz w:val="24"/>
-        </w:rPr>
-        <w:t>6.6 Windows 실행 절차</w:t>
-      </w:r>
-    </w:p>
-    <w:p>
-      <w:r>
-        <w:rPr>
-          <w:rFonts w:ascii="Malgun Gothic" w:hAnsi="Malgun Gothic" w:eastAsia="Malgun Gothic"/>
-          <w:b w:val="0"/>
-          <w:sz w:val="22"/>
-        </w:rPr>
-        <w:t>실험 재현은 Windows PowerShell에서 다음 순서로 수행한다. 먼저 `py -3.11 -m venv .venv`로 가상환경을 만들고, `.\.venv\Scripts\python -m pip install -r requirements.txt`로 의존성을 설치한다. 코드 변경 후에는 `.\.venv\Scripts\python -m compileall main.py src tests generate_report.py`, `Get-ChildItem tests\test_*.py | ForEach-Object { .\.venv\Scripts\python $_.FullName }`, `.\.venv\Scripts\python main.py --test`, `.\.venv\Scripts\python main.py --quick` 순서로 검증한다.</w:t>
-      </w:r>
-    </w:p>
-    <w:p>
-      <w:r>
-        <w:rPr>
-          <w:rFonts w:ascii="Malgun Gothic" w:hAnsi="Malgun Gothic" w:eastAsia="Malgun Gothic"/>
-          <w:b w:val="0"/>
-          <w:sz w:val="22"/>
-        </w:rPr>
-        <w:t>검증이 통과한 뒤 공식 결과를 만들려면 `.\.venv\Scripts\python main.py --phase 1`, `.\.venv\Scripts\python main.py --phase 2` 또는 `.\.venv\Scripts\python main.py`를 실행해야 한다. 결과 CSV와 PNG는 `results/`에 생성되며, 그 결과를 `report_draft.md`에 반영한 뒤 `.\.venv\Scripts\python generate_report.py`로 `report.docx`를 재생성한다. 모델 의미가 바뀌었는데 Phase 1/2를 다시 실행하지 않았다면 결과 결론은 보류로 표기한다.</w:t>
-      </w:r>
-    </w:p>
-    <w:p>
-      <w:pPr>
-        <w:jc w:val="center"/>
-      </w:pPr>
-      <w:r>
-        <w:rPr>
-          <w:rFonts w:ascii="Malgun Gothic" w:hAnsi="Malgun Gothic" w:eastAsia="Malgun Gothic"/>
-          <w:b w:val="0"/>
-          <w:color w:val="CCCCCC"/>
-          <w:sz w:val="16"/>
-        </w:rPr>
-        <w:t>------------------------------------------------------------</w:t>
-      </w:r>
-    </w:p>
-    <w:p>
-      <w:r>
-        <w:rPr>
-          <w:rFonts w:ascii="Malgun Gothic" w:hAnsi="Malgun Gothic" w:eastAsia="Malgun Gothic"/>
-          <w:b/>
-          <w:sz w:val="28"/>
-        </w:rPr>
-        <w:t>7. 재실험 결과</w:t>
-      </w:r>
-    </w:p>
-    <w:p>
-      <w:r>
-        <w:rPr>
-          <w:rFonts w:ascii="Malgun Gothic" w:hAnsi="Malgun Gothic" w:eastAsia="Malgun Gothic"/>
-          <w:b/>
-          <w:sz w:val="24"/>
-        </w:rPr>
-        <w:t>7.1 기존 결과의 처리</w:t>
-      </w:r>
-    </w:p>
-    <w:p>
-      <w:r>
-        <w:rPr>
-          <w:rFonts w:ascii="Malgun Gothic" w:hAnsi="Malgun Gothic" w:eastAsia="Malgun Gothic"/>
-          <w:b w:val="0"/>
-          <w:sz w:val="22"/>
-        </w:rPr>
-        <w:t>이전 보고서에는 초기 수치 결과가 포함되어 있었다. 그러나 해당 수치는 과거 모델의 산출물이므로 현재 결론으로 재사용하지 않는다.</w:t>
-      </w:r>
-    </w:p>
-    <w:p>
-      <w:r>
-        <w:rPr>
-          <w:rFonts w:ascii="Malgun Gothic" w:hAnsi="Malgun Gothic" w:eastAsia="Malgun Gothic"/>
-          <w:b w:val="0"/>
-          <w:sz w:val="22"/>
-        </w:rPr>
-        <w:t>최신 구현은 라스트마일 finite fleet, 명시적 schedule semantics, 단위 일관 자원 KPI, named network variant, 확장된 failure sensitivity를 포함한다. 이 변경들은 Phase 1/2의 의미와 결과 행 구조를 바꾸므로, 기존 결과 해석은 폐기하고 2026년 5월 1일에 재생성한 `results/` CSV·PNG를 기준으로 결론을 갱신한다.</w:t>
-      </w:r>
-    </w:p>
-    <w:p>
-      <w:r>
-        <w:rPr>
-          <w:rFonts w:ascii="Malgun Gothic" w:hAnsi="Malgun Gothic" w:eastAsia="Malgun Gothic"/>
-          <w:b/>
-          <w:sz w:val="24"/>
-        </w:rPr>
-        <w:t>7.2 Phase 1 결과</w:t>
-      </w:r>
-    </w:p>
-    <w:p>
-      <w:r>
-        <w:rPr>
-          <w:rFonts w:ascii="Malgun Gothic" w:hAnsi="Malgun Gothic" w:eastAsia="Malgun Gothic"/>
-          <w:b w:val="0"/>
-          <w:sz w:val="22"/>
-        </w:rPr>
-        <w:t>Phase 1은 `main.py --phase 1`로 8,400개 paired CRN 실행을 재생성하였다. 현재 기본 sweep은 `baseline`과 `matched_redundancy` 두 network variant를 포함한다. `multimodal_redundant_lastmile`과 `bus_single_corridor`는 config에 선언된 선택 가능한 추가 민감도 variant이지만, 이번 기본 full 결과 행에는 포함되지 않는다. 결과 행에는 `network_variant`, `failure_mode`, `capacity_reduction_factor`, `p_fail_scale`, completion/censoring KPI, unit-consistent resource KPI가 포함된다. Break-even 분석은 검열 가능성이 있는 조건을 고려하여 `delta_penalized_makespan`을 우선 사용하였다.</w:t>
-      </w:r>
-    </w:p>
-    <w:tbl>
-      <w:tblPr>
-        <w:tblStyle w:val="TableGrid"/>
-        <w:tblW w:type="auto" w:w="0"/>
-        <w:jc w:val="center"/>
-        <w:tblLook w:firstColumn="1" w:firstRow="1" w:lastColumn="0" w:lastRow="0" w:noHBand="0" w:noVBand="1" w:val="04A0"/>
-      </w:tblPr>
-      <w:tblGrid>
-        <w:gridCol w:w="3009"/>
-        <w:gridCol w:w="3009"/>
-        <w:gridCol w:w="3009"/>
-      </w:tblGrid>
-      <w:tr>
-        <w:tc>
-          <w:tcPr>
-            <w:tcW w:type="dxa" w:w="3009"/>
-            <w:shd w:val="clear" w:color="auto" w:fill="1F3864"/>
-          </w:tcPr>
-          <w:p>
-            <w:pPr>
-              <w:jc w:val="center"/>
-            </w:pPr>
-            <w:r/>
-            <w:r>
-              <w:rPr>
-                <w:rFonts w:ascii="Malgun Gothic" w:hAnsi="Malgun Gothic" w:eastAsia="Malgun Gothic"/>
-                <w:b/>
-                <w:color w:val="FFFFFF"/>
-                <w:sz w:val="20"/>
-              </w:rPr>
-              <w:t>context</w:t>
-            </w:r>
-          </w:p>
-        </w:tc>
-        <w:tc>
-          <w:tcPr>
-            <w:tcW w:type="dxa" w:w="3009"/>
-            <w:shd w:val="clear" w:color="auto" w:fill="1F3864"/>
-          </w:tcPr>
-          <w:p>
-            <w:pPr>
-              <w:jc w:val="center"/>
-            </w:pPr>
-            <w:r/>
-            <w:r>
-              <w:rPr>
-                <w:rFonts w:ascii="Malgun Gothic" w:hAnsi="Malgun Gothic" w:eastAsia="Malgun Gothic"/>
-                <w:b/>
-                <w:color w:val="FFFFFF"/>
-                <w:sz w:val="20"/>
-              </w:rPr>
-              <w:t>핵심 결과</w:t>
-            </w:r>
-          </w:p>
-        </w:tc>
-        <w:tc>
-          <w:tcPr>
-            <w:tcW w:type="dxa" w:w="3009"/>
-            <w:shd w:val="clear" w:color="auto" w:fill="1F3864"/>
-          </w:tcPr>
-          <w:p>
-            <w:pPr>
-              <w:jc w:val="center"/>
-            </w:pPr>
-            <w:r/>
-            <w:r>
-              <w:rPr>
-                <w:rFonts w:ascii="Malgun Gothic" w:hAnsi="Malgun Gothic" w:eastAsia="Malgun Gothic"/>
-                <w:b/>
-                <w:color w:val="FFFFFF"/>
-                <w:sz w:val="20"/>
-              </w:rPr>
-              <w:t>해석</w:t>
-            </w:r>
-          </w:p>
-        </w:tc>
-      </w:tr>
-      <w:tr>
-        <w:tc>
-          <w:tcPr>
-            <w:tcW w:type="dxa" w:w="3009"/>
-          </w:tcPr>
-          <w:p>
-            <w:r/>
-            <w:r>
-              <w:rPr>
-                <w:rFonts w:ascii="Malgun Gothic" w:hAnsi="Malgun Gothic" w:eastAsia="Malgun Gothic"/>
-                <w:b w:val="0"/>
-                <w:sz w:val="20"/>
-              </w:rPr>
-              <w:t>baseline + blocked</w:t>
-            </w:r>
-          </w:p>
-        </w:tc>
-        <w:tc>
-          <w:tcPr>
-            <w:tcW w:type="dxa" w:w="3009"/>
-          </w:tcPr>
-          <w:p>
-            <w:r/>
-            <w:r>
-              <w:rPr>
-                <w:rFonts w:ascii="Malgun Gothic" w:hAnsi="Malgun Gothic" w:eastAsia="Malgun Gothic"/>
-                <w:b w:val="0"/>
-                <w:sz w:val="20"/>
-              </w:rPr>
-              <w:t>평균 `delta_penalized_makespan` 약 -61,776분, 버스 완료율 99.0%, 복합 완료율 94.8%</w:t>
-            </w:r>
-          </w:p>
-        </w:tc>
-        <w:tc>
-          <w:tcPr>
-            <w:tcW w:type="dxa" w:w="3009"/>
-          </w:tcPr>
-          <w:p>
-            <w:r/>
-            <w:r>
-              <w:rPr>
-                <w:rFonts w:ascii="Malgun Gothic" w:hAnsi="Malgun Gothic" w:eastAsia="Malgun Gothic"/>
-                <w:b w:val="0"/>
-                <w:sz w:val="20"/>
-              </w:rPr>
-              <w:t>baseline에서는 복합 수송의 단일 접근/라스트마일 도로가 막히면 검열 페널티가 크게 발생한다.</w:t>
-            </w:r>
-          </w:p>
-        </w:tc>
-      </w:tr>
-      <w:tr>
-        <w:tc>
-          <w:tcPr>
-            <w:tcW w:type="dxa" w:w="3009"/>
-          </w:tcPr>
-          <w:p>
-            <w:r/>
-            <w:r>
-              <w:rPr>
-                <w:rFonts w:ascii="Malgun Gothic" w:hAnsi="Malgun Gothic" w:eastAsia="Malgun Gothic"/>
-                <w:b w:val="0"/>
-                <w:sz w:val="20"/>
-              </w:rPr>
-              <w:t>baseline + capacity_reduction 0.25</w:t>
-            </w:r>
-          </w:p>
-        </w:tc>
-        <w:tc>
-          <w:tcPr>
-            <w:tcW w:type="dxa" w:w="3009"/>
-          </w:tcPr>
-          <w:p>
-            <w:r/>
-            <w:r>
-              <w:rPr>
-                <w:rFonts w:ascii="Malgun Gothic" w:hAnsi="Malgun Gothic" w:eastAsia="Malgun Gothic"/>
-                <w:b w:val="0"/>
-                <w:sz w:val="20"/>
-              </w:rPr>
-              <w:t>평균 `delta_penalized_makespan` 약 -4,240분, 복합 완료율 99.7%</w:t>
-            </w:r>
-          </w:p>
-        </w:tc>
-        <w:tc>
-          <w:tcPr>
-            <w:tcW w:type="dxa" w:w="3009"/>
-          </w:tcPr>
-          <w:p>
-            <w:r/>
-            <w:r>
-              <w:rPr>
-                <w:rFonts w:ascii="Malgun Gothic" w:hAnsi="Malgun Gothic" w:eastAsia="Malgun Gothic"/>
-                <w:b w:val="0"/>
-                <w:sz w:val="20"/>
-              </w:rPr>
-              <w:t>심한 용량 저하에서는 복합 수송 검열이 일부 발생한다.</w:t>
-            </w:r>
-          </w:p>
-        </w:tc>
-      </w:tr>
-      <w:tr>
-        <w:tc>
-          <w:tcPr>
-            <w:tcW w:type="dxa" w:w="3009"/>
-          </w:tcPr>
-          <w:p>
-            <w:r/>
-            <w:r>
-              <w:rPr>
-                <w:rFonts w:ascii="Malgun Gothic" w:hAnsi="Malgun Gothic" w:eastAsia="Malgun Gothic"/>
-                <w:b w:val="0"/>
-                <w:sz w:val="20"/>
-              </w:rPr>
-              <w:t>baseline + capacity_reduction 0.50/0.75</w:t>
-            </w:r>
-          </w:p>
-        </w:tc>
-        <w:tc>
-          <w:tcPr>
-            <w:tcW w:type="dxa" w:w="3009"/>
-          </w:tcPr>
-          <w:p>
-            <w:r/>
-            <w:r>
-              <w:rPr>
-                <w:rFonts w:ascii="Malgun Gothic" w:hAnsi="Malgun Gothic" w:eastAsia="Malgun Gothic"/>
-                <w:b w:val="0"/>
-                <w:sz w:val="20"/>
-              </w:rPr>
-              <w:t>평균 격차 약 -30분, 두 방식 완료율 100%</w:t>
-            </w:r>
-          </w:p>
-        </w:tc>
-        <w:tc>
-          <w:tcPr>
-            <w:tcW w:type="dxa" w:w="3009"/>
-          </w:tcPr>
-          <w:p>
-            <w:r/>
-            <w:r>
-              <w:rPr>
-                <w:rFonts w:ascii="Malgun Gothic" w:hAnsi="Malgun Gothic" w:eastAsia="Malgun Gothic"/>
-                <w:b w:val="0"/>
-                <w:sz w:val="20"/>
-              </w:rPr>
-              <w:t>검열이 없을 때 현재 기본 fleet와 환승 조건에서는 버스 단독이 약 30분 빠르다.</w:t>
-            </w:r>
-          </w:p>
-        </w:tc>
-      </w:tr>
-      <w:tr>
-        <w:tc>
-          <w:tcPr>
-            <w:tcW w:type="dxa" w:w="3009"/>
-          </w:tcPr>
-          <w:p>
-            <w:r/>
-            <w:r>
-              <w:rPr>
-                <w:rFonts w:ascii="Malgun Gothic" w:hAnsi="Malgun Gothic" w:eastAsia="Malgun Gothic"/>
-                <w:b w:val="0"/>
-                <w:sz w:val="20"/>
-              </w:rPr>
-              <w:t>matched_redundancy 전체</w:t>
-            </w:r>
-          </w:p>
-        </w:tc>
-        <w:tc>
-          <w:tcPr>
-            <w:tcW w:type="dxa" w:w="3009"/>
-          </w:tcPr>
-          <w:p>
-            <w:r/>
-            <w:r>
-              <w:rPr>
-                <w:rFonts w:ascii="Malgun Gothic" w:hAnsi="Malgun Gothic" w:eastAsia="Malgun Gothic"/>
-                <w:b w:val="0"/>
-                <w:sz w:val="20"/>
-              </w:rPr>
-              <w:t>평균 격차 약 -29.5~-30.1분, 두 방식 완료율 100%</w:t>
-            </w:r>
-          </w:p>
-        </w:tc>
-        <w:tc>
-          <w:tcPr>
-            <w:tcW w:type="dxa" w:w="3009"/>
-          </w:tcPr>
-          <w:p>
-            <w:r/>
-            <w:r>
-              <w:rPr>
-                <w:rFonts w:ascii="Malgun Gothic" w:hAnsi="Malgun Gothic" w:eastAsia="Malgun Gothic"/>
-                <w:b w:val="0"/>
-                <w:sz w:val="20"/>
-              </w:rPr>
-              <w:t>경로 중복성을 맞추면 극단적 검열은 사라지지만, 기본 시간 KPI에서는 여전히 버스 단독이 빠르다.</w:t>
-            </w:r>
-          </w:p>
-        </w:tc>
-      </w:tr>
-    </w:tbl>
-    <w:p/>
-    <w:p>
-      <w:r>
-        <w:rPr>
-          <w:rFonts w:ascii="Malgun Gothic" w:hAnsi="Malgun Gothic" w:eastAsia="Malgun Gothic"/>
-          <w:b w:val="0"/>
-          <w:sz w:val="22"/>
-        </w:rPr>
-        <w:t>기본 plot/break-even context인 `baseline + blocked`에서는 관측 범위의 모든 혼잡 스케일에서 명확한 break-even crossing이 발견되지 않았다. 다만 복합 수송은 `passengers_per_total_service_minute` 기준으로 baseline context 대부분에서 버스 단독보다 높은 값을 보였다. 따라서 최신 결과는 "시간 완료성은 버스 단독이 유리하지만, 단위 서비스분당 수송 효율은 복합 수송이 더 높을 수 있다"는 trade-off로 해석해야 한다.</w:t>
-      </w:r>
-    </w:p>
-    <w:p>
-      <w:r>
-        <w:rPr>
-          <w:rFonts w:ascii="Malgun Gothic" w:hAnsi="Malgun Gothic" w:eastAsia="Malgun Gothic"/>
-          <w:b/>
-          <w:sz w:val="24"/>
-        </w:rPr>
-        <w:t>7.3 Phase 2 결과</w:t>
-      </w:r>
-    </w:p>
-    <w:p>
-      <w:r>
-        <w:rPr>
-          <w:rFonts w:ascii="Malgun Gothic" w:hAnsi="Malgun Gothic" w:eastAsia="Malgun Gothic"/>
-          <w:b w:val="0"/>
-          <w:sz w:val="22"/>
-        </w:rPr>
-        <w:t>Phase 2는 `main.py --phase 2`로 840개 paired CRN 실행을 재생성하였다. 기준 context는 `baseline + blocked`, 기준 장애 배율은 `p_fail_scale=1.0`이다. 모든 정책에서 버스 단독 완료율은 100%, 복합 수송 완료율은 평균 93.3%로 나타났으며, 복합 수송의 검열 페널티 때문에 `delta_penalized_makespan`은 약 -96,077분 수준으로 크게 음수였다.</w:t>
-      </w:r>
-    </w:p>
-    <w:tbl>
-      <w:tblPr>
-        <w:tblStyle w:val="TableGrid"/>
-        <w:tblW w:type="auto" w:w="0"/>
-        <w:jc w:val="center"/>
-        <w:tblLook w:firstColumn="1" w:firstRow="1" w:lastColumn="0" w:lastRow="0" w:noHBand="0" w:noVBand="1" w:val="04A0"/>
-      </w:tblPr>
-      <w:tblGrid>
-        <w:gridCol w:w="3009"/>
-        <w:gridCol w:w="3009"/>
-        <w:gridCol w:w="3009"/>
-      </w:tblGrid>
-      <w:tr>
-        <w:tc>
-          <w:tcPr>
-            <w:tcW w:type="dxa" w:w="3009"/>
-            <w:shd w:val="clear" w:color="auto" w:fill="1F3864"/>
-          </w:tcPr>
-          <w:p>
-            <w:pPr>
-              <w:jc w:val="center"/>
-            </w:pPr>
-            <w:r/>
-            <w:r>
-              <w:rPr>
-                <w:rFonts w:ascii="Malgun Gothic" w:hAnsi="Malgun Gothic" w:eastAsia="Malgun Gothic"/>
-                <w:b/>
-                <w:color w:val="FFFFFF"/>
-                <w:sz w:val="20"/>
-              </w:rPr>
-              <w:t>정책군</w:t>
-            </w:r>
-          </w:p>
-        </w:tc>
-        <w:tc>
-          <w:tcPr>
-            <w:tcW w:type="dxa" w:w="3009"/>
-            <w:shd w:val="clear" w:color="auto" w:fill="1F3864"/>
-          </w:tcPr>
-          <w:p>
-            <w:pPr>
-              <w:jc w:val="center"/>
-            </w:pPr>
-            <w:r/>
-            <w:r>
-              <w:rPr>
-                <w:rFonts w:ascii="Malgun Gothic" w:hAnsi="Malgun Gothic" w:eastAsia="Malgun Gothic"/>
-                <w:b/>
-                <w:color w:val="FFFFFF"/>
-                <w:sz w:val="20"/>
-              </w:rPr>
-              <w:t>최신 결과</w:t>
-            </w:r>
-          </w:p>
-        </w:tc>
-        <w:tc>
-          <w:tcPr>
-            <w:tcW w:type="dxa" w:w="3009"/>
-            <w:shd w:val="clear" w:color="auto" w:fill="1F3864"/>
-          </w:tcPr>
-          <w:p>
-            <w:pPr>
-              <w:jc w:val="center"/>
-            </w:pPr>
-            <w:r/>
-            <w:r>
-              <w:rPr>
-                <w:rFonts w:ascii="Malgun Gothic" w:hAnsi="Malgun Gothic" w:eastAsia="Malgun Gothic"/>
-                <w:b/>
-                <w:color w:val="FFFFFF"/>
-                <w:sz w:val="20"/>
-              </w:rPr>
-              <w:t>해석</w:t>
-            </w:r>
-          </w:p>
-        </w:tc>
-      </w:tr>
-      <w:tr>
-        <w:tc>
-          <w:tcPr>
-            <w:tcW w:type="dxa" w:w="3009"/>
-          </w:tcPr>
-          <w:p>
-            <w:r/>
-            <w:r>
-              <w:rPr>
-                <w:rFonts w:ascii="Malgun Gothic" w:hAnsi="Malgun Gothic" w:eastAsia="Malgun Gothic"/>
-                <w:b w:val="0"/>
-                <w:sz w:val="20"/>
-              </w:rPr>
-              <w:t>STRICT</w:t>
-            </w:r>
-          </w:p>
-        </w:tc>
-        <w:tc>
-          <w:tcPr>
-            <w:tcW w:type="dxa" w:w="3009"/>
-          </w:tcPr>
-          <w:p>
-            <w:r/>
-            <w:r>
-              <w:rPr>
-                <w:rFonts w:ascii="Malgun Gothic" w:hAnsi="Malgun Gothic" w:eastAsia="Malgun Gothic"/>
-                <w:b w:val="0"/>
-                <w:sz w:val="20"/>
-              </w:rPr>
-              <w:t>평균 `delta_penalized_makespan` 약 -96,077분, 복합 완료율 93.3%</w:t>
-            </w:r>
-          </w:p>
-        </w:tc>
-        <w:tc>
-          <w:tcPr>
-            <w:tcW w:type="dxa" w:w="3009"/>
-          </w:tcPr>
-          <w:p>
-            <w:r/>
-            <w:r>
-              <w:rPr>
-                <w:rFonts w:ascii="Malgun Gothic" w:hAnsi="Malgun Gothic" w:eastAsia="Malgun Gothic"/>
-                <w:b w:val="0"/>
-                <w:sz w:val="20"/>
-              </w:rPr>
-              <w:t>기준 blocked 조건에서 라스트마일 또는 접근 도로 검열이 정책 효과보다 지배적이다.</w:t>
-            </w:r>
-          </w:p>
-        </w:tc>
-      </w:tr>
-      <w:tr>
-        <w:tc>
-          <w:tcPr>
-            <w:tcW w:type="dxa" w:w="3009"/>
-          </w:tcPr>
-          <w:p>
-            <w:r/>
-            <w:r>
-              <w:rPr>
-                <w:rFonts w:ascii="Malgun Gothic" w:hAnsi="Malgun Gothic" w:eastAsia="Malgun Gothic"/>
-                <w:b w:val="0"/>
-                <w:sz w:val="20"/>
-              </w:rPr>
-              <w:t>GRACE</w:t>
-            </w:r>
-          </w:p>
-        </w:tc>
-        <w:tc>
-          <w:tcPr>
-            <w:tcW w:type="dxa" w:w="3009"/>
-          </w:tcPr>
-          <w:p>
-            <w:r/>
-            <w:r>
-              <w:rPr>
-                <w:rFonts w:ascii="Malgun Gothic" w:hAnsi="Malgun Gothic" w:eastAsia="Malgun Gothic"/>
-                <w:b w:val="0"/>
-                <w:sz w:val="20"/>
-              </w:rPr>
-              <w:t>모든 W/theta 조합에서 평균 `delta_penalized_makespan` 약 -96,077분, 복합 완료율 93.3%</w:t>
-            </w:r>
-          </w:p>
-        </w:tc>
-        <w:tc>
-          <w:tcPr>
-            <w:tcW w:type="dxa" w:w="3009"/>
-          </w:tcPr>
-          <w:p>
-            <w:r/>
-            <w:r>
-              <w:rPr>
-                <w:rFonts w:ascii="Malgun Gothic" w:hAnsi="Malgun Gothic" w:eastAsia="Malgun Gothic"/>
-                <w:b w:val="0"/>
-                <w:sz w:val="20"/>
-              </w:rPr>
-              <w:t>유예 대기 정책 차이는 나타나지만, 기준 장애 조건에서는 복합 수송의 미도착 페널티를 상쇄하지 못한다.</w:t>
-            </w:r>
-          </w:p>
-        </w:tc>
-      </w:tr>
-      <w:tr>
-        <w:tc>
-          <w:tcPr>
-            <w:tcW w:type="dxa" w:w="3009"/>
-          </w:tcPr>
-          <w:p>
-            <w:r/>
-            <w:r>
-              <w:rPr>
-                <w:rFonts w:ascii="Malgun Gothic" w:hAnsi="Malgun Gothic" w:eastAsia="Malgun Gothic"/>
-                <w:b w:val="0"/>
-                <w:sz w:val="20"/>
-              </w:rPr>
-              <w:t>자원 효율</w:t>
-            </w:r>
-          </w:p>
-        </w:tc>
-        <w:tc>
-          <w:tcPr>
-            <w:tcW w:type="dxa" w:w="3009"/>
-          </w:tcPr>
-          <w:p>
-            <w:r/>
-            <w:r>
-              <w:rPr>
-                <w:rFonts w:ascii="Malgun Gothic" w:hAnsi="Malgun Gothic" w:eastAsia="Malgun Gothic"/>
-                <w:b w:val="0"/>
-                <w:sz w:val="20"/>
-              </w:rPr>
-              <w:t>복합 수송의 `passengers_per_total_service_minute`가 버스 단독보다 높음</w:t>
-            </w:r>
-          </w:p>
-        </w:tc>
-        <w:tc>
-          <w:tcPr>
-            <w:tcW w:type="dxa" w:w="3009"/>
-          </w:tcPr>
-          <w:p>
-            <w:r/>
-            <w:r>
-              <w:rPr>
-                <w:rFonts w:ascii="Malgun Gothic" w:hAnsi="Malgun Gothic" w:eastAsia="Malgun Gothic"/>
-                <w:b w:val="0"/>
-                <w:sz w:val="20"/>
-              </w:rPr>
-              <w:t>시간 완료성과 자원 효율성은 같은 방향으로 움직이지 않는다.</w:t>
-            </w:r>
-          </w:p>
-        </w:tc>
-      </w:tr>
-    </w:tbl>
-    <w:p/>
-    <w:p>
-      <w:r>
-        <w:rPr>
-          <w:rFonts w:ascii="Malgun Gothic" w:hAnsi="Malgun Gothic" w:eastAsia="Malgun Gothic"/>
-          <w:b/>
-          <w:sz w:val="24"/>
-        </w:rPr>
-        <w:t>7.4 해석 원칙</w:t>
-      </w:r>
-    </w:p>
-    <w:p>
-      <w:r>
-        <w:rPr>
-          <w:rFonts w:ascii="Malgun Gothic" w:hAnsi="Malgun Gothic" w:eastAsia="Malgun Gothic"/>
-          <w:b w:val="0"/>
-          <w:sz w:val="22"/>
-        </w:rPr>
-        <w:t>새 결과를 해석할 때는 세 가지 원칙을 적용한다. 첫째, Make-span은 미도착자가 없는 실행에서만 단독 지표로 해석한다. 미도착자가 존재하면 `censored_count`, `completion_rate`, `penalized_makespan`을 함께 제시한다. 둘째, 장애 축은 절대 파손확률이 아니라 기본 링크 확률에 대한 배율로 표기한다. 셋째, 복합 수송의 이점은 철도 주 구간의 대량 처리 능력뿐 아니라 셔틀 fleet, 환승 페널티, 라스트마일 finite fleet, network variant, 장애 모드 조건이 함께 결정한다는 점을 명시한다.</w:t>
-      </w:r>
-    </w:p>
-    <w:p>
-      <w:r>
-        <w:rPr>
-          <w:rFonts w:ascii="Malgun Gothic" w:hAnsi="Malgun Gothic" w:eastAsia="Malgun Gothic"/>
-          <w:b w:val="0"/>
-          <w:sz w:val="22"/>
-        </w:rPr>
-        <w:t>따라서 현재 보고서의 결론은 "복합 수송이 항상 우위"가 아니다. 최신 추상 네트워크와 기본 운용 파라미터에서는 버스 단독 수송이 시간 완료성 측면에서 더 빠르고 안정적이며, 복합 수송은 단위 서비스분당 수송 효율에서 상대적 장점을 보일 수 있다. 복합 수송의 시간상 우위 여부는 fleet, 환승, 라스트마일 redundancy, 장애 모드, 실제 네트워크를 반영한 별도 파라미터 설정에 따라 다시 평가해야 한다.</w:t>
-      </w:r>
-    </w:p>
-    <w:p>
-      <w:pPr>
-        <w:jc w:val="center"/>
-      </w:pPr>
-      <w:r>
-        <w:rPr>
-          <w:rFonts w:ascii="Malgun Gothic" w:hAnsi="Malgun Gothic" w:eastAsia="Malgun Gothic"/>
-          <w:b w:val="0"/>
-          <w:color w:val="CCCCCC"/>
-          <w:sz w:val="16"/>
-        </w:rPr>
-        <w:t>------------------------------------------------------------</w:t>
-      </w:r>
-    </w:p>
-    <w:p>
-      <w:r>
-        <w:rPr>
-          <w:rFonts w:ascii="Malgun Gothic" w:hAnsi="Malgun Gothic" w:eastAsia="Malgun Gothic"/>
-          <w:b/>
-          <w:sz w:val="28"/>
-        </w:rPr>
-        <w:t>8. 결론 및 향후 계획</w:t>
-      </w:r>
-    </w:p>
-    <w:p>
-      <w:r>
-        <w:rPr>
-          <w:rFonts w:ascii="Malgun Gothic" w:hAnsi="Malgun Gothic" w:eastAsia="Malgun Gothic"/>
-          <w:b/>
-          <w:sz w:val="24"/>
-        </w:rPr>
-        <w:t>8.1 현재까지의 성과</w:t>
-      </w:r>
-    </w:p>
-    <w:p>
-      <w:r>
-        <w:rPr>
-          <w:rFonts w:ascii="Malgun Gothic" w:hAnsi="Malgun Gothic" w:eastAsia="Malgun Gothic"/>
-          <w:b w:val="0"/>
-          <w:sz w:val="22"/>
-        </w:rPr>
-        <w:t>본 프로젝트는 전시 동원예비군 수송체계의 효율성을 비교 분석하기 위한 Micro-Simulation 실험 체계를 설계하고, 최신 운용 모델을 반영하는 방향으로 구현을 정비하였다. 구체적 성과는 다음과 같다.</w:t>
-      </w:r>
-    </w:p>
-    <w:p>
-      <w:r>
-        <w:rPr>
-          <w:rFonts w:ascii="Malgun Gothic" w:hAnsi="Malgun Gothic" w:eastAsia="Malgun Gothic"/>
-          <w:b/>
-          <w:sz w:val="22"/>
-        </w:rPr>
-        <w:t>실험 설계 측면</w:t>
-      </w:r>
-      <w:r>
-        <w:rPr>
-          <w:rFonts w:ascii="Malgun Gothic" w:hAnsi="Malgun Gothic" w:eastAsia="Malgun Gothic"/>
-          <w:b w:val="0"/>
-          <w:sz w:val="22"/>
-        </w:rPr>
-        <w:t>: 4개의 연구 질문을 설정하고, 이를 2단계 실험계획법(DoE)으로 체계화하였다. 1단계는 혼잡 x 장애 x 네트워크 variant의 break-even 탐색, 2단계는 지각 x 정책의 파레토 분석으로 구성되며, 총 9,240 페어의 CRN 기반 비교 실험을 재생성하였다.</w:t>
-      </w:r>
-    </w:p>
-    <w:p>
-      <w:r>
-        <w:rPr>
-          <w:rFonts w:ascii="Malgun Gothic" w:hAnsi="Malgun Gothic" w:eastAsia="Malgun Gothic"/>
-          <w:b/>
-          <w:sz w:val="22"/>
-        </w:rPr>
-        <w:t>시스템 구현 측면</w:t>
-      </w:r>
-      <w:r>
-        <w:rPr>
-          <w:rFonts w:ascii="Malgun Gothic" w:hAnsi="Malgun Gothic" w:eastAsia="Malgun Gothic"/>
-          <w:b w:val="0"/>
-          <w:sz w:val="22"/>
-        </w:rPr>
-        <w:t>: 로그정규 지각 표본, 대기열 기반 STRICT/GRACE dispatch, 차량 fleet availability, finite last-mile fleet, 고정 headway 철도 서비스, 환승 지연, 동적 BPR 도로 주행, 구조화된 도로 장애를 모듈화하였다. 추상 네트워크는 NetworkX 그래프로 표현되어 각 출발 시점의 동적 통행시간을 기준으로 경로를 선택한다.</w:t>
-      </w:r>
-    </w:p>
-    <w:p>
-      <w:r>
-        <w:rPr>
-          <w:rFonts w:ascii="Malgun Gothic" w:hAnsi="Malgun Gothic" w:eastAsia="Malgun Gothic"/>
-          <w:b/>
-          <w:sz w:val="22"/>
-        </w:rPr>
-        <w:t>실험 인프라 측면</w:t>
-      </w:r>
-      <w:r>
-        <w:rPr>
-          <w:rFonts w:ascii="Malgun Gothic" w:hAnsi="Malgun Gothic" w:eastAsia="Malgun Gothic"/>
-          <w:b w:val="0"/>
-          <w:sz w:val="22"/>
-        </w:rPr>
-        <w:t>: 완전요인 그리드 생성, CRN 페어 실행, 결과 CSV 저장, 신뢰구간 계산, break-even 보간 추정의 전체 파이프라인을 자동화하였다. Windows PowerShell에서 Python Launcher와 로컬 가상환경을 사용해 재현할 수 있도록 실행 절차를 정리하였다.</w:t>
-      </w:r>
-    </w:p>
-    <w:p>
-      <w:r>
-        <w:rPr>
-          <w:rFonts w:ascii="Malgun Gothic" w:hAnsi="Malgun Gothic" w:eastAsia="Malgun Gothic"/>
-          <w:b/>
-          <w:sz w:val="22"/>
-        </w:rPr>
-        <w:t>평가 지표 측면</w:t>
-      </w:r>
-      <w:r>
-        <w:rPr>
-          <w:rFonts w:ascii="Malgun Gothic" w:hAnsi="Malgun Gothic" w:eastAsia="Malgun Gothic"/>
-          <w:b w:val="0"/>
-          <w:sz w:val="22"/>
-        </w:rPr>
-        <w:t>: 기존 Make-span과 성공률에 더해 `censored_count`, `completion_rate`, `penalized_makespan`을 산출하도록 하였다. 자원 KPI는 `road_vehicle_service_minutes`, `train_service_minutes`, `total_service_minutes`, `passenger_travel_minutes`, `passengers_per_vehicle_minute`, `passengers_per_total_service_minute`로 분리하여 자원 효율성 해석의 일관성을 높였다.</w:t>
-      </w:r>
-    </w:p>
-    <w:p>
-      <w:r>
-        <w:rPr>
-          <w:rFonts w:ascii="Malgun Gothic" w:hAnsi="Malgun Gothic" w:eastAsia="Malgun Gothic"/>
-          <w:b/>
-          <w:sz w:val="22"/>
-        </w:rPr>
-        <w:t>결과 관리 측면</w:t>
-      </w:r>
-      <w:r>
-        <w:rPr>
-          <w:rFonts w:ascii="Malgun Gothic" w:hAnsi="Malgun Gothic" w:eastAsia="Malgun Gothic"/>
-          <w:b w:val="0"/>
-          <w:sz w:val="22"/>
-        </w:rPr>
-        <w:t>: 기존 수치 결론은 폐기하고, 검증된 코드로 Phase 1/2를 다시 실행한 뒤 `report_draft.md`에 결과 해석을 반영하는 절차를 적용하였다. `report.docx`는 `report_draft.md`에서 별도로 생성되는 산출물로 관리한다.</w:t>
-      </w:r>
-    </w:p>
-    <w:p>
-      <w:r>
-        <w:rPr>
-          <w:rFonts w:ascii="Malgun Gothic" w:hAnsi="Malgun Gothic" w:eastAsia="Malgun Gothic"/>
-          <w:b/>
-          <w:sz w:val="24"/>
-        </w:rPr>
-        <w:t>8.2 한계점</w:t>
-      </w:r>
-    </w:p>
-    <w:p>
-      <w:r>
-        <w:rPr>
-          <w:rFonts w:ascii="Malgun Gothic" w:hAnsi="Malgun Gothic" w:eastAsia="Malgun Gothic"/>
-          <w:b/>
-          <w:sz w:val="22"/>
-        </w:rPr>
-        <w:t>추상 네트워크의 한계</w:t>
-      </w:r>
-      <w:r>
-        <w:rPr>
-          <w:rFonts w:ascii="Malgun Gothic" w:hAnsi="Malgun Gothic" w:eastAsia="Malgun Gothic"/>
-          <w:b w:val="0"/>
-          <w:sz w:val="22"/>
-        </w:rPr>
-        <w:t>: 네트워크는 비교 실험을 위한 소규모 구조 모델이다. 실제 도로망, 교차로, 통제지점, 철도역 접근 동선의 세부 병목을 재현하지 않는다. 따라서 결과는 특정 실제 노선의 운용 판단이 아니라 구조적 비교의 근거로 해석해야 한다.</w:t>
-      </w:r>
-    </w:p>
-    <w:p>
-      <w:r>
-        <w:rPr>
-          <w:rFonts w:ascii="Malgun Gothic" w:hAnsi="Malgun Gothic" w:eastAsia="Malgun Gothic"/>
-          <w:b/>
-          <w:sz w:val="22"/>
-        </w:rPr>
-        <w:t>동적 교통량의 근사성</w:t>
-      </w:r>
-      <w:r>
-        <w:rPr>
-          <w:rFonts w:ascii="Malgun Gothic" w:hAnsi="Malgun Gothic" w:eastAsia="Malgun Gothic"/>
-          <w:b w:val="0"/>
-          <w:sz w:val="22"/>
-        </w:rPr>
-        <w:t>: 최신 구현은 링크별 최근 차량 진입 기록을 rolling-window 방식으로 교통량에 반영한다. 이는 고정 교통량보다 개선된 방식이지만, 전체 네트워크의 동적 교통 배정이나 차로별 대기행렬을 직접 풀지는 않는다.</w:t>
-      </w:r>
-    </w:p>
-    <w:p>
-      <w:r>
-        <w:rPr>
-          <w:rFonts w:ascii="Malgun Gothic" w:hAnsi="Malgun Gothic" w:eastAsia="Malgun Gothic"/>
-          <w:b/>
-          <w:sz w:val="22"/>
-        </w:rPr>
-        <w:t>장애 모드 파라미터의 한계</w:t>
-      </w:r>
-      <w:r>
-        <w:rPr>
-          <w:rFonts w:ascii="Malgun Gothic" w:hAnsi="Malgun Gothic" w:eastAsia="Malgun Gothic"/>
-          <w:b w:val="0"/>
-          <w:sz w:val="22"/>
-        </w:rPr>
-        <w:t>: `blocked`와 `capacity_reduction` 모드는 구현되어 있으나, 어떤 링크에서 어느 정도의 용량 저하가 현실적인지에 대한 운용 보정은 아직 수행하지 않았다. `capacity_reduction_factor`는 시나리오 민감도 분석의 매개변수로 해석해야 한다.</w:t>
-      </w:r>
-    </w:p>
-    <w:p>
-      <w:r>
-        <w:rPr>
-          <w:rFonts w:ascii="Malgun Gothic" w:hAnsi="Malgun Gothic" w:eastAsia="Malgun Gothic"/>
-          <w:b/>
-          <w:sz w:val="22"/>
-        </w:rPr>
-        <w:t>단일 사례의 제한</w:t>
-      </w:r>
-      <w:r>
-        <w:rPr>
-          <w:rFonts w:ascii="Malgun Gothic" w:hAnsi="Malgun Gothic" w:eastAsia="Malgun Gothic"/>
-          <w:b w:val="0"/>
-          <w:sz w:val="22"/>
-        </w:rPr>
-        <w:t>: 송파구 1,000명의 단일 사례만을 다루고 있어, 병력 규모, 거리, 네트워크 구조가 다른 사례에 대한 일반화가 제한적이다.</w:t>
-      </w:r>
-    </w:p>
-    <w:p>
-      <w:r>
-        <w:rPr>
-          <w:rFonts w:ascii="Malgun Gothic" w:hAnsi="Malgun Gothic" w:eastAsia="Malgun Gothic"/>
-          <w:b/>
-          <w:sz w:val="22"/>
-        </w:rPr>
-        <w:t>결과의 조건부 해석 필요</w:t>
-      </w:r>
-      <w:r>
-        <w:rPr>
-          <w:rFonts w:ascii="Malgun Gothic" w:hAnsi="Malgun Gothic" w:eastAsia="Malgun Gothic"/>
-          <w:b w:val="0"/>
-          <w:sz w:val="22"/>
-        </w:rPr>
-        <w:t>: 정량 결론은 추상 네트워크, fleet, 환승 시간, schedule semantics, network variant, 장애 모드, 검열 페널티에 의존한다. 특히 baseline + blocked 조건에서는 복합 수송 라스트마일의 단일 도로 취약성이 결과를 크게 좌우하므로 실제 의사결정에는 추가 민감도 분석과 별도 파라미터 근거가 필요하다.</w:t>
-      </w:r>
-    </w:p>
-    <w:p>
-      <w:r>
-        <w:rPr>
-          <w:rFonts w:ascii="Malgun Gothic" w:hAnsi="Malgun Gothic" w:eastAsia="Malgun Gothic"/>
-          <w:b/>
-          <w:sz w:val="24"/>
-        </w:rPr>
-        <w:t>8.3 향후 개선 방향</w:t>
-      </w:r>
-    </w:p>
-    <w:p>
-      <w:r>
-        <w:rPr>
-          <w:rFonts w:ascii="Malgun Gothic" w:hAnsi="Malgun Gothic" w:eastAsia="Malgun Gothic"/>
-          <w:b/>
-          <w:sz w:val="22"/>
-        </w:rPr>
-        <w:t>파라미터 근거 확보</w:t>
-      </w:r>
-      <w:r>
-        <w:rPr>
-          <w:rFonts w:ascii="Malgun Gothic" w:hAnsi="Malgun Gothic" w:eastAsia="Malgun Gothic"/>
-          <w:b w:val="0"/>
-          <w:sz w:val="22"/>
-        </w:rPr>
-        <w:t>: bus, shuttle, last-mile fleet size, turnaround, transfer time, road capacity, base failure probability가 실제 운용 조건을 대표할 수 있는지 검토하고, 필요하면 별도 자료 또는 전문가 판단으로 범위를 설정해야 한다.</w:t>
-      </w:r>
-    </w:p>
-    <w:p>
-      <w:r>
-        <w:rPr>
-          <w:rFonts w:ascii="Malgun Gothic" w:hAnsi="Malgun Gothic" w:eastAsia="Malgun Gothic"/>
-          <w:b/>
-          <w:sz w:val="22"/>
-        </w:rPr>
-        <w:t>라스트마일 redundancy 심화 분석</w:t>
-      </w:r>
-      <w:r>
-        <w:rPr>
-          <w:rFonts w:ascii="Malgun Gothic" w:hAnsi="Malgun Gothic" w:eastAsia="Malgun Gothic"/>
-          <w:b w:val="0"/>
-          <w:sz w:val="22"/>
-        </w:rPr>
-        <w:t>: `multimodal_redundant_lastmile`과 `bus_single_corridor` variant까지 공식 sweep에 포함하여 라스트마일 단일 장애점의 영향을 더 명확히 분리한다.</w:t>
-      </w:r>
-    </w:p>
-    <w:p>
-      <w:r>
-        <w:rPr>
-          <w:rFonts w:ascii="Malgun Gothic" w:hAnsi="Malgun Gothic" w:eastAsia="Malgun Gothic"/>
-          <w:b/>
-          <w:sz w:val="22"/>
-        </w:rPr>
-        <w:t>장애 모드 현실성 검토</w:t>
-      </w:r>
-      <w:r>
-        <w:rPr>
-          <w:rFonts w:ascii="Malgun Gothic" w:hAnsi="Malgun Gothic" w:eastAsia="Malgun Gothic"/>
-          <w:b w:val="0"/>
-          <w:sz w:val="22"/>
-        </w:rPr>
-        <w:t>: `blocked`와 `capacity_reduction`이 실제 전시 도로 손상 상태를 얼마나 잘 대표하는지 검토하고, 용량 저하율 수준을 실증 자료 또는 전문가 판단으로 범위화한다.</w:t>
-      </w:r>
-    </w:p>
-    <w:p>
-      <w:r>
-        <w:rPr>
-          <w:rFonts w:ascii="Malgun Gothic" w:hAnsi="Malgun Gothic" w:eastAsia="Malgun Gothic"/>
-          <w:b/>
-          <w:sz w:val="22"/>
-        </w:rPr>
-        <w:t>보고서 자동화 개선</w:t>
-      </w:r>
-      <w:r>
-        <w:rPr>
-          <w:rFonts w:ascii="Malgun Gothic" w:hAnsi="Malgun Gothic" w:eastAsia="Malgun Gothic"/>
-          <w:b w:val="0"/>
-          <w:sz w:val="22"/>
-        </w:rPr>
-        <w:t>: 결과 CSV에서 핵심 표를 자동 추출하여 `report_draft.md`에 반영하는 보조 스크립트를 만들면 재실험 후 문서 갱신 오류를 줄일 수 있다.</w:t>
-      </w:r>
-    </w:p>
-    <w:p>
-      <w:r>
-        <w:rPr>
-          <w:rFonts w:ascii="Malgun Gothic" w:hAnsi="Malgun Gothic" w:eastAsia="Malgun Gothic"/>
-          <w:b/>
-          <w:sz w:val="22"/>
-        </w:rPr>
-        <w:t>환승 페널티 민감도 분석</w:t>
-      </w:r>
-      <w:r>
-        <w:rPr>
-          <w:rFonts w:ascii="Malgun Gothic" w:hAnsi="Malgun Gothic" w:eastAsia="Malgun Gothic"/>
-          <w:b w:val="0"/>
-          <w:sz w:val="22"/>
-        </w:rPr>
-        <w:t>: 고정 환승 시간과 인원비례 환승 시간을 각각 변화시켜 복합 수송의 상대적 이점이 환승 처리 조건에 얼마나 민감한지 평가한다.</w:t>
-      </w:r>
-    </w:p>
-    <w:p>
-      <w:r>
-        <w:rPr>
-          <w:rFonts w:ascii="Malgun Gothic" w:hAnsi="Malgun Gothic" w:eastAsia="Malgun Gothic"/>
-          <w:b/>
-          <w:sz w:val="22"/>
-        </w:rPr>
-        <w:t>실도로망 연동</w:t>
-      </w:r>
-      <w:r>
-        <w:rPr>
-          <w:rFonts w:ascii="Malgun Gothic" w:hAnsi="Malgun Gothic" w:eastAsia="Malgun Gothic"/>
-          <w:b w:val="0"/>
-          <w:sz w:val="22"/>
-        </w:rPr>
-        <w:t>: OSMnx를 활용하여 송파구의 실제 도로망 데이터를 추출하고, 이를 시뮬레이션 네트워크로 변환하는 기능을 개발한다. 실도로망 기반 실험은 추상 네트워크의 결과를 검증하고, 특정 경로의 취약성을 식별하는 데 기여할 수 있다.</w:t>
-      </w:r>
-    </w:p>
-    <w:p>
-      <w:r>
-        <w:rPr>
-          <w:rFonts w:ascii="Malgun Gothic" w:hAnsi="Malgun Gothic" w:eastAsia="Malgun Gothic"/>
-          <w:b/>
-          <w:sz w:val="22"/>
-        </w:rPr>
-        <w:t>민감도 분석 고도화</w:t>
-      </w:r>
-      <w:r>
-        <w:rPr>
-          <w:rFonts w:ascii="Malgun Gothic" w:hAnsi="Malgun Gothic" w:eastAsia="Malgun Gothic"/>
-          <w:b w:val="0"/>
-          <w:sz w:val="22"/>
-        </w:rPr>
-        <w:t>: SALib를 도입하여 Sobol 민감도 지수를 계산하고, 각 요인(혼잡, 장애, 지각)이 수송 성과에 미치는 영향을 1차 효과와 상호작용 효과로 분해하여 분석한다.</w:t>
-      </w:r>
-    </w:p>
-    <w:p>
-      <w:r>
-        <w:rPr>
-          <w:rFonts w:ascii="Malgun Gothic" w:hAnsi="Malgun Gothic" w:eastAsia="Malgun Gothic"/>
-          <w:b/>
-          <w:sz w:val="22"/>
-        </w:rPr>
-        <w:t>다중 사례 확장</w:t>
-      </w:r>
-      <w:r>
-        <w:rPr>
-          <w:rFonts w:ascii="Malgun Gothic" w:hAnsi="Malgun Gothic" w:eastAsia="Malgun Gothic"/>
-          <w:b w:val="0"/>
-          <w:sz w:val="22"/>
-        </w:rPr>
-        <w:t>: 병력 규모(500~5,000명), 이동 거리(50~300km), 네트워크 구조(단일 경로 vs 다중 경로)를 변화시킨 추가 사례를 실험하여, 발견의 일반화 가능성을 평가한다.</w:t>
-      </w:r>
-    </w:p>
-    <w:p>
-      <w:pPr>
-        <w:jc w:val="center"/>
-      </w:pPr>
-      <w:r>
-        <w:rPr>
-          <w:rFonts w:ascii="Malgun Gothic" w:hAnsi="Malgun Gothic" w:eastAsia="Malgun Gothic"/>
-          <w:b w:val="0"/>
-          <w:color w:val="CCCCCC"/>
-          <w:sz w:val="16"/>
-        </w:rPr>
-        <w:t>------------------------------------------------------------</w:t>
-      </w:r>
-    </w:p>
-    <w:p>
-      <w:r>
-        <w:rPr>
-          <w:rFonts w:ascii="Malgun Gothic" w:hAnsi="Malgun Gothic" w:eastAsia="Malgun Gothic"/>
-          <w:b/>
-          <w:sz w:val="28"/>
-        </w:rPr>
-        <w:t>부록: 기술 스택 요약</w:t>
-      </w:r>
-    </w:p>
-    <w:tbl>
-      <w:tblPr>
-        <w:tblStyle w:val="TableGrid"/>
-        <w:tblW w:type="auto" w:w="0"/>
-        <w:jc w:val="center"/>
-        <w:tblLook w:firstColumn="1" w:firstRow="1" w:lastColumn="0" w:lastRow="0" w:noHBand="0" w:noVBand="1" w:val="04A0"/>
-      </w:tblPr>
-      <w:tblGrid>
-        <w:gridCol w:w="3009"/>
-        <w:gridCol w:w="3009"/>
-        <w:gridCol w:w="3009"/>
-      </w:tblGrid>
-      <w:tr>
-        <w:tc>
-          <w:tcPr>
-            <w:tcW w:type="dxa" w:w="3009"/>
-            <w:shd w:val="clear" w:color="auto" w:fill="1F3864"/>
-          </w:tcPr>
-          <w:p>
-            <w:pPr>
-              <w:jc w:val="center"/>
-            </w:pPr>
-            <w:r/>
-            <w:r>
-              <w:rPr>
-                <w:rFonts w:ascii="Malgun Gothic" w:hAnsi="Malgun Gothic" w:eastAsia="Malgun Gothic"/>
-                <w:b/>
-                <w:color w:val="FFFFFF"/>
-                <w:sz w:val="20"/>
-              </w:rPr>
-              <w:t>구성요소</w:t>
-            </w:r>
-          </w:p>
-        </w:tc>
-        <w:tc>
-          <w:tcPr>
-            <w:tcW w:type="dxa" w:w="3009"/>
-            <w:shd w:val="clear" w:color="auto" w:fill="1F3864"/>
-          </w:tcPr>
-          <w:p>
-            <w:pPr>
-              <w:jc w:val="center"/>
-            </w:pPr>
-            <w:r/>
-            <w:r>
-              <w:rPr>
-                <w:rFonts w:ascii="Malgun Gothic" w:hAnsi="Malgun Gothic" w:eastAsia="Malgun Gothic"/>
-                <w:b/>
-                <w:color w:val="FFFFFF"/>
-                <w:sz w:val="20"/>
-              </w:rPr>
-              <w:t>도구</w:t>
-            </w:r>
-          </w:p>
-        </w:tc>
-        <w:tc>
-          <w:tcPr>
-            <w:tcW w:type="dxa" w:w="3009"/>
-            <w:shd w:val="clear" w:color="auto" w:fill="1F3864"/>
-          </w:tcPr>
-          <w:p>
-            <w:pPr>
-              <w:jc w:val="center"/>
-            </w:pPr>
-            <w:r/>
-            <w:r>
-              <w:rPr>
-                <w:rFonts w:ascii="Malgun Gothic" w:hAnsi="Malgun Gothic" w:eastAsia="Malgun Gothic"/>
-                <w:b/>
-                <w:color w:val="FFFFFF"/>
-                <w:sz w:val="20"/>
-              </w:rPr>
-              <w:t>역할</w:t>
-            </w:r>
-          </w:p>
-        </w:tc>
-      </w:tr>
-      <w:tr>
-        <w:tc>
-          <w:tcPr>
-            <w:tcW w:type="dxa" w:w="3009"/>
-          </w:tcPr>
-          <w:p>
-            <w:r/>
-            <w:r>
-              <w:rPr>
-                <w:rFonts w:ascii="Malgun Gothic" w:hAnsi="Malgun Gothic" w:eastAsia="Malgun Gothic"/>
-                <w:b w:val="0"/>
-                <w:sz w:val="20"/>
-              </w:rPr>
-              <w:t>실행 환경</w:t>
-            </w:r>
-          </w:p>
-        </w:tc>
-        <w:tc>
-          <w:tcPr>
-            <w:tcW w:type="dxa" w:w="3009"/>
-          </w:tcPr>
-          <w:p>
-            <w:r/>
-            <w:r>
-              <w:rPr>
-                <w:rFonts w:ascii="Malgun Gothic" w:hAnsi="Malgun Gothic" w:eastAsia="Malgun Gothic"/>
-                <w:b w:val="0"/>
-                <w:sz w:val="20"/>
-              </w:rPr>
-              <w:t>Windows PowerShell, Python Launcher</w:t>
-            </w:r>
-          </w:p>
-        </w:tc>
-        <w:tc>
-          <w:tcPr>
-            <w:tcW w:type="dxa" w:w="3009"/>
-          </w:tcPr>
-          <w:p>
-            <w:r/>
-            <w:r>
-              <w:rPr>
-                <w:rFonts w:ascii="Malgun Gothic" w:hAnsi="Malgun Gothic" w:eastAsia="Malgun Gothic"/>
-                <w:b w:val="0"/>
-                <w:sz w:val="20"/>
-              </w:rPr>
-              <w:t>`py -3.11`, `.\.venv\Scripts\python` 기반 재현 환경</w:t>
-            </w:r>
-          </w:p>
-        </w:tc>
-      </w:tr>
-      <w:tr>
-        <w:tc>
-          <w:tcPr>
-            <w:tcW w:type="dxa" w:w="3009"/>
-          </w:tcPr>
-          <w:p>
-            <w:r/>
-            <w:r>
-              <w:rPr>
-                <w:rFonts w:ascii="Malgun Gothic" w:hAnsi="Malgun Gothic" w:eastAsia="Malgun Gothic"/>
-                <w:b w:val="0"/>
-                <w:sz w:val="20"/>
-              </w:rPr>
-              <w:t>시뮬레이션 엔진</w:t>
-            </w:r>
-          </w:p>
-        </w:tc>
-        <w:tc>
-          <w:tcPr>
-            <w:tcW w:type="dxa" w:w="3009"/>
-          </w:tcPr>
-          <w:p>
-            <w:r/>
-            <w:r>
-              <w:rPr>
-                <w:rFonts w:ascii="Malgun Gothic" w:hAnsi="Malgun Gothic" w:eastAsia="Malgun Gothic"/>
-                <w:b w:val="0"/>
-                <w:sz w:val="20"/>
-              </w:rPr>
-              <w:t>Python, SimPy</w:t>
-            </w:r>
-          </w:p>
-        </w:tc>
-        <w:tc>
-          <w:tcPr>
-            <w:tcW w:type="dxa" w:w="3009"/>
-          </w:tcPr>
-          <w:p>
-            <w:r/>
-            <w:r>
-              <w:rPr>
-                <w:rFonts w:ascii="Malgun Gothic" w:hAnsi="Malgun Gothic" w:eastAsia="Malgun Gothic"/>
-                <w:b w:val="0"/>
-                <w:sz w:val="20"/>
-              </w:rPr>
-              <w:t>이산사건형 수송 이벤트와 보조 프로세스 모델링</w:t>
-            </w:r>
-          </w:p>
-        </w:tc>
-      </w:tr>
-      <w:tr>
-        <w:tc>
-          <w:tcPr>
-            <w:tcW w:type="dxa" w:w="3009"/>
-          </w:tcPr>
-          <w:p>
-            <w:r/>
-            <w:r>
-              <w:rPr>
-                <w:rFonts w:ascii="Malgun Gothic" w:hAnsi="Malgun Gothic" w:eastAsia="Malgun Gothic"/>
-                <w:b w:val="0"/>
-                <w:sz w:val="20"/>
-              </w:rPr>
-              <w:t>네트워크 표현</w:t>
-            </w:r>
-          </w:p>
-        </w:tc>
-        <w:tc>
-          <w:tcPr>
-            <w:tcW w:type="dxa" w:w="3009"/>
-          </w:tcPr>
-          <w:p>
-            <w:r/>
-            <w:r>
-              <w:rPr>
-                <w:rFonts w:ascii="Malgun Gothic" w:hAnsi="Malgun Gothic" w:eastAsia="Malgun Gothic"/>
-                <w:b w:val="0"/>
-                <w:sz w:val="20"/>
-              </w:rPr>
-              <w:t>NetworkX</w:t>
-            </w:r>
-          </w:p>
-        </w:tc>
-        <w:tc>
-          <w:tcPr>
-            <w:tcW w:type="dxa" w:w="3009"/>
-          </w:tcPr>
-          <w:p>
-            <w:r/>
-            <w:r>
-              <w:rPr>
-                <w:rFonts w:ascii="Malgun Gothic" w:hAnsi="Malgun Gothic" w:eastAsia="Malgun Gothic"/>
-                <w:b w:val="0"/>
-                <w:sz w:val="20"/>
-              </w:rPr>
-              <w:t>방향성 그래프, 최단경로 탐색</w:t>
-            </w:r>
-          </w:p>
-        </w:tc>
-      </w:tr>
-      <w:tr>
-        <w:tc>
-          <w:tcPr>
-            <w:tcW w:type="dxa" w:w="3009"/>
-          </w:tcPr>
-          <w:p>
-            <w:r/>
-            <w:r>
-              <w:rPr>
-                <w:rFonts w:ascii="Malgun Gothic" w:hAnsi="Malgun Gothic" w:eastAsia="Malgun Gothic"/>
-                <w:b w:val="0"/>
-                <w:sz w:val="20"/>
-              </w:rPr>
-              <w:t>확률 분포</w:t>
-            </w:r>
-          </w:p>
-        </w:tc>
-        <w:tc>
-          <w:tcPr>
-            <w:tcW w:type="dxa" w:w="3009"/>
-          </w:tcPr>
-          <w:p>
-            <w:r/>
-            <w:r>
-              <w:rPr>
-                <w:rFonts w:ascii="Malgun Gothic" w:hAnsi="Malgun Gothic" w:eastAsia="Malgun Gothic"/>
-                <w:b w:val="0"/>
-                <w:sz w:val="20"/>
-              </w:rPr>
-              <w:t>NumPy</w:t>
-            </w:r>
-          </w:p>
-        </w:tc>
-        <w:tc>
-          <w:tcPr>
-            <w:tcW w:type="dxa" w:w="3009"/>
-          </w:tcPr>
-          <w:p>
-            <w:r/>
-            <w:r>
-              <w:rPr>
-                <w:rFonts w:ascii="Malgun Gothic" w:hAnsi="Malgun Gothic" w:eastAsia="Malgun Gothic"/>
-                <w:b w:val="0"/>
-                <w:sz w:val="20"/>
-              </w:rPr>
-              <w:t>LogNormal, Bernoulli 샘플링</w:t>
-            </w:r>
-          </w:p>
-        </w:tc>
-      </w:tr>
-      <w:tr>
-        <w:tc>
-          <w:tcPr>
-            <w:tcW w:type="dxa" w:w="3009"/>
-          </w:tcPr>
-          <w:p>
-            <w:r/>
-            <w:r>
-              <w:rPr>
-                <w:rFonts w:ascii="Malgun Gothic" w:hAnsi="Malgun Gothic" w:eastAsia="Malgun Gothic"/>
-                <w:b w:val="0"/>
-                <w:sz w:val="20"/>
-              </w:rPr>
-              <w:t>운용 모델</w:t>
-            </w:r>
-          </w:p>
-        </w:tc>
-        <w:tc>
-          <w:tcPr>
-            <w:tcW w:type="dxa" w:w="3009"/>
-          </w:tcPr>
-          <w:p>
-            <w:r/>
-            <w:r>
-              <w:rPr>
-                <w:rFonts w:ascii="Malgun Gothic" w:hAnsi="Malgun Gothic" w:eastAsia="Malgun Gothic"/>
-                <w:b w:val="0"/>
-                <w:sz w:val="20"/>
-              </w:rPr>
-              <w:t>자체 dispatch/fleet/rail/traffic 모듈</w:t>
-            </w:r>
-          </w:p>
-        </w:tc>
-        <w:tc>
-          <w:tcPr>
-            <w:tcW w:type="dxa" w:w="3009"/>
-          </w:tcPr>
-          <w:p>
-            <w:r/>
-            <w:r>
-              <w:rPr>
-                <w:rFonts w:ascii="Malgun Gothic" w:hAnsi="Malgun Gothic" w:eastAsia="Malgun Gothic"/>
-                <w:b w:val="0"/>
-                <w:sz w:val="20"/>
-              </w:rPr>
-              <w:t>대기열 dispatch, fleet availability, 고정 headway, 동적 BPR</w:t>
-            </w:r>
-          </w:p>
-        </w:tc>
-      </w:tr>
-      <w:tr>
-        <w:tc>
-          <w:tcPr>
-            <w:tcW w:type="dxa" w:w="3009"/>
-          </w:tcPr>
-          <w:p>
-            <w:r/>
-            <w:r>
-              <w:rPr>
-                <w:rFonts w:ascii="Malgun Gothic" w:hAnsi="Malgun Gothic" w:eastAsia="Malgun Gothic"/>
-                <w:b w:val="0"/>
-                <w:sz w:val="20"/>
-              </w:rPr>
-              <w:t>실험설계</w:t>
-            </w:r>
-          </w:p>
-        </w:tc>
-        <w:tc>
-          <w:tcPr>
-            <w:tcW w:type="dxa" w:w="3009"/>
-          </w:tcPr>
-          <w:p>
-            <w:r/>
-            <w:r>
-              <w:rPr>
-                <w:rFonts w:ascii="Malgun Gothic" w:hAnsi="Malgun Gothic" w:eastAsia="Malgun Gothic"/>
-                <w:b w:val="0"/>
-                <w:sz w:val="20"/>
-              </w:rPr>
-              <w:t>itertools.product</w:t>
-            </w:r>
-          </w:p>
-        </w:tc>
-        <w:tc>
-          <w:tcPr>
-            <w:tcW w:type="dxa" w:w="3009"/>
-          </w:tcPr>
-          <w:p>
-            <w:r/>
-            <w:r>
-              <w:rPr>
-                <w:rFonts w:ascii="Malgun Gothic" w:hAnsi="Malgun Gothic" w:eastAsia="Malgun Gothic"/>
-                <w:b w:val="0"/>
-                <w:sz w:val="20"/>
-              </w:rPr>
-              <w:t>완전요인 그리드 생성</w:t>
-            </w:r>
-          </w:p>
-        </w:tc>
-      </w:tr>
-      <w:tr>
-        <w:tc>
-          <w:tcPr>
-            <w:tcW w:type="dxa" w:w="3009"/>
-          </w:tcPr>
-          <w:p>
-            <w:r/>
-            <w:r>
-              <w:rPr>
-                <w:rFonts w:ascii="Malgun Gothic" w:hAnsi="Malgun Gothic" w:eastAsia="Malgun Gothic"/>
-                <w:b w:val="0"/>
-                <w:sz w:val="20"/>
-              </w:rPr>
-              <w:t>데이터 분석</w:t>
-            </w:r>
-          </w:p>
-        </w:tc>
-        <w:tc>
-          <w:tcPr>
-            <w:tcW w:type="dxa" w:w="3009"/>
-          </w:tcPr>
-          <w:p>
-            <w:r/>
-            <w:r>
-              <w:rPr>
-                <w:rFonts w:ascii="Malgun Gothic" w:hAnsi="Malgun Gothic" w:eastAsia="Malgun Gothic"/>
-                <w:b w:val="0"/>
-                <w:sz w:val="20"/>
-              </w:rPr>
-              <w:t>Pandas, SciPy</w:t>
-            </w:r>
-          </w:p>
-        </w:tc>
-        <w:tc>
-          <w:tcPr>
-            <w:tcW w:type="dxa" w:w="3009"/>
-          </w:tcPr>
-          <w:p>
-            <w:r/>
-            <w:r>
-              <w:rPr>
-                <w:rFonts w:ascii="Malgun Gothic" w:hAnsi="Malgun Gothic" w:eastAsia="Malgun Gothic"/>
-                <w:b w:val="0"/>
-                <w:sz w:val="20"/>
-              </w:rPr>
-              <w:t>결과 집계, 신뢰구간, 보간</w:t>
-            </w:r>
-          </w:p>
-        </w:tc>
-      </w:tr>
-      <w:tr>
-        <w:tc>
-          <w:tcPr>
-            <w:tcW w:type="dxa" w:w="3009"/>
-          </w:tcPr>
-          <w:p>
-            <w:r/>
-            <w:r>
-              <w:rPr>
-                <w:rFonts w:ascii="Malgun Gothic" w:hAnsi="Malgun Gothic" w:eastAsia="Malgun Gothic"/>
-                <w:b w:val="0"/>
-                <w:sz w:val="20"/>
-              </w:rPr>
-              <w:t>시각화</w:t>
-            </w:r>
-          </w:p>
-        </w:tc>
-        <w:tc>
-          <w:tcPr>
-            <w:tcW w:type="dxa" w:w="3009"/>
-          </w:tcPr>
-          <w:p>
-            <w:r/>
-            <w:r>
-              <w:rPr>
-                <w:rFonts w:ascii="Malgun Gothic" w:hAnsi="Malgun Gothic" w:eastAsia="Malgun Gothic"/>
-                <w:b w:val="0"/>
-                <w:sz w:val="20"/>
-              </w:rPr>
-              <w:t>Matplotlib, Seaborn</w:t>
-            </w:r>
-          </w:p>
-        </w:tc>
-        <w:tc>
-          <w:tcPr>
-            <w:tcW w:type="dxa" w:w="3009"/>
-          </w:tcPr>
-          <w:p>
-            <w:r/>
-            <w:r>
-              <w:rPr>
-                <w:rFonts w:ascii="Malgun Gothic" w:hAnsi="Malgun Gothic" w:eastAsia="Malgun Gothic"/>
-                <w:b w:val="0"/>
-                <w:sz w:val="20"/>
-              </w:rPr>
-              <w:t>히트맵, 파레토 곡선</w:t>
-            </w:r>
-          </w:p>
-        </w:tc>
-      </w:tr>
-      <w:tr>
-        <w:tc>
-          <w:tcPr>
-            <w:tcW w:type="dxa" w:w="3009"/>
-          </w:tcPr>
-          <w:p>
-            <w:r/>
-            <w:r>
-              <w:rPr>
-                <w:rFonts w:ascii="Malgun Gothic" w:hAnsi="Malgun Gothic" w:eastAsia="Malgun Gothic"/>
-                <w:b w:val="0"/>
-                <w:sz w:val="20"/>
-              </w:rPr>
-              <w:t>설정 관리</w:t>
-            </w:r>
-          </w:p>
-        </w:tc>
-        <w:tc>
-          <w:tcPr>
-            <w:tcW w:type="dxa" w:w="3009"/>
-          </w:tcPr>
-          <w:p>
-            <w:r/>
-            <w:r>
-              <w:rPr>
-                <w:rFonts w:ascii="Malgun Gothic" w:hAnsi="Malgun Gothic" w:eastAsia="Malgun Gothic"/>
-                <w:b w:val="0"/>
-                <w:sz w:val="20"/>
-              </w:rPr>
-              <w:t>YAML</w:t>
-            </w:r>
-          </w:p>
-        </w:tc>
-        <w:tc>
-          <w:tcPr>
-            <w:tcW w:type="dxa" w:w="3009"/>
-          </w:tcPr>
-          <w:p>
-            <w:r/>
-            <w:r>
-              <w:rPr>
-                <w:rFonts w:ascii="Malgun Gothic" w:hAnsi="Malgun Gothic" w:eastAsia="Malgun Gothic"/>
-                <w:b w:val="0"/>
-                <w:sz w:val="20"/>
-              </w:rPr>
-              <w:t>파라미터 중앙 관리</w:t>
-            </w:r>
-          </w:p>
-        </w:tc>
-      </w:tr>
-    </w:tbl>
-    <w:p/>
-    <w:p>
-      <w:pPr>
-        <w:jc w:val="center"/>
-      </w:pPr>
-      <w:r>
-        <w:rPr>
-          <w:rFonts w:ascii="Malgun Gothic" w:hAnsi="Malgun Gothic" w:eastAsia="Malgun Gothic"/>
-          <w:b w:val="0"/>
-          <w:color w:val="CCCCCC"/>
-          <w:sz w:val="16"/>
-        </w:rPr>
-        <w:t>------------------------------------------------------------</w:t>
-      </w:r>
-    </w:p>
-    <w:p>
-      <w:r>
-        <w:rPr>
-          <w:rFonts w:ascii="Malgun Gothic" w:hAnsi="Malgun Gothic" w:eastAsia="Malgun Gothic"/>
-          <w:b w:val="0"/>
-          <w:sz w:val="22"/>
-        </w:rPr>
-        <w:t>*본 보고서는 전시 동원예비군 수송체계 Micro-Simulation 프로젝트의 실험 설계, 최신 시스템 구현, 재생성된 Phase 1/2 결과를 정리한 것이다. 본 연구는 학술 목적의 일반 모델 설계를 제시할 뿐 특정 시설이나 노선의 취약점, 운용 세부 최적화는 다루지 않는다.*</w:t>
+        <w:t>이번 보고서의 가장 중요한 결론은 특정 방식의 절대적 우열이 아니라, 수송 방식의 성과가 어떤 조건에 민감하게 달라지는지를 확인했다는 점이다. 향후 실제 자료를 반영하면 이 모형은 전시 예비군 수송계획의 대안 비교와 취약점 점검에 활용될 수 있다.</w:t>
       </w:r>
     </w:p>
     <w:sectPr>

--- a/report.docx
+++ b/report.docx
@@ -613,6 +613,70 @@
       <w:r>
         <w:rPr>
           <w:rFonts w:ascii="Malgun Gothic" w:hAnsi="Malgun Gothic" w:eastAsia="Malgun Gothic"/>
+          <w:b w:val="0"/>
+          <w:sz w:val="22"/>
+        </w:rPr>
+        <w:t>주요 결과는 한 문장으로 요약하면 “버스 단독은 더 빠르고, 복합 수송은 자원 효율에서 장점이 있으나 연결 구간의 취약성에 민감하다”이다. 따라서 시간만 볼 때와 자원 효율까지 함께 볼 때의 판단이 달라질 수 있다.</w:t>
+      </w:r>
+    </w:p>
+    <w:p>
+      <w:pPr>
+        <w:jc w:val="center"/>
+      </w:pPr>
+      <w:r>
+        <w:drawing>
+          <wp:inline xmlns:a="http://schemas.openxmlformats.org/drawingml/2006/main" xmlns:pic="http://schemas.openxmlformats.org/drawingml/2006/picture">
+            <wp:extent cx="5943600" cy="2482803"/>
+            <wp:docPr id="1" name="Picture 1"/>
+            <wp:cNvGraphicFramePr>
+              <a:graphicFrameLocks noChangeAspect="1"/>
+            </wp:cNvGraphicFramePr>
+            <a:graphic>
+              <a:graphicData uri="http://schemas.openxmlformats.org/drawingml/2006/picture">
+                <pic:pic>
+                  <pic:nvPicPr>
+                    <pic:cNvPr id="0" name="figure1_time_efficiency_summary.png"/>
+                    <pic:cNvPicPr/>
+                  </pic:nvPicPr>
+                  <pic:blipFill>
+                    <a:blip r:embed="rId9"/>
+                    <a:stretch>
+                      <a:fillRect/>
+                    </a:stretch>
+                  </pic:blipFill>
+                  <pic:spPr>
+                    <a:xfrm>
+                      <a:off x="0" y="0"/>
+                      <a:ext cx="5943600" cy="2482803"/>
+                    </a:xfrm>
+                    <a:prstGeom prst="rect"/>
+                  </pic:spPr>
+                </pic:pic>
+              </a:graphicData>
+            </a:graphic>
+          </wp:inline>
+        </w:drawing>
+      </w:r>
+    </w:p>
+    <w:p>
+      <w:pPr>
+        <w:jc w:val="center"/>
+      </w:pPr>
+      <w:r>
+        <w:rPr>
+          <w:rFonts w:ascii="Malgun Gothic" w:hAnsi="Malgun Gothic" w:eastAsia="Malgun Gothic"/>
+          <w:b w:val="0"/>
+          <w:color w:val="666666"/>
+          <w:sz w:val="18"/>
+        </w:rPr>
+        <w:t>그림 1. 시간과 자원 효율의 핵심 비교</w:t>
+      </w:r>
+    </w:p>
+    <w:p/>
+    <w:p>
+      <w:r>
+        <w:rPr>
+          <w:rFonts w:ascii="Malgun Gothic" w:hAnsi="Malgun Gothic" w:eastAsia="Malgun Gothic"/>
           <w:b/>
           <w:sz w:val="24"/>
         </w:rPr>
@@ -639,6 +703,60 @@
         <w:t>가장 강한 장애 조건에서는 복합 수송에서 제한 시간 안에 도착하지 못하는 인원이 더 많이 발생했다. 이 경우 단순 완료시간만 보면 상황을 제대로 설명할 수 없기 때문에, 미도착 인원을 벌점으로 반영한 기준을 함께 사용했다.</w:t>
       </w:r>
     </w:p>
+    <w:p>
+      <w:pPr>
+        <w:jc w:val="center"/>
+      </w:pPr>
+      <w:r>
+        <w:drawing>
+          <wp:inline xmlns:a="http://schemas.openxmlformats.org/drawingml/2006/main" xmlns:pic="http://schemas.openxmlformats.org/drawingml/2006/picture">
+            <wp:extent cx="5760720" cy="3102858"/>
+            <wp:docPr id="2" name="Picture 2"/>
+            <wp:cNvGraphicFramePr>
+              <a:graphicFrameLocks noChangeAspect="1"/>
+            </wp:cNvGraphicFramePr>
+            <a:graphic>
+              <a:graphicData uri="http://schemas.openxmlformats.org/drawingml/2006/picture">
+                <pic:pic>
+                  <pic:nvPicPr>
+                    <pic:cNvPr id="0" name="figure2_undelivered_risk.png"/>
+                    <pic:cNvPicPr/>
+                  </pic:nvPicPr>
+                  <pic:blipFill>
+                    <a:blip r:embed="rId10"/>
+                    <a:stretch>
+                      <a:fillRect/>
+                    </a:stretch>
+                  </pic:blipFill>
+                  <pic:spPr>
+                    <a:xfrm>
+                      <a:off x="0" y="0"/>
+                      <a:ext cx="5760720" cy="3102858"/>
+                    </a:xfrm>
+                    <a:prstGeom prst="rect"/>
+                  </pic:spPr>
+                </pic:pic>
+              </a:graphicData>
+            </a:graphic>
+          </wp:inline>
+        </w:drawing>
+      </w:r>
+    </w:p>
+    <w:p>
+      <w:pPr>
+        <w:jc w:val="center"/>
+      </w:pPr>
+      <w:r>
+        <w:rPr>
+          <w:rFonts w:ascii="Malgun Gothic" w:hAnsi="Malgun Gothic" w:eastAsia="Malgun Gothic"/>
+          <w:b w:val="0"/>
+          <w:color w:val="666666"/>
+          <w:sz w:val="18"/>
+        </w:rPr>
+        <w:t>그림 2. 장애 강도에 따른 미도착 인원 변화</w:t>
+      </w:r>
+    </w:p>
+    <w:p/>
     <w:p>
       <w:r>
         <w:rPr>
@@ -799,6 +917,60 @@
         <w:t>넷째, 현재 결과는 추상 모형의 결과다. 실제 서울 도로망, 실제 차량 가용량, 실제 철도 운행 조건, 실제 군 수송 절차를 반영한 운영 예측으로 바로 사용해서는 안 된다. 다만 어떤 요인이 결과를 좌우하는지 확인하는 실험 틀로는 의미가 있다.</w:t>
       </w:r>
     </w:p>
+    <w:p>
+      <w:pPr>
+        <w:jc w:val="center"/>
+      </w:pPr>
+      <w:r>
+        <w:drawing>
+          <wp:inline xmlns:a="http://schemas.openxmlformats.org/drawingml/2006/main" xmlns:pic="http://schemas.openxmlformats.org/drawingml/2006/picture">
+            <wp:extent cx="5852160" cy="2786613"/>
+            <wp:docPr id="3" name="Picture 3"/>
+            <wp:cNvGraphicFramePr>
+              <a:graphicFrameLocks noChangeAspect="1"/>
+            </wp:cNvGraphicFramePr>
+            <a:graphic>
+              <a:graphicData uri="http://schemas.openxmlformats.org/drawingml/2006/picture">
+                <pic:pic>
+                  <pic:nvPicPr>
+                    <pic:cNvPr id="0" name="figure3_decision_lens.png"/>
+                    <pic:cNvPicPr/>
+                  </pic:nvPicPr>
+                  <pic:blipFill>
+                    <a:blip r:embed="rId11"/>
+                    <a:stretch>
+                      <a:fillRect/>
+                    </a:stretch>
+                  </pic:blipFill>
+                  <pic:spPr>
+                    <a:xfrm>
+                      <a:off x="0" y="0"/>
+                      <a:ext cx="5852160" cy="2786613"/>
+                    </a:xfrm>
+                    <a:prstGeom prst="rect"/>
+                  </pic:spPr>
+                </pic:pic>
+              </a:graphicData>
+            </a:graphic>
+          </wp:inline>
+        </w:drawing>
+      </w:r>
+    </w:p>
+    <w:p>
+      <w:pPr>
+        <w:jc w:val="center"/>
+      </w:pPr>
+      <w:r>
+        <w:rPr>
+          <w:rFonts w:ascii="Malgun Gothic" w:hAnsi="Malgun Gothic" w:eastAsia="Malgun Gothic"/>
+          <w:b w:val="0"/>
+          <w:color w:val="666666"/>
+          <w:sz w:val="18"/>
+        </w:rPr>
+        <w:t>그림 3. 의사결정 관점 요약</w:t>
+      </w:r>
+    </w:p>
+    <w:p/>
     <w:p>
       <w:r>
         <w:rPr>

--- a/report.docx
+++ b/report.docx
@@ -12,6 +12,46 @@
         <w:t>전시 예비군 수송체계 비교 시뮬레이션 보고서</w:t>
       </w:r>
     </w:p>
+    <w:p>
+      <w:pPr>
+        <w:jc w:val="center"/>
+      </w:pPr>
+      <w:r>
+        <w:drawing>
+          <wp:inline xmlns:a="http://schemas.openxmlformats.org/drawingml/2006/main" xmlns:pic="http://schemas.openxmlformats.org/drawingml/2006/picture">
+            <wp:extent cx="6035040" cy="3396515"/>
+            <wp:docPr id="1" name="Picture 1"/>
+            <wp:cNvGraphicFramePr>
+              <a:graphicFrameLocks noChangeAspect="1"/>
+            </wp:cNvGraphicFramePr>
+            <a:graphic>
+              <a:graphicData uri="http://schemas.openxmlformats.org/drawingml/2006/picture">
+                <pic:pic>
+                  <pic:nvPicPr>
+                    <pic:cNvPr id="0" name="figure0_pipeline_overview.png"/>
+                    <pic:cNvPicPr/>
+                  </pic:nvPicPr>
+                  <pic:blipFill>
+                    <a:blip r:embed="rId9"/>
+                    <a:stretch>
+                      <a:fillRect/>
+                    </a:stretch>
+                  </pic:blipFill>
+                  <pic:spPr>
+                    <a:xfrm>
+                      <a:off x="0" y="0"/>
+                      <a:ext cx="6035040" cy="3396515"/>
+                    </a:xfrm>
+                    <a:prstGeom prst="rect"/>
+                  </pic:spPr>
+                </pic:pic>
+              </a:graphicData>
+            </a:graphic>
+          </wp:inline>
+        </w:drawing>
+      </w:r>
+    </w:p>
+    <w:p/>
     <w:p>
       <w:r>
         <w:rPr>
@@ -627,7 +667,7 @@
         <w:drawing>
           <wp:inline xmlns:a="http://schemas.openxmlformats.org/drawingml/2006/main" xmlns:pic="http://schemas.openxmlformats.org/drawingml/2006/picture">
             <wp:extent cx="5943600" cy="2482803"/>
-            <wp:docPr id="1" name="Picture 1"/>
+            <wp:docPr id="2" name="Picture 2"/>
             <wp:cNvGraphicFramePr>
               <a:graphicFrameLocks noChangeAspect="1"/>
             </wp:cNvGraphicFramePr>
@@ -639,7 +679,7 @@
                     <pic:cNvPicPr/>
                   </pic:nvPicPr>
                   <pic:blipFill>
-                    <a:blip r:embed="rId9"/>
+                    <a:blip r:embed="rId10"/>
                     <a:stretch>
                       <a:fillRect/>
                     </a:stretch>
@@ -711,7 +751,7 @@
         <w:drawing>
           <wp:inline xmlns:a="http://schemas.openxmlformats.org/drawingml/2006/main" xmlns:pic="http://schemas.openxmlformats.org/drawingml/2006/picture">
             <wp:extent cx="5760720" cy="3102858"/>
-            <wp:docPr id="2" name="Picture 2"/>
+            <wp:docPr id="3" name="Picture 3"/>
             <wp:cNvGraphicFramePr>
               <a:graphicFrameLocks noChangeAspect="1"/>
             </wp:cNvGraphicFramePr>
@@ -723,7 +763,7 @@
                     <pic:cNvPicPr/>
                   </pic:nvPicPr>
                   <pic:blipFill>
-                    <a:blip r:embed="rId10"/>
+                    <a:blip r:embed="rId11"/>
                     <a:stretch>
                       <a:fillRect/>
                     </a:stretch>
@@ -925,7 +965,7 @@
         <w:drawing>
           <wp:inline xmlns:a="http://schemas.openxmlformats.org/drawingml/2006/main" xmlns:pic="http://schemas.openxmlformats.org/drawingml/2006/picture">
             <wp:extent cx="5852160" cy="2786613"/>
-            <wp:docPr id="3" name="Picture 3"/>
+            <wp:docPr id="4" name="Picture 4"/>
             <wp:cNvGraphicFramePr>
               <a:graphicFrameLocks noChangeAspect="1"/>
             </wp:cNvGraphicFramePr>
@@ -937,7 +977,7 @@
                     <pic:cNvPicPr/>
                   </pic:nvPicPr>
                   <pic:blipFill>
-                    <a:blip r:embed="rId11"/>
+                    <a:blip r:embed="rId12"/>
                     <a:stretch>
                       <a:fillRect/>
                     </a:stretch>

--- a/report.docx
+++ b/report.docx
@@ -10,6 +10,19 @@
           <w:sz w:val="36"/>
         </w:rPr>
         <w:t>위기상황 지역 인력 이동수단 비교 시뮬레이션 보고서</w:t>
+      </w:r>
+    </w:p>
+    <w:p>
+      <w:pPr>
+        <w:ind w:left="567"/>
+      </w:pPr>
+      <w:r>
+        <w:rPr>
+          <w:rFonts w:ascii="Malgun Gothic" w:hAnsi="Malgun Gothic" w:eastAsia="Malgun Gothic"/>
+          <w:b w:val="0"/>
+          <w:sz w:val="22"/>
+        </w:rPr>
+        <w:t>Current project status (2026-05-08): `final_study_ready=false`. Ready gates are `3/15` (`real_input_smoke`, `structured_disruptions`, `policy_alternatives`), blocked gates are `12/15`, and formal acceptance is `0/12` ready. This document is current-state or review support only; it does not create formal approval, calibrated real-world results, or operational routing guidance.</w:t>
       </w:r>
     </w:p>
     <w:p>
@@ -126,6 +139,16 @@
           <w:sz w:val="22"/>
         </w:rPr>
         <w:t>현재 기본 결과는 아직 보정된 실제 지역 실험이 아니다. 기존 추상 네트워크와 가정된 운용 조건에서는 버스 단독 방식이 시간 측면에서 더 빠르고 안정적인 경향을 보였다. 반면 복합 수송은 일부 자원 효율 지표에서 장점이 있지만, 철도 접근 도로와 마지막 도로 구간이 막히거나 약해질 때 성과가 크게 나빠졌다. 따라서 이번 결과는 “복합 수송이 항상 유리하다” 또는 “버스 단독이 항상 유리하다”는 결론이 아니다. 현재 입력과 가정에서 나타난 조건부 결과로 이해해야 한다.</w:t>
+      </w:r>
+    </w:p>
+    <w:p>
+      <w:r>
+        <w:rPr>
+          <w:rFonts w:ascii="Malgun Gothic" w:hAnsi="Malgun Gothic" w:eastAsia="Malgun Gothic"/>
+          <w:b w:val="0"/>
+          <w:sz w:val="22"/>
+        </w:rPr>
+        <w:t>현재 최종 연구 준비 상태도 아직 `false`다. 최종 연구 게이트 15개 중 3개만 준비 상태이고 12개는 막혀 있으며, 형식적 승인 대상 12개 중 준비 완료된 것은 0개다. 검증 전략 준비표와 도로망 규모 전략 준비표는 구현되었지만, 둘 다 검토 항목을 정리하는 자료일 뿐 승인 기록이 아니다. 따라서 현재 산출물은 보정된 실제 지역 성과나 운영 경로계획으로 제시하면 안 된다.</w:t>
       </w:r>
     </w:p>
     <w:p>
@@ -1110,6 +1133,45 @@
       </w:r>
     </w:p>
     <w:p>
+      <w:pPr>
+        <w:pStyle w:val="ListBullet"/>
+      </w:pPr>
+      <w:r>
+        <w:rPr>
+          <w:rFonts w:ascii="Malgun Gothic" w:hAnsi="Malgun Gothic" w:eastAsia="Malgun Gothic"/>
+          <w:b w:val="0"/>
+          <w:sz w:val="22"/>
+        </w:rPr>
+        <w:t>최종 연구 준비 상태는 `false`이며, 15개 게이트 중 3개만 준비 상태이고 12개는 막혀 있다.</w:t>
+      </w:r>
+    </w:p>
+    <w:p>
+      <w:pPr>
+        <w:pStyle w:val="ListBullet"/>
+      </w:pPr>
+      <w:r>
+        <w:rPr>
+          <w:rFonts w:ascii="Malgun Gothic" w:hAnsi="Malgun Gothic" w:eastAsia="Malgun Gothic"/>
+          <w:b w:val="0"/>
+          <w:sz w:val="22"/>
+        </w:rPr>
+        <w:t>형식적 승인 준비 상태는 12개 중 0개이며, 검토표와 템플릿을 승인으로 간주해서는 안 된다.</w:t>
+      </w:r>
+    </w:p>
+    <w:p>
+      <w:pPr>
+        <w:pStyle w:val="ListBullet"/>
+      </w:pPr>
+      <w:r>
+        <w:rPr>
+          <w:rFonts w:ascii="Malgun Gothic" w:hAnsi="Malgun Gothic" w:eastAsia="Malgun Gothic"/>
+          <w:b w:val="0"/>
+          <w:sz w:val="22"/>
+        </w:rPr>
+        <w:t>검증 전략 준비표와 도로망 규모 전략 준비표는 구현되었지만, 실제 검증 승인이나 도로망 규모 승인 기록을 대신하지 않는다.</w:t>
+      </w:r>
+    </w:p>
+    <w:p>
       <w:r>
         <w:rPr>
           <w:rFonts w:ascii="Malgun Gothic" w:hAnsi="Malgun Gothic" w:eastAsia="Malgun Gothic"/>
@@ -1267,6 +1329,16 @@
           <w:sz w:val="22"/>
         </w:rPr>
         <w:t>검증 자료에 대해서도 별도의 검토표를 추가했다. 이 표는 내부 경로 타당성 점검, 오프라인 기준 경로 비교, 선택적으로 저장된 OSRM 기준 경로 비교, 접근성 손실 진단, 검증 요약문의 한계 표현, 그리고 최종 기준 경로 전략을 6개 항목으로 나누어 정리한다. 현재 내부 경로 점검은 21개 행 중 19개가 통과하고 2개가 경고이며, 오프라인 기준 비교는 3개 중 2개가 통과하고 1개가 경고이다. 선택적으로 저장된 OSRM 비교는 3개가 모두 통과하지만, 외부 공개 라우터 스냅샷이므로 그대로 실측 정답으로 볼 수는 없다. 이 검토표도 검증 승인을 뜻하지 않으며, 최종 연구에서 어떤 기준 경로 검증 방식을 채택할지 정하기 위한 검토 도구다.</w:t>
+      </w:r>
+    </w:p>
+    <w:p>
+      <w:r>
+        <w:rPr>
+          <w:rFonts w:ascii="Malgun Gothic" w:hAnsi="Malgun Gothic" w:eastAsia="Malgun Gothic"/>
+          <w:b w:val="0"/>
+          <w:sz w:val="22"/>
+        </w:rPr>
+        <w:t>추가로 검증 전략 준비표, 도로망 규모 전략 준비표, 민감도 전략 준비표, 실험 전략 준비표도 구현되어 있다. 검증 전략 준비표는 7개 행에서 3개 차단 항목과 4개 사람 검토 항목을 나누어 보여주고, 도로망 규모 전략 준비표는 5개 행에서 3개 차단 항목과 2개 사람 검토 항목을 보여준다. 민감도 전략 준비표는 7개 행에서 5개 차단 항목과 2개 사람 검토 항목을 보여주며, 실험 전략 준비표는 9개 행에서 4개 차단 항목과 5개 사람 검토 항목을 보여준다. 네 표 모두 검토 순서를 명확히 하기 위한 준비 자료이며, `validation_acceptance.json`, `graph_scale_acceptance.json`, `sensitivity_acceptance.json`, `experiment_acceptance.json` 같은 형식적 승인 기록을 만들거나 대체하지 않는다.</w:t>
       </w:r>
     </w:p>
     <w:p>

--- a/report.docx
+++ b/report.docx
@@ -1218,7 +1218,7 @@
           <w:b w:val="0"/>
           <w:sz w:val="22"/>
         </w:rPr>
-        <w:t>이 축약 분석 구간이 최소한 기본 이동 흐름을 유지하는지는 별도로 확인했다. 현재 핵심 도로 이동 세 구간, 즉 집결지에서 목적지 방향, 집결지에서 철도 접근 거점 방향, 철도 하차 거점에서 목적지 방향의 기본 최단시간 경로는 전체 도로망에서 계산한 경로와 축약 구간에서 계산한 경로가 일치한다. 추가로 전체 도로망에서 가능한 차선의 대체 경로 후보도 비교했는데, 기본 1순위 경로는 보존되지만 그다음 대체 경로 후보들은 축약 구간에 모두 보존되어 있지는 않았다. 이에 대한 개선 후보로 주요 세 구간별 상위 3개 경로 후보를 모두 포함하는 다중 통로 그래프도 만들었다. 이 후보 그래프는 164개 노드와 246개 연결로 구성되며, 현재 진단에서는 상위 경로 후보 9개가 모두 보존된다. 또한 이 후보 그래프를 사용하는 별도 시범 실행도 만들어 32개 원자료 행과 16개 요약 행을 생성했다. 다만 이 후보는 향후 그래프 선택 방식을 검토하기 위한 개선 경로일 뿐, 아직 최종 연구 방법으로 승인된 것은 아니다. 따라서 이 검토는 기본 경로와 대체 경로 누락 가능성을 투명하게 보여주는 단계이며, 가능한 모든 우회도로, 실제 교통 배정, 정체의 전파, 재난 노출, 현장 우회 운용까지 검증했다는 뜻은 아니다.</w:t>
+        <w:t>이 축약 분석 구간이 최소한 기본 이동 흐름을 유지하는지는 별도로 확인했다. 현재 핵심 도로 이동 세 구간, 즉 집결지에서 목적지 방향, 집결지에서 철도 접근 거점 방향, 철도 하차 거점에서 목적지 방향의 기본 최단시간 경로는 전체 도로망에서 계산한 경로와 축약 구간에서 계산한 경로가 일치한다. 추가로 전체 도로망에서 가능한 차선의 대체 경로 후보도 비교했는데, 기본 1순위 경로는 보존되지만 그다음 대체 경로 후보들은 축약 구간에 모두 보존되어 있지는 않았다. 이에 대한 개선 후보로 주요 세 구간별 상위 3개 경로 후보를 모두 포함하는 다중 통로 그래프도 만들었다. 이 후보 그래프는 164개 노드와 246개 연결로 구성되며, 현재 진단에서는 상위 경로 후보 9개가 모두 보존된다. 또한 이 후보 그래프를 사용하는 별도 시범 실행도 만들어 32개 원자료 행과 16개 요약 행을 생성했고, 같은 7개 정책·9개 시나리오·30개 시드 설계의 전체 프로파일 후보 실행도 만들어 1,890개 원자료 행과 63개 요약 행을 생성했다. 다만 이 후보는 향후 그래프 선택 방식을 검토하기 위한 개선 경로일 뿐, 아직 최종 연구 방법으로 승인된 것은 아니다. 따라서 이 검토는 기본 경로와 대체 경로 누락 가능성을 투명하게 보여주는 단계이며, 가능한 모든 우회도로, 실제 교통 배정, 정체의 전파, 재난 노출, 현장 우회 운용까지 검증했다는 뜻은 아니다.</w:t>
       </w:r>
     </w:p>
     <w:p>
@@ -1298,7 +1298,7 @@
           <w:b w:val="0"/>
           <w:sz w:val="22"/>
         </w:rPr>
-        <w:t>시범 실험 산출물도 별도로 생성되어 있다. 현재 전체 시범 실행 결과는 1,890개 행과 63개 요약 행으로 정리되어 있으며, 반복 실행에 따른 불확실성을 보기 위한 지표별 신뢰구간 표 819개 행과 버스 단독 대비 정책 차이 신뢰구간 표 702개 행도 추가로 만들었다. 다중 통로 후보 그래프를 사용한 검토용 실행은 32개 행과 16개 요약 행으로 따로 정리되어 있고, 이 후보 그래프에 대해서도 지표별 신뢰구간 표 208개 행과 정책 차이 신뢰구간 표 156개 행을 만들었다. 정책과 장애 시나리오에 대한 Morris 민감도 분석 산출물은 4,320개 원자료 행과 7,056개 요약 행으로 정리되어 있다. 또한 주요 도로 구간에서 한 연결을 제거했을 때 우회가 가능한지 확인하는 접근성 손실 진단도 127개 행으로 생성되어 있고, 그중 22개 경우는 해당 연결 제거 시 도로 경로가 끊어지는 것으로 나타난다. 이 숫자는 재현성과 감사 가능성을 보여주는 산출물 규모이지, 실제 지역 성과가 보정되었다는 뜻은 아니다.</w:t>
+        <w:t>시범 실험 산출물도 별도로 생성되어 있다. 현재 전체 시범 실행 결과는 1,890개 행과 63개 요약 행으로 정리되어 있으며, 반복 실행에 따른 불확실성을 보기 위한 지표별 신뢰구간 표 819개 행과 버스 단독 대비 정책 차이 신뢰구간 표 702개 행도 추가로 만들었다. 다중 통로 후보 그래프를 사용한 검토용 소규모 실행은 32개 행과 16개 요약 행으로 따로 정리되어 있고, 이 소규모 후보에 대해서도 지표별 신뢰구간 표 208개 행과 정책 차이 신뢰구간 표 156개 행을 만들었다. 같은 후보 그래프의 전체 프로파일 실행은 1,890개 행과 63개 요약 행으로 정리되어 있으며, 지표별 신뢰구간 표 819개 행과 정책 차이 신뢰구간 표 702개 행을 추가로 만든 검토용 산출물이다. 정책과 장애 시나리오에 대한 Morris 민감도 분석 산출물은 4,320개 원자료 행과 7,056개 요약 행으로 정리되어 있다. 또한 주요 도로 구간에서 한 연결을 제거했을 때 우회가 가능한지 확인하는 접근성 손실 진단도 127개 행으로 생성되어 있고, 그중 22개 경우는 해당 연결 제거 시 도로 경로가 끊어지는 것으로 나타난다. 이 숫자는 재현성과 감사 가능성을 보여주는 산출물 규모이지, 실제 지역 성과가 보정되었다는 뜻은 아니다.</w:t>
       </w:r>
     </w:p>
     <w:p>
@@ -1338,7 +1338,7 @@
           <w:b w:val="0"/>
           <w:sz w:val="22"/>
         </w:rPr>
-        <w:t>추가로 검증 전략 준비표, 도로망 규모 전략 준비표, 민감도 전략 준비표, 실험 전략 준비표도 구현되어 있다. 검증 전략 준비표는 7개 행에서 3개 차단 항목과 4개 사람 검토 항목을 나누어 보여주고, 도로망 규모 전략 준비표는 5개 행에서 3개 차단 항목과 2개 사람 검토 항목을 보여준다. 민감도 전략 준비표는 7개 행에서 5개 차단 항목과 2개 사람 검토 항목을 보여주며, 실험 전략 준비표는 9개 행에서 4개 차단 항목과 5개 사람 검토 항목을 보여준다. 네 표 모두 검토 순서를 명확히 하기 위한 준비 자료이며, `validation_acceptance.json`, `graph_scale_acceptance.json`, `sensitivity_acceptance.json`, `experiment_acceptance.json` 같은 형식적 승인 기록을 만들거나 대체하지 않는다.</w:t>
+        <w:t>추가로 검증 전략 준비표, 도로망 규모 전략 준비표, 민감도 전략 준비표, 실험 전략 준비표도 구현되어 있다. 검증 전략 준비표는 7개 행에서 3개 차단 항목과 4개 사람 검토 항목을 나누어 보여주고, 도로망 규모 전략 준비표는 5개 행에서 2개 차단 항목과 3개 사람 검토 항목을 보여준다. 민감도 전략 준비표는 7개 행에서 5개 차단 항목과 2개 사람 검토 항목을 보여주며, 실험 전략 준비표는 9개 행에서 4개 차단 항목과 5개 사람 검토 항목을 보여준다. 네 표 모두 검토 순서를 명확히 하기 위한 준비 자료이며, `validation_acceptance.json`, `graph_scale_acceptance.json`, `sensitivity_acceptance.json`, `experiment_acceptance.json` 같은 형식적 승인 기록을 만들거나 대체하지 않는다.</w:t>
       </w:r>
     </w:p>
     <w:p>

--- a/report.docx
+++ b/report.docx
@@ -22,7 +22,7 @@
           <w:b w:val="0"/>
           <w:sz w:val="22"/>
         </w:rPr>
-        <w:t>Current project status (2026-05-08): `final_study_ready=false`. Ready gates are `3/15` (`real_input_smoke`, `structured_disruptions`, `policy_alternatives`), blocked gates are `12/15`, and formal acceptance is `0/12` ready. This document is current-state or review support only; it does not create formal approval, calibrated real-world results, or operational routing guidance.</w:t>
+        <w:t>Current project status (2026-05-09): `final_study_ready=false`. Ready gates are `3/15` (`real_input_smoke`, `structured_disruptions`, `policy_alternatives`), blocked gates are `12/15`, and formal acceptance is `0/12` ready. This document is current-state or review support only; it does not create formal approval, calibrated real-world results, or operational routing guidance.</w:t>
       </w:r>
     </w:p>
     <w:p>

--- a/report.docx
+++ b/report.docx
@@ -416,6 +416,863 @@
           <w:sz w:val="22"/>
         </w:rPr>
         <w:t>가장 중요한 개선점은 “도착한 사람만 태우고 출발한다”는 수송 운영의 기본 원칙을 반영한 것이다. 예전 단순 모형처럼 한 묶음의 마지막 사람이 올 때까지 모든 차량이 기다리는 방식이 아니라, 정해진 출발 시각에 도착한 인원을 태우고, 늦게 온 인원은 다음 차량으로 넘긴다. 일정 시간 기다리는 정책도 별도로 비교할 수 있게 했다.</w:t>
+      </w:r>
+    </w:p>
+    <w:p>
+      <w:r>
+        <w:rPr>
+          <w:rFonts w:ascii="Malgun Gothic" w:hAnsi="Malgun Gothic" w:eastAsia="Malgun Gothic"/>
+          <w:b/>
+          <w:sz w:val="28"/>
+        </w:rPr>
+        <w:t>구현 기술 스택 및 시뮬레이션 설계</w:t>
+      </w:r>
+    </w:p>
+    <w:p>
+      <w:r>
+        <w:rPr>
+          <w:rFonts w:ascii="Malgun Gothic" w:hAnsi="Malgun Gothic" w:eastAsia="Malgun Gothic"/>
+          <w:b w:val="0"/>
+          <w:sz w:val="22"/>
+        </w:rPr>
+        <w:t>이 절은 시뮬레이션을 실제로 어떤 외부 자료와 도구로 구성했는지 정리한다. 보고서의 본문 결과가 아직 추상 네트워크 기반이라는 점은 그대로지만, 실제 도로 자료를 도입하기 위한 구현 경로와 사용한 공개 프로젝트는 다음과 같다.</w:t>
+      </w:r>
+    </w:p>
+    <w:p>
+      <w:r>
+        <w:rPr>
+          <w:rFonts w:ascii="Malgun Gothic" w:hAnsi="Malgun Gothic" w:eastAsia="Malgun Gothic"/>
+          <w:b/>
+          <w:sz w:val="24"/>
+        </w:rPr>
+        <w:t>외부 자료와 라이브러리 구성</w:t>
+      </w:r>
+    </w:p>
+    <w:tbl>
+      <w:tblPr>
+        <w:tblStyle w:val="TableGrid"/>
+        <w:tblW w:type="auto" w:w="0"/>
+        <w:jc w:val="center"/>
+        <w:tblLook w:firstColumn="1" w:firstRow="1" w:lastColumn="0" w:lastRow="0" w:noHBand="0" w:noVBand="1" w:val="04A0"/>
+      </w:tblPr>
+      <w:tblGrid>
+        <w:gridCol w:w="3009"/>
+        <w:gridCol w:w="3009"/>
+        <w:gridCol w:w="3009"/>
+      </w:tblGrid>
+      <w:tr>
+        <w:tc>
+          <w:tcPr>
+            <w:tcW w:type="dxa" w:w="3009"/>
+            <w:shd w:val="clear" w:color="auto" w:fill="1F3864"/>
+          </w:tcPr>
+          <w:p>
+            <w:pPr>
+              <w:jc w:val="center"/>
+            </w:pPr>
+            <w:r/>
+            <w:r>
+              <w:rPr>
+                <w:rFonts w:ascii="Malgun Gothic" w:hAnsi="Malgun Gothic" w:eastAsia="Malgun Gothic"/>
+                <w:b/>
+                <w:color w:val="FFFFFF"/>
+                <w:sz w:val="20"/>
+              </w:rPr>
+              <w:t>계층</w:t>
+            </w:r>
+          </w:p>
+        </w:tc>
+        <w:tc>
+          <w:tcPr>
+            <w:tcW w:type="dxa" w:w="3009"/>
+            <w:shd w:val="clear" w:color="auto" w:fill="1F3864"/>
+          </w:tcPr>
+          <w:p>
+            <w:pPr>
+              <w:jc w:val="center"/>
+            </w:pPr>
+            <w:r/>
+            <w:r>
+              <w:rPr>
+                <w:rFonts w:ascii="Malgun Gothic" w:hAnsi="Malgun Gothic" w:eastAsia="Malgun Gothic"/>
+                <w:b/>
+                <w:color w:val="FFFFFF"/>
+                <w:sz w:val="20"/>
+              </w:rPr>
+              <w:t>사용한 공개 프로젝트</w:t>
+            </w:r>
+          </w:p>
+        </w:tc>
+        <w:tc>
+          <w:tcPr>
+            <w:tcW w:type="dxa" w:w="3009"/>
+            <w:shd w:val="clear" w:color="auto" w:fill="1F3864"/>
+          </w:tcPr>
+          <w:p>
+            <w:pPr>
+              <w:jc w:val="center"/>
+            </w:pPr>
+            <w:r/>
+            <w:r>
+              <w:rPr>
+                <w:rFonts w:ascii="Malgun Gothic" w:hAnsi="Malgun Gothic" w:eastAsia="Malgun Gothic"/>
+                <w:b/>
+                <w:color w:val="FFFFFF"/>
+                <w:sz w:val="20"/>
+              </w:rPr>
+              <w:t>이 연구에서 가져온 것</w:t>
+            </w:r>
+          </w:p>
+        </w:tc>
+      </w:tr>
+      <w:tr>
+        <w:tc>
+          <w:tcPr>
+            <w:tcW w:type="dxa" w:w="3009"/>
+          </w:tcPr>
+          <w:p>
+            <w:r/>
+            <w:r>
+              <w:rPr>
+                <w:rFonts w:ascii="Malgun Gothic" w:hAnsi="Malgun Gothic" w:eastAsia="Malgun Gothic"/>
+                <w:b w:val="0"/>
+                <w:sz w:val="20"/>
+              </w:rPr>
+              <w:t>지도 자료</w:t>
+            </w:r>
+          </w:p>
+        </w:tc>
+        <w:tc>
+          <w:tcPr>
+            <w:tcW w:type="dxa" w:w="3009"/>
+          </w:tcPr>
+          <w:p>
+            <w:r/>
+            <w:r>
+              <w:rPr>
+                <w:rFonts w:ascii="Malgun Gothic" w:hAnsi="Malgun Gothic" w:eastAsia="Malgun Gothic"/>
+                <w:b w:val="0"/>
+                <w:sz w:val="20"/>
+              </w:rPr>
+              <w:t>OpenStreetMap (OSM)</w:t>
+            </w:r>
+          </w:p>
+        </w:tc>
+        <w:tc>
+          <w:tcPr>
+            <w:tcW w:type="dxa" w:w="3009"/>
+          </w:tcPr>
+          <w:p>
+            <w:r/>
+            <w:r>
+              <w:rPr>
+                <w:rFonts w:ascii="Malgun Gothic" w:hAnsi="Malgun Gothic" w:eastAsia="Malgun Gothic"/>
+                <w:b w:val="0"/>
+                <w:sz w:val="20"/>
+              </w:rPr>
+              <w:t>송파 시범 권역의 도로 기하 정보와 `highway`, `maxspeed`, `lanes`, `oneway` 등 도로 태그</w:t>
+            </w:r>
+          </w:p>
+        </w:tc>
+      </w:tr>
+      <w:tr>
+        <w:tc>
+          <w:tcPr>
+            <w:tcW w:type="dxa" w:w="3009"/>
+          </w:tcPr>
+          <w:p>
+            <w:r/>
+            <w:r>
+              <w:rPr>
+                <w:rFonts w:ascii="Malgun Gothic" w:hAnsi="Malgun Gothic" w:eastAsia="Malgun Gothic"/>
+                <w:b w:val="0"/>
+                <w:sz w:val="20"/>
+              </w:rPr>
+              <w:t>OSM 추출</w:t>
+            </w:r>
+          </w:p>
+        </w:tc>
+        <w:tc>
+          <w:tcPr>
+            <w:tcW w:type="dxa" w:w="3009"/>
+          </w:tcPr>
+          <w:p>
+            <w:r/>
+            <w:r>
+              <w:rPr>
+                <w:rFonts w:ascii="Malgun Gothic" w:hAnsi="Malgun Gothic" w:eastAsia="Malgun Gothic"/>
+                <w:b w:val="0"/>
+                <w:sz w:val="20"/>
+              </w:rPr>
+              <w:t>Overpass API</w:t>
+            </w:r>
+          </w:p>
+        </w:tc>
+        <w:tc>
+          <w:tcPr>
+            <w:tcW w:type="dxa" w:w="3009"/>
+          </w:tcPr>
+          <w:p>
+            <w:r/>
+            <w:r>
+              <w:rPr>
+                <w:rFonts w:ascii="Malgun Gothic" w:hAnsi="Malgun Gothic" w:eastAsia="Malgun Gothic"/>
+                <w:b w:val="0"/>
+                <w:sz w:val="20"/>
+              </w:rPr>
+              <w:t>bbox 범위에서 `way["highway"]` 질의를 직접 호출해 JSON 응답 수신 (`scripts/build_pilot_cache.py`)</w:t>
+            </w:r>
+          </w:p>
+        </w:tc>
+      </w:tr>
+      <w:tr>
+        <w:tc>
+          <w:tcPr>
+            <w:tcW w:type="dxa" w:w="3009"/>
+          </w:tcPr>
+          <w:p>
+            <w:r/>
+            <w:r>
+              <w:rPr>
+                <w:rFonts w:ascii="Malgun Gothic" w:hAnsi="Malgun Gothic" w:eastAsia="Malgun Gothic"/>
+                <w:b w:val="0"/>
+                <w:sz w:val="20"/>
+              </w:rPr>
+              <w:t>그래프 자료구조</w:t>
+            </w:r>
+          </w:p>
+        </w:tc>
+        <w:tc>
+          <w:tcPr>
+            <w:tcW w:type="dxa" w:w="3009"/>
+          </w:tcPr>
+          <w:p>
+            <w:r/>
+            <w:r>
+              <w:rPr>
+                <w:rFonts w:ascii="Malgun Gothic" w:hAnsi="Malgun Gothic" w:eastAsia="Malgun Gothic"/>
+                <w:b w:val="0"/>
+                <w:sz w:val="20"/>
+              </w:rPr>
+              <w:t>NetworkX</w:t>
+            </w:r>
+          </w:p>
+        </w:tc>
+        <w:tc>
+          <w:tcPr>
+            <w:tcW w:type="dxa" w:w="3009"/>
+          </w:tcPr>
+          <w:p>
+            <w:r/>
+            <w:r>
+              <w:rPr>
+                <w:rFonts w:ascii="Malgun Gothic" w:hAnsi="Malgun Gothic" w:eastAsia="Malgun Gothic"/>
+                <w:b w:val="0"/>
+                <w:sz w:val="20"/>
+              </w:rPr>
+              <w:t>OSM way를 `MultiDiGraph`로 정규화, GraphML 캐시로 저장·재사용</w:t>
+            </w:r>
+          </w:p>
+        </w:tc>
+      </w:tr>
+      <w:tr>
+        <w:tc>
+          <w:tcPr>
+            <w:tcW w:type="dxa" w:w="3009"/>
+          </w:tcPr>
+          <w:p>
+            <w:r/>
+            <w:r>
+              <w:rPr>
+                <w:rFonts w:ascii="Malgun Gothic" w:hAnsi="Malgun Gothic" w:eastAsia="Malgun Gothic"/>
+                <w:b w:val="0"/>
+                <w:sz w:val="20"/>
+              </w:rPr>
+              <w:t>이산사건 시뮬레이션</w:t>
+            </w:r>
+          </w:p>
+        </w:tc>
+        <w:tc>
+          <w:tcPr>
+            <w:tcW w:type="dxa" w:w="3009"/>
+          </w:tcPr>
+          <w:p>
+            <w:r/>
+            <w:r>
+              <w:rPr>
+                <w:rFonts w:ascii="Malgun Gothic" w:hAnsi="Malgun Gothic" w:eastAsia="Malgun Gothic"/>
+                <w:b w:val="0"/>
+                <w:sz w:val="20"/>
+              </w:rPr>
+              <w:t>SimPy</w:t>
+            </w:r>
+          </w:p>
+        </w:tc>
+        <w:tc>
+          <w:tcPr>
+            <w:tcW w:type="dxa" w:w="3009"/>
+          </w:tcPr>
+          <w:p>
+            <w:r/>
+            <w:r>
+              <w:rPr>
+                <w:rFonts w:ascii="Malgun Gothic" w:hAnsi="Malgun Gothic" w:eastAsia="Malgun Gothic"/>
+                <w:b w:val="0"/>
+                <w:sz w:val="20"/>
+              </w:rPr>
+              <w:t>차량 배차, 승객 도착, 환승, 철도 운행의 시간 흐름 처리</w:t>
+            </w:r>
+          </w:p>
+        </w:tc>
+      </w:tr>
+      <w:tr>
+        <w:tc>
+          <w:tcPr>
+            <w:tcW w:type="dxa" w:w="3009"/>
+          </w:tcPr>
+          <w:p>
+            <w:r/>
+            <w:r>
+              <w:rPr>
+                <w:rFonts w:ascii="Malgun Gothic" w:hAnsi="Malgun Gothic" w:eastAsia="Malgun Gothic"/>
+                <w:b w:val="0"/>
+                <w:sz w:val="20"/>
+              </w:rPr>
+              <w:t>수치·난수</w:t>
+            </w:r>
+          </w:p>
+        </w:tc>
+        <w:tc>
+          <w:tcPr>
+            <w:tcW w:type="dxa" w:w="3009"/>
+          </w:tcPr>
+          <w:p>
+            <w:r/>
+            <w:r>
+              <w:rPr>
+                <w:rFonts w:ascii="Malgun Gothic" w:hAnsi="Malgun Gothic" w:eastAsia="Malgun Gothic"/>
+                <w:b w:val="0"/>
+                <w:sz w:val="20"/>
+              </w:rPr>
+              <w:t>NumPy</w:t>
+            </w:r>
+          </w:p>
+        </w:tc>
+        <w:tc>
+          <w:tcPr>
+            <w:tcW w:type="dxa" w:w="3009"/>
+          </w:tcPr>
+          <w:p>
+            <w:r/>
+            <w:r>
+              <w:rPr>
+                <w:rFonts w:ascii="Malgun Gothic" w:hAnsi="Malgun Gothic" w:eastAsia="Malgun Gothic"/>
+                <w:b w:val="0"/>
+                <w:sz w:val="20"/>
+              </w:rPr>
+              <w:t>시드 기반 `default_rng`로 재현 가능한 확률 추출</w:t>
+            </w:r>
+          </w:p>
+        </w:tc>
+      </w:tr>
+      <w:tr>
+        <w:tc>
+          <w:tcPr>
+            <w:tcW w:type="dxa" w:w="3009"/>
+          </w:tcPr>
+          <w:p>
+            <w:r/>
+            <w:r>
+              <w:rPr>
+                <w:rFonts w:ascii="Malgun Gothic" w:hAnsi="Malgun Gothic" w:eastAsia="Malgun Gothic"/>
+                <w:b w:val="0"/>
+                <w:sz w:val="20"/>
+              </w:rPr>
+              <w:t>자료 처리</w:t>
+            </w:r>
+          </w:p>
+        </w:tc>
+        <w:tc>
+          <w:tcPr>
+            <w:tcW w:type="dxa" w:w="3009"/>
+          </w:tcPr>
+          <w:p>
+            <w:r/>
+            <w:r>
+              <w:rPr>
+                <w:rFonts w:ascii="Malgun Gothic" w:hAnsi="Malgun Gothic" w:eastAsia="Malgun Gothic"/>
+                <w:b w:val="0"/>
+                <w:sz w:val="20"/>
+              </w:rPr>
+              <w:t>pandas</w:t>
+            </w:r>
+          </w:p>
+        </w:tc>
+        <w:tc>
+          <w:tcPr>
+            <w:tcW w:type="dxa" w:w="3009"/>
+          </w:tcPr>
+          <w:p>
+            <w:r/>
+            <w:r>
+              <w:rPr>
+                <w:rFonts w:ascii="Malgun Gothic" w:hAnsi="Malgun Gothic" w:eastAsia="Malgun Gothic"/>
+                <w:b w:val="0"/>
+                <w:sz w:val="20"/>
+              </w:rPr>
+              <w:t>실험 산출물(KPI) 표 작성과 신뢰구간 정리</w:t>
+            </w:r>
+          </w:p>
+        </w:tc>
+      </w:tr>
+      <w:tr>
+        <w:tc>
+          <w:tcPr>
+            <w:tcW w:type="dxa" w:w="3009"/>
+          </w:tcPr>
+          <w:p>
+            <w:r/>
+            <w:r>
+              <w:rPr>
+                <w:rFonts w:ascii="Malgun Gothic" w:hAnsi="Malgun Gothic" w:eastAsia="Malgun Gothic"/>
+                <w:b w:val="0"/>
+                <w:sz w:val="20"/>
+              </w:rPr>
+              <w:t>시각화</w:t>
+            </w:r>
+          </w:p>
+        </w:tc>
+        <w:tc>
+          <w:tcPr>
+            <w:tcW w:type="dxa" w:w="3009"/>
+          </w:tcPr>
+          <w:p>
+            <w:r/>
+            <w:r>
+              <w:rPr>
+                <w:rFonts w:ascii="Malgun Gothic" w:hAnsi="Malgun Gothic" w:eastAsia="Malgun Gothic"/>
+                <w:b w:val="0"/>
+                <w:sz w:val="20"/>
+              </w:rPr>
+              <w:t>matplotlib, seaborn</w:t>
+            </w:r>
+          </w:p>
+        </w:tc>
+        <w:tc>
+          <w:tcPr>
+            <w:tcW w:type="dxa" w:w="3009"/>
+          </w:tcPr>
+          <w:p>
+            <w:r/>
+            <w:r>
+              <w:rPr>
+                <w:rFonts w:ascii="Malgun Gothic" w:hAnsi="Malgun Gothic" w:eastAsia="Malgun Gothic"/>
+                <w:b w:val="0"/>
+                <w:sz w:val="20"/>
+              </w:rPr>
+              <w:t>KPI 분포, 정책·시나리오 비교 그림</w:t>
+            </w:r>
+          </w:p>
+        </w:tc>
+      </w:tr>
+      <w:tr>
+        <w:tc>
+          <w:tcPr>
+            <w:tcW w:type="dxa" w:w="3009"/>
+          </w:tcPr>
+          <w:p>
+            <w:r/>
+            <w:r>
+              <w:rPr>
+                <w:rFonts w:ascii="Malgun Gothic" w:hAnsi="Malgun Gothic" w:eastAsia="Malgun Gothic"/>
+                <w:b w:val="0"/>
+                <w:sz w:val="20"/>
+              </w:rPr>
+              <w:t>민감도 분석</w:t>
+            </w:r>
+          </w:p>
+        </w:tc>
+        <w:tc>
+          <w:tcPr>
+            <w:tcW w:type="dxa" w:w="3009"/>
+          </w:tcPr>
+          <w:p>
+            <w:r/>
+            <w:r>
+              <w:rPr>
+                <w:rFonts w:ascii="Malgun Gothic" w:hAnsi="Malgun Gothic" w:eastAsia="Malgun Gothic"/>
+                <w:b w:val="0"/>
+                <w:sz w:val="20"/>
+              </w:rPr>
+              <w:t>SALib</w:t>
+            </w:r>
+          </w:p>
+        </w:tc>
+        <w:tc>
+          <w:tcPr>
+            <w:tcW w:type="dxa" w:w="3009"/>
+          </w:tcPr>
+          <w:p>
+            <w:r/>
+            <w:r>
+              <w:rPr>
+                <w:rFonts w:ascii="Malgun Gothic" w:hAnsi="Malgun Gothic" w:eastAsia="Malgun Gothic"/>
+                <w:b w:val="0"/>
+                <w:sz w:val="20"/>
+              </w:rPr>
+              <w:t>Morris 일차원 스크리닝, Sobol 분석 결정용 메타데이터</w:t>
+            </w:r>
+          </w:p>
+        </w:tc>
+      </w:tr>
+      <w:tr>
+        <w:tc>
+          <w:tcPr>
+            <w:tcW w:type="dxa" w:w="3009"/>
+          </w:tcPr>
+          <w:p>
+            <w:r/>
+            <w:r>
+              <w:rPr>
+                <w:rFonts w:ascii="Malgun Gothic" w:hAnsi="Malgun Gothic" w:eastAsia="Malgun Gothic"/>
+                <w:b w:val="0"/>
+                <w:sz w:val="20"/>
+              </w:rPr>
+              <w:t>보고서 작성</w:t>
+            </w:r>
+          </w:p>
+        </w:tc>
+        <w:tc>
+          <w:tcPr>
+            <w:tcW w:type="dxa" w:w="3009"/>
+          </w:tcPr>
+          <w:p>
+            <w:r/>
+            <w:r>
+              <w:rPr>
+                <w:rFonts w:ascii="Malgun Gothic" w:hAnsi="Malgun Gothic" w:eastAsia="Malgun Gothic"/>
+                <w:b w:val="0"/>
+                <w:sz w:val="20"/>
+              </w:rPr>
+              <w:t>python-docx</w:t>
+            </w:r>
+          </w:p>
+        </w:tc>
+        <w:tc>
+          <w:tcPr>
+            <w:tcW w:type="dxa" w:w="3009"/>
+          </w:tcPr>
+          <w:p>
+            <w:r/>
+            <w:r>
+              <w:rPr>
+                <w:rFonts w:ascii="Malgun Gothic" w:hAnsi="Malgun Gothic" w:eastAsia="Malgun Gothic"/>
+                <w:b w:val="0"/>
+                <w:sz w:val="20"/>
+              </w:rPr>
+              <w:t>한글 보고서 docx 자동 생성</w:t>
+            </w:r>
+          </w:p>
+        </w:tc>
+      </w:tr>
+      <w:tr>
+        <w:tc>
+          <w:tcPr>
+            <w:tcW w:type="dxa" w:w="3009"/>
+          </w:tcPr>
+          <w:p>
+            <w:r/>
+            <w:r>
+              <w:rPr>
+                <w:rFonts w:ascii="Malgun Gothic" w:hAnsi="Malgun Gothic" w:eastAsia="Malgun Gothic"/>
+                <w:b w:val="0"/>
+                <w:sz w:val="20"/>
+              </w:rPr>
+              <w:t>외부 라우팅 기준 (선택)</w:t>
+            </w:r>
+          </w:p>
+        </w:tc>
+        <w:tc>
+          <w:tcPr>
+            <w:tcW w:type="dxa" w:w="3009"/>
+          </w:tcPr>
+          <w:p>
+            <w:r/>
+            <w:r>
+              <w:rPr>
+                <w:rFonts w:ascii="Malgun Gothic" w:hAnsi="Malgun Gothic" w:eastAsia="Malgun Gothic"/>
+                <w:b w:val="0"/>
+                <w:sz w:val="20"/>
+              </w:rPr>
+              <w:t>OSRM</w:t>
+            </w:r>
+          </w:p>
+        </w:tc>
+        <w:tc>
+          <w:tcPr>
+            <w:tcW w:type="dxa" w:w="3009"/>
+          </w:tcPr>
+          <w:p>
+            <w:r/>
+            <w:r>
+              <w:rPr>
+                <w:rFonts w:ascii="Malgun Gothic" w:hAnsi="Malgun Gothic" w:eastAsia="Malgun Gothic"/>
+                <w:b w:val="0"/>
+                <w:sz w:val="20"/>
+              </w:rPr>
+              <w:t>캐시된 라우팅 스냅샷을 보조 비교 기준으로 사용 (현재 검토 단계)</w:t>
+            </w:r>
+          </w:p>
+        </w:tc>
+      </w:tr>
+      <w:tr>
+        <w:tc>
+          <w:tcPr>
+            <w:tcW w:type="dxa" w:w="3009"/>
+          </w:tcPr>
+          <w:p>
+            <w:r/>
+            <w:r>
+              <w:rPr>
+                <w:rFonts w:ascii="Malgun Gothic" w:hAnsi="Malgun Gothic" w:eastAsia="Malgun Gothic"/>
+                <w:b w:val="0"/>
+                <w:sz w:val="20"/>
+              </w:rPr>
+              <w:t>대중교통 자료 (선택)</w:t>
+            </w:r>
+          </w:p>
+        </w:tc>
+        <w:tc>
+          <w:tcPr>
+            <w:tcW w:type="dxa" w:w="3009"/>
+          </w:tcPr>
+          <w:p>
+            <w:r/>
+            <w:r>
+              <w:rPr>
+                <w:rFonts w:ascii="Malgun Gothic" w:hAnsi="Malgun Gothic" w:eastAsia="Malgun Gothic"/>
+                <w:b w:val="0"/>
+                <w:sz w:val="20"/>
+              </w:rPr>
+              <w:t>KTDB GTFS, 서울교통공사 9호선 자료</w:t>
+            </w:r>
+          </w:p>
+        </w:tc>
+        <w:tc>
+          <w:tcPr>
+            <w:tcW w:type="dxa" w:w="3009"/>
+          </w:tcPr>
+          <w:p>
+            <w:r/>
+            <w:r>
+              <w:rPr>
+                <w:rFonts w:ascii="Malgun Gothic" w:hAnsi="Malgun Gothic" w:eastAsia="Malgun Gothic"/>
+                <w:b w:val="0"/>
+                <w:sz w:val="20"/>
+              </w:rPr>
+              <w:t>철도 운행 간격과 수송 능력 근거 캐시 (현재 약한 근거)</w:t>
+            </w:r>
+          </w:p>
+        </w:tc>
+      </w:tr>
+    </w:tbl>
+    <w:p/>
+    <w:p>
+      <w:r>
+        <w:rPr>
+          <w:rFonts w:ascii="Malgun Gothic" w:hAnsi="Malgun Gothic" w:eastAsia="Malgun Gothic"/>
+          <w:b/>
+          <w:sz w:val="24"/>
+        </w:rPr>
+        <w:t>도로망 입력 구축 흐름</w:t>
+      </w:r>
+    </w:p>
+    <w:p>
+      <w:r>
+        <w:rPr>
+          <w:rFonts w:ascii="Malgun Gothic" w:hAnsi="Malgun Gothic" w:eastAsia="Malgun Gothic"/>
+          <w:b w:val="0"/>
+          <w:sz w:val="22"/>
+        </w:rPr>
+        <w:t>도로망은 `data/regions/pilot_region.yaml`에 정의한 송파 공공 시범 권역 bbox (북 37.5300, 남 37.5000, 동 127.1400, 서 127.0900)를 기준으로 Overpass API에 직접 질의해 받아온다. 결과 JSON의 node와 way를 NetworkX `MultiDiGraph`로 변환한 뒤 `oneway` 태그가 아닐 때 양방향 간선을 추가하고, 평면 근사식으로 길이를 계산한다. 이 그래프는 `data/cache/pilot_region_road.graphml`로 저장되며, 함께 만들어지는 `pilot_region_road_manifest.json`에는 추출 시각, Overpass 질의 문자열, 노드·간선 수, OSM 출처 표기, 그리고 “이 캐시는 시범 스모크 한정 근거이며 발표 주장에는 외부 검증과 변수 보정이 추가로 필요하다”는 청구 범위 제한이 함께 기록된다. 현재 캐시는 13,268개 노드와 28,947개 간선을 가진다.</w:t>
+      </w:r>
+    </w:p>
+    <w:p>
+      <w:r>
+        <w:rPr>
+          <w:rFonts w:ascii="Malgun Gothic" w:hAnsi="Malgun Gothic" w:eastAsia="Malgun Gothic"/>
+          <w:b w:val="0"/>
+          <w:sz w:val="22"/>
+        </w:rPr>
+        <w:t>이 OSM 캐시는 `src/realworld/osm_network.py`의 `load_graphml`로 다시 읽어 시뮬레이터 형식으로 정규화되고, `attributes.py`와 `zones.py`가 도로 속성 매핑·집결지·목적지 연결 간선을 부여한 다음, `adapter.py`가 본 시뮬레이터의 `DiGraph` 입력으로 변환한다. osmnx 의존성은 lazy import로 묶어 두어 오프라인 환경에서도 기존 캐시만으로 검증 실행이 가능하도록 했다.</w:t>
+      </w:r>
+    </w:p>
+    <w:p>
+      <w:r>
+        <w:rPr>
+          <w:rFonts w:ascii="Malgun Gothic" w:hAnsi="Malgun Gothic" w:eastAsia="Malgun Gothic"/>
+          <w:b/>
+          <w:sz w:val="24"/>
+        </w:rPr>
+        <w:t>핵심 수치 모형</w:t>
+      </w:r>
+    </w:p>
+    <w:p>
+      <w:r>
+        <w:rPr>
+          <w:rFonts w:ascii="Malgun Gothic" w:hAnsi="Malgun Gothic" w:eastAsia="Malgun Gothic"/>
+          <w:b w:val="0"/>
+          <w:sz w:val="22"/>
+        </w:rPr>
+        <w:t>도로 통행시간은 표준 BPR 함수로 계산한다. 자유흐름 시간을 t0, 시간당 차량 진입수를 v, 용량을 C라 할 때 t = t0 · (1 + α · (v/C)^β) 형태이며, 기본값은 α = 0.15, β = 4.0이다. 전시 또는 비상상황의 혼잡 가중을 표현하기 위해 v/C에 0.8부터 2.0까지의 척도 인자를 곱해 5수준으로 비교한다. 시간당 진입수는 `DynamicRoadTraffic`이 각 간선에 대해 60분 길이의 이동 창에서 진입 시각을 누적해 산출하고, 차량이 간선에 진입하는 순간의 혼잡 정도로 평가한다.</w:t>
+      </w:r>
+    </w:p>
+    <w:p>
+      <w:r>
+        <w:rPr>
+          <w:rFonts w:ascii="Malgun Gothic" w:hAnsi="Malgun Gothic" w:eastAsia="Malgun Gothic"/>
+          <w:b w:val="0"/>
+          <w:sz w:val="22"/>
+        </w:rPr>
+        <w:t>도로 장애는 간선별 기본 실패확률 p_fail에 시나리오 척도 인자 p_fail_scale을 곱한 베르누이 시행으로 표현한다. 시나리오 척도는 0.0부터 3.0까지 7수준이며, 장애 모드는 완전 차단(blocked)과 용량 저하(0.25, 0.5, 0.75 중 하나) 두 종류를 비교한다. 집결 인원의 도착 지연은 로그정규 분포로 표현하며, μ = 2.0, σ ∈ {0.3, 0.5, 0.7, 1.0}을 비교한다. 철도 구간은 고정 헤드웨이와 열차당 수송 능력을 갖춘 결정론적 운행으로 모형화하고, 환승은 기본 시간과 인원 비례 추가시간 합으로 계산한다.</w:t>
+      </w:r>
+    </w:p>
+    <w:p>
+      <w:r>
+        <w:rPr>
+          <w:rFonts w:ascii="Malgun Gothic" w:hAnsi="Malgun Gothic" w:eastAsia="Malgun Gothic"/>
+          <w:b/>
+          <w:sz w:val="24"/>
+        </w:rPr>
+        <w:t>디스패치, 정책, 페어드 비교 구조</w:t>
+      </w:r>
+    </w:p>
+    <w:p>
+      <w:r>
+        <w:rPr>
+          <w:rFonts w:ascii="Malgun Gothic" w:hAnsi="Malgun Gothic" w:eastAsia="Malgun Gothic"/>
+          <w:b w:val="0"/>
+          <w:sz w:val="22"/>
+        </w:rPr>
+        <w:t>차량 배차는 `plan_dispatches`가 정해진 첫 출발 시각, 5분 배차 간격, 23대 차량, 5분 회차 시간으로 운행 계획을 생성하고, `FleetAvailability`가 각 차량의 가용 시각을 관리한다. 출발 정책은 정해진 시각에 도착한 인원만 태우고 출발하는 정책(STRICT)과, 최대 W분까지 대기하되 점유율이 θ 이상이면 출발하는 정책(GRACE)을 비교한다. GRACE의 W는 15, 30, 60분, θ는 0.8, 0.9를 사용한다.</w:t>
+      </w:r>
+    </w:p>
+    <w:p>
+      <w:r>
+        <w:rPr>
+          <w:rFonts w:ascii="Malgun Gothic" w:hAnsi="Malgun Gothic" w:eastAsia="Malgun Gothic"/>
+          <w:b w:val="0"/>
+          <w:sz w:val="22"/>
+        </w:rPr>
+        <w:t>실험은 두 수송 방식, 6개 정책 조합, 혼잡 척도 5수준, 장애 척도 7수준, 지각 척도 4수준, 시드 30개 복제로 구성되며, 동일한 시드에서 정책만 바꿔 비교하는 공통 난수 페어링(CRN)을 사용해 우연한 차이를 줄였다. 결과 지표는 전체 완료시간, 정시 도착 비율, 미도착 인원, 미도착 인원을 1,440분 벌점으로 반영한 보정 완료시간, 도로 차량 운행시간 대비 수송 인원, 전체 수단 운행시간 대비 수송 인원 등 다지표를 함께 사용한다.</w:t>
+      </w:r>
+    </w:p>
+    <w:p>
+      <w:r>
+        <w:rPr>
+          <w:rFonts w:ascii="Malgun Gothic" w:hAnsi="Malgun Gothic" w:eastAsia="Malgun Gothic"/>
+          <w:b/>
+          <w:sz w:val="24"/>
+        </w:rPr>
+        <w:t>분석 파이프라인</w:t>
+      </w:r>
+    </w:p>
+    <w:p>
+      <w:r>
+        <w:rPr>
+          <w:rFonts w:ascii="Malgun Gothic" w:hAnsi="Malgun Gothic" w:eastAsia="Malgun Gothic"/>
+          <w:b w:val="0"/>
+          <w:sz w:val="22"/>
+        </w:rPr>
+        <w:t>전체 흐름은 다음과 같이 단계별로 구성되어 있다.</w:t>
+      </w:r>
+    </w:p>
+    <w:p>
+      <w:pPr>
+        <w:pStyle w:val="ListBullet"/>
+      </w:pPr>
+      <w:r>
+        <w:rPr>
+          <w:rFonts w:ascii="Malgun Gothic" w:hAnsi="Malgun Gothic" w:eastAsia="Malgun Gothic"/>
+          <w:b w:val="0"/>
+          <w:sz w:val="22"/>
+        </w:rPr>
+        <w:t>`scripts/build_pilot_cache.py`로 Overpass에서 OSM 도로망 캐시를 생성하거나 기존 캐시를 보존한다.</w:t>
+      </w:r>
+    </w:p>
+    <w:p>
+      <w:pPr>
+        <w:pStyle w:val="ListBullet"/>
+      </w:pPr>
+      <w:r>
+        <w:rPr>
+          <w:rFonts w:ascii="Malgun Gothic" w:hAnsi="Malgun Gothic" w:eastAsia="Malgun Gothic"/>
+          <w:b w:val="0"/>
+          <w:sz w:val="22"/>
+        </w:rPr>
+        <w:t>`main.py`가 두 수송 방식과 정책 조합을 시드 페어링으로 반복 실행하여 `results/` 아래에 원자료 CSV를 작성한다.</w:t>
+      </w:r>
+    </w:p>
+    <w:p>
+      <w:pPr>
+        <w:pStyle w:val="ListBullet"/>
+      </w:pPr>
+      <w:r>
+        <w:rPr>
+          <w:rFonts w:ascii="Malgun Gothic" w:hAnsi="Malgun Gothic" w:eastAsia="Malgun Gothic"/>
+          <w:b w:val="0"/>
+          <w:sz w:val="22"/>
+        </w:rPr>
+        <w:t>`make_pilot_figures.py`와 `pilot_statistics.py`가 신뢰구간과 정책 차이 표를 생성한다.</w:t>
+      </w:r>
+    </w:p>
+    <w:p>
+      <w:pPr>
+        <w:pStyle w:val="ListBullet"/>
+      </w:pPr>
+      <w:r>
+        <w:rPr>
+          <w:rFonts w:ascii="Malgun Gothic" w:hAnsi="Malgun Gothic" w:eastAsia="Malgun Gothic"/>
+          <w:b w:val="0"/>
+          <w:sz w:val="22"/>
+        </w:rPr>
+        <w:t>`run_sensitivity.py`가 SALib Morris 일차원 민감도 스크리닝을 수행한다.</w:t>
+      </w:r>
+    </w:p>
+    <w:p>
+      <w:pPr>
+        <w:pStyle w:val="ListBullet"/>
+      </w:pPr>
+      <w:r>
+        <w:rPr>
+          <w:rFonts w:ascii="Malgun Gothic" w:hAnsi="Malgun Gothic" w:eastAsia="Malgun Gothic"/>
+          <w:b w:val="0"/>
+          <w:sz w:val="22"/>
+        </w:rPr>
+        <w:t>`run_plausibility_validation.py`와 `run_osrm_route_benchmark.py`가 내부 경로 타당성과 외부 라우팅 기준 비교를 수행한다. 외부 OSRM 기준은 그 자체가 정답이 아니라 보조 비교 지표로 다룬다.</w:t>
+      </w:r>
+    </w:p>
+    <w:p>
+      <w:pPr>
+        <w:pStyle w:val="ListBullet"/>
+      </w:pPr>
+      <w:r>
+        <w:rPr>
+          <w:rFonts w:ascii="Malgun Gothic" w:hAnsi="Malgun Gothic" w:eastAsia="Malgun Gothic"/>
+          <w:b w:val="0"/>
+          <w:sz w:val="22"/>
+        </w:rPr>
+        <w:t>`generate_report.py`가 본 문서를 docx로 변환한다.</w:t>
+      </w:r>
+    </w:p>
+    <w:p>
+      <w:r>
+        <w:rPr>
+          <w:rFonts w:ascii="Malgun Gothic" w:hAnsi="Malgun Gothic" w:eastAsia="Malgun Gothic"/>
+          <w:b w:val="0"/>
+          <w:sz w:val="22"/>
+        </w:rPr>
+        <w:t>이 외에도 `src/realworld/` 아래에 다수의 검토·승인 점검 모듈(예: `road_evidence_review_packet.py`, `validation_review_packet.py`, `graph_scale_method_decision_packet.py` 등)이 있다. 이 모듈들은 결과를 만들지 않으며, 어떤 가정이 아직 근거 부족 상태인지 표 형태로 가시화해 검토 순서를 정리하는 메타 계층이다. 따라서 현재 보고서는 위에 정리한 도구를 사용해 결과를 만들 수 있는 단계까지 도달했지만, 그 결과를 공식 운영 지침으로 인정하는 형식적 승인 절차는 별개의 검토 항목으로 남아 있다.</w:t>
       </w:r>
     </w:p>
     <w:p>

--- a/report.docx
+++ b/report.docx
@@ -32,7 +32,7 @@
       <w:r>
         <w:drawing>
           <wp:inline xmlns:a="http://schemas.openxmlformats.org/drawingml/2006/main" xmlns:pic="http://schemas.openxmlformats.org/drawingml/2006/picture">
-            <wp:extent cx="6035040" cy="3396515"/>
+            <wp:extent cx="6035040" cy="3055131"/>
             <wp:docPr id="1" name="Picture 1"/>
             <wp:cNvGraphicFramePr>
               <a:graphicFrameLocks noChangeAspect="1"/>
@@ -53,7 +53,7 @@
                   <pic:spPr>
                     <a:xfrm>
                       <a:off x="0" y="0"/>
-                      <a:ext cx="6035040" cy="3396515"/>
+                      <a:ext cx="6035040" cy="3055131"/>
                     </a:xfrm>
                     <a:prstGeom prst="rect"/>
                   </pic:spPr>

--- a/report.docx
+++ b/report.docx
@@ -6,10 +6,10 @@
       <w:r>
         <w:rPr>
           <w:rFonts w:ascii="Malgun Gothic" w:hAnsi="Malgun Gothic" w:eastAsia="Malgun Gothic"/>
-          <w:b/>
-          <w:sz w:val="36"/>
+          <w:b w:val="0"/>
+          <w:sz w:val="22"/>
         </w:rPr>
-        <w:t>위기상황 지역 인력 이동수단 비교 시뮬레이션 보고서</w:t>
+        <w:t>﻿# 위기상황 지역 인력 이동수단 비교 시뮬레이션 보고서</w:t>
       </w:r>
     </w:p>
     <w:p>
@@ -22,7 +22,7 @@
           <w:b w:val="0"/>
           <w:sz w:val="22"/>
         </w:rPr>
-        <w:t>Current project status (2026-05-09): `final_study_ready=false`. Ready gates are `3/15` (`real_input_smoke`, `structured_disruptions`, `policy_alternatives`), blocked gates are `12/15`, and formal acceptance is `0/12` ready. This document is current-state or review support only; it does not create formal approval, calibrated real-world results, or operational routing guidance.</w:t>
+        <w:t>Current project status (2026-06-12): `final_study_ready=false`. This document is current-state or review support only; it does not create formal approval, calibrated real-world results, or operational routing guidance. Updated with 15,870-row experiment results (α=0.50, σ=0.8, fleet 8/5/4, time_limit=200, 23 policies, 23 scenarios incl. 3 spatial overlays + 3 rail stress + 2 multi-hazard + 5 rail severity ladder + 1 transfer point disruption, 30 seeds). Re-run with genuine stochasticity: road noise σ=0.05, turnaround noise λ=0.2, probabilistic edge disruption.</w:t>
       </w:r>
     </w:p>
     <w:p>
@@ -138,7 +138,7 @@
           <w:b w:val="0"/>
           <w:sz w:val="22"/>
         </w:rPr>
-        <w:t>현재 기본 결과는 아직 보정된 실제 지역 실험이 아니다. 기존 추상 네트워크와 가정된 운용 조건에서는 버스 단독 방식이 시간 측면에서 더 빠르고 안정적인 경향을 보였다. 반면 복합 수송은 일부 자원 효율 지표에서 장점이 있지만, 철도 접근 도로와 마지막 도로 구간이 막히거나 약해질 때 성과가 크게 나빠졌다. 따라서 이번 결과는 “복합 수송이 항상 유리하다” 또는 “버스 단독이 항상 유리하다”는 결론이 아니다. 현재 입력과 가정에서 나타난 조건부 결과로 이해해야 한다.</w:t>
+        <w:t>현재 기본 결과는 아직 보정된 실제 지역 실험이 아니다. 500명 규모 비상 수요와 164노드 다중 통로 그래프, 23개 정책(기존 19개 + 차량 규모 3수준(35/25/15명) + 차량 부족 중증(0.50x)), 23개 시나리오(기존 17개 + 철도 심각도 사다리 5개(지연 경증/중증/사용불가 + 복합스트레스 경증/중증) + 환승 지점 장애 1개), 30개 시드를 사용한 시범 실험(총 15,870개 행)에서 핵심 발견은 장애의 공간적 위치가 수송 방식의 우위를 결정한다는 것이다. 첫째, 혼잡만으로는 복합모드 우위가 나타나지 않는다. 정상(1x)에서 6x 혼잡까지 버스 단독이 일관되게 빠르다(19.84분 vs 46.51분 ~ 80.41분 vs 123.05분). 8x에서는 버스 단독이 완전 붕괴하고(CR=0.20), 복합모드도 CR=0.67로 떨어진다. 둘째, 혼잡과 탄천 복도 장애가 결합하면 상황이 반전된다. 4x 혼잡+탄천 장애에서는 확률적 장애로 양쪽 모두 미도착이 발생하지만 복합모드가 더 높은 완료율을 보인다(inf/CR=0.97 vs inf/CR=0.93). 6x+탄천에서는 버스 단독이 붕괴(inf/CR=0.20)하지만 복합모드는 inf/CR=0.96을 유지한다. 셋째, 새로 추가된 공간적 오버레이 시나리오에서 6x 혼잡 시 모든 위치에서 복합모드가 더 높은 완료율을 유지한다. 피더 구간 장애(songpa_spatial_feeder_east)에서 복합모드 CR=0.89 vs 버스 CR=0.80, 라스트마일 구간 장애(songpa_spatial_lastmile_west)에서 복합모드 CR=0.91 vs 버스 CR=0.80, 집결지 인근 공통 구간 장애(songpa_spatial_assembly_egress)에서 복합모드 CR=0.58 vs 버스 CR=0.12로 양쪽 모두 타격을 받는다. 넷째, 환승 스트레스가 극단에서 복합모드 완료시간을 최대 +120.96분까지 증가시키지만(46.51→167.47분), 200분 제한 시간 덕분에 완료율은 1.0으로 유지된다. 다섯째, 철도 서비스 저하(지연 +5.96분, 복합 스트레스 +10.96분)는 기본 조건에서 복합모드 완료시간을 증가시킨다. 여섯째, 복합 위험 시나리오(탄천+철도 지연)에서 6x 혼잡 시 복합모드 inf/CR=0.96 vs 버스 inf/CR=0.20으로, 도로 장애가 버스 경로를 타격할 때는 중간 수준 철도 저하에서도 복합모드 우위가 지속된다. 접근도로+철도 용량 축소 조합에서는 양쪽 모두 완전 붕괴한다. 따라서 "조건부 회복력"은 장애 위치에 의존적이며, 확률적 장애 메커니즘 도입 후에는 복합모드가 더 넓은 범위의 장애 조건에서 더 높은 완료율을 유지한다.</w:t>
       </w:r>
     </w:p>
     <w:p>
@@ -278,7 +278,7 @@
           <w:b w:val="0"/>
           <w:sz w:val="22"/>
         </w:rPr>
-        <w:t>이번 시뮬레이션의 기본 결과는 수송 방식의 구조적 차이를 보기 위해 작은 추상 네트워크를 사용했다. 실제 서울 도로망 전체를 그대로 반영한 것은 아니며, 두 수송 방식이 어떤 조건에서 달라지는지 비교하기 위한 통제된 실험 환경이다.</w:t>
+        <w:t>이번 시뮬레이션의 기본 결과는 수송 방식의 구조적 차이를 보기 위해 작은 추상 네트워크를 사용했다. 실제 서울 도로망 전체를 그대로 반영한 것은 아니며, 두 수송 방식이 어떤 조건에서 달라지는지 비교하기 위한 통제된 실험 환경이다. 특히 α = 0.50, σ = 0.8, 차량 17대(버스 8, 셔틀 5, 라스트마일 4), 제한 시간 200분의 가정이 현재 결과에 큰 영향을 준다.</w:t>
       </w:r>
     </w:p>
     <w:p>
@@ -1124,7 +1124,7 @@
           <w:b w:val="0"/>
           <w:sz w:val="22"/>
         </w:rPr>
-        <w:t>도로 통행시간은 표준 BPR 함수로 계산한다. 자유흐름 시간을 t0, 시간당 차량 진입수를 v, 용량을 C라 할 때 t = t0 · (1 + α · (v/C)^β) 형태이며, 기본값은 α = 0.15, β = 4.0이다. 전시 또는 비상상황의 혼잡 가중을 표현하기 위해 v/C에 0.8부터 2.0까지의 척도 인자를 곱해 5수준으로 비교한다. 시간당 진입수는 `DynamicRoadTraffic`이 각 간선에 대해 60분 길이의 이동 창에서 진입 시각을 누적해 산출하고, 차량이 간선에 진입하는 순간의 혼잡 정도로 평가한다.</w:t>
+        <w:t>도로 통행시간은 표준 BPR 함수로 계산한다. 자유흐름 시간을 t0, 시간당 차량 진입수를 v, 용량을 C라 할 때 t = t0 · (1 + α · (v/C)^β) 형태이며, 현재 실험에서는 α = 0.50, β = 4.0을 사용한다(표준 기본값 α = 0.15보다 높아 혼잡 민감도가 크다). 전시 또는 비상상황의 혼잡 가중을 표현하기 위해 배경 교통량에 1x, 2x, 4x, 6x, 8x의 5단계 승수를 적용해 비교한다. 시간당 진입수는 `DynamicRoadTraffic`이 각 간선에 대해 60분 길이의 이동 창에서 진입 시각을 누적해 산출하고, 차량이 간선에 진입하는 순간의 혼잡 정도로 평가한다.</w:t>
       </w:r>
     </w:p>
     <w:p>
@@ -1134,7 +1134,7 @@
           <w:b w:val="0"/>
           <w:sz w:val="22"/>
         </w:rPr>
-        <w:t>도로 장애는 간선별 기본 실패확률 p_fail에 시나리오 척도 인자 p_fail_scale을 곱한 베르누이 시행으로 표현한다. 시나리오 척도는 0.0부터 3.0까지 7수준이며, 장애 모드는 완전 차단(blocked)과 용량 저하(0.25, 0.5, 0.75 중 하나) 두 종류를 비교한다. 집결 인원의 도착 지연은 로그정규 분포로 표현하며, μ = 2.0, σ ∈ {0.3, 0.5, 0.7, 1.0}을 비교한다. 철도 구간은 고정 헤드웨이와 열차당 수송 능력을 갖춘 결정론적 운행으로 모형화하고, 환승은 기본 시간과 인원 비례 추가시간 합으로 계산한다.</w:t>
+        <w:t>도로 장애는 간선별 기본 실패확률 p_fail에 시나리오 척도 인자 p_fail_scale을 곱한 베르누이 시행으로 표현한다. 시나리오 척도는 0.0부터 3.0까지 7수준이며, 장애 모드는 완전 차단(blocked)과 용량 저하(0.25, 0.5, 0.75 중 하나) 두 종류를 비교한다. 집결 인원의 도착 지연은 로그정규 분포로 표현하며, μ = 2.0, σ = 0.8을 기본값으로 사용한다(이전 σ = 0.5보다 꼬리가 두꺼워 지각자가 더 많이 발생한다). 철도 구간은 고정 헤드웨이와 열차당 수송 능력을 갖춘 결정론적 운행으로 모형화하고, 환승은 기본 시간과 인원 비례 추가시간 합으로 계산한다.</w:t>
       </w:r>
     </w:p>
     <w:p>
@@ -1154,7 +1154,7 @@
           <w:b w:val="0"/>
           <w:sz w:val="22"/>
         </w:rPr>
-        <w:t>차량 배차는 `plan_dispatches`가 정해진 첫 출발 시각, 5분 배차 간격, 23대 차량, 5분 회차 시간으로 운행 계획을 생성하고, `FleetAvailability`가 각 차량의 가용 시각을 관리한다. 출발 정책은 정해진 시각에 도착한 인원만 태우고 출발하는 정책(STRICT)과, 최대 W분까지 대기하되 점유율이 θ 이상이면 출발하는 정책(GRACE)을 비교한다. GRACE의 W는 15, 30, 60분, θ는 0.8, 0.9를 사용한다.</w:t>
+        <w:t>차량 배차는 `plan_dispatches`가 정해진 첫 출발 시각, 5분 배차 간격, 버스 8대·셔틀 5대·라스트마일 4대(총 17대), 5분 회차 시간으로 운행 계획을 생성하고, `FleetAvailability`가 각 차량의 가용 시각을 관리한다. 출발 정책은 정해진 시각에 도착한 인원만 태우고 출발하는 정책(STRICT)과, 최대 W분까지 대기하되 점유율이 θ 이상이면 출발하는 정책(GRACE)을 비교한다. GRACE의 W는 15, 30, 60분, θ는 0.8, 0.9를 사용한다.</w:t>
       </w:r>
     </w:p>
     <w:p>
@@ -1164,7 +1164,7 @@
           <w:b w:val="0"/>
           <w:sz w:val="22"/>
         </w:rPr>
-        <w:t>실험은 두 수송 방식, 6개 정책 조합, 혼잡 척도 5수준, 장애 척도 7수준, 지각 척도 4수준, 시드 30개 복제로 구성되며, 동일한 시드에서 정책만 바꿔 비교하는 공통 난수 페어링(CRN)을 사용해 우연한 차이를 줄였다. 결과 지표는 전체 완료시간, 정시 도착 비율, 미도착 인원, 미도착 인원을 1,440분 벌점으로 반영한 보정 완료시간, 도로 차량 운행시간 대비 수송 인원, 전체 수단 운행시간 대비 수송 인원 등 다지표를 함께 사용한다.</w:t>
+        <w:t>실험은 두 수송 방식, 23개 정책 조합(기존 15개 + 환승 스트레스 4개: mild/moderate/severe/extreme + 차량 규모 3수준(35/25/15명) + 차량 부족 중증(0.50x)), 혼잡 승수 5수준(1x, 2x, 4x, 6x, 8x), 장애 시나리오 23개(기존 9개 + 공간적 오버레이 3개 + 철도 스트레스 3개 + 복합 위험 2개 + 철도 심각도 사다리 5개(지연 경증/중증/사용불가 + 복합스트레스 경증/중증) + 환승 지점 장애 1개), 시드 30개 복제로 구성되며(총 15,870개 행, 529개 요약 행), 동일한 시드에서 정책만 바꿔 비교하는 공통 난수 페어링(CRN)을 사용해 우연한 차이를 줄였다. 시드 간 분산이 이전보다 커져 30개 시드에서 12~18개의 고유 완료시간이 관찰된다(이전에는 1~2개). 결과 지표는 전체 완료시간, 정시 도착 비율, 미도착 인원, 미도착 인원을 1,440분 벌점으로 반영한 보정 완료시간, 도로 차량 운행시간 대비 수송 인원, 전체 수단 운행시간 대비 수송 인원 등 다지표를 함께 사용한다. 제한 시간은 200분이다(이전 240분에서 단축).</w:t>
       </w:r>
     </w:p>
     <w:p>
@@ -1322,7 +1322,46 @@
           <w:b w:val="0"/>
           <w:sz w:val="22"/>
         </w:rPr>
-        <w:t>이 단계에서는 총 8,400개의 짝지은 비교 실험을 수행했다. 두 수송 방식은 같은 무작위 상황을 공유하도록 하여, 우연한 차이보다 수송 방식 자체의 차이가 더 잘 드러나도록 했다.</w:t>
+        <w:t>이 단계에서는 총 8,400개의 짝지은 비교 실험(추상 네트워크)과 15,870개의 시범 짝지은 비교 실험(164노드 다중 통로 그래프, 23정책 x 23시나리오 x 30시드)을 수행했다. 23개 시나리오는 기존 9개에 3개의 공간적 오버레이 시나리오, 3개의 철도 서비스 저하 시나리오(지연, 용량 축소, 복합 스트레스), 2개의 복합 위험 시나리오(탄천+철도 지연, 접근도로+철도 용량 축소), 철도 심각도 사다리 5개(지연 경증/중증/사용불가 + 복합스트레스 경증/중증), 환승 지점 장애 1개를 추가한 것이다.</w:t>
+      </w:r>
+    </w:p>
+    <w:p>
+      <w:pPr>
+        <w:pStyle w:val="ListBullet"/>
+      </w:pPr>
+      <w:r>
+        <w:rPr>
+          <w:rFonts w:ascii="Malgun Gothic" w:hAnsi="Malgun Gothic" w:eastAsia="Malgun Gothic"/>
+          <w:b w:val="0"/>
+          <w:sz w:val="22"/>
+        </w:rPr>
+        <w:t>songpa_spatial_feeder_east: 집결지에서 철도 접근 거점까지 가는 피더 버스 경로 동쪽 구간 장애</w:t>
+      </w:r>
+    </w:p>
+    <w:p>
+      <w:pPr>
+        <w:pStyle w:val="ListBullet"/>
+      </w:pPr>
+      <w:r>
+        <w:rPr>
+          <w:rFonts w:ascii="Malgun Gothic" w:hAnsi="Malgun Gothic" w:eastAsia="Malgun Gothic"/>
+          <w:b w:val="0"/>
+          <w:sz w:val="22"/>
+        </w:rPr>
+        <w:t>songpa_spatial_lastmile_west: 철도 하차 거점에서 목적지까지 가는 라스트마일 버스 경로 중 잠실역 인근 구간 장애 (공간 범위 약 5배 확장)</w:t>
+      </w:r>
+    </w:p>
+    <w:p>
+      <w:pPr>
+        <w:pStyle w:val="ListBullet"/>
+      </w:pPr>
+      <w:r>
+        <w:rPr>
+          <w:rFonts w:ascii="Malgun Gothic" w:hAnsi="Malgun Gothic" w:eastAsia="Malgun Gothic"/>
+          <w:b w:val="0"/>
+          <w:sz w:val="22"/>
+        </w:rPr>
+        <w:t>songpa_spatial_assembly_egress: 집결지 인근 공통 초기 도로 구간 장애</w:t>
       </w:r>
     </w:p>
     <w:p>
@@ -1536,7 +1575,7 @@
           <w:b w:val="0"/>
           <w:sz w:val="22"/>
         </w:rPr>
-        <w:t>주요 결과는 한 문장으로 요약하면 “버스 단독은 더 빠르고, 복합 수송은 자원 효율에서 장점이 있으나 연결 구간의 취약성에 민감하다”이다. 따라서 시간만 볼 때와 자원 효율까지 함께 볼 때의 판단이 달라질 수 있다.</w:t>
+        <w:t>500명 비상 수요, 23개 정책(기존 19개 + 차량 규모 3수준(35/25/15명) + 차량 부족 중증(0.50x)), 23개 시나리오(기존 17개 + 철도 심각도 사다리 5개(지연 경증/중증/사용불가 + 복합스트레스 경증/중증) + 환승 지점 장애 1개), 30개 시드(총 15,870개 행, 529개 요약 행)의 다중 통로 시범 실험에서 혼잡 단독 효과, 혼잡+장애 결합 효과, 철도 저하 효과, 환승 스트레스 효과, 복합 위험 효과, 그리고 장애의 공간적 위치에 따른 비대칭 효과가 관찰되었다. 확률적 장애 메커니즘(road noise σ=0.05, turnaround noise λ=0.2, probabilistic edge disruption) 도입 후 핵심 발견은 혼잡만으로는 복합모드 우위가 나타나지 않으며, 혼잡과 장애가 결합할 때 복합모드가 더 높은 완료율을 유지한다는 것이다.</w:t>
       </w:r>
     </w:p>
     <w:p>
@@ -1600,7 +1639,7 @@
           <w:b/>
           <w:sz w:val="24"/>
         </w:rPr>
-        <w:t>기본 구조에서의 결과</w:t>
+        <w:t>혼잡 임계값 결과 (장애 없음)</w:t>
       </w:r>
     </w:p>
     <w:p>
@@ -1610,7 +1649,448 @@
           <w:b w:val="0"/>
           <w:sz w:val="22"/>
         </w:rPr>
-        <w:t>현재 기본 구조에서는 버스 단독 수송이 시간 측면에서 더 유리했다. 특히 도로가 완전히 차단되는 상황을 고려하면, 복합 수송은 철도 접근 구간 또는 마지막 도로 구간의 취약성이 크게 드러났다.</w:t>
+        <w:t>혼잡 승수 5단계(1x, 2x, 4x, 6x, 8x)에서 장애가 없을 때의 결과는 다음과 같다.</w:t>
+      </w:r>
+    </w:p>
+    <w:tbl>
+      <w:tblPr>
+        <w:tblStyle w:val="TableGrid"/>
+        <w:tblW w:type="auto" w:w="0"/>
+        <w:jc w:val="center"/>
+        <w:tblLook w:firstColumn="1" w:firstRow="1" w:lastColumn="0" w:lastRow="0" w:noHBand="0" w:noVBand="1" w:val="04A0"/>
+      </w:tblPr>
+      <w:tblGrid>
+        <w:gridCol w:w="2256"/>
+        <w:gridCol w:w="2256"/>
+        <w:gridCol w:w="2256"/>
+        <w:gridCol w:w="2256"/>
+      </w:tblGrid>
+      <w:tr>
+        <w:tc>
+          <w:tcPr>
+            <w:tcW w:type="dxa" w:w="2256"/>
+            <w:shd w:val="clear" w:color="auto" w:fill="1F3864"/>
+          </w:tcPr>
+          <w:p>
+            <w:pPr>
+              <w:jc w:val="center"/>
+            </w:pPr>
+            <w:r/>
+            <w:r>
+              <w:rPr>
+                <w:rFonts w:ascii="Malgun Gothic" w:hAnsi="Malgun Gothic" w:eastAsia="Malgun Gothic"/>
+                <w:b/>
+                <w:color w:val="FFFFFF"/>
+                <w:sz w:val="20"/>
+              </w:rPr>
+              <w:t>혼잡 수준</w:t>
+            </w:r>
+          </w:p>
+        </w:tc>
+        <w:tc>
+          <w:tcPr>
+            <w:tcW w:type="dxa" w:w="2256"/>
+            <w:shd w:val="clear" w:color="auto" w:fill="1F3864"/>
+          </w:tcPr>
+          <w:p>
+            <w:pPr>
+              <w:jc w:val="center"/>
+            </w:pPr>
+            <w:r/>
+            <w:r>
+              <w:rPr>
+                <w:rFonts w:ascii="Malgun Gothic" w:hAnsi="Malgun Gothic" w:eastAsia="Malgun Gothic"/>
+                <w:b/>
+                <w:color w:val="FFFFFF"/>
+                <w:sz w:val="20"/>
+              </w:rPr>
+              <w:t>버스 전용</w:t>
+            </w:r>
+          </w:p>
+        </w:tc>
+        <w:tc>
+          <w:tcPr>
+            <w:tcW w:type="dxa" w:w="2256"/>
+            <w:shd w:val="clear" w:color="auto" w:fill="1F3864"/>
+          </w:tcPr>
+          <w:p>
+            <w:pPr>
+              <w:jc w:val="center"/>
+            </w:pPr>
+            <w:r/>
+            <w:r>
+              <w:rPr>
+                <w:rFonts w:ascii="Malgun Gothic" w:hAnsi="Malgun Gothic" w:eastAsia="Malgun Gothic"/>
+                <w:b/>
+                <w:color w:val="FFFFFF"/>
+                <w:sz w:val="20"/>
+              </w:rPr>
+              <w:t>복합 모드</w:t>
+            </w:r>
+          </w:p>
+        </w:tc>
+        <w:tc>
+          <w:tcPr>
+            <w:tcW w:type="dxa" w:w="2256"/>
+            <w:shd w:val="clear" w:color="auto" w:fill="1F3864"/>
+          </w:tcPr>
+          <w:p>
+            <w:pPr>
+              <w:jc w:val="center"/>
+            </w:pPr>
+            <w:r/>
+            <w:r>
+              <w:rPr>
+                <w:rFonts w:ascii="Malgun Gothic" w:hAnsi="Malgun Gothic" w:eastAsia="Malgun Gothic"/>
+                <w:b/>
+                <w:color w:val="FFFFFF"/>
+                <w:sz w:val="20"/>
+              </w:rPr>
+              <w:t>승자</w:t>
+            </w:r>
+          </w:p>
+        </w:tc>
+      </w:tr>
+      <w:tr>
+        <w:tc>
+          <w:tcPr>
+            <w:tcW w:type="dxa" w:w="2256"/>
+          </w:tcPr>
+          <w:p>
+            <w:r/>
+            <w:r>
+              <w:rPr>
+                <w:rFonts w:ascii="Malgun Gothic" w:hAnsi="Malgun Gothic" w:eastAsia="Malgun Gothic"/>
+                <w:b w:val="0"/>
+                <w:sz w:val="20"/>
+              </w:rPr>
+              <w:t>정상 (1x)</w:t>
+            </w:r>
+          </w:p>
+        </w:tc>
+        <w:tc>
+          <w:tcPr>
+            <w:tcW w:type="dxa" w:w="2256"/>
+          </w:tcPr>
+          <w:p>
+            <w:r/>
+            <w:r>
+              <w:rPr>
+                <w:rFonts w:ascii="Malgun Gothic" w:hAnsi="Malgun Gothic" w:eastAsia="Malgun Gothic"/>
+                <w:b w:val="0"/>
+                <w:sz w:val="20"/>
+              </w:rPr>
+              <w:t>19.84분 / 완료율 100%</w:t>
+            </w:r>
+          </w:p>
+        </w:tc>
+        <w:tc>
+          <w:tcPr>
+            <w:tcW w:type="dxa" w:w="2256"/>
+          </w:tcPr>
+          <w:p>
+            <w:r/>
+            <w:r>
+              <w:rPr>
+                <w:rFonts w:ascii="Malgun Gothic" w:hAnsi="Malgun Gothic" w:eastAsia="Malgun Gothic"/>
+                <w:b w:val="0"/>
+                <w:sz w:val="20"/>
+              </w:rPr>
+              <w:t>46.51분 / 완료율 100%</w:t>
+            </w:r>
+          </w:p>
+        </w:tc>
+        <w:tc>
+          <w:tcPr>
+            <w:tcW w:type="dxa" w:w="2256"/>
+          </w:tcPr>
+          <w:p>
+            <w:r/>
+            <w:r>
+              <w:rPr>
+                <w:rFonts w:ascii="Malgun Gothic" w:hAnsi="Malgun Gothic" w:eastAsia="Malgun Gothic"/>
+                <w:b w:val="0"/>
+                <w:sz w:val="20"/>
+              </w:rPr>
+              <w:t>버스</w:t>
+            </w:r>
+          </w:p>
+        </w:tc>
+      </w:tr>
+      <w:tr>
+        <w:tc>
+          <w:tcPr>
+            <w:tcW w:type="dxa" w:w="2256"/>
+          </w:tcPr>
+          <w:p>
+            <w:r/>
+            <w:r>
+              <w:rPr>
+                <w:rFonts w:ascii="Malgun Gothic" w:hAnsi="Malgun Gothic" w:eastAsia="Malgun Gothic"/>
+                <w:b w:val="0"/>
+                <w:sz w:val="20"/>
+              </w:rPr>
+              <w:t>보통 (2x)</w:t>
+            </w:r>
+          </w:p>
+        </w:tc>
+        <w:tc>
+          <w:tcPr>
+            <w:tcW w:type="dxa" w:w="2256"/>
+          </w:tcPr>
+          <w:p>
+            <w:r/>
+            <w:r>
+              <w:rPr>
+                <w:rFonts w:ascii="Malgun Gothic" w:hAnsi="Malgun Gothic" w:eastAsia="Malgun Gothic"/>
+                <w:b w:val="0"/>
+                <w:sz w:val="20"/>
+              </w:rPr>
+              <w:t>20.55분 / 완료율 100%</w:t>
+            </w:r>
+          </w:p>
+        </w:tc>
+        <w:tc>
+          <w:tcPr>
+            <w:tcW w:type="dxa" w:w="2256"/>
+          </w:tcPr>
+          <w:p>
+            <w:r/>
+            <w:r>
+              <w:rPr>
+                <w:rFonts w:ascii="Malgun Gothic" w:hAnsi="Malgun Gothic" w:eastAsia="Malgun Gothic"/>
+                <w:b w:val="0"/>
+                <w:sz w:val="20"/>
+              </w:rPr>
+              <w:t>46.96분 / 완료율 100%</w:t>
+            </w:r>
+          </w:p>
+        </w:tc>
+        <w:tc>
+          <w:tcPr>
+            <w:tcW w:type="dxa" w:w="2256"/>
+          </w:tcPr>
+          <w:p>
+            <w:r/>
+            <w:r>
+              <w:rPr>
+                <w:rFonts w:ascii="Malgun Gothic" w:hAnsi="Malgun Gothic" w:eastAsia="Malgun Gothic"/>
+                <w:b w:val="0"/>
+                <w:sz w:val="20"/>
+              </w:rPr>
+              <w:t>버스</w:t>
+            </w:r>
+          </w:p>
+        </w:tc>
+      </w:tr>
+      <w:tr>
+        <w:tc>
+          <w:tcPr>
+            <w:tcW w:type="dxa" w:w="2256"/>
+          </w:tcPr>
+          <w:p>
+            <w:r/>
+            <w:r>
+              <w:rPr>
+                <w:rFonts w:ascii="Malgun Gothic" w:hAnsi="Malgun Gothic" w:eastAsia="Malgun Gothic"/>
+                <w:b w:val="0"/>
+                <w:sz w:val="20"/>
+              </w:rPr>
+              <w:t>혼잡 (4x)</w:t>
+            </w:r>
+          </w:p>
+        </w:tc>
+        <w:tc>
+          <w:tcPr>
+            <w:tcW w:type="dxa" w:w="2256"/>
+          </w:tcPr>
+          <w:p>
+            <w:r/>
+            <w:r>
+              <w:rPr>
+                <w:rFonts w:ascii="Malgun Gothic" w:hAnsi="Malgun Gothic" w:eastAsia="Malgun Gothic"/>
+                <w:b w:val="0"/>
+                <w:sz w:val="20"/>
+              </w:rPr>
+              <w:t>31.80분 / 완료율 100%</w:t>
+            </w:r>
+          </w:p>
+        </w:tc>
+        <w:tc>
+          <w:tcPr>
+            <w:tcW w:type="dxa" w:w="2256"/>
+          </w:tcPr>
+          <w:p>
+            <w:r/>
+            <w:r>
+              <w:rPr>
+                <w:rFonts w:ascii="Malgun Gothic" w:hAnsi="Malgun Gothic" w:eastAsia="Malgun Gothic"/>
+                <w:b w:val="0"/>
+                <w:sz w:val="20"/>
+              </w:rPr>
+              <w:t>56.45분 / 완료율 100%</w:t>
+            </w:r>
+          </w:p>
+        </w:tc>
+        <w:tc>
+          <w:tcPr>
+            <w:tcW w:type="dxa" w:w="2256"/>
+          </w:tcPr>
+          <w:p>
+            <w:r/>
+            <w:r>
+              <w:rPr>
+                <w:rFonts w:ascii="Malgun Gothic" w:hAnsi="Malgun Gothic" w:eastAsia="Malgun Gothic"/>
+                <w:b w:val="0"/>
+                <w:sz w:val="20"/>
+              </w:rPr>
+              <w:t>버스</w:t>
+            </w:r>
+          </w:p>
+        </w:tc>
+      </w:tr>
+      <w:tr>
+        <w:tc>
+          <w:tcPr>
+            <w:tcW w:type="dxa" w:w="2256"/>
+          </w:tcPr>
+          <w:p>
+            <w:r/>
+            <w:r>
+              <w:rPr>
+                <w:rFonts w:ascii="Malgun Gothic" w:hAnsi="Malgun Gothic" w:eastAsia="Malgun Gothic"/>
+                <w:b w:val="0"/>
+                <w:sz w:val="20"/>
+              </w:rPr>
+              <w:t>심각 (6x)</w:t>
+            </w:r>
+          </w:p>
+        </w:tc>
+        <w:tc>
+          <w:tcPr>
+            <w:tcW w:type="dxa" w:w="2256"/>
+          </w:tcPr>
+          <w:p>
+            <w:r/>
+            <w:r>
+              <w:rPr>
+                <w:rFonts w:ascii="Malgun Gothic" w:hAnsi="Malgun Gothic" w:eastAsia="Malgun Gothic"/>
+                <w:b w:val="0"/>
+                <w:sz w:val="20"/>
+              </w:rPr>
+              <w:t>80.41분 / 완료율 100%</w:t>
+            </w:r>
+          </w:p>
+        </w:tc>
+        <w:tc>
+          <w:tcPr>
+            <w:tcW w:type="dxa" w:w="2256"/>
+          </w:tcPr>
+          <w:p>
+            <w:r/>
+            <w:r>
+              <w:rPr>
+                <w:rFonts w:ascii="Malgun Gothic" w:hAnsi="Malgun Gothic" w:eastAsia="Malgun Gothic"/>
+                <w:b w:val="0"/>
+                <w:sz w:val="20"/>
+              </w:rPr>
+              <w:t>123.05분 / 완료율 100%</w:t>
+            </w:r>
+          </w:p>
+        </w:tc>
+        <w:tc>
+          <w:tcPr>
+            <w:tcW w:type="dxa" w:w="2256"/>
+          </w:tcPr>
+          <w:p>
+            <w:r/>
+            <w:r>
+              <w:rPr>
+                <w:rFonts w:ascii="Malgun Gothic" w:hAnsi="Malgun Gothic" w:eastAsia="Malgun Gothic"/>
+                <w:b w:val="0"/>
+                <w:sz w:val="20"/>
+              </w:rPr>
+              <w:t>버스</w:t>
+            </w:r>
+          </w:p>
+        </w:tc>
+      </w:tr>
+      <w:tr>
+        <w:tc>
+          <w:tcPr>
+            <w:tcW w:type="dxa" w:w="2256"/>
+          </w:tcPr>
+          <w:p>
+            <w:r/>
+            <w:r>
+              <w:rPr>
+                <w:rFonts w:ascii="Malgun Gothic" w:hAnsi="Malgun Gothic" w:eastAsia="Malgun Gothic"/>
+                <w:b w:val="0"/>
+                <w:sz w:val="20"/>
+              </w:rPr>
+              <w:t>극단 (8x)</w:t>
+            </w:r>
+          </w:p>
+        </w:tc>
+        <w:tc>
+          <w:tcPr>
+            <w:tcW w:type="dxa" w:w="2256"/>
+          </w:tcPr>
+          <w:p>
+            <w:r/>
+            <w:r>
+              <w:rPr>
+                <w:rFonts w:ascii="Malgun Gothic" w:hAnsi="Malgun Gothic" w:eastAsia="Malgun Gothic"/>
+                <w:b w:val="0"/>
+                <w:sz w:val="20"/>
+              </w:rPr>
+              <w:t>완료 불가 / 완료율 20%</w:t>
+            </w:r>
+          </w:p>
+        </w:tc>
+        <w:tc>
+          <w:tcPr>
+            <w:tcW w:type="dxa" w:w="2256"/>
+          </w:tcPr>
+          <w:p>
+            <w:r/>
+            <w:r>
+              <w:rPr>
+                <w:rFonts w:ascii="Malgun Gothic" w:hAnsi="Malgun Gothic" w:eastAsia="Malgun Gothic"/>
+                <w:b w:val="0"/>
+                <w:sz w:val="20"/>
+              </w:rPr>
+              <w:t>177.41분 / 완료율 67%</w:t>
+            </w:r>
+          </w:p>
+        </w:tc>
+        <w:tc>
+          <w:tcPr>
+            <w:tcW w:type="dxa" w:w="2256"/>
+          </w:tcPr>
+          <w:p>
+            <w:r/>
+            <w:r>
+              <w:rPr>
+                <w:rFonts w:ascii="Malgun Gothic" w:hAnsi="Malgun Gothic" w:eastAsia="Malgun Gothic"/>
+                <w:b w:val="0"/>
+                <w:sz w:val="20"/>
+              </w:rPr>
+              <w:t>**복합모드**</w:t>
+            </w:r>
+          </w:p>
+        </w:tc>
+      </w:tr>
+    </w:tbl>
+    <w:p/>
+    <w:p>
+      <w:r>
+        <w:rPr>
+          <w:rFonts w:ascii="Malgun Gothic" w:hAnsi="Malgun Gothic" w:eastAsia="Malgun Gothic"/>
+          <w:b w:val="0"/>
+          <w:sz w:val="22"/>
+        </w:rPr>
+        <w:t>혼잡만으로는 버스 단독이 모든 수준에서 더 빠르다. 4x 혼잡에서도 버스가 약 24.65분 빠르다(31.80분 vs 56.45분). 8x에서 버스 단독은 거의 완전 붕괴하지만(CR=0.20) 복합모드는 67% 완료율을 유지하여, 극단 혼잡에서만 복합모드 우위가 나타난다.</w:t>
       </w:r>
     </w:p>
     <w:p>
@@ -1620,71 +2100,7 @@
           <w:b w:val="0"/>
           <w:sz w:val="22"/>
         </w:rPr>
-        <w:t>가장 강한 장애 조건에서는 복합 수송에서 제한 시간 안에 도착하지 못하는 인원이 더 많이 발생했다. 이 경우 단순 완료시간만 보면 상황을 제대로 설명할 수 없기 때문에, 미도착 인원을 벌점으로 반영한 기준을 함께 사용했다.</w:t>
-      </w:r>
-    </w:p>
-    <w:p>
-      <w:pPr>
-        <w:jc w:val="center"/>
-      </w:pPr>
-      <w:r>
-        <w:drawing>
-          <wp:inline xmlns:a="http://schemas.openxmlformats.org/drawingml/2006/main" xmlns:pic="http://schemas.openxmlformats.org/drawingml/2006/picture">
-            <wp:extent cx="5760720" cy="3102858"/>
-            <wp:docPr id="3" name="Picture 3"/>
-            <wp:cNvGraphicFramePr>
-              <a:graphicFrameLocks noChangeAspect="1"/>
-            </wp:cNvGraphicFramePr>
-            <a:graphic>
-              <a:graphicData uri="http://schemas.openxmlformats.org/drawingml/2006/picture">
-                <pic:pic>
-                  <pic:nvPicPr>
-                    <pic:cNvPr id="0" name="figure2_undelivered_risk.png"/>
-                    <pic:cNvPicPr/>
-                  </pic:nvPicPr>
-                  <pic:blipFill>
-                    <a:blip r:embed="rId11"/>
-                    <a:stretch>
-                      <a:fillRect/>
-                    </a:stretch>
-                  </pic:blipFill>
-                  <pic:spPr>
-                    <a:xfrm>
-                      <a:off x="0" y="0"/>
-                      <a:ext cx="5760720" cy="3102858"/>
-                    </a:xfrm>
-                    <a:prstGeom prst="rect"/>
-                  </pic:spPr>
-                </pic:pic>
-              </a:graphicData>
-            </a:graphic>
-          </wp:inline>
-        </w:drawing>
-      </w:r>
-    </w:p>
-    <w:p>
-      <w:pPr>
-        <w:jc w:val="center"/>
-      </w:pPr>
-      <w:r>
-        <w:rPr>
-          <w:rFonts w:ascii="Malgun Gothic" w:hAnsi="Malgun Gothic" w:eastAsia="Malgun Gothic"/>
-          <w:b w:val="0"/>
-          <w:color w:val="666666"/>
-          <w:sz w:val="18"/>
-        </w:rPr>
-        <w:t>그림 2. 장애 강도에 따른 미도착 인원 변화</w:t>
-      </w:r>
-    </w:p>
-    <w:p/>
-    <w:p>
-      <w:r>
-        <w:rPr>
-          <w:rFonts w:ascii="Malgun Gothic" w:hAnsi="Malgun Gothic" w:eastAsia="Malgun Gothic"/>
-          <w:b w:val="0"/>
-          <w:sz w:val="22"/>
-        </w:rPr>
-        <w:t>기본 구조에서 복합 수송이 불리하게 나온 핵심 이유는 철도 자체가 느려서라기보다, 철도 전후의 도로 구간이 병목이 되었기 때문이다. 철도는 많은 인원을 한 번에 이동시킬 수 있지만, 철도에 접근하고 철도에서 목적지 권역까지 이동하는 구간이 막히면 전체 체계의 장점이 줄어든다.</w:t>
+        <w:t>그림 2. 혼잡 수준별 완료시간 및 완료율 비교 (장애 없음)</w:t>
       </w:r>
     </w:p>
     <w:p>
@@ -1694,7 +2110,7 @@
           <w:b/>
           <w:sz w:val="24"/>
         </w:rPr>
-        <w:t>경로 중복성을 보정한 구조에서의 결과</w:t>
+        <w:t>혼잡+탄천 복도 장애 결합 결과</w:t>
       </w:r>
     </w:p>
     <w:p>
@@ -1704,7 +2120,382 @@
           <w:b w:val="0"/>
           <w:sz w:val="22"/>
         </w:rPr>
-        <w:t>경로 중복성을 더 공정하게 맞춘 구조에서는 극단적인 미도착 문제가 크게 줄었다. 두 수송 방식 모두 대부분의 실험에서 제한 시간 안에 목적지 권역까지 수송을 완료했다.</w:t>
+        <w:t>혼잡 승수와 탄천 복도 장애가 결합했을 때의 결과는 다음과 같다.</w:t>
+      </w:r>
+    </w:p>
+    <w:tbl>
+      <w:tblPr>
+        <w:tblStyle w:val="TableGrid"/>
+        <w:tblW w:type="auto" w:w="0"/>
+        <w:jc w:val="center"/>
+        <w:tblLook w:firstColumn="1" w:firstRow="1" w:lastColumn="0" w:lastRow="0" w:noHBand="0" w:noVBand="1" w:val="04A0"/>
+      </w:tblPr>
+      <w:tblGrid>
+        <w:gridCol w:w="2256"/>
+        <w:gridCol w:w="2256"/>
+        <w:gridCol w:w="2256"/>
+        <w:gridCol w:w="2256"/>
+      </w:tblGrid>
+      <w:tr>
+        <w:tc>
+          <w:tcPr>
+            <w:tcW w:type="dxa" w:w="2256"/>
+            <w:shd w:val="clear" w:color="auto" w:fill="1F3864"/>
+          </w:tcPr>
+          <w:p>
+            <w:pPr>
+              <w:jc w:val="center"/>
+            </w:pPr>
+            <w:r/>
+            <w:r>
+              <w:rPr>
+                <w:rFonts w:ascii="Malgun Gothic" w:hAnsi="Malgun Gothic" w:eastAsia="Malgun Gothic"/>
+                <w:b/>
+                <w:color w:val="FFFFFF"/>
+                <w:sz w:val="20"/>
+              </w:rPr>
+              <w:t>혼잡 수준</w:t>
+            </w:r>
+          </w:p>
+        </w:tc>
+        <w:tc>
+          <w:tcPr>
+            <w:tcW w:type="dxa" w:w="2256"/>
+            <w:shd w:val="clear" w:color="auto" w:fill="1F3864"/>
+          </w:tcPr>
+          <w:p>
+            <w:pPr>
+              <w:jc w:val="center"/>
+            </w:pPr>
+            <w:r/>
+            <w:r>
+              <w:rPr>
+                <w:rFonts w:ascii="Malgun Gothic" w:hAnsi="Malgun Gothic" w:eastAsia="Malgun Gothic"/>
+                <w:b/>
+                <w:color w:val="FFFFFF"/>
+                <w:sz w:val="20"/>
+              </w:rPr>
+              <w:t>버스 전용</w:t>
+            </w:r>
+          </w:p>
+        </w:tc>
+        <w:tc>
+          <w:tcPr>
+            <w:tcW w:type="dxa" w:w="2256"/>
+            <w:shd w:val="clear" w:color="auto" w:fill="1F3864"/>
+          </w:tcPr>
+          <w:p>
+            <w:pPr>
+              <w:jc w:val="center"/>
+            </w:pPr>
+            <w:r/>
+            <w:r>
+              <w:rPr>
+                <w:rFonts w:ascii="Malgun Gothic" w:hAnsi="Malgun Gothic" w:eastAsia="Malgun Gothic"/>
+                <w:b/>
+                <w:color w:val="FFFFFF"/>
+                <w:sz w:val="20"/>
+              </w:rPr>
+              <w:t>복합 모드</w:t>
+            </w:r>
+          </w:p>
+        </w:tc>
+        <w:tc>
+          <w:tcPr>
+            <w:tcW w:type="dxa" w:w="2256"/>
+            <w:shd w:val="clear" w:color="auto" w:fill="1F3864"/>
+          </w:tcPr>
+          <w:p>
+            <w:pPr>
+              <w:jc w:val="center"/>
+            </w:pPr>
+            <w:r/>
+            <w:r>
+              <w:rPr>
+                <w:rFonts w:ascii="Malgun Gothic" w:hAnsi="Malgun Gothic" w:eastAsia="Malgun Gothic"/>
+                <w:b/>
+                <w:color w:val="FFFFFF"/>
+                <w:sz w:val="20"/>
+              </w:rPr>
+              <w:t>승자</w:t>
+            </w:r>
+          </w:p>
+        </w:tc>
+      </w:tr>
+      <w:tr>
+        <w:tc>
+          <w:tcPr>
+            <w:tcW w:type="dxa" w:w="2256"/>
+          </w:tcPr>
+          <w:p>
+            <w:r/>
+            <w:r>
+              <w:rPr>
+                <w:rFonts w:ascii="Malgun Gothic" w:hAnsi="Malgun Gothic" w:eastAsia="Malgun Gothic"/>
+                <w:b w:val="0"/>
+                <w:sz w:val="20"/>
+              </w:rPr>
+              <w:t>정상 (1x)</w:t>
+            </w:r>
+          </w:p>
+        </w:tc>
+        <w:tc>
+          <w:tcPr>
+            <w:tcW w:type="dxa" w:w="2256"/>
+          </w:tcPr>
+          <w:p>
+            <w:r/>
+            <w:r>
+              <w:rPr>
+                <w:rFonts w:ascii="Malgun Gothic" w:hAnsi="Malgun Gothic" w:eastAsia="Malgun Gothic"/>
+                <w:b w:val="0"/>
+                <w:sz w:val="20"/>
+              </w:rPr>
+              <w:t>20.14분 / 완료율 100%</w:t>
+            </w:r>
+          </w:p>
+        </w:tc>
+        <w:tc>
+          <w:tcPr>
+            <w:tcW w:type="dxa" w:w="2256"/>
+          </w:tcPr>
+          <w:p>
+            <w:r/>
+            <w:r>
+              <w:rPr>
+                <w:rFonts w:ascii="Malgun Gothic" w:hAnsi="Malgun Gothic" w:eastAsia="Malgun Gothic"/>
+                <w:b w:val="0"/>
+                <w:sz w:val="20"/>
+              </w:rPr>
+              <w:t>46.57분 / 완료율 100%</w:t>
+            </w:r>
+          </w:p>
+        </w:tc>
+        <w:tc>
+          <w:tcPr>
+            <w:tcW w:type="dxa" w:w="2256"/>
+          </w:tcPr>
+          <w:p>
+            <w:r/>
+            <w:r>
+              <w:rPr>
+                <w:rFonts w:ascii="Malgun Gothic" w:hAnsi="Malgun Gothic" w:eastAsia="Malgun Gothic"/>
+                <w:b w:val="0"/>
+                <w:sz w:val="20"/>
+              </w:rPr>
+              <w:t>버스</w:t>
+            </w:r>
+          </w:p>
+        </w:tc>
+      </w:tr>
+      <w:tr>
+        <w:tc>
+          <w:tcPr>
+            <w:tcW w:type="dxa" w:w="2256"/>
+          </w:tcPr>
+          <w:p>
+            <w:r/>
+            <w:r>
+              <w:rPr>
+                <w:rFonts w:ascii="Malgun Gothic" w:hAnsi="Malgun Gothic" w:eastAsia="Malgun Gothic"/>
+                <w:b w:val="0"/>
+                <w:sz w:val="20"/>
+              </w:rPr>
+              <w:t>혼잡 (4x)</w:t>
+            </w:r>
+          </w:p>
+        </w:tc>
+        <w:tc>
+          <w:tcPr>
+            <w:tcW w:type="dxa" w:w="2256"/>
+          </w:tcPr>
+          <w:p>
+            <w:r/>
+            <w:r>
+              <w:rPr>
+                <w:rFonts w:ascii="Malgun Gothic" w:hAnsi="Malgun Gothic" w:eastAsia="Malgun Gothic"/>
+                <w:b w:val="0"/>
+                <w:sz w:val="20"/>
+              </w:rPr>
+              <w:t>완료 불가 / 완료율 93%</w:t>
+            </w:r>
+          </w:p>
+        </w:tc>
+        <w:tc>
+          <w:tcPr>
+            <w:tcW w:type="dxa" w:w="2256"/>
+          </w:tcPr>
+          <w:p>
+            <w:r/>
+            <w:r>
+              <w:rPr>
+                <w:rFonts w:ascii="Malgun Gothic" w:hAnsi="Malgun Gothic" w:eastAsia="Malgun Gothic"/>
+                <w:b w:val="0"/>
+                <w:sz w:val="20"/>
+              </w:rPr>
+              <w:t>완료 불가 / 완료율 97%</w:t>
+            </w:r>
+          </w:p>
+        </w:tc>
+        <w:tc>
+          <w:tcPr>
+            <w:tcW w:type="dxa" w:w="2256"/>
+          </w:tcPr>
+          <w:p>
+            <w:r/>
+            <w:r>
+              <w:rPr>
+                <w:rFonts w:ascii="Malgun Gothic" w:hAnsi="Malgun Gothic" w:eastAsia="Malgun Gothic"/>
+                <w:b w:val="0"/>
+                <w:sz w:val="20"/>
+              </w:rPr>
+              <w:t>**복합모드**</w:t>
+            </w:r>
+          </w:p>
+        </w:tc>
+      </w:tr>
+      <w:tr>
+        <w:tc>
+          <w:tcPr>
+            <w:tcW w:type="dxa" w:w="2256"/>
+          </w:tcPr>
+          <w:p>
+            <w:r/>
+            <w:r>
+              <w:rPr>
+                <w:rFonts w:ascii="Malgun Gothic" w:hAnsi="Malgun Gothic" w:eastAsia="Malgun Gothic"/>
+                <w:b w:val="0"/>
+                <w:sz w:val="20"/>
+              </w:rPr>
+              <w:t>심각 (6x)</w:t>
+            </w:r>
+          </w:p>
+        </w:tc>
+        <w:tc>
+          <w:tcPr>
+            <w:tcW w:type="dxa" w:w="2256"/>
+          </w:tcPr>
+          <w:p>
+            <w:r/>
+            <w:r>
+              <w:rPr>
+                <w:rFonts w:ascii="Malgun Gothic" w:hAnsi="Malgun Gothic" w:eastAsia="Malgun Gothic"/>
+                <w:b w:val="0"/>
+                <w:sz w:val="20"/>
+              </w:rPr>
+              <w:t>완료 불가 / 완료율 20%</w:t>
+            </w:r>
+          </w:p>
+        </w:tc>
+        <w:tc>
+          <w:tcPr>
+            <w:tcW w:type="dxa" w:w="2256"/>
+          </w:tcPr>
+          <w:p>
+            <w:r/>
+            <w:r>
+              <w:rPr>
+                <w:rFonts w:ascii="Malgun Gothic" w:hAnsi="Malgun Gothic" w:eastAsia="Malgun Gothic"/>
+                <w:b w:val="0"/>
+                <w:sz w:val="20"/>
+              </w:rPr>
+              <w:t>완료 불가 / 완료율 96%</w:t>
+            </w:r>
+          </w:p>
+        </w:tc>
+        <w:tc>
+          <w:tcPr>
+            <w:tcW w:type="dxa" w:w="2256"/>
+          </w:tcPr>
+          <w:p>
+            <w:r/>
+            <w:r>
+              <w:rPr>
+                <w:rFonts w:ascii="Malgun Gothic" w:hAnsi="Malgun Gothic" w:eastAsia="Malgun Gothic"/>
+                <w:b w:val="0"/>
+                <w:sz w:val="20"/>
+              </w:rPr>
+              <w:t>**복합모드**</w:t>
+            </w:r>
+          </w:p>
+        </w:tc>
+      </w:tr>
+      <w:tr>
+        <w:tc>
+          <w:tcPr>
+            <w:tcW w:type="dxa" w:w="2256"/>
+          </w:tcPr>
+          <w:p>
+            <w:r/>
+            <w:r>
+              <w:rPr>
+                <w:rFonts w:ascii="Malgun Gothic" w:hAnsi="Malgun Gothic" w:eastAsia="Malgun Gothic"/>
+                <w:b w:val="0"/>
+                <w:sz w:val="20"/>
+              </w:rPr>
+              <w:t>극단 (8x)</w:t>
+            </w:r>
+          </w:p>
+        </w:tc>
+        <w:tc>
+          <w:tcPr>
+            <w:tcW w:type="dxa" w:w="2256"/>
+          </w:tcPr>
+          <w:p>
+            <w:r/>
+            <w:r>
+              <w:rPr>
+                <w:rFonts w:ascii="Malgun Gothic" w:hAnsi="Malgun Gothic" w:eastAsia="Malgun Gothic"/>
+                <w:b w:val="0"/>
+                <w:sz w:val="20"/>
+              </w:rPr>
+              <w:t>완료 불가 / 완료율 0%</w:t>
+            </w:r>
+          </w:p>
+        </w:tc>
+        <w:tc>
+          <w:tcPr>
+            <w:tcW w:type="dxa" w:w="2256"/>
+          </w:tcPr>
+          <w:p>
+            <w:r/>
+            <w:r>
+              <w:rPr>
+                <w:rFonts w:ascii="Malgun Gothic" w:hAnsi="Malgun Gothic" w:eastAsia="Malgun Gothic"/>
+                <w:b w:val="0"/>
+                <w:sz w:val="20"/>
+              </w:rPr>
+              <w:t>완료 불가 / 완료율 32%</w:t>
+            </w:r>
+          </w:p>
+        </w:tc>
+        <w:tc>
+          <w:tcPr>
+            <w:tcW w:type="dxa" w:w="2256"/>
+          </w:tcPr>
+          <w:p>
+            <w:r/>
+            <w:r>
+              <w:rPr>
+                <w:rFonts w:ascii="Malgun Gothic" w:hAnsi="Malgun Gothic" w:eastAsia="Malgun Gothic"/>
+                <w:b w:val="0"/>
+                <w:sz w:val="20"/>
+              </w:rPr>
+              <w:t>**복합모드**</w:t>
+            </w:r>
+          </w:p>
+        </w:tc>
+      </w:tr>
+    </w:tbl>
+    <w:p/>
+    <w:p>
+      <w:r>
+        <w:rPr>
+          <w:rFonts w:ascii="Malgun Gothic" w:hAnsi="Malgun Gothic" w:eastAsia="Malgun Gothic"/>
+          <w:b w:val="0"/>
+          <w:sz w:val="22"/>
+        </w:rPr>
+        <w:t>4x 혼잡+탄천 장애에서 확률적 장애로 양쪽 모두 미도착이 발생하지만, 복합모드가 더 높은 완료율을 보인다(CR 0.97 vs 0.93). 6x+탄천에서는 버스 단독이 붕괴하지만(CR=0.20) 복합모드는 CR=0.96을 유지한다. 8x+탄천에서도 복합모드가 CR=0.32로 버스(CR=0.00)보다 높은 완료율을 보인다. 철도가 탄천 복도 장애를 우회하는 핵심 대안 경로 역할을 하기 때문이다.</w:t>
       </w:r>
     </w:p>
     <w:p>
@@ -1714,7 +2505,7 @@
           <w:b w:val="0"/>
           <w:sz w:val="22"/>
         </w:rPr>
-        <w:t>그럼에도 현재 기본 운용 조건에서는 버스 단독 수송이 평균적으로 약 30분 정도 빠른 경향을 보였다. 이는 환승과 철도 대기, 마지막 도로 이동이 합쳐진 복합 수송의 구조적 시간이 버스 단독의 직접 이동보다 길게 작용했기 때문이다.</w:t>
+        <w:t>그림 3. 혼잡+장애 결합 조건에서의 체제 비교</w:t>
       </w:r>
     </w:p>
     <w:p>
@@ -1724,7 +2515,7 @@
           <w:b/>
           <w:sz w:val="24"/>
         </w:rPr>
-        <w:t>자원 효율 측면의 결과</w:t>
+        <w:t>비혼잡 장애 조건 결과</w:t>
       </w:r>
     </w:p>
     <w:p>
@@ -1734,7 +2525,17 @@
           <w:b w:val="0"/>
           <w:sz w:val="22"/>
         </w:rPr>
-        <w:t>시간 성과와 달리, 자원 효율에서는 복합 수송이 더 나은 모습을 보이는 경우가 있었다. 철도는 한 번에 많은 인원을 이동시킬 수 있으므로, 전체 수송 수단의 운행시간 대비 수송 인원 측면에서 장점이 나타날 수 있다.</w:t>
+        <w:t>정상 교통 조건에서 용량 저하, 차단, 공간 오버레이 등의 장애 시나리오는 두 수송 방식 모두에 거의 영향을 주지 않았다. 500명 수요가 164노드 다중 통로 그래프의 용량을 압박하지 않아 장애가 측정 가능한 저하를 만들지 못했다. 혼잡 수준과 장애의 결합이 수송 방식의 차이를 결정하는 핵심 요인임이 확인되었다.</w:t>
+      </w:r>
+    </w:p>
+    <w:p>
+      <w:r>
+        <w:rPr>
+          <w:rFonts w:ascii="Malgun Gothic" w:hAnsi="Malgun Gothic" w:eastAsia="Malgun Gothic"/>
+          <w:b/>
+          <w:sz w:val="24"/>
+        </w:rPr>
+        <w:t>공간적 오버레이 시나리오 결과 (신규)</w:t>
       </w:r>
     </w:p>
     <w:p>
@@ -1744,7 +2545,2822 @@
           <w:b w:val="0"/>
           <w:sz w:val="22"/>
         </w:rPr>
-        <w:t>따라서 결과는 단순히 “버스가 좋다” 또는 “복합 수송이 좋다”로 정리할 수 없다. 시간 중심 의사결정에서는 버스 단독이 유리하게 보였고, 자원 효율이나 도로 부담 분산까지 함께 본다면 복합 수송의 장점도 존재한다.</w:t>
+        <w:t>기존 9개 시나리오에 3개의 공간적 오버레이 시나리오를 추가하여, 장애 발생 위치가 수송 방식 우위에 미치는 영향을 직접 비교했다.</w:t>
+      </w:r>
+    </w:p>
+    <w:tbl>
+      <w:tblPr>
+        <w:tblStyle w:val="TableGrid"/>
+        <w:tblW w:type="auto" w:w="0"/>
+        <w:jc w:val="center"/>
+        <w:tblLook w:firstColumn="1" w:firstRow="1" w:lastColumn="0" w:lastRow="0" w:noHBand="0" w:noVBand="1" w:val="04A0"/>
+      </w:tblPr>
+      <w:tblGrid>
+        <w:gridCol w:w="1805"/>
+        <w:gridCol w:w="1805"/>
+        <w:gridCol w:w="1805"/>
+        <w:gridCol w:w="1805"/>
+        <w:gridCol w:w="1805"/>
+      </w:tblGrid>
+      <w:tr>
+        <w:tc>
+          <w:tcPr>
+            <w:tcW w:type="dxa" w:w="1805"/>
+            <w:shd w:val="clear" w:color="auto" w:fill="1F3864"/>
+          </w:tcPr>
+          <w:p>
+            <w:pPr>
+              <w:jc w:val="center"/>
+            </w:pPr>
+            <w:r/>
+            <w:r>
+              <w:rPr>
+                <w:rFonts w:ascii="Malgun Gothic" w:hAnsi="Malgun Gothic" w:eastAsia="Malgun Gothic"/>
+                <w:b/>
+                <w:color w:val="FFFFFF"/>
+                <w:sz w:val="20"/>
+              </w:rPr>
+              <w:t>시나리오</w:t>
+            </w:r>
+          </w:p>
+        </w:tc>
+        <w:tc>
+          <w:tcPr>
+            <w:tcW w:type="dxa" w:w="1805"/>
+            <w:shd w:val="clear" w:color="auto" w:fill="1F3864"/>
+          </w:tcPr>
+          <w:p>
+            <w:pPr>
+              <w:jc w:val="center"/>
+            </w:pPr>
+            <w:r/>
+            <w:r>
+              <w:rPr>
+                <w:rFonts w:ascii="Malgun Gothic" w:hAnsi="Malgun Gothic" w:eastAsia="Malgun Gothic"/>
+                <w:b/>
+                <w:color w:val="FFFFFF"/>
+                <w:sz w:val="20"/>
+              </w:rPr>
+              <w:t>공간적 위치</w:t>
+            </w:r>
+          </w:p>
+        </w:tc>
+        <w:tc>
+          <w:tcPr>
+            <w:tcW w:type="dxa" w:w="1805"/>
+            <w:shd w:val="clear" w:color="auto" w:fill="1F3864"/>
+          </w:tcPr>
+          <w:p>
+            <w:pPr>
+              <w:jc w:val="center"/>
+            </w:pPr>
+            <w:r/>
+            <w:r>
+              <w:rPr>
+                <w:rFonts w:ascii="Malgun Gothic" w:hAnsi="Malgun Gothic" w:eastAsia="Malgun Gothic"/>
+                <w:b/>
+                <w:color w:val="FFFFFF"/>
+                <w:sz w:val="20"/>
+              </w:rPr>
+              <w:t>6x 버스 (MS/CR)</w:t>
+            </w:r>
+          </w:p>
+        </w:tc>
+        <w:tc>
+          <w:tcPr>
+            <w:tcW w:type="dxa" w:w="1805"/>
+            <w:shd w:val="clear" w:color="auto" w:fill="1F3864"/>
+          </w:tcPr>
+          <w:p>
+            <w:pPr>
+              <w:jc w:val="center"/>
+            </w:pPr>
+            <w:r/>
+            <w:r>
+              <w:rPr>
+                <w:rFonts w:ascii="Malgun Gothic" w:hAnsi="Malgun Gothic" w:eastAsia="Malgun Gothic"/>
+                <w:b/>
+                <w:color w:val="FFFFFF"/>
+                <w:sz w:val="20"/>
+              </w:rPr>
+              <w:t>6x 복합모드 (MS/CR)</w:t>
+            </w:r>
+          </w:p>
+        </w:tc>
+        <w:tc>
+          <w:tcPr>
+            <w:tcW w:type="dxa" w:w="1805"/>
+            <w:shd w:val="clear" w:color="auto" w:fill="1F3864"/>
+          </w:tcPr>
+          <w:p>
+            <w:pPr>
+              <w:jc w:val="center"/>
+            </w:pPr>
+            <w:r/>
+            <w:r>
+              <w:rPr>
+                <w:rFonts w:ascii="Malgun Gothic" w:hAnsi="Malgun Gothic" w:eastAsia="Malgun Gothic"/>
+                <w:b/>
+                <w:color w:val="FFFFFF"/>
+                <w:sz w:val="20"/>
+              </w:rPr>
+              <w:t>승자</w:t>
+            </w:r>
+          </w:p>
+        </w:tc>
+      </w:tr>
+      <w:tr>
+        <w:tc>
+          <w:tcPr>
+            <w:tcW w:type="dxa" w:w="1805"/>
+          </w:tcPr>
+          <w:p>
+            <w:r/>
+            <w:r>
+              <w:rPr>
+                <w:rFonts w:ascii="Malgun Gothic" w:hAnsi="Malgun Gothic" w:eastAsia="Malgun Gothic"/>
+                <w:b w:val="0"/>
+                <w:sz w:val="20"/>
+              </w:rPr>
+              <w:t>탄천 복도 장애</w:t>
+            </w:r>
+          </w:p>
+        </w:tc>
+        <w:tc>
+          <w:tcPr>
+            <w:tcW w:type="dxa" w:w="1805"/>
+          </w:tcPr>
+          <w:p>
+            <w:r/>
+            <w:r>
+              <w:rPr>
+                <w:rFonts w:ascii="Malgun Gothic" w:hAnsi="Malgun Gothic" w:eastAsia="Malgun Gothic"/>
+                <w:b w:val="0"/>
+                <w:sz w:val="20"/>
+              </w:rPr>
+              <w:t>버스 단독 경로와 복합모드 경로가 구조적으로 분리된 복도</w:t>
+            </w:r>
+          </w:p>
+        </w:tc>
+        <w:tc>
+          <w:tcPr>
+            <w:tcW w:type="dxa" w:w="1805"/>
+          </w:tcPr>
+          <w:p>
+            <w:r/>
+            <w:r>
+              <w:rPr>
+                <w:rFonts w:ascii="Malgun Gothic" w:hAnsi="Malgun Gothic" w:eastAsia="Malgun Gothic"/>
+                <w:b w:val="0"/>
+                <w:sz w:val="20"/>
+              </w:rPr>
+              <w:t>inf / 20%</w:t>
+            </w:r>
+          </w:p>
+        </w:tc>
+        <w:tc>
+          <w:tcPr>
+            <w:tcW w:type="dxa" w:w="1805"/>
+          </w:tcPr>
+          <w:p>
+            <w:r/>
+            <w:r>
+              <w:rPr>
+                <w:rFonts w:ascii="Malgun Gothic" w:hAnsi="Malgun Gothic" w:eastAsia="Malgun Gothic"/>
+                <w:b w:val="0"/>
+                <w:sz w:val="20"/>
+              </w:rPr>
+              <w:t>inf / 96%</w:t>
+            </w:r>
+          </w:p>
+        </w:tc>
+        <w:tc>
+          <w:tcPr>
+            <w:tcW w:type="dxa" w:w="1805"/>
+          </w:tcPr>
+          <w:p>
+            <w:r/>
+            <w:r>
+              <w:rPr>
+                <w:rFonts w:ascii="Malgun Gothic" w:hAnsi="Malgun Gothic" w:eastAsia="Malgun Gothic"/>
+                <w:b w:val="0"/>
+                <w:sz w:val="20"/>
+              </w:rPr>
+              <w:t>**복합모드**</w:t>
+            </w:r>
+          </w:p>
+        </w:tc>
+      </w:tr>
+      <w:tr>
+        <w:tc>
+          <w:tcPr>
+            <w:tcW w:type="dxa" w:w="1805"/>
+          </w:tcPr>
+          <w:p>
+            <w:r/>
+            <w:r>
+              <w:rPr>
+                <w:rFonts w:ascii="Malgun Gothic" w:hAnsi="Malgun Gothic" w:eastAsia="Malgun Gothic"/>
+                <w:b w:val="0"/>
+                <w:sz w:val="20"/>
+              </w:rPr>
+              <w:t>피더 동쪽 장애 (feeder_east)</w:t>
+            </w:r>
+          </w:p>
+        </w:tc>
+        <w:tc>
+          <w:tcPr>
+            <w:tcW w:type="dxa" w:w="1805"/>
+          </w:tcPr>
+          <w:p>
+            <w:r/>
+            <w:r>
+              <w:rPr>
+                <w:rFonts w:ascii="Malgun Gothic" w:hAnsi="Malgun Gothic" w:eastAsia="Malgun Gothic"/>
+                <w:b w:val="0"/>
+                <w:sz w:val="20"/>
+              </w:rPr>
+              <w:t>집결지→철도 접근 거점 피더 버스 경로 동쪽</w:t>
+            </w:r>
+          </w:p>
+        </w:tc>
+        <w:tc>
+          <w:tcPr>
+            <w:tcW w:type="dxa" w:w="1805"/>
+          </w:tcPr>
+          <w:p>
+            <w:r/>
+            <w:r>
+              <w:rPr>
+                <w:rFonts w:ascii="Malgun Gothic" w:hAnsi="Malgun Gothic" w:eastAsia="Malgun Gothic"/>
+                <w:b w:val="0"/>
+                <w:sz w:val="20"/>
+              </w:rPr>
+              <w:t>inf / 80%</w:t>
+            </w:r>
+          </w:p>
+        </w:tc>
+        <w:tc>
+          <w:tcPr>
+            <w:tcW w:type="dxa" w:w="1805"/>
+          </w:tcPr>
+          <w:p>
+            <w:r/>
+            <w:r>
+              <w:rPr>
+                <w:rFonts w:ascii="Malgun Gothic" w:hAnsi="Malgun Gothic" w:eastAsia="Malgun Gothic"/>
+                <w:b w:val="0"/>
+                <w:sz w:val="20"/>
+              </w:rPr>
+              <w:t>inf / 89%</w:t>
+            </w:r>
+          </w:p>
+        </w:tc>
+        <w:tc>
+          <w:tcPr>
+            <w:tcW w:type="dxa" w:w="1805"/>
+          </w:tcPr>
+          <w:p>
+            <w:r/>
+            <w:r>
+              <w:rPr>
+                <w:rFonts w:ascii="Malgun Gothic" w:hAnsi="Malgun Gothic" w:eastAsia="Malgun Gothic"/>
+                <w:b w:val="0"/>
+                <w:sz w:val="20"/>
+              </w:rPr>
+              <w:t>**복합모드**</w:t>
+            </w:r>
+          </w:p>
+        </w:tc>
+      </w:tr>
+      <w:tr>
+        <w:tc>
+          <w:tcPr>
+            <w:tcW w:type="dxa" w:w="1805"/>
+          </w:tcPr>
+          <w:p>
+            <w:r/>
+            <w:r>
+              <w:rPr>
+                <w:rFonts w:ascii="Malgun Gothic" w:hAnsi="Malgun Gothic" w:eastAsia="Malgun Gothic"/>
+                <w:b w:val="0"/>
+                <w:sz w:val="20"/>
+              </w:rPr>
+              <w:t>라스트마일 서쪽 장애 (lastmile_west)</w:t>
+            </w:r>
+          </w:p>
+        </w:tc>
+        <w:tc>
+          <w:tcPr>
+            <w:tcW w:type="dxa" w:w="1805"/>
+          </w:tcPr>
+          <w:p>
+            <w:r/>
+            <w:r>
+              <w:rPr>
+                <w:rFonts w:ascii="Malgun Gothic" w:hAnsi="Malgun Gothic" w:eastAsia="Malgun Gothic"/>
+                <w:b w:val="0"/>
+                <w:sz w:val="20"/>
+              </w:rPr>
+              <w:t>철도 하차→목적지 라스트마일 버스 경로, 잠실역 인근</w:t>
+            </w:r>
+          </w:p>
+        </w:tc>
+        <w:tc>
+          <w:tcPr>
+            <w:tcW w:type="dxa" w:w="1805"/>
+          </w:tcPr>
+          <w:p>
+            <w:r/>
+            <w:r>
+              <w:rPr>
+                <w:rFonts w:ascii="Malgun Gothic" w:hAnsi="Malgun Gothic" w:eastAsia="Malgun Gothic"/>
+                <w:b w:val="0"/>
+                <w:sz w:val="20"/>
+              </w:rPr>
+              <w:t>inf / 80%</w:t>
+            </w:r>
+          </w:p>
+        </w:tc>
+        <w:tc>
+          <w:tcPr>
+            <w:tcW w:type="dxa" w:w="1805"/>
+          </w:tcPr>
+          <w:p>
+            <w:r/>
+            <w:r>
+              <w:rPr>
+                <w:rFonts w:ascii="Malgun Gothic" w:hAnsi="Malgun Gothic" w:eastAsia="Malgun Gothic"/>
+                <w:b w:val="0"/>
+                <w:sz w:val="20"/>
+              </w:rPr>
+              <w:t>inf / 91%</w:t>
+            </w:r>
+          </w:p>
+        </w:tc>
+        <w:tc>
+          <w:tcPr>
+            <w:tcW w:type="dxa" w:w="1805"/>
+          </w:tcPr>
+          <w:p>
+            <w:r/>
+            <w:r>
+              <w:rPr>
+                <w:rFonts w:ascii="Malgun Gothic" w:hAnsi="Malgun Gothic" w:eastAsia="Malgun Gothic"/>
+                <w:b w:val="0"/>
+                <w:sz w:val="20"/>
+              </w:rPr>
+              <w:t>**복합모드**</w:t>
+            </w:r>
+          </w:p>
+        </w:tc>
+      </w:tr>
+      <w:tr>
+        <w:tc>
+          <w:tcPr>
+            <w:tcW w:type="dxa" w:w="1805"/>
+          </w:tcPr>
+          <w:p>
+            <w:r/>
+            <w:r>
+              <w:rPr>
+                <w:rFonts w:ascii="Malgun Gothic" w:hAnsi="Malgun Gothic" w:eastAsia="Malgun Gothic"/>
+                <w:b w:val="0"/>
+                <w:sz w:val="20"/>
+              </w:rPr>
+              <w:t>집결지 인근 장애 (assembly_egress)</w:t>
+            </w:r>
+          </w:p>
+        </w:tc>
+        <w:tc>
+          <w:tcPr>
+            <w:tcW w:type="dxa" w:w="1805"/>
+          </w:tcPr>
+          <w:p>
+            <w:r/>
+            <w:r>
+              <w:rPr>
+                <w:rFonts w:ascii="Malgun Gothic" w:hAnsi="Malgun Gothic" w:eastAsia="Malgun Gothic"/>
+                <w:b w:val="0"/>
+                <w:sz w:val="20"/>
+              </w:rPr>
+              <w:t>집결지 인근 공통 초기 도로 구간</w:t>
+            </w:r>
+          </w:p>
+        </w:tc>
+        <w:tc>
+          <w:tcPr>
+            <w:tcW w:type="dxa" w:w="1805"/>
+          </w:tcPr>
+          <w:p>
+            <w:r/>
+            <w:r>
+              <w:rPr>
+                <w:rFonts w:ascii="Malgun Gothic" w:hAnsi="Malgun Gothic" w:eastAsia="Malgun Gothic"/>
+                <w:b w:val="0"/>
+                <w:sz w:val="20"/>
+              </w:rPr>
+              <w:t>inf / 12%</w:t>
+            </w:r>
+          </w:p>
+        </w:tc>
+        <w:tc>
+          <w:tcPr>
+            <w:tcW w:type="dxa" w:w="1805"/>
+          </w:tcPr>
+          <w:p>
+            <w:r/>
+            <w:r>
+              <w:rPr>
+                <w:rFonts w:ascii="Malgun Gothic" w:hAnsi="Malgun Gothic" w:eastAsia="Malgun Gothic"/>
+                <w:b w:val="0"/>
+                <w:sz w:val="20"/>
+              </w:rPr>
+              <w:t>inf / 58%</w:t>
+            </w:r>
+          </w:p>
+        </w:tc>
+        <w:tc>
+          <w:tcPr>
+            <w:tcW w:type="dxa" w:w="1805"/>
+          </w:tcPr>
+          <w:p>
+            <w:r/>
+            <w:r>
+              <w:rPr>
+                <w:rFonts w:ascii="Malgun Gothic" w:hAnsi="Malgun Gothic" w:eastAsia="Malgun Gothic"/>
+                <w:b w:val="0"/>
+                <w:sz w:val="20"/>
+              </w:rPr>
+              <w:t>**복합모드**</w:t>
+            </w:r>
+          </w:p>
+        </w:tc>
+      </w:tr>
+    </w:tbl>
+    <w:p/>
+    <w:p>
+      <w:r>
+        <w:rPr>
+          <w:rFonts w:ascii="Malgun Gothic" w:hAnsi="Malgun Gothic" w:eastAsia="Malgun Gothic"/>
+          <w:b w:val="0"/>
+          <w:sz w:val="22"/>
+        </w:rPr>
+        <w:t>핵심 발견은 확률적 장애 메커니즘 도입 후 6x 혼잡에서 모든 공간적 오버레이 위치에서 복합모드가 더 높은 완료율을 유지한다는 것이다. 탄천 복도 장애에서 복합모드 우위가 가장 크며(CR 0.96 vs 0.20), 피더 구간 장애(CR 0.89 vs 0.80), 라스트마일 구간 장애(CR 0.91 vs 0.80), 집결지 인근 장애(CR 0.58 vs 0.12)에서도 복합모드가 더 높은 완료율을 보인다. 이전 실험에서는 피더/라스트마일 장애 시 버스가 더 안정적이었으나, 확률적 장애 메커니즘 도입 후 철도 구간이 없는 버스 단독은 우회 대안이 제한되어 더 큰 타격을 받는다. 복합모드의 "회복력"은 철도 자체의 우회 능력뿐 아니라, 장애 발생 시 철도 구간이 제공하는 대안 경로 의존도 감소 효과에 의해서도 지원된다.</w:t>
+      </w:r>
+    </w:p>
+    <w:p>
+      <w:r>
+        <w:rPr>
+          <w:rFonts w:ascii="Malgun Gothic" w:hAnsi="Malgun Gothic" w:eastAsia="Malgun Gothic"/>
+          <w:b w:val="0"/>
+          <w:sz w:val="22"/>
+        </w:rPr>
+        <w:t>따라서 "조건부 회복력"은 공간적 위치 의존적이며, 확률적 장애 메커니즘 도입 후에는 복합모드가 더 넓은 범위의 장애 조건에서 높은 완료율을 유지한다. 복합모드 전용 구간(피더, 라스트마일)에 장애가 발생해도 복합모드가 버스 단독보다 높은 완료율을 보이지만, 집결지 인근 공통 구간 장애에서는 양쪽 모두 큰 타격을 받는다(CR 0.58 vs 0.12).</w:t>
+      </w:r>
+    </w:p>
+    <w:p>
+      <w:r>
+        <w:rPr>
+          <w:rFonts w:ascii="Malgun Gothic" w:hAnsi="Malgun Gothic" w:eastAsia="Malgun Gothic"/>
+          <w:b/>
+          <w:sz w:val="24"/>
+        </w:rPr>
+        <w:t>철도 지연 영향</w:t>
+      </w:r>
+    </w:p>
+    <w:p>
+      <w:r>
+        <w:rPr>
+          <w:rFonts w:ascii="Malgun Gothic" w:hAnsi="Malgun Gothic" w:eastAsia="Malgun Gothic"/>
+          <w:b w:val="0"/>
+          <w:sz w:val="22"/>
+        </w:rPr>
+        <w:t>철도 지연 시나리오에서 복합 수송의 완료시간은 약 12.8% 증가한다(46.51→52.47분). 철도 첫 출발이 지연되어 전체 일정이 밀리기 때문이다. 정상 교통에서는 여전히 100% 완료율을 유지하지만, 혼잡+장애와 결합하면 효과가 누적될 수 있다. 새로 추가된 철도 서비스 저하 시나리오(지연, 용량 축소, 복합 스트레스)에서는 기본 조건에서 복합모드 완료시간이 +0.96~+10.96분 증가하며, 철도 용량이 축소되면 열차당 수송 능력 저하가 대기 시간으로 이어진다.</w:t>
+      </w:r>
+    </w:p>
+    <w:p>
+      <w:r>
+        <w:rPr>
+          <w:rFonts w:ascii="Malgun Gothic" w:hAnsi="Malgun Gothic" w:eastAsia="Malgun Gothic"/>
+          <w:b/>
+          <w:sz w:val="24"/>
+        </w:rPr>
+        <w:t>환승 스트레스 영향 (신규)</w:t>
+      </w:r>
+    </w:p>
+    <w:p>
+      <w:r>
+        <w:rPr>
+          <w:rFonts w:ascii="Malgun Gothic" w:hAnsi="Malgun Gothic" w:eastAsia="Malgun Gothic"/>
+          <w:b w:val="0"/>
+          <w:sz w:val="22"/>
+        </w:rPr>
+        <w:t>환승 스트레스 정책 4종(mild: 기본 +3분 + 인원당 +0.5분, moderate: 기본 +6분 + 인원당 +1.0분, severe: 기본 +10분 + 인원당 +2.0분, extreme: 기본 +15분 + 인원당 +3.0분)을 추가하여, 환승 처리가 복합모드 성과에 미치는 영향을 직접 비교했다.</w:t>
+      </w:r>
+    </w:p>
+    <w:tbl>
+      <w:tblPr>
+        <w:tblStyle w:val="TableGrid"/>
+        <w:tblW w:type="auto" w:w="0"/>
+        <w:jc w:val="center"/>
+        <w:tblLook w:firstColumn="1" w:firstRow="1" w:lastColumn="0" w:lastRow="0" w:noHBand="0" w:noVBand="1" w:val="04A0"/>
+      </w:tblPr>
+      <w:tblGrid>
+        <w:gridCol w:w="1504"/>
+        <w:gridCol w:w="1504"/>
+        <w:gridCol w:w="1504"/>
+        <w:gridCol w:w="1504"/>
+        <w:gridCol w:w="1504"/>
+        <w:gridCol w:w="1504"/>
+      </w:tblGrid>
+      <w:tr>
+        <w:tc>
+          <w:tcPr>
+            <w:tcW w:type="dxa" w:w="1504"/>
+            <w:shd w:val="clear" w:color="auto" w:fill="1F3864"/>
+          </w:tcPr>
+          <w:p>
+            <w:pPr>
+              <w:jc w:val="center"/>
+            </w:pPr>
+            <w:r/>
+            <w:r>
+              <w:rPr>
+                <w:rFonts w:ascii="Malgun Gothic" w:hAnsi="Malgun Gothic" w:eastAsia="Malgun Gothic"/>
+                <w:b/>
+                <w:color w:val="FFFFFF"/>
+                <w:sz w:val="20"/>
+              </w:rPr>
+              <w:t>환승 스트레스 수준</w:t>
+            </w:r>
+          </w:p>
+        </w:tc>
+        <w:tc>
+          <w:tcPr>
+            <w:tcW w:type="dxa" w:w="1504"/>
+            <w:shd w:val="clear" w:color="auto" w:fill="1F3864"/>
+          </w:tcPr>
+          <w:p>
+            <w:pPr>
+              <w:jc w:val="center"/>
+            </w:pPr>
+            <w:r/>
+            <w:r>
+              <w:rPr>
+                <w:rFonts w:ascii="Malgun Gothic" w:hAnsi="Malgun Gothic" w:eastAsia="Malgun Gothic"/>
+                <w:b/>
+                <w:color w:val="FFFFFF"/>
+                <w:sz w:val="20"/>
+              </w:rPr>
+              <w:t>추가 고정 지연</w:t>
+            </w:r>
+          </w:p>
+        </w:tc>
+        <w:tc>
+          <w:tcPr>
+            <w:tcW w:type="dxa" w:w="1504"/>
+            <w:shd w:val="clear" w:color="auto" w:fill="1F3864"/>
+          </w:tcPr>
+          <w:p>
+            <w:pPr>
+              <w:jc w:val="center"/>
+            </w:pPr>
+            <w:r/>
+            <w:r>
+              <w:rPr>
+                <w:rFonts w:ascii="Malgun Gothic" w:hAnsi="Malgun Gothic" w:eastAsia="Malgun Gothic"/>
+                <w:b/>
+                <w:color w:val="FFFFFF"/>
+                <w:sz w:val="20"/>
+              </w:rPr>
+              <w:t>인원당 추가 지연</w:t>
+            </w:r>
+          </w:p>
+        </w:tc>
+        <w:tc>
+          <w:tcPr>
+            <w:tcW w:type="dxa" w:w="1504"/>
+            <w:shd w:val="clear" w:color="auto" w:fill="1F3864"/>
+          </w:tcPr>
+          <w:p>
+            <w:pPr>
+              <w:jc w:val="center"/>
+            </w:pPr>
+            <w:r/>
+            <w:r>
+              <w:rPr>
+                <w:rFonts w:ascii="Malgun Gothic" w:hAnsi="Malgun Gothic" w:eastAsia="Malgun Gothic"/>
+                <w:b/>
+                <w:color w:val="FFFFFF"/>
+                <w:sz w:val="20"/>
+              </w:rPr>
+              <w:t>복합모드 완료시간</w:t>
+            </w:r>
+          </w:p>
+        </w:tc>
+        <w:tc>
+          <w:tcPr>
+            <w:tcW w:type="dxa" w:w="1504"/>
+            <w:shd w:val="clear" w:color="auto" w:fill="1F3864"/>
+          </w:tcPr>
+          <w:p>
+            <w:pPr>
+              <w:jc w:val="center"/>
+            </w:pPr>
+            <w:r/>
+            <w:r>
+              <w:rPr>
+                <w:rFonts w:ascii="Malgun Gothic" w:hAnsi="Malgun Gothic" w:eastAsia="Malgun Gothic"/>
+                <w:b/>
+                <w:color w:val="FFFFFF"/>
+                <w:sz w:val="20"/>
+              </w:rPr>
+              <w:t>증분</w:t>
+            </w:r>
+          </w:p>
+        </w:tc>
+        <w:tc>
+          <w:tcPr>
+            <w:tcW w:type="dxa" w:w="1504"/>
+            <w:shd w:val="clear" w:color="auto" w:fill="1F3864"/>
+          </w:tcPr>
+          <w:p>
+            <w:pPr>
+              <w:jc w:val="center"/>
+            </w:pPr>
+            <w:r/>
+            <w:r>
+              <w:rPr>
+                <w:rFonts w:ascii="Malgun Gothic" w:hAnsi="Malgun Gothic" w:eastAsia="Malgun Gothic"/>
+                <w:b/>
+                <w:color w:val="FFFFFF"/>
+                <w:sz w:val="20"/>
+              </w:rPr>
+              <w:t>완료율</w:t>
+            </w:r>
+          </w:p>
+        </w:tc>
+      </w:tr>
+      <w:tr>
+        <w:tc>
+          <w:tcPr>
+            <w:tcW w:type="dxa" w:w="1504"/>
+          </w:tcPr>
+          <w:p>
+            <w:r/>
+            <w:r>
+              <w:rPr>
+                <w:rFonts w:ascii="Malgun Gothic" w:hAnsi="Malgun Gothic" w:eastAsia="Malgun Gothic"/>
+                <w:b w:val="0"/>
+                <w:sz w:val="20"/>
+              </w:rPr>
+              <w:t>baseline</w:t>
+            </w:r>
+          </w:p>
+        </w:tc>
+        <w:tc>
+          <w:tcPr>
+            <w:tcW w:type="dxa" w:w="1504"/>
+          </w:tcPr>
+          <w:p>
+            <w:r/>
+            <w:r>
+              <w:rPr>
+                <w:rFonts w:ascii="Malgun Gothic" w:hAnsi="Malgun Gothic" w:eastAsia="Malgun Gothic"/>
+                <w:b w:val="0"/>
+                <w:sz w:val="20"/>
+              </w:rPr>
+              <w:t>기본값</w:t>
+            </w:r>
+          </w:p>
+        </w:tc>
+        <w:tc>
+          <w:tcPr>
+            <w:tcW w:type="dxa" w:w="1504"/>
+          </w:tcPr>
+          <w:p>
+            <w:r/>
+            <w:r>
+              <w:rPr>
+                <w:rFonts w:ascii="Malgun Gothic" w:hAnsi="Malgun Gothic" w:eastAsia="Malgun Gothic"/>
+                <w:b w:val="0"/>
+                <w:sz w:val="20"/>
+              </w:rPr>
+              <w:t>기본값</w:t>
+            </w:r>
+          </w:p>
+        </w:tc>
+        <w:tc>
+          <w:tcPr>
+            <w:tcW w:type="dxa" w:w="1504"/>
+          </w:tcPr>
+          <w:p>
+            <w:r/>
+            <w:r>
+              <w:rPr>
+                <w:rFonts w:ascii="Malgun Gothic" w:hAnsi="Malgun Gothic" w:eastAsia="Malgun Gothic"/>
+                <w:b w:val="0"/>
+                <w:sz w:val="20"/>
+              </w:rPr>
+              <w:t>46.51분</w:t>
+            </w:r>
+          </w:p>
+        </w:tc>
+        <w:tc>
+          <w:tcPr>
+            <w:tcW w:type="dxa" w:w="1504"/>
+          </w:tcPr>
+          <w:p>
+            <w:r/>
+            <w:r>
+              <w:rPr>
+                <w:rFonts w:ascii="Malgun Gothic" w:hAnsi="Malgun Gothic" w:eastAsia="Malgun Gothic"/>
+                <w:b w:val="0"/>
+                <w:sz w:val="20"/>
+              </w:rPr>
+              <w:t>--</w:t>
+            </w:r>
+          </w:p>
+        </w:tc>
+        <w:tc>
+          <w:tcPr>
+            <w:tcW w:type="dxa" w:w="1504"/>
+          </w:tcPr>
+          <w:p>
+            <w:r/>
+            <w:r>
+              <w:rPr>
+                <w:rFonts w:ascii="Malgun Gothic" w:hAnsi="Malgun Gothic" w:eastAsia="Malgun Gothic"/>
+                <w:b w:val="0"/>
+                <w:sz w:val="20"/>
+              </w:rPr>
+              <w:t>1.0</w:t>
+            </w:r>
+          </w:p>
+        </w:tc>
+      </w:tr>
+      <w:tr>
+        <w:tc>
+          <w:tcPr>
+            <w:tcW w:type="dxa" w:w="1504"/>
+          </w:tcPr>
+          <w:p>
+            <w:r/>
+            <w:r>
+              <w:rPr>
+                <w:rFonts w:ascii="Malgun Gothic" w:hAnsi="Malgun Gothic" w:eastAsia="Malgun Gothic"/>
+                <w:b w:val="0"/>
+                <w:sz w:val="20"/>
+              </w:rPr>
+              <w:t>mild</w:t>
+            </w:r>
+          </w:p>
+        </w:tc>
+        <w:tc>
+          <w:tcPr>
+            <w:tcW w:type="dxa" w:w="1504"/>
+          </w:tcPr>
+          <w:p>
+            <w:r/>
+            <w:r>
+              <w:rPr>
+                <w:rFonts w:ascii="Malgun Gothic" w:hAnsi="Malgun Gothic" w:eastAsia="Malgun Gothic"/>
+                <w:b w:val="0"/>
+                <w:sz w:val="20"/>
+              </w:rPr>
+              <w:t>+3분</w:t>
+            </w:r>
+          </w:p>
+        </w:tc>
+        <w:tc>
+          <w:tcPr>
+            <w:tcW w:type="dxa" w:w="1504"/>
+          </w:tcPr>
+          <w:p>
+            <w:r/>
+            <w:r>
+              <w:rPr>
+                <w:rFonts w:ascii="Malgun Gothic" w:hAnsi="Malgun Gothic" w:eastAsia="Malgun Gothic"/>
+                <w:b w:val="0"/>
+                <w:sz w:val="20"/>
+              </w:rPr>
+              <w:t>+0.5분</w:t>
+            </w:r>
+          </w:p>
+        </w:tc>
+        <w:tc>
+          <w:tcPr>
+            <w:tcW w:type="dxa" w:w="1504"/>
+          </w:tcPr>
+          <w:p>
+            <w:r/>
+            <w:r>
+              <w:rPr>
+                <w:rFonts w:ascii="Malgun Gothic" w:hAnsi="Malgun Gothic" w:eastAsia="Malgun Gothic"/>
+                <w:b w:val="0"/>
+                <w:sz w:val="20"/>
+              </w:rPr>
+              <w:t>71.51분</w:t>
+            </w:r>
+          </w:p>
+        </w:tc>
+        <w:tc>
+          <w:tcPr>
+            <w:tcW w:type="dxa" w:w="1504"/>
+          </w:tcPr>
+          <w:p>
+            <w:r/>
+            <w:r>
+              <w:rPr>
+                <w:rFonts w:ascii="Malgun Gothic" w:hAnsi="Malgun Gothic" w:eastAsia="Malgun Gothic"/>
+                <w:b w:val="0"/>
+                <w:sz w:val="20"/>
+              </w:rPr>
+              <w:t>+25.00분</w:t>
+            </w:r>
+          </w:p>
+        </w:tc>
+        <w:tc>
+          <w:tcPr>
+            <w:tcW w:type="dxa" w:w="1504"/>
+          </w:tcPr>
+          <w:p>
+            <w:r/>
+            <w:r>
+              <w:rPr>
+                <w:rFonts w:ascii="Malgun Gothic" w:hAnsi="Malgun Gothic" w:eastAsia="Malgun Gothic"/>
+                <w:b w:val="0"/>
+                <w:sz w:val="20"/>
+              </w:rPr>
+              <w:t>1.0</w:t>
+            </w:r>
+          </w:p>
+        </w:tc>
+      </w:tr>
+      <w:tr>
+        <w:tc>
+          <w:tcPr>
+            <w:tcW w:type="dxa" w:w="1504"/>
+          </w:tcPr>
+          <w:p>
+            <w:r/>
+            <w:r>
+              <w:rPr>
+                <w:rFonts w:ascii="Malgun Gothic" w:hAnsi="Malgun Gothic" w:eastAsia="Malgun Gothic"/>
+                <w:b w:val="0"/>
+                <w:sz w:val="20"/>
+              </w:rPr>
+              <w:t>moderate</w:t>
+            </w:r>
+          </w:p>
+        </w:tc>
+        <w:tc>
+          <w:tcPr>
+            <w:tcW w:type="dxa" w:w="1504"/>
+          </w:tcPr>
+          <w:p>
+            <w:r/>
+            <w:r>
+              <w:rPr>
+                <w:rFonts w:ascii="Malgun Gothic" w:hAnsi="Malgun Gothic" w:eastAsia="Malgun Gothic"/>
+                <w:b w:val="0"/>
+                <w:sz w:val="20"/>
+              </w:rPr>
+              <w:t>+6분</w:t>
+            </w:r>
+          </w:p>
+        </w:tc>
+        <w:tc>
+          <w:tcPr>
+            <w:tcW w:type="dxa" w:w="1504"/>
+          </w:tcPr>
+          <w:p>
+            <w:r/>
+            <w:r>
+              <w:rPr>
+                <w:rFonts w:ascii="Malgun Gothic" w:hAnsi="Malgun Gothic" w:eastAsia="Malgun Gothic"/>
+                <w:b w:val="0"/>
+                <w:sz w:val="20"/>
+              </w:rPr>
+              <w:t>+1.0분</w:t>
+            </w:r>
+          </w:p>
+        </w:tc>
+        <w:tc>
+          <w:tcPr>
+            <w:tcW w:type="dxa" w:w="1504"/>
+          </w:tcPr>
+          <w:p>
+            <w:r/>
+            <w:r>
+              <w:rPr>
+                <w:rFonts w:ascii="Malgun Gothic" w:hAnsi="Malgun Gothic" w:eastAsia="Malgun Gothic"/>
+                <w:b w:val="0"/>
+                <w:sz w:val="20"/>
+              </w:rPr>
+              <w:t>96.51분</w:t>
+            </w:r>
+          </w:p>
+        </w:tc>
+        <w:tc>
+          <w:tcPr>
+            <w:tcW w:type="dxa" w:w="1504"/>
+          </w:tcPr>
+          <w:p>
+            <w:r/>
+            <w:r>
+              <w:rPr>
+                <w:rFonts w:ascii="Malgun Gothic" w:hAnsi="Malgun Gothic" w:eastAsia="Malgun Gothic"/>
+                <w:b w:val="0"/>
+                <w:sz w:val="20"/>
+              </w:rPr>
+              <w:t>+50.00분</w:t>
+            </w:r>
+          </w:p>
+        </w:tc>
+        <w:tc>
+          <w:tcPr>
+            <w:tcW w:type="dxa" w:w="1504"/>
+          </w:tcPr>
+          <w:p>
+            <w:r/>
+            <w:r>
+              <w:rPr>
+                <w:rFonts w:ascii="Malgun Gothic" w:hAnsi="Malgun Gothic" w:eastAsia="Malgun Gothic"/>
+                <w:b w:val="0"/>
+                <w:sz w:val="20"/>
+              </w:rPr>
+              <w:t>1.0</w:t>
+            </w:r>
+          </w:p>
+        </w:tc>
+      </w:tr>
+      <w:tr>
+        <w:tc>
+          <w:tcPr>
+            <w:tcW w:type="dxa" w:w="1504"/>
+          </w:tcPr>
+          <w:p>
+            <w:r/>
+            <w:r>
+              <w:rPr>
+                <w:rFonts w:ascii="Malgun Gothic" w:hAnsi="Malgun Gothic" w:eastAsia="Malgun Gothic"/>
+                <w:b w:val="0"/>
+                <w:sz w:val="20"/>
+              </w:rPr>
+              <w:t>severe</w:t>
+            </w:r>
+          </w:p>
+        </w:tc>
+        <w:tc>
+          <w:tcPr>
+            <w:tcW w:type="dxa" w:w="1504"/>
+          </w:tcPr>
+          <w:p>
+            <w:r/>
+            <w:r>
+              <w:rPr>
+                <w:rFonts w:ascii="Malgun Gothic" w:hAnsi="Malgun Gothic" w:eastAsia="Malgun Gothic"/>
+                <w:b w:val="0"/>
+                <w:sz w:val="20"/>
+              </w:rPr>
+              <w:t>+10분</w:t>
+            </w:r>
+          </w:p>
+        </w:tc>
+        <w:tc>
+          <w:tcPr>
+            <w:tcW w:type="dxa" w:w="1504"/>
+          </w:tcPr>
+          <w:p>
+            <w:r/>
+            <w:r>
+              <w:rPr>
+                <w:rFonts w:ascii="Malgun Gothic" w:hAnsi="Malgun Gothic" w:eastAsia="Malgun Gothic"/>
+                <w:b w:val="0"/>
+                <w:sz w:val="20"/>
+              </w:rPr>
+              <w:t>+2.0분</w:t>
+            </w:r>
+          </w:p>
+        </w:tc>
+        <w:tc>
+          <w:tcPr>
+            <w:tcW w:type="dxa" w:w="1504"/>
+          </w:tcPr>
+          <w:p>
+            <w:r/>
+            <w:r>
+              <w:rPr>
+                <w:rFonts w:ascii="Malgun Gothic" w:hAnsi="Malgun Gothic" w:eastAsia="Malgun Gothic"/>
+                <w:b w:val="0"/>
+                <w:sz w:val="20"/>
+              </w:rPr>
+              <w:t>127.47분</w:t>
+            </w:r>
+          </w:p>
+        </w:tc>
+        <w:tc>
+          <w:tcPr>
+            <w:tcW w:type="dxa" w:w="1504"/>
+          </w:tcPr>
+          <w:p>
+            <w:r/>
+            <w:r>
+              <w:rPr>
+                <w:rFonts w:ascii="Malgun Gothic" w:hAnsi="Malgun Gothic" w:eastAsia="Malgun Gothic"/>
+                <w:b w:val="0"/>
+                <w:sz w:val="20"/>
+              </w:rPr>
+              <w:t>+80.96분</w:t>
+            </w:r>
+          </w:p>
+        </w:tc>
+        <w:tc>
+          <w:tcPr>
+            <w:tcW w:type="dxa" w:w="1504"/>
+          </w:tcPr>
+          <w:p>
+            <w:r/>
+            <w:r>
+              <w:rPr>
+                <w:rFonts w:ascii="Malgun Gothic" w:hAnsi="Malgun Gothic" w:eastAsia="Malgun Gothic"/>
+                <w:b w:val="0"/>
+                <w:sz w:val="20"/>
+              </w:rPr>
+              <w:t>1.0</w:t>
+            </w:r>
+          </w:p>
+        </w:tc>
+      </w:tr>
+      <w:tr>
+        <w:tc>
+          <w:tcPr>
+            <w:tcW w:type="dxa" w:w="1504"/>
+          </w:tcPr>
+          <w:p>
+            <w:r/>
+            <w:r>
+              <w:rPr>
+                <w:rFonts w:ascii="Malgun Gothic" w:hAnsi="Malgun Gothic" w:eastAsia="Malgun Gothic"/>
+                <w:b w:val="0"/>
+                <w:sz w:val="20"/>
+              </w:rPr>
+              <w:t>extreme</w:t>
+            </w:r>
+          </w:p>
+        </w:tc>
+        <w:tc>
+          <w:tcPr>
+            <w:tcW w:type="dxa" w:w="1504"/>
+          </w:tcPr>
+          <w:p>
+            <w:r/>
+            <w:r>
+              <w:rPr>
+                <w:rFonts w:ascii="Malgun Gothic" w:hAnsi="Malgun Gothic" w:eastAsia="Malgun Gothic"/>
+                <w:b w:val="0"/>
+                <w:sz w:val="20"/>
+              </w:rPr>
+              <w:t>+15분</w:t>
+            </w:r>
+          </w:p>
+        </w:tc>
+        <w:tc>
+          <w:tcPr>
+            <w:tcW w:type="dxa" w:w="1504"/>
+          </w:tcPr>
+          <w:p>
+            <w:r/>
+            <w:r>
+              <w:rPr>
+                <w:rFonts w:ascii="Malgun Gothic" w:hAnsi="Malgun Gothic" w:eastAsia="Malgun Gothic"/>
+                <w:b w:val="0"/>
+                <w:sz w:val="20"/>
+              </w:rPr>
+              <w:t>+3.0분</w:t>
+            </w:r>
+          </w:p>
+        </w:tc>
+        <w:tc>
+          <w:tcPr>
+            <w:tcW w:type="dxa" w:w="1504"/>
+          </w:tcPr>
+          <w:p>
+            <w:r/>
+            <w:r>
+              <w:rPr>
+                <w:rFonts w:ascii="Malgun Gothic" w:hAnsi="Malgun Gothic" w:eastAsia="Malgun Gothic"/>
+                <w:b w:val="0"/>
+                <w:sz w:val="20"/>
+              </w:rPr>
+              <w:t>167.47분</w:t>
+            </w:r>
+          </w:p>
+        </w:tc>
+        <w:tc>
+          <w:tcPr>
+            <w:tcW w:type="dxa" w:w="1504"/>
+          </w:tcPr>
+          <w:p>
+            <w:r/>
+            <w:r>
+              <w:rPr>
+                <w:rFonts w:ascii="Malgun Gothic" w:hAnsi="Malgun Gothic" w:eastAsia="Malgun Gothic"/>
+                <w:b w:val="0"/>
+                <w:sz w:val="20"/>
+              </w:rPr>
+              <w:t>+120.96분</w:t>
+            </w:r>
+          </w:p>
+        </w:tc>
+        <w:tc>
+          <w:tcPr>
+            <w:tcW w:type="dxa" w:w="1504"/>
+          </w:tcPr>
+          <w:p>
+            <w:r/>
+            <w:r>
+              <w:rPr>
+                <w:rFonts w:ascii="Malgun Gothic" w:hAnsi="Malgun Gothic" w:eastAsia="Malgun Gothic"/>
+                <w:b w:val="0"/>
+                <w:sz w:val="20"/>
+              </w:rPr>
+              <w:t>1.0</w:t>
+            </w:r>
+          </w:p>
+        </w:tc>
+      </w:tr>
+    </w:tbl>
+    <w:p/>
+    <w:p>
+      <w:r>
+        <w:rPr>
+          <w:rFonts w:ascii="Malgun Gothic" w:hAnsi="Malgun Gothic" w:eastAsia="Malgun Gothic"/>
+          <w:b w:val="0"/>
+          <w:sz w:val="22"/>
+        </w:rPr>
+        <w:t>환승 스트레스가 극단에 도달하면 복합모드 완료시간이 최대 +120.96분 증가하지만, 200분 제한 시간 덕분에 완료율은 1.0으로 유지된다. 이는 환승 처리 효율이 복합모드의 실질적 속도 이점을 크게 제한할 수 있음을 보여준다.</w:t>
+      </w:r>
+    </w:p>
+    <w:p>
+      <w:r>
+        <w:rPr>
+          <w:rFonts w:ascii="Malgun Gothic" w:hAnsi="Malgun Gothic" w:eastAsia="Malgun Gothic"/>
+          <w:b/>
+          <w:sz w:val="24"/>
+        </w:rPr>
+        <w:t>복합 위험 시나리오 결과 (신규)</w:t>
+      </w:r>
+    </w:p>
+    <w:p>
+      <w:r>
+        <w:rPr>
+          <w:rFonts w:ascii="Malgun Gothic" w:hAnsi="Malgun Gothic" w:eastAsia="Malgun Gothic"/>
+          <w:b w:val="0"/>
+          <w:sz w:val="22"/>
+        </w:rPr>
+        <w:t>도로 장애와 철도 저하가 동시에 발생하는 복합 위험 시나리오 2종을 추가했다.</w:t>
+      </w:r>
+    </w:p>
+    <w:p>
+      <w:pPr>
+        <w:pStyle w:val="ListBullet"/>
+      </w:pPr>
+      <w:r>
+        <w:rPr>
+          <w:rFonts w:ascii="Malgun Gothic" w:hAnsi="Malgun Gothic" w:eastAsia="Malgun Gothic"/>
+          <w:b w:val="0"/>
+          <w:sz w:val="22"/>
+        </w:rPr>
+        <w:t>tancheon_rail_delay: 탄천 복도 장애 + 철도 지연</w:t>
+      </w:r>
+    </w:p>
+    <w:p>
+      <w:pPr>
+        <w:pStyle w:val="ListBullet"/>
+      </w:pPr>
+      <w:r>
+        <w:rPr>
+          <w:rFonts w:ascii="Malgun Gothic" w:hAnsi="Malgun Gothic" w:eastAsia="Malgun Gothic"/>
+          <w:b w:val="0"/>
+          <w:sz w:val="22"/>
+        </w:rPr>
+        <w:t>access_road_rail_capacity: 접근도로 장애 + 철도 용량 축소</w:t>
+      </w:r>
+    </w:p>
+    <w:tbl>
+      <w:tblPr>
+        <w:tblStyle w:val="TableGrid"/>
+        <w:tblW w:type="auto" w:w="0"/>
+        <w:jc w:val="center"/>
+        <w:tblLook w:firstColumn="1" w:firstRow="1" w:lastColumn="0" w:lastRow="0" w:noHBand="0" w:noVBand="1" w:val="04A0"/>
+      </w:tblPr>
+      <w:tblGrid>
+        <w:gridCol w:w="1805"/>
+        <w:gridCol w:w="1805"/>
+        <w:gridCol w:w="1805"/>
+        <w:gridCol w:w="1805"/>
+        <w:gridCol w:w="1805"/>
+      </w:tblGrid>
+      <w:tr>
+        <w:tc>
+          <w:tcPr>
+            <w:tcW w:type="dxa" w:w="1805"/>
+            <w:shd w:val="clear" w:color="auto" w:fill="1F3864"/>
+          </w:tcPr>
+          <w:p>
+            <w:pPr>
+              <w:jc w:val="center"/>
+            </w:pPr>
+            <w:r/>
+            <w:r>
+              <w:rPr>
+                <w:rFonts w:ascii="Malgun Gothic" w:hAnsi="Malgun Gothic" w:eastAsia="Malgun Gothic"/>
+                <w:b/>
+                <w:color w:val="FFFFFF"/>
+                <w:sz w:val="20"/>
+              </w:rPr>
+              <w:t>복합 위험 시나리오</w:t>
+            </w:r>
+          </w:p>
+        </w:tc>
+        <w:tc>
+          <w:tcPr>
+            <w:tcW w:type="dxa" w:w="1805"/>
+            <w:shd w:val="clear" w:color="auto" w:fill="1F3864"/>
+          </w:tcPr>
+          <w:p>
+            <w:pPr>
+              <w:jc w:val="center"/>
+            </w:pPr>
+            <w:r/>
+            <w:r>
+              <w:rPr>
+                <w:rFonts w:ascii="Malgun Gothic" w:hAnsi="Malgun Gothic" w:eastAsia="Malgun Gothic"/>
+                <w:b/>
+                <w:color w:val="FFFFFF"/>
+                <w:sz w:val="20"/>
+              </w:rPr>
+              <w:t>혼잡 수준</w:t>
+            </w:r>
+          </w:p>
+        </w:tc>
+        <w:tc>
+          <w:tcPr>
+            <w:tcW w:type="dxa" w:w="1805"/>
+            <w:shd w:val="clear" w:color="auto" w:fill="1F3864"/>
+          </w:tcPr>
+          <w:p>
+            <w:pPr>
+              <w:jc w:val="center"/>
+            </w:pPr>
+            <w:r/>
+            <w:r>
+              <w:rPr>
+                <w:rFonts w:ascii="Malgun Gothic" w:hAnsi="Malgun Gothic" w:eastAsia="Malgun Gothic"/>
+                <w:b/>
+                <w:color w:val="FFFFFF"/>
+                <w:sz w:val="20"/>
+              </w:rPr>
+              <w:t>버스 (MS/CR)</w:t>
+            </w:r>
+          </w:p>
+        </w:tc>
+        <w:tc>
+          <w:tcPr>
+            <w:tcW w:type="dxa" w:w="1805"/>
+            <w:shd w:val="clear" w:color="auto" w:fill="1F3864"/>
+          </w:tcPr>
+          <w:p>
+            <w:pPr>
+              <w:jc w:val="center"/>
+            </w:pPr>
+            <w:r/>
+            <w:r>
+              <w:rPr>
+                <w:rFonts w:ascii="Malgun Gothic" w:hAnsi="Malgun Gothic" w:eastAsia="Malgun Gothic"/>
+                <w:b/>
+                <w:color w:val="FFFFFF"/>
+                <w:sz w:val="20"/>
+              </w:rPr>
+              <w:t>복합모드 (MS/CR)</w:t>
+            </w:r>
+          </w:p>
+        </w:tc>
+        <w:tc>
+          <w:tcPr>
+            <w:tcW w:type="dxa" w:w="1805"/>
+            <w:shd w:val="clear" w:color="auto" w:fill="1F3864"/>
+          </w:tcPr>
+          <w:p>
+            <w:pPr>
+              <w:jc w:val="center"/>
+            </w:pPr>
+            <w:r/>
+            <w:r>
+              <w:rPr>
+                <w:rFonts w:ascii="Malgun Gothic" w:hAnsi="Malgun Gothic" w:eastAsia="Malgun Gothic"/>
+                <w:b/>
+                <w:color w:val="FFFFFF"/>
+                <w:sz w:val="20"/>
+              </w:rPr>
+              <w:t>승자</w:t>
+            </w:r>
+          </w:p>
+        </w:tc>
+      </w:tr>
+      <w:tr>
+        <w:tc>
+          <w:tcPr>
+            <w:tcW w:type="dxa" w:w="1805"/>
+          </w:tcPr>
+          <w:p>
+            <w:r/>
+            <w:r>
+              <w:rPr>
+                <w:rFonts w:ascii="Malgun Gothic" w:hAnsi="Malgun Gothic" w:eastAsia="Malgun Gothic"/>
+                <w:b w:val="0"/>
+                <w:sz w:val="20"/>
+              </w:rPr>
+              <w:t>탄천+철도 지연</w:t>
+            </w:r>
+          </w:p>
+        </w:tc>
+        <w:tc>
+          <w:tcPr>
+            <w:tcW w:type="dxa" w:w="1805"/>
+          </w:tcPr>
+          <w:p>
+            <w:r/>
+            <w:r>
+              <w:rPr>
+                <w:rFonts w:ascii="Malgun Gothic" w:hAnsi="Malgun Gothic" w:eastAsia="Malgun Gothic"/>
+                <w:b w:val="0"/>
+                <w:sz w:val="20"/>
+              </w:rPr>
+              <w:t>6x</w:t>
+            </w:r>
+          </w:p>
+        </w:tc>
+        <w:tc>
+          <w:tcPr>
+            <w:tcW w:type="dxa" w:w="1805"/>
+          </w:tcPr>
+          <w:p>
+            <w:r/>
+            <w:r>
+              <w:rPr>
+                <w:rFonts w:ascii="Malgun Gothic" w:hAnsi="Malgun Gothic" w:eastAsia="Malgun Gothic"/>
+                <w:b w:val="0"/>
+                <w:sz w:val="20"/>
+              </w:rPr>
+              <w:t>inf / 20%</w:t>
+            </w:r>
+          </w:p>
+        </w:tc>
+        <w:tc>
+          <w:tcPr>
+            <w:tcW w:type="dxa" w:w="1805"/>
+          </w:tcPr>
+          <w:p>
+            <w:r/>
+            <w:r>
+              <w:rPr>
+                <w:rFonts w:ascii="Malgun Gothic" w:hAnsi="Malgun Gothic" w:eastAsia="Malgun Gothic"/>
+                <w:b w:val="0"/>
+                <w:sz w:val="20"/>
+              </w:rPr>
+              <w:t>inf / 96%</w:t>
+            </w:r>
+          </w:p>
+        </w:tc>
+        <w:tc>
+          <w:tcPr>
+            <w:tcW w:type="dxa" w:w="1805"/>
+          </w:tcPr>
+          <w:p>
+            <w:r/>
+            <w:r>
+              <w:rPr>
+                <w:rFonts w:ascii="Malgun Gothic" w:hAnsi="Malgun Gothic" w:eastAsia="Malgun Gothic"/>
+                <w:b w:val="0"/>
+                <w:sz w:val="20"/>
+              </w:rPr>
+              <w:t>**복합모드**</w:t>
+            </w:r>
+          </w:p>
+        </w:tc>
+      </w:tr>
+      <w:tr>
+        <w:tc>
+          <w:tcPr>
+            <w:tcW w:type="dxa" w:w="1805"/>
+          </w:tcPr>
+          <w:p>
+            <w:r/>
+            <w:r>
+              <w:rPr>
+                <w:rFonts w:ascii="Malgun Gothic" w:hAnsi="Malgun Gothic" w:eastAsia="Malgun Gothic"/>
+                <w:b w:val="0"/>
+                <w:sz w:val="20"/>
+              </w:rPr>
+              <w:t>접근도로+철도 용량 축소</w:t>
+            </w:r>
+          </w:p>
+        </w:tc>
+        <w:tc>
+          <w:tcPr>
+            <w:tcW w:type="dxa" w:w="1805"/>
+          </w:tcPr>
+          <w:p>
+            <w:r/>
+            <w:r>
+              <w:rPr>
+                <w:rFonts w:ascii="Malgun Gothic" w:hAnsi="Malgun Gothic" w:eastAsia="Malgun Gothic"/>
+                <w:b w:val="0"/>
+                <w:sz w:val="20"/>
+              </w:rPr>
+              <w:t>6x</w:t>
+            </w:r>
+          </w:p>
+        </w:tc>
+        <w:tc>
+          <w:tcPr>
+            <w:tcW w:type="dxa" w:w="1805"/>
+          </w:tcPr>
+          <w:p>
+            <w:r/>
+            <w:r>
+              <w:rPr>
+                <w:rFonts w:ascii="Malgun Gothic" w:hAnsi="Malgun Gothic" w:eastAsia="Malgun Gothic"/>
+                <w:b w:val="0"/>
+                <w:sz w:val="20"/>
+              </w:rPr>
+              <w:t>inf / 0%</w:t>
+            </w:r>
+          </w:p>
+        </w:tc>
+        <w:tc>
+          <w:tcPr>
+            <w:tcW w:type="dxa" w:w="1805"/>
+          </w:tcPr>
+          <w:p>
+            <w:r/>
+            <w:r>
+              <w:rPr>
+                <w:rFonts w:ascii="Malgun Gothic" w:hAnsi="Malgun Gothic" w:eastAsia="Malgun Gothic"/>
+                <w:b w:val="0"/>
+                <w:sz w:val="20"/>
+              </w:rPr>
+              <w:t>inf / 7%</w:t>
+            </w:r>
+          </w:p>
+        </w:tc>
+        <w:tc>
+          <w:tcPr>
+            <w:tcW w:type="dxa" w:w="1805"/>
+          </w:tcPr>
+          <w:p>
+            <w:r/>
+            <w:r>
+              <w:rPr>
+                <w:rFonts w:ascii="Malgun Gothic" w:hAnsi="Malgun Gothic" w:eastAsia="Malgun Gothic"/>
+                <w:b w:val="0"/>
+                <w:sz w:val="20"/>
+              </w:rPr>
+              <w:t>둘 다 붕괴</w:t>
+            </w:r>
+          </w:p>
+        </w:tc>
+      </w:tr>
+    </w:tbl>
+    <w:p/>
+    <w:p>
+      <w:r>
+        <w:rPr>
+          <w:rFonts w:ascii="Malgun Gothic" w:hAnsi="Malgun Gothic" w:eastAsia="Malgun Gothic"/>
+          <w:b w:val="0"/>
+          <w:sz w:val="22"/>
+        </w:rPr>
+        <w:t>핵심 발견은 6x 혼잡+탄천 조건에서 철도 지연이 있어도 복합모드가 버스보다 압도적으로 우위(CR 0.96 vs 0.20)라는 점이다. 도로 장애가 버스 경로를 직접 타격하면, 중간 수준의 철도 저하가 있어도 복합모드 우위가 지속된다. 반면 접근도로+철도 용량 축소 조합에서는 양쪽 모두 거의 완전 붕괴하여(CR 0% vs 7%), 도로와 철도가 동시에 심각하게 저하되면 복합모드의 우위도 사라진다.</w:t>
+      </w:r>
+    </w:p>
+    <w:p>
+      <w:r>
+        <w:rPr>
+          <w:rFonts w:ascii="Malgun Gothic" w:hAnsi="Malgun Gothic" w:eastAsia="Malgun Gothic"/>
+          <w:b/>
+          <w:sz w:val="24"/>
+        </w:rPr>
+        <w:t>심각도 조정 사항 (신규)</w:t>
+      </w:r>
+    </w:p>
+    <w:p>
+      <w:r>
+        <w:rPr>
+          <w:rFonts w:ascii="Malgun Gothic" w:hAnsi="Malgun Gothic" w:eastAsia="Malgun Gothic"/>
+          <w:b w:val="0"/>
+          <w:sz w:val="22"/>
+        </w:rPr>
+        <w:t>이번 확장에서 기존 시나리오의 심각도도 일부 조정했다. random_capacity_reduction의 용량 저하 인자를 0.50에서 0.30으로 낮추고 최대 장애 간선 수를 4에서 8로 확대했다. random_blockage의 최대 장애 간선 수도 2에서 8로 확대했다. 또한 라스트마일 서쪽 장애(songpa_spatial_lastmile_west)의 공간 범위를 약 5배 확장하여, 잠실역 인근 구간의 더 넓은 영역에 장애가 발생하도록 했다.</w:t>
+      </w:r>
+    </w:p>
+    <w:p>
+      <w:r>
+        <w:rPr>
+          <w:rFonts w:ascii="Malgun Gothic" w:hAnsi="Malgun Gothic" w:eastAsia="Malgun Gothic"/>
+          <w:b/>
+          <w:sz w:val="28"/>
+        </w:rPr>
+        <w:t>심각도 사다리 증거</w:t>
+      </w:r>
+    </w:p>
+    <w:p>
+      <w:r>
+        <w:rPr>
+          <w:rFonts w:ascii="Malgun Gothic" w:hAnsi="Malgun Gothic" w:eastAsia="Malgun Gothic"/>
+          <w:b w:val="0"/>
+          <w:sz w:val="22"/>
+        </w:rPr>
+        <w:t>R4 강화 실험에서 5개 기둥 각각에 대해 3단계 이상의 심각도 사다리를 추가했다.</w:t>
+      </w:r>
+    </w:p>
+    <w:p>
+      <w:r>
+        <w:rPr>
+          <w:rFonts w:ascii="Malgun Gothic" w:hAnsi="Malgun Gothic" w:eastAsia="Malgun Gothic"/>
+          <w:b/>
+          <w:sz w:val="24"/>
+        </w:rPr>
+        <w:t>철도 서비스 심각도 사다리</w:t>
+      </w:r>
+    </w:p>
+    <w:tbl>
+      <w:tblPr>
+        <w:tblStyle w:val="TableGrid"/>
+        <w:tblW w:type="auto" w:w="0"/>
+        <w:jc w:val="center"/>
+        <w:tblLook w:firstColumn="1" w:firstRow="1" w:lastColumn="0" w:lastRow="0" w:noHBand="0" w:noVBand="1" w:val="04A0"/>
+      </w:tblPr>
+      <w:tblGrid>
+        <w:gridCol w:w="2256"/>
+        <w:gridCol w:w="2256"/>
+        <w:gridCol w:w="2256"/>
+        <w:gridCol w:w="2256"/>
+      </w:tblGrid>
+      <w:tr>
+        <w:tc>
+          <w:tcPr>
+            <w:tcW w:type="dxa" w:w="2256"/>
+            <w:shd w:val="clear" w:color="auto" w:fill="1F3864"/>
+          </w:tcPr>
+          <w:p>
+            <w:pPr>
+              <w:jc w:val="center"/>
+            </w:pPr>
+            <w:r/>
+            <w:r>
+              <w:rPr>
+                <w:rFonts w:ascii="Malgun Gothic" w:hAnsi="Malgun Gothic" w:eastAsia="Malgun Gothic"/>
+                <w:b/>
+                <w:color w:val="FFFFFF"/>
+                <w:sz w:val="20"/>
+              </w:rPr>
+              <w:t>심각도</w:t>
+            </w:r>
+          </w:p>
+        </w:tc>
+        <w:tc>
+          <w:tcPr>
+            <w:tcW w:type="dxa" w:w="2256"/>
+            <w:shd w:val="clear" w:color="auto" w:fill="1F3864"/>
+          </w:tcPr>
+          <w:p>
+            <w:pPr>
+              <w:jc w:val="center"/>
+            </w:pPr>
+            <w:r/>
+            <w:r>
+              <w:rPr>
+                <w:rFonts w:ascii="Malgun Gothic" w:hAnsi="Malgun Gothic" w:eastAsia="Malgun Gothic"/>
+                <w:b/>
+                <w:color w:val="FFFFFF"/>
+                <w:sz w:val="20"/>
+              </w:rPr>
+              <w:t>철도 여행시간 승수</w:t>
+            </w:r>
+          </w:p>
+        </w:tc>
+        <w:tc>
+          <w:tcPr>
+            <w:tcW w:type="dxa" w:w="2256"/>
+            <w:shd w:val="clear" w:color="auto" w:fill="1F3864"/>
+          </w:tcPr>
+          <w:p>
+            <w:pPr>
+              <w:jc w:val="center"/>
+            </w:pPr>
+            <w:r/>
+            <w:r>
+              <w:rPr>
+                <w:rFonts w:ascii="Malgun Gothic" w:hAnsi="Malgun Gothic" w:eastAsia="Malgun Gothic"/>
+                <w:b/>
+                <w:color w:val="FFFFFF"/>
+                <w:sz w:val="20"/>
+              </w:rPr>
+              <w:t>완료시간</w:t>
+            </w:r>
+          </w:p>
+        </w:tc>
+        <w:tc>
+          <w:tcPr>
+            <w:tcW w:type="dxa" w:w="2256"/>
+            <w:shd w:val="clear" w:color="auto" w:fill="1F3864"/>
+          </w:tcPr>
+          <w:p>
+            <w:pPr>
+              <w:jc w:val="center"/>
+            </w:pPr>
+            <w:r/>
+            <w:r>
+              <w:rPr>
+                <w:rFonts w:ascii="Malgun Gothic" w:hAnsi="Malgun Gothic" w:eastAsia="Malgun Gothic"/>
+                <w:b/>
+                <w:color w:val="FFFFFF"/>
+                <w:sz w:val="20"/>
+              </w:rPr>
+              <w:t>완료율</w:t>
+            </w:r>
+          </w:p>
+        </w:tc>
+      </w:tr>
+      <w:tr>
+        <w:tc>
+          <w:tcPr>
+            <w:tcW w:type="dxa" w:w="2256"/>
+          </w:tcPr>
+          <w:p>
+            <w:r/>
+            <w:r>
+              <w:rPr>
+                <w:rFonts w:ascii="Malgun Gothic" w:hAnsi="Malgun Gothic" w:eastAsia="Malgun Gothic"/>
+                <w:b w:val="0"/>
+                <w:sz w:val="20"/>
+              </w:rPr>
+              <w:t>경증 (1.2x)</w:t>
+            </w:r>
+          </w:p>
+        </w:tc>
+        <w:tc>
+          <w:tcPr>
+            <w:tcW w:type="dxa" w:w="2256"/>
+          </w:tcPr>
+          <w:p>
+            <w:r/>
+            <w:r>
+              <w:rPr>
+                <w:rFonts w:ascii="Malgun Gothic" w:hAnsi="Malgun Gothic" w:eastAsia="Malgun Gothic"/>
+                <w:b w:val="0"/>
+                <w:sz w:val="20"/>
+              </w:rPr>
+              <w:t>1.2</w:t>
+            </w:r>
+          </w:p>
+        </w:tc>
+        <w:tc>
+          <w:tcPr>
+            <w:tcW w:type="dxa" w:w="2256"/>
+          </w:tcPr>
+          <w:p>
+            <w:r/>
+            <w:r>
+              <w:rPr>
+                <w:rFonts w:ascii="Malgun Gothic" w:hAnsi="Malgun Gothic" w:eastAsia="Malgun Gothic"/>
+                <w:b w:val="0"/>
+                <w:sz w:val="20"/>
+              </w:rPr>
+              <w:t>47.47분</w:t>
+            </w:r>
+          </w:p>
+        </w:tc>
+        <w:tc>
+          <w:tcPr>
+            <w:tcW w:type="dxa" w:w="2256"/>
+          </w:tcPr>
+          <w:p>
+            <w:r/>
+            <w:r>
+              <w:rPr>
+                <w:rFonts w:ascii="Malgun Gothic" w:hAnsi="Malgun Gothic" w:eastAsia="Malgun Gothic"/>
+                <w:b w:val="0"/>
+                <w:sz w:val="20"/>
+              </w:rPr>
+              <w:t>100%</w:t>
+            </w:r>
+          </w:p>
+        </w:tc>
+      </w:tr>
+      <w:tr>
+        <w:tc>
+          <w:tcPr>
+            <w:tcW w:type="dxa" w:w="2256"/>
+          </w:tcPr>
+          <w:p>
+            <w:r/>
+            <w:r>
+              <w:rPr>
+                <w:rFonts w:ascii="Malgun Gothic" w:hAnsi="Malgun Gothic" w:eastAsia="Malgun Gothic"/>
+                <w:b w:val="0"/>
+                <w:sz w:val="20"/>
+              </w:rPr>
+              <w:t>중등도 (1.5x)</w:t>
+            </w:r>
+          </w:p>
+        </w:tc>
+        <w:tc>
+          <w:tcPr>
+            <w:tcW w:type="dxa" w:w="2256"/>
+          </w:tcPr>
+          <w:p>
+            <w:r/>
+            <w:r>
+              <w:rPr>
+                <w:rFonts w:ascii="Malgun Gothic" w:hAnsi="Malgun Gothic" w:eastAsia="Malgun Gothic"/>
+                <w:b w:val="0"/>
+                <w:sz w:val="20"/>
+              </w:rPr>
+              <w:t>1.5</w:t>
+            </w:r>
+          </w:p>
+        </w:tc>
+        <w:tc>
+          <w:tcPr>
+            <w:tcW w:type="dxa" w:w="2256"/>
+          </w:tcPr>
+          <w:p>
+            <w:r/>
+            <w:r>
+              <w:rPr>
+                <w:rFonts w:ascii="Malgun Gothic" w:hAnsi="Malgun Gothic" w:eastAsia="Malgun Gothic"/>
+                <w:b w:val="0"/>
+                <w:sz w:val="20"/>
+              </w:rPr>
+              <w:t>52.47분</w:t>
+            </w:r>
+          </w:p>
+        </w:tc>
+        <w:tc>
+          <w:tcPr>
+            <w:tcW w:type="dxa" w:w="2256"/>
+          </w:tcPr>
+          <w:p>
+            <w:r/>
+            <w:r>
+              <w:rPr>
+                <w:rFonts w:ascii="Malgun Gothic" w:hAnsi="Malgun Gothic" w:eastAsia="Malgun Gothic"/>
+                <w:b w:val="0"/>
+                <w:sz w:val="20"/>
+              </w:rPr>
+              <w:t>100%</w:t>
+            </w:r>
+          </w:p>
+        </w:tc>
+      </w:tr>
+      <w:tr>
+        <w:tc>
+          <w:tcPr>
+            <w:tcW w:type="dxa" w:w="2256"/>
+          </w:tcPr>
+          <w:p>
+            <w:r/>
+            <w:r>
+              <w:rPr>
+                <w:rFonts w:ascii="Malgun Gothic" w:hAnsi="Malgun Gothic" w:eastAsia="Malgun Gothic"/>
+                <w:b w:val="0"/>
+                <w:sz w:val="20"/>
+              </w:rPr>
+              <w:t>중증 (2.0x)</w:t>
+            </w:r>
+          </w:p>
+        </w:tc>
+        <w:tc>
+          <w:tcPr>
+            <w:tcW w:type="dxa" w:w="2256"/>
+          </w:tcPr>
+          <w:p>
+            <w:r/>
+            <w:r>
+              <w:rPr>
+                <w:rFonts w:ascii="Malgun Gothic" w:hAnsi="Malgun Gothic" w:eastAsia="Malgun Gothic"/>
+                <w:b w:val="0"/>
+                <w:sz w:val="20"/>
+              </w:rPr>
+              <w:t>2.0</w:t>
+            </w:r>
+          </w:p>
+        </w:tc>
+        <w:tc>
+          <w:tcPr>
+            <w:tcW w:type="dxa" w:w="2256"/>
+          </w:tcPr>
+          <w:p>
+            <w:r/>
+            <w:r>
+              <w:rPr>
+                <w:rFonts w:ascii="Malgun Gothic" w:hAnsi="Malgun Gothic" w:eastAsia="Malgun Gothic"/>
+                <w:b w:val="0"/>
+                <w:sz w:val="20"/>
+              </w:rPr>
+              <w:t>57.47분</w:t>
+            </w:r>
+          </w:p>
+        </w:tc>
+        <w:tc>
+          <w:tcPr>
+            <w:tcW w:type="dxa" w:w="2256"/>
+          </w:tcPr>
+          <w:p>
+            <w:r/>
+            <w:r>
+              <w:rPr>
+                <w:rFonts w:ascii="Malgun Gothic" w:hAnsi="Malgun Gothic" w:eastAsia="Malgun Gothic"/>
+                <w:b w:val="0"/>
+                <w:sz w:val="20"/>
+              </w:rPr>
+              <w:t>100%</w:t>
+            </w:r>
+          </w:p>
+        </w:tc>
+      </w:tr>
+      <w:tr>
+        <w:tc>
+          <w:tcPr>
+            <w:tcW w:type="dxa" w:w="2256"/>
+          </w:tcPr>
+          <w:p>
+            <w:r/>
+            <w:r>
+              <w:rPr>
+                <w:rFonts w:ascii="Malgun Gothic" w:hAnsi="Malgun Gothic" w:eastAsia="Malgun Gothic"/>
+                <w:b w:val="0"/>
+                <w:sz w:val="20"/>
+              </w:rPr>
+              <w:t>사용불가 (x100)</w:t>
+            </w:r>
+          </w:p>
+        </w:tc>
+        <w:tc>
+          <w:tcPr>
+            <w:tcW w:type="dxa" w:w="2256"/>
+          </w:tcPr>
+          <w:p>
+            <w:r/>
+            <w:r>
+              <w:rPr>
+                <w:rFonts w:ascii="Malgun Gothic" w:hAnsi="Malgun Gothic" w:eastAsia="Malgun Gothic"/>
+                <w:b w:val="0"/>
+                <w:sz w:val="20"/>
+              </w:rPr>
+              <w:t>100.0</w:t>
+            </w:r>
+          </w:p>
+        </w:tc>
+        <w:tc>
+          <w:tcPr>
+            <w:tcW w:type="dxa" w:w="2256"/>
+          </w:tcPr>
+          <w:p>
+            <w:r/>
+            <w:r>
+              <w:rPr>
+                <w:rFonts w:ascii="Malgun Gothic" w:hAnsi="Malgun Gothic" w:eastAsia="Malgun Gothic"/>
+                <w:b w:val="0"/>
+                <w:sz w:val="20"/>
+              </w:rPr>
+              <w:t>완료 불가</w:t>
+            </w:r>
+          </w:p>
+        </w:tc>
+        <w:tc>
+          <w:tcPr>
+            <w:tcW w:type="dxa" w:w="2256"/>
+          </w:tcPr>
+          <w:p>
+            <w:r/>
+            <w:r>
+              <w:rPr>
+                <w:rFonts w:ascii="Malgun Gothic" w:hAnsi="Malgun Gothic" w:eastAsia="Malgun Gothic"/>
+                <w:b w:val="0"/>
+                <w:sz w:val="20"/>
+              </w:rPr>
+              <w:t>0%</w:t>
+            </w:r>
+          </w:p>
+        </w:tc>
+      </w:tr>
+    </w:tbl>
+    <w:p/>
+    <w:p>
+      <w:r>
+        <w:rPr>
+          <w:rFonts w:ascii="Malgun Gothic" w:hAnsi="Malgun Gothic" w:eastAsia="Malgun Gothic"/>
+          <w:b w:val="0"/>
+          <w:sz w:val="22"/>
+        </w:rPr>
+        <w:t>철도 여행시간은 경증에서 중증까지 선형적으로 증가하지만(+10분), 사용불가에서는 벼랑 끝 붕괴가 발생한다. 시스템은 중간 수준 철도 저하에 강건하지만 완전 사용불가에는 취약하다.</w:t>
+      </w:r>
+    </w:p>
+    <w:p>
+      <w:r>
+        <w:rPr>
+          <w:rFonts w:ascii="Malgun Gothic" w:hAnsi="Malgun Gothic" w:eastAsia="Malgun Gothic"/>
+          <w:b/>
+          <w:sz w:val="24"/>
+        </w:rPr>
+        <w:t>철도 복합 스트레스 심각도 사다리</w:t>
+      </w:r>
+    </w:p>
+    <w:tbl>
+      <w:tblPr>
+        <w:tblStyle w:val="TableGrid"/>
+        <w:tblW w:type="auto" w:w="0"/>
+        <w:jc w:val="center"/>
+        <w:tblLook w:firstColumn="1" w:firstRow="1" w:lastColumn="0" w:lastRow="0" w:noHBand="0" w:noVBand="1" w:val="04A0"/>
+      </w:tblPr>
+      <w:tblGrid>
+        <w:gridCol w:w="2256"/>
+        <w:gridCol w:w="2256"/>
+        <w:gridCol w:w="2256"/>
+        <w:gridCol w:w="2256"/>
+      </w:tblGrid>
+      <w:tr>
+        <w:tc>
+          <w:tcPr>
+            <w:tcW w:type="dxa" w:w="2256"/>
+            <w:shd w:val="clear" w:color="auto" w:fill="1F3864"/>
+          </w:tcPr>
+          <w:p>
+            <w:pPr>
+              <w:jc w:val="center"/>
+            </w:pPr>
+            <w:r/>
+            <w:r>
+              <w:rPr>
+                <w:rFonts w:ascii="Malgun Gothic" w:hAnsi="Malgun Gothic" w:eastAsia="Malgun Gothic"/>
+                <w:b/>
+                <w:color w:val="FFFFFF"/>
+                <w:sz w:val="20"/>
+              </w:rPr>
+              <w:t>심각도</w:t>
+            </w:r>
+          </w:p>
+        </w:tc>
+        <w:tc>
+          <w:tcPr>
+            <w:tcW w:type="dxa" w:w="2256"/>
+            <w:shd w:val="clear" w:color="auto" w:fill="1F3864"/>
+          </w:tcPr>
+          <w:p>
+            <w:pPr>
+              <w:jc w:val="center"/>
+            </w:pPr>
+            <w:r/>
+            <w:r>
+              <w:rPr>
+                <w:rFonts w:ascii="Malgun Gothic" w:hAnsi="Malgun Gothic" w:eastAsia="Malgun Gothic"/>
+                <w:b/>
+                <w:color w:val="FFFFFF"/>
+                <w:sz w:val="20"/>
+              </w:rPr>
+              <w:t>여행시간/배차/용량</w:t>
+            </w:r>
+          </w:p>
+        </w:tc>
+        <w:tc>
+          <w:tcPr>
+            <w:tcW w:type="dxa" w:w="2256"/>
+            <w:shd w:val="clear" w:color="auto" w:fill="1F3864"/>
+          </w:tcPr>
+          <w:p>
+            <w:pPr>
+              <w:jc w:val="center"/>
+            </w:pPr>
+            <w:r/>
+            <w:r>
+              <w:rPr>
+                <w:rFonts w:ascii="Malgun Gothic" w:hAnsi="Malgun Gothic" w:eastAsia="Malgun Gothic"/>
+                <w:b/>
+                <w:color w:val="FFFFFF"/>
+                <w:sz w:val="20"/>
+              </w:rPr>
+              <w:t>완료시간</w:t>
+            </w:r>
+          </w:p>
+        </w:tc>
+        <w:tc>
+          <w:tcPr>
+            <w:tcW w:type="dxa" w:w="2256"/>
+            <w:shd w:val="clear" w:color="auto" w:fill="1F3864"/>
+          </w:tcPr>
+          <w:p>
+            <w:pPr>
+              <w:jc w:val="center"/>
+            </w:pPr>
+            <w:r/>
+            <w:r>
+              <w:rPr>
+                <w:rFonts w:ascii="Malgun Gothic" w:hAnsi="Malgun Gothic" w:eastAsia="Malgun Gothic"/>
+                <w:b/>
+                <w:color w:val="FFFFFF"/>
+                <w:sz w:val="20"/>
+              </w:rPr>
+              <w:t>완료율</w:t>
+            </w:r>
+          </w:p>
+        </w:tc>
+      </w:tr>
+      <w:tr>
+        <w:tc>
+          <w:tcPr>
+            <w:tcW w:type="dxa" w:w="2256"/>
+          </w:tcPr>
+          <w:p>
+            <w:r/>
+            <w:r>
+              <w:rPr>
+                <w:rFonts w:ascii="Malgun Gothic" w:hAnsi="Malgun Gothic" w:eastAsia="Malgun Gothic"/>
+                <w:b w:val="0"/>
+                <w:sz w:val="20"/>
+              </w:rPr>
+              <w:t>경증</w:t>
+            </w:r>
+          </w:p>
+        </w:tc>
+        <w:tc>
+          <w:tcPr>
+            <w:tcW w:type="dxa" w:w="2256"/>
+          </w:tcPr>
+          <w:p>
+            <w:r/>
+            <w:r>
+              <w:rPr>
+                <w:rFonts w:ascii="Malgun Gothic" w:hAnsi="Malgun Gothic" w:eastAsia="Malgun Gothic"/>
+                <w:b w:val="0"/>
+                <w:sz w:val="20"/>
+              </w:rPr>
+              <w:t>1.2x/1.2x/0.75</w:t>
+            </w:r>
+          </w:p>
+        </w:tc>
+        <w:tc>
+          <w:tcPr>
+            <w:tcW w:type="dxa" w:w="2256"/>
+          </w:tcPr>
+          <w:p>
+            <w:r/>
+            <w:r>
+              <w:rPr>
+                <w:rFonts w:ascii="Malgun Gothic" w:hAnsi="Malgun Gothic" w:eastAsia="Malgun Gothic"/>
+                <w:b w:val="0"/>
+                <w:sz w:val="20"/>
+              </w:rPr>
+              <w:t>47.47분</w:t>
+            </w:r>
+          </w:p>
+        </w:tc>
+        <w:tc>
+          <w:tcPr>
+            <w:tcW w:type="dxa" w:w="2256"/>
+          </w:tcPr>
+          <w:p>
+            <w:r/>
+            <w:r>
+              <w:rPr>
+                <w:rFonts w:ascii="Malgun Gothic" w:hAnsi="Malgun Gothic" w:eastAsia="Malgun Gothic"/>
+                <w:b w:val="0"/>
+                <w:sz w:val="20"/>
+              </w:rPr>
+              <w:t>100%</w:t>
+            </w:r>
+          </w:p>
+        </w:tc>
+      </w:tr>
+      <w:tr>
+        <w:tc>
+          <w:tcPr>
+            <w:tcW w:type="dxa" w:w="2256"/>
+          </w:tcPr>
+          <w:p>
+            <w:r/>
+            <w:r>
+              <w:rPr>
+                <w:rFonts w:ascii="Malgun Gothic" w:hAnsi="Malgun Gothic" w:eastAsia="Malgun Gothic"/>
+                <w:b w:val="0"/>
+                <w:sz w:val="20"/>
+              </w:rPr>
+              <w:t>중등도</w:t>
+            </w:r>
+          </w:p>
+        </w:tc>
+        <w:tc>
+          <w:tcPr>
+            <w:tcW w:type="dxa" w:w="2256"/>
+          </w:tcPr>
+          <w:p>
+            <w:r/>
+            <w:r>
+              <w:rPr>
+                <w:rFonts w:ascii="Malgun Gothic" w:hAnsi="Malgun Gothic" w:eastAsia="Malgun Gothic"/>
+                <w:b w:val="0"/>
+                <w:sz w:val="20"/>
+              </w:rPr>
+              <w:t>1.5x/1.5x/0.50</w:t>
+            </w:r>
+          </w:p>
+        </w:tc>
+        <w:tc>
+          <w:tcPr>
+            <w:tcW w:type="dxa" w:w="2256"/>
+          </w:tcPr>
+          <w:p>
+            <w:r/>
+            <w:r>
+              <w:rPr>
+                <w:rFonts w:ascii="Malgun Gothic" w:hAnsi="Malgun Gothic" w:eastAsia="Malgun Gothic"/>
+                <w:b w:val="0"/>
+                <w:sz w:val="20"/>
+              </w:rPr>
+              <w:t>57.47분</w:t>
+            </w:r>
+          </w:p>
+        </w:tc>
+        <w:tc>
+          <w:tcPr>
+            <w:tcW w:type="dxa" w:w="2256"/>
+          </w:tcPr>
+          <w:p>
+            <w:r/>
+            <w:r>
+              <w:rPr>
+                <w:rFonts w:ascii="Malgun Gothic" w:hAnsi="Malgun Gothic" w:eastAsia="Malgun Gothic"/>
+                <w:b w:val="0"/>
+                <w:sz w:val="20"/>
+              </w:rPr>
+              <w:t>100%</w:t>
+            </w:r>
+          </w:p>
+        </w:tc>
+      </w:tr>
+      <w:tr>
+        <w:tc>
+          <w:tcPr>
+            <w:tcW w:type="dxa" w:w="2256"/>
+          </w:tcPr>
+          <w:p>
+            <w:r/>
+            <w:r>
+              <w:rPr>
+                <w:rFonts w:ascii="Malgun Gothic" w:hAnsi="Malgun Gothic" w:eastAsia="Malgun Gothic"/>
+                <w:b w:val="0"/>
+                <w:sz w:val="20"/>
+              </w:rPr>
+              <w:t>중증</w:t>
+            </w:r>
+          </w:p>
+        </w:tc>
+        <w:tc>
+          <w:tcPr>
+            <w:tcW w:type="dxa" w:w="2256"/>
+          </w:tcPr>
+          <w:p>
+            <w:r/>
+            <w:r>
+              <w:rPr>
+                <w:rFonts w:ascii="Malgun Gothic" w:hAnsi="Malgun Gothic" w:eastAsia="Malgun Gothic"/>
+                <w:b w:val="0"/>
+                <w:sz w:val="20"/>
+              </w:rPr>
+              <w:t>2.0x/2.0x/0.25</w:t>
+            </w:r>
+          </w:p>
+        </w:tc>
+        <w:tc>
+          <w:tcPr>
+            <w:tcW w:type="dxa" w:w="2256"/>
+          </w:tcPr>
+          <w:p>
+            <w:r/>
+            <w:r>
+              <w:rPr>
+                <w:rFonts w:ascii="Malgun Gothic" w:hAnsi="Malgun Gothic" w:eastAsia="Malgun Gothic"/>
+                <w:b w:val="0"/>
+                <w:sz w:val="20"/>
+              </w:rPr>
+              <w:t>66.42분</w:t>
+            </w:r>
+          </w:p>
+        </w:tc>
+        <w:tc>
+          <w:tcPr>
+            <w:tcW w:type="dxa" w:w="2256"/>
+          </w:tcPr>
+          <w:p>
+            <w:r/>
+            <w:r>
+              <w:rPr>
+                <w:rFonts w:ascii="Malgun Gothic" w:hAnsi="Malgun Gothic" w:eastAsia="Malgun Gothic"/>
+                <w:b w:val="0"/>
+                <w:sz w:val="20"/>
+              </w:rPr>
+              <w:t>100%</w:t>
+            </w:r>
+          </w:p>
+        </w:tc>
+      </w:tr>
+    </w:tbl>
+    <w:p/>
+    <w:p>
+      <w:r>
+        <w:rPr>
+          <w:rFonts w:ascii="Malgun Gothic" w:hAnsi="Malgun Gothic" w:eastAsia="Malgun Gothic"/>
+          <w:b w:val="0"/>
+          <w:sz w:val="22"/>
+        </w:rPr>
+        <w:t>복합 스트레스는 단일 지연보다 더 큰 영향을 미치지만, 극단까지도 100% 완료율을 유지한다.</w:t>
+      </w:r>
+    </w:p>
+    <w:p>
+      <w:r>
+        <w:rPr>
+          <w:rFonts w:ascii="Malgun Gothic" w:hAnsi="Malgun Gothic" w:eastAsia="Malgun Gothic"/>
+          <w:b/>
+          <w:sz w:val="24"/>
+        </w:rPr>
+        <w:t>차량 부족 심각도 사다리</w:t>
+      </w:r>
+    </w:p>
+    <w:tbl>
+      <w:tblPr>
+        <w:tblStyle w:val="TableGrid"/>
+        <w:tblW w:type="auto" w:w="0"/>
+        <w:jc w:val="center"/>
+        <w:tblLook w:firstColumn="1" w:firstRow="1" w:lastColumn="0" w:lastRow="0" w:noHBand="0" w:noVBand="1" w:val="04A0"/>
+      </w:tblPr>
+      <w:tblGrid>
+        <w:gridCol w:w="2256"/>
+        <w:gridCol w:w="2256"/>
+        <w:gridCol w:w="2256"/>
+        <w:gridCol w:w="2256"/>
+      </w:tblGrid>
+      <w:tr>
+        <w:tc>
+          <w:tcPr>
+            <w:tcW w:type="dxa" w:w="2256"/>
+            <w:shd w:val="clear" w:color="auto" w:fill="1F3864"/>
+          </w:tcPr>
+          <w:p>
+            <w:pPr>
+              <w:jc w:val="center"/>
+            </w:pPr>
+            <w:r/>
+            <w:r>
+              <w:rPr>
+                <w:rFonts w:ascii="Malgun Gothic" w:hAnsi="Malgun Gothic" w:eastAsia="Malgun Gothic"/>
+                <w:b/>
+                <w:color w:val="FFFFFF"/>
+                <w:sz w:val="20"/>
+              </w:rPr>
+              <w:t>심각도</w:t>
+            </w:r>
+          </w:p>
+        </w:tc>
+        <w:tc>
+          <w:tcPr>
+            <w:tcW w:type="dxa" w:w="2256"/>
+            <w:shd w:val="clear" w:color="auto" w:fill="1F3864"/>
+          </w:tcPr>
+          <w:p>
+            <w:pPr>
+              <w:jc w:val="center"/>
+            </w:pPr>
+            <w:r/>
+            <w:r>
+              <w:rPr>
+                <w:rFonts w:ascii="Malgun Gothic" w:hAnsi="Malgun Gothic" w:eastAsia="Malgun Gothic"/>
+                <w:b/>
+                <w:color w:val="FFFFFF"/>
+                <w:sz w:val="20"/>
+              </w:rPr>
+              <w:t>피더/라스트마일 비율</w:t>
+            </w:r>
+          </w:p>
+        </w:tc>
+        <w:tc>
+          <w:tcPr>
+            <w:tcW w:type="dxa" w:w="2256"/>
+            <w:shd w:val="clear" w:color="auto" w:fill="1F3864"/>
+          </w:tcPr>
+          <w:p>
+            <w:pPr>
+              <w:jc w:val="center"/>
+            </w:pPr>
+            <w:r/>
+            <w:r>
+              <w:rPr>
+                <w:rFonts w:ascii="Malgun Gothic" w:hAnsi="Malgun Gothic" w:eastAsia="Malgun Gothic"/>
+                <w:b/>
+                <w:color w:val="FFFFFF"/>
+                <w:sz w:val="20"/>
+              </w:rPr>
+              <w:t>완료시간</w:t>
+            </w:r>
+          </w:p>
+        </w:tc>
+        <w:tc>
+          <w:tcPr>
+            <w:tcW w:type="dxa" w:w="2256"/>
+            <w:shd w:val="clear" w:color="auto" w:fill="1F3864"/>
+          </w:tcPr>
+          <w:p>
+            <w:pPr>
+              <w:jc w:val="center"/>
+            </w:pPr>
+            <w:r/>
+            <w:r>
+              <w:rPr>
+                <w:rFonts w:ascii="Malgun Gothic" w:hAnsi="Malgun Gothic" w:eastAsia="Malgun Gothic"/>
+                <w:b/>
+                <w:color w:val="FFFFFF"/>
+                <w:sz w:val="20"/>
+              </w:rPr>
+              <w:t>완료율</w:t>
+            </w:r>
+          </w:p>
+        </w:tc>
+      </w:tr>
+      <w:tr>
+        <w:tc>
+          <w:tcPr>
+            <w:tcW w:type="dxa" w:w="2256"/>
+          </w:tcPr>
+          <w:p>
+            <w:r/>
+            <w:r>
+              <w:rPr>
+                <w:rFonts w:ascii="Malgun Gothic" w:hAnsi="Malgun Gothic" w:eastAsia="Malgun Gothic"/>
+                <w:b w:val="0"/>
+                <w:sz w:val="20"/>
+              </w:rPr>
+              <w:t>중등도 (0.75x)</w:t>
+            </w:r>
+          </w:p>
+        </w:tc>
+        <w:tc>
+          <w:tcPr>
+            <w:tcW w:type="dxa" w:w="2256"/>
+          </w:tcPr>
+          <w:p>
+            <w:r/>
+            <w:r>
+              <w:rPr>
+                <w:rFonts w:ascii="Malgun Gothic" w:hAnsi="Malgun Gothic" w:eastAsia="Malgun Gothic"/>
+                <w:b w:val="0"/>
+                <w:sz w:val="20"/>
+              </w:rPr>
+              <w:t>0.75/0.75</w:t>
+            </w:r>
+          </w:p>
+        </w:tc>
+        <w:tc>
+          <w:tcPr>
+            <w:tcW w:type="dxa" w:w="2256"/>
+          </w:tcPr>
+          <w:p>
+            <w:r/>
+            <w:r>
+              <w:rPr>
+                <w:rFonts w:ascii="Malgun Gothic" w:hAnsi="Malgun Gothic" w:eastAsia="Malgun Gothic"/>
+                <w:b w:val="0"/>
+                <w:sz w:val="20"/>
+              </w:rPr>
+              <w:t>46.51분</w:t>
+            </w:r>
+          </w:p>
+        </w:tc>
+        <w:tc>
+          <w:tcPr>
+            <w:tcW w:type="dxa" w:w="2256"/>
+          </w:tcPr>
+          <w:p>
+            <w:r/>
+            <w:r>
+              <w:rPr>
+                <w:rFonts w:ascii="Malgun Gothic" w:hAnsi="Malgun Gothic" w:eastAsia="Malgun Gothic"/>
+                <w:b w:val="0"/>
+                <w:sz w:val="20"/>
+              </w:rPr>
+              <w:t>100%</w:t>
+            </w:r>
+          </w:p>
+        </w:tc>
+      </w:tr>
+      <w:tr>
+        <w:tc>
+          <w:tcPr>
+            <w:tcW w:type="dxa" w:w="2256"/>
+          </w:tcPr>
+          <w:p>
+            <w:r/>
+            <w:r>
+              <w:rPr>
+                <w:rFonts w:ascii="Malgun Gothic" w:hAnsi="Malgun Gothic" w:eastAsia="Malgun Gothic"/>
+                <w:b w:val="0"/>
+                <w:sz w:val="20"/>
+              </w:rPr>
+              <w:t>중증 (0.50x)</w:t>
+            </w:r>
+          </w:p>
+        </w:tc>
+        <w:tc>
+          <w:tcPr>
+            <w:tcW w:type="dxa" w:w="2256"/>
+          </w:tcPr>
+          <w:p>
+            <w:r/>
+            <w:r>
+              <w:rPr>
+                <w:rFonts w:ascii="Malgun Gothic" w:hAnsi="Malgun Gothic" w:eastAsia="Malgun Gothic"/>
+                <w:b w:val="0"/>
+                <w:sz w:val="20"/>
+              </w:rPr>
+              <w:t>0.50/0.50</w:t>
+            </w:r>
+          </w:p>
+        </w:tc>
+        <w:tc>
+          <w:tcPr>
+            <w:tcW w:type="dxa" w:w="2256"/>
+          </w:tcPr>
+          <w:p>
+            <w:r/>
+            <w:r>
+              <w:rPr>
+                <w:rFonts w:ascii="Malgun Gothic" w:hAnsi="Malgun Gothic" w:eastAsia="Malgun Gothic"/>
+                <w:b w:val="0"/>
+                <w:sz w:val="20"/>
+              </w:rPr>
+              <w:t>52.79분</w:t>
+            </w:r>
+          </w:p>
+        </w:tc>
+        <w:tc>
+          <w:tcPr>
+            <w:tcW w:type="dxa" w:w="2256"/>
+          </w:tcPr>
+          <w:p>
+            <w:r/>
+            <w:r>
+              <w:rPr>
+                <w:rFonts w:ascii="Malgun Gothic" w:hAnsi="Malgun Gothic" w:eastAsia="Malgun Gothic"/>
+                <w:b w:val="0"/>
+                <w:sz w:val="20"/>
+              </w:rPr>
+              <w:t>100%</w:t>
+            </w:r>
+          </w:p>
+        </w:tc>
+      </w:tr>
+    </w:tbl>
+    <w:p/>
+    <w:p>
+      <w:r>
+        <w:rPr>
+          <w:rFonts w:ascii="Malgun Gothic" w:hAnsi="Malgun Gothic" w:eastAsia="Malgun Gothic"/>
+          <w:b w:val="0"/>
+          <w:sz w:val="22"/>
+        </w:rPr>
+        <w:t>차량 부족은 중등도에서 영향이 없으며(기준 46.51분과 동일), 중증에서도 완료시간이 +6.28분 증가하는 데 그친다. 차량 부족은 혼잡이나 철도 저하보다 약한 스트레스 요인이다.</w:t>
+      </w:r>
+    </w:p>
+    <w:p>
+      <w:r>
+        <w:rPr>
+          <w:rFonts w:ascii="Malgun Gothic" w:hAnsi="Malgun Gothic" w:eastAsia="Malgun Gothic"/>
+          <w:b/>
+          <w:sz w:val="24"/>
+        </w:rPr>
+        <w:t>라스트마일 차량 용량 사다리</w:t>
+      </w:r>
+    </w:p>
+    <w:tbl>
+      <w:tblPr>
+        <w:tblStyle w:val="TableGrid"/>
+        <w:tblW w:type="auto" w:w="0"/>
+        <w:jc w:val="center"/>
+        <w:tblLook w:firstColumn="1" w:firstRow="1" w:lastColumn="0" w:lastRow="0" w:noHBand="0" w:noVBand="1" w:val="04A0"/>
+      </w:tblPr>
+      <w:tblGrid>
+        <w:gridCol w:w="2256"/>
+        <w:gridCol w:w="2256"/>
+        <w:gridCol w:w="2256"/>
+        <w:gridCol w:w="2256"/>
+      </w:tblGrid>
+      <w:tr>
+        <w:tc>
+          <w:tcPr>
+            <w:tcW w:type="dxa" w:w="2256"/>
+            <w:shd w:val="clear" w:color="auto" w:fill="1F3864"/>
+          </w:tcPr>
+          <w:p>
+            <w:pPr>
+              <w:jc w:val="center"/>
+            </w:pPr>
+            <w:r/>
+            <w:r>
+              <w:rPr>
+                <w:rFonts w:ascii="Malgun Gothic" w:hAnsi="Malgun Gothic" w:eastAsia="Malgun Gothic"/>
+                <w:b/>
+                <w:color w:val="FFFFFF"/>
+                <w:sz w:val="20"/>
+              </w:rPr>
+              <w:t>심각도</w:t>
+            </w:r>
+          </w:p>
+        </w:tc>
+        <w:tc>
+          <w:tcPr>
+            <w:tcW w:type="dxa" w:w="2256"/>
+            <w:shd w:val="clear" w:color="auto" w:fill="1F3864"/>
+          </w:tcPr>
+          <w:p>
+            <w:pPr>
+              <w:jc w:val="center"/>
+            </w:pPr>
+            <w:r/>
+            <w:r>
+              <w:rPr>
+                <w:rFonts w:ascii="Malgun Gothic" w:hAnsi="Malgun Gothic" w:eastAsia="Malgun Gothic"/>
+                <w:b/>
+                <w:color w:val="FFFFFF"/>
+                <w:sz w:val="20"/>
+              </w:rPr>
+              <w:t>차량당 인원</w:t>
+            </w:r>
+          </w:p>
+        </w:tc>
+        <w:tc>
+          <w:tcPr>
+            <w:tcW w:type="dxa" w:w="2256"/>
+            <w:shd w:val="clear" w:color="auto" w:fill="1F3864"/>
+          </w:tcPr>
+          <w:p>
+            <w:pPr>
+              <w:jc w:val="center"/>
+            </w:pPr>
+            <w:r/>
+            <w:r>
+              <w:rPr>
+                <w:rFonts w:ascii="Malgun Gothic" w:hAnsi="Malgun Gothic" w:eastAsia="Malgun Gothic"/>
+                <w:b/>
+                <w:color w:val="FFFFFF"/>
+                <w:sz w:val="20"/>
+              </w:rPr>
+              <w:t>완료시간</w:t>
+            </w:r>
+          </w:p>
+        </w:tc>
+        <w:tc>
+          <w:tcPr>
+            <w:tcW w:type="dxa" w:w="2256"/>
+            <w:shd w:val="clear" w:color="auto" w:fill="1F3864"/>
+          </w:tcPr>
+          <w:p>
+            <w:pPr>
+              <w:jc w:val="center"/>
+            </w:pPr>
+            <w:r/>
+            <w:r>
+              <w:rPr>
+                <w:rFonts w:ascii="Malgun Gothic" w:hAnsi="Malgun Gothic" w:eastAsia="Malgun Gothic"/>
+                <w:b/>
+                <w:color w:val="FFFFFF"/>
+                <w:sz w:val="20"/>
+              </w:rPr>
+              <w:t>완료율</w:t>
+            </w:r>
+          </w:p>
+        </w:tc>
+      </w:tr>
+      <w:tr>
+        <w:tc>
+          <w:tcPr>
+            <w:tcW w:type="dxa" w:w="2256"/>
+          </w:tcPr>
+          <w:p>
+            <w:r/>
+            <w:r>
+              <w:rPr>
+                <w:rFonts w:ascii="Malgun Gothic" w:hAnsi="Malgun Gothic" w:eastAsia="Malgun Gothic"/>
+                <w:b w:val="0"/>
+                <w:sz w:val="20"/>
+              </w:rPr>
+              <w:t>경증 (35명)</w:t>
+            </w:r>
+          </w:p>
+        </w:tc>
+        <w:tc>
+          <w:tcPr>
+            <w:tcW w:type="dxa" w:w="2256"/>
+          </w:tcPr>
+          <w:p>
+            <w:r/>
+            <w:r>
+              <w:rPr>
+                <w:rFonts w:ascii="Malgun Gothic" w:hAnsi="Malgun Gothic" w:eastAsia="Malgun Gothic"/>
+                <w:b w:val="0"/>
+                <w:sz w:val="20"/>
+              </w:rPr>
+              <w:t>35</w:t>
+            </w:r>
+          </w:p>
+        </w:tc>
+        <w:tc>
+          <w:tcPr>
+            <w:tcW w:type="dxa" w:w="2256"/>
+          </w:tcPr>
+          <w:p>
+            <w:r/>
+            <w:r>
+              <w:rPr>
+                <w:rFonts w:ascii="Malgun Gothic" w:hAnsi="Malgun Gothic" w:eastAsia="Malgun Gothic"/>
+                <w:b w:val="0"/>
+                <w:sz w:val="20"/>
+              </w:rPr>
+              <w:t>41.42분</w:t>
+            </w:r>
+          </w:p>
+        </w:tc>
+        <w:tc>
+          <w:tcPr>
+            <w:tcW w:type="dxa" w:w="2256"/>
+          </w:tcPr>
+          <w:p>
+            <w:r/>
+            <w:r>
+              <w:rPr>
+                <w:rFonts w:ascii="Malgun Gothic" w:hAnsi="Malgun Gothic" w:eastAsia="Malgun Gothic"/>
+                <w:b w:val="0"/>
+                <w:sz w:val="20"/>
+              </w:rPr>
+              <w:t>100%</w:t>
+            </w:r>
+          </w:p>
+        </w:tc>
+      </w:tr>
+      <w:tr>
+        <w:tc>
+          <w:tcPr>
+            <w:tcW w:type="dxa" w:w="2256"/>
+          </w:tcPr>
+          <w:p>
+            <w:r/>
+            <w:r>
+              <w:rPr>
+                <w:rFonts w:ascii="Malgun Gothic" w:hAnsi="Malgun Gothic" w:eastAsia="Malgun Gothic"/>
+                <w:b w:val="0"/>
+                <w:sz w:val="20"/>
+              </w:rPr>
+              <w:t>중등도 (25명)</w:t>
+            </w:r>
+          </w:p>
+        </w:tc>
+        <w:tc>
+          <w:tcPr>
+            <w:tcW w:type="dxa" w:w="2256"/>
+          </w:tcPr>
+          <w:p>
+            <w:r/>
+            <w:r>
+              <w:rPr>
+                <w:rFonts w:ascii="Malgun Gothic" w:hAnsi="Malgun Gothic" w:eastAsia="Malgun Gothic"/>
+                <w:b w:val="0"/>
+                <w:sz w:val="20"/>
+              </w:rPr>
+              <w:t>25</w:t>
+            </w:r>
+          </w:p>
+        </w:tc>
+        <w:tc>
+          <w:tcPr>
+            <w:tcW w:type="dxa" w:w="2256"/>
+          </w:tcPr>
+          <w:p>
+            <w:r/>
+            <w:r>
+              <w:rPr>
+                <w:rFonts w:ascii="Malgun Gothic" w:hAnsi="Malgun Gothic" w:eastAsia="Malgun Gothic"/>
+                <w:b w:val="0"/>
+                <w:sz w:val="20"/>
+              </w:rPr>
+              <w:t>41.42분</w:t>
+            </w:r>
+          </w:p>
+        </w:tc>
+        <w:tc>
+          <w:tcPr>
+            <w:tcW w:type="dxa" w:w="2256"/>
+          </w:tcPr>
+          <w:p>
+            <w:r/>
+            <w:r>
+              <w:rPr>
+                <w:rFonts w:ascii="Malgun Gothic" w:hAnsi="Malgun Gothic" w:eastAsia="Malgun Gothic"/>
+                <w:b w:val="0"/>
+                <w:sz w:val="20"/>
+              </w:rPr>
+              <w:t>100%</w:t>
+            </w:r>
+          </w:p>
+        </w:tc>
+      </w:tr>
+      <w:tr>
+        <w:tc>
+          <w:tcPr>
+            <w:tcW w:type="dxa" w:w="2256"/>
+          </w:tcPr>
+          <w:p>
+            <w:r/>
+            <w:r>
+              <w:rPr>
+                <w:rFonts w:ascii="Malgun Gothic" w:hAnsi="Malgun Gothic" w:eastAsia="Malgun Gothic"/>
+                <w:b w:val="0"/>
+                <w:sz w:val="20"/>
+              </w:rPr>
+              <w:t>중증 (15명)</w:t>
+            </w:r>
+          </w:p>
+        </w:tc>
+        <w:tc>
+          <w:tcPr>
+            <w:tcW w:type="dxa" w:w="2256"/>
+          </w:tcPr>
+          <w:p>
+            <w:r/>
+            <w:r>
+              <w:rPr>
+                <w:rFonts w:ascii="Malgun Gothic" w:hAnsi="Malgun Gothic" w:eastAsia="Malgun Gothic"/>
+                <w:b w:val="0"/>
+                <w:sz w:val="20"/>
+              </w:rPr>
+              <w:t>15</w:t>
+            </w:r>
+          </w:p>
+        </w:tc>
+        <w:tc>
+          <w:tcPr>
+            <w:tcW w:type="dxa" w:w="2256"/>
+          </w:tcPr>
+          <w:p>
+            <w:r/>
+            <w:r>
+              <w:rPr>
+                <w:rFonts w:ascii="Malgun Gothic" w:hAnsi="Malgun Gothic" w:eastAsia="Malgun Gothic"/>
+                <w:b w:val="0"/>
+                <w:sz w:val="20"/>
+              </w:rPr>
+              <w:t>46.51분</w:t>
+            </w:r>
+          </w:p>
+        </w:tc>
+        <w:tc>
+          <w:tcPr>
+            <w:tcW w:type="dxa" w:w="2256"/>
+          </w:tcPr>
+          <w:p>
+            <w:r/>
+            <w:r>
+              <w:rPr>
+                <w:rFonts w:ascii="Malgun Gothic" w:hAnsi="Malgun Gothic" w:eastAsia="Malgun Gothic"/>
+                <w:b w:val="0"/>
+                <w:sz w:val="20"/>
+              </w:rPr>
+              <w:t>100%</w:t>
+            </w:r>
+          </w:p>
+        </w:tc>
+      </w:tr>
+    </w:tbl>
+    <w:p/>
+    <w:p>
+      <w:r>
+        <w:rPr>
+          <w:rFonts w:ascii="Malgun Gothic" w:hAnsi="Malgun Gothic" w:eastAsia="Malgun Gothic"/>
+          <w:b w:val="0"/>
+          <w:sz w:val="22"/>
+        </w:rPr>
+        <w:t>경증과 중등도에서 완료시간이 기준(46.51분)보다 낮은 41.42분으로 나타났다. 이는 현재 수요(500명, 그룹당 8명)에서 기본 차량 용량(8명)이 결속 제약이 아니며, 차량당 인원이 늘어나면 총 완료시간이 오히려 감소함을 시사한다.</w:t>
       </w:r>
     </w:p>
     <w:p>
@@ -1764,7 +5380,17 @@
           <w:b w:val="0"/>
           <w:sz w:val="22"/>
         </w:rPr>
-        <w:t>현재 기본 장애 조건에서는 출발 정책의 차이보다 도로 장애와 라스트마일 병목의 영향이 더 컸다. 일부 인원을 기다리는 정책이 의미 있는 차이를 만들 수는 있지만, 도로 구간이 막혀 목적지 권역까지 가지 못하는 상황에서는 그 효과가 제한적이었다.</w:t>
+        <w:t>현재 기본 장애 조건에서는 출발 정책의 차이보다 도로 혼잡과 장애의 영향이 더 컸다. 일부 인원을 기다리는 정책이 의미 있는 차이를 만들 수는 있지만, 혼잡 체제에서는 수송 방식의 구조적 차이가 더 크게 작용한다. 출발 정책의 효과를 제대로 평가하려면 더 높은 수요나 더 작은 차량 대수 조건이 필요할 수 있다.</w:t>
+      </w:r>
+    </w:p>
+    <w:p>
+      <w:r>
+        <w:rPr>
+          <w:rFonts w:ascii="Malgun Gothic" w:hAnsi="Malgun Gothic" w:eastAsia="Malgun Gothic"/>
+          <w:b/>
+          <w:sz w:val="24"/>
+        </w:rPr>
+        <w:t>시드 간 분산</w:t>
       </w:r>
     </w:p>
     <w:p>
@@ -1774,7 +5400,7 @@
           <w:b w:val="0"/>
           <w:sz w:val="22"/>
         </w:rPr>
-        <w:t>이는 출발 정책이 중요하지 않다는 뜻이 아니다. 오히려 출발 정책의 효과를 제대로 평가하려면, 먼저 접근 도로와 마지막 도로 구간의 장애 가정을 더 현실적으로 보정해야 한다는 뜻이다.</w:t>
+        <w:t>이전 실험에서는 같은 정책-시나리오 조합의 30개 시드 간 완료시간 차이가 작아(1~2개 고유값), BPR 통행시간이 배경 교통량에만 의존하는 구조적 한계가 있었다. 현재 실험에서는 σ = 0.8로 지각 분산이 커지고 차량 대수가 줄어(총 17대) 시드 간 분산이 증가했다. 30개 시드에서 12~18개의 고유 완료시간이 관찰되어, 확률적 변동성이 결과에 미치는 영향을 더 잘 포착한다.</w:t>
       </w:r>
     </w:p>
     <w:p>
@@ -1804,7 +5430,7 @@
           <w:b w:val="0"/>
           <w:sz w:val="22"/>
         </w:rPr>
-        <w:t>첫째, 복합 수송의 성과는 철도 구간만으로 결정되지 않는다. 철도가 아무리 안정적이고 대량 수송에 유리하더라도, 철도까지 가는 길과 철도에서 목적지 권역까지 가는 길이 취약하면 전체 성과가 크게 낮아진다.</w:t>
+        <w:t>첫째, 혼잡 단독으로는 복합모드 우위가 나타나지 않는다. α = 0.50 조건에서는 1x부터 6x까지 버스 단독이 일관되게 빠르다(19.84분~80.41분 vs 46.51분~123.05분). 8x에서만 버스가 거의 완전 붕괴하고(CR=0.20) 복합모드가 67% 완료율로 우위를 보인다.</w:t>
       </w:r>
     </w:p>
     <w:p>
@@ -1814,7 +5440,7 @@
           <w:b w:val="0"/>
           <w:sz w:val="22"/>
         </w:rPr>
-        <w:t>둘째, 버스 단독 수송은 단순하고 빠르지만 도로 의존성이 높다. 현재 기본 조건에서는 버스 단독이 더 빠르게 나타났지만, 실제 도로망에서 주요 도로가 더 심하게 손상되거나 우회가 제한된다면 결과는 달라질 수 있다.</w:t>
+        <w:t>둘째, 혼잡과 장애의 상호작용이 수송 방식의 우위를 결정한다. 4x 혼잡 단독에서는 버스가 약 24.65분 빠르지만(31.80분 vs 56.45분), 4x+탄천 복도 장애에서는 확률적 장애로 양쪽 모두 미도착이 발생하며 복합모드가 더 높은 완료율을 보인다(inf/CR=0.97 vs inf/CR=0.93). 6x+탄천에서는 버스 단독이 붕괴하지만(inf/CR=0.20) 복합모드는 CR=0.96을 유지한다. 버스 단독은 탄천 복도 장애로 주요 경로가 차단되고 혼잡까지 겹치면 우회 불가 상태에 빠지지만, 복합모드는 철도로 해당 구간을 우회할 수 있다. 이 상호작용 효과가 이번 실험의 핵심 발견이다.</w:t>
       </w:r>
     </w:p>
     <w:p>
@@ -1824,7 +5450,7 @@
           <w:b w:val="0"/>
           <w:sz w:val="22"/>
         </w:rPr>
-        <w:t>셋째, 미도착 인원은 반드시 별도로 보아야 한다. 제한 시간 안에 도착하지 못한 인원이 있는 경우, 단순 완료시간은 의사결정에 충분하지 않다. 실제 계획 관점에서는 일부 인원이 도착하지 못하는 것이 전체 수송시간보다 더 심각한 문제가 될 수 있다.</w:t>
+        <w:t>셋째, 확률적 장애 메커니즘 도입 후 6x 혼잡에서 모든 공간적 오버레이 위치에서 복합모드가 더 높은 완료율을 유지한다. 탄천 복도 장애에서 복합모드 우위가 가장 크며(CR 0.96 vs 0.20), 피더 구간 장애(CR 0.89 vs 0.80), 라스트마일 구간 장애(CR 0.91 vs 0.80), 집결지 인근 장애(CR 0.58 vs 0.12)에서도 복합모드가 더 높은 완료율을 보인다. 이전 실험에서는 피더/라스트마일 장애 시 버스가 더 안정적이었으나, 확률적 장애 메커니즘 도입 후 철도 구간이 없는 버스 단독은 우회 대안이 제한되어 더 큰 타격을 받는다.</w:t>
       </w:r>
     </w:p>
     <w:p>
@@ -1834,63 +5460,59 @@
           <w:b w:val="0"/>
           <w:sz w:val="22"/>
         </w:rPr>
-        <w:t>넷째, 현재 결과는 추상 모형의 결과다. 실제 도로망, 실제 차량 가용량, 실제 철도 운행 조건, 실제 기관별 운영 절차를 반영한 예측으로 바로 사용해서는 안 된다. 다만 어떤 요인이 결과를 좌우하는지 확인하는 실험 틀로는 의미가 있다.</w:t>
+        <w:t>넷째, 속도와 신뢰성은 혼잡+장애 조건에서 더 뚜렷하게 갈라진다. 4x+탄천에서 복합모드는 inf/CR=0.97이지만 버스 단독은 inf/CR=0.93으로 더 낮다. 6x+탄천에서는 버스 단독이 붕괴(inf/CR=0.20)하지만 복합모드는 inf/CR=0.96을 유지한다. 반면 6x+집결지 인근 장애에서는 양쪽 모두 큰 타격을 받는다(버스 CR=0.12, 복합모드 CR=0.58). 의사결정에서 단순 속도뿐 아니라 어떤 장애 위치가 예상되는지까지 함께 평가해야 한다.</w:t>
       </w:r>
     </w:p>
     <w:p>
-      <w:pPr>
-        <w:jc w:val="center"/>
-      </w:pPr>
-      <w:r>
-        <w:drawing>
-          <wp:inline xmlns:a="http://schemas.openxmlformats.org/drawingml/2006/main" xmlns:pic="http://schemas.openxmlformats.org/drawingml/2006/picture">
-            <wp:extent cx="5852160" cy="2786613"/>
-            <wp:docPr id="4" name="Picture 4"/>
-            <wp:cNvGraphicFramePr>
-              <a:graphicFrameLocks noChangeAspect="1"/>
-            </wp:cNvGraphicFramePr>
-            <a:graphic>
-              <a:graphicData uri="http://schemas.openxmlformats.org/drawingml/2006/picture">
-                <pic:pic>
-                  <pic:nvPicPr>
-                    <pic:cNvPr id="0" name="figure3_decision_lens.png"/>
-                    <pic:cNvPicPr/>
-                  </pic:nvPicPr>
-                  <pic:blipFill>
-                    <a:blip r:embed="rId12"/>
-                    <a:stretch>
-                      <a:fillRect/>
-                    </a:stretch>
-                  </pic:blipFill>
-                  <pic:spPr>
-                    <a:xfrm>
-                      <a:off x="0" y="0"/>
-                      <a:ext cx="5852160" cy="2786613"/>
-                    </a:xfrm>
-                    <a:prstGeom prst="rect"/>
-                  </pic:spPr>
-                </pic:pic>
-              </a:graphicData>
-            </a:graphic>
-          </wp:inline>
-        </w:drawing>
-      </w:r>
-    </w:p>
-    <w:p>
-      <w:pPr>
-        <w:jc w:val="center"/>
-      </w:pPr>
       <w:r>
         <w:rPr>
           <w:rFonts w:ascii="Malgun Gothic" w:hAnsi="Malgun Gothic" w:eastAsia="Malgun Gothic"/>
           <w:b w:val="0"/>
-          <w:color w:val="666666"/>
-          <w:sz w:val="18"/>
+          <w:sz w:val="22"/>
         </w:rPr>
-        <w:t>그림 3. 의사결정 관점 요약</w:t>
+        <w:t>다섯째, 비혼잡 장애만으로는 두 수송 방식을 구분하기 어렵다. 현재 수요와 네트워크 규모에서는 정상 교통 조건의 장애가 측정 가능한 차이를 만들지 못했다. 혼잡과 장애의 결합이 수송 방식의 차이를 결정하는 핵심 요인임이 확인되었다.</w:t>
       </w:r>
     </w:p>
-    <w:p/>
+    <w:p>
+      <w:r>
+        <w:rPr>
+          <w:rFonts w:ascii="Malgun Gothic" w:hAnsi="Malgun Gothic" w:eastAsia="Malgun Gothic"/>
+          <w:b w:val="0"/>
+          <w:sz w:val="22"/>
+        </w:rPr>
+        <w:t>여섯째, 현재 결과는 공개 지도 기반 시범 그래프와 가정된 운용 조건에서 얻은 의사결정 지원 결과다. 실제 교통량, 보정된 철도 운행, 현장 운영 절차를 반영한 예측으로 바로 사용해서는 안 된다. 특히 α = 0.50, σ = 0.8, 차량 17대, 제한 시간 200분의 가정이 결과에 큰 영향을 준다.</w:t>
+      </w:r>
+    </w:p>
+    <w:p>
+      <w:r>
+        <w:rPr>
+          <w:rFonts w:ascii="Malgun Gothic" w:hAnsi="Malgun Gothic" w:eastAsia="Malgun Gothic"/>
+          <w:b w:val="0"/>
+          <w:sz w:val="22"/>
+        </w:rPr>
+        <w:t>일곱째, 환승 처리 효율이 복합모드 성과에 중대한 영향을 미친다. 극단 환승 스트레스에서 복합모드 완료시간이 최대 +120.96분 증가한다. 실제 현장에서 환승 처리가 지연되면 복합모드의 이론적 장점이 크게 줄어들 수 있다. 환승 시간은 단순 이동시간이 아니라 인원 통제, 장비 이동, 대기 질서를 포함하는 복합 변수로 다뤄야 한다.</w:t>
+      </w:r>
+    </w:p>
+    <w:p>
+      <w:r>
+        <w:rPr>
+          <w:rFonts w:ascii="Malgun Gothic" w:hAnsi="Malgun Gothic" w:eastAsia="Malgun Gothic"/>
+          <w:b w:val="0"/>
+          <w:sz w:val="22"/>
+        </w:rPr>
+        <w:t>여덟째, 철도 서비스 저하가 기본 조건에서 복합모드에 +0.96~+10.96분의 추가 완료시간을 유발한다. 그러나 복합 위험 시나리오에서 확인된 것처럼, 도로 측 위협이 충분히 크면 중간 수준의 철도 저하를 상쇄하고도 복합모드 우위가 지속된다. 철도 저하와 도로 장애의 상대적 크기가 수송 방식의 우위를 결정하는 추가 차원이다.</w:t>
+      </w:r>
+    </w:p>
+    <w:p>
+      <w:r>
+        <w:rPr>
+          <w:rFonts w:ascii="Malgun Gothic" w:hAnsi="Malgun Gothic" w:eastAsia="Malgun Gothic"/>
+          <w:b w:val="0"/>
+          <w:sz w:val="22"/>
+        </w:rPr>
+        <w:t>그림 4. 혼잡 단독 vs 혼잡+장애 결합 체제 비교</w:t>
+      </w:r>
+    </w:p>
     <w:p>
       <w:r>
         <w:rPr>
@@ -1921,7 +5543,7 @@
           <w:b w:val="0"/>
           <w:sz w:val="22"/>
         </w:rPr>
-        <w:t>현재 본문 결과는 실제 도로망 전체가 아니라 작은 추상 네트워크를 사용했다.</w:t>
+        <w:t>현재 결과는 164노드 다중 통로 그래프를 사용한 시범 실험이며, 실제 도로망 전체를 반영하지 않는다.</w:t>
       </w:r>
     </w:p>
     <w:p>
@@ -1934,7 +5556,7 @@
           <w:b w:val="0"/>
           <w:sz w:val="22"/>
         </w:rPr>
-        <w:t>도로 용량, 차량 대수, 회차 시간, 환승 시간은 실제 자료로 보정된 값이 아니다.</w:t>
+        <w:t>공간적 오버레이 시나리오는 3개 위치(피더 동쪽, 라스트마일 서쪽, 집결지 인근)만 검토했다. 철도 스트레스 3개와 복합 위험 2개 시나리오를 추가했지만, 실제 장애 패턴은 더 다양할 수 있으며, 다른 위치에서는 다른 결과가 나올 수 있다.</w:t>
       </w:r>
     </w:p>
     <w:p>
@@ -1947,7 +5569,7 @@
           <w:b w:val="0"/>
           <w:sz w:val="22"/>
         </w:rPr>
-        <w:t>철도 장애와 철도 운행 제한은 기본 결과에서 충분히 반영되지 않았다.</w:t>
+        <w:t>복합모드 우위가 "경로 구조적 분리"에 의존한다는 결론은 현재 164노드 시범 그래프의 경로 구조에서 도출된 것이며, 다른 네트워크 구조에서도 동일하게 적용되는지 확인이 필요하다.</w:t>
       </w:r>
     </w:p>
     <w:p>
@@ -1960,7 +5582,7 @@
           <w:b w:val="0"/>
           <w:sz w:val="22"/>
         </w:rPr>
-        <w:t>도로 장애 확률과 용량 저하 수준은 민감도 분석을 위한 가정이다.</w:t>
+        <w:t>도로 용량, 속도, 혼잡 계수(α = 0.50)는 문헌 기반이지만 실제 교통량 자료로 보정되지 않았다. α = 0.50은 표준 BPR 기본값(0.15)보다 높아 혼잡 민감도가 과대평가될 수 있다.</w:t>
       </w:r>
     </w:p>
     <w:p>
@@ -1973,7 +5595,7 @@
           <w:b w:val="0"/>
           <w:sz w:val="22"/>
         </w:rPr>
-        <w:t>결과는 현재 설정한 약 1,000명 규모의 단일 수송 상황에 대한 것이다.</w:t>
+        <w:t>지각 분포(σ = 0.8)는 이전(σ = 0.5)보다 꼬리가 두꺼워 더 많은 지각자가 발생한다. 이 가정이 실제 집결 상황과 얼마나 일치하는지 별도 검증이 필요하다.</w:t>
       </w:r>
     </w:p>
     <w:p>
@@ -1986,7 +5608,7 @@
           <w:b w:val="0"/>
           <w:sz w:val="22"/>
         </w:rPr>
-        <w:t>추가로 정의된 일부 네트워크 구조는 이번 기본 결과에 포함하지 않았다.</w:t>
+        <w:t>철도 운행 간격과 이동시간은 여전히 가정값이며, 공식 시간표나 GTFS에서 산출되지 않았다.</w:t>
       </w:r>
     </w:p>
     <w:p>
@@ -1999,7 +5621,7 @@
           <w:b w:val="0"/>
           <w:sz w:val="22"/>
         </w:rPr>
-        <w:t>최종 연구 준비 상태는 `false`이며, 15개 게이트 중 3개만 준비 상태이고 12개는 막혀 있다.</w:t>
+        <w:t>장애 확률과 용량 저하는 민감도 분석을 위한 가정이다.</w:t>
       </w:r>
     </w:p>
     <w:p>
@@ -2012,7 +5634,7 @@
           <w:b w:val="0"/>
           <w:sz w:val="22"/>
         </w:rPr>
-        <w:t>형식적 승인 준비 상태는 12개 중 0개이며, 검토표와 템플릿을 승인으로 간주해서는 안 된다.</w:t>
+        <w:t>차량 대수(버스 8대, 셔틀 5대, 라스트마일 4대, 총 17대)는 이전(총 26대)보다 줄어든 가정값이다. 실제 운용 가능 차량 수와의 정합성이 결과에 큰 영향을 준다.</w:t>
       </w:r>
     </w:p>
     <w:p>
@@ -2025,7 +5647,33 @@
           <w:b w:val="0"/>
           <w:sz w:val="22"/>
         </w:rPr>
-        <w:t>검증 전략 준비표와 도로망 규모 전략 준비표는 구현되었지만, 실제 검증 승인이나 도로망 규모 승인 기록을 대신하지 않는다.</w:t>
+        <w:t>제한 시간 200분은 이전 240분보다 짧아, 동일 혼잡 수준에서도 더 많은 미도착 인원이 발생한다.</w:t>
+      </w:r>
+    </w:p>
+    <w:p>
+      <w:pPr>
+        <w:pStyle w:val="ListBullet"/>
+      </w:pPr>
+      <w:r>
+        <w:rPr>
+          <w:rFonts w:ascii="Malgun Gothic" w:hAnsi="Malgun Gothic" w:eastAsia="Malgun Gothic"/>
+          <w:b w:val="0"/>
+          <w:sz w:val="22"/>
+        </w:rPr>
+        <w:t>극단 혼잡 승수(8x)는 극단적 혼잡을 표현하기 위한 설계 값이며, 실제 첨두 시간대 교통량과 직접 대응하지 않는다.</w:t>
+      </w:r>
+    </w:p>
+    <w:p>
+      <w:pPr>
+        <w:pStyle w:val="ListBullet"/>
+      </w:pPr>
+      <w:r>
+        <w:rPr>
+          <w:rFonts w:ascii="Malgun Gothic" w:hAnsi="Malgun Gothic" w:eastAsia="Malgun Gothic"/>
+          <w:b w:val="0"/>
+          <w:sz w:val="22"/>
+        </w:rPr>
+        <w:t>최종 연구 준비 상태는 `false`이며, 형식적 승인 준비 상태는 0개다.</w:t>
       </w:r>
     </w:p>
     <w:p>
@@ -2035,7 +5683,7 @@
           <w:b w:val="0"/>
           <w:sz w:val="22"/>
         </w:rPr>
-        <w:t>따라서 이번 결과는 최종 운용 지침이 아니라, 다음 분석을 위한 기준선으로 보아야 한다.</w:t>
+        <w:t>따라서 이번 결과는 최종 운용 지침이 아니라, 혼잡+장애 상호작용 체제를 식별하는 기준선 분석으로 보아야 한다.</w:t>
       </w:r>
     </w:p>
     <w:p>
@@ -2155,7 +5803,7 @@
           <w:b w:val="0"/>
           <w:sz w:val="22"/>
         </w:rPr>
-        <w:t>시범 실험 산출물도 별도로 생성되어 있다. 현재 전체 시범 실행 결과는 1,890개 행과 63개 요약 행으로 정리되어 있으며, 반복 실행에 따른 불확실성을 보기 위한 지표별 신뢰구간 표 819개 행과 버스 단독 대비 정책 차이 신뢰구간 표 702개 행도 추가로 만들었다. 다중 통로 후보 그래프를 사용한 검토용 소규모 실행은 32개 행과 16개 요약 행으로 따로 정리되어 있고, 이 소규모 후보에 대해서도 지표별 신뢰구간 표 208개 행과 정책 차이 신뢰구간 표 156개 행을 만들었다. 같은 후보 그래프의 전체 프로파일 실행은 1,890개 행과 63개 요약 행으로 정리되어 있으며, 지표별 신뢰구간 표 819개 행과 정책 차이 신뢰구간 표 702개 행을 추가로 만든 검토용 산출물이다. 정책과 장애 시나리오에 대한 Morris 민감도 분석 산출물은 4,320개 원자료 행과 7,056개 요약 행으로 정리되어 있다. 또한 주요 도로 구간에서 한 연결을 제거했을 때 우회가 가능한지 확인하는 접근성 손실 진단도 127개 행으로 생성되어 있고, 그중 22개 경우는 해당 연결 제거 시 도로 경로가 끊어지는 것으로 나타난다. 이 숫자는 재현성과 감사 가능성을 보여주는 산출물 규모이지, 실제 지역 성과가 보정되었다는 뜻은 아니다.</w:t>
+        <w:t>시범 실험 산출물도 별도로 생성되어 있다. 현재 전체 시범 실행 결과는 15,870개 행과 529개 요약 행으로 정리되어 있으며, 반복 실행에 따른 불확실성을 보기 위한 지표별 신뢰구간 표와 버스 단독 대비 정책 차이 신뢰구간 표도 추가로 만들었다. 다중 통로 후보 그래프를 사용한 검토용 소규모 실행은 32개 행과 16개 요약 행으로 따로 정리되어 있고, 이 소규모 후보에 대해서도 지표별 신뢰구간 표와 정책 차이 신뢰구간 표를 만들었다. 같은 후보 그래프의 전체 프로파일 실행은 15,870개 행과 529개 요약 행으로 정리되어 있으며, 지표별 신뢰구간 표와 정책 차이 신뢰구간 표를 추가로 만든 검토용 산출물이다. 정책과 장애 시나리오에 대한 Morris 민감도 분석 산출물도 정리되어 있다. 또한 주요 도로 구간에서 한 연결을 제거했을 때 우회가 가능한지 확인하는 접근성 손실 진단도 127개 행으로 생성되어 있고, 그중 22개 경우는 해당 연결 제거 시 도로 경로가 끊어지는 것으로 나타난다. 이 숫자는 재현성과 감사 가능성을 보여주는 산출물 규모이지, 실제 지역 성과가 보정되었다는 뜻은 아니다.</w:t>
       </w:r>
     </w:p>
     <w:p>
@@ -2315,7 +5963,17 @@
           <w:b w:val="0"/>
           <w:sz w:val="22"/>
         </w:rPr>
-        <w:t>여덟째, 도로 장애뿐 아니라 철도 지연, 철도 일부 이용 불가, 역 접근 차단도 별도 시나리오로 검토해야 한다. 현재 모형은 철도가 정상 운행된다는 가정에 가깝다.</w:t>
+        <w:t>여덟째, 공간적 오버레이 시나리오를 더 다양한 위치와 규모로 확장해야 한다. 현재 3개 위치만 검톤했으며, 실제 장애 패턴은 더 복잡할 수 있다. 특히 복합모드 전용 구간(피더, 라스트마일)의 취약성을 체계적으로 평가해야 한다.</w:t>
+      </w:r>
+    </w:p>
+    <w:p>
+      <w:r>
+        <w:rPr>
+          <w:rFonts w:ascii="Malgun Gothic" w:hAnsi="Malgun Gothic" w:eastAsia="Malgun Gothic"/>
+          <w:b w:val="0"/>
+          <w:sz w:val="22"/>
+        </w:rPr>
+        <w:t>아홉째, 도로 장애뿐 아니라 철도 지연, 철도 일부 이용 불가, 역 접근 차단도 별도 시나리오로 검토해야 한다. 이번 확장에서 철도 스트레스 3개 시나리오(지연, 용량 축소, 복합 스트레스)와 복합 위험 2개 시나리오를 추가했지만, 철도 완전 중단, 역 접근 차단, 환승 거점 자체 장애 등 더 극단적인 철도 시나리오는 아직 검토되지 않았다.</w:t>
       </w:r>
     </w:p>
     <w:p>
@@ -2345,7 +6003,7 @@
           <w:b w:val="0"/>
           <w:sz w:val="22"/>
         </w:rPr>
-        <w:t>현재 모형과 기본 조건에서는 버스 단독 수송이 시간 측면에서 더 빠르고 안정적인 결과를 보였다. 복합 수송은 철도 구간의 대량 수송 능력 덕분에 자원 효율 측면에서 장점이 있지만, 철도 접근 구간과 라스트마일 구간의 도로 취약성이 전체 성과를 제한했다.</w:t>
+        <w:t>500명 비상 수요, 23개 정책(기존 19개 + 차량 규모 3수준(35/25/15명) + 차량 부족 중증(0.50x)), 23개 시나리오(기존 17개 + 철도 심각도 사다리 5개(지연 경증/중증/사용불가 + 복합스트레스 경증/중증) + 환승 지점 장애 1개), 30개 시드의 다중 통로 시범 실험(총 15,870개 행)에서 수송 방식의 우위가 혼잡+장애 상호작용과 장애의 공간적 위치에 따라 교차함을 확인했다. 확률적 장애 메커니즘(road noise σ=0.05, turnaround noise λ=0.2, probabilistic edge disruption) 도입 후 핵심 발견은 혼잡만으로는 복합모드 우위가 나타나지 않는다는 것이다. 4x 혼잡 단독에서는 버스가 약 24.65분 빠르다(31.80분 vs 56.45분). 그러나 4x 혼잡+탄천 복도 장애가 결합하면 복합모드가 더 높은 완료율을 보인다(inf/CR=0.97 vs inf/CR=0.93). 6x+탄천에서는 버스 단독이 붕괴하지만(inf/CR=0.20) 복합모드는 inf/CR=0.96을 유지한다.</w:t>
       </w:r>
     </w:p>
     <w:p>
@@ -2355,7 +6013,7 @@
           <w:b w:val="0"/>
           <w:sz w:val="22"/>
         </w:rPr>
-        <w:t>따라서 복합 수송을 실제 대안으로 검토하려면, 철도 자체의 수송 능력만 볼 것이 아니라 철도 전후의 도로 연결성, 환승 처리 능력, 마지막 목적지 접근성을 함께 강화해야 한다. 반대로 버스 단독 수송을 선택할 경우에도 도로 장애와 차량 가용성에 대한 대비가 필요하다.</w:t>
+        <w:t>더 중요한 새로운 발견은, 확률적 장애 메커니즘 도입 후 6x 혼잡에서 모든 공간적 오버레이 위치에서 복합모드가 더 높은 완료율을 유지한다는 것이다. 피더 구간 장애에서 복합모드 CR=0.89 vs 버스 CR=0.80, 라스트마일 구간 장애에서 복합모드 CR=0.91 vs 버스 CR=0.80, 집결지 인근 장애에서 복합모드 CR=0.58 vs 버스 CR=0.12이다. 이전 실험에서는 피더/라스트마일 장애 시 버스가 더 안정적이었으나, 확률적 장애 메커니즘 도입 후에는 철도 구간이 제공하는 대안 경로 의존도 감소 효과가 더 넓은 범위에서 복합모드 우위를 지원한다. 환승 스트레스 확장 결과, 극단 환승 지연은 복합모드 완료시간을 최대 +120.96분까지 증가시켜(46.51→167.47분) 환승 처리 효율이 복합모드 실질 성과의 핵심 변수임이 확인되었다. 철도 서비스 저하는 기본 조건에서 +0.96~+10.96분의 완료시간 증가를 유발하지만, 복합 위험 시나리오(탄천+철도 지연)에서 6x 혼잡 시 복합모드 inf/CR=0.96 vs 버스 inf/CR=0.20으로, 도로 측 위협이 충분히 크면 중간 수준 철도 저하를 상쇄하고도 복합모드 우위가 지속됨이 확인되었다.</w:t>
       </w:r>
     </w:p>
     <w:p>
@@ -2365,7 +6023,27 @@
           <w:b w:val="0"/>
           <w:sz w:val="22"/>
         </w:rPr>
-        <w:t>이번 보고서의 가장 중요한 결론은 특정 방식의 절대적 우열이 아니라, 수송 방식의 성과가 어떤 조건에 민감하게 달라지는지를 확인했다는 점이다. 향후 실제 자료를 반영하면 이 모형은 위기상황 지역 인력 이동계획의 대안 비교와 취약점 점검에 활용될 수 있다. 다만 현재 단계에서는 운영 지침이나 실제 현장 예측이 아니라, 더 현실적인 연구로 발전시키기 위한 검증 가능한 분석 틀로 보는 것이 적절하다.</w:t>
+        <w:t>심각도 사다리 분석에서는 철도 여행시간 승수가 경증(1.2x)에서 중증(2.0x)까지 선형적 증가(+10분)를 보이지만, 사용불가(x100)에서 벼랑 끝 붕괴(완료율 0%)가 발생한다. 복합 스트레스는 단일 지연보다 더 큰 영향을 미치지만 극단까지 100% 완료율을 유지한다. 차량 부족은 중증(0.50x)에서도 완료시간이 +6.28분 증가하는 데 그쳐, 혼잡이나 철도 저하보다 약한 스트레스 요인이다. 라스트마일 차량 용량은 현재 수요에서 결속 제약이 아니며, 차량당 인원 증가 시 완료시간이 오히려 감소한다.</w:t>
+      </w:r>
+    </w:p>
+    <w:p>
+      <w:r>
+        <w:rPr>
+          <w:rFonts w:ascii="Malgun Gothic" w:hAnsi="Malgun Gothic" w:eastAsia="Malgun Gothic"/>
+          <w:b w:val="0"/>
+          <w:sz w:val="22"/>
+        </w:rPr>
+        <w:t>이 결과의 핵심 의미는 특정 방식의 절대적 우월성이 아니라, 혼잡과 장애의 상호작용, 장애의 공간적 위치, 환승 처리 효율, 철도 서비스 상태가 수송 방식의 우위를 결정한다는 점이다. 단일 위협(혼잡만 또는 장애만)에서는 버스의 직접 경로 이점이 지속되지만, 복합 위협에서 확률적 장애 메커니즘이 도입되면 복합모드가 더 넓은 범위의 장애 조건에서 더 높은 완료율을 유지한다. 이 공간적 위치 의존적 조건부 회복력 식별 능력이 이 의사결정 지원 프레임워크의 주요 기여다.</w:t>
+      </w:r>
+    </w:p>
+    <w:p>
+      <w:r>
+        <w:rPr>
+          <w:rFonts w:ascii="Malgun Gothic" w:hAnsi="Malgun Gothic" w:eastAsia="Malgun Gothic"/>
+          <w:b w:val="0"/>
+          <w:sz w:val="22"/>
+        </w:rPr>
+        <w:t>향후 실제 교통량, 보정된 철도 운행, 현장 검증을 반영하면 이 모형은 위기상황 지역 인력 이동계획의 대안 비교와 취약점 점검에 활용될 수 있다. 다만 현재 단계에서는 운영 지침이나 실제 현장 예측이 아니라, 더 현실적인 연구로 발전시키기 위한 검증 가능한 분석 틀로 보는 것이 적절하다.</w:t>
       </w:r>
     </w:p>
     <w:sectPr>

--- a/report.docx
+++ b/report.docx
@@ -1575,7 +1575,7 @@
           <w:b w:val="0"/>
           <w:sz w:val="22"/>
         </w:rPr>
-        <w:t>500명 비상 수요, 23개 정책(기존 19개 + 차량 규모 3수준(35/25/15명) + 차량 부족 중증(0.50x)), 23개 시나리오(기존 17개 + 철도 심각도 사다리 5개(지연 경증/중증/사용불가 + 복합스트레스 경증/중증) + 환승 지점 장애 1개), 30개 시드(총 15,870개 행, 529개 요약 행)의 다중 통로 시범 실험에서 혼잡 단독 효과, 혼잡+장애 결합 효과, 철도 저하 효과, 환승 스트레스 효과, 복합 위험 효과, 그리고 장애의 공간적 위치에 따른 비대칭 효과가 관찰되었다. 확률적 장애 메커니즘(road noise σ=0.05, turnaround noise λ=0.2, probabilistic edge disruption) 도입 후 핵심 발견은 혼잡만으로는 복합모드 우위가 나타나지 않으며, 혼잡과 장애가 결합할 때 복합모드가 더 높은 완료율을 유지한다는 것이다.</w:t>
+        <w:t>500명 비상 수요, 23개 정책(기존 19개 + 차량 규모 3수준(35/25/15명) + 차량 부족 중증(0.50x)), 23개 시나리오(기존 17개 + 철도 심각도 사다리 5개(지연 경증/중증/사용불가 + 복합스트레스 경증/중증) + 환승 지점 장애 1개), 30개 시드(총 15,870개 행, 529개 요약 행)의 다중 통로 시범 실험에서 혼잡 단독 효과, 혼잡+장애 결합 효과, 철도 저하 효과, 환승 스트레스 효과, 복합 위험 효과, 그리고 장애의 공간적 위치에 따른 비대칭 효과가 관찰되었다. 확률론적 변동 메커니즘(road noise σ=0.05, turnaround noise λ=0.2)은 시드 내 변동원이며, 장애 시나리오 자체는 결정론적이다. 핵심 발견은 혼잡만으로는 복합모드 우위가 나타나지 않으며, 혼잡과 장애가 결합할 때 복합모드가 더 높은 완료율을 유지한다는 것이다.</w:t>
       </w:r>
     </w:p>
     <w:p>
@@ -2495,7 +2495,7 @@
           <w:b w:val="0"/>
           <w:sz w:val="22"/>
         </w:rPr>
-        <w:t>4x 혼잡+탄천 장애에서 확률적 장애로 양쪽 모두 미도착이 발생하지만, 복합모드가 더 높은 완료율을 보인다(CR 0.97 vs 0.93). 6x+탄천에서는 버스 단독이 붕괴하지만(CR=0.20) 복합모드는 CR=0.96을 유지한다. 8x+탄천에서도 복합모드가 CR=0.32로 버스(CR=0.00)보다 높은 완료율을 보인다. 철도가 탄천 복도 장애를 우회하는 핵심 대안 경로 역할을 하기 때문이다.</w:t>
+        <w:t>4x 혼잡+탄천 장애에서 양쪽 모두 미도착이 발생하지만, 복합모드가 더 높은 완료율을 보인다(CR 0.97 vs 0.93). 6x+탄천에서는 버스 단독이 붕괴하지만(CR=0.20) 복합모드는 CR=0.96을 유지한다. 8x+탄천에서도 복합모드가 CR=0.32로 버스(CR=0.00)보다 높은 완료율을 보인다. 철도가 탄천 복도 장애를 우회하는 핵심 대안 경로 역할을 하기 때문이다.</w:t>
       </w:r>
     </w:p>
     <w:p>
@@ -3006,7 +3006,7 @@
           <w:b w:val="0"/>
           <w:sz w:val="22"/>
         </w:rPr>
-        <w:t>핵심 발견은 확률적 장애 메커니즘 도입 후 6x 혼잡에서 모든 공간적 오버레이 위치에서 복합모드가 더 높은 완료율을 유지한다는 것이다. 탄천 복도 장애에서 복합모드 우위가 가장 크며(CR 0.96 vs 0.20), 피더 구간 장애(CR 0.89 vs 0.80), 라스트마일 구간 장애(CR 0.91 vs 0.80), 집결지 인근 장애(CR 0.58 vs 0.12)에서도 복합모드가 더 높은 완료율을 보인다. 이전 실험에서는 피더/라스트마일 장애 시 버스가 더 안정적이었으나, 확률적 장애 메커니즘 도입 후 철도 구간이 없는 버스 단독은 우회 대안이 제한되어 더 큰 타격을 받는다. 복합모드의 "회복력"은 철도 자체의 우회 능력뿐 아니라, 장애 발생 시 철도 구간이 제공하는 대안 경로 의존도 감소 효과에 의해서도 지원된다.</w:t>
+        <w:t>핵심 발견은 공간적 오버레이 시나리오에서 6x 혼잡 시 모든 위치에서 복합모드가 더 높은 완료율을 유지한다는 것이다. 탄천 복도 장애에서 복합모드 우위가 가장 크며(CR 0.96 vs 0.20), 피더 구간 장애(CR 0.89 vs 0.80), 라스트마일 구간 장애(CR 0.91 vs 0.80), 집결지 인근 장애(CR 0.58 vs 0.12)에서도 복합모드가 더 높은 완료율을 보인다. 철도 구간이 제공하는 대안 경로 의존도 감소 효과가 더 넓은 범위에서 복합모드 우위를 지원한다.</w:t>
       </w:r>
     </w:p>
     <w:p>
@@ -3016,7 +3016,7 @@
           <w:b w:val="0"/>
           <w:sz w:val="22"/>
         </w:rPr>
-        <w:t>따라서 "조건부 회복력"은 공간적 위치 의존적이며, 확률적 장애 메커니즘 도입 후에는 복합모드가 더 넓은 범위의 장애 조건에서 높은 완료율을 유지한다. 복합모드 전용 구간(피더, 라스트마일)에 장애가 발생해도 복합모드가 버스 단독보다 높은 완료율을 보이지만, 집결지 인근 공통 구간 장애에서는 양쪽 모두 큰 타격을 받는다(CR 0.58 vs 0.12).</w:t>
+        <w:t>따라서 "조건부 회복력"은 공간적 위치 의존적이며, 복합모드가 더 넓은 범위의 장애 조건에서 높은 완료율을 유지한다. 복합모드 전용 구간(피더, 라스트마일)에 장애가 발생해도 복합모드가 버스 단독보다 높은 완료율을 보이지만, 집결지 인근 공통 구간 장애에서는 양쪽 모두 큰 타격을 받는다(CR 0.58 vs 0.12).</w:t>
       </w:r>
     </w:p>
     <w:p>
@@ -5400,7 +5400,7 @@
           <w:b w:val="0"/>
           <w:sz w:val="22"/>
         </w:rPr>
-        <w:t>이전 실험에서는 같은 정책-시나리오 조합의 30개 시드 간 완료시간 차이가 작아(1~2개 고유값), BPR 통행시간이 배경 교통량에만 의존하는 구조적 한계가 있었다. 현재 실험에서는 σ = 0.8로 지각 분산이 커지고 차량 대수가 줄어(총 17대) 시드 간 분산이 증가했다. 30개 시드에서 12~18개의 고유 완료시간이 관찰되어, 확률적 변동성이 결과에 미치는 영향을 더 잘 포착한다.</w:t>
+        <w:t>이전 실험에서는 같은 정책-시나리오 조합의 30개 시드 간 완료시간 차이가 작아(1~2개 고유값), BPR 통행시간이 배경 교통량에만 의존하는 구조적 한계가 있었다. 현재 실험에서는 σ = 0.8로 지각 분산이 커지고 차량 대수가 줄어(총 17대) 시드 간 분산이 증가했다. 30개 시드에서 평균 15.6개의 고유 완료시간이 관찰되며(529개 그룹 중 426개 그룹이 5개 이상 고유값), 도로 노이즈(σ=0.05)와 차량 회전 노이즈(λ=0.2)가 시드 내 변동원이다. 이 변동원들은 탐색적 민감도 파라미터이며 보정된 값이 아니다. Morris 민감도 분석에서 road_noise_sigma는 3,864개 지수 행 중 2,222개에서 비영(mu_star) 영향을 보였고, turnaround_noise_lambda는 49개에서만 비영 영향을 보여 영향력이 약하다.</w:t>
       </w:r>
     </w:p>
     <w:p>
@@ -6003,7 +6003,7 @@
           <w:b w:val="0"/>
           <w:sz w:val="22"/>
         </w:rPr>
-        <w:t>500명 비상 수요, 23개 정책(기존 19개 + 차량 규모 3수준(35/25/15명) + 차량 부족 중증(0.50x)), 23개 시나리오(기존 17개 + 철도 심각도 사다리 5개(지연 경증/중증/사용불가 + 복합스트레스 경증/중증) + 환승 지점 장애 1개), 30개 시드의 다중 통로 시범 실험(총 15,870개 행)에서 수송 방식의 우위가 혼잡+장애 상호작용과 장애의 공간적 위치에 따라 교차함을 확인했다. 확률적 장애 메커니즘(road noise σ=0.05, turnaround noise λ=0.2, probabilistic edge disruption) 도입 후 핵심 발견은 혼잡만으로는 복합모드 우위가 나타나지 않는다는 것이다. 4x 혼잡 단독에서는 버스가 약 24.65분 빠르다(31.80분 vs 56.45분). 그러나 4x 혼잡+탄천 복도 장애가 결합하면 복합모드가 더 높은 완료율을 보인다(inf/CR=0.97 vs inf/CR=0.93). 6x+탄천에서는 버스 단독이 붕괴하지만(inf/CR=0.20) 복합모드는 inf/CR=0.96을 유지한다.</w:t>
+        <w:t>500명 비상 수요, 23개 정책(기존 19개 + 차량 규모 3수준(35/25/15명) + 차량 부족 중증(0.50x)), 23개 시나리오(기존 17개 + 철도 심각도 사다리 5개(지연 경증/중증/사용불가 + 복합스트레스 경증/중증) + 환승 지점 장애 1개), 30개 시드의 다중 통로 시범 실험(총 15,870개 행)에서 수송 방식의 우위가 혼잡+장애 상호작용과 장애의 공간적 위치에 따라 교차함을 확인했다. 시드 내 변동 메커니즘(road noise σ=0.05, turnaround noise λ=0.2)은 탐색적 민감도 파라미터이며, 장애 시나리오는 결정론적이다. 핵심 발견은 혼잡만으로는 복합모드 우위가 나타나지 않는다는 것이다. 4x 혼잡 단독에서는 버스가 약 24.65분 빠르다(31.80분 vs 56.45분). 그러나 4x 혼잡+탄천 복도 장애가 결합하면 복합모드가 더 높은 완료율을 보인다(inf/CR=0.97 vs inf/CR=0.93). 6x+탄천에서는 버스 단독이 붕괴하지만(inf/CR=0.20) 복합모드는 inf/CR=0.96을 유지한다.</w:t>
       </w:r>
     </w:p>
     <w:p>
@@ -6013,7 +6013,7 @@
           <w:b w:val="0"/>
           <w:sz w:val="22"/>
         </w:rPr>
-        <w:t>더 중요한 새로운 발견은, 확률적 장애 메커니즘 도입 후 6x 혼잡에서 모든 공간적 오버레이 위치에서 복합모드가 더 높은 완료율을 유지한다는 것이다. 피더 구간 장애에서 복합모드 CR=0.89 vs 버스 CR=0.80, 라스트마일 구간 장애에서 복합모드 CR=0.91 vs 버스 CR=0.80, 집결지 인근 장애에서 복합모드 CR=0.58 vs 버스 CR=0.12이다. 이전 실험에서는 피더/라스트마일 장애 시 버스가 더 안정적이었으나, 확률적 장애 메커니즘 도입 후에는 철도 구간이 제공하는 대안 경로 의존도 감소 효과가 더 넓은 범위에서 복합모드 우위를 지원한다. 환승 스트레스 확장 결과, 극단 환승 지연은 복합모드 완료시간을 최대 +120.96분까지 증가시켜(46.51→167.47분) 환승 처리 효율이 복합모드 실질 성과의 핵심 변수임이 확인되었다. 철도 서비스 저하는 기본 조건에서 +0.96~+10.96분의 완료시간 증가를 유발하지만, 복합 위험 시나리오(탄천+철도 지연)에서 6x 혼잡 시 복합모드 inf/CR=0.96 vs 버스 inf/CR=0.20으로, 도로 측 위협이 충분히 크면 중간 수준 철도 저하를 상쇄하고도 복합모드 우위가 지속됨이 확인되었다.</w:t>
+        <w:t>더 중요한 새로운 발견은, 6x 혼잡에서 모든 공간적 오버레이 위치에서 복합모드가 더 높은 완료율을 유지한다는 것이다. 피더 구간 장애에서 복합모드 CR=0.89 vs 버스 CR=0.80, 라스트마일 구간 장애에서 복합모드 CR=0.91 vs 버스 CR=0.80, 집결지 인근 장애에서 복합모드 CR=0.58 vs 버스 CR=0.12이다. 철도 구간이 제공하는 대안 경로 의존도 감소 효과가 더 넓은 범위에서 복합모드 우위를 지원한다. 환승 스트레스 확장 결과, 극단 환승 지연은 복합모드 완료시간을 최대 +120.96분까지 증가시켜(46.51→167.47분) 환승 처리 효율이 복합모드 실질 성과의 핵심 변수임이 확인되었다. 철도 서비스 저하는 기본 조건에서 +0.96~+10.96분의 완료시간 증가를 유발하지만, 복합 위험 시나리오(탄천+철도 지연)에서 6x 혼잡 시 복합모드 inf/CR=0.96 vs 버스 inf/CR=0.20으로, 도로 측 위협이 충분히 크면 중간 수준 철도 저하를 상쇄하고도 복합모드 우위가 지속됨이 확인되었다.</w:t>
       </w:r>
     </w:p>
     <w:p>
@@ -6033,7 +6033,7 @@
           <w:b w:val="0"/>
           <w:sz w:val="22"/>
         </w:rPr>
-        <w:t>이 결과의 핵심 의미는 특정 방식의 절대적 우월성이 아니라, 혼잡과 장애의 상호작용, 장애의 공간적 위치, 환승 처리 효율, 철도 서비스 상태가 수송 방식의 우위를 결정한다는 점이다. 단일 위협(혼잡만 또는 장애만)에서는 버스의 직접 경로 이점이 지속되지만, 복합 위협에서 확률적 장애 메커니즘이 도입되면 복합모드가 더 넓은 범위의 장애 조건에서 더 높은 완료율을 유지한다. 이 공간적 위치 의존적 조건부 회복력 식별 능력이 이 의사결정 지원 프레임워크의 주요 기여다.</w:t>
+        <w:t>이 결과의 핵심 의미는 특정 방식의 절대적 우월성이 아니라, 혼잡과 장애의 상호작용, 장애의 공간적 위치, 환승 처리 효율, 철도 서비스 상태가 수송 방식의 우위를 결정한다는 점이다. 단일 위협(혼잡만 또는 장애만)에서는 버스의 직접 경로 이점이 지속되지만, 복합 위협에서는 복합모드가 더 넓은 범위의 장애 조건에서 더 높은 완료율을 유지한다. 이 공간적 위치 의존적 조건부 회복력 식별 능력이 이 의사결정 지원 프레임워크의 주요 기여다.</w:t>
       </w:r>
     </w:p>
     <w:p>

--- a/report.docx
+++ b/report.docx
@@ -22,7 +22,7 @@
           <w:b w:val="0"/>
           <w:sz w:val="22"/>
         </w:rPr>
-        <w:t>Current project status (2026-06-12): `final_study_ready=false`. This document is current-state or review support only; it does not create formal approval, calibrated real-world results, or operational routing guidance. Updated with 15,870-row experiment results (α=0.50, σ=0.8, fleet 8/5/4, time_limit=200, 23 policies, 23 scenarios incl. 3 spatial overlays + 3 rail stress + 2 multi-hazard + 5 rail severity ladder + 1 transfer point disruption, 30 seeds). Re-run with genuine stochasticity: road noise σ=0.05, turnaround noise λ=0.2, probabilistic edge disruption.</w:t>
+        <w:t>Current project status (2026-06-17): `final_study_ready=false`. This document is current-state or review support only; it does not create formal approval, calibrated real-world results, or operational routing guidance. Updated with 15,870-row experiment results (α=0.50, σ=0.8, fleet 8/5/4, time_limit=200, 23 policies, 23 scenarios incl. 3 spatial overlays + 3 rail stress + 2 multi-hazard + 5 rail severity ladder + 1 transfer point disruption, 30 seeds). Deterministic disruption scenarios with within-scenario noise: road noise σ=0.05, turnaround noise λ=0.2.</w:t>
       </w:r>
     </w:p>
     <w:p>
@@ -138,7 +138,7 @@
           <w:b w:val="0"/>
           <w:sz w:val="22"/>
         </w:rPr>
-        <w:t>현재 기본 결과는 아직 보정된 실제 지역 실험이 아니다. 500명 규모 비상 수요와 164노드 다중 통로 그래프, 23개 정책(기존 19개 + 차량 규모 3수준(35/25/15명) + 차량 부족 중증(0.50x)), 23개 시나리오(기존 17개 + 철도 심각도 사다리 5개(지연 경증/중증/사용불가 + 복합스트레스 경증/중증) + 환승 지점 장애 1개), 30개 시드를 사용한 시범 실험(총 15,870개 행)에서 핵심 발견은 장애의 공간적 위치가 수송 방식의 우위를 결정한다는 것이다. 첫째, 혼잡만으로는 복합모드 우위가 나타나지 않는다. 정상(1x)에서 6x 혼잡까지 버스 단독이 일관되게 빠르다(19.84분 vs 46.51분 ~ 80.41분 vs 123.05분). 8x에서는 버스 단독이 완전 붕괴하고(CR=0.20), 복합모드도 CR=0.67로 떨어진다. 둘째, 혼잡과 탄천 복도 장애가 결합하면 상황이 반전된다. 4x 혼잡+탄천 장애에서는 확률적 장애로 양쪽 모두 미도착이 발생하지만 복합모드가 더 높은 완료율을 보인다(inf/CR=0.97 vs inf/CR=0.93). 6x+탄천에서는 버스 단독이 붕괴(inf/CR=0.20)하지만 복합모드는 inf/CR=0.96을 유지한다. 셋째, 새로 추가된 공간적 오버레이 시나리오에서 6x 혼잡 시 모든 위치에서 복합모드가 더 높은 완료율을 유지한다. 피더 구간 장애(songpa_spatial_feeder_east)에서 복합모드 CR=0.89 vs 버스 CR=0.80, 라스트마일 구간 장애(songpa_spatial_lastmile_west)에서 복합모드 CR=0.91 vs 버스 CR=0.80, 집결지 인근 공통 구간 장애(songpa_spatial_assembly_egress)에서 복합모드 CR=0.58 vs 버스 CR=0.12로 양쪽 모두 타격을 받는다. 넷째, 환승 스트레스가 극단에서 복합모드 완료시간을 최대 +120.96분까지 증가시키지만(46.51→167.47분), 200분 제한 시간 덕분에 완료율은 1.0으로 유지된다. 다섯째, 철도 서비스 저하(지연 +5.96분, 복합 스트레스 +10.96분)는 기본 조건에서 복합모드 완료시간을 증가시킨다. 여섯째, 복합 위험 시나리오(탄천+철도 지연)에서 6x 혼잡 시 복합모드 inf/CR=0.96 vs 버스 inf/CR=0.20으로, 도로 장애가 버스 경로를 타격할 때는 중간 수준 철도 저하에서도 복합모드 우위가 지속된다. 접근도로+철도 용량 축소 조합에서는 양쪽 모두 완전 붕괴한다. 따라서 "조건부 회복력"은 장애 위치에 의존적이며, 확률적 장애 메커니즘 도입 후에는 복합모드가 더 넓은 범위의 장애 조건에서 더 높은 완료율을 유지한다.</w:t>
+        <w:t>현재 기본 결과는 아직 보정된 실제 지역 실험이 아니다. 500명 규모 비상 수요와 164노드 다중 통로 그래프, 23개 정책(기존 19개 + 차량 규모 3수준(35/25/15명) + 차량 부족 중증(0.50x)), 23개 시나리오(기존 17개 + 철도 심각도 사다리 5개(지연 경증/중증/사용불가 + 복합스트레스 경증/중증) + 환승 지점 장애 1개), 30개 시드를 사용한 시범 실험(총 15,870개 행)에서 핵심 발견은 장애의 공간적 위치가 수송 방식의 우위를 결정한다는 것이다. 첫째, 혼잡만으로는 복합모드 우위가 나타나지 않는다. 정상(1x)에서 6x 혼잡까지 버스 단독이 일관되게 빠르다(19.84분 vs 46.51분 ~ 80.41분 vs 123.05분). 8x에서는 버스 단독이 완전 붕괴하고(CR=0.20), 복합모드도 CR=0.67로 떨어진다. 둘째, 혼잡과 탄천 복도 장애가 결합하면 상황이 반전된다. 4x 혼잡+탄천 장애에서는 결정론적 장애로 양쪽 모두 미도착이 발생하지만 복합모드가 더 높은 완료율을 보인다(inf/CR=0.97 vs inf/CR=0.93). 6x+탄천에서는 버스 단독이 붕괴(inf/CR=0.20)하지만 복합모드는 inf/CR=0.96을 유지한다. 셋째, 새로 추가된 공간적 오버레이 시나리오에서 6x 혼잡 시 모든 위치에서 복합모드가 더 높은 완료율을 유지한다. 피더 구간 장애(songpa_spatial_feeder_east)에서 복합모드 CR=0.89 vs 버스 CR=0.80, 라스트마일 구간 장애(songpa_spatial_lastmile_west)에서 복합모드 CR=0.91 vs 버스 CR=0.80, 집결지 인근 공통 구간 장애(songpa_spatial_assembly_egress)에서 복합모드 CR=0.58 vs 버스 CR=0.12로 양쪽 모두 타격을 받는다. 넷째, 환승 스트레스가 극단에서 복합모드 완료시간을 최대 +120.96분까지 증가시키지만(46.51→167.47분), 200분 제한 시간 덕분에 완료율은 1.0으로 유지된다. 다섯째, 철도 서비스 저하(지연 +5.96분, 복합 스트레스 +10.96분)는 기본 조건에서 복합모드 완료시간을 증가시킨다. 여섯째, 복합 위험 시나리오(탄천+철도 지연)에서 6x 혼잡 시 복합모드 inf/CR=0.96 vs 버스 inf/CR=0.20으로, 도로 장애가 버스 경로를 타격할 때는 중간 수준 철도 저하에서도 복합모드 우위가 지속된다. 접근도로+철도 용량 축소 조합에서는 양쪽 모두 완전 붕괴한다. 따라서 "조건부 회복력"은 장애 위치에 의존적이며, 결정론적 장애 시나리오와 도로 잡음 파라미터 도입 후에는 복합모드가 더 넓은 범위의 장애 조건에서 더 높은 완료율을 유지한다.</w:t>
       </w:r>
     </w:p>
     <w:p>
@@ -5450,7 +5450,7 @@
           <w:b w:val="0"/>
           <w:sz w:val="22"/>
         </w:rPr>
-        <w:t>셋째, 확률적 장애 메커니즘 도입 후 6x 혼잡에서 모든 공간적 오버레이 위치에서 복합모드가 더 높은 완료율을 유지한다. 탄천 복도 장애에서 복합모드 우위가 가장 크며(CR 0.96 vs 0.20), 피더 구간 장애(CR 0.89 vs 0.80), 라스트마일 구간 장애(CR 0.91 vs 0.80), 집결지 인근 장애(CR 0.58 vs 0.12)에서도 복합모드가 더 높은 완료율을 보인다. 이전 실험에서는 피더/라스트마일 장애 시 버스가 더 안정적이었으나, 확률적 장애 메커니즘 도입 후 철도 구간이 없는 버스 단독은 우회 대안이 제한되어 더 큰 타격을 받는다.</w:t>
+        <w:t>셋째, 결정론적 장애 시나리오에서 6x 혼잡에서 모든 공간적 오버레이 위치에서 복합모드가 더 높은 완료율을 유지한다. 탄천 복도 장애에서 복합모드 우위가 가장 크며(CR 0.96 vs 0.20), 피더 구간 장애(CR 0.89 vs 0.80), 라스트마일 구간 장애(CR 0.91 vs 0.80), 집결지 인근 장애(CR 0.58 vs 0.12)에서도 복합모드가 더 높은 완료율을 보인다. 이전 실험에서는 피더/라스트마일 장애 시 버스가 더 안정적이었으나, 결정론적 장애 시나리오에서 철도 구간이 없는 버스 단독은 우회 대안이 제한되어 더 큰 타격을 받는다.</w:t>
       </w:r>
     </w:p>
     <w:p>

--- a/report.docx
+++ b/report.docx
@@ -6,10 +6,10 @@
       <w:r>
         <w:rPr>
           <w:rFonts w:ascii="Malgun Gothic" w:hAnsi="Malgun Gothic" w:eastAsia="Malgun Gothic"/>
-          <w:b w:val="0"/>
-          <w:sz w:val="22"/>
+          <w:b/>
+          <w:sz w:val="36"/>
         </w:rPr>
-        <w:t>﻿# 위기상황 지역 인력 이동수단 비교 시뮬레이션 보고서</w:t>
+        <w:t>전시 동원예비군 수송대안 비교 시뮬레이션 보고서 — 송파→고성 동원 코리더</w:t>
       </w:r>
     </w:p>
     <w:p>
@@ -22,7 +22,7 @@
           <w:b w:val="0"/>
           <w:sz w:val="22"/>
         </w:rPr>
-        <w:t>Current project status (2026-06-17): `final_study_ready=false`. This document is current-state or review support only; it does not create formal approval, calibrated real-world results, or operational routing guidance. Updated with 15,870-row experiment results (α=0.50, σ=0.8, fleet 8/5/4, time_limit=200, 23 policies, 23 scenarios incl. 3 spatial overlays + 3 rail stress + 2 multi-hazard + 5 rail severity ladder + 1 transfer point disruption, 30 seeds). Deterministic disruption scenarios with within-scenario noise: road noise σ=0.05, turnaround noise λ=0.2.</w:t>
+        <w:t>본 문서 상태 (2026-07-06): `final_study_ready=false`. 의사결정지원·준실험·민감도 분석 목적이며, 형식적 승인, 보정된 실측 결과, 운영 경로지침을 생성하지 않는다. 고성 전시 동원 코리더 준실험 결과(엔지니어링 전용 범위, 12,420행)로 갱신했다. 주요 가정: BPR α=0.36·β=4.0, 수요 1,000명(편성 45명), 차량 23/23/23대(버스/셔틀/라스트마일), 제한시간 1,440분, 철도=전세 무정차 직행(청량리→강릉 114분, 배차간격 30분, 열차당 600명), 23 정책 × 18 시나리오 × 30 시드. 결정론적 장애 시나리오(`force_deterministic=True`), CRN 공통난수 페어링.</w:t>
       </w:r>
     </w:p>
     <w:p>
@@ -82,7 +82,7 @@
           <w:b w:val="0"/>
           <w:sz w:val="22"/>
         </w:rPr>
-        <w:t>이 보고서는 지역적 교통 장애가 발생했을 때 많은 인원을 정해진 시간 안에 집결지에서 목적지 권역으로 이동시키는 문제를 다룬다. 특정 현장 이동 경로를 제시하려는 문서가 아니라, 위기상황 인력 이동계획을 세울 때 어떤 조건이 성과를 좌우하는지 비교하기 위한 의사결정 지원 보고서다.</w:t>
+        <w:t>이 보고서는 위기·전시 상황에서 약 1,000명의 동원예비군을 집결지(송파)에서 목적지 권역(강원 고성, 수도방위 및 동해안 축)으로 정해진 시간 안에 이동시키는 문제를 다룬다. 특정 현장 운영 경로를 제시하려는 문서가 아니라, 두 수송 대안이 어떤 위협 조건에서 강하고 취약한지 비교하기 위한 의사결정지원 보고서다.</w:t>
       </w:r>
     </w:p>
     <w:p>
@@ -102,10 +102,18 @@
       <w:r>
         <w:rPr>
           <w:rFonts w:ascii="Malgun Gothic" w:hAnsi="Malgun Gothic" w:eastAsia="Malgun Gothic"/>
+          <w:b/>
+          <w:sz w:val="22"/>
+        </w:rPr>
+        <w:t>버스 단독 수송</w:t>
+      </w:r>
+      <w:r>
+        <w:rPr>
+          <w:rFonts w:ascii="Malgun Gothic" w:hAnsi="Malgun Gothic" w:eastAsia="Malgun Gothic"/>
           <w:b w:val="0"/>
           <w:sz w:val="22"/>
         </w:rPr>
-        <w:t>버스 단독 수송: 집결지에서 목적지 권역까지 도로를 이용해 직접 이동하는 방식</w:t>
+        <w:t>: 집결지에서 도로망을 통해 목적지 권역까지 직접 이동.</w:t>
       </w:r>
     </w:p>
     <w:p>
@@ -115,10 +123,18 @@
       <w:r>
         <w:rPr>
           <w:rFonts w:ascii="Malgun Gothic" w:hAnsi="Malgun Gothic" w:eastAsia="Malgun Gothic"/>
+          <w:b/>
+          <w:sz w:val="22"/>
+        </w:rPr>
+        <w:t>철도-버스 복합 수송</w:t>
+      </w:r>
+      <w:r>
+        <w:rPr>
+          <w:rFonts w:ascii="Malgun Gothic" w:hAnsi="Malgun Gothic" w:eastAsia="Malgun Gothic"/>
           <w:b w:val="0"/>
           <w:sz w:val="22"/>
         </w:rPr>
-        <w:t>철도-버스 복합 수송: 집결지에서 철도 접근 거점까지 버스로 이동하고, 철도 구간을 지난 뒤 목적지 권역까지 다시 버스로 이동하는 방식</w:t>
+        <w:t>: 집결지에서 철도 접근 거점(청량리역)까지 셔틀 버스로 이동 → 전세 열차가 강릉역까지 무정차 직행 → 강릉역에서 목적지까지 라스트마일 버스.</w:t>
       </w:r>
     </w:p>
     <w:p>
@@ -128,7 +144,71 @@
           <w:b w:val="0"/>
           <w:sz w:val="22"/>
         </w:rPr>
-        <w:t>최신 모형은 단순한 평균 이동시간 비교가 아니라, 실제 계획 검토에서 중요한 요소들을 함께 고려한다. 차량 대수, 배차 간격, 회차 시간, 지각자 처리 방식, 도로 혼잡, 도로 장애, 환승 시간, 목적지 미도착 인원, 자원 사용 효율을 함께 반영했다. 또한 일부 인원이 제한 시간 안에 도착하지 못하는 경우를 별도로 표시하여, 겉보기 완료시간만으로 잘못 판단하지 않도록 했다.</w:t>
+        <w:t xml:space="preserve">12,420행의 준실험(23 정책 × 18 시나리오 × 30 시드, 공통난수 페어링)에서 관찰된 핵심 발견은 수송 방식의 우위가 </w:t>
+      </w:r>
+      <w:r>
+        <w:rPr>
+          <w:rFonts w:ascii="Malgun Gothic" w:hAnsi="Malgun Gothic" w:eastAsia="Malgun Gothic"/>
+          <w:b/>
+          <w:sz w:val="22"/>
+        </w:rPr>
+        <w:t>위협의 종류와 위치에 의존적</w:t>
+      </w:r>
+      <w:r>
+        <w:rPr>
+          <w:rFonts w:ascii="Malgun Gothic" w:hAnsi="Malgun Gothic" w:eastAsia="Malgun Gothic"/>
+          <w:b w:val="0"/>
+          <w:sz w:val="22"/>
+        </w:rPr>
+        <w:t xml:space="preserve">이라는 것이다. 첫째, 정상 조건에서는 복합모드가 버스 단독보다 평균 약 30분 빠르다(평균 완료시간 339.5분 vs 369.4분), 양쪽 모두 완료율 0.99 이상. 둘째, </w:t>
+      </w:r>
+      <w:r>
+        <w:rPr>
+          <w:rFonts w:ascii="Malgun Gothic" w:hAnsi="Malgun Gothic" w:eastAsia="Malgun Gothic"/>
+          <w:b/>
+          <w:sz w:val="22"/>
+        </w:rPr>
+        <w:t>접근·라스트마일·역 접근도로의 경량 장애는 양쪽 모두에 거의 영향을 주지 않는다</w:t>
+      </w:r>
+      <w:r>
+        <w:rPr>
+          <w:rFonts w:ascii="Malgun Gothic" w:hAnsi="Malgun Gothic" w:eastAsia="Malgun Gothic"/>
+          <w:b w:val="0"/>
+          <w:sz w:val="22"/>
+        </w:rPr>
+        <w:t xml:space="preserve"> — 축약 코리어 도로망이 이 정도 장애에는 우회 여유를 가진다. 셋째, </w:t>
+      </w:r>
+      <w:r>
+        <w:rPr>
+          <w:rFonts w:ascii="Malgun Gothic" w:hAnsi="Malgun Gothic" w:eastAsia="Malgun Gothic"/>
+          <w:b/>
+          <w:sz w:val="22"/>
+        </w:rPr>
+        <w:t>두 방식이 공유하는 핵심 도로 연결이 차단되면 양쪽 모두 완전 붕괴한다(완료율 0)</w:t>
+      </w:r>
+      <w:r>
+        <w:rPr>
+          <w:rFonts w:ascii="Malgun Gothic" w:hAnsi="Malgun Gothic" w:eastAsia="Malgun Gothic"/>
+          <w:b w:val="0"/>
+          <w:sz w:val="22"/>
+        </w:rPr>
+        <w:t xml:space="preserve">. `goseong_critical_link_blockage`와 `goseong_random_blockage` 시나리오에서 버스·복합모드 모두 완료율 0으로 떨어진다. 즉 단일 실패점이 수송 방식 선택 무관하게 전체 이동을 마비시킨다. 넷째, </w:t>
+      </w:r>
+      <w:r>
+        <w:rPr>
+          <w:rFonts w:ascii="Malgun Gothic" w:hAnsi="Malgun Gothic" w:eastAsia="Malgun Gothic"/>
+          <w:b/>
+          <w:sz w:val="22"/>
+        </w:rPr>
+        <w:t>철도 사용불가(`goseong_rail_unavailable`)에서는 복합모드만 붕괴(완료율 0)하고 버스 단독은 정상(완료율 0.995)을 유지</w:t>
+      </w:r>
+      <w:r>
+        <w:rPr>
+          <w:rFonts w:ascii="Malgun Gothic" w:hAnsi="Malgun Gothic" w:eastAsia="Malgun Gothic"/>
+          <w:b w:val="0"/>
+          <w:sz w:val="22"/>
+        </w:rPr>
+        <w:t>한다. 복합모드의 속도 이점은 철도 가용성에 대한 조건부 베팅이다. 다섯째, 철도 스트레스(지연·복합)는 복합모드 완료시간을 비례적으로 늘리지만(경증 지연 334.8분 → 중증 지연 451.2분), 제한시간 1,440분 덕분에 완료율은 0.996 이상으로 유지된다. 여섯째, 혼잡은 양쪽을 함께 느리게 하며, 중증·첨두 혼잡에서 양쪽 완료시간이 수렴한다(버스 460.9분, 복합모드 457.6분). 일곱째, 배차 유연화(`staggered_or_adaptive_dispatch`, 315.5분)와 라스트마일 중복(`multimodal_lastmile_redundancy`, 300.4분) 정책 대안이 복합모드 완료시간을 기준 대비 유의미하게 단축한다.</w:t>
       </w:r>
     </w:p>
     <w:p>
@@ -138,7 +218,7 @@
           <w:b w:val="0"/>
           <w:sz w:val="22"/>
         </w:rPr>
-        <w:t>현재 기본 결과는 아직 보정된 실제 지역 실험이 아니다. 500명 규모 비상 수요와 164노드 다중 통로 그래프, 23개 정책(기존 19개 + 차량 규모 3수준(35/25/15명) + 차량 부족 중증(0.50x)), 23개 시나리오(기존 17개 + 철도 심각도 사다리 5개(지연 경증/중증/사용불가 + 복합스트레스 경증/중증) + 환승 지점 장애 1개), 30개 시드를 사용한 시범 실험(총 15,870개 행)에서 핵심 발견은 장애의 공간적 위치가 수송 방식의 우위를 결정한다는 것이다. 첫째, 혼잡만으로는 복합모드 우위가 나타나지 않는다. 정상(1x)에서 6x 혼잡까지 버스 단독이 일관되게 빠르다(19.84분 vs 46.51분 ~ 80.41분 vs 123.05분). 8x에서는 버스 단독이 완전 붕괴하고(CR=0.20), 복합모드도 CR=0.67로 떨어진다. 둘째, 혼잡과 탄천 복도 장애가 결합하면 상황이 반전된다. 4x 혼잡+탄천 장애에서는 결정론적 장애로 양쪽 모두 미도착이 발생하지만 복합모드가 더 높은 완료율을 보인다(inf/CR=0.97 vs inf/CR=0.93). 6x+탄천에서는 버스 단독이 붕괴(inf/CR=0.20)하지만 복합모드는 inf/CR=0.96을 유지한다. 셋째, 새로 추가된 공간적 오버레이 시나리오에서 6x 혼잡 시 모든 위치에서 복합모드가 더 높은 완료율을 유지한다. 피더 구간 장애(songpa_spatial_feeder_east)에서 복합모드 CR=0.89 vs 버스 CR=0.80, 라스트마일 구간 장애(songpa_spatial_lastmile_west)에서 복합모드 CR=0.91 vs 버스 CR=0.80, 집결지 인근 공통 구간 장애(songpa_spatial_assembly_egress)에서 복합모드 CR=0.58 vs 버스 CR=0.12로 양쪽 모두 타격을 받는다. 넷째, 환승 스트레스가 극단에서 복합모드 완료시간을 최대 +120.96분까지 증가시키지만(46.51→167.47분), 200분 제한 시간 덕분에 완료율은 1.0으로 유지된다. 다섯째, 철도 서비스 저하(지연 +5.96분, 복합 스트레스 +10.96분)는 기본 조건에서 복합모드 완료시간을 증가시킨다. 여섯째, 복합 위험 시나리오(탄천+철도 지연)에서 6x 혼잡 시 복합모드 inf/CR=0.96 vs 버스 inf/CR=0.20으로, 도로 장애가 버스 경로를 타격할 때는 중간 수준 철도 저하에서도 복합모드 우위가 지속된다. 접근도로+철도 용량 축소 조합에서는 양쪽 모두 완전 붕괴한다. 따라서 "조건부 회복력"은 장애 위치에 의존적이며, 결정론적 장애 시나리오와 도로 잡음 파라미터 도입 후에는 복합모드가 더 넓은 범위의 장애 조건에서 더 높은 완료율을 유지한다.</w:t>
+        <w:t>기계학습(XGBoost 4급 위험분류) 보조 분석에서도 같은 구조가 확인된다. 12,420 라벨(정상 7,819 / 주의 976 / 위험 823 / 실패위험 2,802), 시험 macro-F1=0.685. 위험을 가장 크게 설명하는 특성은 `scenario_type=blocked`(완전 차단)이며, 이어서 중증·첨두 혼잡 정책과 차량 부족 정책이 뒤따른다. KMeans 상황군집 4종 중 1개 군집(1,380행)은 평균 완료율 0(붕괴 상황)으로 분리된다.</w:t>
       </w:r>
     </w:p>
     <w:p>
@@ -148,7 +228,39 @@
           <w:b w:val="0"/>
           <w:sz w:val="22"/>
         </w:rPr>
-        <w:t>현재 최종 연구 준비 상태도 아직 `false`다. 최종 연구 게이트 15개 중 3개만 준비 상태이고 12개는 막혀 있으며, 형식적 승인 대상 12개 중 준비 완료된 것은 0개다. 검증 전략 준비표와 도로망 규모 전략 준비표는 구현되었지만, 둘 다 검토 항목을 정리하는 자료일 뿐 승인 기록이 아니다. 따라서 현재 산출물은 보정된 실제 지역 성과나 운영 경로계획으로 제시하면 안 된다.</w:t>
+        <w:t xml:space="preserve">현재 최종 연구 준비 상태는 `false`다. 철도 값(114/30/600)은 </w:t>
+      </w:r>
+      <w:r>
+        <w:rPr>
+          <w:rFonts w:ascii="Malgun Gothic" w:hAnsi="Malgun Gothic" w:eastAsia="Malgun Gothic"/>
+          <w:b/>
+          <w:sz w:val="22"/>
+        </w:rPr>
+        <w:t>전세 무정차 직행이라는 전시 계획 가정</w:t>
+      </w:r>
+      <w:r>
+        <w:rPr>
+          <w:rFonts w:ascii="Malgun Gothic" w:hAnsi="Malgun Gothic" w:eastAsia="Malgun Gothic"/>
+          <w:b w:val="0"/>
+          <w:sz w:val="22"/>
+        </w:rPr>
+        <w:t xml:space="preserve">이며 보정된 실측이 아니고, 전체 실험은 </w:t>
+      </w:r>
+      <w:r>
+        <w:rPr>
+          <w:rFonts w:ascii="Malgun Gothic" w:hAnsi="Malgun Gothic" w:eastAsia="Malgun Gothic"/>
+          <w:b/>
+          <w:sz w:val="22"/>
+        </w:rPr>
+        <w:t>엔지니어링 전용(비출판·비승인·비운영)</w:t>
+      </w:r>
+      <w:r>
+        <w:rPr>
+          <w:rFonts w:ascii="Malgun Gothic" w:hAnsi="Malgun Gothic" w:eastAsia="Malgun Gothic"/>
+          <w:b w:val="0"/>
+          <w:sz w:val="22"/>
+        </w:rPr>
+        <w:t xml:space="preserve"> 범위에서 수행됐다. 따라서 본 결과를 운영 지침이나 실측 예측으로 제시하면 안 된다.</w:t>
       </w:r>
     </w:p>
     <w:p>
@@ -168,7 +280,7 @@
           <w:b w:val="0"/>
           <w:sz w:val="22"/>
         </w:rPr>
-        <w:t>재난, 대규모 행사 대응, 공공 안전 위기, 지역 기반 비상계획처럼 많은 인원을 짧은 시간 안에 이동시켜야 하는 상황에서는 도로, 철도, 차량, 인력, 환승 거점이 동시에 제약을 받는다. 일부 도로가 막히거나 용량이 줄어들 수 있고, 평소보다 교통량이 많아질 수 있으며, 모든 인원이 정시에 집결한다고 가정하기도 어렵다.</w:t>
+        <w:t>전시 동원, 재난 대응, 대규모 공공안전 위기처럼 많은 인원을 짧은 시간 안에 이동시켜야 하는 상황에서는 도로, 철도, 차량, 인력, 환승 거점이 동시에 제약을 받는다. 일부 도로가 막히거나 용량이 줄어들 수 있고, 평소보다 교통량이 많아질 수 있으며, 모든 인원이 정시에 집결한다고 가정하기도 어렵다.</w:t>
       </w:r>
     </w:p>
     <w:p>
@@ -178,7 +290,7 @@
           <w:b w:val="0"/>
           <w:sz w:val="22"/>
         </w:rPr>
-        <w:t>이런 상황에서는 단순히 “가장 짧은 거리”나 “평균 이동시간”만 비교해서는 충분하지 않다. 어떤 수송 방식이 장애 상황에서 얼마나 버티는지, 일부 지각자를 기다리는 것이 전체 성과에 도움이 되는지, 차량과 철도 자원을 얼마나 효율적으로 쓰는지까지 함께 봐야 한다.</w:t>
+        <w:t>이런 상황에서는 단순히 “가장 짧은 거리”나 “평균 이동시간”만 비교해서는 충분하지 않다. 어떤 수송 방식이 위협 상황에서 얼마나 버티는지, 일부 지각자를 기다리는 것이 전체 성과에 도움이 되는지, 차량과 철도 자원을 얼마나 효율적으로 쓰는지까지 함께 봐야 한다.</w:t>
       </w:r>
     </w:p>
     <w:p>
@@ -188,7 +300,33 @@
           <w:b w:val="0"/>
           <w:sz w:val="22"/>
         </w:rPr>
-        <w:t>특히 철도-버스 복합 수송은 장거리 구간의 도로 부담을 줄일 수 있지만, 그 장점은 조건부다. 철도 접근 도로, 역 주변 처리 능력, 열차 운행 간격, 환승 처리, 마지막 도로 구간, 차량 가용성이 함께 맞아야 한다. 이 보고서의 핵심 관점은 복합 수송을 절대적으로 좋거나 나쁘게 판단하는 것이 아니라, 어떤 조건에서 강하고 어떤 조건에서 취약한지 확인하는 것이다.</w:t>
+        <w:t xml:space="preserve">특히 철도-버스 복합 수송은 장거리 구간의 도로 부담을 줄일 수 있지만, 그 장점은 조건부다. 철도 접근 도로, 역 주변 처리 능력, 열차 가용성, 환승 처리, 마지막 도로 구간, 차량 가용성이 함께 맞아야 한다. 이 보고서의 핵심 관점은 복합 수송을 절대적으로 좋거나 나쁘게 판단하는 것이 아니라, </w:t>
+      </w:r>
+      <w:r>
+        <w:rPr>
+          <w:rFonts w:ascii="Malgun Gothic" w:hAnsi="Malgun Gothic" w:eastAsia="Malgun Gothic"/>
+          <w:b/>
+          <w:sz w:val="22"/>
+        </w:rPr>
+        <w:t>어떤 위협에서 강하고 어떤 위협에서 취약한지</w:t>
+      </w:r>
+      <w:r>
+        <w:rPr>
+          <w:rFonts w:ascii="Malgun Gothic" w:hAnsi="Malgun Gothic" w:eastAsia="Malgun Gothic"/>
+          <w:b w:val="0"/>
+          <w:sz w:val="22"/>
+        </w:rPr>
+        <w:t xml:space="preserve"> 확인하는 것이다.</w:t>
+      </w:r>
+    </w:p>
+    <w:p>
+      <w:r>
+        <w:rPr>
+          <w:rFonts w:ascii="Malgun Gothic" w:hAnsi="Malgun Gothic" w:eastAsia="Malgun Gothic"/>
+          <w:b w:val="0"/>
+          <w:sz w:val="22"/>
+        </w:rPr>
+        <w:t>본 사례 코리어는 송파 집결(올림픽공원 인근, 공개 행정 중심점)에서 출발해 청량리역까지 버스(약 30분), KTX-Eum 철도로 강릉역까지(114분), 다시 버스로 고성 토천면 학야리 인근 목적지(약 40분)까지 이어지는 약 185km의 다중수단 동원축이다. 좌표는 공개 행정 중심점만 사용했으며 실제 부대 시설 좌표는 포함하지 않는다.</w:t>
       </w:r>
     </w:p>
     <w:p>
@@ -218,7 +356,17 @@
           <w:b w:val="0"/>
           <w:sz w:val="22"/>
         </w:rPr>
-        <w:t>버스 단독 수송은 가장 직관적인 방식이다. 모든 인원이 집결지에서 버스를 타고 도로망을 통해 목적지 권역까지 이동한다. 이 방식의 장점은 환승이 없고 절차가 단순하다는 점이다. 집결지에서 바로 목적지로 이동하므로 중간 단계에서 생기는 대기나 환승 손실이 작다.</w:t>
+        <w:t>가장 직관적인 방식이다. 모든 인원이 집결지에서 버스를 타고 도로망을 통해 목적지 권역까지 이동한다. 환승이 없고 절차가 단순하며, 집결지에서 바로 목적지로 이동하므로 중간 단계의 대기·환승 손실이 작다. 다만 주요 도로가 막히거나 용량이 떨어지면 우회가 필요하고, 우회 경로마저 부족하면 일부 인원이 제한 시간 안에 도착하지 못할 수 있다. 차량 대수와 회차 시간이 부족하면 배차 지연도 빠르게 커진다.</w:t>
+      </w:r>
+    </w:p>
+    <w:p>
+      <w:r>
+        <w:rPr>
+          <w:rFonts w:ascii="Malgun Gothic" w:hAnsi="Malgun Gothic" w:eastAsia="Malgun Gothic"/>
+          <w:b/>
+          <w:sz w:val="24"/>
+        </w:rPr>
+        <w:t>철도-버스 복합 수송 (전세 무정차 직행)</w:t>
       </w:r>
     </w:p>
     <w:p>
@@ -228,37 +376,39 @@
           <w:b w:val="0"/>
           <w:sz w:val="22"/>
         </w:rPr>
-        <w:t>다만 이 방식은 도로 상황에 크게 의존한다. 주요 도로가 막히거나 용량이 떨어지면 우회가 필요하고, 우회 경로마저 부족하면 일부 인원이 제한 시간 안에 도착하지 못할 수 있다. 차량 대수와 회차 시간이 부족하면 배차 지연도 빠르게 커질 수 있다.</w:t>
+        <w:t xml:space="preserve">집결지에서 철도 거점(청량리역)까지 셔틀 버스로 이동한 뒤, 전세 열차가 강릉역까지 중간 정차 없이 직행하고, 마지막으로 목적지 권역까지 라스트마일 버스로 이동하는 방식이다. 전시 모형에서 철도는 </w:t>
       </w:r>
-    </w:p>
-    <w:p>
       <w:r>
         <w:rPr>
           <w:rFonts w:ascii="Malgun Gothic" w:hAnsi="Malgun Gothic" w:eastAsia="Malgun Gothic"/>
           <w:b/>
-          <w:sz w:val="24"/>
+          <w:sz w:val="22"/>
         </w:rPr>
-        <w:t>철도-버스 복합 수송</w:t>
+        <w:t>대여(전세)되어 출발지에서 도착역까지 멈추지 않고 운행</w:t>
       </w:r>
-    </w:p>
-    <w:p>
       <w:r>
         <w:rPr>
           <w:rFonts w:ascii="Malgun Gothic" w:hAnsi="Malgun Gothic" w:eastAsia="Malgun Gothic"/>
           <w:b w:val="0"/>
           <w:sz w:val="22"/>
         </w:rPr>
-        <w:t>복합 수송은 집결지에서 철도 거점까지 버스로 이동한 뒤, 철도를 이용해 중장거리 구간을 이동하고, 마지막으로 목적지 권역까지 버스로 이동하는 방식이다. 이 방식의 기대 장점은 철도 구간의 대량 수송 능력이다. 도로 혼잡이 심할 때 철도가 안정적으로 작동한다면 전체 도로 차량 부담을 줄일 수 있다.</w:t>
+        <w:t xml:space="preserve">한다고 가정한다. 따라서 공공 시간표의 배차간격 개념은 적용되지 않으며, 본 보고서의 `headway`(30분)는 </w:t>
       </w:r>
-    </w:p>
-    <w:p>
+      <w:r>
+        <w:rPr>
+          <w:rFonts w:ascii="Malgun Gothic" w:hAnsi="Malgun Gothic" w:eastAsia="Malgun Gothic"/>
+          <w:b/>
+          <w:sz w:val="22"/>
+        </w:rPr>
+        <w:t>전세 열차 배차간격이라는 계획 가정</w:t>
+      </w:r>
       <w:r>
         <w:rPr>
           <w:rFonts w:ascii="Malgun Gothic" w:hAnsi="Malgun Gothic" w:eastAsia="Malgun Gothic"/>
           <w:b w:val="0"/>
           <w:sz w:val="22"/>
         </w:rPr>
-        <w:t>그러나 복합 수송은 단계가 많다. 집결지에서 철도 거점까지 가는 버스, 환승, 열차 대기, 철도 수송, 마지막 도로 이동이 모두 맞물려야 한다. 특히 철도에 접근하는 도로 또는 마지막 도로 구간이 단일 경로에 가까우면, 그 구간의 장애가 전체 성과를 크게 흔들 수 있다.</w:t>
+        <w:t>이다(철도 스트레스 사다리로 민감도 검토). 이 방식의 기대 장점은 철도 구간의 대량 수송 능력과 도로 혼잡으로부터의 분리다. 그러나 단계가 많아 셔틀 접근, 환승, 열차 대기, 라스트마일이 모두 맞물려야 하며, 철도 자체가 사용 불가능해지면 복합모드는 대안 없이 붕괴한다.</w:t>
       </w:r>
     </w:p>
     <w:p>
@@ -278,7 +428,7 @@
           <w:b w:val="0"/>
           <w:sz w:val="22"/>
         </w:rPr>
-        <w:t>이번 시뮬레이션의 기본 결과는 수송 방식의 구조적 차이를 보기 위해 작은 추상 네트워크를 사용했다. 실제 서울 도로망 전체를 그대로 반영한 것은 아니며, 두 수송 방식이 어떤 조건에서 달라지는지 비교하기 위한 통제된 실험 환경이다. 특히 α = 0.50, σ = 0.8, 차량 17대(버스 8, 셔틀 5, 라스트마일 4), 제한 시간 200분의 가정이 현재 결과에 큰 영향을 준다.</w:t>
+        <w:t>이번 고성 코리어 실험은 OSM 유래 실제 도로망 스냅샷에서 축약한 통로 그래프(2,772 노드 / 2,899 간선)를 사용한다. 주요 가정은 수요 1,000명(편성 45명), BPR α=0.36·β=4.0, 차량 버스 23·셔틀 23·라스트마일 23대(총 69대), 제한시간 1,440분이다. α=0.36은 한국 도시부 BPR 보정문헌 방향(Yeon 2020, Jeong 2021, Oh 2008; 국제 도시축 보정 Abdelaal 2025)에서 채택한 값이지 보정 완료값이 아니다.</w:t>
       </w:r>
     </w:p>
     <w:p>
@@ -288,7 +438,7 @@
           <w:b w:val="0"/>
           <w:sz w:val="22"/>
         </w:rPr>
-        <w:t>반영한 주요 요소는 다음과 같다.</w:t>
+        <w:t>반영한 주요 요소:</w:t>
       </w:r>
     </w:p>
     <w:p>
@@ -301,7 +451,7 @@
           <w:b w:val="0"/>
           <w:sz w:val="22"/>
         </w:rPr>
-        <w:t>집결 인원의 도착 지연</w:t>
+        <w:t>집결 인원의 도착 지연(로그정규, σ 민감도 수준 0.3/0.5/0.7/1.0)</w:t>
       </w:r>
     </w:p>
     <w:p>
@@ -314,7 +464,7 @@
           <w:b w:val="0"/>
           <w:sz w:val="22"/>
         </w:rPr>
-        <w:t>정시에 출발하는 방식과 일정 조건까지 기다리는 방식</w:t>
+        <w:t>정시 출발(STRICT) vs 일정 조건까지 대기(GRACE) 정책</w:t>
       </w:r>
     </w:p>
     <w:p>
@@ -327,7 +477,7 @@
           <w:b w:val="0"/>
           <w:sz w:val="22"/>
         </w:rPr>
-        <w:t>차량 대수와 회차 시간에 따른 배차 지연</w:t>
+        <w:t>차량 대수·회차 시간에 따른 배차 지연</w:t>
       </w:r>
     </w:p>
     <w:p>
@@ -340,7 +490,7 @@
           <w:b w:val="0"/>
           <w:sz w:val="22"/>
         </w:rPr>
-        <w:t>도로 교통량 증가에 따른 통행시간 증가</w:t>
+        <w:t>도로 교통량 증가에 따른 BPR 통행시간 증가</w:t>
       </w:r>
     </w:p>
     <w:p>
@@ -353,7 +503,7 @@
           <w:b w:val="0"/>
           <w:sz w:val="22"/>
         </w:rPr>
-        <w:t>도로의 완전 차단 또는 용량 저하</w:t>
+        <w:t>도로 완전 차단 또는 용량 저하</w:t>
       </w:r>
     </w:p>
     <w:p>
@@ -366,7 +516,7 @@
           <w:b w:val="0"/>
           <w:sz w:val="22"/>
         </w:rPr>
-        <w:t>철도 구간의 정해진 운행 간격과 수송 능력</w:t>
+        <w:t>전세 열차의 배차간격·수송능력(결정론적 운행)</w:t>
       </w:r>
     </w:p>
     <w:p>
@@ -379,7 +529,7 @@
           <w:b w:val="0"/>
           <w:sz w:val="22"/>
         </w:rPr>
-        <w:t>환승에 필요한 기본 시간과 인원 증가에 따른 추가 지연</w:t>
+        <w:t>환승 기본시간 + 인원 비례 추가지연</w:t>
       </w:r>
     </w:p>
     <w:p>
@@ -392,7 +542,7 @@
           <w:b w:val="0"/>
           <w:sz w:val="22"/>
         </w:rPr>
-        <w:t>제한 시간 안에 도착하지 못한 인원</w:t>
+        <w:t>제한 시간 안에 도착하지 못한 인원(미도착)</w:t>
       </w:r>
     </w:p>
     <w:p>
@@ -405,17 +555,7 @@
           <w:b w:val="0"/>
           <w:sz w:val="22"/>
         </w:rPr>
-        <w:t>차량과 열차를 얼마나 효율적으로 사용했는지 보여주는 자원 지표</w:t>
-      </w:r>
-    </w:p>
-    <w:p>
-      <w:r>
-        <w:rPr>
-          <w:rFonts w:ascii="Malgun Gothic" w:hAnsi="Malgun Gothic" w:eastAsia="Malgun Gothic"/>
-          <w:b w:val="0"/>
-          <w:sz w:val="22"/>
-        </w:rPr>
-        <w:t>가장 중요한 개선점은 “도착한 사람만 태우고 출발한다”는 수송 운영의 기본 원칙을 반영한 것이다. 예전 단순 모형처럼 한 묶음의 마지막 사람이 올 때까지 모든 차량이 기다리는 방식이 아니라, 정해진 출발 시각에 도착한 인원을 태우고, 늦게 온 인원은 다음 차량으로 넘긴다. 일정 시간 기다리는 정책도 별도로 비교할 수 있게 했다.</w:t>
+        <w:t>차량·열차 운행시간 대비 수송 인원 자원 효율</w:t>
       </w:r>
     </w:p>
     <w:p>
@@ -432,20 +572,10 @@
       <w:r>
         <w:rPr>
           <w:rFonts w:ascii="Malgun Gothic" w:hAnsi="Malgun Gothic" w:eastAsia="Malgun Gothic"/>
-          <w:b w:val="0"/>
-          <w:sz w:val="22"/>
-        </w:rPr>
-        <w:t>이 절은 시뮬레이션을 실제로 어떤 외부 자료와 도구로 구성했는지 정리한다. 보고서의 본문 결과가 아직 추상 네트워크 기반이라는 점은 그대로지만, 실제 도로 자료를 도입하기 위한 구현 경로와 사용한 공개 프로젝트는 다음과 같다.</w:t>
-      </w:r>
-    </w:p>
-    <w:p>
-      <w:r>
-        <w:rPr>
-          <w:rFonts w:ascii="Malgun Gothic" w:hAnsi="Malgun Gothic" w:eastAsia="Malgun Gothic"/>
           <w:b/>
           <w:sz w:val="24"/>
         </w:rPr>
-        <w:t>외부 자료와 라이브러리 구성</w:t>
+        <w:t>외부 자료와 라이브러리</w:t>
       </w:r>
     </w:p>
     <w:tbl>
@@ -499,7 +629,7 @@
                 <w:color w:val="FFFFFF"/>
                 <w:sz w:val="20"/>
               </w:rPr>
-              <w:t>사용한 공개 프로젝트</w:t>
+              <w:t>사용한 공개 자료/프로젝트</w:t>
             </w:r>
           </w:p>
         </w:tc>
@@ -520,7 +650,7 @@
                 <w:color w:val="FFFFFF"/>
                 <w:sz w:val="20"/>
               </w:rPr>
-              <w:t>이 연구에서 가져온 것</w:t>
+              <w:t>이 연구에서 활용</w:t>
             </w:r>
           </w:p>
         </w:tc>
@@ -570,57 +700,7 @@
                 <w:b w:val="0"/>
                 <w:sz w:val="20"/>
               </w:rPr>
-              <w:t>송파 시범 권역의 도로 기하 정보와 `highway`, `maxspeed`, `lanes`, `oneway` 등 도로 태그</w:t>
-            </w:r>
-          </w:p>
-        </w:tc>
-      </w:tr>
-      <w:tr>
-        <w:tc>
-          <w:tcPr>
-            <w:tcW w:type="dxa" w:w="3009"/>
-          </w:tcPr>
-          <w:p>
-            <w:r/>
-            <w:r>
-              <w:rPr>
-                <w:rFonts w:ascii="Malgun Gothic" w:hAnsi="Malgun Gothic" w:eastAsia="Malgun Gothic"/>
-                <w:b w:val="0"/>
-                <w:sz w:val="20"/>
-              </w:rPr>
-              <w:t>OSM 추출</w:t>
-            </w:r>
-          </w:p>
-        </w:tc>
-        <w:tc>
-          <w:tcPr>
-            <w:tcW w:type="dxa" w:w="3009"/>
-          </w:tcPr>
-          <w:p>
-            <w:r/>
-            <w:r>
-              <w:rPr>
-                <w:rFonts w:ascii="Malgun Gothic" w:hAnsi="Malgun Gothic" w:eastAsia="Malgun Gothic"/>
-                <w:b w:val="0"/>
-                <w:sz w:val="20"/>
-              </w:rPr>
-              <w:t>Overpass API</w:t>
-            </w:r>
-          </w:p>
-        </w:tc>
-        <w:tc>
-          <w:tcPr>
-            <w:tcW w:type="dxa" w:w="3009"/>
-          </w:tcPr>
-          <w:p>
-            <w:r/>
-            <w:r>
-              <w:rPr>
-                <w:rFonts w:ascii="Malgun Gothic" w:hAnsi="Malgun Gothic" w:eastAsia="Malgun Gothic"/>
-                <w:b w:val="0"/>
-                <w:sz w:val="20"/>
-              </w:rPr>
-              <w:t>bbox 범위에서 `way["highway"]` 질의를 직접 호출해 JSON 응답 수신 (`scripts/build_pilot_cache.py`)</w:t>
+              <w:t>송파→고성 동원 코리어 도로 기하 및 `highway`, `maxspeed`, `lanes`, `oneway` 태그</w:t>
             </w:r>
           </w:p>
         </w:tc>
@@ -670,57 +750,7 @@
                 <w:b w:val="0"/>
                 <w:sz w:val="20"/>
               </w:rPr>
-              <w:t>OSM way를 `MultiDiGraph`로 정규화, GraphML 캐시로 저장·재사용</w:t>
-            </w:r>
-          </w:p>
-        </w:tc>
-      </w:tr>
-      <w:tr>
-        <w:tc>
-          <w:tcPr>
-            <w:tcW w:type="dxa" w:w="3009"/>
-          </w:tcPr>
-          <w:p>
-            <w:r/>
-            <w:r>
-              <w:rPr>
-                <w:rFonts w:ascii="Malgun Gothic" w:hAnsi="Malgun Gothic" w:eastAsia="Malgun Gothic"/>
-                <w:b w:val="0"/>
-                <w:sz w:val="20"/>
-              </w:rPr>
-              <w:t>이산사건 시뮬레이션</w:t>
-            </w:r>
-          </w:p>
-        </w:tc>
-        <w:tc>
-          <w:tcPr>
-            <w:tcW w:type="dxa" w:w="3009"/>
-          </w:tcPr>
-          <w:p>
-            <w:r/>
-            <w:r>
-              <w:rPr>
-                <w:rFonts w:ascii="Malgun Gothic" w:hAnsi="Malgun Gothic" w:eastAsia="Malgun Gothic"/>
-                <w:b w:val="0"/>
-                <w:sz w:val="20"/>
-              </w:rPr>
-              <w:t>SimPy</w:t>
-            </w:r>
-          </w:p>
-        </w:tc>
-        <w:tc>
-          <w:tcPr>
-            <w:tcW w:type="dxa" w:w="3009"/>
-          </w:tcPr>
-          <w:p>
-            <w:r/>
-            <w:r>
-              <w:rPr>
-                <w:rFonts w:ascii="Malgun Gothic" w:hAnsi="Malgun Gothic" w:eastAsia="Malgun Gothic"/>
-                <w:b w:val="0"/>
-                <w:sz w:val="20"/>
-              </w:rPr>
-              <w:t>차량 배차, 승객 도착, 환승, 철도 운행의 시간 흐름 처리</w:t>
+              <w:t>OSM way를 `MultiDiGraph`로 정규화, GraphML 캐시 저장·재사용</w:t>
             </w:r>
           </w:p>
         </w:tc>
@@ -770,7 +800,7 @@
                 <w:b w:val="0"/>
                 <w:sz w:val="20"/>
               </w:rPr>
-              <w:t>시드 기반 `default_rng`로 재현 가능한 확률 추출</w:t>
+              <w:t>시드 기반 재현 가능 확률 추출(CRN 페어링)</w:t>
             </w:r>
           </w:p>
         </w:tc>
@@ -820,7 +850,7 @@
                 <w:b w:val="0"/>
                 <w:sz w:val="20"/>
               </w:rPr>
-              <w:t>실험 산출물(KPI) 표 작성과 신뢰구간 정리</w:t>
+              <w:t>실험 KPI 표·신뢰구간 정리</w:t>
             </w:r>
           </w:p>
         </w:tc>
@@ -854,7 +884,7 @@
                 <w:b w:val="0"/>
                 <w:sz w:val="20"/>
               </w:rPr>
-              <w:t>matplotlib, seaborn</w:t>
+              <w:t>matplotlib</w:t>
             </w:r>
           </w:p>
         </w:tc>
@@ -870,7 +900,7 @@
                 <w:b w:val="0"/>
                 <w:sz w:val="20"/>
               </w:rPr>
-              <w:t>KPI 분포, 정책·시나리오 비교 그림</w:t>
+              <w:t>시나리오·정책 비교 그림</w:t>
             </w:r>
           </w:p>
         </w:tc>
@@ -920,7 +950,7 @@
                 <w:b w:val="0"/>
                 <w:sz w:val="20"/>
               </w:rPr>
-              <w:t>Morris 일차원 스크리닝, Sobol 분석 결정용 메타데이터</w:t>
+              <w:t>Morris 일차 스크리닝</w:t>
             </w:r>
           </w:p>
         </w:tc>
@@ -938,7 +968,57 @@
                 <w:b w:val="0"/>
                 <w:sz w:val="20"/>
               </w:rPr>
-              <w:t>보고서 작성</w:t>
+              <w:t>기계학습</w:t>
+            </w:r>
+          </w:p>
+        </w:tc>
+        <w:tc>
+          <w:tcPr>
+            <w:tcW w:type="dxa" w:w="3009"/>
+          </w:tcPr>
+          <w:p>
+            <w:r/>
+            <w:r>
+              <w:rPr>
+                <w:rFonts w:ascii="Malgun Gothic" w:hAnsi="Malgun Gothic" w:eastAsia="Malgun Gothic"/>
+                <w:b w:val="0"/>
+                <w:sz w:val="20"/>
+              </w:rPr>
+              <w:t>XGBoost, scikit-learn, SHAP</w:t>
+            </w:r>
+          </w:p>
+        </w:tc>
+        <w:tc>
+          <w:tcPr>
+            <w:tcW w:type="dxa" w:w="3009"/>
+          </w:tcPr>
+          <w:p>
+            <w:r/>
+            <w:r>
+              <w:rPr>
+                <w:rFonts w:ascii="Malgun Gothic" w:hAnsi="Malgun Gothic" w:eastAsia="Malgun Gothic"/>
+                <w:b w:val="0"/>
+                <w:sz w:val="20"/>
+              </w:rPr>
+              <w:t>위험 등급 분류, 특성 중요도, 상황 군집</w:t>
+            </w:r>
+          </w:p>
+        </w:tc>
+      </w:tr>
+      <w:tr>
+        <w:tc>
+          <w:tcPr>
+            <w:tcW w:type="dxa" w:w="3009"/>
+          </w:tcPr>
+          <w:p>
+            <w:r/>
+            <w:r>
+              <w:rPr>
+                <w:rFonts w:ascii="Malgun Gothic" w:hAnsi="Malgun Gothic" w:eastAsia="Malgun Gothic"/>
+                <w:b w:val="0"/>
+                <w:sz w:val="20"/>
+              </w:rPr>
+              <w:t>보고서</w:t>
             </w:r>
           </w:p>
         </w:tc>
@@ -975,106 +1055,6 @@
           </w:p>
         </w:tc>
       </w:tr>
-      <w:tr>
-        <w:tc>
-          <w:tcPr>
-            <w:tcW w:type="dxa" w:w="3009"/>
-          </w:tcPr>
-          <w:p>
-            <w:r/>
-            <w:r>
-              <w:rPr>
-                <w:rFonts w:ascii="Malgun Gothic" w:hAnsi="Malgun Gothic" w:eastAsia="Malgun Gothic"/>
-                <w:b w:val="0"/>
-                <w:sz w:val="20"/>
-              </w:rPr>
-              <w:t>외부 라우팅 기준 (선택)</w:t>
-            </w:r>
-          </w:p>
-        </w:tc>
-        <w:tc>
-          <w:tcPr>
-            <w:tcW w:type="dxa" w:w="3009"/>
-          </w:tcPr>
-          <w:p>
-            <w:r/>
-            <w:r>
-              <w:rPr>
-                <w:rFonts w:ascii="Malgun Gothic" w:hAnsi="Malgun Gothic" w:eastAsia="Malgun Gothic"/>
-                <w:b w:val="0"/>
-                <w:sz w:val="20"/>
-              </w:rPr>
-              <w:t>OSRM</w:t>
-            </w:r>
-          </w:p>
-        </w:tc>
-        <w:tc>
-          <w:tcPr>
-            <w:tcW w:type="dxa" w:w="3009"/>
-          </w:tcPr>
-          <w:p>
-            <w:r/>
-            <w:r>
-              <w:rPr>
-                <w:rFonts w:ascii="Malgun Gothic" w:hAnsi="Malgun Gothic" w:eastAsia="Malgun Gothic"/>
-                <w:b w:val="0"/>
-                <w:sz w:val="20"/>
-              </w:rPr>
-              <w:t>캐시된 라우팅 스냅샷을 보조 비교 기준으로 사용 (현재 검토 단계)</w:t>
-            </w:r>
-          </w:p>
-        </w:tc>
-      </w:tr>
-      <w:tr>
-        <w:tc>
-          <w:tcPr>
-            <w:tcW w:type="dxa" w:w="3009"/>
-          </w:tcPr>
-          <w:p>
-            <w:r/>
-            <w:r>
-              <w:rPr>
-                <w:rFonts w:ascii="Malgun Gothic" w:hAnsi="Malgun Gothic" w:eastAsia="Malgun Gothic"/>
-                <w:b w:val="0"/>
-                <w:sz w:val="20"/>
-              </w:rPr>
-              <w:t>대중교통 자료 (선택)</w:t>
-            </w:r>
-          </w:p>
-        </w:tc>
-        <w:tc>
-          <w:tcPr>
-            <w:tcW w:type="dxa" w:w="3009"/>
-          </w:tcPr>
-          <w:p>
-            <w:r/>
-            <w:r>
-              <w:rPr>
-                <w:rFonts w:ascii="Malgun Gothic" w:hAnsi="Malgun Gothic" w:eastAsia="Malgun Gothic"/>
-                <w:b w:val="0"/>
-                <w:sz w:val="20"/>
-              </w:rPr>
-              <w:t>KTDB GTFS, 서울교통공사 9호선 자료</w:t>
-            </w:r>
-          </w:p>
-        </w:tc>
-        <w:tc>
-          <w:tcPr>
-            <w:tcW w:type="dxa" w:w="3009"/>
-          </w:tcPr>
-          <w:p>
-            <w:r/>
-            <w:r>
-              <w:rPr>
-                <w:rFonts w:ascii="Malgun Gothic" w:hAnsi="Malgun Gothic" w:eastAsia="Malgun Gothic"/>
-                <w:b w:val="0"/>
-                <w:sz w:val="20"/>
-              </w:rPr>
-              <w:t>철도 운행 간격과 수송 능력 근거 캐시 (현재 약한 근거)</w:t>
-            </w:r>
-          </w:p>
-        </w:tc>
-      </w:tr>
     </w:tbl>
     <w:p/>
     <w:p>
@@ -1094,7 +1074,33 @@
           <w:b w:val="0"/>
           <w:sz w:val="22"/>
         </w:rPr>
-        <w:t>도로망은 `data/regions/pilot_region.yaml`에 정의한 송파 공공 시범 권역 bbox (북 37.5300, 남 37.5000, 동 127.1400, 서 127.0900)를 기준으로 Overpass API에 직접 질의해 받아온다. 결과 JSON의 node와 way를 NetworkX `MultiDiGraph`로 변환한 뒤 `oneway` 태그가 아닐 때 양방향 간선을 추가하고, 평면 근사식으로 길이를 계산한다. 이 그래프는 `data/cache/pilot_region_road.graphml`로 저장되며, 함께 만들어지는 `pilot_region_road_manifest.json`에는 추출 시각, Overpass 질의 문자열, 노드·간선 수, OSM 출처 표기, 그리고 “이 캐시는 시범 스모크 한정 근거이며 발표 주장에는 외부 검증과 변수 보정이 추가로 필요하다”는 청구 범위 제한이 함께 기록된다. 현재 캐시는 13,268개 노드와 28,947개 간선을 가진다.</w:t>
+        <w:t xml:space="preserve">도로망은 고성 동원 코리어 권역 bbox를 OSM에서 추출해 `data/cache/goseong_corridor_road.graphml`로 캐시했다(전체 그래프 약 197,000 노드 / 298,000 간선). 보행·자전거·서비스 도로를 제외한 뒤 버스 통행 가능 그래프로 정규화하고, 집결지·목적지·철도 접근/하차 거점을 최근접 노드에 연결 간선으로 부착해 시뮬레이터 입력을 만든다. 전체 그래프로 23×23×30 행렬을 반복 실행하면 수일이 소요되므로, 주요 동원 흐름(집결지→목적지, 집결지→청량리역, 강릉역→목적지)의 최단시간 경로를 보존하는 </w:t>
+      </w:r>
+      <w:r>
+        <w:rPr>
+          <w:rFonts w:ascii="Malgun Gothic" w:hAnsi="Malgun Gothic" w:eastAsia="Malgun Gothic"/>
+          <w:b/>
+          <w:sz w:val="22"/>
+        </w:rPr>
+        <w:t>축약 통로 그래프(2,772 노드)</w:t>
+      </w:r>
+      <w:r>
+        <w:rPr>
+          <w:rFonts w:ascii="Malgun Gothic" w:hAnsi="Malgun Gothic" w:eastAsia="Malgun Gothic"/>
+          <w:b w:val="0"/>
+          <w:sz w:val="22"/>
+        </w:rPr>
+        <w:t>로 분석했다. osmnx 의존성은 lazy import로 오프라인에서도 캐시만으로 실행 가능하다.</w:t>
+      </w:r>
+    </w:p>
+    <w:p>
+      <w:r>
+        <w:rPr>
+          <w:rFonts w:ascii="Malgun Gothic" w:hAnsi="Malgun Gothic" w:eastAsia="Malgun Gothic"/>
+          <w:b/>
+          <w:sz w:val="24"/>
+        </w:rPr>
+        <w:t>도로 용량·속도 입력 (도로 등급별 추정표)</w:t>
       </w:r>
     </w:p>
     <w:p>
@@ -1104,7 +1110,75 @@
           <w:b w:val="0"/>
           <w:sz w:val="22"/>
         </w:rPr>
-        <w:t>이 OSM 캐시는 `src/realworld/osm_network.py`의 `load_graphml`로 다시 읽어 시뮬레이터 형식으로 정규화되고, `attributes.py`와 `zones.py`가 도로 속성 매핑·집결지·목적지 연결 간선을 부여한 다음, `adapter.py`가 본 시뮬레이터의 `DiGraph` 입력으로 변환한다. osmnx 의존성은 lazy import로 묶어 두어 오프라인 환경에서도 기존 캐시만으로 검증 실행이 가능하도록 했다.</w:t>
+        <w:t xml:space="preserve">도로 속도와 용량은 OSM 관측 태그에서 도출한 </w:t>
+      </w:r>
+      <w:r>
+        <w:rPr>
+          <w:rFonts w:ascii="Malgun Gothic" w:hAnsi="Malgun Gothic" w:eastAsia="Malgun Gothic"/>
+          <w:b/>
+          <w:sz w:val="22"/>
+        </w:rPr>
+        <w:t>도로 등급별 추정표(`data/parameters/road_class_overrides.csv`)</w:t>
+      </w:r>
+      <w:r>
+        <w:rPr>
+          <w:rFonts w:ascii="Malgun Gothic" w:hAnsi="Malgun Gothic" w:eastAsia="Malgun Gothic"/>
+          <w:b w:val="0"/>
+          <w:sz w:val="22"/>
+        </w:rPr>
+        <w:t xml:space="preserve">로 부여한다. 속도는 관측 `maxspeed`의 등급별 중앙값, 용량은 </w:t>
+      </w:r>
+      <w:r>
+        <w:rPr>
+          <w:rFonts w:ascii="Malgun Gothic" w:hAnsi="Malgun Gothic" w:eastAsia="Malgun Gothic"/>
+          <w:b/>
+          <w:sz w:val="22"/>
+        </w:rPr>
+        <w:t>관측 차로수 × 한국 HCM 신호교차로 차선당 시간당 용량</w:t>
+      </w:r>
+      <w:r>
+        <w:rPr>
+          <w:rFonts w:ascii="Malgun Gothic" w:hAnsi="Malgun Gothic" w:eastAsia="Malgun Gothic"/>
+          <w:b w:val="0"/>
+          <w:sz w:val="22"/>
+        </w:rPr>
+        <w:t>으로 계산한다(motorway 3,600, trunk 2,000, primary 1,800, secondary 1,600 veh/hr 등). 차로 관측이 없는 등급은 국토교통부 도로설계기준 설계차로수로 대체한다. 이 추정표는 고성 러너에 `--road-class-overrides-path`로 전달해 실제로 그래프에 반영되며(매니페스트에 SHA로 고정), 관측 데이터가 설계기준 기본값으로 덮어쓰이지 않는다. 어느 값도 실측 교통량으로 보정된 것은 아니다.</w:t>
+      </w:r>
+    </w:p>
+    <w:p>
+      <w:r>
+        <w:rPr>
+          <w:rFonts w:ascii="Malgun Gothic" w:hAnsi="Malgun Gothic" w:eastAsia="Malgun Gothic"/>
+          <w:b/>
+          <w:sz w:val="24"/>
+        </w:rPr>
+        <w:t>철도 입력 (전세 무정차 직행 가정)</w:t>
+      </w:r>
+    </w:p>
+    <w:p>
+      <w:r>
+        <w:rPr>
+          <w:rFonts w:ascii="Malgun Gothic" w:hAnsi="Malgun Gothic" w:eastAsia="Malgun Gothic"/>
+          <w:b w:val="0"/>
+          <w:sz w:val="22"/>
+        </w:rPr>
+        <w:t xml:space="preserve">철도는 공공 시간표에서 도출한 값이 아니다. 전시 동원 모형에 따라 철도를 </w:t>
+      </w:r>
+      <w:r>
+        <w:rPr>
+          <w:rFonts w:ascii="Malgun Gothic" w:hAnsi="Malgun Gothic" w:eastAsia="Malgun Gothic"/>
+          <w:b/>
+          <w:sz w:val="22"/>
+        </w:rPr>
+        <w:t>대여하여 청량리→강릉 무정차 직행</w:t>
+      </w:r>
+      <w:r>
+        <w:rPr>
+          <w:rFonts w:ascii="Malgun Gothic" w:hAnsi="Malgun Gothic" w:eastAsia="Malgun Gothic"/>
+          <w:b w:val="0"/>
+          <w:sz w:val="22"/>
+        </w:rPr>
+        <w:t>으로 가정하고, 여행시간 114분(KTX-Eum 2022 노선, 정차 포함 시간표의 보수 상한), 전세 배차간격 30분, 열차당 600명(KTX-Eum 편성)을 계획 가정값으로 사용한다. 이 값들은 `data/parameters/rail_service_evidence.csv`에 `documented_assumption_proxy`(전세 가정)로 기록되며, 철도 스트레스 사다리(지연·용량축소·복합·사용불가)로 민감도를 검토했다.</w:t>
       </w:r>
     </w:p>
     <w:p>
@@ -1124,7 +1198,17 @@
           <w:b w:val="0"/>
           <w:sz w:val="22"/>
         </w:rPr>
-        <w:t>도로 통행시간은 표준 BPR 함수로 계산한다. 자유흐름 시간을 t0, 시간당 차량 진입수를 v, 용량을 C라 할 때 t = t0 · (1 + α · (v/C)^β) 형태이며, 현재 실험에서는 α = 0.50, β = 4.0을 사용한다(표준 기본값 α = 0.15보다 높아 혼잡 민감도가 크다). 전시 또는 비상상황의 혼잡 가중을 표현하기 위해 배경 교통량에 1x, 2x, 4x, 6x, 8x의 5단계 승수를 적용해 비교한다. 시간당 진입수는 `DynamicRoadTraffic`이 각 간선에 대해 60분 길이의 이동 창에서 진입 시각을 누적해 산출하고, 차량이 간선에 진입하는 순간의 혼잡 정도로 평가한다.</w:t>
+        <w:t>도로 통행시간은 BPR 함수 t = t0·(1 + α·(v/C)^β), α=0.36, β=4.0. 시간당 진입수는 `DynamicRoadTraffic`이 60분 이동창에서 간선 진입을 누적해 산출한다. 도로 장애는 간선별 기본 실패확률에 시나리오 척도를 곱한 베르누이 시행이며, 본 실험은 `force_deterministic=True`로 시나리오 내 확률 변동을 제거해 같은 시드에서 수송 구조만 비교한다. 철도는 고정 배차간격·열차당 정원의 결정론적 운행, 환승은 기본시간 + 인원 비례 추가시간.</w:t>
+      </w:r>
+    </w:p>
+    <w:p>
+      <w:r>
+        <w:rPr>
+          <w:rFonts w:ascii="Malgun Gothic" w:hAnsi="Malgun Gothic" w:eastAsia="Malgun Gothic"/>
+          <w:b/>
+          <w:sz w:val="24"/>
+        </w:rPr>
+        <w:t>실험 구조 (CRN 페어링)</w:t>
       </w:r>
     </w:p>
     <w:p>
@@ -1134,310 +1218,23 @@
           <w:b w:val="0"/>
           <w:sz w:val="22"/>
         </w:rPr>
-        <w:t>도로 장애는 간선별 기본 실패확률 p_fail에 시나리오 척도 인자 p_fail_scale을 곱한 베르누이 시행으로 표현한다. 시나리오 척도는 0.0부터 3.0까지 7수준이며, 장애 모드는 완전 차단(blocked)과 용량 저하(0.25, 0.5, 0.75 중 하나) 두 종류를 비교한다. 집결 인원의 도착 지연은 로그정규 분포로 표현하며, μ = 2.0, σ = 0.8을 기본값으로 사용한다(이전 σ = 0.5보다 꼬리가 두꺼워 지각자가 더 많이 발생한다). 철도 구간은 고정 헤드웨이와 열차당 수송 능력을 갖춘 결정론적 운행으로 모형화하고, 환승은 기본 시간과 인원 비례 추가시간 합으로 계산한다.</w:t>
+        <w:t xml:space="preserve">실험은 23 정책 × 18 시나리오 × 30 시드 = 12,420행으로 구성된다. 설계상 시나리오는 23개이나, 그중 5개 공간 bbox 시나리오는 축약 코리어 밖에 있어 후보 간선을 선택하지 못해 실행에서 제외됐다(설계-실행 차이는 매니페스트에 기록). 버스 단독과 복합모드를 같은 시드 블록에서 비교하는 </w:t>
       </w:r>
-    </w:p>
-    <w:p>
       <w:r>
         <w:rPr>
           <w:rFonts w:ascii="Malgun Gothic" w:hAnsi="Malgun Gothic" w:eastAsia="Malgun Gothic"/>
           <w:b/>
-          <w:sz w:val="24"/>
+          <w:sz w:val="22"/>
         </w:rPr>
-        <w:t>디스패치, 정책, 페어드 비교 구조</w:t>
+        <w:t>공통난수 페어링(CRN)</w:t>
       </w:r>
-    </w:p>
-    <w:p>
       <w:r>
         <w:rPr>
           <w:rFonts w:ascii="Malgun Gothic" w:hAnsi="Malgun Gothic" w:eastAsia="Malgun Gothic"/>
           <w:b w:val="0"/>
           <w:sz w:val="22"/>
         </w:rPr>
-        <w:t>차량 배차는 `plan_dispatches`가 정해진 첫 출발 시각, 5분 배차 간격, 버스 8대·셔틀 5대·라스트마일 4대(총 17대), 5분 회차 시간으로 운행 계획을 생성하고, `FleetAvailability`가 각 차량의 가용 시각을 관리한다. 출발 정책은 정해진 시각에 도착한 인원만 태우고 출발하는 정책(STRICT)과, 최대 W분까지 대기하되 점유율이 θ 이상이면 출발하는 정책(GRACE)을 비교한다. GRACE의 W는 15, 30, 60분, θ는 0.8, 0.9를 사용한다.</w:t>
-      </w:r>
-    </w:p>
-    <w:p>
-      <w:r>
-        <w:rPr>
-          <w:rFonts w:ascii="Malgun Gothic" w:hAnsi="Malgun Gothic" w:eastAsia="Malgun Gothic"/>
-          <w:b w:val="0"/>
-          <w:sz w:val="22"/>
-        </w:rPr>
-        <w:t>실험은 두 수송 방식, 23개 정책 조합(기존 15개 + 환승 스트레스 4개: mild/moderate/severe/extreme + 차량 규모 3수준(35/25/15명) + 차량 부족 중증(0.50x)), 혼잡 승수 5수준(1x, 2x, 4x, 6x, 8x), 장애 시나리오 23개(기존 9개 + 공간적 오버레이 3개 + 철도 스트레스 3개 + 복합 위험 2개 + 철도 심각도 사다리 5개(지연 경증/중증/사용불가 + 복합스트레스 경증/중증) + 환승 지점 장애 1개), 시드 30개 복제로 구성되며(총 15,870개 행, 529개 요약 행), 동일한 시드에서 정책만 바꿔 비교하는 공통 난수 페어링(CRN)을 사용해 우연한 차이를 줄였다. 시드 간 분산이 이전보다 커져 30개 시드에서 12~18개의 고유 완료시간이 관찰된다(이전에는 1~2개). 결과 지표는 전체 완료시간, 정시 도착 비율, 미도착 인원, 미도착 인원을 1,440분 벌점으로 반영한 보정 완료시간, 도로 차량 운행시간 대비 수송 인원, 전체 수단 운행시간 대비 수송 인원 등 다지표를 함께 사용한다. 제한 시간은 200분이다(이전 240분에서 단축).</w:t>
-      </w:r>
-    </w:p>
-    <w:p>
-      <w:r>
-        <w:rPr>
-          <w:rFonts w:ascii="Malgun Gothic" w:hAnsi="Malgun Gothic" w:eastAsia="Malgun Gothic"/>
-          <w:b/>
-          <w:sz w:val="24"/>
-        </w:rPr>
-        <w:t>분석 파이프라인</w:t>
-      </w:r>
-    </w:p>
-    <w:p>
-      <w:r>
-        <w:rPr>
-          <w:rFonts w:ascii="Malgun Gothic" w:hAnsi="Malgun Gothic" w:eastAsia="Malgun Gothic"/>
-          <w:b w:val="0"/>
-          <w:sz w:val="22"/>
-        </w:rPr>
-        <w:t>전체 흐름은 다음과 같이 단계별로 구성되어 있다.</w:t>
-      </w:r>
-    </w:p>
-    <w:p>
-      <w:pPr>
-        <w:pStyle w:val="ListBullet"/>
-      </w:pPr>
-      <w:r>
-        <w:rPr>
-          <w:rFonts w:ascii="Malgun Gothic" w:hAnsi="Malgun Gothic" w:eastAsia="Malgun Gothic"/>
-          <w:b w:val="0"/>
-          <w:sz w:val="22"/>
-        </w:rPr>
-        <w:t>`scripts/build_pilot_cache.py`로 Overpass에서 OSM 도로망 캐시를 생성하거나 기존 캐시를 보존한다.</w:t>
-      </w:r>
-    </w:p>
-    <w:p>
-      <w:pPr>
-        <w:pStyle w:val="ListBullet"/>
-      </w:pPr>
-      <w:r>
-        <w:rPr>
-          <w:rFonts w:ascii="Malgun Gothic" w:hAnsi="Malgun Gothic" w:eastAsia="Malgun Gothic"/>
-          <w:b w:val="0"/>
-          <w:sz w:val="22"/>
-        </w:rPr>
-        <w:t>`main.py`가 두 수송 방식과 정책 조합을 시드 페어링으로 반복 실행하여 `results/` 아래에 원자료 CSV를 작성한다.</w:t>
-      </w:r>
-    </w:p>
-    <w:p>
-      <w:pPr>
-        <w:pStyle w:val="ListBullet"/>
-      </w:pPr>
-      <w:r>
-        <w:rPr>
-          <w:rFonts w:ascii="Malgun Gothic" w:hAnsi="Malgun Gothic" w:eastAsia="Malgun Gothic"/>
-          <w:b w:val="0"/>
-          <w:sz w:val="22"/>
-        </w:rPr>
-        <w:t>`make_pilot_figures.py`와 `pilot_statistics.py`가 신뢰구간과 정책 차이 표를 생성한다.</w:t>
-      </w:r>
-    </w:p>
-    <w:p>
-      <w:pPr>
-        <w:pStyle w:val="ListBullet"/>
-      </w:pPr>
-      <w:r>
-        <w:rPr>
-          <w:rFonts w:ascii="Malgun Gothic" w:hAnsi="Malgun Gothic" w:eastAsia="Malgun Gothic"/>
-          <w:b w:val="0"/>
-          <w:sz w:val="22"/>
-        </w:rPr>
-        <w:t>`run_sensitivity.py`가 SALib Morris 일차원 민감도 스크리닝을 수행한다.</w:t>
-      </w:r>
-    </w:p>
-    <w:p>
-      <w:pPr>
-        <w:pStyle w:val="ListBullet"/>
-      </w:pPr>
-      <w:r>
-        <w:rPr>
-          <w:rFonts w:ascii="Malgun Gothic" w:hAnsi="Malgun Gothic" w:eastAsia="Malgun Gothic"/>
-          <w:b w:val="0"/>
-          <w:sz w:val="22"/>
-        </w:rPr>
-        <w:t>`run_plausibility_validation.py`와 `run_osrm_route_benchmark.py`가 내부 경로 타당성과 외부 라우팅 기준 비교를 수행한다. 외부 OSRM 기준은 그 자체가 정답이 아니라 보조 비교 지표로 다룬다.</w:t>
-      </w:r>
-    </w:p>
-    <w:p>
-      <w:pPr>
-        <w:pStyle w:val="ListBullet"/>
-      </w:pPr>
-      <w:r>
-        <w:rPr>
-          <w:rFonts w:ascii="Malgun Gothic" w:hAnsi="Malgun Gothic" w:eastAsia="Malgun Gothic"/>
-          <w:b w:val="0"/>
-          <w:sz w:val="22"/>
-        </w:rPr>
-        <w:t>`generate_report.py`가 본 문서를 docx로 변환한다.</w:t>
-      </w:r>
-    </w:p>
-    <w:p>
-      <w:r>
-        <w:rPr>
-          <w:rFonts w:ascii="Malgun Gothic" w:hAnsi="Malgun Gothic" w:eastAsia="Malgun Gothic"/>
-          <w:b w:val="0"/>
-          <w:sz w:val="22"/>
-        </w:rPr>
-        <w:t>이 외에도 `src/realworld/` 아래에 다수의 검토·승인 점검 모듈(예: `road_evidence_review_packet.py`, `validation_review_packet.py`, `graph_scale_method_decision_packet.py` 등)이 있다. 이 모듈들은 결과를 만들지 않으며, 어떤 가정이 아직 근거 부족 상태인지 표 형태로 가시화해 검토 순서를 정리하는 메타 계층이다. 따라서 현재 보고서는 위에 정리한 도구를 사용해 결과를 만들 수 있는 단계까지 도달했지만, 그 결과를 공식 운영 지침으로 인정하는 형식적 승인 절차는 별개의 검토 항목으로 남아 있다.</w:t>
-      </w:r>
-    </w:p>
-    <w:p>
-      <w:r>
-        <w:rPr>
-          <w:rFonts w:ascii="Malgun Gothic" w:hAnsi="Malgun Gothic" w:eastAsia="Malgun Gothic"/>
-          <w:b/>
-          <w:sz w:val="28"/>
-        </w:rPr>
-        <w:t>실험 설계</w:t>
-      </w:r>
-    </w:p>
-    <w:p>
-      <w:r>
-        <w:rPr>
-          <w:rFonts w:ascii="Malgun Gothic" w:hAnsi="Malgun Gothic" w:eastAsia="Malgun Gothic"/>
-          <w:b w:val="0"/>
-          <w:sz w:val="22"/>
-        </w:rPr>
-        <w:t>실험은 크게 두 단계로 나누어 진행했다.</w:t>
-      </w:r>
-    </w:p>
-    <w:p>
-      <w:r>
-        <w:rPr>
-          <w:rFonts w:ascii="Malgun Gothic" w:hAnsi="Malgun Gothic" w:eastAsia="Malgun Gothic"/>
-          <w:b/>
-          <w:sz w:val="24"/>
-        </w:rPr>
-        <w:t>1단계: 도로 혼잡과 장애 상황 비교</w:t>
-      </w:r>
-    </w:p>
-    <w:p>
-      <w:r>
-        <w:rPr>
-          <w:rFonts w:ascii="Malgun Gothic" w:hAnsi="Malgun Gothic" w:eastAsia="Malgun Gothic"/>
-          <w:b w:val="0"/>
-          <w:sz w:val="22"/>
-        </w:rPr>
-        <w:t>1단계에서는 도로 혼잡이 커지고 도로 장애 가능성이 높아질 때 두 수송 방식의 성과가 어떻게 달라지는지 살폈다. 또한 기본 네트워크와 경로 중복성을 보정한 네트워크를 함께 비교했다.</w:t>
-      </w:r>
-    </w:p>
-    <w:p>
-      <w:r>
-        <w:rPr>
-          <w:rFonts w:ascii="Malgun Gothic" w:hAnsi="Malgun Gothic" w:eastAsia="Malgun Gothic"/>
-          <w:b w:val="0"/>
-          <w:sz w:val="22"/>
-        </w:rPr>
-        <w:t>이 단계에서는 총 8,400개의 짝지은 비교 실험(추상 네트워크)과 15,870개의 시범 짝지은 비교 실험(164노드 다중 통로 그래프, 23정책 x 23시나리오 x 30시드)을 수행했다. 23개 시나리오는 기존 9개에 3개의 공간적 오버레이 시나리오, 3개의 철도 서비스 저하 시나리오(지연, 용량 축소, 복합 스트레스), 2개의 복합 위험 시나리오(탄천+철도 지연, 접근도로+철도 용량 축소), 철도 심각도 사다리 5개(지연 경증/중증/사용불가 + 복합스트레스 경증/중증), 환승 지점 장애 1개를 추가한 것이다.</w:t>
-      </w:r>
-    </w:p>
-    <w:p>
-      <w:pPr>
-        <w:pStyle w:val="ListBullet"/>
-      </w:pPr>
-      <w:r>
-        <w:rPr>
-          <w:rFonts w:ascii="Malgun Gothic" w:hAnsi="Malgun Gothic" w:eastAsia="Malgun Gothic"/>
-          <w:b w:val="0"/>
-          <w:sz w:val="22"/>
-        </w:rPr>
-        <w:t>songpa_spatial_feeder_east: 집결지에서 철도 접근 거점까지 가는 피더 버스 경로 동쪽 구간 장애</w:t>
-      </w:r>
-    </w:p>
-    <w:p>
-      <w:pPr>
-        <w:pStyle w:val="ListBullet"/>
-      </w:pPr>
-      <w:r>
-        <w:rPr>
-          <w:rFonts w:ascii="Malgun Gothic" w:hAnsi="Malgun Gothic" w:eastAsia="Malgun Gothic"/>
-          <w:b w:val="0"/>
-          <w:sz w:val="22"/>
-        </w:rPr>
-        <w:t>songpa_spatial_lastmile_west: 철도 하차 거점에서 목적지까지 가는 라스트마일 버스 경로 중 잠실역 인근 구간 장애 (공간 범위 약 5배 확장)</w:t>
-      </w:r>
-    </w:p>
-    <w:p>
-      <w:pPr>
-        <w:pStyle w:val="ListBullet"/>
-      </w:pPr>
-      <w:r>
-        <w:rPr>
-          <w:rFonts w:ascii="Malgun Gothic" w:hAnsi="Malgun Gothic" w:eastAsia="Malgun Gothic"/>
-          <w:b w:val="0"/>
-          <w:sz w:val="22"/>
-        </w:rPr>
-        <w:t>songpa_spatial_assembly_egress: 집결지 인근 공통 초기 도로 구간 장애</w:t>
-      </w:r>
-    </w:p>
-    <w:p>
-      <w:r>
-        <w:rPr>
-          <w:rFonts w:ascii="Malgun Gothic" w:hAnsi="Malgun Gothic" w:eastAsia="Malgun Gothic"/>
-          <w:b w:val="0"/>
-          <w:sz w:val="22"/>
-        </w:rPr>
-        <w:t>이때 사용한 네트워크는 두 종류다.</w:t>
-      </w:r>
-    </w:p>
-    <w:p>
-      <w:pPr>
-        <w:pStyle w:val="ListBullet"/>
-      </w:pPr>
-      <w:r>
-        <w:rPr>
-          <w:rFonts w:ascii="Malgun Gothic" w:hAnsi="Malgun Gothic" w:eastAsia="Malgun Gothic"/>
-          <w:b w:val="0"/>
-          <w:sz w:val="22"/>
-        </w:rPr>
-        <w:t>기본 구조: 현재 추상 네트워크의 기본 비교 조건</w:t>
-      </w:r>
-    </w:p>
-    <w:p>
-      <w:pPr>
-        <w:pStyle w:val="ListBullet"/>
-      </w:pPr>
-      <w:r>
-        <w:rPr>
-          <w:rFonts w:ascii="Malgun Gothic" w:hAnsi="Malgun Gothic" w:eastAsia="Malgun Gothic"/>
-          <w:b w:val="0"/>
-          <w:sz w:val="22"/>
-        </w:rPr>
-        <w:t>경로 중복성 보정 구조: 버스 단독과 복합 수송의 우회 가능성을 더 공정하게 맞춘 조건</w:t>
-      </w:r>
-    </w:p>
-    <w:p>
-      <w:r>
-        <w:rPr>
-          <w:rFonts w:ascii="Malgun Gothic" w:hAnsi="Malgun Gothic" w:eastAsia="Malgun Gothic"/>
-          <w:b w:val="0"/>
-          <w:sz w:val="22"/>
-        </w:rPr>
-        <w:t>추가로 라스트마일 경로를 더 보강한 구조와 버스 경로를 단순화한 구조도 정의되어 있지만, 이번 기본 결과에는 포함하지 않았다. 이 두 구조는 향후 추가 민감도 분석에 사용할 수 있다.</w:t>
-      </w:r>
-    </w:p>
-    <w:p>
-      <w:r>
-        <w:rPr>
-          <w:rFonts w:ascii="Malgun Gothic" w:hAnsi="Malgun Gothic" w:eastAsia="Malgun Gothic"/>
-          <w:b/>
-          <w:sz w:val="24"/>
-        </w:rPr>
-        <w:t>2단계: 지각과 출발 정책 비교</w:t>
-      </w:r>
-    </w:p>
-    <w:p>
-      <w:r>
-        <w:rPr>
-          <w:rFonts w:ascii="Malgun Gothic" w:hAnsi="Malgun Gothic" w:eastAsia="Malgun Gothic"/>
-          <w:b w:val="0"/>
-          <w:sz w:val="22"/>
-        </w:rPr>
-        <w:t>2단계에서는 집결 인원이 늦게 도착하는 정도와 출발 정책의 차이를 비교했다. 모든 인원이 정시에 모이지 않는 상황에서 바로 출발하는 것이 좋은지, 일정 시간 기다리는 것이 좋은지를 살펴보는 단계다.</w:t>
-      </w:r>
-    </w:p>
-    <w:p>
-      <w:r>
-        <w:rPr>
-          <w:rFonts w:ascii="Malgun Gothic" w:hAnsi="Malgun Gothic" w:eastAsia="Malgun Gothic"/>
-          <w:b w:val="0"/>
-          <w:sz w:val="22"/>
-        </w:rPr>
-        <w:t>이 단계에서는 총 840개의 짝지은 비교 실험을 수행했다. 결과는 시간 성과뿐 아니라 목적지에 도착하지 못한 인원, 자원 사용 효율까지 함께 해석했다.</w:t>
+        <w:t>으로 우연한 차이를 최소화했다. 결과 지표는 완료시간, 완료율, 미도착 인원, 미도착을 1,440분 벌점으로 반영한 보정 완료시간, 자원 효율 등 다지표를 함께 사용한다.</w:t>
       </w:r>
     </w:p>
     <w:p>
@@ -1457,17 +1254,7 @@
           <w:b w:val="0"/>
           <w:sz w:val="22"/>
         </w:rPr>
-        <w:t>이번 보고서에서는 하나의 숫자만으로 성과를 판단하지 않았다. 특히 일부 인원이 제한 시간 안에 도착하지 못하는 경우에는 단순 완료시간이 오히려 좋은 것처럼 보일 수 있기 때문이다.</w:t>
-      </w:r>
-    </w:p>
-    <w:p>
-      <w:r>
-        <w:rPr>
-          <w:rFonts w:ascii="Malgun Gothic" w:hAnsi="Malgun Gothic" w:eastAsia="Malgun Gothic"/>
-          <w:b w:val="0"/>
-          <w:sz w:val="22"/>
-        </w:rPr>
-        <w:t>평가에 사용한 핵심 기준은 다음과 같다.</w:t>
+        <w:t>하나의 숫자만으로 성과를 판단하지 않았다. 일부 인원이 제한 시간 안에 도착하지 못하면 단순 완료시간이 오히려 좋아 보일 수 있기 때문이다.</w:t>
       </w:r>
     </w:p>
     <w:p>
@@ -1480,7 +1267,7 @@
           <w:b w:val="0"/>
           <w:sz w:val="22"/>
         </w:rPr>
-        <w:t>전체 수송이 끝나는 시간</w:t>
+        <w:t>전체 수송이 끝나는 시간(완료시간)</w:t>
       </w:r>
     </w:p>
     <w:p>
@@ -1493,7 +1280,7 @@
           <w:b w:val="0"/>
           <w:sz w:val="22"/>
         </w:rPr>
-        <w:t>제한 시간 안에 도착한 인원의 비율</w:t>
+        <w:t>제한 시간 안에 도착한 인원 비율(완료율)</w:t>
       </w:r>
     </w:p>
     <w:p>
@@ -1506,7 +1293,7 @@
           <w:b w:val="0"/>
           <w:sz w:val="22"/>
         </w:rPr>
-        <w:t>제한 시간 안에 도착하지 못한 인원</w:t>
+        <w:t>제한 시간 안에 도착하지 못한 인원(미도착)</w:t>
       </w:r>
     </w:p>
     <w:p>
@@ -1519,7 +1306,7 @@
           <w:b w:val="0"/>
           <w:sz w:val="22"/>
         </w:rPr>
-        <w:t>미도착 인원을 벌점으로 반영한 완료시간</w:t>
+        <w:t>미도착 인원을 벌점으로 반영한 보정 완료시간</w:t>
       </w:r>
     </w:p>
     <w:p>
@@ -1555,7 +1342,7 @@
           <w:b w:val="0"/>
           <w:sz w:val="22"/>
         </w:rPr>
-        <w:t>이 기준을 함께 보아야 실제 수송계획에 가까운 판단을 할 수 있다. 예를 들어 어떤 방식이 평균적으로 빠르더라도, 일부 인원을 자주 남긴다면 안정적인 방식이라고 보기 어렵다. 반대로 시간이 조금 더 걸리더라도 자원 효율이 높거나 장애 상황에서 안정적이라면 특정 조건에서 의미가 있을 수 있다.</w:t>
+        <w:t>완료시간이 빠르더라도 미도착이 잦으면 안정적이라 보기 어렵고, 반대로 시간이 더 걸려도 자원 효율이 높거나 위협 상황에서 안정적이면 특정 조건에서 의미가 있을 수 있다.</w:t>
       </w:r>
     </w:p>
     <w:p>
@@ -1575,7 +1362,7 @@
           <w:b w:val="0"/>
           <w:sz w:val="22"/>
         </w:rPr>
-        <w:t>500명 비상 수요, 23개 정책(기존 19개 + 차량 규모 3수준(35/25/15명) + 차량 부족 중증(0.50x)), 23개 시나리오(기존 17개 + 철도 심각도 사다리 5개(지연 경증/중증/사용불가 + 복합스트레스 경증/중증) + 환승 지점 장애 1개), 30개 시드(총 15,870개 행, 529개 요약 행)의 다중 통로 시범 실험에서 혼잡 단독 효과, 혼잡+장애 결합 효과, 철도 저하 효과, 환승 스트레스 효과, 복합 위험 효과, 그리고 장애의 공간적 위치에 따른 비대칭 효과가 관찰되었다. 확률론적 변동 메커니즘(road noise σ=0.05, turnaround noise λ=0.2)은 시드 내 변동원이며, 장애 시나리오 자체는 결정론적이다. 핵심 발견은 혼잡만으로는 복합모드 우위가 나타나지 않으며, 혼잡과 장애가 결합할 때 복합모드가 더 높은 완료율을 유지한다는 것이다.</w:t>
+        <w:t>12,420행의 고성 동원 코리어 준실험에서 정상 기준, 도로 장애 위치, 철도 가용성, 철도 스트레스, 혼잡, 정책 대안의 효과가 관찰됐다. 아래 수치는 기본 정책(`bus_only` vs `baseline_multimodal`)의 30시드 평균이다.</w:t>
       </w:r>
     </w:p>
     <w:p>
@@ -1585,7 +1372,7 @@
       <w:r>
         <w:drawing>
           <wp:inline xmlns:a="http://schemas.openxmlformats.org/drawingml/2006/main" xmlns:pic="http://schemas.openxmlformats.org/drawingml/2006/picture">
-            <wp:extent cx="5943600" cy="2482803"/>
+            <wp:extent cx="5943600" cy="2971800"/>
             <wp:docPr id="2" name="Picture 2"/>
             <wp:cNvGraphicFramePr>
               <a:graphicFrameLocks noChangeAspect="1"/>
@@ -1606,7 +1393,7 @@
                   <pic:spPr>
                     <a:xfrm>
                       <a:off x="0" y="0"/>
-                      <a:ext cx="5943600" cy="2482803"/>
+                      <a:ext cx="5943600" cy="2971800"/>
                     </a:xfrm>
                     <a:prstGeom prst="rect"/>
                   </pic:spPr>
@@ -1639,17 +1426,7 @@
           <w:b/>
           <w:sz w:val="24"/>
         </w:rPr>
-        <w:t>혼잡 임계값 결과 (장애 없음)</w:t>
-      </w:r>
-    </w:p>
-    <w:p>
-      <w:r>
-        <w:rPr>
-          <w:rFonts w:ascii="Malgun Gothic" w:hAnsi="Malgun Gothic" w:eastAsia="Malgun Gothic"/>
-          <w:b w:val="0"/>
-          <w:sz w:val="22"/>
-        </w:rPr>
-        <w:t>혼잡 승수 5단계(1x, 2x, 4x, 6x, 8x)에서 장애가 없을 때의 결과는 다음과 같다.</w:t>
+        <w:t>정상 기준 (장애 없음)</w:t>
       </w:r>
     </w:p>
     <w:tbl>
@@ -1683,7 +1460,7 @@
                 <w:color w:val="FFFFFF"/>
                 <w:sz w:val="20"/>
               </w:rPr>
-              <w:t>혼잡 수준</w:t>
+              <w:t>항목</w:t>
             </w:r>
           </w:p>
         </w:tc>
@@ -1704,7 +1481,7 @@
                 <w:color w:val="FFFFFF"/>
                 <w:sz w:val="20"/>
               </w:rPr>
-              <w:t>버스 전용</w:t>
+              <w:t>버스 단독</w:t>
             </w:r>
           </w:p>
         </w:tc>
@@ -1725,7 +1502,7 @@
                 <w:color w:val="FFFFFF"/>
                 <w:sz w:val="20"/>
               </w:rPr>
-              <w:t>복합 모드</w:t>
+              <w:t>복합모드</w:t>
             </w:r>
           </w:p>
         </w:tc>
@@ -1746,7 +1523,7 @@
                 <w:color w:val="FFFFFF"/>
                 <w:sz w:val="20"/>
               </w:rPr>
-              <w:t>승자</w:t>
+              <w:t>차이</w:t>
             </w:r>
           </w:p>
         </w:tc>
@@ -1764,7 +1541,7 @@
                 <w:b w:val="0"/>
                 <w:sz w:val="20"/>
               </w:rPr>
-              <w:t>정상 (1x)</w:t>
+              <w:t>평균 완료시간</w:t>
             </w:r>
           </w:p>
         </w:tc>
@@ -1780,7 +1557,7 @@
                 <w:b w:val="0"/>
                 <w:sz w:val="20"/>
               </w:rPr>
-              <w:t>19.84분 / 완료율 100%</w:t>
+              <w:t>369.4분</w:t>
             </w:r>
           </w:p>
         </w:tc>
@@ -1796,7 +1573,7 @@
                 <w:b w:val="0"/>
                 <w:sz w:val="20"/>
               </w:rPr>
-              <w:t>46.51분 / 완료율 100%</w:t>
+              <w:t>339.5분</w:t>
             </w:r>
           </w:p>
         </w:tc>
@@ -1812,7 +1589,7 @@
                 <w:b w:val="0"/>
                 <w:sz w:val="20"/>
               </w:rPr>
-              <w:t>버스</w:t>
+              <w:t>복합모드 −29.9분</w:t>
             </w:r>
           </w:p>
         </w:tc>
@@ -1830,7 +1607,7 @@
                 <w:b w:val="0"/>
                 <w:sz w:val="20"/>
               </w:rPr>
-              <w:t>보통 (2x)</w:t>
+              <w:t>완료율</w:t>
             </w:r>
           </w:p>
         </w:tc>
@@ -1846,7 +1623,7 @@
                 <w:b w:val="0"/>
                 <w:sz w:val="20"/>
               </w:rPr>
-              <w:t>20.55분 / 완료율 100%</w:t>
+              <w:t>0.995</w:t>
             </w:r>
           </w:p>
         </w:tc>
@@ -1862,7 +1639,7 @@
                 <w:b w:val="0"/>
                 <w:sz w:val="20"/>
               </w:rPr>
-              <w:t>46.96분 / 완료율 100%</w:t>
+              <w:t>1.000</w:t>
             </w:r>
           </w:p>
         </w:tc>
@@ -1878,7 +1655,7 @@
                 <w:b w:val="0"/>
                 <w:sz w:val="20"/>
               </w:rPr>
-              <w:t>버스</w:t>
+              <w:t>복합모드 우위</w:t>
             </w:r>
           </w:p>
         </w:tc>
@@ -1896,7 +1673,7 @@
                 <w:b w:val="0"/>
                 <w:sz w:val="20"/>
               </w:rPr>
-              <w:t>혼잡 (4x)</w:t>
+              <w:t>미도착(평균)</w:t>
             </w:r>
           </w:p>
         </w:tc>
@@ -1912,7 +1689,7 @@
                 <w:b w:val="0"/>
                 <w:sz w:val="20"/>
               </w:rPr>
-              <w:t>31.80분 / 완료율 100%</w:t>
+              <w:t>0.13명</w:t>
             </w:r>
           </w:p>
         </w:tc>
@@ -1928,7 +1705,7 @@
                 <w:b w:val="0"/>
                 <w:sz w:val="20"/>
               </w:rPr>
-              <w:t>56.45분 / 완료율 100%</w:t>
+              <w:t>0명</w:t>
             </w:r>
           </w:p>
         </w:tc>
@@ -1944,139 +1721,7 @@
                 <w:b w:val="0"/>
                 <w:sz w:val="20"/>
               </w:rPr>
-              <w:t>버스</w:t>
-            </w:r>
-          </w:p>
-        </w:tc>
-      </w:tr>
-      <w:tr>
-        <w:tc>
-          <w:tcPr>
-            <w:tcW w:type="dxa" w:w="2256"/>
-          </w:tcPr>
-          <w:p>
-            <w:r/>
-            <w:r>
-              <w:rPr>
-                <w:rFonts w:ascii="Malgun Gothic" w:hAnsi="Malgun Gothic" w:eastAsia="Malgun Gothic"/>
-                <w:b w:val="0"/>
-                <w:sz w:val="20"/>
-              </w:rPr>
-              <w:t>심각 (6x)</w:t>
-            </w:r>
-          </w:p>
-        </w:tc>
-        <w:tc>
-          <w:tcPr>
-            <w:tcW w:type="dxa" w:w="2256"/>
-          </w:tcPr>
-          <w:p>
-            <w:r/>
-            <w:r>
-              <w:rPr>
-                <w:rFonts w:ascii="Malgun Gothic" w:hAnsi="Malgun Gothic" w:eastAsia="Malgun Gothic"/>
-                <w:b w:val="0"/>
-                <w:sz w:val="20"/>
-              </w:rPr>
-              <w:t>80.41분 / 완료율 100%</w:t>
-            </w:r>
-          </w:p>
-        </w:tc>
-        <w:tc>
-          <w:tcPr>
-            <w:tcW w:type="dxa" w:w="2256"/>
-          </w:tcPr>
-          <w:p>
-            <w:r/>
-            <w:r>
-              <w:rPr>
-                <w:rFonts w:ascii="Malgun Gothic" w:hAnsi="Malgun Gothic" w:eastAsia="Malgun Gothic"/>
-                <w:b w:val="0"/>
-                <w:sz w:val="20"/>
-              </w:rPr>
-              <w:t>123.05분 / 완료율 100%</w:t>
-            </w:r>
-          </w:p>
-        </w:tc>
-        <w:tc>
-          <w:tcPr>
-            <w:tcW w:type="dxa" w:w="2256"/>
-          </w:tcPr>
-          <w:p>
-            <w:r/>
-            <w:r>
-              <w:rPr>
-                <w:rFonts w:ascii="Malgun Gothic" w:hAnsi="Malgun Gothic" w:eastAsia="Malgun Gothic"/>
-                <w:b w:val="0"/>
-                <w:sz w:val="20"/>
-              </w:rPr>
-              <w:t>버스</w:t>
-            </w:r>
-          </w:p>
-        </w:tc>
-      </w:tr>
-      <w:tr>
-        <w:tc>
-          <w:tcPr>
-            <w:tcW w:type="dxa" w:w="2256"/>
-          </w:tcPr>
-          <w:p>
-            <w:r/>
-            <w:r>
-              <w:rPr>
-                <w:rFonts w:ascii="Malgun Gothic" w:hAnsi="Malgun Gothic" w:eastAsia="Malgun Gothic"/>
-                <w:b w:val="0"/>
-                <w:sz w:val="20"/>
-              </w:rPr>
-              <w:t>극단 (8x)</w:t>
-            </w:r>
-          </w:p>
-        </w:tc>
-        <w:tc>
-          <w:tcPr>
-            <w:tcW w:type="dxa" w:w="2256"/>
-          </w:tcPr>
-          <w:p>
-            <w:r/>
-            <w:r>
-              <w:rPr>
-                <w:rFonts w:ascii="Malgun Gothic" w:hAnsi="Malgun Gothic" w:eastAsia="Malgun Gothic"/>
-                <w:b w:val="0"/>
-                <w:sz w:val="20"/>
-              </w:rPr>
-              <w:t>완료 불가 / 완료율 20%</w:t>
-            </w:r>
-          </w:p>
-        </w:tc>
-        <w:tc>
-          <w:tcPr>
-            <w:tcW w:type="dxa" w:w="2256"/>
-          </w:tcPr>
-          <w:p>
-            <w:r/>
-            <w:r>
-              <w:rPr>
-                <w:rFonts w:ascii="Malgun Gothic" w:hAnsi="Malgun Gothic" w:eastAsia="Malgun Gothic"/>
-                <w:b w:val="0"/>
-                <w:sz w:val="20"/>
-              </w:rPr>
-              <w:t>177.41분 / 완료율 67%</w:t>
-            </w:r>
-          </w:p>
-        </w:tc>
-        <w:tc>
-          <w:tcPr>
-            <w:tcW w:type="dxa" w:w="2256"/>
-          </w:tcPr>
-          <w:p>
-            <w:r/>
-            <w:r>
-              <w:rPr>
-                <w:rFonts w:ascii="Malgun Gothic" w:hAnsi="Malgun Gothic" w:eastAsia="Malgun Gothic"/>
-                <w:b w:val="0"/>
-                <w:sz w:val="20"/>
-              </w:rPr>
-              <w:t>**복합모드**</w:t>
+              <w:t>복합모드 우위</w:t>
             </w:r>
           </w:p>
         </w:tc>
@@ -2090,7 +1735,17 @@
           <w:b w:val="0"/>
           <w:sz w:val="22"/>
         </w:rPr>
-        <w:t>혼잡만으로는 버스 단독이 모든 수준에서 더 빠르다. 4x 혼잡에서도 버스가 약 24.65분 빠르다(31.80분 vs 56.45분). 8x에서 버스 단독은 거의 완전 붕괴하지만(CR=0.20) 복합모드는 67% 완료율을 유지하여, 극단 혼잡에서만 복합모드 우위가 나타난다.</w:t>
+        <w:t>정상 조건에서는 복합모드가 약 30분 빠르고 완료율도 더 높다. 철도 구간의 대량 직행 수송이 도로 구간의 분산 배차보다 효율적이기 때문이다.</w:t>
+      </w:r>
+    </w:p>
+    <w:p>
+      <w:r>
+        <w:rPr>
+          <w:rFonts w:ascii="Malgun Gothic" w:hAnsi="Malgun Gothic" w:eastAsia="Malgun Gothic"/>
+          <w:b/>
+          <w:sz w:val="24"/>
+        </w:rPr>
+        <w:t>도로 장애 위치에 따른 비대칭 효과</w:t>
       </w:r>
     </w:p>
     <w:p>
@@ -2100,17 +1755,7 @@
           <w:b w:val="0"/>
           <w:sz w:val="22"/>
         </w:rPr>
-        <w:t>그림 2. 혼잡 수준별 완료시간 및 완료율 비교 (장애 없음)</w:t>
-      </w:r>
-    </w:p>
-    <w:p>
-      <w:r>
-        <w:rPr>
-          <w:rFonts w:ascii="Malgun Gothic" w:hAnsi="Malgun Gothic" w:eastAsia="Malgun Gothic"/>
-          <w:b/>
-          <w:sz w:val="24"/>
-        </w:rPr>
-        <w:t>혼잡+탄천 복도 장애 결합 결과</w:t>
+        <w:t>경량~중간 도로 장애는 양쪽에 거의 영향을 주지 않았다. 접근도로·라스트마일·역 접근도로·무작위 용량축소 시나리오에서 버스 369~376분, 복합모드 339~345분으로 정상과 큰 차이가 없었다. 축약 코리어가 이 정도 장애에는 우회 여유를 가진다.</w:t>
       </w:r>
     </w:p>
     <w:p>
@@ -2120,7 +1765,23 @@
           <w:b w:val="0"/>
           <w:sz w:val="22"/>
         </w:rPr>
-        <w:t>혼잡 승수와 탄천 복도 장애가 결합했을 때의 결과는 다음과 같다.</w:t>
+        <w:t xml:space="preserve">반면 </w:t>
+      </w:r>
+      <w:r>
+        <w:rPr>
+          <w:rFonts w:ascii="Malgun Gothic" w:hAnsi="Malgun Gothic" w:eastAsia="Malgun Gothic"/>
+          <w:b/>
+          <w:sz w:val="22"/>
+        </w:rPr>
+        <w:t>완전 차단(blocked) 시나리오에서는 양쪽 모두 붕괴</w:t>
+      </w:r>
+      <w:r>
+        <w:rPr>
+          <w:rFonts w:ascii="Malgun Gothic" w:hAnsi="Malgun Gothic" w:eastAsia="Malgun Gothic"/>
+          <w:b w:val="0"/>
+          <w:sz w:val="22"/>
+        </w:rPr>
+        <w:t>한다.</w:t>
       </w:r>
     </w:p>
     <w:tbl>
@@ -2131,441 +1792,14 @@
         <w:tblLook w:firstColumn="1" w:firstRow="1" w:lastColumn="0" w:lastRow="0" w:noHBand="0" w:noVBand="1" w:val="04A0"/>
       </w:tblPr>
       <w:tblGrid>
-        <w:gridCol w:w="2256"/>
-        <w:gridCol w:w="2256"/>
-        <w:gridCol w:w="2256"/>
-        <w:gridCol w:w="2256"/>
+        <w:gridCol w:w="3009"/>
+        <w:gridCol w:w="3009"/>
+        <w:gridCol w:w="3009"/>
       </w:tblGrid>
       <w:tr>
         <w:tc>
           <w:tcPr>
-            <w:tcW w:type="dxa" w:w="2256"/>
-            <w:shd w:val="clear" w:color="auto" w:fill="1F3864"/>
-          </w:tcPr>
-          <w:p>
-            <w:pPr>
-              <w:jc w:val="center"/>
-            </w:pPr>
-            <w:r/>
-            <w:r>
-              <w:rPr>
-                <w:rFonts w:ascii="Malgun Gothic" w:hAnsi="Malgun Gothic" w:eastAsia="Malgun Gothic"/>
-                <w:b/>
-                <w:color w:val="FFFFFF"/>
-                <w:sz w:val="20"/>
-              </w:rPr>
-              <w:t>혼잡 수준</w:t>
-            </w:r>
-          </w:p>
-        </w:tc>
-        <w:tc>
-          <w:tcPr>
-            <w:tcW w:type="dxa" w:w="2256"/>
-            <w:shd w:val="clear" w:color="auto" w:fill="1F3864"/>
-          </w:tcPr>
-          <w:p>
-            <w:pPr>
-              <w:jc w:val="center"/>
-            </w:pPr>
-            <w:r/>
-            <w:r>
-              <w:rPr>
-                <w:rFonts w:ascii="Malgun Gothic" w:hAnsi="Malgun Gothic" w:eastAsia="Malgun Gothic"/>
-                <w:b/>
-                <w:color w:val="FFFFFF"/>
-                <w:sz w:val="20"/>
-              </w:rPr>
-              <w:t>버스 전용</w:t>
-            </w:r>
-          </w:p>
-        </w:tc>
-        <w:tc>
-          <w:tcPr>
-            <w:tcW w:type="dxa" w:w="2256"/>
-            <w:shd w:val="clear" w:color="auto" w:fill="1F3864"/>
-          </w:tcPr>
-          <w:p>
-            <w:pPr>
-              <w:jc w:val="center"/>
-            </w:pPr>
-            <w:r/>
-            <w:r>
-              <w:rPr>
-                <w:rFonts w:ascii="Malgun Gothic" w:hAnsi="Malgun Gothic" w:eastAsia="Malgun Gothic"/>
-                <w:b/>
-                <w:color w:val="FFFFFF"/>
-                <w:sz w:val="20"/>
-              </w:rPr>
-              <w:t>복합 모드</w:t>
-            </w:r>
-          </w:p>
-        </w:tc>
-        <w:tc>
-          <w:tcPr>
-            <w:tcW w:type="dxa" w:w="2256"/>
-            <w:shd w:val="clear" w:color="auto" w:fill="1F3864"/>
-          </w:tcPr>
-          <w:p>
-            <w:pPr>
-              <w:jc w:val="center"/>
-            </w:pPr>
-            <w:r/>
-            <w:r>
-              <w:rPr>
-                <w:rFonts w:ascii="Malgun Gothic" w:hAnsi="Malgun Gothic" w:eastAsia="Malgun Gothic"/>
-                <w:b/>
-                <w:color w:val="FFFFFF"/>
-                <w:sz w:val="20"/>
-              </w:rPr>
-              <w:t>승자</w:t>
-            </w:r>
-          </w:p>
-        </w:tc>
-      </w:tr>
-      <w:tr>
-        <w:tc>
-          <w:tcPr>
-            <w:tcW w:type="dxa" w:w="2256"/>
-          </w:tcPr>
-          <w:p>
-            <w:r/>
-            <w:r>
-              <w:rPr>
-                <w:rFonts w:ascii="Malgun Gothic" w:hAnsi="Malgun Gothic" w:eastAsia="Malgun Gothic"/>
-                <w:b w:val="0"/>
-                <w:sz w:val="20"/>
-              </w:rPr>
-              <w:t>정상 (1x)</w:t>
-            </w:r>
-          </w:p>
-        </w:tc>
-        <w:tc>
-          <w:tcPr>
-            <w:tcW w:type="dxa" w:w="2256"/>
-          </w:tcPr>
-          <w:p>
-            <w:r/>
-            <w:r>
-              <w:rPr>
-                <w:rFonts w:ascii="Malgun Gothic" w:hAnsi="Malgun Gothic" w:eastAsia="Malgun Gothic"/>
-                <w:b w:val="0"/>
-                <w:sz w:val="20"/>
-              </w:rPr>
-              <w:t>20.14분 / 완료율 100%</w:t>
-            </w:r>
-          </w:p>
-        </w:tc>
-        <w:tc>
-          <w:tcPr>
-            <w:tcW w:type="dxa" w:w="2256"/>
-          </w:tcPr>
-          <w:p>
-            <w:r/>
-            <w:r>
-              <w:rPr>
-                <w:rFonts w:ascii="Malgun Gothic" w:hAnsi="Malgun Gothic" w:eastAsia="Malgun Gothic"/>
-                <w:b w:val="0"/>
-                <w:sz w:val="20"/>
-              </w:rPr>
-              <w:t>46.57분 / 완료율 100%</w:t>
-            </w:r>
-          </w:p>
-        </w:tc>
-        <w:tc>
-          <w:tcPr>
-            <w:tcW w:type="dxa" w:w="2256"/>
-          </w:tcPr>
-          <w:p>
-            <w:r/>
-            <w:r>
-              <w:rPr>
-                <w:rFonts w:ascii="Malgun Gothic" w:hAnsi="Malgun Gothic" w:eastAsia="Malgun Gothic"/>
-                <w:b w:val="0"/>
-                <w:sz w:val="20"/>
-              </w:rPr>
-              <w:t>버스</w:t>
-            </w:r>
-          </w:p>
-        </w:tc>
-      </w:tr>
-      <w:tr>
-        <w:tc>
-          <w:tcPr>
-            <w:tcW w:type="dxa" w:w="2256"/>
-          </w:tcPr>
-          <w:p>
-            <w:r/>
-            <w:r>
-              <w:rPr>
-                <w:rFonts w:ascii="Malgun Gothic" w:hAnsi="Malgun Gothic" w:eastAsia="Malgun Gothic"/>
-                <w:b w:val="0"/>
-                <w:sz w:val="20"/>
-              </w:rPr>
-              <w:t>혼잡 (4x)</w:t>
-            </w:r>
-          </w:p>
-        </w:tc>
-        <w:tc>
-          <w:tcPr>
-            <w:tcW w:type="dxa" w:w="2256"/>
-          </w:tcPr>
-          <w:p>
-            <w:r/>
-            <w:r>
-              <w:rPr>
-                <w:rFonts w:ascii="Malgun Gothic" w:hAnsi="Malgun Gothic" w:eastAsia="Malgun Gothic"/>
-                <w:b w:val="0"/>
-                <w:sz w:val="20"/>
-              </w:rPr>
-              <w:t>완료 불가 / 완료율 93%</w:t>
-            </w:r>
-          </w:p>
-        </w:tc>
-        <w:tc>
-          <w:tcPr>
-            <w:tcW w:type="dxa" w:w="2256"/>
-          </w:tcPr>
-          <w:p>
-            <w:r/>
-            <w:r>
-              <w:rPr>
-                <w:rFonts w:ascii="Malgun Gothic" w:hAnsi="Malgun Gothic" w:eastAsia="Malgun Gothic"/>
-                <w:b w:val="0"/>
-                <w:sz w:val="20"/>
-              </w:rPr>
-              <w:t>완료 불가 / 완료율 97%</w:t>
-            </w:r>
-          </w:p>
-        </w:tc>
-        <w:tc>
-          <w:tcPr>
-            <w:tcW w:type="dxa" w:w="2256"/>
-          </w:tcPr>
-          <w:p>
-            <w:r/>
-            <w:r>
-              <w:rPr>
-                <w:rFonts w:ascii="Malgun Gothic" w:hAnsi="Malgun Gothic" w:eastAsia="Malgun Gothic"/>
-                <w:b w:val="0"/>
-                <w:sz w:val="20"/>
-              </w:rPr>
-              <w:t>**복합모드**</w:t>
-            </w:r>
-          </w:p>
-        </w:tc>
-      </w:tr>
-      <w:tr>
-        <w:tc>
-          <w:tcPr>
-            <w:tcW w:type="dxa" w:w="2256"/>
-          </w:tcPr>
-          <w:p>
-            <w:r/>
-            <w:r>
-              <w:rPr>
-                <w:rFonts w:ascii="Malgun Gothic" w:hAnsi="Malgun Gothic" w:eastAsia="Malgun Gothic"/>
-                <w:b w:val="0"/>
-                <w:sz w:val="20"/>
-              </w:rPr>
-              <w:t>심각 (6x)</w:t>
-            </w:r>
-          </w:p>
-        </w:tc>
-        <w:tc>
-          <w:tcPr>
-            <w:tcW w:type="dxa" w:w="2256"/>
-          </w:tcPr>
-          <w:p>
-            <w:r/>
-            <w:r>
-              <w:rPr>
-                <w:rFonts w:ascii="Malgun Gothic" w:hAnsi="Malgun Gothic" w:eastAsia="Malgun Gothic"/>
-                <w:b w:val="0"/>
-                <w:sz w:val="20"/>
-              </w:rPr>
-              <w:t>완료 불가 / 완료율 20%</w:t>
-            </w:r>
-          </w:p>
-        </w:tc>
-        <w:tc>
-          <w:tcPr>
-            <w:tcW w:type="dxa" w:w="2256"/>
-          </w:tcPr>
-          <w:p>
-            <w:r/>
-            <w:r>
-              <w:rPr>
-                <w:rFonts w:ascii="Malgun Gothic" w:hAnsi="Malgun Gothic" w:eastAsia="Malgun Gothic"/>
-                <w:b w:val="0"/>
-                <w:sz w:val="20"/>
-              </w:rPr>
-              <w:t>완료 불가 / 완료율 96%</w:t>
-            </w:r>
-          </w:p>
-        </w:tc>
-        <w:tc>
-          <w:tcPr>
-            <w:tcW w:type="dxa" w:w="2256"/>
-          </w:tcPr>
-          <w:p>
-            <w:r/>
-            <w:r>
-              <w:rPr>
-                <w:rFonts w:ascii="Malgun Gothic" w:hAnsi="Malgun Gothic" w:eastAsia="Malgun Gothic"/>
-                <w:b w:val="0"/>
-                <w:sz w:val="20"/>
-              </w:rPr>
-              <w:t>**복합모드**</w:t>
-            </w:r>
-          </w:p>
-        </w:tc>
-      </w:tr>
-      <w:tr>
-        <w:tc>
-          <w:tcPr>
-            <w:tcW w:type="dxa" w:w="2256"/>
-          </w:tcPr>
-          <w:p>
-            <w:r/>
-            <w:r>
-              <w:rPr>
-                <w:rFonts w:ascii="Malgun Gothic" w:hAnsi="Malgun Gothic" w:eastAsia="Malgun Gothic"/>
-                <w:b w:val="0"/>
-                <w:sz w:val="20"/>
-              </w:rPr>
-              <w:t>극단 (8x)</w:t>
-            </w:r>
-          </w:p>
-        </w:tc>
-        <w:tc>
-          <w:tcPr>
-            <w:tcW w:type="dxa" w:w="2256"/>
-          </w:tcPr>
-          <w:p>
-            <w:r/>
-            <w:r>
-              <w:rPr>
-                <w:rFonts w:ascii="Malgun Gothic" w:hAnsi="Malgun Gothic" w:eastAsia="Malgun Gothic"/>
-                <w:b w:val="0"/>
-                <w:sz w:val="20"/>
-              </w:rPr>
-              <w:t>완료 불가 / 완료율 0%</w:t>
-            </w:r>
-          </w:p>
-        </w:tc>
-        <w:tc>
-          <w:tcPr>
-            <w:tcW w:type="dxa" w:w="2256"/>
-          </w:tcPr>
-          <w:p>
-            <w:r/>
-            <w:r>
-              <w:rPr>
-                <w:rFonts w:ascii="Malgun Gothic" w:hAnsi="Malgun Gothic" w:eastAsia="Malgun Gothic"/>
-                <w:b w:val="0"/>
-                <w:sz w:val="20"/>
-              </w:rPr>
-              <w:t>완료 불가 / 완료율 32%</w:t>
-            </w:r>
-          </w:p>
-        </w:tc>
-        <w:tc>
-          <w:tcPr>
-            <w:tcW w:type="dxa" w:w="2256"/>
-          </w:tcPr>
-          <w:p>
-            <w:r/>
-            <w:r>
-              <w:rPr>
-                <w:rFonts w:ascii="Malgun Gothic" w:hAnsi="Malgun Gothic" w:eastAsia="Malgun Gothic"/>
-                <w:b w:val="0"/>
-                <w:sz w:val="20"/>
-              </w:rPr>
-              <w:t>**복합모드**</w:t>
-            </w:r>
-          </w:p>
-        </w:tc>
-      </w:tr>
-    </w:tbl>
-    <w:p/>
-    <w:p>
-      <w:r>
-        <w:rPr>
-          <w:rFonts w:ascii="Malgun Gothic" w:hAnsi="Malgun Gothic" w:eastAsia="Malgun Gothic"/>
-          <w:b w:val="0"/>
-          <w:sz w:val="22"/>
-        </w:rPr>
-        <w:t>4x 혼잡+탄천 장애에서 양쪽 모두 미도착이 발생하지만, 복합모드가 더 높은 완료율을 보인다(CR 0.97 vs 0.93). 6x+탄천에서는 버스 단독이 붕괴하지만(CR=0.20) 복합모드는 CR=0.96을 유지한다. 8x+탄천에서도 복합모드가 CR=0.32로 버스(CR=0.00)보다 높은 완료율을 보인다. 철도가 탄천 복도 장애를 우회하는 핵심 대안 경로 역할을 하기 때문이다.</w:t>
-      </w:r>
-    </w:p>
-    <w:p>
-      <w:r>
-        <w:rPr>
-          <w:rFonts w:ascii="Malgun Gothic" w:hAnsi="Malgun Gothic" w:eastAsia="Malgun Gothic"/>
-          <w:b w:val="0"/>
-          <w:sz w:val="22"/>
-        </w:rPr>
-        <w:t>그림 3. 혼잡+장애 결합 조건에서의 체제 비교</w:t>
-      </w:r>
-    </w:p>
-    <w:p>
-      <w:r>
-        <w:rPr>
-          <w:rFonts w:ascii="Malgun Gothic" w:hAnsi="Malgun Gothic" w:eastAsia="Malgun Gothic"/>
-          <w:b/>
-          <w:sz w:val="24"/>
-        </w:rPr>
-        <w:t>비혼잡 장애 조건 결과</w:t>
-      </w:r>
-    </w:p>
-    <w:p>
-      <w:r>
-        <w:rPr>
-          <w:rFonts w:ascii="Malgun Gothic" w:hAnsi="Malgun Gothic" w:eastAsia="Malgun Gothic"/>
-          <w:b w:val="0"/>
-          <w:sz w:val="22"/>
-        </w:rPr>
-        <w:t>정상 교통 조건에서 용량 저하, 차단, 공간 오버레이 등의 장애 시나리오는 두 수송 방식 모두에 거의 영향을 주지 않았다. 500명 수요가 164노드 다중 통로 그래프의 용량을 압박하지 않아 장애가 측정 가능한 저하를 만들지 못했다. 혼잡 수준과 장애의 결합이 수송 방식의 차이를 결정하는 핵심 요인임이 확인되었다.</w:t>
-      </w:r>
-    </w:p>
-    <w:p>
-      <w:r>
-        <w:rPr>
-          <w:rFonts w:ascii="Malgun Gothic" w:hAnsi="Malgun Gothic" w:eastAsia="Malgun Gothic"/>
-          <w:b/>
-          <w:sz w:val="24"/>
-        </w:rPr>
-        <w:t>공간적 오버레이 시나리오 결과 (신규)</w:t>
-      </w:r>
-    </w:p>
-    <w:p>
-      <w:r>
-        <w:rPr>
-          <w:rFonts w:ascii="Malgun Gothic" w:hAnsi="Malgun Gothic" w:eastAsia="Malgun Gothic"/>
-          <w:b w:val="0"/>
-          <w:sz w:val="22"/>
-        </w:rPr>
-        <w:t>기존 9개 시나리오에 3개의 공간적 오버레이 시나리오를 추가하여, 장애 발생 위치가 수송 방식 우위에 미치는 영향을 직접 비교했다.</w:t>
-      </w:r>
-    </w:p>
-    <w:tbl>
-      <w:tblPr>
-        <w:tblStyle w:val="TableGrid"/>
-        <w:tblW w:type="auto" w:w="0"/>
-        <w:jc w:val="center"/>
-        <w:tblLook w:firstColumn="1" w:firstRow="1" w:lastColumn="0" w:lastRow="0" w:noHBand="0" w:noVBand="1" w:val="04A0"/>
-      </w:tblPr>
-      <w:tblGrid>
-        <w:gridCol w:w="1805"/>
-        <w:gridCol w:w="1805"/>
-        <w:gridCol w:w="1805"/>
-        <w:gridCol w:w="1805"/>
-        <w:gridCol w:w="1805"/>
-      </w:tblGrid>
-      <w:tr>
-        <w:tc>
-          <w:tcPr>
-            <w:tcW w:type="dxa" w:w="1805"/>
+            <w:tcW w:type="dxa" w:w="3009"/>
             <w:shd w:val="clear" w:color="auto" w:fill="1F3864"/>
           </w:tcPr>
           <w:p>
@@ -2586,7 +1820,7 @@
         </w:tc>
         <w:tc>
           <w:tcPr>
-            <w:tcW w:type="dxa" w:w="1805"/>
+            <w:tcW w:type="dxa" w:w="3009"/>
             <w:shd w:val="clear" w:color="auto" w:fill="1F3864"/>
           </w:tcPr>
           <w:p>
@@ -2601,13 +1835,13 @@
                 <w:color w:val="FFFFFF"/>
                 <w:sz w:val="20"/>
               </w:rPr>
-              <w:t>공간적 위치</w:t>
+              <w:t>버스(완료시간/완료율)</w:t>
             </w:r>
           </w:p>
         </w:tc>
         <w:tc>
           <w:tcPr>
-            <w:tcW w:type="dxa" w:w="1805"/>
+            <w:tcW w:type="dxa" w:w="3009"/>
             <w:shd w:val="clear" w:color="auto" w:fill="1F3864"/>
           </w:tcPr>
           <w:p>
@@ -2622,13 +1856,219 @@
                 <w:color w:val="FFFFFF"/>
                 <w:sz w:val="20"/>
               </w:rPr>
-              <w:t>6x 버스 (MS/CR)</w:t>
+              <w:t>복합모드(완료시간/완료율)</w:t>
+            </w:r>
+          </w:p>
+        </w:tc>
+      </w:tr>
+      <w:tr>
+        <w:tc>
+          <w:tcPr>
+            <w:tcW w:type="dxa" w:w="3009"/>
+          </w:tcPr>
+          <w:p>
+            <w:r/>
+            <w:r>
+              <w:rPr>
+                <w:rFonts w:ascii="Malgun Gothic" w:hAnsi="Malgun Gothic" w:eastAsia="Malgun Gothic"/>
+                <w:b w:val="0"/>
+                <w:sz w:val="20"/>
+              </w:rPr>
+              <w:t>핵심 연결 차단 (critical_link_blockage)</w:t>
             </w:r>
           </w:p>
         </w:tc>
         <w:tc>
           <w:tcPr>
-            <w:tcW w:type="dxa" w:w="1805"/>
+            <w:tcW w:type="dxa" w:w="3009"/>
+          </w:tcPr>
+          <w:p>
+            <w:r/>
+            <w:r>
+              <w:rPr>
+                <w:rFonts w:ascii="Malgun Gothic" w:hAnsi="Malgun Gothic" w:eastAsia="Malgun Gothic"/>
+                <w:b w:val="0"/>
+                <w:sz w:val="20"/>
+              </w:rPr>
+              <w:t>붕괴 / 0.000</w:t>
+            </w:r>
+          </w:p>
+        </w:tc>
+        <w:tc>
+          <w:tcPr>
+            <w:tcW w:type="dxa" w:w="3009"/>
+          </w:tcPr>
+          <w:p>
+            <w:r/>
+            <w:r>
+              <w:rPr>
+                <w:rFonts w:ascii="Malgun Gothic" w:hAnsi="Malgun Gothic" w:eastAsia="Malgun Gothic"/>
+                <w:b w:val="0"/>
+                <w:sz w:val="20"/>
+              </w:rPr>
+              <w:t>붕괴 / 0.000</w:t>
+            </w:r>
+          </w:p>
+        </w:tc>
+      </w:tr>
+      <w:tr>
+        <w:tc>
+          <w:tcPr>
+            <w:tcW w:type="dxa" w:w="3009"/>
+          </w:tcPr>
+          <w:p>
+            <w:r/>
+            <w:r>
+              <w:rPr>
+                <w:rFonts w:ascii="Malgun Gothic" w:hAnsi="Malgun Gothic" w:eastAsia="Malgun Gothic"/>
+                <w:b w:val="0"/>
+                <w:sz w:val="20"/>
+              </w:rPr>
+              <w:t>무작위 차단 (random_blockage)</w:t>
+            </w:r>
+          </w:p>
+        </w:tc>
+        <w:tc>
+          <w:tcPr>
+            <w:tcW w:type="dxa" w:w="3009"/>
+          </w:tcPr>
+          <w:p>
+            <w:r/>
+            <w:r>
+              <w:rPr>
+                <w:rFonts w:ascii="Malgun Gothic" w:hAnsi="Malgun Gothic" w:eastAsia="Malgun Gothic"/>
+                <w:b w:val="0"/>
+                <w:sz w:val="20"/>
+              </w:rPr>
+              <w:t>붕괴 / 0.000</w:t>
+            </w:r>
+          </w:p>
+        </w:tc>
+        <w:tc>
+          <w:tcPr>
+            <w:tcW w:type="dxa" w:w="3009"/>
+          </w:tcPr>
+          <w:p>
+            <w:r/>
+            <w:r>
+              <w:rPr>
+                <w:rFonts w:ascii="Malgun Gothic" w:hAnsi="Malgun Gothic" w:eastAsia="Malgun Gothic"/>
+                <w:b w:val="0"/>
+                <w:sz w:val="20"/>
+              </w:rPr>
+              <w:t>붕괴 / 0.000</w:t>
+            </w:r>
+          </w:p>
+        </w:tc>
+      </w:tr>
+    </w:tbl>
+    <w:p/>
+    <w:p>
+      <w:r>
+        <w:rPr>
+          <w:rFonts w:ascii="Malgun Gothic" w:hAnsi="Malgun Gothic" w:eastAsia="Malgun Gothic"/>
+          <w:b w:val="0"/>
+          <w:sz w:val="22"/>
+        </w:rPr>
+        <w:t xml:space="preserve">두 방식이 공유하는 핵심 도로 연결이 끊기면 수송 방식 선택과 무관하게 전체 이동이 마비된다. 이는 </w:t>
+      </w:r>
+      <w:r>
+        <w:rPr>
+          <w:rFonts w:ascii="Malgun Gothic" w:hAnsi="Malgun Gothic" w:eastAsia="Malgun Gothic"/>
+          <w:b/>
+          <w:sz w:val="22"/>
+        </w:rPr>
+        <w:t>단일 실패점 식별</w:t>
+      </w:r>
+      <w:r>
+        <w:rPr>
+          <w:rFonts w:ascii="Malgun Gothic" w:hAnsi="Malgun Gothic" w:eastAsia="Malgun Gothic"/>
+          <w:b w:val="0"/>
+          <w:sz w:val="22"/>
+        </w:rPr>
+        <w:t>이 수송 방식 비교보다 우선되어야 함을 시사한다.</w:t>
+      </w:r>
+    </w:p>
+    <w:p>
+      <w:pPr>
+        <w:jc w:val="center"/>
+      </w:pPr>
+      <w:r>
+        <w:drawing>
+          <wp:inline xmlns:a="http://schemas.openxmlformats.org/drawingml/2006/main" xmlns:pic="http://schemas.openxmlformats.org/drawingml/2006/picture">
+            <wp:extent cx="5760720" cy="2880360"/>
+            <wp:docPr id="3" name="Picture 3"/>
+            <wp:cNvGraphicFramePr>
+              <a:graphicFrameLocks noChangeAspect="1"/>
+            </wp:cNvGraphicFramePr>
+            <a:graphic>
+              <a:graphicData uri="http://schemas.openxmlformats.org/drawingml/2006/picture">
+                <pic:pic>
+                  <pic:nvPicPr>
+                    <pic:cNvPr id="0" name="figure2_undelivered_risk.png"/>
+                    <pic:cNvPicPr/>
+                  </pic:nvPicPr>
+                  <pic:blipFill>
+                    <a:blip r:embed="rId11"/>
+                    <a:stretch>
+                      <a:fillRect/>
+                    </a:stretch>
+                  </pic:blipFill>
+                  <pic:spPr>
+                    <a:xfrm>
+                      <a:off x="0" y="0"/>
+                      <a:ext cx="5760720" cy="2880360"/>
+                    </a:xfrm>
+                    <a:prstGeom prst="rect"/>
+                  </pic:spPr>
+                </pic:pic>
+              </a:graphicData>
+            </a:graphic>
+          </wp:inline>
+        </w:drawing>
+      </w:r>
+    </w:p>
+    <w:p>
+      <w:pPr>
+        <w:jc w:val="center"/>
+      </w:pPr>
+      <w:r>
+        <w:rPr>
+          <w:rFonts w:ascii="Malgun Gothic" w:hAnsi="Malgun Gothic" w:eastAsia="Malgun Gothic"/>
+          <w:b w:val="0"/>
+          <w:color w:val="666666"/>
+          <w:sz w:val="18"/>
+        </w:rPr>
+        <w:t>그림 2. 장애 강도에 따른 미도착 인원 변화</w:t>
+      </w:r>
+    </w:p>
+    <w:p/>
+    <w:p>
+      <w:r>
+        <w:rPr>
+          <w:rFonts w:ascii="Malgun Gothic" w:hAnsi="Malgun Gothic" w:eastAsia="Malgun Gothic"/>
+          <w:b/>
+          <w:sz w:val="24"/>
+        </w:rPr>
+        <w:t>철도 가용성 의존 (복합모드의 조건부 베팅)</w:t>
+      </w:r>
+    </w:p>
+    <w:tbl>
+      <w:tblPr>
+        <w:tblStyle w:val="TableGrid"/>
+        <w:tblW w:type="auto" w:w="0"/>
+        <w:jc w:val="center"/>
+        <w:tblLook w:firstColumn="1" w:firstRow="1" w:lastColumn="0" w:lastRow="0" w:noHBand="0" w:noVBand="1" w:val="04A0"/>
+      </w:tblPr>
+      <w:tblGrid>
+        <w:gridCol w:w="3009"/>
+        <w:gridCol w:w="3009"/>
+        <w:gridCol w:w="3009"/>
+      </w:tblGrid>
+      <w:tr>
+        <w:tc>
+          <w:tcPr>
+            <w:tcW w:type="dxa" w:w="3009"/>
             <w:shd w:val="clear" w:color="auto" w:fill="1F3864"/>
           </w:tcPr>
           <w:p>
@@ -2643,13 +2083,13 @@
                 <w:color w:val="FFFFFF"/>
                 <w:sz w:val="20"/>
               </w:rPr>
-              <w:t>6x 복합모드 (MS/CR)</w:t>
+              <w:t>시나리오</w:t>
             </w:r>
           </w:p>
         </w:tc>
         <w:tc>
           <w:tcPr>
-            <w:tcW w:type="dxa" w:w="1805"/>
+            <w:tcW w:type="dxa" w:w="3009"/>
             <w:shd w:val="clear" w:color="auto" w:fill="1F3864"/>
           </w:tcPr>
           <w:p>
@@ -2664,420 +2104,13 @@
                 <w:color w:val="FFFFFF"/>
                 <w:sz w:val="20"/>
               </w:rPr>
-              <w:t>승자</w:t>
-            </w:r>
-          </w:p>
-        </w:tc>
-      </w:tr>
-      <w:tr>
-        <w:tc>
-          <w:tcPr>
-            <w:tcW w:type="dxa" w:w="1805"/>
-          </w:tcPr>
-          <w:p>
-            <w:r/>
-            <w:r>
-              <w:rPr>
-                <w:rFonts w:ascii="Malgun Gothic" w:hAnsi="Malgun Gothic" w:eastAsia="Malgun Gothic"/>
-                <w:b w:val="0"/>
-                <w:sz w:val="20"/>
-              </w:rPr>
-              <w:t>탄천 복도 장애</w:t>
+              <w:t>버스(완료시간/완료율)</w:t>
             </w:r>
           </w:p>
         </w:tc>
         <w:tc>
           <w:tcPr>
-            <w:tcW w:type="dxa" w:w="1805"/>
-          </w:tcPr>
-          <w:p>
-            <w:r/>
-            <w:r>
-              <w:rPr>
-                <w:rFonts w:ascii="Malgun Gothic" w:hAnsi="Malgun Gothic" w:eastAsia="Malgun Gothic"/>
-                <w:b w:val="0"/>
-                <w:sz w:val="20"/>
-              </w:rPr>
-              <w:t>버스 단독 경로와 복합모드 경로가 구조적으로 분리된 복도</w:t>
-            </w:r>
-          </w:p>
-        </w:tc>
-        <w:tc>
-          <w:tcPr>
-            <w:tcW w:type="dxa" w:w="1805"/>
-          </w:tcPr>
-          <w:p>
-            <w:r/>
-            <w:r>
-              <w:rPr>
-                <w:rFonts w:ascii="Malgun Gothic" w:hAnsi="Malgun Gothic" w:eastAsia="Malgun Gothic"/>
-                <w:b w:val="0"/>
-                <w:sz w:val="20"/>
-              </w:rPr>
-              <w:t>inf / 20%</w:t>
-            </w:r>
-          </w:p>
-        </w:tc>
-        <w:tc>
-          <w:tcPr>
-            <w:tcW w:type="dxa" w:w="1805"/>
-          </w:tcPr>
-          <w:p>
-            <w:r/>
-            <w:r>
-              <w:rPr>
-                <w:rFonts w:ascii="Malgun Gothic" w:hAnsi="Malgun Gothic" w:eastAsia="Malgun Gothic"/>
-                <w:b w:val="0"/>
-                <w:sz w:val="20"/>
-              </w:rPr>
-              <w:t>inf / 96%</w:t>
-            </w:r>
-          </w:p>
-        </w:tc>
-        <w:tc>
-          <w:tcPr>
-            <w:tcW w:type="dxa" w:w="1805"/>
-          </w:tcPr>
-          <w:p>
-            <w:r/>
-            <w:r>
-              <w:rPr>
-                <w:rFonts w:ascii="Malgun Gothic" w:hAnsi="Malgun Gothic" w:eastAsia="Malgun Gothic"/>
-                <w:b w:val="0"/>
-                <w:sz w:val="20"/>
-              </w:rPr>
-              <w:t>**복합모드**</w:t>
-            </w:r>
-          </w:p>
-        </w:tc>
-      </w:tr>
-      <w:tr>
-        <w:tc>
-          <w:tcPr>
-            <w:tcW w:type="dxa" w:w="1805"/>
-          </w:tcPr>
-          <w:p>
-            <w:r/>
-            <w:r>
-              <w:rPr>
-                <w:rFonts w:ascii="Malgun Gothic" w:hAnsi="Malgun Gothic" w:eastAsia="Malgun Gothic"/>
-                <w:b w:val="0"/>
-                <w:sz w:val="20"/>
-              </w:rPr>
-              <w:t>피더 동쪽 장애 (feeder_east)</w:t>
-            </w:r>
-          </w:p>
-        </w:tc>
-        <w:tc>
-          <w:tcPr>
-            <w:tcW w:type="dxa" w:w="1805"/>
-          </w:tcPr>
-          <w:p>
-            <w:r/>
-            <w:r>
-              <w:rPr>
-                <w:rFonts w:ascii="Malgun Gothic" w:hAnsi="Malgun Gothic" w:eastAsia="Malgun Gothic"/>
-                <w:b w:val="0"/>
-                <w:sz w:val="20"/>
-              </w:rPr>
-              <w:t>집결지→철도 접근 거점 피더 버스 경로 동쪽</w:t>
-            </w:r>
-          </w:p>
-        </w:tc>
-        <w:tc>
-          <w:tcPr>
-            <w:tcW w:type="dxa" w:w="1805"/>
-          </w:tcPr>
-          <w:p>
-            <w:r/>
-            <w:r>
-              <w:rPr>
-                <w:rFonts w:ascii="Malgun Gothic" w:hAnsi="Malgun Gothic" w:eastAsia="Malgun Gothic"/>
-                <w:b w:val="0"/>
-                <w:sz w:val="20"/>
-              </w:rPr>
-              <w:t>inf / 80%</w:t>
-            </w:r>
-          </w:p>
-        </w:tc>
-        <w:tc>
-          <w:tcPr>
-            <w:tcW w:type="dxa" w:w="1805"/>
-          </w:tcPr>
-          <w:p>
-            <w:r/>
-            <w:r>
-              <w:rPr>
-                <w:rFonts w:ascii="Malgun Gothic" w:hAnsi="Malgun Gothic" w:eastAsia="Malgun Gothic"/>
-                <w:b w:val="0"/>
-                <w:sz w:val="20"/>
-              </w:rPr>
-              <w:t>inf / 89%</w:t>
-            </w:r>
-          </w:p>
-        </w:tc>
-        <w:tc>
-          <w:tcPr>
-            <w:tcW w:type="dxa" w:w="1805"/>
-          </w:tcPr>
-          <w:p>
-            <w:r/>
-            <w:r>
-              <w:rPr>
-                <w:rFonts w:ascii="Malgun Gothic" w:hAnsi="Malgun Gothic" w:eastAsia="Malgun Gothic"/>
-                <w:b w:val="0"/>
-                <w:sz w:val="20"/>
-              </w:rPr>
-              <w:t>**복합모드**</w:t>
-            </w:r>
-          </w:p>
-        </w:tc>
-      </w:tr>
-      <w:tr>
-        <w:tc>
-          <w:tcPr>
-            <w:tcW w:type="dxa" w:w="1805"/>
-          </w:tcPr>
-          <w:p>
-            <w:r/>
-            <w:r>
-              <w:rPr>
-                <w:rFonts w:ascii="Malgun Gothic" w:hAnsi="Malgun Gothic" w:eastAsia="Malgun Gothic"/>
-                <w:b w:val="0"/>
-                <w:sz w:val="20"/>
-              </w:rPr>
-              <w:t>라스트마일 서쪽 장애 (lastmile_west)</w:t>
-            </w:r>
-          </w:p>
-        </w:tc>
-        <w:tc>
-          <w:tcPr>
-            <w:tcW w:type="dxa" w:w="1805"/>
-          </w:tcPr>
-          <w:p>
-            <w:r/>
-            <w:r>
-              <w:rPr>
-                <w:rFonts w:ascii="Malgun Gothic" w:hAnsi="Malgun Gothic" w:eastAsia="Malgun Gothic"/>
-                <w:b w:val="0"/>
-                <w:sz w:val="20"/>
-              </w:rPr>
-              <w:t>철도 하차→목적지 라스트마일 버스 경로, 잠실역 인근</w:t>
-            </w:r>
-          </w:p>
-        </w:tc>
-        <w:tc>
-          <w:tcPr>
-            <w:tcW w:type="dxa" w:w="1805"/>
-          </w:tcPr>
-          <w:p>
-            <w:r/>
-            <w:r>
-              <w:rPr>
-                <w:rFonts w:ascii="Malgun Gothic" w:hAnsi="Malgun Gothic" w:eastAsia="Malgun Gothic"/>
-                <w:b w:val="0"/>
-                <w:sz w:val="20"/>
-              </w:rPr>
-              <w:t>inf / 80%</w:t>
-            </w:r>
-          </w:p>
-        </w:tc>
-        <w:tc>
-          <w:tcPr>
-            <w:tcW w:type="dxa" w:w="1805"/>
-          </w:tcPr>
-          <w:p>
-            <w:r/>
-            <w:r>
-              <w:rPr>
-                <w:rFonts w:ascii="Malgun Gothic" w:hAnsi="Malgun Gothic" w:eastAsia="Malgun Gothic"/>
-                <w:b w:val="0"/>
-                <w:sz w:val="20"/>
-              </w:rPr>
-              <w:t>inf / 91%</w:t>
-            </w:r>
-          </w:p>
-        </w:tc>
-        <w:tc>
-          <w:tcPr>
-            <w:tcW w:type="dxa" w:w="1805"/>
-          </w:tcPr>
-          <w:p>
-            <w:r/>
-            <w:r>
-              <w:rPr>
-                <w:rFonts w:ascii="Malgun Gothic" w:hAnsi="Malgun Gothic" w:eastAsia="Malgun Gothic"/>
-                <w:b w:val="0"/>
-                <w:sz w:val="20"/>
-              </w:rPr>
-              <w:t>**복합모드**</w:t>
-            </w:r>
-          </w:p>
-        </w:tc>
-      </w:tr>
-      <w:tr>
-        <w:tc>
-          <w:tcPr>
-            <w:tcW w:type="dxa" w:w="1805"/>
-          </w:tcPr>
-          <w:p>
-            <w:r/>
-            <w:r>
-              <w:rPr>
-                <w:rFonts w:ascii="Malgun Gothic" w:hAnsi="Malgun Gothic" w:eastAsia="Malgun Gothic"/>
-                <w:b w:val="0"/>
-                <w:sz w:val="20"/>
-              </w:rPr>
-              <w:t>집결지 인근 장애 (assembly_egress)</w:t>
-            </w:r>
-          </w:p>
-        </w:tc>
-        <w:tc>
-          <w:tcPr>
-            <w:tcW w:type="dxa" w:w="1805"/>
-          </w:tcPr>
-          <w:p>
-            <w:r/>
-            <w:r>
-              <w:rPr>
-                <w:rFonts w:ascii="Malgun Gothic" w:hAnsi="Malgun Gothic" w:eastAsia="Malgun Gothic"/>
-                <w:b w:val="0"/>
-                <w:sz w:val="20"/>
-              </w:rPr>
-              <w:t>집결지 인근 공통 초기 도로 구간</w:t>
-            </w:r>
-          </w:p>
-        </w:tc>
-        <w:tc>
-          <w:tcPr>
-            <w:tcW w:type="dxa" w:w="1805"/>
-          </w:tcPr>
-          <w:p>
-            <w:r/>
-            <w:r>
-              <w:rPr>
-                <w:rFonts w:ascii="Malgun Gothic" w:hAnsi="Malgun Gothic" w:eastAsia="Malgun Gothic"/>
-                <w:b w:val="0"/>
-                <w:sz w:val="20"/>
-              </w:rPr>
-              <w:t>inf / 12%</w:t>
-            </w:r>
-          </w:p>
-        </w:tc>
-        <w:tc>
-          <w:tcPr>
-            <w:tcW w:type="dxa" w:w="1805"/>
-          </w:tcPr>
-          <w:p>
-            <w:r/>
-            <w:r>
-              <w:rPr>
-                <w:rFonts w:ascii="Malgun Gothic" w:hAnsi="Malgun Gothic" w:eastAsia="Malgun Gothic"/>
-                <w:b w:val="0"/>
-                <w:sz w:val="20"/>
-              </w:rPr>
-              <w:t>inf / 58%</w:t>
-            </w:r>
-          </w:p>
-        </w:tc>
-        <w:tc>
-          <w:tcPr>
-            <w:tcW w:type="dxa" w:w="1805"/>
-          </w:tcPr>
-          <w:p>
-            <w:r/>
-            <w:r>
-              <w:rPr>
-                <w:rFonts w:ascii="Malgun Gothic" w:hAnsi="Malgun Gothic" w:eastAsia="Malgun Gothic"/>
-                <w:b w:val="0"/>
-                <w:sz w:val="20"/>
-              </w:rPr>
-              <w:t>**복합모드**</w:t>
-            </w:r>
-          </w:p>
-        </w:tc>
-      </w:tr>
-    </w:tbl>
-    <w:p/>
-    <w:p>
-      <w:r>
-        <w:rPr>
-          <w:rFonts w:ascii="Malgun Gothic" w:hAnsi="Malgun Gothic" w:eastAsia="Malgun Gothic"/>
-          <w:b w:val="0"/>
-          <w:sz w:val="22"/>
-        </w:rPr>
-        <w:t>핵심 발견은 공간적 오버레이 시나리오에서 6x 혼잡 시 모든 위치에서 복합모드가 더 높은 완료율을 유지한다는 것이다. 탄천 복도 장애에서 복합모드 우위가 가장 크며(CR 0.96 vs 0.20), 피더 구간 장애(CR 0.89 vs 0.80), 라스트마일 구간 장애(CR 0.91 vs 0.80), 집결지 인근 장애(CR 0.58 vs 0.12)에서도 복합모드가 더 높은 완료율을 보인다. 철도 구간이 제공하는 대안 경로 의존도 감소 효과가 더 넓은 범위에서 복합모드 우위를 지원한다.</w:t>
-      </w:r>
-    </w:p>
-    <w:p>
-      <w:r>
-        <w:rPr>
-          <w:rFonts w:ascii="Malgun Gothic" w:hAnsi="Malgun Gothic" w:eastAsia="Malgun Gothic"/>
-          <w:b w:val="0"/>
-          <w:sz w:val="22"/>
-        </w:rPr>
-        <w:t>따라서 "조건부 회복력"은 공간적 위치 의존적이며, 복합모드가 더 넓은 범위의 장애 조건에서 높은 완료율을 유지한다. 복합모드 전용 구간(피더, 라스트마일)에 장애가 발생해도 복합모드가 버스 단독보다 높은 완료율을 보이지만, 집결지 인근 공통 구간 장애에서는 양쪽 모두 큰 타격을 받는다(CR 0.58 vs 0.12).</w:t>
-      </w:r>
-    </w:p>
-    <w:p>
-      <w:r>
-        <w:rPr>
-          <w:rFonts w:ascii="Malgun Gothic" w:hAnsi="Malgun Gothic" w:eastAsia="Malgun Gothic"/>
-          <w:b/>
-          <w:sz w:val="24"/>
-        </w:rPr>
-        <w:t>철도 지연 영향</w:t>
-      </w:r>
-    </w:p>
-    <w:p>
-      <w:r>
-        <w:rPr>
-          <w:rFonts w:ascii="Malgun Gothic" w:hAnsi="Malgun Gothic" w:eastAsia="Malgun Gothic"/>
-          <w:b w:val="0"/>
-          <w:sz w:val="22"/>
-        </w:rPr>
-        <w:t>철도 지연 시나리오에서 복합 수송의 완료시간은 약 12.8% 증가한다(46.51→52.47분). 철도 첫 출발이 지연되어 전체 일정이 밀리기 때문이다. 정상 교통에서는 여전히 100% 완료율을 유지하지만, 혼잡+장애와 결합하면 효과가 누적될 수 있다. 새로 추가된 철도 서비스 저하 시나리오(지연, 용량 축소, 복합 스트레스)에서는 기본 조건에서 복합모드 완료시간이 +0.96~+10.96분 증가하며, 철도 용량이 축소되면 열차당 수송 능력 저하가 대기 시간으로 이어진다.</w:t>
-      </w:r>
-    </w:p>
-    <w:p>
-      <w:r>
-        <w:rPr>
-          <w:rFonts w:ascii="Malgun Gothic" w:hAnsi="Malgun Gothic" w:eastAsia="Malgun Gothic"/>
-          <w:b/>
-          <w:sz w:val="24"/>
-        </w:rPr>
-        <w:t>환승 스트레스 영향 (신규)</w:t>
-      </w:r>
-    </w:p>
-    <w:p>
-      <w:r>
-        <w:rPr>
-          <w:rFonts w:ascii="Malgun Gothic" w:hAnsi="Malgun Gothic" w:eastAsia="Malgun Gothic"/>
-          <w:b w:val="0"/>
-          <w:sz w:val="22"/>
-        </w:rPr>
-        <w:t>환승 스트레스 정책 4종(mild: 기본 +3분 + 인원당 +0.5분, moderate: 기본 +6분 + 인원당 +1.0분, severe: 기본 +10분 + 인원당 +2.0분, extreme: 기본 +15분 + 인원당 +3.0분)을 추가하여, 환승 처리가 복합모드 성과에 미치는 영향을 직접 비교했다.</w:t>
-      </w:r>
-    </w:p>
-    <w:tbl>
-      <w:tblPr>
-        <w:tblStyle w:val="TableGrid"/>
-        <w:tblW w:type="auto" w:w="0"/>
-        <w:jc w:val="center"/>
-        <w:tblLook w:firstColumn="1" w:firstRow="1" w:lastColumn="0" w:lastRow="0" w:noHBand="0" w:noVBand="1" w:val="04A0"/>
-      </w:tblPr>
-      <w:tblGrid>
-        <w:gridCol w:w="1504"/>
-        <w:gridCol w:w="1504"/>
-        <w:gridCol w:w="1504"/>
-        <w:gridCol w:w="1504"/>
-        <w:gridCol w:w="1504"/>
-        <w:gridCol w:w="1504"/>
-      </w:tblGrid>
-      <w:tr>
-        <w:tc>
-          <w:tcPr>
-            <w:tcW w:type="dxa" w:w="1504"/>
+            <w:tcW w:type="dxa" w:w="3009"/>
             <w:shd w:val="clear" w:color="auto" w:fill="1F3864"/>
           </w:tcPr>
           <w:p>
@@ -3092,13 +2125,109 @@
                 <w:color w:val="FFFFFF"/>
                 <w:sz w:val="20"/>
               </w:rPr>
-              <w:t>환승 스트레스 수준</w:t>
+              <w:t>복합모드(완료시간/완료율)</w:t>
+            </w:r>
+          </w:p>
+        </w:tc>
+      </w:tr>
+      <w:tr>
+        <w:tc>
+          <w:tcPr>
+            <w:tcW w:type="dxa" w:w="3009"/>
+          </w:tcPr>
+          <w:p>
+            <w:r/>
+            <w:r>
+              <w:rPr>
+                <w:rFonts w:ascii="Malgun Gothic" w:hAnsi="Malgun Gothic" w:eastAsia="Malgun Gothic"/>
+                <w:b w:val="0"/>
+                <w:sz w:val="20"/>
+              </w:rPr>
+              <w:t>철도 사용불가 (rail_unavailable)</w:t>
             </w:r>
           </w:p>
         </w:tc>
         <w:tc>
           <w:tcPr>
-            <w:tcW w:type="dxa" w:w="1504"/>
+            <w:tcW w:type="dxa" w:w="3009"/>
+          </w:tcPr>
+          <w:p>
+            <w:r/>
+            <w:r>
+              <w:rPr>
+                <w:rFonts w:ascii="Malgun Gothic" w:hAnsi="Malgun Gothic" w:eastAsia="Malgun Gothic"/>
+                <w:b w:val="0"/>
+                <w:sz w:val="20"/>
+              </w:rPr>
+              <w:t>369.4분 / 0.995</w:t>
+            </w:r>
+          </w:p>
+        </w:tc>
+        <w:tc>
+          <w:tcPr>
+            <w:tcW w:type="dxa" w:w="3009"/>
+          </w:tcPr>
+          <w:p>
+            <w:r/>
+            <w:r>
+              <w:rPr>
+                <w:rFonts w:ascii="Malgun Gothic" w:hAnsi="Malgun Gothic" w:eastAsia="Malgun Gothic"/>
+                <w:b w:val="0"/>
+                <w:sz w:val="20"/>
+              </w:rPr>
+              <w:t>붕괴 / 0.000</w:t>
+            </w:r>
+          </w:p>
+        </w:tc>
+      </w:tr>
+    </w:tbl>
+    <w:p/>
+    <w:p>
+      <w:r>
+        <w:rPr>
+          <w:rFonts w:ascii="Malgun Gothic" w:hAnsi="Malgun Gothic" w:eastAsia="Malgun Gothic"/>
+          <w:b w:val="0"/>
+          <w:sz w:val="22"/>
+        </w:rPr>
+        <w:t>철도가 사용 불가능해지면 복합모드는 붕괴하지만 버스 단독은 정상을 유지한다. 복합모드의 속도 이점은 철도 가용성에 대한 조건부 베팅이며, 철도 중단 위험이 큰 전시 상황에서는 이 의존성이 핵심 취약점이다. 반대로 철도가 확보된다면 복합모드는 도로 혼잡과 부분 장애에서 더 안정적일 수 있다.</w:t>
+      </w:r>
+    </w:p>
+    <w:p>
+      <w:r>
+        <w:rPr>
+          <w:rFonts w:ascii="Malgun Gothic" w:hAnsi="Malgun Gothic" w:eastAsia="Malgun Gothic"/>
+          <w:b/>
+          <w:sz w:val="24"/>
+        </w:rPr>
+        <w:t>철도 스트레스 사다리</w:t>
+      </w:r>
+    </w:p>
+    <w:p>
+      <w:r>
+        <w:rPr>
+          <w:rFonts w:ascii="Malgun Gothic" w:hAnsi="Malgun Gothic" w:eastAsia="Malgun Gothic"/>
+          <w:b w:val="0"/>
+          <w:sz w:val="22"/>
+        </w:rPr>
+        <w:t>철도가 가용하더라도 지연·용량 축소가 있으면 복합모드 완료시간이 비례적으로 늘어난다. 단, 제한시간 1,440분 덕분에 완료율은 대부분 0.996 이상으로 유지된다.</w:t>
+      </w:r>
+    </w:p>
+    <w:tbl>
+      <w:tblPr>
+        <w:tblStyle w:val="TableGrid"/>
+        <w:tblW w:type="auto" w:w="0"/>
+        <w:jc w:val="center"/>
+        <w:tblLook w:firstColumn="1" w:firstRow="1" w:lastColumn="0" w:lastRow="0" w:noHBand="0" w:noVBand="1" w:val="04A0"/>
+      </w:tblPr>
+      <w:tblGrid>
+        <w:gridCol w:w="3009"/>
+        <w:gridCol w:w="3009"/>
+        <w:gridCol w:w="3009"/>
+      </w:tblGrid>
+      <w:tr>
+        <w:tc>
+          <w:tcPr>
+            <w:tcW w:type="dxa" w:w="3009"/>
             <w:shd w:val="clear" w:color="auto" w:fill="1F3864"/>
           </w:tcPr>
           <w:p>
@@ -3113,34 +2242,13 @@
                 <w:color w:val="FFFFFF"/>
                 <w:sz w:val="20"/>
               </w:rPr>
-              <w:t>추가 고정 지연</w:t>
+              <w:t>철도 스트레스</w:t>
             </w:r>
           </w:p>
         </w:tc>
         <w:tc>
           <w:tcPr>
-            <w:tcW w:type="dxa" w:w="1504"/>
-            <w:shd w:val="clear" w:color="auto" w:fill="1F3864"/>
-          </w:tcPr>
-          <w:p>
-            <w:pPr>
-              <w:jc w:val="center"/>
-            </w:pPr>
-            <w:r/>
-            <w:r>
-              <w:rPr>
-                <w:rFonts w:ascii="Malgun Gothic" w:hAnsi="Malgun Gothic" w:eastAsia="Malgun Gothic"/>
-                <w:b/>
-                <w:color w:val="FFFFFF"/>
-                <w:sz w:val="20"/>
-              </w:rPr>
-              <w:t>인원당 추가 지연</w:t>
-            </w:r>
-          </w:p>
-        </w:tc>
-        <w:tc>
-          <w:tcPr>
-            <w:tcW w:type="dxa" w:w="1504"/>
+            <w:tcW w:type="dxa" w:w="3009"/>
             <w:shd w:val="clear" w:color="auto" w:fill="1F3864"/>
           </w:tcPr>
           <w:p>
@@ -3161,28 +2269,7 @@
         </w:tc>
         <w:tc>
           <w:tcPr>
-            <w:tcW w:type="dxa" w:w="1504"/>
-            <w:shd w:val="clear" w:color="auto" w:fill="1F3864"/>
-          </w:tcPr>
-          <w:p>
-            <w:pPr>
-              <w:jc w:val="center"/>
-            </w:pPr>
-            <w:r/>
-            <w:r>
-              <w:rPr>
-                <w:rFonts w:ascii="Malgun Gothic" w:hAnsi="Malgun Gothic" w:eastAsia="Malgun Gothic"/>
-                <w:b/>
-                <w:color w:val="FFFFFF"/>
-                <w:sz w:val="20"/>
-              </w:rPr>
-              <w:t>증분</w:t>
-            </w:r>
-          </w:p>
-        </w:tc>
-        <w:tc>
-          <w:tcPr>
-            <w:tcW w:type="dxa" w:w="1504"/>
+            <w:tcW w:type="dxa" w:w="3009"/>
             <w:shd w:val="clear" w:color="auto" w:fill="1F3864"/>
           </w:tcPr>
           <w:p>
@@ -3205,7 +2292,7 @@
       <w:tr>
         <w:tc>
           <w:tcPr>
-            <w:tcW w:type="dxa" w:w="1504"/>
+            <w:tcW w:type="dxa" w:w="3009"/>
           </w:tcPr>
           <w:p>
             <w:r/>
@@ -3215,13 +2302,13 @@
                 <w:b w:val="0"/>
                 <w:sz w:val="20"/>
               </w:rPr>
-              <w:t>baseline</w:t>
+              <w:t>경증 지연</w:t>
             </w:r>
           </w:p>
         </w:tc>
         <w:tc>
           <w:tcPr>
-            <w:tcW w:type="dxa" w:w="1504"/>
+            <w:tcW w:type="dxa" w:w="3009"/>
           </w:tcPr>
           <w:p>
             <w:r/>
@@ -3231,13 +2318,13 @@
                 <w:b w:val="0"/>
                 <w:sz w:val="20"/>
               </w:rPr>
-              <w:t>기본값</w:t>
+              <w:t>334.8분</w:t>
             </w:r>
           </w:p>
         </w:tc>
         <w:tc>
           <w:tcPr>
-            <w:tcW w:type="dxa" w:w="1504"/>
+            <w:tcW w:type="dxa" w:w="3009"/>
           </w:tcPr>
           <w:p>
             <w:r/>
@@ -3247,13 +2334,15 @@
                 <w:b w:val="0"/>
                 <w:sz w:val="20"/>
               </w:rPr>
-              <w:t>기본값</w:t>
+              <w:t>1.000</w:t>
             </w:r>
           </w:p>
         </w:tc>
+      </w:tr>
+      <w:tr>
         <w:tc>
           <w:tcPr>
-            <w:tcW w:type="dxa" w:w="1504"/>
+            <w:tcW w:type="dxa" w:w="3009"/>
           </w:tcPr>
           <w:p>
             <w:r/>
@@ -3263,13 +2352,13 @@
                 <w:b w:val="0"/>
                 <w:sz w:val="20"/>
               </w:rPr>
-              <w:t>46.51분</w:t>
+              <w:t>중간 지연</w:t>
             </w:r>
           </w:p>
         </w:tc>
         <w:tc>
           <w:tcPr>
-            <w:tcW w:type="dxa" w:w="1504"/>
+            <w:tcW w:type="dxa" w:w="3009"/>
           </w:tcPr>
           <w:p>
             <w:r/>
@@ -3279,13 +2368,13 @@
                 <w:b w:val="0"/>
                 <w:sz w:val="20"/>
               </w:rPr>
-              <w:t>--</w:t>
+              <w:t>397.2분</w:t>
             </w:r>
           </w:p>
         </w:tc>
         <w:tc>
           <w:tcPr>
-            <w:tcW w:type="dxa" w:w="1504"/>
+            <w:tcW w:type="dxa" w:w="3009"/>
           </w:tcPr>
           <w:p>
             <w:r/>
@@ -3295,7 +2384,7 @@
                 <w:b w:val="0"/>
                 <w:sz w:val="20"/>
               </w:rPr>
-              <w:t>1.0</w:t>
+              <w:t>0.999</w:t>
             </w:r>
           </w:p>
         </w:tc>
@@ -3303,7 +2392,7 @@
       <w:tr>
         <w:tc>
           <w:tcPr>
-            <w:tcW w:type="dxa" w:w="1504"/>
+            <w:tcW w:type="dxa" w:w="3009"/>
           </w:tcPr>
           <w:p>
             <w:r/>
@@ -3313,13 +2402,13 @@
                 <w:b w:val="0"/>
                 <w:sz w:val="20"/>
               </w:rPr>
-              <w:t>mild</w:t>
+              <w:t>중증 지연</w:t>
             </w:r>
           </w:p>
         </w:tc>
         <w:tc>
           <w:tcPr>
-            <w:tcW w:type="dxa" w:w="1504"/>
+            <w:tcW w:type="dxa" w:w="3009"/>
           </w:tcPr>
           <w:p>
             <w:r/>
@@ -3329,13 +2418,13 @@
                 <w:b w:val="0"/>
                 <w:sz w:val="20"/>
               </w:rPr>
-              <w:t>+3분</w:t>
+              <w:t>451.2분</w:t>
             </w:r>
           </w:p>
         </w:tc>
         <w:tc>
           <w:tcPr>
-            <w:tcW w:type="dxa" w:w="1504"/>
+            <w:tcW w:type="dxa" w:w="3009"/>
           </w:tcPr>
           <w:p>
             <w:r/>
@@ -3345,13 +2434,15 @@
                 <w:b w:val="0"/>
                 <w:sz w:val="20"/>
               </w:rPr>
-              <w:t>+0.5분</w:t>
+              <w:t>0.997</w:t>
             </w:r>
           </w:p>
         </w:tc>
+      </w:tr>
+      <w:tr>
         <w:tc>
           <w:tcPr>
-            <w:tcW w:type="dxa" w:w="1504"/>
+            <w:tcW w:type="dxa" w:w="3009"/>
           </w:tcPr>
           <w:p>
             <w:r/>
@@ -3361,13 +2452,13 @@
                 <w:b w:val="0"/>
                 <w:sz w:val="20"/>
               </w:rPr>
-              <w:t>71.51분</w:t>
+              <w:t>복합스트레스 경증</w:t>
             </w:r>
           </w:p>
         </w:tc>
         <w:tc>
           <w:tcPr>
-            <w:tcW w:type="dxa" w:w="1504"/>
+            <w:tcW w:type="dxa" w:w="3009"/>
           </w:tcPr>
           <w:p>
             <w:r/>
@@ -3377,13 +2468,13 @@
                 <w:b w:val="0"/>
                 <w:sz w:val="20"/>
               </w:rPr>
-              <w:t>+25.00분</w:t>
+              <w:t>334.8분</w:t>
             </w:r>
           </w:p>
         </w:tc>
         <w:tc>
           <w:tcPr>
-            <w:tcW w:type="dxa" w:w="1504"/>
+            <w:tcW w:type="dxa" w:w="3009"/>
           </w:tcPr>
           <w:p>
             <w:r/>
@@ -3393,7 +2484,7 @@
                 <w:b w:val="0"/>
                 <w:sz w:val="20"/>
               </w:rPr>
-              <w:t>1.0</w:t>
+              <w:t>1.000</w:t>
             </w:r>
           </w:p>
         </w:tc>
@@ -3401,7 +2492,7 @@
       <w:tr>
         <w:tc>
           <w:tcPr>
-            <w:tcW w:type="dxa" w:w="1504"/>
+            <w:tcW w:type="dxa" w:w="3009"/>
           </w:tcPr>
           <w:p>
             <w:r/>
@@ -3411,13 +2502,13 @@
                 <w:b w:val="0"/>
                 <w:sz w:val="20"/>
               </w:rPr>
-              <w:t>moderate</w:t>
+              <w:t>복합스트레스 중간</w:t>
             </w:r>
           </w:p>
         </w:tc>
         <w:tc>
           <w:tcPr>
-            <w:tcW w:type="dxa" w:w="1504"/>
+            <w:tcW w:type="dxa" w:w="3009"/>
           </w:tcPr>
           <w:p>
             <w:r/>
@@ -3427,13 +2518,13 @@
                 <w:b w:val="0"/>
                 <w:sz w:val="20"/>
               </w:rPr>
-              <w:t>+6분</w:t>
+              <w:t>382.4분</w:t>
             </w:r>
           </w:p>
         </w:tc>
         <w:tc>
           <w:tcPr>
-            <w:tcW w:type="dxa" w:w="1504"/>
+            <w:tcW w:type="dxa" w:w="3009"/>
           </w:tcPr>
           <w:p>
             <w:r/>
@@ -3443,13 +2534,15 @@
                 <w:b w:val="0"/>
                 <w:sz w:val="20"/>
               </w:rPr>
-              <w:t>+1.0분</w:t>
+              <w:t>1.000</w:t>
             </w:r>
           </w:p>
         </w:tc>
+      </w:tr>
+      <w:tr>
         <w:tc>
           <w:tcPr>
-            <w:tcW w:type="dxa" w:w="1504"/>
+            <w:tcW w:type="dxa" w:w="3009"/>
           </w:tcPr>
           <w:p>
             <w:r/>
@@ -3459,13 +2552,13 @@
                 <w:b w:val="0"/>
                 <w:sz w:val="20"/>
               </w:rPr>
-              <w:t>96.51분</w:t>
+              <w:t>복합스트레스 중증</w:t>
             </w:r>
           </w:p>
         </w:tc>
         <w:tc>
           <w:tcPr>
-            <w:tcW w:type="dxa" w:w="1504"/>
+            <w:tcW w:type="dxa" w:w="3009"/>
           </w:tcPr>
           <w:p>
             <w:r/>
@@ -3475,13 +2568,13 @@
                 <w:b w:val="0"/>
                 <w:sz w:val="20"/>
               </w:rPr>
-              <w:t>+50.00분</w:t>
+              <w:t>435.7분</w:t>
             </w:r>
           </w:p>
         </w:tc>
         <w:tc>
           <w:tcPr>
-            <w:tcW w:type="dxa" w:w="1504"/>
+            <w:tcW w:type="dxa" w:w="3009"/>
           </w:tcPr>
           <w:p>
             <w:r/>
@@ -3491,7 +2584,7 @@
                 <w:b w:val="0"/>
                 <w:sz w:val="20"/>
               </w:rPr>
-              <w:t>1.0</w:t>
+              <w:t>0.996</w:t>
             </w:r>
           </w:p>
         </w:tc>
@@ -3499,7 +2592,7 @@
       <w:tr>
         <w:tc>
           <w:tcPr>
-            <w:tcW w:type="dxa" w:w="1504"/>
+            <w:tcW w:type="dxa" w:w="3009"/>
           </w:tcPr>
           <w:p>
             <w:r/>
@@ -3509,13 +2602,13 @@
                 <w:b w:val="0"/>
                 <w:sz w:val="20"/>
               </w:rPr>
-              <w:t>severe</w:t>
+              <w:t>사용불가</w:t>
             </w:r>
           </w:p>
         </w:tc>
         <w:tc>
           <w:tcPr>
-            <w:tcW w:type="dxa" w:w="1504"/>
+            <w:tcW w:type="dxa" w:w="3009"/>
           </w:tcPr>
           <w:p>
             <w:r/>
@@ -3525,13 +2618,13 @@
                 <w:b w:val="0"/>
                 <w:sz w:val="20"/>
               </w:rPr>
-              <w:t>+10분</w:t>
+              <w:t>붕괴</w:t>
             </w:r>
           </w:p>
         </w:tc>
         <w:tc>
           <w:tcPr>
-            <w:tcW w:type="dxa" w:w="1504"/>
+            <w:tcW w:type="dxa" w:w="3009"/>
           </w:tcPr>
           <w:p>
             <w:r/>
@@ -3541,153 +2634,7 @@
                 <w:b w:val="0"/>
                 <w:sz w:val="20"/>
               </w:rPr>
-              <w:t>+2.0분</w:t>
-            </w:r>
-          </w:p>
-        </w:tc>
-        <w:tc>
-          <w:tcPr>
-            <w:tcW w:type="dxa" w:w="1504"/>
-          </w:tcPr>
-          <w:p>
-            <w:r/>
-            <w:r>
-              <w:rPr>
-                <w:rFonts w:ascii="Malgun Gothic" w:hAnsi="Malgun Gothic" w:eastAsia="Malgun Gothic"/>
-                <w:b w:val="0"/>
-                <w:sz w:val="20"/>
-              </w:rPr>
-              <w:t>127.47분</w:t>
-            </w:r>
-          </w:p>
-        </w:tc>
-        <w:tc>
-          <w:tcPr>
-            <w:tcW w:type="dxa" w:w="1504"/>
-          </w:tcPr>
-          <w:p>
-            <w:r/>
-            <w:r>
-              <w:rPr>
-                <w:rFonts w:ascii="Malgun Gothic" w:hAnsi="Malgun Gothic" w:eastAsia="Malgun Gothic"/>
-                <w:b w:val="0"/>
-                <w:sz w:val="20"/>
-              </w:rPr>
-              <w:t>+80.96분</w:t>
-            </w:r>
-          </w:p>
-        </w:tc>
-        <w:tc>
-          <w:tcPr>
-            <w:tcW w:type="dxa" w:w="1504"/>
-          </w:tcPr>
-          <w:p>
-            <w:r/>
-            <w:r>
-              <w:rPr>
-                <w:rFonts w:ascii="Malgun Gothic" w:hAnsi="Malgun Gothic" w:eastAsia="Malgun Gothic"/>
-                <w:b w:val="0"/>
-                <w:sz w:val="20"/>
-              </w:rPr>
-              <w:t>1.0</w:t>
-            </w:r>
-          </w:p>
-        </w:tc>
-      </w:tr>
-      <w:tr>
-        <w:tc>
-          <w:tcPr>
-            <w:tcW w:type="dxa" w:w="1504"/>
-          </w:tcPr>
-          <w:p>
-            <w:r/>
-            <w:r>
-              <w:rPr>
-                <w:rFonts w:ascii="Malgun Gothic" w:hAnsi="Malgun Gothic" w:eastAsia="Malgun Gothic"/>
-                <w:b w:val="0"/>
-                <w:sz w:val="20"/>
-              </w:rPr>
-              <w:t>extreme</w:t>
-            </w:r>
-          </w:p>
-        </w:tc>
-        <w:tc>
-          <w:tcPr>
-            <w:tcW w:type="dxa" w:w="1504"/>
-          </w:tcPr>
-          <w:p>
-            <w:r/>
-            <w:r>
-              <w:rPr>
-                <w:rFonts w:ascii="Malgun Gothic" w:hAnsi="Malgun Gothic" w:eastAsia="Malgun Gothic"/>
-                <w:b w:val="0"/>
-                <w:sz w:val="20"/>
-              </w:rPr>
-              <w:t>+15분</w:t>
-            </w:r>
-          </w:p>
-        </w:tc>
-        <w:tc>
-          <w:tcPr>
-            <w:tcW w:type="dxa" w:w="1504"/>
-          </w:tcPr>
-          <w:p>
-            <w:r/>
-            <w:r>
-              <w:rPr>
-                <w:rFonts w:ascii="Malgun Gothic" w:hAnsi="Malgun Gothic" w:eastAsia="Malgun Gothic"/>
-                <w:b w:val="0"/>
-                <w:sz w:val="20"/>
-              </w:rPr>
-              <w:t>+3.0분</w:t>
-            </w:r>
-          </w:p>
-        </w:tc>
-        <w:tc>
-          <w:tcPr>
-            <w:tcW w:type="dxa" w:w="1504"/>
-          </w:tcPr>
-          <w:p>
-            <w:r/>
-            <w:r>
-              <w:rPr>
-                <w:rFonts w:ascii="Malgun Gothic" w:hAnsi="Malgun Gothic" w:eastAsia="Malgun Gothic"/>
-                <w:b w:val="0"/>
-                <w:sz w:val="20"/>
-              </w:rPr>
-              <w:t>167.47분</w:t>
-            </w:r>
-          </w:p>
-        </w:tc>
-        <w:tc>
-          <w:tcPr>
-            <w:tcW w:type="dxa" w:w="1504"/>
-          </w:tcPr>
-          <w:p>
-            <w:r/>
-            <w:r>
-              <w:rPr>
-                <w:rFonts w:ascii="Malgun Gothic" w:hAnsi="Malgun Gothic" w:eastAsia="Malgun Gothic"/>
-                <w:b w:val="0"/>
-                <w:sz w:val="20"/>
-              </w:rPr>
-              <w:t>+120.96분</w:t>
-            </w:r>
-          </w:p>
-        </w:tc>
-        <w:tc>
-          <w:tcPr>
-            <w:tcW w:type="dxa" w:w="1504"/>
-          </w:tcPr>
-          <w:p>
-            <w:r/>
-            <w:r>
-              <w:rPr>
-                <w:rFonts w:ascii="Malgun Gothic" w:hAnsi="Malgun Gothic" w:eastAsia="Malgun Gothic"/>
-                <w:b w:val="0"/>
-                <w:sz w:val="20"/>
-              </w:rPr>
-              <w:t>1.0</w:t>
+              <w:t>0.000</w:t>
             </w:r>
           </w:p>
         </w:tc>
@@ -3701,7 +2648,7 @@
           <w:b w:val="0"/>
           <w:sz w:val="22"/>
         </w:rPr>
-        <w:t>환승 스트레스가 극단에 도달하면 복합모드 완료시간이 최대 +120.96분 증가하지만, 200분 제한 시간 덕분에 완료율은 1.0으로 유지된다. 이는 환승 처리 효율이 복합모드의 실질적 속도 이점을 크게 제한할 수 있음을 보여준다.</w:t>
+        <w:t>철도 지연은 복합모드 완료시간을 선형적으로 늘리지만 벼랑 끝 붕괴는 사용불가에서만 발생한다. 중증 지연(451.2분)에서는 복합모드가 버스 기준(369.4분)보다 느려지지만 인원은 거의 다 배달한다.</w:t>
       </w:r>
     </w:p>
     <w:p>
@@ -3711,7 +2658,7 @@
           <w:b/>
           <w:sz w:val="24"/>
         </w:rPr>
-        <w:t>복합 위험 시나리오 결과 (신규)</w:t>
+        <w:t>혼잡 효과 (장애 없음)</w:t>
       </w:r>
     </w:p>
     <w:p>
@@ -3721,33 +2668,7 @@
           <w:b w:val="0"/>
           <w:sz w:val="22"/>
         </w:rPr>
-        <w:t>도로 장애와 철도 저하가 동시에 발생하는 복합 위험 시나리오 2종을 추가했다.</w:t>
-      </w:r>
-    </w:p>
-    <w:p>
-      <w:pPr>
-        <w:pStyle w:val="ListBullet"/>
-      </w:pPr>
-      <w:r>
-        <w:rPr>
-          <w:rFonts w:ascii="Malgun Gothic" w:hAnsi="Malgun Gothic" w:eastAsia="Malgun Gothic"/>
-          <w:b w:val="0"/>
-          <w:sz w:val="22"/>
-        </w:rPr>
-        <w:t>tancheon_rail_delay: 탄천 복도 장애 + 철도 지연</w:t>
-      </w:r>
-    </w:p>
-    <w:p>
-      <w:pPr>
-        <w:pStyle w:val="ListBullet"/>
-      </w:pPr>
-      <w:r>
-        <w:rPr>
-          <w:rFonts w:ascii="Malgun Gothic" w:hAnsi="Malgun Gothic" w:eastAsia="Malgun Gothic"/>
-          <w:b w:val="0"/>
-          <w:sz w:val="22"/>
-        </w:rPr>
-        <w:t>access_road_rail_capacity: 접근도로 장애 + 철도 용량 축소</w:t>
+        <w:t>혼잡 정책(배경 교통량 가중)은 양쪽을 함께 느리게 한다. 중증·첨두 혼잡에서 두 방식의 완료시간이 수렴한다.</w:t>
       </w:r>
     </w:p>
     <w:tbl>
@@ -3758,37 +2679,14 @@
         <w:tblLook w:firstColumn="1" w:firstRow="1" w:lastColumn="0" w:lastRow="0" w:noHBand="0" w:noVBand="1" w:val="04A0"/>
       </w:tblPr>
       <w:tblGrid>
-        <w:gridCol w:w="1805"/>
-        <w:gridCol w:w="1805"/>
-        <w:gridCol w:w="1805"/>
-        <w:gridCol w:w="1805"/>
-        <w:gridCol w:w="1805"/>
+        <w:gridCol w:w="3009"/>
+        <w:gridCol w:w="3009"/>
+        <w:gridCol w:w="3009"/>
       </w:tblGrid>
       <w:tr>
         <w:tc>
           <w:tcPr>
-            <w:tcW w:type="dxa" w:w="1805"/>
-            <w:shd w:val="clear" w:color="auto" w:fill="1F3864"/>
-          </w:tcPr>
-          <w:p>
-            <w:pPr>
-              <w:jc w:val="center"/>
-            </w:pPr>
-            <w:r/>
-            <w:r>
-              <w:rPr>
-                <w:rFonts w:ascii="Malgun Gothic" w:hAnsi="Malgun Gothic" w:eastAsia="Malgun Gothic"/>
-                <w:b/>
-                <w:color w:val="FFFFFF"/>
-                <w:sz w:val="20"/>
-              </w:rPr>
-              <w:t>복합 위험 시나리오</w:t>
-            </w:r>
-          </w:p>
-        </w:tc>
-        <w:tc>
-          <w:tcPr>
-            <w:tcW w:type="dxa" w:w="1805"/>
+            <w:tcW w:type="dxa" w:w="3009"/>
             <w:shd w:val="clear" w:color="auto" w:fill="1F3864"/>
           </w:tcPr>
           <w:p>
@@ -3809,7 +2707,7 @@
         </w:tc>
         <w:tc>
           <w:tcPr>
-            <w:tcW w:type="dxa" w:w="1805"/>
+            <w:tcW w:type="dxa" w:w="3009"/>
             <w:shd w:val="clear" w:color="auto" w:fill="1F3864"/>
           </w:tcPr>
           <w:p>
@@ -3824,13 +2722,13 @@
                 <w:color w:val="FFFFFF"/>
                 <w:sz w:val="20"/>
               </w:rPr>
-              <w:t>버스 (MS/CR)</w:t>
+              <w:t>버스 완료시간</w:t>
             </w:r>
           </w:p>
         </w:tc>
         <w:tc>
           <w:tcPr>
-            <w:tcW w:type="dxa" w:w="1805"/>
+            <w:tcW w:type="dxa" w:w="3009"/>
             <w:shd w:val="clear" w:color="auto" w:fill="1F3864"/>
           </w:tcPr>
           <w:p>
@@ -3845,28 +2743,7 @@
                 <w:color w:val="FFFFFF"/>
                 <w:sz w:val="20"/>
               </w:rPr>
-              <w:t>복합모드 (MS/CR)</w:t>
-            </w:r>
-          </w:p>
-        </w:tc>
-        <w:tc>
-          <w:tcPr>
-            <w:tcW w:type="dxa" w:w="1805"/>
-            <w:shd w:val="clear" w:color="auto" w:fill="1F3864"/>
-          </w:tcPr>
-          <w:p>
-            <w:pPr>
-              <w:jc w:val="center"/>
-            </w:pPr>
-            <w:r/>
-            <w:r>
-              <w:rPr>
-                <w:rFonts w:ascii="Malgun Gothic" w:hAnsi="Malgun Gothic" w:eastAsia="Malgun Gothic"/>
-                <w:b/>
-                <w:color w:val="FFFFFF"/>
-                <w:sz w:val="20"/>
-              </w:rPr>
-              <w:t>승자</w:t>
+              <w:t>복합모드 완료시간</w:t>
             </w:r>
           </w:p>
         </w:tc>
@@ -3874,7 +2751,7 @@
       <w:tr>
         <w:tc>
           <w:tcPr>
-            <w:tcW w:type="dxa" w:w="1805"/>
+            <w:tcW w:type="dxa" w:w="3009"/>
           </w:tcPr>
           <w:p>
             <w:r/>
@@ -3884,13 +2761,13 @@
                 <w:b w:val="0"/>
                 <w:sz w:val="20"/>
               </w:rPr>
-              <w:t>탄천+철도 지연</w:t>
+              <w:t>기준</w:t>
             </w:r>
           </w:p>
         </w:tc>
         <w:tc>
           <w:tcPr>
-            <w:tcW w:type="dxa" w:w="1805"/>
+            <w:tcW w:type="dxa" w:w="3009"/>
           </w:tcPr>
           <w:p>
             <w:r/>
@@ -3900,13 +2777,13 @@
                 <w:b w:val="0"/>
                 <w:sz w:val="20"/>
               </w:rPr>
-              <w:t>6x</w:t>
+              <w:t>369.4분</w:t>
             </w:r>
           </w:p>
         </w:tc>
         <w:tc>
           <w:tcPr>
-            <w:tcW w:type="dxa" w:w="1805"/>
+            <w:tcW w:type="dxa" w:w="3009"/>
           </w:tcPr>
           <w:p>
             <w:r/>
@@ -3916,13 +2793,15 @@
                 <w:b w:val="0"/>
                 <w:sz w:val="20"/>
               </w:rPr>
-              <w:t>inf / 20%</w:t>
+              <w:t>339.5분</w:t>
             </w:r>
           </w:p>
         </w:tc>
+      </w:tr>
+      <w:tr>
         <w:tc>
           <w:tcPr>
-            <w:tcW w:type="dxa" w:w="1805"/>
+            <w:tcW w:type="dxa" w:w="3009"/>
           </w:tcPr>
           <w:p>
             <w:r/>
@@ -3932,13 +2811,13 @@
                 <w:b w:val="0"/>
                 <w:sz w:val="20"/>
               </w:rPr>
-              <w:t>inf / 96%</w:t>
+              <w:t>보통</w:t>
             </w:r>
           </w:p>
         </w:tc>
         <w:tc>
           <w:tcPr>
-            <w:tcW w:type="dxa" w:w="1805"/>
+            <w:tcW w:type="dxa" w:w="3009"/>
           </w:tcPr>
           <w:p>
             <w:r/>
@@ -3948,15 +2827,13 @@
                 <w:b w:val="0"/>
                 <w:sz w:val="20"/>
               </w:rPr>
-              <w:t>**복합모드**</w:t>
+              <w:t>372.1분</w:t>
             </w:r>
           </w:p>
         </w:tc>
-      </w:tr>
-      <w:tr>
         <w:tc>
           <w:tcPr>
-            <w:tcW w:type="dxa" w:w="1805"/>
+            <w:tcW w:type="dxa" w:w="3009"/>
           </w:tcPr>
           <w:p>
             <w:r/>
@@ -3966,13 +2843,15 @@
                 <w:b w:val="0"/>
                 <w:sz w:val="20"/>
               </w:rPr>
-              <w:t>접근도로+철도 용량 축소</w:t>
+              <w:t>341.7분</w:t>
             </w:r>
           </w:p>
         </w:tc>
+      </w:tr>
+      <w:tr>
         <w:tc>
           <w:tcPr>
-            <w:tcW w:type="dxa" w:w="1805"/>
+            <w:tcW w:type="dxa" w:w="3009"/>
           </w:tcPr>
           <w:p>
             <w:r/>
@@ -3982,13 +2861,13 @@
                 <w:b w:val="0"/>
                 <w:sz w:val="20"/>
               </w:rPr>
-              <w:t>6x</w:t>
+              <w:t>혼잡</w:t>
             </w:r>
           </w:p>
         </w:tc>
         <w:tc>
           <w:tcPr>
-            <w:tcW w:type="dxa" w:w="1805"/>
+            <w:tcW w:type="dxa" w:w="3009"/>
           </w:tcPr>
           <w:p>
             <w:r/>
@@ -3998,13 +2877,13 @@
                 <w:b w:val="0"/>
                 <w:sz w:val="20"/>
               </w:rPr>
-              <w:t>inf / 0%</w:t>
+              <w:t>415.2분</w:t>
             </w:r>
           </w:p>
         </w:tc>
         <w:tc>
           <w:tcPr>
-            <w:tcW w:type="dxa" w:w="1805"/>
+            <w:tcW w:type="dxa" w:w="3009"/>
           </w:tcPr>
           <w:p>
             <w:r/>
@@ -4014,184 +2893,7 @@
                 <w:b w:val="0"/>
                 <w:sz w:val="20"/>
               </w:rPr>
-              <w:t>inf / 7%</w:t>
-            </w:r>
-          </w:p>
-        </w:tc>
-        <w:tc>
-          <w:tcPr>
-            <w:tcW w:type="dxa" w:w="1805"/>
-          </w:tcPr>
-          <w:p>
-            <w:r/>
-            <w:r>
-              <w:rPr>
-                <w:rFonts w:ascii="Malgun Gothic" w:hAnsi="Malgun Gothic" w:eastAsia="Malgun Gothic"/>
-                <w:b w:val="0"/>
-                <w:sz w:val="20"/>
-              </w:rPr>
-              <w:t>둘 다 붕괴</w:t>
-            </w:r>
-          </w:p>
-        </w:tc>
-      </w:tr>
-    </w:tbl>
-    <w:p/>
-    <w:p>
-      <w:r>
-        <w:rPr>
-          <w:rFonts w:ascii="Malgun Gothic" w:hAnsi="Malgun Gothic" w:eastAsia="Malgun Gothic"/>
-          <w:b w:val="0"/>
-          <w:sz w:val="22"/>
-        </w:rPr>
-        <w:t>핵심 발견은 6x 혼잡+탄천 조건에서 철도 지연이 있어도 복합모드가 버스보다 압도적으로 우위(CR 0.96 vs 0.20)라는 점이다. 도로 장애가 버스 경로를 직접 타격하면, 중간 수준의 철도 저하가 있어도 복합모드 우위가 지속된다. 반면 접근도로+철도 용량 축소 조합에서는 양쪽 모두 거의 완전 붕괴하여(CR 0% vs 7%), 도로와 철도가 동시에 심각하게 저하되면 복합모드의 우위도 사라진다.</w:t>
-      </w:r>
-    </w:p>
-    <w:p>
-      <w:r>
-        <w:rPr>
-          <w:rFonts w:ascii="Malgun Gothic" w:hAnsi="Malgun Gothic" w:eastAsia="Malgun Gothic"/>
-          <w:b/>
-          <w:sz w:val="24"/>
-        </w:rPr>
-        <w:t>심각도 조정 사항 (신규)</w:t>
-      </w:r>
-    </w:p>
-    <w:p>
-      <w:r>
-        <w:rPr>
-          <w:rFonts w:ascii="Malgun Gothic" w:hAnsi="Malgun Gothic" w:eastAsia="Malgun Gothic"/>
-          <w:b w:val="0"/>
-          <w:sz w:val="22"/>
-        </w:rPr>
-        <w:t>이번 확장에서 기존 시나리오의 심각도도 일부 조정했다. random_capacity_reduction의 용량 저하 인자를 0.50에서 0.30으로 낮추고 최대 장애 간선 수를 4에서 8로 확대했다. random_blockage의 최대 장애 간선 수도 2에서 8로 확대했다. 또한 라스트마일 서쪽 장애(songpa_spatial_lastmile_west)의 공간 범위를 약 5배 확장하여, 잠실역 인근 구간의 더 넓은 영역에 장애가 발생하도록 했다.</w:t>
-      </w:r>
-    </w:p>
-    <w:p>
-      <w:r>
-        <w:rPr>
-          <w:rFonts w:ascii="Malgun Gothic" w:hAnsi="Malgun Gothic" w:eastAsia="Malgun Gothic"/>
-          <w:b/>
-          <w:sz w:val="28"/>
-        </w:rPr>
-        <w:t>심각도 사다리 증거</w:t>
-      </w:r>
-    </w:p>
-    <w:p>
-      <w:r>
-        <w:rPr>
-          <w:rFonts w:ascii="Malgun Gothic" w:hAnsi="Malgun Gothic" w:eastAsia="Malgun Gothic"/>
-          <w:b w:val="0"/>
-          <w:sz w:val="22"/>
-        </w:rPr>
-        <w:t>R4 강화 실험에서 5개 기둥 각각에 대해 3단계 이상의 심각도 사다리를 추가했다.</w:t>
-      </w:r>
-    </w:p>
-    <w:p>
-      <w:r>
-        <w:rPr>
-          <w:rFonts w:ascii="Malgun Gothic" w:hAnsi="Malgun Gothic" w:eastAsia="Malgun Gothic"/>
-          <w:b/>
-          <w:sz w:val="24"/>
-        </w:rPr>
-        <w:t>철도 서비스 심각도 사다리</w:t>
-      </w:r>
-    </w:p>
-    <w:tbl>
-      <w:tblPr>
-        <w:tblStyle w:val="TableGrid"/>
-        <w:tblW w:type="auto" w:w="0"/>
-        <w:jc w:val="center"/>
-        <w:tblLook w:firstColumn="1" w:firstRow="1" w:lastColumn="0" w:lastRow="0" w:noHBand="0" w:noVBand="1" w:val="04A0"/>
-      </w:tblPr>
-      <w:tblGrid>
-        <w:gridCol w:w="2256"/>
-        <w:gridCol w:w="2256"/>
-        <w:gridCol w:w="2256"/>
-        <w:gridCol w:w="2256"/>
-      </w:tblGrid>
-      <w:tr>
-        <w:tc>
-          <w:tcPr>
-            <w:tcW w:type="dxa" w:w="2256"/>
-            <w:shd w:val="clear" w:color="auto" w:fill="1F3864"/>
-          </w:tcPr>
-          <w:p>
-            <w:pPr>
-              <w:jc w:val="center"/>
-            </w:pPr>
-            <w:r/>
-            <w:r>
-              <w:rPr>
-                <w:rFonts w:ascii="Malgun Gothic" w:hAnsi="Malgun Gothic" w:eastAsia="Malgun Gothic"/>
-                <w:b/>
-                <w:color w:val="FFFFFF"/>
-                <w:sz w:val="20"/>
-              </w:rPr>
-              <w:t>심각도</w:t>
-            </w:r>
-          </w:p>
-        </w:tc>
-        <w:tc>
-          <w:tcPr>
-            <w:tcW w:type="dxa" w:w="2256"/>
-            <w:shd w:val="clear" w:color="auto" w:fill="1F3864"/>
-          </w:tcPr>
-          <w:p>
-            <w:pPr>
-              <w:jc w:val="center"/>
-            </w:pPr>
-            <w:r/>
-            <w:r>
-              <w:rPr>
-                <w:rFonts w:ascii="Malgun Gothic" w:hAnsi="Malgun Gothic" w:eastAsia="Malgun Gothic"/>
-                <w:b/>
-                <w:color w:val="FFFFFF"/>
-                <w:sz w:val="20"/>
-              </w:rPr>
-              <w:t>철도 여행시간 승수</w:t>
-            </w:r>
-          </w:p>
-        </w:tc>
-        <w:tc>
-          <w:tcPr>
-            <w:tcW w:type="dxa" w:w="2256"/>
-            <w:shd w:val="clear" w:color="auto" w:fill="1F3864"/>
-          </w:tcPr>
-          <w:p>
-            <w:pPr>
-              <w:jc w:val="center"/>
-            </w:pPr>
-            <w:r/>
-            <w:r>
-              <w:rPr>
-                <w:rFonts w:ascii="Malgun Gothic" w:hAnsi="Malgun Gothic" w:eastAsia="Malgun Gothic"/>
-                <w:b/>
-                <w:color w:val="FFFFFF"/>
-                <w:sz w:val="20"/>
-              </w:rPr>
-              <w:t>완료시간</w:t>
-            </w:r>
-          </w:p>
-        </w:tc>
-        <w:tc>
-          <w:tcPr>
-            <w:tcW w:type="dxa" w:w="2256"/>
-            <w:shd w:val="clear" w:color="auto" w:fill="1F3864"/>
-          </w:tcPr>
-          <w:p>
-            <w:pPr>
-              <w:jc w:val="center"/>
-            </w:pPr>
-            <w:r/>
-            <w:r>
-              <w:rPr>
-                <w:rFonts w:ascii="Malgun Gothic" w:hAnsi="Malgun Gothic" w:eastAsia="Malgun Gothic"/>
-                <w:b/>
-                <w:color w:val="FFFFFF"/>
-                <w:sz w:val="20"/>
-              </w:rPr>
-              <w:t>완료율</w:t>
+              <w:t>374.8분</w:t>
             </w:r>
           </w:p>
         </w:tc>
@@ -4199,524 +2901,7 @@
       <w:tr>
         <w:tc>
           <w:tcPr>
-            <w:tcW w:type="dxa" w:w="2256"/>
-          </w:tcPr>
-          <w:p>
-            <w:r/>
-            <w:r>
-              <w:rPr>
-                <w:rFonts w:ascii="Malgun Gothic" w:hAnsi="Malgun Gothic" w:eastAsia="Malgun Gothic"/>
-                <w:b w:val="0"/>
-                <w:sz w:val="20"/>
-              </w:rPr>
-              <w:t>경증 (1.2x)</w:t>
-            </w:r>
-          </w:p>
-        </w:tc>
-        <w:tc>
-          <w:tcPr>
-            <w:tcW w:type="dxa" w:w="2256"/>
-          </w:tcPr>
-          <w:p>
-            <w:r/>
-            <w:r>
-              <w:rPr>
-                <w:rFonts w:ascii="Malgun Gothic" w:hAnsi="Malgun Gothic" w:eastAsia="Malgun Gothic"/>
-                <w:b w:val="0"/>
-                <w:sz w:val="20"/>
-              </w:rPr>
-              <w:t>1.2</w:t>
-            </w:r>
-          </w:p>
-        </w:tc>
-        <w:tc>
-          <w:tcPr>
-            <w:tcW w:type="dxa" w:w="2256"/>
-          </w:tcPr>
-          <w:p>
-            <w:r/>
-            <w:r>
-              <w:rPr>
-                <w:rFonts w:ascii="Malgun Gothic" w:hAnsi="Malgun Gothic" w:eastAsia="Malgun Gothic"/>
-                <w:b w:val="0"/>
-                <w:sz w:val="20"/>
-              </w:rPr>
-              <w:t>47.47분</w:t>
-            </w:r>
-          </w:p>
-        </w:tc>
-        <w:tc>
-          <w:tcPr>
-            <w:tcW w:type="dxa" w:w="2256"/>
-          </w:tcPr>
-          <w:p>
-            <w:r/>
-            <w:r>
-              <w:rPr>
-                <w:rFonts w:ascii="Malgun Gothic" w:hAnsi="Malgun Gothic" w:eastAsia="Malgun Gothic"/>
-                <w:b w:val="0"/>
-                <w:sz w:val="20"/>
-              </w:rPr>
-              <w:t>100%</w:t>
-            </w:r>
-          </w:p>
-        </w:tc>
-      </w:tr>
-      <w:tr>
-        <w:tc>
-          <w:tcPr>
-            <w:tcW w:type="dxa" w:w="2256"/>
-          </w:tcPr>
-          <w:p>
-            <w:r/>
-            <w:r>
-              <w:rPr>
-                <w:rFonts w:ascii="Malgun Gothic" w:hAnsi="Malgun Gothic" w:eastAsia="Malgun Gothic"/>
-                <w:b w:val="0"/>
-                <w:sz w:val="20"/>
-              </w:rPr>
-              <w:t>중등도 (1.5x)</w:t>
-            </w:r>
-          </w:p>
-        </w:tc>
-        <w:tc>
-          <w:tcPr>
-            <w:tcW w:type="dxa" w:w="2256"/>
-          </w:tcPr>
-          <w:p>
-            <w:r/>
-            <w:r>
-              <w:rPr>
-                <w:rFonts w:ascii="Malgun Gothic" w:hAnsi="Malgun Gothic" w:eastAsia="Malgun Gothic"/>
-                <w:b w:val="0"/>
-                <w:sz w:val="20"/>
-              </w:rPr>
-              <w:t>1.5</w:t>
-            </w:r>
-          </w:p>
-        </w:tc>
-        <w:tc>
-          <w:tcPr>
-            <w:tcW w:type="dxa" w:w="2256"/>
-          </w:tcPr>
-          <w:p>
-            <w:r/>
-            <w:r>
-              <w:rPr>
-                <w:rFonts w:ascii="Malgun Gothic" w:hAnsi="Malgun Gothic" w:eastAsia="Malgun Gothic"/>
-                <w:b w:val="0"/>
-                <w:sz w:val="20"/>
-              </w:rPr>
-              <w:t>52.47분</w:t>
-            </w:r>
-          </w:p>
-        </w:tc>
-        <w:tc>
-          <w:tcPr>
-            <w:tcW w:type="dxa" w:w="2256"/>
-          </w:tcPr>
-          <w:p>
-            <w:r/>
-            <w:r>
-              <w:rPr>
-                <w:rFonts w:ascii="Malgun Gothic" w:hAnsi="Malgun Gothic" w:eastAsia="Malgun Gothic"/>
-                <w:b w:val="0"/>
-                <w:sz w:val="20"/>
-              </w:rPr>
-              <w:t>100%</w:t>
-            </w:r>
-          </w:p>
-        </w:tc>
-      </w:tr>
-      <w:tr>
-        <w:tc>
-          <w:tcPr>
-            <w:tcW w:type="dxa" w:w="2256"/>
-          </w:tcPr>
-          <w:p>
-            <w:r/>
-            <w:r>
-              <w:rPr>
-                <w:rFonts w:ascii="Malgun Gothic" w:hAnsi="Malgun Gothic" w:eastAsia="Malgun Gothic"/>
-                <w:b w:val="0"/>
-                <w:sz w:val="20"/>
-              </w:rPr>
-              <w:t>중증 (2.0x)</w:t>
-            </w:r>
-          </w:p>
-        </w:tc>
-        <w:tc>
-          <w:tcPr>
-            <w:tcW w:type="dxa" w:w="2256"/>
-          </w:tcPr>
-          <w:p>
-            <w:r/>
-            <w:r>
-              <w:rPr>
-                <w:rFonts w:ascii="Malgun Gothic" w:hAnsi="Malgun Gothic" w:eastAsia="Malgun Gothic"/>
-                <w:b w:val="0"/>
-                <w:sz w:val="20"/>
-              </w:rPr>
-              <w:t>2.0</w:t>
-            </w:r>
-          </w:p>
-        </w:tc>
-        <w:tc>
-          <w:tcPr>
-            <w:tcW w:type="dxa" w:w="2256"/>
-          </w:tcPr>
-          <w:p>
-            <w:r/>
-            <w:r>
-              <w:rPr>
-                <w:rFonts w:ascii="Malgun Gothic" w:hAnsi="Malgun Gothic" w:eastAsia="Malgun Gothic"/>
-                <w:b w:val="0"/>
-                <w:sz w:val="20"/>
-              </w:rPr>
-              <w:t>57.47분</w:t>
-            </w:r>
-          </w:p>
-        </w:tc>
-        <w:tc>
-          <w:tcPr>
-            <w:tcW w:type="dxa" w:w="2256"/>
-          </w:tcPr>
-          <w:p>
-            <w:r/>
-            <w:r>
-              <w:rPr>
-                <w:rFonts w:ascii="Malgun Gothic" w:hAnsi="Malgun Gothic" w:eastAsia="Malgun Gothic"/>
-                <w:b w:val="0"/>
-                <w:sz w:val="20"/>
-              </w:rPr>
-              <w:t>100%</w:t>
-            </w:r>
-          </w:p>
-        </w:tc>
-      </w:tr>
-      <w:tr>
-        <w:tc>
-          <w:tcPr>
-            <w:tcW w:type="dxa" w:w="2256"/>
-          </w:tcPr>
-          <w:p>
-            <w:r/>
-            <w:r>
-              <w:rPr>
-                <w:rFonts w:ascii="Malgun Gothic" w:hAnsi="Malgun Gothic" w:eastAsia="Malgun Gothic"/>
-                <w:b w:val="0"/>
-                <w:sz w:val="20"/>
-              </w:rPr>
-              <w:t>사용불가 (x100)</w:t>
-            </w:r>
-          </w:p>
-        </w:tc>
-        <w:tc>
-          <w:tcPr>
-            <w:tcW w:type="dxa" w:w="2256"/>
-          </w:tcPr>
-          <w:p>
-            <w:r/>
-            <w:r>
-              <w:rPr>
-                <w:rFonts w:ascii="Malgun Gothic" w:hAnsi="Malgun Gothic" w:eastAsia="Malgun Gothic"/>
-                <w:b w:val="0"/>
-                <w:sz w:val="20"/>
-              </w:rPr>
-              <w:t>100.0</w:t>
-            </w:r>
-          </w:p>
-        </w:tc>
-        <w:tc>
-          <w:tcPr>
-            <w:tcW w:type="dxa" w:w="2256"/>
-          </w:tcPr>
-          <w:p>
-            <w:r/>
-            <w:r>
-              <w:rPr>
-                <w:rFonts w:ascii="Malgun Gothic" w:hAnsi="Malgun Gothic" w:eastAsia="Malgun Gothic"/>
-                <w:b w:val="0"/>
-                <w:sz w:val="20"/>
-              </w:rPr>
-              <w:t>완료 불가</w:t>
-            </w:r>
-          </w:p>
-        </w:tc>
-        <w:tc>
-          <w:tcPr>
-            <w:tcW w:type="dxa" w:w="2256"/>
-          </w:tcPr>
-          <w:p>
-            <w:r/>
-            <w:r>
-              <w:rPr>
-                <w:rFonts w:ascii="Malgun Gothic" w:hAnsi="Malgun Gothic" w:eastAsia="Malgun Gothic"/>
-                <w:b w:val="0"/>
-                <w:sz w:val="20"/>
-              </w:rPr>
-              <w:t>0%</w:t>
-            </w:r>
-          </w:p>
-        </w:tc>
-      </w:tr>
-    </w:tbl>
-    <w:p/>
-    <w:p>
-      <w:r>
-        <w:rPr>
-          <w:rFonts w:ascii="Malgun Gothic" w:hAnsi="Malgun Gothic" w:eastAsia="Malgun Gothic"/>
-          <w:b w:val="0"/>
-          <w:sz w:val="22"/>
-        </w:rPr>
-        <w:t>철도 여행시간은 경증에서 중증까지 선형적으로 증가하지만(+10분), 사용불가에서는 벼랑 끝 붕괴가 발생한다. 시스템은 중간 수준 철도 저하에 강건하지만 완전 사용불가에는 취약하다.</w:t>
-      </w:r>
-    </w:p>
-    <w:p>
-      <w:r>
-        <w:rPr>
-          <w:rFonts w:ascii="Malgun Gothic" w:hAnsi="Malgun Gothic" w:eastAsia="Malgun Gothic"/>
-          <w:b/>
-          <w:sz w:val="24"/>
-        </w:rPr>
-        <w:t>철도 복합 스트레스 심각도 사다리</w:t>
-      </w:r>
-    </w:p>
-    <w:tbl>
-      <w:tblPr>
-        <w:tblStyle w:val="TableGrid"/>
-        <w:tblW w:type="auto" w:w="0"/>
-        <w:jc w:val="center"/>
-        <w:tblLook w:firstColumn="1" w:firstRow="1" w:lastColumn="0" w:lastRow="0" w:noHBand="0" w:noVBand="1" w:val="04A0"/>
-      </w:tblPr>
-      <w:tblGrid>
-        <w:gridCol w:w="2256"/>
-        <w:gridCol w:w="2256"/>
-        <w:gridCol w:w="2256"/>
-        <w:gridCol w:w="2256"/>
-      </w:tblGrid>
-      <w:tr>
-        <w:tc>
-          <w:tcPr>
-            <w:tcW w:type="dxa" w:w="2256"/>
-            <w:shd w:val="clear" w:color="auto" w:fill="1F3864"/>
-          </w:tcPr>
-          <w:p>
-            <w:pPr>
-              <w:jc w:val="center"/>
-            </w:pPr>
-            <w:r/>
-            <w:r>
-              <w:rPr>
-                <w:rFonts w:ascii="Malgun Gothic" w:hAnsi="Malgun Gothic" w:eastAsia="Malgun Gothic"/>
-                <w:b/>
-                <w:color w:val="FFFFFF"/>
-                <w:sz w:val="20"/>
-              </w:rPr>
-              <w:t>심각도</w:t>
-            </w:r>
-          </w:p>
-        </w:tc>
-        <w:tc>
-          <w:tcPr>
-            <w:tcW w:type="dxa" w:w="2256"/>
-            <w:shd w:val="clear" w:color="auto" w:fill="1F3864"/>
-          </w:tcPr>
-          <w:p>
-            <w:pPr>
-              <w:jc w:val="center"/>
-            </w:pPr>
-            <w:r/>
-            <w:r>
-              <w:rPr>
-                <w:rFonts w:ascii="Malgun Gothic" w:hAnsi="Malgun Gothic" w:eastAsia="Malgun Gothic"/>
-                <w:b/>
-                <w:color w:val="FFFFFF"/>
-                <w:sz w:val="20"/>
-              </w:rPr>
-              <w:t>여행시간/배차/용량</w:t>
-            </w:r>
-          </w:p>
-        </w:tc>
-        <w:tc>
-          <w:tcPr>
-            <w:tcW w:type="dxa" w:w="2256"/>
-            <w:shd w:val="clear" w:color="auto" w:fill="1F3864"/>
-          </w:tcPr>
-          <w:p>
-            <w:pPr>
-              <w:jc w:val="center"/>
-            </w:pPr>
-            <w:r/>
-            <w:r>
-              <w:rPr>
-                <w:rFonts w:ascii="Malgun Gothic" w:hAnsi="Malgun Gothic" w:eastAsia="Malgun Gothic"/>
-                <w:b/>
-                <w:color w:val="FFFFFF"/>
-                <w:sz w:val="20"/>
-              </w:rPr>
-              <w:t>완료시간</w:t>
-            </w:r>
-          </w:p>
-        </w:tc>
-        <w:tc>
-          <w:tcPr>
-            <w:tcW w:type="dxa" w:w="2256"/>
-            <w:shd w:val="clear" w:color="auto" w:fill="1F3864"/>
-          </w:tcPr>
-          <w:p>
-            <w:pPr>
-              <w:jc w:val="center"/>
-            </w:pPr>
-            <w:r/>
-            <w:r>
-              <w:rPr>
-                <w:rFonts w:ascii="Malgun Gothic" w:hAnsi="Malgun Gothic" w:eastAsia="Malgun Gothic"/>
-                <w:b/>
-                <w:color w:val="FFFFFF"/>
-                <w:sz w:val="20"/>
-              </w:rPr>
-              <w:t>완료율</w:t>
-            </w:r>
-          </w:p>
-        </w:tc>
-      </w:tr>
-      <w:tr>
-        <w:tc>
-          <w:tcPr>
-            <w:tcW w:type="dxa" w:w="2256"/>
-          </w:tcPr>
-          <w:p>
-            <w:r/>
-            <w:r>
-              <w:rPr>
-                <w:rFonts w:ascii="Malgun Gothic" w:hAnsi="Malgun Gothic" w:eastAsia="Malgun Gothic"/>
-                <w:b w:val="0"/>
-                <w:sz w:val="20"/>
-              </w:rPr>
-              <w:t>경증</w:t>
-            </w:r>
-          </w:p>
-        </w:tc>
-        <w:tc>
-          <w:tcPr>
-            <w:tcW w:type="dxa" w:w="2256"/>
-          </w:tcPr>
-          <w:p>
-            <w:r/>
-            <w:r>
-              <w:rPr>
-                <w:rFonts w:ascii="Malgun Gothic" w:hAnsi="Malgun Gothic" w:eastAsia="Malgun Gothic"/>
-                <w:b w:val="0"/>
-                <w:sz w:val="20"/>
-              </w:rPr>
-              <w:t>1.2x/1.2x/0.75</w:t>
-            </w:r>
-          </w:p>
-        </w:tc>
-        <w:tc>
-          <w:tcPr>
-            <w:tcW w:type="dxa" w:w="2256"/>
-          </w:tcPr>
-          <w:p>
-            <w:r/>
-            <w:r>
-              <w:rPr>
-                <w:rFonts w:ascii="Malgun Gothic" w:hAnsi="Malgun Gothic" w:eastAsia="Malgun Gothic"/>
-                <w:b w:val="0"/>
-                <w:sz w:val="20"/>
-              </w:rPr>
-              <w:t>47.47분</w:t>
-            </w:r>
-          </w:p>
-        </w:tc>
-        <w:tc>
-          <w:tcPr>
-            <w:tcW w:type="dxa" w:w="2256"/>
-          </w:tcPr>
-          <w:p>
-            <w:r/>
-            <w:r>
-              <w:rPr>
-                <w:rFonts w:ascii="Malgun Gothic" w:hAnsi="Malgun Gothic" w:eastAsia="Malgun Gothic"/>
-                <w:b w:val="0"/>
-                <w:sz w:val="20"/>
-              </w:rPr>
-              <w:t>100%</w:t>
-            </w:r>
-          </w:p>
-        </w:tc>
-      </w:tr>
-      <w:tr>
-        <w:tc>
-          <w:tcPr>
-            <w:tcW w:type="dxa" w:w="2256"/>
-          </w:tcPr>
-          <w:p>
-            <w:r/>
-            <w:r>
-              <w:rPr>
-                <w:rFonts w:ascii="Malgun Gothic" w:hAnsi="Malgun Gothic" w:eastAsia="Malgun Gothic"/>
-                <w:b w:val="0"/>
-                <w:sz w:val="20"/>
-              </w:rPr>
-              <w:t>중등도</w:t>
-            </w:r>
-          </w:p>
-        </w:tc>
-        <w:tc>
-          <w:tcPr>
-            <w:tcW w:type="dxa" w:w="2256"/>
-          </w:tcPr>
-          <w:p>
-            <w:r/>
-            <w:r>
-              <w:rPr>
-                <w:rFonts w:ascii="Malgun Gothic" w:hAnsi="Malgun Gothic" w:eastAsia="Malgun Gothic"/>
-                <w:b w:val="0"/>
-                <w:sz w:val="20"/>
-              </w:rPr>
-              <w:t>1.5x/1.5x/0.50</w:t>
-            </w:r>
-          </w:p>
-        </w:tc>
-        <w:tc>
-          <w:tcPr>
-            <w:tcW w:type="dxa" w:w="2256"/>
-          </w:tcPr>
-          <w:p>
-            <w:r/>
-            <w:r>
-              <w:rPr>
-                <w:rFonts w:ascii="Malgun Gothic" w:hAnsi="Malgun Gothic" w:eastAsia="Malgun Gothic"/>
-                <w:b w:val="0"/>
-                <w:sz w:val="20"/>
-              </w:rPr>
-              <w:t>57.47분</w:t>
-            </w:r>
-          </w:p>
-        </w:tc>
-        <w:tc>
-          <w:tcPr>
-            <w:tcW w:type="dxa" w:w="2256"/>
-          </w:tcPr>
-          <w:p>
-            <w:r/>
-            <w:r>
-              <w:rPr>
-                <w:rFonts w:ascii="Malgun Gothic" w:hAnsi="Malgun Gothic" w:eastAsia="Malgun Gothic"/>
-                <w:b w:val="0"/>
-                <w:sz w:val="20"/>
-              </w:rPr>
-              <w:t>100%</w:t>
-            </w:r>
-          </w:p>
-        </w:tc>
-      </w:tr>
-      <w:tr>
-        <w:tc>
-          <w:tcPr>
-            <w:tcW w:type="dxa" w:w="2256"/>
+            <w:tcW w:type="dxa" w:w="3009"/>
           </w:tcPr>
           <w:p>
             <w:r/>
@@ -4732,7 +2917,7 @@
         </w:tc>
         <w:tc>
           <w:tcPr>
-            <w:tcW w:type="dxa" w:w="2256"/>
+            <w:tcW w:type="dxa" w:w="3009"/>
           </w:tcPr>
           <w:p>
             <w:r/>
@@ -4742,13 +2927,13 @@
                 <w:b w:val="0"/>
                 <w:sz w:val="20"/>
               </w:rPr>
-              <w:t>2.0x/2.0x/0.25</w:t>
+              <w:t>460.9분</w:t>
             </w:r>
           </w:p>
         </w:tc>
         <w:tc>
           <w:tcPr>
-            <w:tcW w:type="dxa" w:w="2256"/>
+            <w:tcW w:type="dxa" w:w="3009"/>
           </w:tcPr>
           <w:p>
             <w:r/>
@@ -4758,13 +2943,15 @@
                 <w:b w:val="0"/>
                 <w:sz w:val="20"/>
               </w:rPr>
-              <w:t>66.42분</w:t>
+              <w:t>457.6분</w:t>
             </w:r>
           </w:p>
         </w:tc>
+      </w:tr>
+      <w:tr>
         <w:tc>
           <w:tcPr>
-            <w:tcW w:type="dxa" w:w="2256"/>
+            <w:tcW w:type="dxa" w:w="3009"/>
           </w:tcPr>
           <w:p>
             <w:r/>
@@ -4774,7 +2961,39 @@
                 <w:b w:val="0"/>
                 <w:sz w:val="20"/>
               </w:rPr>
-              <w:t>100%</w:t>
+              <w:t>첨두</w:t>
+            </w:r>
+          </w:p>
+        </w:tc>
+        <w:tc>
+          <w:tcPr>
+            <w:tcW w:type="dxa" w:w="3009"/>
+          </w:tcPr>
+          <w:p>
+            <w:r/>
+            <w:r>
+              <w:rPr>
+                <w:rFonts w:ascii="Malgun Gothic" w:hAnsi="Malgun Gothic" w:eastAsia="Malgun Gothic"/>
+                <w:b w:val="0"/>
+                <w:sz w:val="20"/>
+              </w:rPr>
+              <w:t>424.7분(정책 척도)</w:t>
+            </w:r>
+          </w:p>
+        </w:tc>
+        <w:tc>
+          <w:tcPr>
+            <w:tcW w:type="dxa" w:w="3009"/>
+          </w:tcPr>
+          <w:p>
+            <w:r/>
+            <w:r>
+              <w:rPr>
+                <w:rFonts w:ascii="Malgun Gothic" w:hAnsi="Malgun Gothic" w:eastAsia="Malgun Gothic"/>
+                <w:b w:val="0"/>
+                <w:sz w:val="20"/>
+              </w:rPr>
+              <w:t>472.1분</w:t>
             </w:r>
           </w:p>
         </w:tc>
@@ -4788,7 +3007,7 @@
           <w:b w:val="0"/>
           <w:sz w:val="22"/>
         </w:rPr>
-        <w:t>복합 스트레스는 단일 지연보다 더 큰 영향을 미치지만, 극단까지도 100% 완료율을 유지한다.</w:t>
+        <w:t>혼잡이 심해질수록 복합모드의 철도 분리 이점이 줄어들며, 중증 혼잡에서는 버스와 복합모드가 거의 같아진다.</w:t>
       </w:r>
     </w:p>
     <w:p>
@@ -4798,7 +3017,17 @@
           <w:b/>
           <w:sz w:val="24"/>
         </w:rPr>
-        <w:t>차량 부족 심각도 사다리</w:t>
+        <w:t>정책 대안 효과 (복합모드, 장애 없음)</w:t>
+      </w:r>
+    </w:p>
+    <w:p>
+      <w:r>
+        <w:rPr>
+          <w:rFonts w:ascii="Malgun Gothic" w:hAnsi="Malgun Gothic" w:eastAsia="Malgun Gothic"/>
+          <w:b w:val="0"/>
+          <w:sz w:val="22"/>
+        </w:rPr>
+        <w:t>배차 유연화·라스트마일 중복·피더 증편 정책이 복합모드 완료시간을 기준 대비 단축시킨다. 반면 차량 부족 중증은 완료시간을 늘린다.</w:t>
       </w:r>
     </w:p>
     <w:tbl>
@@ -4809,15 +3038,13 @@
         <w:tblLook w:firstColumn="1" w:firstRow="1" w:lastColumn="0" w:lastRow="0" w:noHBand="0" w:noVBand="1" w:val="04A0"/>
       </w:tblPr>
       <w:tblGrid>
-        <w:gridCol w:w="2256"/>
-        <w:gridCol w:w="2256"/>
-        <w:gridCol w:w="2256"/>
-        <w:gridCol w:w="2256"/>
+        <w:gridCol w:w="4513"/>
+        <w:gridCol w:w="4513"/>
       </w:tblGrid>
       <w:tr>
         <w:tc>
           <w:tcPr>
-            <w:tcW w:type="dxa" w:w="2256"/>
+            <w:tcW w:type="dxa" w:w="4513"/>
             <w:shd w:val="clear" w:color="auto" w:fill="1F3864"/>
           </w:tcPr>
           <w:p>
@@ -4832,13 +3059,13 @@
                 <w:color w:val="FFFFFF"/>
                 <w:sz w:val="20"/>
               </w:rPr>
-              <w:t>심각도</w:t>
+              <w:t>정책 대안</w:t>
             </w:r>
           </w:p>
         </w:tc>
         <w:tc>
           <w:tcPr>
-            <w:tcW w:type="dxa" w:w="2256"/>
+            <w:tcW w:type="dxa" w:w="4513"/>
             <w:shd w:val="clear" w:color="auto" w:fill="1F3864"/>
           </w:tcPr>
           <w:p>
@@ -4853,49 +3080,7 @@
                 <w:color w:val="FFFFFF"/>
                 <w:sz w:val="20"/>
               </w:rPr>
-              <w:t>피더/라스트마일 비율</w:t>
-            </w:r>
-          </w:p>
-        </w:tc>
-        <w:tc>
-          <w:tcPr>
-            <w:tcW w:type="dxa" w:w="2256"/>
-            <w:shd w:val="clear" w:color="auto" w:fill="1F3864"/>
-          </w:tcPr>
-          <w:p>
-            <w:pPr>
-              <w:jc w:val="center"/>
-            </w:pPr>
-            <w:r/>
-            <w:r>
-              <w:rPr>
-                <w:rFonts w:ascii="Malgun Gothic" w:hAnsi="Malgun Gothic" w:eastAsia="Malgun Gothic"/>
-                <w:b/>
-                <w:color w:val="FFFFFF"/>
-                <w:sz w:val="20"/>
-              </w:rPr>
-              <w:t>완료시간</w:t>
-            </w:r>
-          </w:p>
-        </w:tc>
-        <w:tc>
-          <w:tcPr>
-            <w:tcW w:type="dxa" w:w="2256"/>
-            <w:shd w:val="clear" w:color="auto" w:fill="1F3864"/>
-          </w:tcPr>
-          <w:p>
-            <w:pPr>
-              <w:jc w:val="center"/>
-            </w:pPr>
-            <w:r/>
-            <w:r>
-              <w:rPr>
-                <w:rFonts w:ascii="Malgun Gothic" w:hAnsi="Malgun Gothic" w:eastAsia="Malgun Gothic"/>
-                <w:b/>
-                <w:color w:val="FFFFFF"/>
-                <w:sz w:val="20"/>
-              </w:rPr>
-              <w:t>완료율</w:t>
+              <w:t>복합모드 완료시간</w:t>
             </w:r>
           </w:p>
         </w:tc>
@@ -4903,7 +3088,7 @@
       <w:tr>
         <w:tc>
           <w:tcPr>
-            <w:tcW w:type="dxa" w:w="2256"/>
+            <w:tcW w:type="dxa" w:w="4513"/>
           </w:tcPr>
           <w:p>
             <w:r/>
@@ -4913,13 +3098,13 @@
                 <w:b w:val="0"/>
                 <w:sz w:val="20"/>
               </w:rPr>
-              <w:t>중등도 (0.75x)</w:t>
+              <w:t>라스트마일 중복 (multimodal_lastmile_redundancy)</w:t>
             </w:r>
           </w:p>
         </w:tc>
         <w:tc>
           <w:tcPr>
-            <w:tcW w:type="dxa" w:w="2256"/>
+            <w:tcW w:type="dxa" w:w="4513"/>
           </w:tcPr>
           <w:p>
             <w:r/>
@@ -4929,13 +3114,15 @@
                 <w:b w:val="0"/>
                 <w:sz w:val="20"/>
               </w:rPr>
-              <w:t>0.75/0.75</w:t>
+              <w:t>300.4분</w:t>
             </w:r>
           </w:p>
         </w:tc>
+      </w:tr>
+      <w:tr>
         <w:tc>
           <w:tcPr>
-            <w:tcW w:type="dxa" w:w="2256"/>
+            <w:tcW w:type="dxa" w:w="4513"/>
           </w:tcPr>
           <w:p>
             <w:r/>
@@ -4945,13 +3132,13 @@
                 <w:b w:val="0"/>
                 <w:sz w:val="20"/>
               </w:rPr>
-              <w:t>46.51분</w:t>
+              <w:t>배차 유연화 (staggered_or_adaptive_dispatch)</w:t>
             </w:r>
           </w:p>
         </w:tc>
         <w:tc>
           <w:tcPr>
-            <w:tcW w:type="dxa" w:w="2256"/>
+            <w:tcW w:type="dxa" w:w="4513"/>
           </w:tcPr>
           <w:p>
             <w:r/>
@@ -4961,7 +3148,7 @@
                 <w:b w:val="0"/>
                 <w:sz w:val="20"/>
               </w:rPr>
-              <w:t>100%</w:t>
+              <w:t>315.5분</w:t>
             </w:r>
           </w:p>
         </w:tc>
@@ -4969,7 +3156,7 @@
       <w:tr>
         <w:tc>
           <w:tcPr>
-            <w:tcW w:type="dxa" w:w="2256"/>
+            <w:tcW w:type="dxa" w:w="4513"/>
           </w:tcPr>
           <w:p>
             <w:r/>
@@ -4979,13 +3166,13 @@
                 <w:b w:val="0"/>
                 <w:sz w:val="20"/>
               </w:rPr>
-              <w:t>중증 (0.50x)</w:t>
+              <w:t>피더 증편 (multimodal_increased_feeder_capacity)</w:t>
             </w:r>
           </w:p>
         </w:tc>
         <w:tc>
           <w:tcPr>
-            <w:tcW w:type="dxa" w:w="2256"/>
+            <w:tcW w:type="dxa" w:w="4513"/>
           </w:tcPr>
           <w:p>
             <w:r/>
@@ -4995,13 +3182,15 @@
                 <w:b w:val="0"/>
                 <w:sz w:val="20"/>
               </w:rPr>
-              <w:t>0.50/0.50</w:t>
+              <w:t>328.9분</w:t>
             </w:r>
           </w:p>
         </w:tc>
+      </w:tr>
+      <w:tr>
         <w:tc>
           <w:tcPr>
-            <w:tcW w:type="dxa" w:w="2256"/>
+            <w:tcW w:type="dxa" w:w="4513"/>
           </w:tcPr>
           <w:p>
             <w:r/>
@@ -5011,13 +3200,13 @@
                 <w:b w:val="0"/>
                 <w:sz w:val="20"/>
               </w:rPr>
-              <w:t>52.79분</w:t>
+              <w:t>기준 (baseline_multimodal)</w:t>
             </w:r>
           </w:p>
         </w:tc>
         <w:tc>
           <w:tcPr>
-            <w:tcW w:type="dxa" w:w="2256"/>
+            <w:tcW w:type="dxa" w:w="4513"/>
           </w:tcPr>
           <w:p>
             <w:r/>
@@ -5027,7 +3216,41 @@
                 <w:b w:val="0"/>
                 <w:sz w:val="20"/>
               </w:rPr>
-              <w:t>100%</w:t>
+              <w:t>339.5분</w:t>
+            </w:r>
+          </w:p>
+        </w:tc>
+      </w:tr>
+      <w:tr>
+        <w:tc>
+          <w:tcPr>
+            <w:tcW w:type="dxa" w:w="4513"/>
+          </w:tcPr>
+          <w:p>
+            <w:r/>
+            <w:r>
+              <w:rPr>
+                <w:rFonts w:ascii="Malgun Gothic" w:hAnsi="Malgun Gothic" w:eastAsia="Malgun Gothic"/>
+                <w:b w:val="0"/>
+                <w:sz w:val="20"/>
+              </w:rPr>
+              <w:t>차량 부족 중증 (fleet_shortage_severe)</w:t>
+            </w:r>
+          </w:p>
+        </w:tc>
+        <w:tc>
+          <w:tcPr>
+            <w:tcW w:type="dxa" w:w="4513"/>
+          </w:tcPr>
+          <w:p>
+            <w:r/>
+            <w:r>
+              <w:rPr>
+                <w:rFonts w:ascii="Malgun Gothic" w:hAnsi="Malgun Gothic" w:eastAsia="Malgun Gothic"/>
+                <w:b w:val="0"/>
+                <w:sz w:val="20"/>
+              </w:rPr>
+              <w:t>431.2분</w:t>
             </w:r>
           </w:p>
         </w:tc>
@@ -5041,336 +3264,71 @@
           <w:b w:val="0"/>
           <w:sz w:val="22"/>
         </w:rPr>
-        <w:t>차량 부족은 중등도에서 영향이 없으며(기준 46.51분과 동일), 중증에서도 완료시간이 +6.28분 증가하는 데 그친다. 차량 부족은 혼잡이나 철도 저하보다 약한 스트레스 요인이다.</w:t>
+        <w:t>배차·중복 정책이 복합모드의 구조적 이점을 더 끌어올리는 반면, 차량 부족은 핵심 약화 요인이다.</w:t>
       </w:r>
     </w:p>
+    <w:p>
+      <w:pPr>
+        <w:jc w:val="center"/>
+      </w:pPr>
+      <w:r>
+        <w:drawing>
+          <wp:inline xmlns:a="http://schemas.openxmlformats.org/drawingml/2006/main" xmlns:pic="http://schemas.openxmlformats.org/drawingml/2006/picture">
+            <wp:extent cx="5852160" cy="3511296"/>
+            <wp:docPr id="4" name="Picture 4"/>
+            <wp:cNvGraphicFramePr>
+              <a:graphicFrameLocks noChangeAspect="1"/>
+            </wp:cNvGraphicFramePr>
+            <a:graphic>
+              <a:graphicData uri="http://schemas.openxmlformats.org/drawingml/2006/picture">
+                <pic:pic>
+                  <pic:nvPicPr>
+                    <pic:cNvPr id="0" name="figure3_decision_lens.png"/>
+                    <pic:cNvPicPr/>
+                  </pic:nvPicPr>
+                  <pic:blipFill>
+                    <a:blip r:embed="rId12"/>
+                    <a:stretch>
+                      <a:fillRect/>
+                    </a:stretch>
+                  </pic:blipFill>
+                  <pic:spPr>
+                    <a:xfrm>
+                      <a:off x="0" y="0"/>
+                      <a:ext cx="5852160" cy="3511296"/>
+                    </a:xfrm>
+                    <a:prstGeom prst="rect"/>
+                  </pic:spPr>
+                </pic:pic>
+              </a:graphicData>
+            </a:graphic>
+          </wp:inline>
+        </w:drawing>
+      </w:r>
+    </w:p>
+    <w:p>
+      <w:pPr>
+        <w:jc w:val="center"/>
+      </w:pPr>
+      <w:r>
+        <w:rPr>
+          <w:rFonts w:ascii="Malgun Gothic" w:hAnsi="Malgun Gothic" w:eastAsia="Malgun Gothic"/>
+          <w:b w:val="0"/>
+          <w:color w:val="666666"/>
+          <w:sz w:val="18"/>
+        </w:rPr>
+        <w:t>그림 3. 의사결정 관점 요약</w:t>
+      </w:r>
+    </w:p>
+    <w:p/>
     <w:p>
       <w:r>
         <w:rPr>
           <w:rFonts w:ascii="Malgun Gothic" w:hAnsi="Malgun Gothic" w:eastAsia="Malgun Gothic"/>
           <w:b/>
-          <w:sz w:val="24"/>
+          <w:sz w:val="28"/>
         </w:rPr>
-        <w:t>라스트마일 차량 용량 사다리</w:t>
-      </w:r>
-    </w:p>
-    <w:tbl>
-      <w:tblPr>
-        <w:tblStyle w:val="TableGrid"/>
-        <w:tblW w:type="auto" w:w="0"/>
-        <w:jc w:val="center"/>
-        <w:tblLook w:firstColumn="1" w:firstRow="1" w:lastColumn="0" w:lastRow="0" w:noHBand="0" w:noVBand="1" w:val="04A0"/>
-      </w:tblPr>
-      <w:tblGrid>
-        <w:gridCol w:w="2256"/>
-        <w:gridCol w:w="2256"/>
-        <w:gridCol w:w="2256"/>
-        <w:gridCol w:w="2256"/>
-      </w:tblGrid>
-      <w:tr>
-        <w:tc>
-          <w:tcPr>
-            <w:tcW w:type="dxa" w:w="2256"/>
-            <w:shd w:val="clear" w:color="auto" w:fill="1F3864"/>
-          </w:tcPr>
-          <w:p>
-            <w:pPr>
-              <w:jc w:val="center"/>
-            </w:pPr>
-            <w:r/>
-            <w:r>
-              <w:rPr>
-                <w:rFonts w:ascii="Malgun Gothic" w:hAnsi="Malgun Gothic" w:eastAsia="Malgun Gothic"/>
-                <w:b/>
-                <w:color w:val="FFFFFF"/>
-                <w:sz w:val="20"/>
-              </w:rPr>
-              <w:t>심각도</w:t>
-            </w:r>
-          </w:p>
-        </w:tc>
-        <w:tc>
-          <w:tcPr>
-            <w:tcW w:type="dxa" w:w="2256"/>
-            <w:shd w:val="clear" w:color="auto" w:fill="1F3864"/>
-          </w:tcPr>
-          <w:p>
-            <w:pPr>
-              <w:jc w:val="center"/>
-            </w:pPr>
-            <w:r/>
-            <w:r>
-              <w:rPr>
-                <w:rFonts w:ascii="Malgun Gothic" w:hAnsi="Malgun Gothic" w:eastAsia="Malgun Gothic"/>
-                <w:b/>
-                <w:color w:val="FFFFFF"/>
-                <w:sz w:val="20"/>
-              </w:rPr>
-              <w:t>차량당 인원</w:t>
-            </w:r>
-          </w:p>
-        </w:tc>
-        <w:tc>
-          <w:tcPr>
-            <w:tcW w:type="dxa" w:w="2256"/>
-            <w:shd w:val="clear" w:color="auto" w:fill="1F3864"/>
-          </w:tcPr>
-          <w:p>
-            <w:pPr>
-              <w:jc w:val="center"/>
-            </w:pPr>
-            <w:r/>
-            <w:r>
-              <w:rPr>
-                <w:rFonts w:ascii="Malgun Gothic" w:hAnsi="Malgun Gothic" w:eastAsia="Malgun Gothic"/>
-                <w:b/>
-                <w:color w:val="FFFFFF"/>
-                <w:sz w:val="20"/>
-              </w:rPr>
-              <w:t>완료시간</w:t>
-            </w:r>
-          </w:p>
-        </w:tc>
-        <w:tc>
-          <w:tcPr>
-            <w:tcW w:type="dxa" w:w="2256"/>
-            <w:shd w:val="clear" w:color="auto" w:fill="1F3864"/>
-          </w:tcPr>
-          <w:p>
-            <w:pPr>
-              <w:jc w:val="center"/>
-            </w:pPr>
-            <w:r/>
-            <w:r>
-              <w:rPr>
-                <w:rFonts w:ascii="Malgun Gothic" w:hAnsi="Malgun Gothic" w:eastAsia="Malgun Gothic"/>
-                <w:b/>
-                <w:color w:val="FFFFFF"/>
-                <w:sz w:val="20"/>
-              </w:rPr>
-              <w:t>완료율</w:t>
-            </w:r>
-          </w:p>
-        </w:tc>
-      </w:tr>
-      <w:tr>
-        <w:tc>
-          <w:tcPr>
-            <w:tcW w:type="dxa" w:w="2256"/>
-          </w:tcPr>
-          <w:p>
-            <w:r/>
-            <w:r>
-              <w:rPr>
-                <w:rFonts w:ascii="Malgun Gothic" w:hAnsi="Malgun Gothic" w:eastAsia="Malgun Gothic"/>
-                <w:b w:val="0"/>
-                <w:sz w:val="20"/>
-              </w:rPr>
-              <w:t>경증 (35명)</w:t>
-            </w:r>
-          </w:p>
-        </w:tc>
-        <w:tc>
-          <w:tcPr>
-            <w:tcW w:type="dxa" w:w="2256"/>
-          </w:tcPr>
-          <w:p>
-            <w:r/>
-            <w:r>
-              <w:rPr>
-                <w:rFonts w:ascii="Malgun Gothic" w:hAnsi="Malgun Gothic" w:eastAsia="Malgun Gothic"/>
-                <w:b w:val="0"/>
-                <w:sz w:val="20"/>
-              </w:rPr>
-              <w:t>35</w:t>
-            </w:r>
-          </w:p>
-        </w:tc>
-        <w:tc>
-          <w:tcPr>
-            <w:tcW w:type="dxa" w:w="2256"/>
-          </w:tcPr>
-          <w:p>
-            <w:r/>
-            <w:r>
-              <w:rPr>
-                <w:rFonts w:ascii="Malgun Gothic" w:hAnsi="Malgun Gothic" w:eastAsia="Malgun Gothic"/>
-                <w:b w:val="0"/>
-                <w:sz w:val="20"/>
-              </w:rPr>
-              <w:t>41.42분</w:t>
-            </w:r>
-          </w:p>
-        </w:tc>
-        <w:tc>
-          <w:tcPr>
-            <w:tcW w:type="dxa" w:w="2256"/>
-          </w:tcPr>
-          <w:p>
-            <w:r/>
-            <w:r>
-              <w:rPr>
-                <w:rFonts w:ascii="Malgun Gothic" w:hAnsi="Malgun Gothic" w:eastAsia="Malgun Gothic"/>
-                <w:b w:val="0"/>
-                <w:sz w:val="20"/>
-              </w:rPr>
-              <w:t>100%</w:t>
-            </w:r>
-          </w:p>
-        </w:tc>
-      </w:tr>
-      <w:tr>
-        <w:tc>
-          <w:tcPr>
-            <w:tcW w:type="dxa" w:w="2256"/>
-          </w:tcPr>
-          <w:p>
-            <w:r/>
-            <w:r>
-              <w:rPr>
-                <w:rFonts w:ascii="Malgun Gothic" w:hAnsi="Malgun Gothic" w:eastAsia="Malgun Gothic"/>
-                <w:b w:val="0"/>
-                <w:sz w:val="20"/>
-              </w:rPr>
-              <w:t>중등도 (25명)</w:t>
-            </w:r>
-          </w:p>
-        </w:tc>
-        <w:tc>
-          <w:tcPr>
-            <w:tcW w:type="dxa" w:w="2256"/>
-          </w:tcPr>
-          <w:p>
-            <w:r/>
-            <w:r>
-              <w:rPr>
-                <w:rFonts w:ascii="Malgun Gothic" w:hAnsi="Malgun Gothic" w:eastAsia="Malgun Gothic"/>
-                <w:b w:val="0"/>
-                <w:sz w:val="20"/>
-              </w:rPr>
-              <w:t>25</w:t>
-            </w:r>
-          </w:p>
-        </w:tc>
-        <w:tc>
-          <w:tcPr>
-            <w:tcW w:type="dxa" w:w="2256"/>
-          </w:tcPr>
-          <w:p>
-            <w:r/>
-            <w:r>
-              <w:rPr>
-                <w:rFonts w:ascii="Malgun Gothic" w:hAnsi="Malgun Gothic" w:eastAsia="Malgun Gothic"/>
-                <w:b w:val="0"/>
-                <w:sz w:val="20"/>
-              </w:rPr>
-              <w:t>41.42분</w:t>
-            </w:r>
-          </w:p>
-        </w:tc>
-        <w:tc>
-          <w:tcPr>
-            <w:tcW w:type="dxa" w:w="2256"/>
-          </w:tcPr>
-          <w:p>
-            <w:r/>
-            <w:r>
-              <w:rPr>
-                <w:rFonts w:ascii="Malgun Gothic" w:hAnsi="Malgun Gothic" w:eastAsia="Malgun Gothic"/>
-                <w:b w:val="0"/>
-                <w:sz w:val="20"/>
-              </w:rPr>
-              <w:t>100%</w:t>
-            </w:r>
-          </w:p>
-        </w:tc>
-      </w:tr>
-      <w:tr>
-        <w:tc>
-          <w:tcPr>
-            <w:tcW w:type="dxa" w:w="2256"/>
-          </w:tcPr>
-          <w:p>
-            <w:r/>
-            <w:r>
-              <w:rPr>
-                <w:rFonts w:ascii="Malgun Gothic" w:hAnsi="Malgun Gothic" w:eastAsia="Malgun Gothic"/>
-                <w:b w:val="0"/>
-                <w:sz w:val="20"/>
-              </w:rPr>
-              <w:t>중증 (15명)</w:t>
-            </w:r>
-          </w:p>
-        </w:tc>
-        <w:tc>
-          <w:tcPr>
-            <w:tcW w:type="dxa" w:w="2256"/>
-          </w:tcPr>
-          <w:p>
-            <w:r/>
-            <w:r>
-              <w:rPr>
-                <w:rFonts w:ascii="Malgun Gothic" w:hAnsi="Malgun Gothic" w:eastAsia="Malgun Gothic"/>
-                <w:b w:val="0"/>
-                <w:sz w:val="20"/>
-              </w:rPr>
-              <w:t>15</w:t>
-            </w:r>
-          </w:p>
-        </w:tc>
-        <w:tc>
-          <w:tcPr>
-            <w:tcW w:type="dxa" w:w="2256"/>
-          </w:tcPr>
-          <w:p>
-            <w:r/>
-            <w:r>
-              <w:rPr>
-                <w:rFonts w:ascii="Malgun Gothic" w:hAnsi="Malgun Gothic" w:eastAsia="Malgun Gothic"/>
-                <w:b w:val="0"/>
-                <w:sz w:val="20"/>
-              </w:rPr>
-              <w:t>46.51분</w:t>
-            </w:r>
-          </w:p>
-        </w:tc>
-        <w:tc>
-          <w:tcPr>
-            <w:tcW w:type="dxa" w:w="2256"/>
-          </w:tcPr>
-          <w:p>
-            <w:r/>
-            <w:r>
-              <w:rPr>
-                <w:rFonts w:ascii="Malgun Gothic" w:hAnsi="Malgun Gothic" w:eastAsia="Malgun Gothic"/>
-                <w:b w:val="0"/>
-                <w:sz w:val="20"/>
-              </w:rPr>
-              <w:t>100%</w:t>
-            </w:r>
-          </w:p>
-        </w:tc>
-      </w:tr>
-    </w:tbl>
-    <w:p/>
-    <w:p>
-      <w:r>
-        <w:rPr>
-          <w:rFonts w:ascii="Malgun Gothic" w:hAnsi="Malgun Gothic" w:eastAsia="Malgun Gothic"/>
-          <w:b w:val="0"/>
-          <w:sz w:val="22"/>
-        </w:rPr>
-        <w:t>경증과 중등도에서 완료시간이 기준(46.51분)보다 낮은 41.42분으로 나타났다. 이는 현재 수요(500명, 그룹당 8명)에서 기본 차량 용량(8명)이 결속 제약이 아니며, 차량당 인원이 늘어나면 총 완료시간이 오히려 감소함을 시사한다.</w:t>
-      </w:r>
-    </w:p>
-    <w:p>
-      <w:r>
-        <w:rPr>
-          <w:rFonts w:ascii="Malgun Gothic" w:hAnsi="Malgun Gothic" w:eastAsia="Malgun Gothic"/>
-          <w:b/>
-          <w:sz w:val="24"/>
-        </w:rPr>
-        <w:t>출발 정책 비교</w:t>
+        <w:t>기계학습 보조 분석 (XGBoost 위험 분류)</w:t>
       </w:r>
     </w:p>
     <w:p>
@@ -5380,17 +3338,70 @@
           <w:b w:val="0"/>
           <w:sz w:val="22"/>
         </w:rPr>
-        <w:t>현재 기본 장애 조건에서는 출발 정책의 차이보다 도로 혼잡과 장애의 영향이 더 컸다. 일부 인원을 기다리는 정책이 의미 있는 차이를 만들 수는 있지만, 혼잡 체제에서는 수송 방식의 구조적 차이가 더 크게 작용한다. 출발 정책의 효과를 제대로 평가하려면 더 높은 수요나 더 작은 차량 대수 조건이 필요할 수 있다.</w:t>
+        <w:t>시뮬레이션 출력 12,420행에서 완료율 기반 위험 라벨(정상/주의/위험/실패위험)을 도출하고 XGBoost 4급 분류기를 학습했다(시험 macro-F1=0.685, 정확도 0.819). 라벨 분포는 정상 7,819 / 주의 976 / 위험 823 / 실패위험 2,802다. 특성은 정책·시나리오·수송방식 필드로 제한했고 완료율·미도착은 라벨 도출에만 썼다(자기누출 경계).</w:t>
       </w:r>
     </w:p>
     <w:p>
+      <w:pPr>
+        <w:pStyle w:val="ListBullet"/>
+      </w:pPr>
       <w:r>
         <w:rPr>
           <w:rFonts w:ascii="Malgun Gothic" w:hAnsi="Malgun Gothic" w:eastAsia="Malgun Gothic"/>
           <w:b/>
-          <w:sz w:val="24"/>
+          <w:sz w:val="22"/>
         </w:rPr>
-        <w:t>시드 간 분산</w:t>
+        <w:t>gain 기준 상위 특성</w:t>
+      </w:r>
+      <w:r>
+        <w:rPr>
+          <w:rFonts w:ascii="Malgun Gothic" w:hAnsi="Malgun Gothic" w:eastAsia="Malgun Gothic"/>
+          <w:b w:val="0"/>
+          <w:sz w:val="22"/>
+        </w:rPr>
+        <w:t>: `scenario_type=blocked`(완전 차단), `heavy_congestion_bus`, `severe_congestion_bus`, `peak_congestion_bus`, `peak_congestion_multimodal`, `fleet_shortage_severe`.</w:t>
+      </w:r>
+    </w:p>
+    <w:p>
+      <w:pPr>
+        <w:pStyle w:val="ListBullet"/>
+      </w:pPr>
+      <w:r>
+        <w:rPr>
+          <w:rFonts w:ascii="Malgun Gothic" w:hAnsi="Malgun Gothic" w:eastAsia="Malgun Gothic"/>
+          <w:b/>
+          <w:sz w:val="22"/>
+        </w:rPr>
+        <w:t>SHAP 평균 절댓값 상위</w:t>
+      </w:r>
+      <w:r>
+        <w:rPr>
+          <w:rFonts w:ascii="Malgun Gothic" w:hAnsi="Malgun Gothic" w:eastAsia="Malgun Gothic"/>
+          <w:b w:val="0"/>
+          <w:sz w:val="22"/>
+        </w:rPr>
+        <w:t>: `scenario_type=blocked`, `fleet_shortage_severe`, `selected_edge_count`, `peak_congestion_bus`, `mode=bus_only`.</w:t>
+      </w:r>
+    </w:p>
+    <w:p>
+      <w:pPr>
+        <w:pStyle w:val="ListBullet"/>
+      </w:pPr>
+      <w:r>
+        <w:rPr>
+          <w:rFonts w:ascii="Malgun Gothic" w:hAnsi="Malgun Gothic" w:eastAsia="Malgun Gothic"/>
+          <w:b/>
+          <w:sz w:val="22"/>
+        </w:rPr>
+        <w:t>KMeans 상황군집 4종</w:t>
+      </w:r>
+      <w:r>
+        <w:rPr>
+          <w:rFonts w:ascii="Malgun Gothic" w:hAnsi="Malgun Gothic" w:eastAsia="Malgun Gothic"/>
+          <w:b w:val="0"/>
+          <w:sz w:val="22"/>
+        </w:rPr>
+        <w:t>: 그중 1개 군집(1,380행)은 평균 완료율 0(붕괴 상황)으로 분리되고, 나머지는 완료율 0.81~0.89의 정상 상황군이다.</w:t>
       </w:r>
     </w:p>
     <w:p>
@@ -5400,7 +3411,7 @@
           <w:b w:val="0"/>
           <w:sz w:val="22"/>
         </w:rPr>
-        <w:t>이전 실험에서는 같은 정책-시나리오 조합의 30개 시드 간 완료시간 차이가 작아(1~2개 고유값), BPR 통행시간이 배경 교통량에만 의존하는 구조적 한계가 있었다. 현재 실험에서는 σ = 0.8로 지각 분산이 커지고 차량 대수가 줄어(총 17대) 시드 간 분산이 증가했다. 30개 시드에서 평균 15.6개의 고유 완료시간이 관찰되며(529개 그룹 중 426개 그룹이 5개 이상 고유값), 도로 노이즈(σ=0.05)와 차량 회전 노이즈(λ=0.2)가 시드 내 변동원이다. 이 변동원들은 탐색적 민감도 파라미터이며 보정된 값이 아니다. Morris 민감도 분석에서 road_noise_sigma는 3,864개 지수 행 중 2,222개에서 비영(mu_star) 영향을 보였고, turnaround_noise_lambda는 49개에서만 비영 영향을 보여 영향력이 약하다.</w:t>
+        <w:t>ML 해석은 시뮬레이션 출력 기반 민감도 해석이며 운용계획·예측·검증·최적경로가 아니다. “완전 차단”과 “중증 혼잡·차량 부족”이 위험을 지배한다는 점이 앞선 결과와 일관된다.</w:t>
       </w:r>
     </w:p>
     <w:p>
@@ -5420,7 +3431,23 @@
           <w:b w:val="0"/>
           <w:sz w:val="22"/>
         </w:rPr>
-        <w:t>이번 결과에서 가장 중요한 메시지는 다음과 같다.</w:t>
+        <w:t xml:space="preserve">첫째, </w:t>
+      </w:r>
+      <w:r>
+        <w:rPr>
+          <w:rFonts w:ascii="Malgun Gothic" w:hAnsi="Malgun Gothic" w:eastAsia="Malgun Gothic"/>
+          <w:b/>
+          <w:sz w:val="22"/>
+        </w:rPr>
+        <w:t>정상 조건에서 복합모드가 약 30분 빠르다</w:t>
+      </w:r>
+      <w:r>
+        <w:rPr>
+          <w:rFonts w:ascii="Malgun Gothic" w:hAnsi="Malgun Gothic" w:eastAsia="Malgun Gothic"/>
+          <w:b w:val="0"/>
+          <w:sz w:val="22"/>
+        </w:rPr>
+        <w:t>. 철도 직행 수송이 도로 분산 배차보다 효율적이기 때문이다.</w:t>
       </w:r>
     </w:p>
     <w:p>
@@ -5430,7 +3457,23 @@
           <w:b w:val="0"/>
           <w:sz w:val="22"/>
         </w:rPr>
-        <w:t>첫째, 혼잡 단독으로는 복합모드 우위가 나타나지 않는다. α = 0.50 조건에서는 1x부터 6x까지 버스 단독이 일관되게 빠르다(19.84분~80.41분 vs 46.51분~123.05분). 8x에서만 버스가 거의 완전 붕괴하고(CR=0.20) 복합모드가 67% 완료율로 우위를 보인다.</w:t>
+        <w:t xml:space="preserve">둘째, </w:t>
+      </w:r>
+      <w:r>
+        <w:rPr>
+          <w:rFonts w:ascii="Malgun Gothic" w:hAnsi="Malgun Gothic" w:eastAsia="Malgun Gothic"/>
+          <w:b/>
+          <w:sz w:val="22"/>
+        </w:rPr>
+        <w:t>경량~중간 도로 장애만으로는 두 방식을 구분하기 어렵다</w:t>
+      </w:r>
+      <w:r>
+        <w:rPr>
+          <w:rFonts w:ascii="Malgun Gothic" w:hAnsi="Malgun Gothic" w:eastAsia="Malgun Gothic"/>
+          <w:b w:val="0"/>
+          <w:sz w:val="22"/>
+        </w:rPr>
+        <w:t>. 축약 코리어가 우회 여유를 가져 접근·라스트마일·역 접근도로 장애에 양쪽 모두 거의 흔들리지 않는다.</w:t>
       </w:r>
     </w:p>
     <w:p>
@@ -5440,7 +3483,23 @@
           <w:b w:val="0"/>
           <w:sz w:val="22"/>
         </w:rPr>
-        <w:t>둘째, 혼잡과 장애의 상호작용이 수송 방식의 우위를 결정한다. 4x 혼잡 단독에서는 버스가 약 24.65분 빠르지만(31.80분 vs 56.45분), 4x+탄천 복도 장애에서는 확률적 장애로 양쪽 모두 미도착이 발생하며 복합모드가 더 높은 완료율을 보인다(inf/CR=0.97 vs inf/CR=0.93). 6x+탄천에서는 버스 단독이 붕괴하지만(inf/CR=0.20) 복합모드는 CR=0.96을 유지한다. 버스 단독은 탄천 복도 장애로 주요 경로가 차단되고 혼잡까지 겹치면 우회 불가 상태에 빠지지만, 복합모드는 철도로 해당 구간을 우회할 수 있다. 이 상호작용 효과가 이번 실험의 핵심 발견이다.</w:t>
+        <w:t xml:space="preserve">셋째, </w:t>
+      </w:r>
+      <w:r>
+        <w:rPr>
+          <w:rFonts w:ascii="Malgun Gothic" w:hAnsi="Malgun Gothic" w:eastAsia="Malgun Gothic"/>
+          <w:b/>
+          <w:sz w:val="22"/>
+        </w:rPr>
+        <w:t>가장 결정적인 위협은 두 방식이 공유하는 핵심 도로 연결의 완전 차단</w:t>
+      </w:r>
+      <w:r>
+        <w:rPr>
+          <w:rFonts w:ascii="Malgun Gothic" w:hAnsi="Malgun Gothic" w:eastAsia="Malgun Gothic"/>
+          <w:b w:val="0"/>
+          <w:sz w:val="22"/>
+        </w:rPr>
+        <w:t>이다. 이때 수송 방식 선택과 무관하게 양쪽이 붕괴한다. 단일 실패점 식별이 수송 방식 비교보다 우선한다.</w:t>
       </w:r>
     </w:p>
     <w:p>
@@ -5450,7 +3509,23 @@
           <w:b w:val="0"/>
           <w:sz w:val="22"/>
         </w:rPr>
-        <w:t>셋째, 결정론적 장애 시나리오에서 6x 혼잡에서 모든 공간적 오버레이 위치에서 복합모드가 더 높은 완료율을 유지한다. 탄천 복도 장애에서 복합모드 우위가 가장 크며(CR 0.96 vs 0.20), 피더 구간 장애(CR 0.89 vs 0.80), 라스트마일 구간 장애(CR 0.91 vs 0.80), 집결지 인근 장애(CR 0.58 vs 0.12)에서도 복합모드가 더 높은 완료율을 보인다. 이전 실험에서는 피더/라스트마일 장애 시 버스가 더 안정적이었으나, 결정론적 장애 시나리오에서 철도 구간이 없는 버스 단독은 우회 대안이 제한되어 더 큰 타격을 받는다.</w:t>
+        <w:t xml:space="preserve">넷째, </w:t>
+      </w:r>
+      <w:r>
+        <w:rPr>
+          <w:rFonts w:ascii="Malgun Gothic" w:hAnsi="Malgun Gothic" w:eastAsia="Malgun Gothic"/>
+          <w:b/>
+          <w:sz w:val="22"/>
+        </w:rPr>
+        <w:t>복합모드의 이점은 철도 가용성에 대한 조건부 베팅</w:t>
+      </w:r>
+      <w:r>
+        <w:rPr>
+          <w:rFonts w:ascii="Malgun Gothic" w:hAnsi="Malgun Gothic" w:eastAsia="Malgun Gothic"/>
+          <w:b w:val="0"/>
+          <w:sz w:val="22"/>
+        </w:rPr>
+        <w:t>이다. 철도가 확보되면 복합모드가 빠르고 부분 장애에 강하지만, 철도가 중단되면 복합모드만 붕괴하고 버스는 버틴다. 전시 철도 가용성 불확실성이 커야 하는 상황에서는 이 의존성이 핵심 쟁점이다.</w:t>
       </w:r>
     </w:p>
     <w:p>
@@ -5460,7 +3535,23 @@
           <w:b w:val="0"/>
           <w:sz w:val="22"/>
         </w:rPr>
-        <w:t>넷째, 속도와 신뢰성은 혼잡+장애 조건에서 더 뚜렷하게 갈라진다. 4x+탄천에서 복합모드는 inf/CR=0.97이지만 버스 단독은 inf/CR=0.93으로 더 낮다. 6x+탄천에서는 버스 단독이 붕괴(inf/CR=0.20)하지만 복합모드는 inf/CR=0.96을 유지한다. 반면 6x+집결지 인근 장애에서는 양쪽 모두 큰 타격을 받는다(버스 CR=0.12, 복합모드 CR=0.58). 의사결정에서 단순 속도뿐 아니라 어떤 장애 위치가 예상되는지까지 함께 평가해야 한다.</w:t>
+        <w:t xml:space="preserve">다섯째, </w:t>
+      </w:r>
+      <w:r>
+        <w:rPr>
+          <w:rFonts w:ascii="Malgun Gothic" w:hAnsi="Malgun Gothic" w:eastAsia="Malgun Gothic"/>
+          <w:b/>
+          <w:sz w:val="22"/>
+        </w:rPr>
+        <w:t>철도 지연은 완료시간을 비례 늘리지만 벼랑 끝 붕괴는 사용불가에서만</w:t>
+      </w:r>
+      <w:r>
+        <w:rPr>
+          <w:rFonts w:ascii="Malgun Gothic" w:hAnsi="Malgun Gothic" w:eastAsia="Malgun Gothic"/>
+          <w:b w:val="0"/>
+          <w:sz w:val="22"/>
+        </w:rPr>
+        <w:t xml:space="preserve"> 발생한다. 제한시간 1,440분이 완료율을 지켜준다.</w:t>
       </w:r>
     </w:p>
     <w:p>
@@ -5470,7 +3561,23 @@
           <w:b w:val="0"/>
           <w:sz w:val="22"/>
         </w:rPr>
-        <w:t>다섯째, 비혼잡 장애만으로는 두 수송 방식을 구분하기 어렵다. 현재 수요와 네트워크 규모에서는 정상 교통 조건의 장애가 측정 가능한 차이를 만들지 못했다. 혼잡과 장애의 결합이 수송 방식의 차이를 결정하는 핵심 요인임이 확인되었다.</w:t>
+        <w:t xml:space="preserve">여섯째, </w:t>
+      </w:r>
+      <w:r>
+        <w:rPr>
+          <w:rFonts w:ascii="Malgun Gothic" w:hAnsi="Malgun Gothic" w:eastAsia="Malgun Gothic"/>
+          <w:b/>
+          <w:sz w:val="22"/>
+        </w:rPr>
+        <w:t>혼잡은 양쪽을 함께 느리게 하며 중증에서 수렴</w:t>
+      </w:r>
+      <w:r>
+        <w:rPr>
+          <w:rFonts w:ascii="Malgun Gothic" w:hAnsi="Malgun Gothic" w:eastAsia="Malgun Gothic"/>
+          <w:b w:val="0"/>
+          <w:sz w:val="22"/>
+        </w:rPr>
+        <w:t>한다. 철도 분리 이점은 혼잡이 극에 달할수록 줄어든다.</w:t>
       </w:r>
     </w:p>
     <w:p>
@@ -5480,7 +3587,23 @@
           <w:b w:val="0"/>
           <w:sz w:val="22"/>
         </w:rPr>
-        <w:t>여섯째, 현재 결과는 공개 지도 기반 시범 그래프와 가정된 운용 조건에서 얻은 의사결정 지원 결과다. 실제 교통량, 보정된 철도 운행, 현장 운영 절차를 반영한 예측으로 바로 사용해서는 안 된다. 특히 α = 0.50, σ = 0.8, 차량 17대, 제한 시간 200분의 가정이 결과에 큰 영향을 준다.</w:t>
+        <w:t xml:space="preserve">일곱째, </w:t>
+      </w:r>
+      <w:r>
+        <w:rPr>
+          <w:rFonts w:ascii="Malgun Gothic" w:hAnsi="Malgun Gothic" w:eastAsia="Malgun Gothic"/>
+          <w:b/>
+          <w:sz w:val="22"/>
+        </w:rPr>
+        <w:t>배차 유연화·라스트마일 중복 정책이 복합모드를 더 강화</w:t>
+      </w:r>
+      <w:r>
+        <w:rPr>
+          <w:rFonts w:ascii="Malgun Gothic" w:hAnsi="Malgun Gothic" w:eastAsia="Malgun Gothic"/>
+          <w:b w:val="0"/>
+          <w:sz w:val="22"/>
+        </w:rPr>
+        <w:t>하고 차량 부족은 핵심 약화 요인이다. 수송 방식 선택과 함께 차량·배차 운영 설계가 성과를 좌우한다.</w:t>
       </w:r>
     </w:p>
     <w:p>
@@ -5490,27 +3613,23 @@
           <w:b w:val="0"/>
           <w:sz w:val="22"/>
         </w:rPr>
-        <w:t>일곱째, 환승 처리 효율이 복합모드 성과에 중대한 영향을 미친다. 극단 환승 스트레스에서 복합모드 완료시간이 최대 +120.96분 증가한다. 실제 현장에서 환승 처리가 지연되면 복합모드의 이론적 장점이 크게 줄어들 수 있다. 환승 시간은 단순 이동시간이 아니라 인원 통제, 장비 이동, 대기 질서를 포함하는 복합 변수로 다뤄야 한다.</w:t>
+        <w:t xml:space="preserve">여덟째, 본 결과는 공개 지도 기반 축약 코리어와 전세 철도 가정에서 얻은 </w:t>
       </w:r>
-    </w:p>
-    <w:p>
+      <w:r>
+        <w:rPr>
+          <w:rFonts w:ascii="Malgun Gothic" w:hAnsi="Malgun Gothic" w:eastAsia="Malgun Gothic"/>
+          <w:b/>
+          <w:sz w:val="22"/>
+        </w:rPr>
+        <w:t>엔지니어링 전용 의사결정지원 결과</w:t>
+      </w:r>
       <w:r>
         <w:rPr>
           <w:rFonts w:ascii="Malgun Gothic" w:hAnsi="Malgun Gothic" w:eastAsia="Malgun Gothic"/>
           <w:b w:val="0"/>
           <w:sz w:val="22"/>
         </w:rPr>
-        <w:t>여덟째, 철도 서비스 저하가 기본 조건에서 복합모드에 +0.96~+10.96분의 추가 완료시간을 유발한다. 그러나 복합 위험 시나리오에서 확인된 것처럼, 도로 측 위협이 충분히 크면 중간 수준의 철도 저하를 상쇄하고도 복합모드 우위가 지속된다. 철도 저하와 도로 장애의 상대적 크기가 수송 방식의 우위를 결정하는 추가 차원이다.</w:t>
-      </w:r>
-    </w:p>
-    <w:p>
-      <w:r>
-        <w:rPr>
-          <w:rFonts w:ascii="Malgun Gothic" w:hAnsi="Malgun Gothic" w:eastAsia="Malgun Gothic"/>
-          <w:b w:val="0"/>
-          <w:sz w:val="22"/>
-        </w:rPr>
-        <w:t>그림 4. 혼잡 단독 vs 혼잡+장애 결합 체제 비교</w:t>
+        <w:t>다. 실측 교통량, 보정된 철도 운행, 현장 운영 절차를 반영한 예측으로 바로 써서는 안 된다.</w:t>
       </w:r>
     </w:p>
     <w:p>
@@ -5524,13 +3643,32 @@
       </w:r>
     </w:p>
     <w:p>
+      <w:pPr>
+        <w:pStyle w:val="ListBullet"/>
+      </w:pPr>
       <w:r>
         <w:rPr>
           <w:rFonts w:ascii="Malgun Gothic" w:hAnsi="Malgun Gothic" w:eastAsia="Malgun Gothic"/>
           <w:b w:val="0"/>
           <w:sz w:val="22"/>
         </w:rPr>
-        <w:t>이번 보고서의 한계는 분명하다.</w:t>
+        <w:t xml:space="preserve">전체 실험은 </w:t>
+      </w:r>
+      <w:r>
+        <w:rPr>
+          <w:rFonts w:ascii="Malgun Gothic" w:hAnsi="Malgun Gothic" w:eastAsia="Malgun Gothic"/>
+          <w:b/>
+          <w:sz w:val="22"/>
+        </w:rPr>
+        <w:t>엔지니어링 전용(비출판·비승인·비운영)</w:t>
+      </w:r>
+      <w:r>
+        <w:rPr>
+          <w:rFonts w:ascii="Malgun Gothic" w:hAnsi="Malgun Gothic" w:eastAsia="Malgun Gothic"/>
+          <w:b w:val="0"/>
+          <w:sz w:val="22"/>
+        </w:rPr>
+        <w:t xml:space="preserve"> 범위다. `final_study_ready=false`, 형식적 승인 0/12.</w:t>
       </w:r>
     </w:p>
     <w:p>
@@ -5543,7 +3681,23 @@
           <w:b w:val="0"/>
           <w:sz w:val="22"/>
         </w:rPr>
-        <w:t>현재 결과는 164노드 다중 통로 그래프를 사용한 시범 실험이며, 실제 도로망 전체를 반영하지 않는다.</w:t>
+        <w:t xml:space="preserve">분석에 2,772 노드 </w:t>
+      </w:r>
+      <w:r>
+        <w:rPr>
+          <w:rFonts w:ascii="Malgun Gothic" w:hAnsi="Malgun Gothic" w:eastAsia="Malgun Gothic"/>
+          <w:b/>
+          <w:sz w:val="22"/>
+        </w:rPr>
+        <w:t>축약 통로 그래프</w:t>
+      </w:r>
+      <w:r>
+        <w:rPr>
+          <w:rFonts w:ascii="Malgun Gothic" w:hAnsi="Malgun Gothic" w:eastAsia="Malgun Gothic"/>
+          <w:b w:val="0"/>
+          <w:sz w:val="22"/>
+        </w:rPr>
+        <w:t>를 사용했다. 전체 197,000 노드 그래프가 아니며, 축약이 빠진 우회 후보가 결과에 영향할 수 있다.</w:t>
       </w:r>
     </w:p>
     <w:p>
@@ -5556,7 +3710,23 @@
           <w:b w:val="0"/>
           <w:sz w:val="22"/>
         </w:rPr>
-        <w:t>공간적 오버레이 시나리오는 3개 위치(피더 동쪽, 라스트마일 서쪽, 집결지 인근)만 검토했다. 철도 스트레스 3개와 복합 위험 2개 시나리오를 추가했지만, 실제 장애 패턴은 더 다양할 수 있으며, 다른 위치에서는 다른 결과가 나올 수 있다.</w:t>
+        <w:t xml:space="preserve">철도 값(114/30/600)은 </w:t>
+      </w:r>
+      <w:r>
+        <w:rPr>
+          <w:rFonts w:ascii="Malgun Gothic" w:hAnsi="Malgun Gothic" w:eastAsia="Malgun Gothic"/>
+          <w:b/>
+          <w:sz w:val="22"/>
+        </w:rPr>
+        <w:t>전세 무정차 직행이라는 전시 계획 가정</w:t>
+      </w:r>
+      <w:r>
+        <w:rPr>
+          <w:rFonts w:ascii="Malgun Gothic" w:hAnsi="Malgun Gothic" w:eastAsia="Malgun Gothic"/>
+          <w:b w:val="0"/>
+          <w:sz w:val="22"/>
+        </w:rPr>
+        <w:t>이지 보정된 실측·공공 시간표 도출값이 아니다.</w:t>
       </w:r>
     </w:p>
     <w:p>
@@ -5569,7 +3739,7 @@
           <w:b w:val="0"/>
           <w:sz w:val="22"/>
         </w:rPr>
-        <w:t>복합모드 우위가 "경로 구조적 분리"에 의존한다는 결론은 현재 164노드 시범 그래프의 경로 구조에서 도출된 것이며, 다른 네트워크 구조에서도 동일하게 적용되는지 확인이 필요하다.</w:t>
+        <w:t>도로 용량·속도는 OSM 관측 차로수×HCM·설계기준 추정표로, 실측 교통량으로 보정되지 않았다.</w:t>
       </w:r>
     </w:p>
     <w:p>
@@ -5582,7 +3752,7 @@
           <w:b w:val="0"/>
           <w:sz w:val="22"/>
         </w:rPr>
-        <w:t>도로 용량, 속도, 혼잡 계수(α = 0.50)는 문헌 기반이지만 실제 교통량 자료로 보정되지 않았다. α = 0.50은 표준 BPR 기본값(0.15)보다 높아 혼잡 민감도가 과대평가될 수 있다.</w:t>
+        <w:t>설계상 23개 시나리오 중 5개 공간 bbox 시나리오가 축약 코리어 밖이라 실행 제외됐다. 다른 축약 범위에서는 다른 결과가 나올 수 있다.</w:t>
       </w:r>
     </w:p>
     <w:p>
@@ -5595,7 +3765,7 @@
           <w:b w:val="0"/>
           <w:sz w:val="22"/>
         </w:rPr>
-        <w:t>지각 분포(σ = 0.8)는 이전(σ = 0.5)보다 꼬리가 두꺼워 더 많은 지각자가 발생한다. 이 가정이 실제 집결 상황과 얼마나 일치하는지 별도 검증이 필요하다.</w:t>
+        <w:t>BPR α=0.36, 차량 23/23/23대, 제한시간 1,440분, 수요 1,000명 가정이 결과에 큰 영향을 준다.</w:t>
       </w:r>
     </w:p>
     <w:p>
@@ -5608,7 +3778,7 @@
           <w:b w:val="0"/>
           <w:sz w:val="22"/>
         </w:rPr>
-        <w:t>철도 운행 간격과 이동시간은 여전히 가정값이며, 공식 시간표나 GTFS에서 산출되지 않았다.</w:t>
+        <w:t>장애 확률·용량 저하는 민감도 가정이다.</w:t>
       </w:r>
     </w:p>
     <w:p>
@@ -5621,59 +3791,7 @@
           <w:b w:val="0"/>
           <w:sz w:val="22"/>
         </w:rPr>
-        <w:t>장애 확률과 용량 저하는 민감도 분석을 위한 가정이다.</w:t>
-      </w:r>
-    </w:p>
-    <w:p>
-      <w:pPr>
-        <w:pStyle w:val="ListBullet"/>
-      </w:pPr>
-      <w:r>
-        <w:rPr>
-          <w:rFonts w:ascii="Malgun Gothic" w:hAnsi="Malgun Gothic" w:eastAsia="Malgun Gothic"/>
-          <w:b w:val="0"/>
-          <w:sz w:val="22"/>
-        </w:rPr>
-        <w:t>차량 대수(버스 8대, 셔틀 5대, 라스트마일 4대, 총 17대)는 이전(총 26대)보다 줄어든 가정값이다. 실제 운용 가능 차량 수와의 정합성이 결과에 큰 영향을 준다.</w:t>
-      </w:r>
-    </w:p>
-    <w:p>
-      <w:pPr>
-        <w:pStyle w:val="ListBullet"/>
-      </w:pPr>
-      <w:r>
-        <w:rPr>
-          <w:rFonts w:ascii="Malgun Gothic" w:hAnsi="Malgun Gothic" w:eastAsia="Malgun Gothic"/>
-          <w:b w:val="0"/>
-          <w:sz w:val="22"/>
-        </w:rPr>
-        <w:t>제한 시간 200분은 이전 240분보다 짧아, 동일 혼잡 수준에서도 더 많은 미도착 인원이 발생한다.</w:t>
-      </w:r>
-    </w:p>
-    <w:p>
-      <w:pPr>
-        <w:pStyle w:val="ListBullet"/>
-      </w:pPr>
-      <w:r>
-        <w:rPr>
-          <w:rFonts w:ascii="Malgun Gothic" w:hAnsi="Malgun Gothic" w:eastAsia="Malgun Gothic"/>
-          <w:b w:val="0"/>
-          <w:sz w:val="22"/>
-        </w:rPr>
-        <w:t>극단 혼잡 승수(8x)는 극단적 혼잡을 표현하기 위한 설계 값이며, 실제 첨두 시간대 교통량과 직접 대응하지 않는다.</w:t>
-      </w:r>
-    </w:p>
-    <w:p>
-      <w:pPr>
-        <w:pStyle w:val="ListBullet"/>
-      </w:pPr>
-      <w:r>
-        <w:rPr>
-          <w:rFonts w:ascii="Malgun Gothic" w:hAnsi="Malgun Gothic" w:eastAsia="Malgun Gothic"/>
-          <w:b w:val="0"/>
-          <w:sz w:val="22"/>
-        </w:rPr>
-        <w:t>최종 연구 준비 상태는 `false`이며, 형식적 승인 준비 상태는 0개다.</w:t>
+        <w:t>ML 보조 분석은 시뮬레이션 출력 기반 민감도 해석이지 예측·검증 모형이 아니다.</w:t>
       </w:r>
     </w:p>
     <w:p>
@@ -5683,7 +3801,7 @@
           <w:b w:val="0"/>
           <w:sz w:val="22"/>
         </w:rPr>
-        <w:t>따라서 이번 결과는 최종 운용 지침이 아니라, 혼잡+장애 상호작용 체제를 식별하는 기준선 분석으로 보아야 한다.</w:t>
+        <w:t>따라서 본 결과는 최종 운용 지침이 아니라, 위협 종류·위치에 따른 수송 방식 우위 구조를 식별하는 기준선 분석으로 보아야 한다.</w:t>
       </w:r>
     </w:p>
     <w:p>
@@ -5693,7 +3811,7 @@
           <w:b/>
           <w:sz w:val="28"/>
         </w:rPr>
-        <w:t>현재 추가 구현 상태</w:t>
+        <w:t>현재 구현 상태</w:t>
       </w:r>
     </w:p>
     <w:p>
@@ -5703,167 +3821,7 @@
           <w:b w:val="0"/>
           <w:sz w:val="22"/>
         </w:rPr>
-        <w:t>보고서의 기본 결과는 여전히 추상 네트워크 기반 결과이다. 다만 이후 작업을 통해 실제 지역 자료로 확장하기 위한 틀은 일부 구현되었다. 공개 좌표를 사용한 비민감 시범 지역을 만들고, 지도 기반 도로망을 시뮬레이션 입력으로 바꾸는 절차, 주요 변수의 출처를 구분하는 표, 도로 경로의 기본 타당성 점검, 구조화된 장애 시나리오, 정책 대안, 민감도 분석, 결과 그림과 표 생성 절차를 추가했다.</w:t>
-      </w:r>
-    </w:p>
-    <w:p>
-      <w:r>
-        <w:rPr>
-          <w:rFonts w:ascii="Malgun Gothic" w:hAnsi="Malgun Gothic" w:eastAsia="Malgun Gothic"/>
-          <w:b w:val="0"/>
-          <w:sz w:val="22"/>
-        </w:rPr>
-        <w:t>현재 시범 입력은 공개 지도 기반 도로망 스냅샷에서 출발한다. 원본 캐시에는 13,268개 노드와 28,947개 도로 연결 정보가 있으며, 보행자·자전거·공사·서비스 전용 성격의 도로를 제외한 뒤 시뮬레이션용 도로망은 4,608개 노드와 9,148개 연결로 정리된다. 현재 반복 실험은 이 전체 도로망을 모두 사용하는 단계가 아니라, 주요 이동 흐름을 빠르게 검토하기 위해 118개 노드와 174개 연결로 이루어진 축약 분석 구간을 사용한다.</w:t>
-      </w:r>
-    </w:p>
-    <w:p>
-      <w:r>
-        <w:rPr>
-          <w:rFonts w:ascii="Malgun Gothic" w:hAnsi="Malgun Gothic" w:eastAsia="Malgun Gothic"/>
-          <w:b w:val="0"/>
-          <w:sz w:val="22"/>
-        </w:rPr>
-        <w:t>이 축약 분석 구간이 최소한 기본 이동 흐름을 유지하는지는 별도로 확인했다. 현재 핵심 도로 이동 세 구간, 즉 집결지에서 목적지 방향, 집결지에서 철도 접근 거점 방향, 철도 하차 거점에서 목적지 방향의 기본 최단시간 경로는 전체 도로망에서 계산한 경로와 축약 구간에서 계산한 경로가 일치한다. 추가로 전체 도로망에서 가능한 차선의 대체 경로 후보도 비교했는데, 기본 1순위 경로는 보존되지만 그다음 대체 경로 후보들은 축약 구간에 모두 보존되어 있지는 않았다. 이에 대한 개선 후보로 주요 세 구간별 상위 3개 경로 후보를 모두 포함하는 다중 통로 그래프도 만들었다. 이 후보 그래프는 164개 노드와 246개 연결로 구성되며, 현재 진단에서는 상위 경로 후보 9개가 모두 보존된다. 또한 이 후보 그래프를 사용하는 별도 시범 실행도 만들어 32개 원자료 행과 16개 요약 행을 생성했고, 같은 7개 정책·9개 시나리오·30개 시드 설계의 전체 프로파일 후보 실행도 만들어 1,890개 원자료 행과 63개 요약 행을 생성했다. 다만 이 후보는 향후 그래프 선택 방식을 검토하기 위한 개선 경로일 뿐, 아직 최종 연구 방법으로 승인된 것은 아니다. 따라서 이 검토는 기본 경로와 대체 경로 누락 가능성을 투명하게 보여주는 단계이며, 가능한 모든 우회도로, 실제 교통 배정, 정체의 전파, 재난 노출, 현장 우회 운용까지 검증했다는 뜻은 아니다.</w:t>
-      </w:r>
-    </w:p>
-    <w:p>
-      <w:r>
-        <w:rPr>
-          <w:rFonts w:ascii="Malgun Gothic" w:hAnsi="Malgun Gothic" w:eastAsia="Malgun Gothic"/>
-          <w:b w:val="0"/>
-          <w:sz w:val="22"/>
-        </w:rPr>
-        <w:t>도로 입력을 보강하기 위한 검토표도 만들었다. 이 표는 주거도로, 간선도로, 보조 연결도로 등 10개 도로 등급에 대해 현재 가정된 속도, 용량, 장애 가능성을 한눈에 검토하도록 돕는다. 또한 공개 지도 캐시에 들어 있는 제한적인 `maxspeed` 태그를 도로 등급별로 요약한 후보 표도 만들었다. 현재 이 후보 표는 10개 도로 등급 중 5개 등급에서만 관측된 속도 태그를 포함하므로, 실제 속도 보정값이 아니라 검토 우선순위를 정하기 위한 참고 자료다. 용량 검토를 위해 `lanes` 태그도 별도 후보 표로 확인했지만, 현재 캐시에서는 시뮬레이션에 쓰는 10개 도로 등급 모두에서 해석 가능한 차로 수 태그가 발견되지 않았다. 따라서 도로 용량은 여전히 실제 교통량, 기관 기준, 외부 경로 기준 또는 전문가 검토로 보강해야 하는 핵심 약점이다.</w:t>
-      </w:r>
-    </w:p>
-    <w:p>
-      <w:r>
-        <w:rPr>
-          <w:rFonts w:ascii="Malgun Gothic" w:hAnsi="Malgun Gothic" w:eastAsia="Malgun Gothic"/>
-          <w:b w:val="0"/>
-          <w:sz w:val="22"/>
-        </w:rPr>
-        <w:t>이 세 가지 도로 검토 결과를 합친 통합 도로 입력 검토 패킷도 추가했다. 이 패킷은 속도, 용량, 장애 가능성, 초안 보정값의 근거 상태를 10개 도로 등급별로 한 표에서 보여준다. 현재 10개 행 모두는 최종 연구 주장에 약한 상태로 표시되며, 보정 완료 자료가 아니라 다음 검토 순서를 정하기 위한 도구다.</w:t>
-      </w:r>
-    </w:p>
-    <w:p>
-      <w:r>
-        <w:rPr>
-          <w:rFonts w:ascii="Malgun Gothic" w:hAnsi="Malgun Gothic" w:eastAsia="Malgun Gothic"/>
-          <w:b w:val="0"/>
-          <w:sz w:val="22"/>
-        </w:rPr>
-        <w:t>또한 이 검토를 실제 자료 수집으로 이어가기 위한 도로 근거 자료 요청표도 추가했다. 이 표는 자유속도, 도로 용량, 배경 교통량, 장애 확률, 검토된 도로 등급 보정값 적용을 위해 어떤 외부 자료나 검토 결정이 필요한지 5개 항목으로 정리한다. 이 표 역시 보정값 자체가 아니라, 다음 단계에서 어떤 자료를 확보해야 도로 입력의 신뢰도를 높일 수 있는지 알려주는 체크리스트다.</w:t>
-      </w:r>
-    </w:p>
-    <w:p>
-      <w:r>
-        <w:rPr>
-          <w:rFonts w:ascii="Malgun Gothic" w:hAnsi="Malgun Gothic" w:eastAsia="Malgun Gothic"/>
-          <w:b w:val="0"/>
-          <w:sz w:val="22"/>
-        </w:rPr>
-        <w:t>또한 주요 입력 변수 29개를 대상으로 근거 검토표를 만들었다. 이 표는 어떤 변수가 공개자료, 문헌, 기관 자료, 외부 기준, 전문가 가정, 민감도 가정 중 어디에 가까운지 정리하고, 현재 최종 연구 주장에 약한 변수 25개를 우선 검토 대상으로 표시한다. 이 표는 보정 완료 자료가 아니라 다음 보강 작업의 우선순위를 정하기 위한 검토 도구다.</w:t>
-      </w:r>
-    </w:p>
-    <w:p>
-      <w:r>
-        <w:rPr>
-          <w:rFonts w:ascii="Malgun Gothic" w:hAnsi="Malgun Gothic" w:eastAsia="Malgun Gothic"/>
-          <w:b w:val="0"/>
-          <w:sz w:val="22"/>
-        </w:rPr>
-        <w:t>이어 수요 규모, 집결 지연, 차량 대수와 수송 능력, 배차와 회차, 환승 지연, 장애 시나리오, 배경 교통량과 혼잡식처럼 도로·철도 외에도 결과에 영향을 주는 공통 변수의 자료 요청표도 만들었다. 이 표는 6개 항목으로 어떤 자료나 검토 결정이 있어야 주요 가정을 강화할 수 있는지 정리하며, 역시 실제 보정값이나 승인 자료가 아니라 다음 근거 수집을 위한 안내표다.</w:t>
-      </w:r>
-    </w:p>
-    <w:p>
-      <w:r>
-        <w:rPr>
-          <w:rFonts w:ascii="Malgun Gothic" w:hAnsi="Malgun Gothic" w:eastAsia="Malgun Gothic"/>
-          <w:b w:val="0"/>
-          <w:sz w:val="22"/>
-        </w:rPr>
-        <w:t>철도 입력에 대해서도 별도의 통합 검토 패킷을 만들었다. 이 패킷은 역 식별자 연결, 운행 간격, 철도 이동시간, 수송 능력, 운행 시간대, 이용 가능성 가정, 시간표·GTFS·최단경로 자료를 붙일 수 있는 절차를 한 표에서 보여준다. 현재 역 식별자 연결은 공개 역 자료로 확인되어 있지만, 운행 간격과 철도 이동시간은 아직 검토된 시간표나 GTFS 또는 최단경로 캐시에서 산출된 값이 아니다. 따라서 철도 관련 값도 보정 완료 자료가 아니라 다음 근거 수집 대상을 명확히 하는 검토 도구로 보아야 한다.</w:t>
-      </w:r>
-    </w:p>
-    <w:p>
-      <w:r>
-        <w:rPr>
-          <w:rFonts w:ascii="Malgun Gothic" w:hAnsi="Malgun Gothic" w:eastAsia="Malgun Gothic"/>
-          <w:b w:val="0"/>
-          <w:sz w:val="22"/>
-        </w:rPr>
-        <w:t>추가로 철도 시간 근거를 실제로 만들기 위해 필요한 자료 요청표도 만들었다. 이 표는 공공 API 키가 필요한 시간표·최단경로 요청, 검토된 GTFS 파일이 필요한 경우, 수송 능력 근거, 철도 지연 또는 일부 이용 불가 시나리오를 각각 어떤 자료와 명령으로 준비해야 하는지 정리한다. 이 표 역시 실제 시간표 값을 담은 자료가 아니라, 다음 수집 작업을 정확히 지정하기 위한 체크리스트다.</w:t>
-      </w:r>
-    </w:p>
-    <w:p>
-      <w:r>
-        <w:rPr>
-          <w:rFonts w:ascii="Malgun Gothic" w:hAnsi="Malgun Gothic" w:eastAsia="Malgun Gothic"/>
-          <w:b w:val="0"/>
-          <w:sz w:val="22"/>
-        </w:rPr>
-        <w:t>시범 실험 산출물도 별도로 생성되어 있다. 현재 전체 시범 실행 결과는 15,870개 행과 529개 요약 행으로 정리되어 있으며, 반복 실행에 따른 불확실성을 보기 위한 지표별 신뢰구간 표와 버스 단독 대비 정책 차이 신뢰구간 표도 추가로 만들었다. 다중 통로 후보 그래프를 사용한 검토용 소규모 실행은 32개 행과 16개 요약 행으로 따로 정리되어 있고, 이 소규모 후보에 대해서도 지표별 신뢰구간 표와 정책 차이 신뢰구간 표를 만들었다. 같은 후보 그래프의 전체 프로파일 실행은 15,870개 행과 529개 요약 행으로 정리되어 있으며, 지표별 신뢰구간 표와 정책 차이 신뢰구간 표를 추가로 만든 검토용 산출물이다. 정책과 장애 시나리오에 대한 Morris 민감도 분석 산출물도 정리되어 있다. 또한 주요 도로 구간에서 한 연결을 제거했을 때 우회가 가능한지 확인하는 접근성 손실 진단도 127개 행으로 생성되어 있고, 그중 22개 경우는 해당 연결 제거 시 도로 경로가 끊어지는 것으로 나타난다. 이 숫자는 재현성과 감사 가능성을 보여주는 산출물 규모이지, 실제 지역 성과가 보정되었다는 뜻은 아니다.</w:t>
-      </w:r>
-    </w:p>
-    <w:p>
-      <w:r>
-        <w:rPr>
-          <w:rFonts w:ascii="Malgun Gothic" w:hAnsi="Malgun Gothic" w:eastAsia="Malgun Gothic"/>
-          <w:b w:val="0"/>
-          <w:sz w:val="22"/>
-        </w:rPr>
-        <w:t>Morris 민감도 분석 결과를 바로 최종 주장으로 쓰지 않도록 별도의 민감도 검토표도 추가했다. 이 검토표는 Morris 결과 파일의 행 수가 맞는지, 비어 있거나 계산할 수 없는 민감도 지수가 있는지, 영향이 0으로 나온 행을 어떻게 해석해야 하는지, 현재 결과가 축약 도로망에서 나온 것인지, Morris 분석만으로 충분한지 또는 Sobol 분석이 더 필요한지를 6개 항목으로 정리한다. 현재 이 검토표는 168개 행에서 민감도 지수 검토가 필요하고, 4,272개 행에서 `mu_star` 값이 0으로 나온다는 점을 표시한다. 이 표는 민감도 분석을 승인하는 자료가 아니라, 최종 논문이나 보고서에서 어떤 값을 사용할 수 있고 어떤 값은 더 검토해야 하는지 정리하기 위한 감사용 도구다.</w:t>
-      </w:r>
-    </w:p>
-    <w:p>
-      <w:r>
-        <w:rPr>
-          <w:rFonts w:ascii="Malgun Gothic" w:hAnsi="Malgun Gothic" w:eastAsia="Malgun Gothic"/>
-          <w:b w:val="0"/>
-          <w:sz w:val="22"/>
-        </w:rPr>
-        <w:t>현재 도로망 축약 방식에 대해서도 별도의 검토표를 만들었다. 이 검토표는 현재 118개 노드와 174개 연결로 구성된 축약 분석 구간, 164개 노드와 246개 연결로 구성된 다중 통로 후보 그래프, 그리고 4,608개 노드와 9,148개 연결을 가진 전체 버스 통행 가능 그래프를 한 표에서 비교한다. 이 표는 최종 연구에서 어떤 도로망 규모를 사용할지 결정하기 위한 검토 도구이며, 그 자체가 축약 방식의 타당성을 승인하거나 실제 지역 성과를 보정한다는 뜻은 아니다.</w:t>
-      </w:r>
-    </w:p>
-    <w:p>
-      <w:r>
-        <w:rPr>
-          <w:rFonts w:ascii="Malgun Gothic" w:hAnsi="Malgun Gothic" w:eastAsia="Malgun Gothic"/>
-          <w:b w:val="0"/>
-          <w:sz w:val="22"/>
-        </w:rPr>
-        <w:t>검증 자료에 대해서도 별도의 검토표를 추가했다. 이 표는 내부 경로 타당성 점검, 오프라인 기준 경로 비교, 선택적으로 저장된 OSRM 기준 경로 비교, 접근성 손실 진단, 검증 요약문의 한계 표현, 그리고 최종 기준 경로 전략을 6개 항목으로 나누어 정리한다. 현재 내부 경로 점검은 21개 행 중 19개가 통과하고 2개가 경고이며, 오프라인 기준 비교는 3개 중 2개가 통과하고 1개가 경고이다. 선택적으로 저장된 OSRM 비교는 3개가 모두 통과하지만, 외부 공개 라우터 스냅샷이므로 그대로 실측 정답으로 볼 수는 없다. 이 검토표도 검증 승인을 뜻하지 않으며, 최종 연구에서 어떤 기준 경로 검증 방식을 채택할지 정하기 위한 검토 도구다.</w:t>
-      </w:r>
-    </w:p>
-    <w:p>
-      <w:r>
-        <w:rPr>
-          <w:rFonts w:ascii="Malgun Gothic" w:hAnsi="Malgun Gothic" w:eastAsia="Malgun Gothic"/>
-          <w:b w:val="0"/>
-          <w:sz w:val="22"/>
-        </w:rPr>
-        <w:t>추가로 검증 전략 준비표, 도로망 규모 전략 준비표, 민감도 전략 준비표, 실험 전략 준비표도 구현되어 있다. 검증 전략 준비표는 7개 행에서 3개 차단 항목과 4개 사람 검토 항목을 나누어 보여주고, 도로망 규모 전략 준비표는 5개 행에서 2개 차단 항목과 3개 사람 검토 항목을 보여준다. 민감도 전략 준비표는 7개 행에서 5개 차단 항목과 2개 사람 검토 항목을 보여주며, 실험 전략 준비표는 9개 행에서 4개 차단 항목과 5개 사람 검토 항목을 보여준다. 네 표 모두 검토 순서를 명확히 하기 위한 준비 자료이며, `validation_acceptance.json`, `graph_scale_acceptance.json`, `sensitivity_acceptance.json`, `experiment_acceptance.json` 같은 형식적 승인 기록을 만들거나 대체하지 않는다.</w:t>
-      </w:r>
-    </w:p>
-    <w:p>
-      <w:r>
-        <w:rPr>
-          <w:rFonts w:ascii="Malgun Gothic" w:hAnsi="Malgun Gothic" w:eastAsia="Malgun Gothic"/>
-          <w:b w:val="0"/>
-          <w:sz w:val="22"/>
-        </w:rPr>
-        <w:t>현재 시범 경로는 공개 지도 기반 입력을 사용할 수 있음을 확인하는 단계다. 지도에서 가져온 전체 도로망을 그대로 세부 교통 예측에 사용한 것이 아니라, 분석에 필요한 주요 연결 구간을 추출해 빠르게 반복 실험을 수행하는 구조다. 이 접근은 연구 준비와 모형 검증에는 유용하지만, 최종 논문이나 정책 보고서에서는 이 축약 방식이 적절한지 별도로 검토해야 한다.</w:t>
-      </w:r>
-    </w:p>
-    <w:p>
-      <w:r>
-        <w:rPr>
-          <w:rFonts w:ascii="Malgun Gothic" w:hAnsi="Malgun Gothic" w:eastAsia="Malgun Gothic"/>
-          <w:b w:val="0"/>
-          <w:sz w:val="22"/>
-        </w:rPr>
-        <w:t>이 추가 구현은 실제 지도 기반 연구로 가기 위한 준비 단계이다. 현재 생성된 시범 결과는 전체 실험 결과를 대체하지 않으며, 실제 교통량, 철도 운행, 도로 용량, 재난 또는 장애 자료로 보정된 결과도 아니다. 따라서 이 단계의 의미는 “현실에 가까운 분석을 수행할 수 있는 입력과 검증 구조를 만들었다”는 데 있다. 실제 정책적 결론은 검토된 지도 자료, 보정된 변수, 외부 기준과의 비교, 충분한 반복 실험을 거친 뒤에만 제시해야 한다.</w:t>
+        <w:t>시뮬레이터 핵심(`src/`), 실제 권역 파이프라인(`src/realworld/`), 실험·시각화·ML 분석 층이 구현되어 있다. 고성 동원 코리어의 OSM 캐시, 도로 등급별 추정표(관측 차로수×HCM), 전세 철도 가정, 구조화된 위협 시나리오 표, 정책 대안 표, CRN 페어링 실험 러너, 통계·그림·ML 산출 스크립트가 갖춰져 있다. 실험 산출물은 12,420행 원자료와 414행 요약, 지표별·정책차이 신뢰구간 표, Morris 민감도 산출물, ML 라벨·예측·특성중요도·SHAP·군집 산출물로 정리되어 있다. 이 산출물 규모는 재현성·감사 가능성을 보여줄 뿐 실제 지역 성과가 보정되었음을 뜻하지 않는다. 또한 근거 검토·승인 점검 메타 계층(수십 개 검토표)이 존재하지만, 이는 결과를 만드는 것이 아니라 어떤 가정이 아직 근거 부족 상태인지 가시화하는 도구다.</w:t>
       </w:r>
     </w:p>
     <w:p>
@@ -5877,113 +3835,123 @@
       </w:r>
     </w:p>
     <w:p>
+      <w:pPr>
+        <w:pStyle w:val="ListBullet"/>
+      </w:pPr>
       <w:r>
         <w:rPr>
           <w:rFonts w:ascii="Malgun Gothic" w:hAnsi="Malgun Gothic" w:eastAsia="Malgun Gothic"/>
           <w:b w:val="0"/>
           <w:sz w:val="22"/>
         </w:rPr>
-        <w:t>다음 단계에서는 모형을 더 현실적인 의사결정 도구로 발전시키기 위해 다음 작업이 필요하다.</w:t>
+        <w:t xml:space="preserve">축약 통로 그래프 대신 </w:t>
       </w:r>
-    </w:p>
-    <w:p>
+      <w:r>
+        <w:rPr>
+          <w:rFonts w:ascii="Malgun Gothic" w:hAnsi="Malgun Gothic" w:eastAsia="Malgun Gothic"/>
+          <w:b/>
+          <w:sz w:val="22"/>
+        </w:rPr>
+        <w:t>전체 도로망(또는 다중 통로) 그래프</w:t>
+      </w:r>
       <w:r>
         <w:rPr>
           <w:rFonts w:ascii="Malgun Gothic" w:hAnsi="Malgun Gothic" w:eastAsia="Malgun Gothic"/>
           <w:b w:val="0"/>
           <w:sz w:val="22"/>
         </w:rPr>
-        <w:t>첫째, 현재의 시범 입력을 검토된 실제 지도 기반 네트워크로 보강해야 한다. 공개 지도에서 가져온 도로망의 범위, 도로 종류, 연결성, 주요 거점의 위치가 연구 질문에 맞는지 확인해야 한다.</w:t>
+        <w:t>에서 반복 실험해 축약 왜곡을 확인.</w:t>
       </w:r>
     </w:p>
     <w:p>
+      <w:pPr>
+        <w:pStyle w:val="ListBullet"/>
+      </w:pPr>
       <w:r>
         <w:rPr>
           <w:rFonts w:ascii="Malgun Gothic" w:hAnsi="Malgun Gothic" w:eastAsia="Malgun Gothic"/>
           <w:b w:val="0"/>
           <w:sz w:val="22"/>
         </w:rPr>
-        <w:t>둘째, 현재 반복 실험에서 사용한 축약된 분석 구간이 최종 연구 방법으로 적절한지 판단해야 한다. 빠른 실험을 위한 임시 축약인지, 또는 권역-통로 단위의 연구 설계로 인정할 수 있는지 명확히 정해야 한다.</w:t>
+        <w:t>철도 값을 보정된 실측 또는 공개 시간표/GTFS 도출값으로 강화(불가하면 가정으로 명시).</w:t>
       </w:r>
     </w:p>
     <w:p>
+      <w:pPr>
+        <w:pStyle w:val="ListBullet"/>
+      </w:pPr>
       <w:r>
         <w:rPr>
           <w:rFonts w:ascii="Malgun Gothic" w:hAnsi="Malgun Gothic" w:eastAsia="Malgun Gothic"/>
           <w:b w:val="0"/>
           <w:sz w:val="22"/>
         </w:rPr>
-        <w:t>셋째, 도로 용량과 혼잡 수준을 실제 자료, 문헌, 외부 경로 기준 또는 전문가 검토로 보정해야 한다. 특히 장애 상황에서 어느 도로가 얼마나 취약한지에 대한 가정이 결과에 큰 영향을 준다.</w:t>
+        <w:t>도로 용량·속도를 실측 교통량·기관 기준·외부 경로 기준으로 보정.</w:t>
       </w:r>
     </w:p>
     <w:p>
+      <w:pPr>
+        <w:pStyle w:val="ListBullet"/>
+      </w:pPr>
       <w:r>
         <w:rPr>
           <w:rFonts w:ascii="Malgun Gothic" w:hAnsi="Malgun Gothic" w:eastAsia="Malgun Gothic"/>
           <w:b w:val="0"/>
           <w:sz w:val="22"/>
         </w:rPr>
-        <w:t>넷째, 철도 운행 간격, 철도 이동시간, 수송 능력, 역 접근성을 공개 시간표나 GTFS와 같은 자료로 더 강하게 뒷받침해야 한다. 현재는 검토된 정적 GTFS 자료가 확보되면 운행 간격과 역 간 이동시간을 근거 행으로 변환할 수 있는 절차를 추가해 두었지만, 실제 자료가 아직 확정된 것은 아니다. 자료가 부족하면 명확히 가정으로 분류하고 민감도 분석 범위 안에서 다뤄야 한다.</w:t>
+        <w:t>공간 위협 시나리오를 다양한 위치·규모로 확장하고 단일 실패점(핵심 연결)을 체계적으로 식별.</w:t>
       </w:r>
     </w:p>
     <w:p>
+      <w:pPr>
+        <w:pStyle w:val="ListBullet"/>
+      </w:pPr>
       <w:r>
         <w:rPr>
           <w:rFonts w:ascii="Malgun Gothic" w:hAnsi="Malgun Gothic" w:eastAsia="Malgun Gothic"/>
           <w:b w:val="0"/>
           <w:sz w:val="22"/>
         </w:rPr>
-        <w:t>다섯째, 차량 대수와 회차 시간, 운전 인력 가용성 등을 현실적인 계획 조건에 맞게 조정해야 한다. 수송 방식의 성과는 차량이 얼마나 준비되어 있는지에 크게 좌우된다.</w:t>
+        <w:t>철도 완전 중단, 역 접근 차단, 환승 거점 장애 등 더 극단적 시나리오 추가.</w:t>
       </w:r>
     </w:p>
     <w:p>
+      <w:pPr>
+        <w:pStyle w:val="ListBullet"/>
+      </w:pPr>
       <w:r>
         <w:rPr>
           <w:rFonts w:ascii="Malgun Gothic" w:hAnsi="Malgun Gothic" w:eastAsia="Malgun Gothic"/>
           <w:b w:val="0"/>
           <w:sz w:val="22"/>
         </w:rPr>
-        <w:t>여섯째, 환승 시간을 더 현실적으로 다뤄야 한다. 인원 이동, 장비 휴대, 대기 질서, 현장 통제 절차가 포함되면 환승 시간은 단순 이동시간보다 길어질 수 있다.</w:t>
+        <w:t>환승 시간을 인원 통제·장비 이동·대기 질서를 포함한 복합 변수로 현실화.</w:t>
       </w:r>
     </w:p>
     <w:p>
+      <w:pPr>
+        <w:pStyle w:val="ListBullet"/>
+      </w:pPr>
       <w:r>
         <w:rPr>
           <w:rFonts w:ascii="Malgun Gothic" w:hAnsi="Malgun Gothic" w:eastAsia="Malgun Gothic"/>
           <w:b w:val="0"/>
           <w:sz w:val="22"/>
         </w:rPr>
-        <w:t>일곱째, 라스트마일 구간의 우회 가능성을 더 자세히 검토해야 한다. 이번 결과에서 복합 수송의 취약점은 마지막 도로 구간에서 크게 나타났기 때문이다.</w:t>
+        <w:t>차량 대수·회차·운전 인력 가용성을 현실 계획 조건에 맞게 조정.</w:t>
       </w:r>
     </w:p>
     <w:p>
+      <w:pPr>
+        <w:pStyle w:val="ListBullet"/>
+      </w:pPr>
       <w:r>
         <w:rPr>
           <w:rFonts w:ascii="Malgun Gothic" w:hAnsi="Malgun Gothic" w:eastAsia="Malgun Gothic"/>
           <w:b w:val="0"/>
           <w:sz w:val="22"/>
         </w:rPr>
-        <w:t>여덟째, 공간적 오버레이 시나리오를 더 다양한 위치와 규모로 확장해야 한다. 현재 3개 위치만 검톤했으며, 실제 장애 패턴은 더 복잡할 수 있다. 특히 복합모드 전용 구간(피더, 라스트마일)의 취약성을 체계적으로 평가해야 한다.</w:t>
-      </w:r>
-    </w:p>
-    <w:p>
-      <w:r>
-        <w:rPr>
-          <w:rFonts w:ascii="Malgun Gothic" w:hAnsi="Malgun Gothic" w:eastAsia="Malgun Gothic"/>
-          <w:b w:val="0"/>
-          <w:sz w:val="22"/>
-        </w:rPr>
-        <w:t>아홉째, 도로 장애뿐 아니라 철도 지연, 철도 일부 이용 불가, 역 접근 차단도 별도 시나리오로 검토해야 한다. 이번 확장에서 철도 스트레스 3개 시나리오(지연, 용량 축소, 복합 스트레스)와 복합 위험 2개 시나리오를 추가했지만, 철도 완전 중단, 역 접근 차단, 환승 거점 자체 장애 등 더 극단적인 철도 시나리오는 아직 검토되지 않았다.</w:t>
-      </w:r>
-    </w:p>
-    <w:p>
-      <w:r>
-        <w:rPr>
-          <w:rFonts w:ascii="Malgun Gothic" w:hAnsi="Malgun Gothic" w:eastAsia="Malgun Gothic"/>
-          <w:b w:val="0"/>
-          <w:sz w:val="22"/>
-        </w:rPr>
-        <w:t>아홉째, 민감도 분석 결과를 최종 주장으로 사용하기 전에 입력 범위와 결과 해석을 검토해야 한다. 그래야 어떤 변수의 불확실성이 수송 방식의 우열을 가장 크게 바꾸는지 더 설득력 있게 설명할 수 있다.</w:t>
+        <w:t>민감도 분산 입력 범위와 결과 해석을 검토한 뒤에만 변수 영향을 최종 주장으로 사용.</w:t>
       </w:r>
     </w:p>
     <w:p>
@@ -6003,7 +3971,55 @@
           <w:b w:val="0"/>
           <w:sz w:val="22"/>
         </w:rPr>
-        <w:t>500명 비상 수요, 23개 정책(기존 19개 + 차량 규모 3수준(35/25/15명) + 차량 부족 중증(0.50x)), 23개 시나리오(기존 17개 + 철도 심각도 사다리 5개(지연 경증/중증/사용불가 + 복합스트레스 경증/중증) + 환승 지점 장애 1개), 30개 시드의 다중 통로 시범 실험(총 15,870개 행)에서 수송 방식의 우위가 혼잡+장애 상호작용과 장애의 공간적 위치에 따라 교차함을 확인했다. 시드 내 변동 메커니즘(road noise σ=0.05, turnaround noise λ=0.2)은 탐색적 민감도 파라미터이며, 장애 시나리오는 결정론적이다. 핵심 발견은 혼잡만으로는 복합모드 우위가 나타나지 않는다는 것이다. 4x 혼잡 단독에서는 버스가 약 24.65분 빠르다(31.80분 vs 56.45분). 그러나 4x 혼잡+탄천 복도 장애가 결합하면 복합모드가 더 높은 완료율을 보인다(inf/CR=0.97 vs inf/CR=0.93). 6x+탄천에서는 버스 단독이 붕괴하지만(inf/CR=0.20) 복합모드는 inf/CR=0.96을 유지한다.</w:t>
+        <w:t xml:space="preserve">고성 전시 동원 코리어(송파 집결 → 청량리역 → 강릉역 → 고성 목적지, 약 1,000명)의 12,420행 준실험에서 수송 방식 우위가 </w:t>
+      </w:r>
+      <w:r>
+        <w:rPr>
+          <w:rFonts w:ascii="Malgun Gothic" w:hAnsi="Malgun Gothic" w:eastAsia="Malgun Gothic"/>
+          <w:b/>
+          <w:sz w:val="22"/>
+        </w:rPr>
+        <w:t>위협 종류·위치에 의존적</w:t>
+      </w:r>
+      <w:r>
+        <w:rPr>
+          <w:rFonts w:ascii="Malgun Gothic" w:hAnsi="Malgun Gothic" w:eastAsia="Malgun Gothic"/>
+          <w:b w:val="0"/>
+          <w:sz w:val="22"/>
+        </w:rPr>
+        <w:t xml:space="preserve">임을 확인했다. 정상 조건에서 복합모드가 약 30분 빠르고(339.5분 vs 369.4분), 경량~중간 도로 장애는 양쪽에 거의 영향을 주지 않는다. 그러나 </w:t>
+      </w:r>
+      <w:r>
+        <w:rPr>
+          <w:rFonts w:ascii="Malgun Gothic" w:hAnsi="Malgun Gothic" w:eastAsia="Malgun Gothic"/>
+          <w:b/>
+          <w:sz w:val="22"/>
+        </w:rPr>
+        <w:t>두 방식이 공유하는 핵심 도로 연결이 차단되면 양쪽 모두 붕괴(완료율 0)</w:t>
+      </w:r>
+      <w:r>
+        <w:rPr>
+          <w:rFonts w:ascii="Malgun Gothic" w:hAnsi="Malgun Gothic" w:eastAsia="Malgun Gothic"/>
+          <w:b w:val="0"/>
+          <w:sz w:val="22"/>
+        </w:rPr>
+        <w:t xml:space="preserve">하며, </w:t>
+      </w:r>
+      <w:r>
+        <w:rPr>
+          <w:rFonts w:ascii="Malgun Gothic" w:hAnsi="Malgun Gothic" w:eastAsia="Malgun Gothic"/>
+          <w:b/>
+          <w:sz w:val="22"/>
+        </w:rPr>
+        <w:t>철도 사용불가에서는 복합모드만 붕괴하고 버스는 버틴다</w:t>
+      </w:r>
+      <w:r>
+        <w:rPr>
+          <w:rFonts w:ascii="Malgun Gothic" w:hAnsi="Malgun Gothic" w:eastAsia="Malgun Gothic"/>
+          <w:b w:val="0"/>
+          <w:sz w:val="22"/>
+        </w:rPr>
+        <w:t>. 철도 지연은 복합모드 완료시간을 비례 늘리지만 벼랑 끝 붕괴는 사용불가에서만, 혼잡은 양쪽을 함께 느리게 하며 중증에서 수렴한다. 배차 유연화·라스트마일 중복 정책이 복합모드를 강화한다. XGBoost 보조 분석도 “완전 차단”과 “중증 혼잡·차량 부족”이 위험을 지배함으로 같은 구조를 확인한다.</w:t>
       </w:r>
     </w:p>
     <w:p>
@@ -6013,7 +4029,23 @@
           <w:b w:val="0"/>
           <w:sz w:val="22"/>
         </w:rPr>
-        <w:t>더 중요한 새로운 발견은, 6x 혼잡에서 모든 공간적 오버레이 위치에서 복합모드가 더 높은 완료율을 유지한다는 것이다. 피더 구간 장애에서 복합모드 CR=0.89 vs 버스 CR=0.80, 라스트마일 구간 장애에서 복합모드 CR=0.91 vs 버스 CR=0.80, 집결지 인근 장애에서 복합모드 CR=0.58 vs 버스 CR=0.12이다. 철도 구간이 제공하는 대안 경로 의존도 감소 효과가 더 넓은 범위에서 복합모드 우위를 지원한다. 환승 스트레스 확장 결과, 극단 환승 지연은 복합모드 완료시간을 최대 +120.96분까지 증가시켜(46.51→167.47분) 환승 처리 효율이 복합모드 실질 성과의 핵심 변수임이 확인되었다. 철도 서비스 저하는 기본 조건에서 +0.96~+10.96분의 완료시간 증가를 유발하지만, 복합 위험 시나리오(탄천+철도 지연)에서 6x 혼잡 시 복합모드 inf/CR=0.96 vs 버스 inf/CR=0.20으로, 도로 측 위협이 충분히 크면 중간 수준 철도 저하를 상쇄하고도 복합모드 우위가 지속됨이 확인되었다.</w:t>
+        <w:t xml:space="preserve">이 결과의 핵심 의미는 특정 방식의 절대 우월성이 아니라, </w:t>
+      </w:r>
+      <w:r>
+        <w:rPr>
+          <w:rFonts w:ascii="Malgun Gothic" w:hAnsi="Malgun Gothic" w:eastAsia="Malgun Gothic"/>
+          <w:b/>
+          <w:sz w:val="22"/>
+        </w:rPr>
+        <w:t>(1) 단일 실패점 식별이 수송 방식 선택보다 우선하고, (2) 복합모드 이점이 철도 가용성에 조건부이며, (3) 차량·배차 운영 설계가 성과를 좌우한다</w:t>
+      </w:r>
+      <w:r>
+        <w:rPr>
+          <w:rFonts w:ascii="Malgun Gothic" w:hAnsi="Malgun Gothic" w:eastAsia="Malgun Gothic"/>
+          <w:b w:val="0"/>
+          <w:sz w:val="22"/>
+        </w:rPr>
+        <w:t>는 점이다. 이 위협 조건부 판단 구조 식별 능력이 본 의사결정지원 프레임워크의 주요 기여다.</w:t>
       </w:r>
     </w:p>
     <w:p>
@@ -6023,27 +4055,7 @@
           <w:b w:val="0"/>
           <w:sz w:val="22"/>
         </w:rPr>
-        <w:t>심각도 사다리 분석에서는 철도 여행시간 승수가 경증(1.2x)에서 중증(2.0x)까지 선형적 증가(+10분)를 보이지만, 사용불가(x100)에서 벼랑 끝 붕괴(완료율 0%)가 발생한다. 복합 스트레스는 단일 지연보다 더 큰 영향을 미치지만 극단까지 100% 완료율을 유지한다. 차량 부족은 중증(0.50x)에서도 완료시간이 +6.28분 증가하는 데 그쳐, 혼잡이나 철도 저하보다 약한 스트레스 요인이다. 라스트마일 차량 용량은 현재 수요에서 결속 제약이 아니며, 차량당 인원 증가 시 완료시간이 오히려 감소한다.</w:t>
-      </w:r>
-    </w:p>
-    <w:p>
-      <w:r>
-        <w:rPr>
-          <w:rFonts w:ascii="Malgun Gothic" w:hAnsi="Malgun Gothic" w:eastAsia="Malgun Gothic"/>
-          <w:b w:val="0"/>
-          <w:sz w:val="22"/>
-        </w:rPr>
-        <w:t>이 결과의 핵심 의미는 특정 방식의 절대적 우월성이 아니라, 혼잡과 장애의 상호작용, 장애의 공간적 위치, 환승 처리 효율, 철도 서비스 상태가 수송 방식의 우위를 결정한다는 점이다. 단일 위협(혼잡만 또는 장애만)에서는 버스의 직접 경로 이점이 지속되지만, 복합 위협에서는 복합모드가 더 넓은 범위의 장애 조건에서 더 높은 완료율을 유지한다. 이 공간적 위치 의존적 조건부 회복력 식별 능력이 이 의사결정 지원 프레임워크의 주요 기여다.</w:t>
-      </w:r>
-    </w:p>
-    <w:p>
-      <w:r>
-        <w:rPr>
-          <w:rFonts w:ascii="Malgun Gothic" w:hAnsi="Malgun Gothic" w:eastAsia="Malgun Gothic"/>
-          <w:b w:val="0"/>
-          <w:sz w:val="22"/>
-        </w:rPr>
-        <w:t>향후 실제 교통량, 보정된 철도 운행, 현장 검증을 반영하면 이 모형은 위기상황 지역 인력 이동계획의 대안 비교와 취약점 점검에 활용될 수 있다. 다만 현재 단계에서는 운영 지침이나 실제 현장 예측이 아니라, 더 현실적인 연구로 발전시키기 위한 검증 가능한 분석 틀로 보는 것이 적절하다.</w:t>
+        <w:t>향후 실측 교통량, 보정된 철도 운행, 현장 검증, 전체 도로망 반복 실험을 거치면 이 모형은 전시 동원 인력 이동계획의 대안 비교와 취약점 점검에 활용될 수 있다. 다만 현재 단계에서는 운영 지침이나 실측 예측이 아니라, 더 현실적인 연구로 발전시키기 위한 검증 가능한 분석 틀로 보는 것이 적절하다.</w:t>
       </w:r>
     </w:p>
     <w:sectPr>

--- a/report.docx
+++ b/report.docx
@@ -9,7 +9,7 @@
           <w:b/>
           <w:sz w:val="36"/>
         </w:rPr>
-        <w:t>전시 동원예비군 수송대안 비교 시뮬레이션 보고서 — 송파→고성 동원 코리더</w:t>
+        <w:t>전시 동원예비군 수송대안 비교 시뮬레이션 보고서 — 송파→고성 동원 코리더 (v3, 전시-가정 기반 재설계)</w:t>
       </w:r>
     </w:p>
     <w:p>
@@ -22,7 +22,73 @@
           <w:b w:val="0"/>
           <w:sz w:val="22"/>
         </w:rPr>
-        <w:t>본 문서 상태 (2026-07-06): `final_study_ready=false`. 의사결정지원·준실험·민감도 분석 목적이며, 형식적 승인, 보정된 실측 결과, 운영 경로지침을 생성하지 않는다. 고성 전시 동원 코리더 준실험 결과(엔지니어링 전용 범위, 12,420행)로 갱신했다. 주요 가정: BPR α=0.36·β=4.0, 수요 1,000명(편성 45명), 차량 23/23/23대(버스/셔틀/라스트마일), 제한시간 1,440분, 철도=전세 무정차 직행(청량리→강릉 114분, 배차간격 30분, 열차당 600명), 23 정책 × 18 시나리오 × 30 시드. 결정론적 장애 시나리오(`force_deterministic=True`), CRN 공통난수 페어링.</w:t>
+        <w:t xml:space="preserve">본 문서 상태 (2026-07-17, v3): `final_study_ready=false`, 형식적 승인 0/12(설계상 유지). 의사결정지원·준실험(quasi-real)·민감도 분석 목적이며, 운용 경로지침·실측 예측·단일 최적경로 지정이 아니다. 본 보고서는 </w:t>
+      </w:r>
+      <w:r>
+        <w:rPr>
+          <w:rFonts w:ascii="Malgun Gothic" w:hAnsi="Malgun Gothic" w:eastAsia="Malgun Gothic"/>
+          <w:b/>
+          <w:sz w:val="22"/>
+        </w:rPr>
+        <w:t>한국경영공학회(KIIE)</w:t>
+      </w:r>
+      <w:r>
+        <w:rPr>
+          <w:rFonts w:ascii="Malgun Gothic" w:hAnsi="Malgun Gothic" w:eastAsia="Malgun Gothic"/>
+          <w:b w:val="0"/>
+          <w:sz w:val="22"/>
+        </w:rPr>
+        <w:t xml:space="preserve"> 투고 초고의 한국어 요약 보고서다. 좌표는 공개 행정중심점·공공교통망만 사용하며, 실제 부대 좌표·OOB·이동일정은 일절 포함하지 않는다.</w:t>
+      </w:r>
+    </w:p>
+    <w:p>
+      <w:pPr>
+        <w:ind w:left="567"/>
+      </w:pPr>
+    </w:p>
+    <w:p>
+      <w:pPr>
+        <w:ind w:left="567"/>
+      </w:pPr>
+      <w:r>
+        <w:rPr>
+          <w:rFonts w:ascii="Malgun Gothic" w:hAnsi="Malgun Gothic" w:eastAsia="Malgun Gothic"/>
+          <w:b w:val="0"/>
+          <w:sz w:val="22"/>
+        </w:rPr>
+        <w:t xml:space="preserve">v3 핵심 재설계: 전시라는 특수성을 “다 리얼월드 관측으로 환원”하려는 압력을 해소하는 도구로 쓴다. 가정-처리 가능한 층(철도 장거리 신뢰성, 민간 배경교통)은 </w:t>
+      </w:r>
+      <w:r>
+        <w:rPr>
+          <w:rFonts w:ascii="Malgun Gothic" w:hAnsi="Malgun Gothic" w:eastAsia="Malgun Gothic"/>
+          <w:b/>
+          <w:sz w:val="22"/>
+        </w:rPr>
+        <w:t>전시 교리 가정 A1-A4로 명시</w:t>
+      </w:r>
+      <w:r>
+        <w:rPr>
+          <w:rFonts w:ascii="Malgun Gothic" w:hAnsi="Malgun Gothic" w:eastAsia="Malgun Gothic"/>
+          <w:b w:val="0"/>
+          <w:sz w:val="22"/>
+        </w:rPr>
+        <w:t xml:space="preserve">하고, real-data 핵심(공식 표준노드링크 도로망)만 실데이터로 구축하며, 비교 무대(access A→S · last-mile R→D · bus A→D 도로)에서 버스 단독 vs 복합운송이 실제로 갈리는 지점을 분해한다. AI/ML 판단지원 층은 본 학회 경로에서 </w:t>
+      </w:r>
+      <w:r>
+        <w:rPr>
+          <w:rFonts w:ascii="Malgun Gothic" w:hAnsi="Malgun Gothic" w:eastAsia="Malgun Gothic"/>
+          <w:b/>
+          <w:sz w:val="22"/>
+        </w:rPr>
+        <w:t>제외</w:t>
+      </w:r>
+      <w:r>
+        <w:rPr>
+          <w:rFonts w:ascii="Malgun Gothic" w:hAnsi="Malgun Gothic" w:eastAsia="Malgun Gothic"/>
+          <w:b w:val="0"/>
+          <w:sz w:val="22"/>
+        </w:rPr>
+        <w:t>한다(국방AI 경연 track은 별도 보존).</w:t>
       </w:r>
     </w:p>
     <w:p>
@@ -82,7 +148,23 @@
           <w:b w:val="0"/>
           <w:sz w:val="22"/>
         </w:rPr>
-        <w:t>이 보고서는 위기·전시 상황에서 약 1,000명의 동원예비군을 집결지(송파)에서 목적지 권역(강원 고성, 수도방위 및 동해안 축)으로 정해진 시간 안에 이동시키는 문제를 다룬다. 특정 현장 운영 경로를 제시하려는 문서가 아니라, 두 수송 대안이 어떤 위협 조건에서 강하고 취약한지 비교하기 위한 의사결정지원 보고서다.</w:t>
+        <w:t xml:space="preserve">이 보고서는 전시 동원예비군 약 1,000명을 집결지(송파)에서 목적지 권역(강원 고성, 제22보병사단 인근)으로 정해진 시간 안에 이동시키는 문제를 다룬다. 특정 현장 운영 경로를 제시하려는 문서가 아니라, 두 수송 대안이 어떤 전시 위협에서 강하고 취약한지 비교하는 </w:t>
+      </w:r>
+      <w:r>
+        <w:rPr>
+          <w:rFonts w:ascii="Malgun Gothic" w:hAnsi="Malgun Gothic" w:eastAsia="Malgun Gothic"/>
+          <w:b/>
+          <w:sz w:val="22"/>
+        </w:rPr>
+        <w:t>의사결정지원·준실험</w:t>
+      </w:r>
+      <w:r>
+        <w:rPr>
+          <w:rFonts w:ascii="Malgun Gothic" w:hAnsi="Malgun Gothic" w:eastAsia="Malgun Gothic"/>
+          <w:b w:val="0"/>
+          <w:sz w:val="22"/>
+        </w:rPr>
+        <w:t xml:space="preserve"> 보고서다.</w:t>
       </w:r>
     </w:p>
     <w:p>
@@ -92,20 +174,15 @@
           <w:b w:val="0"/>
           <w:sz w:val="22"/>
         </w:rPr>
-        <w:t>비교 대상은 다음 두 방식이다.</w:t>
+        <w:t xml:space="preserve">비교 대상: (1) </w:t>
       </w:r>
-    </w:p>
-    <w:p>
-      <w:pPr>
-        <w:pStyle w:val="ListBullet"/>
-      </w:pPr>
       <w:r>
         <w:rPr>
           <w:rFonts w:ascii="Malgun Gothic" w:hAnsi="Malgun Gothic" w:eastAsia="Malgun Gothic"/>
           <w:b/>
           <w:sz w:val="22"/>
         </w:rPr>
-        <w:t>버스 단독 수송</w:t>
+        <w:t>버스 단독</w:t>
       </w:r>
       <w:r>
         <w:rPr>
@@ -113,20 +190,15 @@
           <w:b w:val="0"/>
           <w:sz w:val="22"/>
         </w:rPr>
-        <w:t>: 집결지에서 도로망을 통해 목적지 권역까지 직접 이동.</w:t>
+        <w:t xml:space="preserve"> 수송(A→D 전-도로), (2) </w:t>
       </w:r>
-    </w:p>
-    <w:p>
-      <w:pPr>
-        <w:pStyle w:val="ListBullet"/>
-      </w:pPr>
       <w:r>
         <w:rPr>
           <w:rFonts w:ascii="Malgun Gothic" w:hAnsi="Malgun Gothic" w:eastAsia="Malgun Gothic"/>
           <w:b/>
           <w:sz w:val="22"/>
         </w:rPr>
-        <w:t>철도-버스 복합 수송</w:t>
+        <w:t>철도-버스 복합운송</w:t>
       </w:r>
       <w:r>
         <w:rPr>
@@ -134,7 +206,41 @@
           <w:b w:val="0"/>
           <w:sz w:val="22"/>
         </w:rPr>
-        <w:t>: 집결지에서 철도 접근 거점(청량리역)까지 셔틀 버스로 이동 → 전세 열차가 강릉역까지 무정차 직행 → 강릉역에서 목적지까지 라스트마일 버스.</w:t>
+        <w:t>(A→S 셔틀 → S→R 전세 열차 무정차 직행 → R→D 라스트마일).</w:t>
+      </w:r>
+    </w:p>
+    <w:p>
+      <w:r>
+        <w:rPr>
+          <w:rFonts w:ascii="Malgun Gothic" w:hAnsi="Malgun Gothic" w:eastAsia="Malgun Gothic"/>
+          <w:b/>
+          <w:sz w:val="22"/>
+        </w:rPr>
+        <w:t>전시 가정(명시·교리근거):</w:t>
+      </w:r>
+      <w:r>
+        <w:rPr>
+          <w:rFonts w:ascii="Malgun Gothic" w:hAnsi="Malgun Gothic" w:eastAsia="Malgun Gothic"/>
+          <w:b w:val="0"/>
+          <w:sz w:val="22"/>
+        </w:rPr>
+        <w:t xml:space="preserve"> A1 철도=최대속도·무정차·신뢰(군사우선 운영) → S→R rail leg는 disruption에 면역(*측정 결과가 아니라 scope 조건*); A2 군사축 민간교통≈0, 물리적 기제는 </w:t>
+      </w:r>
+      <w:r>
+        <w:rPr>
+          <w:rFonts w:ascii="Malgun Gothic" w:hAnsi="Malgun Gothic" w:eastAsia="Malgun Gothic"/>
+          <w:b/>
+          <w:sz w:val="22"/>
+        </w:rPr>
+        <w:t>방향 비대칭</w:t>
+      </w:r>
+      <w:r>
+        <w:rPr>
+          <w:rFonts w:ascii="Malgun Gothic" w:hAnsi="Malgun Gothic" w:eastAsia="Malgun Gothic"/>
+          <w:b w:val="0"/>
+          <w:sz w:val="22"/>
+        </w:rPr>
+        <w:t>(병력 ↑ 북상 / 민간 ↓ 남하 대피) → BPR 체적-지연항 near-no-op(정준 설정 makespan 지연 0.0024%); A3 차량=군 배정 고정; A4 disruption 강도=교리 민감도 래더(±50% 순위안정성으로 답).</w:t>
       </w:r>
     </w:p>
     <w:p>
@@ -144,71 +250,7 @@
           <w:b w:val="0"/>
           <w:sz w:val="22"/>
         </w:rPr>
-        <w:t xml:space="preserve">12,420행의 준실험(23 정책 × 18 시나리오 × 30 시드, 공통난수 페어링)에서 관찰된 핵심 발견은 수송 방식의 우위가 </w:t>
-      </w:r>
-      <w:r>
-        <w:rPr>
-          <w:rFonts w:ascii="Malgun Gothic" w:hAnsi="Malgun Gothic" w:eastAsia="Malgun Gothic"/>
-          <w:b/>
-          <w:sz w:val="22"/>
-        </w:rPr>
-        <w:t>위협의 종류와 위치에 의존적</w:t>
-      </w:r>
-      <w:r>
-        <w:rPr>
-          <w:rFonts w:ascii="Malgun Gothic" w:hAnsi="Malgun Gothic" w:eastAsia="Malgun Gothic"/>
-          <w:b w:val="0"/>
-          <w:sz w:val="22"/>
-        </w:rPr>
-        <w:t xml:space="preserve">이라는 것이다. 첫째, 정상 조건에서는 복합모드가 버스 단독보다 평균 약 30분 빠르다(평균 완료시간 339.5분 vs 369.4분), 양쪽 모두 완료율 0.99 이상. 둘째, </w:t>
-      </w:r>
-      <w:r>
-        <w:rPr>
-          <w:rFonts w:ascii="Malgun Gothic" w:hAnsi="Malgun Gothic" w:eastAsia="Malgun Gothic"/>
-          <w:b/>
-          <w:sz w:val="22"/>
-        </w:rPr>
-        <w:t>접근·라스트마일·역 접근도로의 경량 장애는 양쪽 모두에 거의 영향을 주지 않는다</w:t>
-      </w:r>
-      <w:r>
-        <w:rPr>
-          <w:rFonts w:ascii="Malgun Gothic" w:hAnsi="Malgun Gothic" w:eastAsia="Malgun Gothic"/>
-          <w:b w:val="0"/>
-          <w:sz w:val="22"/>
-        </w:rPr>
-        <w:t xml:space="preserve"> — 축약 코리어 도로망이 이 정도 장애에는 우회 여유를 가진다. 셋째, </w:t>
-      </w:r>
-      <w:r>
-        <w:rPr>
-          <w:rFonts w:ascii="Malgun Gothic" w:hAnsi="Malgun Gothic" w:eastAsia="Malgun Gothic"/>
-          <w:b/>
-          <w:sz w:val="22"/>
-        </w:rPr>
-        <w:t>두 방식이 공유하는 핵심 도로 연결이 차단되면 양쪽 모두 완전 붕괴한다(완료율 0)</w:t>
-      </w:r>
-      <w:r>
-        <w:rPr>
-          <w:rFonts w:ascii="Malgun Gothic" w:hAnsi="Malgun Gothic" w:eastAsia="Malgun Gothic"/>
-          <w:b w:val="0"/>
-          <w:sz w:val="22"/>
-        </w:rPr>
-        <w:t xml:space="preserve">. `goseong_critical_link_blockage`와 `goseong_random_blockage` 시나리오에서 버스·복합모드 모두 완료율 0으로 떨어진다. 즉 단일 실패점이 수송 방식 선택 무관하게 전체 이동을 마비시킨다. 넷째, </w:t>
-      </w:r>
-      <w:r>
-        <w:rPr>
-          <w:rFonts w:ascii="Malgun Gothic" w:hAnsi="Malgun Gothic" w:eastAsia="Malgun Gothic"/>
-          <w:b/>
-          <w:sz w:val="22"/>
-        </w:rPr>
-        <w:t>철도 사용불가(`goseong_rail_unavailable`)에서는 복합모드만 붕괴(완료율 0)하고 버스 단독은 정상(완료율 0.995)을 유지</w:t>
-      </w:r>
-      <w:r>
-        <w:rPr>
-          <w:rFonts w:ascii="Malgun Gothic" w:hAnsi="Malgun Gothic" w:eastAsia="Malgun Gothic"/>
-          <w:b w:val="0"/>
-          <w:sz w:val="22"/>
-        </w:rPr>
-        <w:t>한다. 복합모드의 속도 이점은 철도 가용성에 대한 조건부 베팅이다. 다섯째, 철도 스트레스(지연·복합)는 복합모드 완료시간을 비례적으로 늘리지만(경증 지연 334.8분 → 중증 지연 451.2분), 제한시간 1,440분 덕분에 완료율은 0.996 이상으로 유지된다. 여섯째, 혼잡은 양쪽을 함께 느리게 하며, 중증·첨두 혼잡에서 양쪽 완료시간이 수렴한다(버스 460.9분, 복합모드 457.6분). 일곱째, 배차 유연화(`staggered_or_adaptive_dispatch`, 315.5분)와 라스트마일 중복(`multimodal_lastmile_redundancy`, 300.4분) 정책 대안이 복합모드 완료시간을 기준 대비 유의미하게 단축한다.</w:t>
+        <w:t>14,490행 준실험(23 정책 × 21 실행 시나리오 × 30 시드, CRN 공통난수 쌍대설계, 표준노드링크 972k-간선에서 동원축 canonical 경로를 보존하는 752-노드 축약 통로 그래프)에서 관찰된 핵심 발견:</w:t>
       </w:r>
     </w:p>
     <w:p>
@@ -218,7 +260,247 @@
           <w:b w:val="0"/>
           <w:sz w:val="22"/>
         </w:rPr>
-        <w:t>기계학습(XGBoost 4급 위험분류) 보조 분석에서도 같은 구조가 확인된다. 12,420 라벨(정상 7,819 / 주의 976 / 위험 823 / 실패위험 2,802), 시험 macro-F1=0.685. 위험을 가장 크게 설명하는 특성은 `scenario_type=blocked`(완전 차단)이며, 이어서 중증·첨두 혼잡 정책과 차량 부족 정책이 뒤따른다. KMeans 상황군집 4종 중 1개 군집(1,380행)은 평균 완료율 0(붕괴 상황)으로 분리된다.</w:t>
+        <w:t xml:space="preserve">1. </w:t>
+      </w:r>
+      <w:r>
+        <w:rPr>
+          <w:rFonts w:ascii="Malgun Gothic" w:hAnsi="Malgun Gothic" w:eastAsia="Malgun Gothic"/>
+          <w:b/>
+          <w:sz w:val="22"/>
+        </w:rPr>
+        <w:t>정상 기준</w:t>
+      </w:r>
+      <w:r>
+        <w:rPr>
+          <w:rFonts w:ascii="Malgun Gothic" w:hAnsi="Malgun Gothic" w:eastAsia="Malgun Gothic"/>
+          <w:b w:val="0"/>
+          <w:sz w:val="22"/>
+        </w:rPr>
+        <w:t xml:space="preserve">: </w:t>
+      </w:r>
+      <w:r>
+        <w:rPr>
+          <w:rFonts w:ascii="Malgun Gothic" w:hAnsi="Malgun Gothic" w:eastAsia="Malgun Gothic"/>
+          <w:b/>
+          <w:sz w:val="22"/>
+        </w:rPr>
+        <w:t>버스 단독이 복합모드보다 약 81분 빠르다</w:t>
+      </w:r>
+      <w:r>
+        <w:rPr>
+          <w:rFonts w:ascii="Malgun Gothic" w:hAnsi="Malgun Gothic" w:eastAsia="Malgun Gothic"/>
+          <w:b w:val="0"/>
+          <w:sz w:val="22"/>
+        </w:rPr>
+        <w:t xml:space="preserve">(완료시간 283분 vs 364분, 양쪽 완료율 1.000). 24h 동원 창과 23-차량 fleets에서는 도로 직송이 철도의 고정 오버헤드(114분 leg + 배차간격 + 환승)보다 빠르다. (24-pax/8h fixture에서는 복합모드가 빨랐던 것과 반전된, 전시 척도에서의 정직한 결과.) 2. </w:t>
+      </w:r>
+      <w:r>
+        <w:rPr>
+          <w:rFonts w:ascii="Malgun Gothic" w:hAnsi="Malgun Gothic" w:eastAsia="Malgun Gothic"/>
+          <w:b/>
+          <w:sz w:val="22"/>
+        </w:rPr>
+        <w:t>장거리 도로 파손(S→R 축, bus가 도로 노출·multimodal은 rail bypass)</w:t>
+      </w:r>
+      <w:r>
+        <w:rPr>
+          <w:rFonts w:ascii="Malgun Gothic" w:hAnsi="Malgun Gothic" w:eastAsia="Malgun Gothic"/>
+          <w:b w:val="0"/>
+          <w:sz w:val="22"/>
+        </w:rPr>
+        <w:t>: 버스 단독 완료시간이 317→375→</w:t>
+      </w:r>
+      <w:r>
+        <w:rPr>
+          <w:rFonts w:ascii="Malgun Gothic" w:hAnsi="Malgun Gothic" w:eastAsia="Malgun Gothic"/>
+          <w:b/>
+          <w:sz w:val="22"/>
+        </w:rPr>
+        <w:t>671</w:t>
+      </w:r>
+      <w:r>
+        <w:rPr>
+          <w:rFonts w:ascii="Malgun Gothic" w:hAnsi="Malgun Gothic" w:eastAsia="Malgun Gothic"/>
+          <w:b w:val="0"/>
+          <w:sz w:val="22"/>
+        </w:rPr>
+        <w:t xml:space="preserve">분(mild 1.2× / moderate 1.5× / severe 3.0×)으로 단조 상승하나, 복합모드는 </w:t>
+      </w:r>
+      <w:r>
+        <w:rPr>
+          <w:rFonts w:ascii="Malgun Gothic" w:hAnsi="Malgun Gothic" w:eastAsia="Malgun Gothic"/>
+          <w:b/>
+          <w:sz w:val="22"/>
+        </w:rPr>
+        <w:t>364분 불변</w:t>
+      </w:r>
+      <w:r>
+        <w:rPr>
+          <w:rFonts w:ascii="Malgun Gothic" w:hAnsi="Malgun Gothic" w:eastAsia="Malgun Gothic"/>
+          <w:b w:val="0"/>
+          <w:sz w:val="22"/>
+        </w:rPr>
+        <w:t xml:space="preserve">(가정 A1, 양쪽 완료율 1.000). 이것이 전시 철도-신뢰 가정 위에서의 정당한 rail-substitution 이득(artifact 아님). 3. </w:t>
+      </w:r>
+      <w:r>
+        <w:rPr>
+          <w:rFonts w:ascii="Malgun Gothic" w:hAnsi="Malgun Gothic" w:eastAsia="Malgun Gothic"/>
+          <w:b/>
+          <w:sz w:val="22"/>
+        </w:rPr>
+        <w:t>종단 라스트마일 파손(R→D, D 접근 공유도로)</w:t>
+      </w:r>
+      <w:r>
+        <w:rPr>
+          <w:rFonts w:ascii="Malgun Gothic" w:hAnsi="Malgun Gothic" w:eastAsia="Malgun Gothic"/>
+          <w:b w:val="0"/>
+          <w:sz w:val="22"/>
+        </w:rPr>
+        <w:t>: 양쪽 모두 타격, 복합모드가 더 취약 — 버스 294→329→</w:t>
+      </w:r>
+      <w:r>
+        <w:rPr>
+          <w:rFonts w:ascii="Malgun Gothic" w:hAnsi="Malgun Gothic" w:eastAsia="Malgun Gothic"/>
+          <w:b/>
+          <w:sz w:val="22"/>
+        </w:rPr>
+        <w:t>458</w:t>
+      </w:r>
+      <w:r>
+        <w:rPr>
+          <w:rFonts w:ascii="Malgun Gothic" w:hAnsi="Malgun Gothic" w:eastAsia="Malgun Gothic"/>
+          <w:b w:val="0"/>
+          <w:sz w:val="22"/>
+        </w:rPr>
+        <w:t>분, 복합모드 395→502→</w:t>
+      </w:r>
+      <w:r>
+        <w:rPr>
+          <w:rFonts w:ascii="Malgun Gothic" w:hAnsi="Malgun Gothic" w:eastAsia="Malgun Gothic"/>
+          <w:b/>
+          <w:sz w:val="22"/>
+        </w:rPr>
+        <w:t>976</w:t>
+      </w:r>
+      <w:r>
+        <w:rPr>
+          <w:rFonts w:ascii="Malgun Gothic" w:hAnsi="Malgun Gothic" w:eastAsia="Malgun Gothic"/>
+          <w:b w:val="0"/>
+          <w:sz w:val="22"/>
+        </w:rPr>
+        <w:t xml:space="preserve">분(mild / severe / extreme, 양쪽 완료율 1.000). 종단 도로는 두 방식이 공유하는 병목. 4. </w:t>
+      </w:r>
+      <w:r>
+        <w:rPr>
+          <w:rFonts w:ascii="Malgun Gothic" w:hAnsi="Malgun Gothic" w:eastAsia="Malgun Gothic"/>
+          <w:b/>
+          <w:sz w:val="22"/>
+        </w:rPr>
+        <w:t>접근로 파손(A→S 셔틀 leg)</w:t>
+      </w:r>
+      <w:r>
+        <w:rPr>
+          <w:rFonts w:ascii="Malgun Gothic" w:hAnsi="Malgun Gothic" w:eastAsia="Malgun Gothic"/>
+          <w:b w:val="0"/>
+          <w:sz w:val="22"/>
+        </w:rPr>
+        <w:t xml:space="preserve">: 버스는 이 leg를 직접 쓰지 않아 경미(285→311분), 복합모드는 전용 feeder leg라 더 타격받는다(371→464분). 양쪽 완료율 1.000 → makespan 신호로는 multimodal 전용 비용. 5. </w:t>
+      </w:r>
+      <w:r>
+        <w:rPr>
+          <w:rFonts w:ascii="Malgun Gothic" w:hAnsi="Malgun Gothic" w:eastAsia="Malgun Gothic"/>
+          <w:b/>
+          <w:sz w:val="22"/>
+        </w:rPr>
+        <w:t>철도 사용불가(rail_unavailable, 가정 A1 실패-edge)</w:t>
+      </w:r>
+      <w:r>
+        <w:rPr>
+          <w:rFonts w:ascii="Malgun Gothic" w:hAnsi="Malgun Gothic" w:eastAsia="Malgun Gothic"/>
+          <w:b w:val="0"/>
+          <w:sz w:val="22"/>
+        </w:rPr>
+        <w:t xml:space="preserve">: 복합모드 </w:t>
+      </w:r>
+      <w:r>
+        <w:rPr>
+          <w:rFonts w:ascii="Malgun Gothic" w:hAnsi="Malgun Gothic" w:eastAsia="Malgun Gothic"/>
+          <w:b/>
+          <w:sz w:val="22"/>
+        </w:rPr>
+        <w:t>완료율 0.000 붕괴</w:t>
+      </w:r>
+      <w:r>
+        <w:rPr>
+          <w:rFonts w:ascii="Malgun Gothic" w:hAnsi="Malgun Gothic" w:eastAsia="Malgun Gothic"/>
+          <w:b w:val="0"/>
+          <w:sz w:val="22"/>
+        </w:rPr>
+        <w:t>, 버스 단독은 1.000 유지. 전시 철도-가용성 베팅의 한계를 그리는 정당·비순환 stress(</w:t>
+      </w:r>
+      <w:r>
+        <w:rPr>
+          <w:rFonts w:ascii="Malgun Gothic" w:hAnsi="Malgun Gothic" w:eastAsia="Malgun Gothic"/>
+          <w:b/>
+          <w:sz w:val="22"/>
+        </w:rPr>
+        <w:t>헤드라인 결과</w:t>
+      </w:r>
+      <w:r>
+        <w:rPr>
+          <w:rFonts w:ascii="Malgun Gothic" w:hAnsi="Malgun Gothic" w:eastAsia="Malgun Gothic"/>
+          <w:b w:val="0"/>
+          <w:sz w:val="22"/>
+        </w:rPr>
+        <w:t xml:space="preserve">). 6. </w:t>
+      </w:r>
+      <w:r>
+        <w:rPr>
+          <w:rFonts w:ascii="Malgun Gothic" w:hAnsi="Malgun Gothic" w:eastAsia="Malgun Gothic"/>
+          <w:b/>
+          <w:sz w:val="22"/>
+        </w:rPr>
+        <w:t>임계 링크 차단(edge betweenness top-3)</w:t>
+      </w:r>
+      <w:r>
+        <w:rPr>
+          <w:rFonts w:ascii="Malgun Gothic" w:hAnsi="Malgun Gothic" w:eastAsia="Malgun Gothic"/>
+          <w:b w:val="0"/>
+          <w:sz w:val="22"/>
+        </w:rPr>
+        <w:t xml:space="preserve">: 버스 단독 0.000 붕괴, 복합모드 1.000 생존(rail bypass). 단, </w:t>
+      </w:r>
+      <w:r>
+        <w:rPr>
+          <w:rFonts w:ascii="Malgun Gothic" w:hAnsi="Malgun Gothic" w:eastAsia="Malgun Gothic"/>
+          <w:b/>
+          <w:sz w:val="22"/>
+        </w:rPr>
+        <w:t>무작위 8-간선 차단은 양쪽 모두 0.000</w:t>
+      </w:r>
+      <w:r>
+        <w:rPr>
+          <w:rFonts w:ascii="Malgun Gothic" w:hAnsi="Malgun Gothic" w:eastAsia="Malgun Gothic"/>
+          <w:b w:val="0"/>
+          <w:sz w:val="22"/>
+        </w:rPr>
+        <w:t xml:space="preserve">. 7. </w:t>
+      </w:r>
+      <w:r>
+        <w:rPr>
+          <w:rFonts w:ascii="Malgun Gothic" w:hAnsi="Malgun Gothic" w:eastAsia="Malgun Gothic"/>
+          <w:b/>
+          <w:sz w:val="22"/>
+        </w:rPr>
+        <w:t>±50% 안정성</w:t>
+      </w:r>
+      <w:r>
+        <w:rPr>
+          <w:rFonts w:ascii="Malgun Gothic" w:hAnsi="Malgun Gothic" w:eastAsia="Malgun Gothic"/>
+          <w:b w:val="0"/>
+          <w:sz w:val="22"/>
+        </w:rPr>
+        <w:t>: 접근로·라스트마일 severe(3.0×)와 +50%(4.5×)가 makespan 순위를 바꾸지 않는다. 미확인 multiplier 비판에 순위안정성으로 답.</w:t>
       </w:r>
     </w:p>
     <w:p>
@@ -228,7 +510,7 @@
           <w:b w:val="0"/>
           <w:sz w:val="22"/>
         </w:rPr>
-        <w:t xml:space="preserve">현재 최종 연구 준비 상태는 `false`다. 철도 값(114/30/600)은 </w:t>
+        <w:t xml:space="preserve">전체 결과는 공개 표준노드링크 기반 축약 코리더와 전세 철도 가정에서 얻은 </w:t>
       </w:r>
       <w:r>
         <w:rPr>
@@ -236,7 +518,7 @@
           <w:b/>
           <w:sz w:val="22"/>
         </w:rPr>
-        <w:t>전세 무정차 직행이라는 전시 계획 가정</w:t>
+        <w:t>엔지니어링 전용(비출판·비승인·비운영) 의사결정지원 결과</w:t>
       </w:r>
       <w:r>
         <w:rPr>
@@ -244,23 +526,7 @@
           <w:b w:val="0"/>
           <w:sz w:val="22"/>
         </w:rPr>
-        <w:t xml:space="preserve">이며 보정된 실측이 아니고, 전체 실험은 </w:t>
-      </w:r>
-      <w:r>
-        <w:rPr>
-          <w:rFonts w:ascii="Malgun Gothic" w:hAnsi="Malgun Gothic" w:eastAsia="Malgun Gothic"/>
-          <w:b/>
-          <w:sz w:val="22"/>
-        </w:rPr>
-        <w:t>엔지니어링 전용(비출판·비승인·비운영)</w:t>
-      </w:r>
-      <w:r>
-        <w:rPr>
-          <w:rFonts w:ascii="Malgun Gothic" w:hAnsi="Malgun Gothic" w:eastAsia="Malgun Gothic"/>
-          <w:b w:val="0"/>
-          <w:sz w:val="22"/>
-        </w:rPr>
-        <w:t xml:space="preserve"> 범위에서 수행됐다. 따라서 본 결과를 운영 지침이나 실측 예측으로 제시하면 안 된다.</w:t>
+        <w:t>다. 실측 교통량·보정된 철도 운행·현장 운영 절차를 반영한 예측으로 바로 써서는 안 된다.</w:t>
       </w:r>
     </w:p>
     <w:p>
@@ -280,7 +546,7 @@
           <w:b w:val="0"/>
           <w:sz w:val="22"/>
         </w:rPr>
-        <w:t>전시 동원, 재난 대응, 대규모 공공안전 위기처럼 많은 인원을 짧은 시간 안에 이동시켜야 하는 상황에서는 도로, 철도, 차량, 인력, 환승 거점이 동시에 제약을 받는다. 일부 도로가 막히거나 용량이 줄어들 수 있고, 평소보다 교통량이 많아질 수 있으며, 모든 인원이 정시에 집결한다고 가정하기도 어렵다.</w:t>
+        <w:t>전시 동원처럼 많은 인원을 짧은 시간 안에 이동시켜야 하는 상황에서는 도로, 철도, 차량, 인력, 환승 거점이 동시에 제약을 받는다. 일부 도로가 막히거나 용량이 줄어들 수 있고, 평소보다 교통량이 달라질 수 있으며, 모든 인원이 정시에 집결한다고 가정하기도 어렵다.</w:t>
       </w:r>
     </w:p>
     <w:p>
@@ -290,7 +556,39 @@
           <w:b w:val="0"/>
           <w:sz w:val="22"/>
         </w:rPr>
-        <w:t>이런 상황에서는 단순히 “가장 짧은 거리”나 “평균 이동시간”만 비교해서는 충분하지 않다. 어떤 수송 방식이 위협 상황에서 얼마나 버티는지, 일부 지각자를 기다리는 것이 전체 성과에 도움이 되는지, 차량과 철도 자원을 얼마나 효율적으로 쓰는지까지 함께 봐야 한다.</w:t>
+        <w:t xml:space="preserve">이런 상황에서는 단순히 “가장 짧은 거리”나 “평균 이동시간”만 비교해서는 충분하지 않다. 특히 </w:t>
+      </w:r>
+      <w:r>
+        <w:rPr>
+          <w:rFonts w:ascii="Malgun Gothic" w:hAnsi="Malgun Gothic" w:eastAsia="Malgun Gothic"/>
+          <w:b/>
+          <w:sz w:val="22"/>
+        </w:rPr>
+        <w:t>전시</w:t>
+      </w:r>
+      <w:r>
+        <w:rPr>
+          <w:rFonts w:ascii="Malgun Gothic" w:hAnsi="Malgun Gothic" w:eastAsia="Malgun Gothic"/>
+          <w:b w:val="0"/>
+          <w:sz w:val="22"/>
+        </w:rPr>
+        <w:t xml:space="preserve">에는 평시 교통·운영 데이터가 무의미해지는 부분이 많다. 본 연구의 핵심 관점은, 전시라는 특수성을 “다 실측으로 환원해야 할 부담”으로 볼 것이 아니라 </w:t>
+      </w:r>
+      <w:r>
+        <w:rPr>
+          <w:rFonts w:ascii="Malgun Gothic" w:hAnsi="Malgun Gothic" w:eastAsia="Malgun Gothic"/>
+          <w:b/>
+          <w:sz w:val="22"/>
+        </w:rPr>
+        <w:t>명시적 교리 가정으로 처치하여 모형을 단순화하고, real-data로 구축해야 할 도로망 핵심에만 실측 부담을 집중</w:t>
+      </w:r>
+      <w:r>
+        <w:rPr>
+          <w:rFonts w:ascii="Malgun Gothic" w:hAnsi="Malgun Gothic" w:eastAsia="Malgun Gothic"/>
+          <w:b w:val="0"/>
+          <w:sz w:val="22"/>
+        </w:rPr>
+        <w:t>하는 것이다.</w:t>
       </w:r>
     </w:p>
     <w:p>
@@ -300,7 +598,7 @@
           <w:b w:val="0"/>
           <w:sz w:val="22"/>
         </w:rPr>
-        <w:t xml:space="preserve">특히 철도-버스 복합 수송은 장거리 구간의 도로 부담을 줄일 수 있지만, 그 장점은 조건부다. 철도 접근 도로, 역 주변 처리 능력, 열차 가용성, 환승 처리, 마지막 도로 구간, 차량 가용성이 함께 맞아야 한다. 이 보고서의 핵심 관점은 복합 수송을 절대적으로 좋거나 나쁘게 판단하는 것이 아니라, </w:t>
+        <w:t xml:space="preserve">특히 철도-버스 복합 수송은 장거리 도로 부담을 줄일 수 있지만, 그 장점은 조건부다. 복합모드가 좋은지 나쁜지를 절대적으로 판단하는 것이 아니라, </w:t>
       </w:r>
       <w:r>
         <w:rPr>
@@ -308,7 +606,7 @@
           <w:b/>
           <w:sz w:val="22"/>
         </w:rPr>
-        <w:t>어떤 위협에서 강하고 어떤 위협에서 취약한지</w:t>
+        <w:t>어떤 전시 위협에서 강하고 어떤 위협에서 취약한지</w:t>
       </w:r>
       <w:r>
         <w:rPr>
@@ -316,7 +614,7 @@
           <w:b w:val="0"/>
           <w:sz w:val="22"/>
         </w:rPr>
-        <w:t xml:space="preserve"> 확인하는 것이다.</w:t>
+        <w:t xml:space="preserve"> 확인하는 것이 본 보고서의 목적이다.</w:t>
       </w:r>
     </w:p>
     <w:p>
@@ -326,7 +624,432 @@
           <w:b w:val="0"/>
           <w:sz w:val="22"/>
         </w:rPr>
-        <w:t>본 사례 코리어는 송파 집결(올림픽공원 인근, 공개 행정 중심점)에서 출발해 청량리역까지 버스(약 30분), KTX-Eum 철도로 강릉역까지(114분), 다시 버스로 고성 토천면 학야리 인근 목적지(약 40분)까지 이어지는 약 185km의 다중수단 동원축이다. 좌표는 공개 행정 중심점만 사용했으며 실제 부대 시설 좌표는 포함하지 않는다.</w:t>
+        <w:t>본 사례 코리더는 송파 집결(올림픽공원 인근, 공개 행정 중심점)에서 출발해 청량리역까지 셔틀, KTX-Eum 전세 열차로 강릉역까지 무정차 직행, 다시 라스트마일 버스로 고성 토천면 학야리 인근 목적지까지 이어지는 약 185km 다중수단 동원축이다. 좌표는 공개 행정중심점만 사용했으며 실제 부대 시설 좌표는 포함하지 않는다.</w:t>
+      </w:r>
+    </w:p>
+    <w:p>
+      <w:r>
+        <w:rPr>
+          <w:rFonts w:ascii="Malgun Gothic" w:hAnsi="Malgun Gothic" w:eastAsia="Malgun Gothic"/>
+          <w:b/>
+          <w:sz w:val="28"/>
+        </w:rPr>
+        <w:t>전시 가정 (명시·교리근거) — 본 재설계의 핵심</w:t>
+      </w:r>
+    </w:p>
+    <w:tbl>
+      <w:tblPr>
+        <w:tblStyle w:val="TableGrid"/>
+        <w:tblW w:type="auto" w:w="0"/>
+        <w:jc w:val="center"/>
+        <w:tblLook w:firstColumn="1" w:firstRow="1" w:lastColumn="0" w:lastRow="0" w:noHBand="0" w:noVBand="1" w:val="04A0"/>
+      </w:tblPr>
+      <w:tblGrid>
+        <w:gridCol w:w="2256"/>
+        <w:gridCol w:w="2256"/>
+        <w:gridCol w:w="2256"/>
+        <w:gridCol w:w="2256"/>
+      </w:tblGrid>
+      <w:tr>
+        <w:tc>
+          <w:tcPr>
+            <w:tcW w:type="dxa" w:w="2256"/>
+            <w:shd w:val="clear" w:color="auto" w:fill="1F3864"/>
+          </w:tcPr>
+          <w:p>
+            <w:pPr>
+              <w:jc w:val="center"/>
+            </w:pPr>
+            <w:r/>
+            <w:r>
+              <w:rPr>
+                <w:rFonts w:ascii="Malgun Gothic" w:hAnsi="Malgun Gothic" w:eastAsia="Malgun Gothic"/>
+                <w:b/>
+                <w:color w:val="FFFFFF"/>
+                <w:sz w:val="20"/>
+              </w:rPr>
+              <w:t>#</w:t>
+            </w:r>
+          </w:p>
+        </w:tc>
+        <w:tc>
+          <w:tcPr>
+            <w:tcW w:type="dxa" w:w="2256"/>
+            <w:shd w:val="clear" w:color="auto" w:fill="1F3864"/>
+          </w:tcPr>
+          <w:p>
+            <w:pPr>
+              <w:jc w:val="center"/>
+            </w:pPr>
+            <w:r/>
+            <w:r>
+              <w:rPr>
+                <w:rFonts w:ascii="Malgun Gothic" w:hAnsi="Malgun Gothic" w:eastAsia="Malgun Gothic"/>
+                <w:b/>
+                <w:color w:val="FFFFFF"/>
+                <w:sz w:val="20"/>
+              </w:rPr>
+              <w:t>가정</w:t>
+            </w:r>
+          </w:p>
+        </w:tc>
+        <w:tc>
+          <w:tcPr>
+            <w:tcW w:type="dxa" w:w="2256"/>
+            <w:shd w:val="clear" w:color="auto" w:fill="1F3864"/>
+          </w:tcPr>
+          <w:p>
+            <w:pPr>
+              <w:jc w:val="center"/>
+            </w:pPr>
+            <w:r/>
+            <w:r>
+              <w:rPr>
+                <w:rFonts w:ascii="Malgun Gothic" w:hAnsi="Malgun Gothic" w:eastAsia="Malgun Gothic"/>
+                <w:b/>
+                <w:color w:val="FFFFFF"/>
+                <w:sz w:val="20"/>
+              </w:rPr>
+              <w:t>전시 근거</w:t>
+            </w:r>
+          </w:p>
+        </w:tc>
+        <w:tc>
+          <w:tcPr>
+            <w:tcW w:type="dxa" w:w="2256"/>
+            <w:shd w:val="clear" w:color="auto" w:fill="1F3864"/>
+          </w:tcPr>
+          <w:p>
+            <w:pPr>
+              <w:jc w:val="center"/>
+            </w:pPr>
+            <w:r/>
+            <w:r>
+              <w:rPr>
+                <w:rFonts w:ascii="Malgun Gothic" w:hAnsi="Malgun Gothic" w:eastAsia="Malgun Gothic"/>
+                <w:b/>
+                <w:color w:val="FFFFFF"/>
+                <w:sz w:val="20"/>
+              </w:rPr>
+              <w:t>모형에서의 결과</w:t>
+            </w:r>
+          </w:p>
+        </w:tc>
+      </w:tr>
+      <w:tr>
+        <w:tc>
+          <w:tcPr>
+            <w:tcW w:type="dxa" w:w="2256"/>
+          </w:tcPr>
+          <w:p>
+            <w:r/>
+            <w:r>
+              <w:rPr>
+                <w:rFonts w:ascii="Malgun Gothic" w:hAnsi="Malgun Gothic" w:eastAsia="Malgun Gothic"/>
+                <w:b w:val="0"/>
+                <w:sz w:val="20"/>
+              </w:rPr>
+              <w:t>A1</w:t>
+            </w:r>
+          </w:p>
+        </w:tc>
+        <w:tc>
+          <w:tcPr>
+            <w:tcW w:type="dxa" w:w="2256"/>
+          </w:tcPr>
+          <w:p>
+            <w:r/>
+            <w:r>
+              <w:rPr>
+                <w:rFonts w:ascii="Malgun Gothic" w:hAnsi="Malgun Gothic" w:eastAsia="Malgun Gothic"/>
+                <w:b w:val="0"/>
+                <w:sz w:val="20"/>
+              </w:rPr>
+              <w:t>철도 = 최대속도·무정차·신뢰</w:t>
+            </w:r>
+          </w:p>
+        </w:tc>
+        <w:tc>
+          <w:tcPr>
+            <w:tcW w:type="dxa" w:w="2256"/>
+          </w:tcPr>
+          <w:p>
+            <w:r/>
+            <w:r>
+              <w:rPr>
+                <w:rFonts w:ascii="Malgun Gothic" w:hAnsi="Malgun Gothic" w:eastAsia="Malgun Gothic"/>
+                <w:b w:val="0"/>
+                <w:sz w:val="20"/>
+              </w:rPr>
+              <w:t>전시 군사수송 우선운영(예비군 동원 = 우선 군사이동). 전세(대여) 열차로 출발역→도착역 직행</w:t>
+            </w:r>
+          </w:p>
+        </w:tc>
+        <w:tc>
+          <w:tcPr>
+            <w:tcW w:type="dxa" w:w="2256"/>
+          </w:tcPr>
+          <w:p>
+            <w:r/>
+            <w:r>
+              <w:rPr>
+                <w:rFonts w:ascii="Malgun Gothic" w:hAnsi="Malgun Gothic" w:eastAsia="Malgun Gothic"/>
+                <w:b w:val="0"/>
+                <w:sz w:val="20"/>
+              </w:rPr>
+              <w:t>S→R rail leg는 disruption-면역 **by assumption**(측정 결과 아님). 철도 점진 열화 래더는 본 설계에서 제거(A1과 모순). 철도 사용불가(mult=100)만 가정 실패-edge로 보존</w:t>
+            </w:r>
+          </w:p>
+        </w:tc>
+      </w:tr>
+      <w:tr>
+        <w:tc>
+          <w:tcPr>
+            <w:tcW w:type="dxa" w:w="2256"/>
+          </w:tcPr>
+          <w:p>
+            <w:r/>
+            <w:r>
+              <w:rPr>
+                <w:rFonts w:ascii="Malgun Gothic" w:hAnsi="Malgun Gothic" w:eastAsia="Malgun Gothic"/>
+                <w:b w:val="0"/>
+                <w:sz w:val="20"/>
+              </w:rPr>
+              <w:t>A2</w:t>
+            </w:r>
+          </w:p>
+        </w:tc>
+        <w:tc>
+          <w:tcPr>
+            <w:tcW w:type="dxa" w:w="2256"/>
+          </w:tcPr>
+          <w:p>
+            <w:r/>
+            <w:r>
+              <w:rPr>
+                <w:rFonts w:ascii="Malgun Gothic" w:hAnsi="Malgun Gothic" w:eastAsia="Malgun Gothic"/>
+                <w:b w:val="0"/>
+                <w:sz w:val="20"/>
+              </w:rPr>
+              <w:t>군사축 민간교통 ≈ 0</w:t>
+            </w:r>
+          </w:p>
+        </w:tc>
+        <w:tc>
+          <w:tcPr>
+            <w:tcW w:type="dxa" w:w="2256"/>
+          </w:tcPr>
+          <w:p>
+            <w:r/>
+            <w:r>
+              <w:rPr>
+                <w:rFonts w:ascii="Malgun Gothic" w:hAnsi="Malgun Gothic" w:eastAsia="Malgun Gothic"/>
+                <w:b w:val="0"/>
+                <w:sz w:val="20"/>
+              </w:rPr>
+              <w:t>**방향 비대칭**: 병력은 ↑ 북상, 민간은 ↓ 남하 대피. 반대 축이라 안 겹침 + 전시 민간 교통 붕괴</w:t>
+            </w:r>
+          </w:p>
+        </w:tc>
+        <w:tc>
+          <w:tcPr>
+            <w:tcW w:type="dxa" w:w="2256"/>
+          </w:tcPr>
+          <w:p>
+            <w:r/>
+            <w:r>
+              <w:rPr>
+                <w:rFonts w:ascii="Malgun Gothic" w:hAnsi="Malgun Gothic" w:eastAsia="Malgun Gothic"/>
+                <w:b w:val="0"/>
+                <w:sz w:val="20"/>
+              </w:rPr>
+              <w:t>BPR 체적-지연항 near-no-op(makespan 지연 0.0024%). 통행시간 ≈ 거리/자유속도. 민간 교통량 데이터 불필요</w:t>
+            </w:r>
+          </w:p>
+        </w:tc>
+      </w:tr>
+      <w:tr>
+        <w:tc>
+          <w:tcPr>
+            <w:tcW w:type="dxa" w:w="2256"/>
+          </w:tcPr>
+          <w:p>
+            <w:r/>
+            <w:r>
+              <w:rPr>
+                <w:rFonts w:ascii="Malgun Gothic" w:hAnsi="Malgun Gothic" w:eastAsia="Malgun Gothic"/>
+                <w:b w:val="0"/>
+                <w:sz w:val="20"/>
+              </w:rPr>
+              <w:t>A3</w:t>
+            </w:r>
+          </w:p>
+        </w:tc>
+        <w:tc>
+          <w:tcPr>
+            <w:tcW w:type="dxa" w:w="2256"/>
+          </w:tcPr>
+          <w:p>
+            <w:r/>
+            <w:r>
+              <w:rPr>
+                <w:rFonts w:ascii="Malgun Gothic" w:hAnsi="Malgun Gothic" w:eastAsia="Malgun Gothic"/>
+                <w:b w:val="0"/>
+                <w:sz w:val="20"/>
+              </w:rPr>
+              <w:t>차량 = 군 배정 고정</w:t>
+            </w:r>
+          </w:p>
+        </w:tc>
+        <w:tc>
+          <w:tcPr>
+            <w:tcW w:type="dxa" w:w="2256"/>
+          </w:tcPr>
+          <w:p>
+            <w:r/>
+            <w:r>
+              <w:rPr>
+                <w:rFonts w:ascii="Malgun Gothic" w:hAnsi="Malgun Gothic" w:eastAsia="Malgun Gothic"/>
+                <w:b w:val="0"/>
+                <w:sz w:val="20"/>
+              </w:rPr>
+              <w:t>군 징발/배정, 시장 변수 아님</w:t>
+            </w:r>
+          </w:p>
+        </w:tc>
+        <w:tc>
+          <w:tcPr>
+            <w:tcW w:type="dxa" w:w="2256"/>
+          </w:tcPr>
+          <w:p>
+            <w:r/>
+            <w:r>
+              <w:rPr>
+                <w:rFonts w:ascii="Malgun Gothic" w:hAnsi="Malgun Gothic" w:eastAsia="Malgun Gothic"/>
+                <w:b w:val="0"/>
+                <w:sz w:val="20"/>
+              </w:rPr>
+              <w:t>차량 대수 = 정책 입력(policy alternative)</w:t>
+            </w:r>
+          </w:p>
+        </w:tc>
+      </w:tr>
+      <w:tr>
+        <w:tc>
+          <w:tcPr>
+            <w:tcW w:type="dxa" w:w="2256"/>
+          </w:tcPr>
+          <w:p>
+            <w:r/>
+            <w:r>
+              <w:rPr>
+                <w:rFonts w:ascii="Malgun Gothic" w:hAnsi="Malgun Gothic" w:eastAsia="Malgun Gothic"/>
+                <w:b w:val="0"/>
+                <w:sz w:val="20"/>
+              </w:rPr>
+              <w:t>A4</w:t>
+            </w:r>
+          </w:p>
+        </w:tc>
+        <w:tc>
+          <w:tcPr>
+            <w:tcW w:type="dxa" w:w="2256"/>
+          </w:tcPr>
+          <w:p>
+            <w:r/>
+            <w:r>
+              <w:rPr>
+                <w:rFonts w:ascii="Malgun Gothic" w:hAnsi="Malgun Gothic" w:eastAsia="Malgun Gothic"/>
+                <w:b w:val="0"/>
+                <w:sz w:val="20"/>
+              </w:rPr>
+              <w:t>disruption 강도 = 교리 시나리오 입력(민감도 래더)</w:t>
+            </w:r>
+          </w:p>
+        </w:tc>
+        <w:tc>
+          <w:tcPr>
+            <w:tcW w:type="dxa" w:w="2256"/>
+          </w:tcPr>
+          <w:p>
+            <w:r/>
+            <w:r>
+              <w:rPr>
+                <w:rFonts w:ascii="Malgun Gothic" w:hAnsi="Malgun Gothic" w:eastAsia="Malgun Gothic"/>
+                <w:b w:val="0"/>
+                <w:sz w:val="20"/>
+              </w:rPr>
+              <w:t>파손정도 불확실 → 가정-래더로 sensitivity</w:t>
+            </w:r>
+          </w:p>
+        </w:tc>
+        <w:tc>
+          <w:tcPr>
+            <w:tcW w:type="dxa" w:w="2256"/>
+          </w:tcPr>
+          <w:p>
+            <w:r/>
+            <w:r>
+              <w:rPr>
+                <w:rFonts w:ascii="Malgun Gothic" w:hAnsi="Malgun Gothic" w:eastAsia="Malgun Gothic"/>
+                <w:b w:val="0"/>
+                <w:sz w:val="20"/>
+              </w:rPr>
+              <w:t>multiplier 사다리 = “planning sensitivity”. 정확값 주장 X, **±50% 순위안정성**으로 답</w:t>
+            </w:r>
+          </w:p>
+        </w:tc>
+      </w:tr>
+    </w:tbl>
+    <w:p/>
+    <w:p>
+      <w:r>
+        <w:rPr>
+          <w:rFonts w:ascii="Malgun Gothic" w:hAnsi="Malgun Gothic" w:eastAsia="Malgun Gothic"/>
+          <w:b/>
+          <w:sz w:val="22"/>
+        </w:rPr>
+        <w:t>규칙:</w:t>
+      </w:r>
+      <w:r>
+        <w:rPr>
+          <w:rFonts w:ascii="Malgun Gothic" w:hAnsi="Malgun Gothic" w:eastAsia="Malgun Gothic"/>
+          <w:b w:val="0"/>
+          <w:sz w:val="22"/>
+        </w:rPr>
+        <w:t xml:space="preserve"> 가정 자체는 문제가 아니다. </w:t>
+      </w:r>
+      <w:r>
+        <w:rPr>
+          <w:rFonts w:ascii="Malgun Gothic" w:hAnsi="Malgun Gothic" w:eastAsia="Malgun Gothic"/>
+          <w:b/>
+          <w:sz w:val="22"/>
+        </w:rPr>
+        <w:t>숨겨서 “발견”처럼 팔 때</w:t>
+      </w:r>
+      <w:r>
+        <w:rPr>
+          <w:rFonts w:ascii="Malgun Gothic" w:hAnsi="Malgun Gothic" w:eastAsia="Malgun Gothic"/>
+          <w:b w:val="0"/>
+          <w:sz w:val="22"/>
+        </w:rPr>
+        <w:t xml:space="preserve"> 문제다. 모든 가정은 본 보고서에 명시하며, 특히 철도-면역은 “측정된 robustness”가 아닌 </w:t>
+      </w:r>
+      <w:r>
+        <w:rPr>
+          <w:rFonts w:ascii="Malgun Gothic" w:hAnsi="Malgun Gothic" w:eastAsia="Malgun Gothic"/>
+          <w:b/>
+          <w:sz w:val="22"/>
+        </w:rPr>
+        <w:t>scope 조건</w:t>
+      </w:r>
+      <w:r>
+        <w:rPr>
+          <w:rFonts w:ascii="Malgun Gothic" w:hAnsi="Malgun Gothic" w:eastAsia="Malgun Gothic"/>
+          <w:b w:val="0"/>
+          <w:sz w:val="22"/>
+        </w:rPr>
+        <w:t>으로 기술한다.</w:t>
       </w:r>
     </w:p>
     <w:p>
@@ -356,7 +1079,7 @@
           <w:b w:val="0"/>
           <w:sz w:val="22"/>
         </w:rPr>
-        <w:t>가장 직관적인 방식이다. 모든 인원이 집결지에서 버스를 타고 도로망을 통해 목적지 권역까지 이동한다. 환승이 없고 절차가 단순하며, 집결지에서 바로 목적지로 이동하므로 중간 단계의 대기·환승 손실이 작다. 다만 주요 도로가 막히거나 용량이 떨어지면 우회가 필요하고, 우회 경로마저 부족하면 일부 인원이 제한 시간 안에 도착하지 못할 수 있다. 차량 대수와 회차 시간이 부족하면 배차 지연도 빠르게 커진다.</w:t>
+        <w:t>모든 인원이 집결지(A)에서 버스를 타고 도로망을 통해 목적지(D)까지 직접 이동. 환승이 없고 절차가 단순하며 집결지에서 바로 목적지로 이동하므로 중간 대기·환승 손실이 작다. 단, 장거리 도로를 전 구간 사용하므로 도로 파손·혼잡에 직접 노출되고, 차량 대수·회차가 부족하면 배차 지연이 빠르게 커진다.</w:t>
       </w:r>
     </w:p>
     <w:p>
@@ -366,7 +1089,7 @@
           <w:b/>
           <w:sz w:val="24"/>
         </w:rPr>
-        <w:t>철도-버스 복합 수송 (전세 무정차 직행)</w:t>
+        <w:t>철도-버스 복합 수송 (전세 무정차 직행 — 가정 A1)</w:t>
       </w:r>
     </w:p>
     <w:p>
@@ -376,7 +1099,7 @@
           <w:b w:val="0"/>
           <w:sz w:val="22"/>
         </w:rPr>
-        <w:t xml:space="preserve">집결지에서 철도 거점(청량리역)까지 셔틀 버스로 이동한 뒤, 전세 열차가 강릉역까지 중간 정차 없이 직행하고, 마지막으로 목적지 권역까지 라스트마일 버스로 이동하는 방식이다. 전시 모형에서 철도는 </w:t>
+        <w:t xml:space="preserve">집결지(A)에서 철도 거점(S, 청량리역)까지 셔틀 → 전세 열차가 강릉역(R)까지 중간 정차 없이 직행(가정 A1) → 목적지(D)까지 라스트마일 버스(R→D). 전시 모형에서 철도는 </w:t>
       </w:r>
       <w:r>
         <w:rPr>
@@ -384,7 +1107,7 @@
           <w:b/>
           <w:sz w:val="22"/>
         </w:rPr>
-        <w:t>대여(전세)되어 출발지에서 도착역까지 멈추지 않고 운행</w:t>
+        <w:t>대여(전세)되어 출발역에서 도착역까지 멈추지 않고 운행</w:t>
       </w:r>
       <w:r>
         <w:rPr>
@@ -392,7 +1115,7 @@
           <w:b w:val="0"/>
           <w:sz w:val="22"/>
         </w:rPr>
-        <w:t xml:space="preserve">한다고 가정한다. 따라서 공공 시간표의 배차간격 개념은 적용되지 않으며, 본 보고서의 `headway`(30분)는 </w:t>
+        <w:t xml:space="preserve">한다고 가정한다. 공공 시간표 배차간격 개념은 적용되지 않으며, 본 보고서의 `headway`(30분)는 </w:t>
       </w:r>
       <w:r>
         <w:rPr>
@@ -408,7 +1131,23 @@
           <w:b w:val="0"/>
           <w:sz w:val="22"/>
         </w:rPr>
-        <w:t>이다(철도 스트레스 사다리로 민감도 검토). 이 방식의 기대 장점은 철도 구간의 대량 수송 능력과 도로 혼잡으로부터의 분리다. 그러나 단계가 많아 셔틀 접근, 환승, 열차 대기, 라스트마일이 모두 맞물려야 하며, 철도 자체가 사용 불가능해지면 복합모드는 대안 없이 붕괴한다.</w:t>
+        <w:t xml:space="preserve">이다. 기대 장점은 철도 구간의 대량 수송 능력과 도로 혼잡으로부터의 분리다. 단계가 많아 셔틀 접근·환승·열차 대기·라스트마일이 맞물려야 하며, </w:t>
+      </w:r>
+      <w:r>
+        <w:rPr>
+          <w:rFonts w:ascii="Malgun Gothic" w:hAnsi="Malgun Gothic" w:eastAsia="Malgun Gothic"/>
+          <w:b/>
+          <w:sz w:val="22"/>
+        </w:rPr>
+        <w:t>철도 자체가 사용 불가능해지면(가정 A1 실패) 복합모드는 대안 없이 붕괴</w:t>
+      </w:r>
+      <w:r>
+        <w:rPr>
+          <w:rFonts w:ascii="Malgun Gothic" w:hAnsi="Malgun Gothic" w:eastAsia="Malgun Gothic"/>
+          <w:b w:val="0"/>
+          <w:sz w:val="22"/>
+        </w:rPr>
+        <w:t>한다.</w:t>
       </w:r>
     </w:p>
     <w:p>
@@ -428,7 +1167,39 @@
           <w:b w:val="0"/>
           <w:sz w:val="22"/>
         </w:rPr>
-        <w:t>이번 고성 코리어 실험은 OSM 유래 실제 도로망 스냅샷에서 축약한 통로 그래프(2,772 노드 / 2,899 간선)를 사용한다. 주요 가정은 수요 1,000명(편성 45명), BPR α=0.36·β=4.0, 차량 버스 23·셔틀 23·라스트마일 23대(총 69대), 제한시간 1,440분이다. α=0.36은 한국 도시부 BPR 보정문헌 방향(Yeon 2020, Jeong 2021, Oh 2008; 국제 도시축 보정 Abdelaal 2025)에서 채택한 값이지 보정 완료값이 아니다.</w:t>
+        <w:t xml:space="preserve">도로망은 공식 </w:t>
+      </w:r>
+      <w:r>
+        <w:rPr>
+          <w:rFonts w:ascii="Malgun Gothic" w:hAnsi="Malgun Gothic" w:eastAsia="Malgun Gothic"/>
+          <w:b/>
+          <w:sz w:val="22"/>
+        </w:rPr>
+        <w:t>표준노드링크(국토도로망, 972k 간선)</w:t>
+      </w:r>
+      <w:r>
+        <w:rPr>
+          <w:rFonts w:ascii="Malgun Gothic" w:hAnsi="Malgun Gothic" w:eastAsia="Malgun Gothic"/>
+          <w:b w:val="0"/>
+          <w:sz w:val="22"/>
+        </w:rPr>
+        <w:t xml:space="preserve">에서 동원축 canonical 경로(A→D, A→S, R→D, S→R)의 최단시간 경로를 보존하는 </w:t>
+      </w:r>
+      <w:r>
+        <w:rPr>
+          <w:rFonts w:ascii="Malgun Gothic" w:hAnsi="Malgun Gothic" w:eastAsia="Malgun Gothic"/>
+          <w:b/>
+          <w:sz w:val="22"/>
+        </w:rPr>
+        <w:t>축약 통로 그래프(752 노드 / 1,512 간선, multi_corridor top-3)</w:t>
+      </w:r>
+      <w:r>
+        <w:rPr>
+          <w:rFonts w:ascii="Malgun Gothic" w:hAnsi="Malgun Gothic" w:eastAsia="Malgun Gothic"/>
+          <w:b w:val="0"/>
+          <w:sz w:val="22"/>
+        </w:rPr>
+        <w:t>를 사용한다. 주요 가정: 수요 1,000명(편성 45명), 차량 23/23/23대(버스/셔틀/라스트마일), 제한시간 1,440분, BPR α=0.36·β=4.0. α=0.36은 한국 도시부 BPR 보정문헌 방향 값이며 보정 완료값이 아니다.</w:t>
       </w:r>
     </w:p>
     <w:p>
@@ -451,7 +1222,7 @@
           <w:b w:val="0"/>
           <w:sz w:val="22"/>
         </w:rPr>
-        <w:t>집결 인원의 도착 지연(로그정규, σ 민감도 수준 0.3/0.5/0.7/1.0)</w:t>
+        <w:t>집결 인원 도착 지연(로그정규)</w:t>
       </w:r>
     </w:p>
     <w:p>
@@ -464,7 +1235,7 @@
           <w:b w:val="0"/>
           <w:sz w:val="22"/>
         </w:rPr>
-        <w:t>정시 출발(STRICT) vs 일정 조건까지 대기(GRACE) 정책</w:t>
+        <w:t>정시 출발(STRICT) vs 조건까지 대기(GRACE) 정책</w:t>
       </w:r>
     </w:p>
     <w:p>
@@ -487,10 +1258,18 @@
       <w:r>
         <w:rPr>
           <w:rFonts w:ascii="Malgun Gothic" w:hAnsi="Malgun Gothic" w:eastAsia="Malgun Gothic"/>
+          <w:b/>
+          <w:sz w:val="22"/>
+        </w:rPr>
+        <w:t>도로 파손 직접-감속</w:t>
+      </w:r>
+      <w:r>
+        <w:rPr>
+          <w:rFonts w:ascii="Malgun Gothic" w:hAnsi="Malgun Gothic" w:eastAsia="Malgun Gothic"/>
           <w:b w:val="0"/>
           <w:sz w:val="22"/>
         </w:rPr>
-        <w:t>도로 교통량 증가에 따른 BPR 통행시간 증가</w:t>
+        <w:t>(capacity 경유가 아닌 `road_travel_time_multiplier`를 BPR 이전에 t0에 적용; road branch만) — 전시 V≈0에서 capacity 경유 BPR이 inert이므로 파손을 종단에 실제로 반영</w:t>
       </w:r>
     </w:p>
     <w:p>
@@ -503,7 +1282,7 @@
           <w:b w:val="0"/>
           <w:sz w:val="22"/>
         </w:rPr>
-        <w:t>도로 완전 차단 또는 용량 저하</w:t>
+        <w:t>전세 열차 결정론적 운행(가정 A1), 환승 = 기본시간 + 인원 비례</w:t>
       </w:r>
     </w:p>
     <w:p>
@@ -516,7 +1295,7 @@
           <w:b w:val="0"/>
           <w:sz w:val="22"/>
         </w:rPr>
-        <w:t>전세 열차의 배차간격·수송능력(결정론적 운행)</w:t>
+        <w:t>제한 시간 미도착 인원(미도착)</w:t>
       </w:r>
     </w:p>
     <w:p>
@@ -529,33 +1308,25 @@
           <w:b w:val="0"/>
           <w:sz w:val="22"/>
         </w:rPr>
-        <w:t>환승 기본시간 + 인원 비례 추가지연</w:t>
+        <w:t>자원 효율(차량·열차 운행시간 대비 수송 인원)</w:t>
       </w:r>
     </w:p>
     <w:p>
-      <w:pPr>
-        <w:pStyle w:val="ListBullet"/>
-      </w:pPr>
+      <w:r>
+        <w:rPr>
+          <w:rFonts w:ascii="Malgun Gothic" w:hAnsi="Malgun Gothic" w:eastAsia="Malgun Gothic"/>
+          <w:b/>
+          <w:sz w:val="22"/>
+        </w:rPr>
+        <w:t>전시 BPR no-op(가정 A2):</w:t>
+      </w:r>
       <w:r>
         <w:rPr>
           <w:rFonts w:ascii="Malgun Gothic" w:hAnsi="Malgun Gothic" w:eastAsia="Malgun Gothic"/>
           <w:b w:val="0"/>
           <w:sz w:val="22"/>
         </w:rPr>
-        <w:t>제한 시간 안에 도착하지 못한 인원(미도착)</w:t>
-      </w:r>
-    </w:p>
-    <w:p>
-      <w:pPr>
-        <w:pStyle w:val="ListBullet"/>
-      </w:pPr>
-      <w:r>
-        <w:rPr>
-          <w:rFonts w:ascii="Malgun Gothic" w:hAnsi="Malgun Gothic" w:eastAsia="Malgun Gothic"/>
-          <w:b w:val="0"/>
-          <w:sz w:val="22"/>
-        </w:rPr>
-        <w:t>차량·열차 운행시간 대비 수송 인원 자원 효율</w:t>
+        <w:t xml:space="preserve"> 군사축 민간 배경교통량 ≈ 0(방향 비대칭) → BPR 지연항 사실상 항등(t≈t0=거리/자유속도). 정준 설정에서 makespan 지연 0.0024%. 따라서 평시 교통량·BPR-α 보정은 잔여 응력축일 뿐 데이터가 불필요하다.</w:t>
       </w:r>
     </w:p>
     <w:p>
@@ -668,7 +1439,7 @@
                 <w:b w:val="0"/>
                 <w:sz w:val="20"/>
               </w:rPr>
-              <w:t>지도 자료</w:t>
+              <w:t>도로망 자료</w:t>
             </w:r>
           </w:p>
         </w:tc>
@@ -684,7 +1455,7 @@
                 <w:b w:val="0"/>
                 <w:sz w:val="20"/>
               </w:rPr>
-              <w:t>OpenStreetMap (OSM)</w:t>
+              <w:t>**표준노드링크**(국토교통부 공식 국토도로망) + VDS</w:t>
             </w:r>
           </w:p>
         </w:tc>
@@ -700,7 +1471,7 @@
                 <w:b w:val="0"/>
                 <w:sz w:val="20"/>
               </w:rPr>
-              <w:t>송파→고성 동원 코리어 도로 기하 및 `highway`, `maxspeed`, `lanes`, `oneway` 태그</w:t>
+              <w:t>송파→고성 동원 코리더 도로 기하 및 등급별 속도·용량</w:t>
             </w:r>
           </w:p>
         </w:tc>
@@ -750,7 +1521,7 @@
                 <w:b w:val="0"/>
                 <w:sz w:val="20"/>
               </w:rPr>
-              <w:t>OSM way를 `MultiDiGraph`로 정규화, GraphML 캐시 저장·재사용</w:t>
+              <w:t>링크를 DiGraph로 정규화, GraphML 캐시 저장·재사용</w:t>
             </w:r>
           </w:p>
         </w:tc>
@@ -800,7 +1571,7 @@
                 <w:b w:val="0"/>
                 <w:sz w:val="20"/>
               </w:rPr>
-              <w:t>시드 기반 재현 가능 확률 추출(CRN 페어링)</w:t>
+              <w:t>시드 기반 재현 가능 확률 추출(CRN 쌍대설계)</w:t>
             </w:r>
           </w:p>
         </w:tc>
@@ -868,6 +1639,56 @@
                 <w:b w:val="0"/>
                 <w:sz w:val="20"/>
               </w:rPr>
+              <w:t>통계</w:t>
+            </w:r>
+          </w:p>
+        </w:tc>
+        <w:tc>
+          <w:tcPr>
+            <w:tcW w:type="dxa" w:w="3009"/>
+          </w:tcPr>
+          <w:p>
+            <w:r/>
+            <w:r>
+              <w:rPr>
+                <w:rFonts w:ascii="Malgun Gothic" w:hAnsi="Malgun Gothic" w:eastAsia="Malgun Gothic"/>
+                <w:b w:val="0"/>
+                <w:sz w:val="20"/>
+              </w:rPr>
+              <w:t>(자체 구현)</w:t>
+            </w:r>
+          </w:p>
+        </w:tc>
+        <w:tc>
+          <w:tcPr>
+            <w:tcW w:type="dxa" w:w="3009"/>
+          </w:tcPr>
+          <w:p>
+            <w:r/>
+            <w:r>
+              <w:rPr>
+                <w:rFonts w:ascii="Malgun Gothic" w:hAnsi="Malgun Gothic" w:eastAsia="Malgun Gothic"/>
+                <w:b w:val="0"/>
+                <w:sz w:val="20"/>
+              </w:rPr>
+              <w:t>t-임계치 신뢰구간(Cornish-Fisher, df=29→2.045)</w:t>
+            </w:r>
+          </w:p>
+        </w:tc>
+      </w:tr>
+      <w:tr>
+        <w:tc>
+          <w:tcPr>
+            <w:tcW w:type="dxa" w:w="3009"/>
+          </w:tcPr>
+          <w:p>
+            <w:r/>
+            <w:r>
+              <w:rPr>
+                <w:rFonts w:ascii="Malgun Gothic" w:hAnsi="Malgun Gothic" w:eastAsia="Malgun Gothic"/>
+                <w:b w:val="0"/>
+                <w:sz w:val="20"/>
+              </w:rPr>
               <w:t>시각화</w:t>
             </w:r>
           </w:p>
@@ -901,106 +1722,6 @@
                 <w:sz w:val="20"/>
               </w:rPr>
               <w:t>시나리오·정책 비교 그림</w:t>
-            </w:r>
-          </w:p>
-        </w:tc>
-      </w:tr>
-      <w:tr>
-        <w:tc>
-          <w:tcPr>
-            <w:tcW w:type="dxa" w:w="3009"/>
-          </w:tcPr>
-          <w:p>
-            <w:r/>
-            <w:r>
-              <w:rPr>
-                <w:rFonts w:ascii="Malgun Gothic" w:hAnsi="Malgun Gothic" w:eastAsia="Malgun Gothic"/>
-                <w:b w:val="0"/>
-                <w:sz w:val="20"/>
-              </w:rPr>
-              <w:t>민감도 분석</w:t>
-            </w:r>
-          </w:p>
-        </w:tc>
-        <w:tc>
-          <w:tcPr>
-            <w:tcW w:type="dxa" w:w="3009"/>
-          </w:tcPr>
-          <w:p>
-            <w:r/>
-            <w:r>
-              <w:rPr>
-                <w:rFonts w:ascii="Malgun Gothic" w:hAnsi="Malgun Gothic" w:eastAsia="Malgun Gothic"/>
-                <w:b w:val="0"/>
-                <w:sz w:val="20"/>
-              </w:rPr>
-              <w:t>SALib</w:t>
-            </w:r>
-          </w:p>
-        </w:tc>
-        <w:tc>
-          <w:tcPr>
-            <w:tcW w:type="dxa" w:w="3009"/>
-          </w:tcPr>
-          <w:p>
-            <w:r/>
-            <w:r>
-              <w:rPr>
-                <w:rFonts w:ascii="Malgun Gothic" w:hAnsi="Malgun Gothic" w:eastAsia="Malgun Gothic"/>
-                <w:b w:val="0"/>
-                <w:sz w:val="20"/>
-              </w:rPr>
-              <w:t>Morris 일차 스크리닝</w:t>
-            </w:r>
-          </w:p>
-        </w:tc>
-      </w:tr>
-      <w:tr>
-        <w:tc>
-          <w:tcPr>
-            <w:tcW w:type="dxa" w:w="3009"/>
-          </w:tcPr>
-          <w:p>
-            <w:r/>
-            <w:r>
-              <w:rPr>
-                <w:rFonts w:ascii="Malgun Gothic" w:hAnsi="Malgun Gothic" w:eastAsia="Malgun Gothic"/>
-                <w:b w:val="0"/>
-                <w:sz w:val="20"/>
-              </w:rPr>
-              <w:t>기계학습</w:t>
-            </w:r>
-          </w:p>
-        </w:tc>
-        <w:tc>
-          <w:tcPr>
-            <w:tcW w:type="dxa" w:w="3009"/>
-          </w:tcPr>
-          <w:p>
-            <w:r/>
-            <w:r>
-              <w:rPr>
-                <w:rFonts w:ascii="Malgun Gothic" w:hAnsi="Malgun Gothic" w:eastAsia="Malgun Gothic"/>
-                <w:b w:val="0"/>
-                <w:sz w:val="20"/>
-              </w:rPr>
-              <w:t>XGBoost, scikit-learn, SHAP</w:t>
-            </w:r>
-          </w:p>
-        </w:tc>
-        <w:tc>
-          <w:tcPr>
-            <w:tcW w:type="dxa" w:w="3009"/>
-          </w:tcPr>
-          <w:p>
-            <w:r/>
-            <w:r>
-              <w:rPr>
-                <w:rFonts w:ascii="Malgun Gothic" w:hAnsi="Malgun Gothic" w:eastAsia="Malgun Gothic"/>
-                <w:b w:val="0"/>
-                <w:sz w:val="20"/>
-              </w:rPr>
-              <w:t>위험 등급 분류, 특성 중요도, 상황 군집</w:t>
             </w:r>
           </w:p>
         </w:tc>
@@ -1061,6 +1782,32 @@
       <w:r>
         <w:rPr>
           <w:rFonts w:ascii="Malgun Gothic" w:hAnsi="Malgun Gothic" w:eastAsia="Malgun Gothic"/>
+          <w:b w:val="0"/>
+          <w:sz w:val="22"/>
+        </w:rPr>
+        <w:t xml:space="preserve">※ 본 학회(KIIE) 경로에서는 AI/ML 층(XGBoost·SHAP)을 </w:t>
+      </w:r>
+      <w:r>
+        <w:rPr>
+          <w:rFonts w:ascii="Malgun Gothic" w:hAnsi="Malgun Gothic" w:eastAsia="Malgun Gothic"/>
+          <w:b/>
+          <w:sz w:val="22"/>
+        </w:rPr>
+        <w:t>사용·인용하지 않는다</w:t>
+      </w:r>
+      <w:r>
+        <w:rPr>
+          <w:rFonts w:ascii="Malgun Gothic" w:hAnsi="Malgun Gothic" w:eastAsia="Malgun Gothic"/>
+          <w:b w:val="0"/>
+          <w:sz w:val="22"/>
+        </w:rPr>
+        <w:t>. 코드는 국방AI 경연 track을 위해 별도 보존한다.</w:t>
+      </w:r>
+    </w:p>
+    <w:p>
+      <w:r>
+        <w:rPr>
+          <w:rFonts w:ascii="Malgun Gothic" w:hAnsi="Malgun Gothic" w:eastAsia="Malgun Gothic"/>
           <w:b/>
           <w:sz w:val="24"/>
         </w:rPr>
@@ -1074,7 +1821,7 @@
           <w:b w:val="0"/>
           <w:sz w:val="22"/>
         </w:rPr>
-        <w:t xml:space="preserve">도로망은 고성 동원 코리어 권역 bbox를 OSM에서 추출해 `data/cache/goseong_corridor_road.graphml`로 캐시했다(전체 그래프 약 197,000 노드 / 298,000 간선). 보행·자전거·서비스 도로를 제외한 뒤 버스 통행 가능 그래프로 정규화하고, 집결지·목적지·철도 접근/하차 거점을 최근접 노드에 연결 간선으로 부착해 시뮬레이터 입력을 만든다. 전체 그래프로 23×23×30 행렬을 반복 실행하면 수일이 소요되므로, 주요 동원 흐름(집결지→목적지, 집결지→청량리역, 강릉역→목적지)의 최단시간 경로를 보존하는 </w:t>
+        <w:t xml:space="preserve">표준노드링크(972k 간선)에서 동원 코리더 권역을 추출해 GraphML 캐시(`data/cache/goseong_nodelink_road.graphml`)로 저장했다. 보행·자전거·서비스 도로를 제외한 버스 통행 가능 그래프로 정규화하고, 집결지·목적지·철도 접근/하차 거점을 최근접 노드에 연결 간선으로 부착해 시뮬레이터 입력을 만든다. 전체 그래프로 23×25×30 행렬을 반복 실행하면 수일이 소요되므로, 동원축 canonical 경로의 최단시간 경로를 보존하는 </w:t>
       </w:r>
       <w:r>
         <w:rPr>
@@ -1082,7 +1829,7 @@
           <w:b/>
           <w:sz w:val="22"/>
         </w:rPr>
-        <w:t>축약 통로 그래프(2,772 노드)</w:t>
+        <w:t>축약 통로 그래프(752 노드)</w:t>
       </w:r>
       <w:r>
         <w:rPr>
@@ -1090,7 +1837,7 @@
           <w:b w:val="0"/>
           <w:sz w:val="22"/>
         </w:rPr>
-        <w:t>로 분석했다. osmnx 의존성은 lazy import로 오프라인에서도 캐시만으로 실행 가능하다.</w:t>
+        <w:t>로 분석했다. 오프라인에서 캐시만으로 실행 가능하다.</w:t>
       </w:r>
     </w:p>
     <w:p>
@@ -1110,7 +1857,7 @@
           <w:b w:val="0"/>
           <w:sz w:val="22"/>
         </w:rPr>
-        <w:t xml:space="preserve">도로 속도와 용량은 OSM 관측 태그에서 도출한 </w:t>
+        <w:t xml:space="preserve">도로 속도와 용량은 </w:t>
       </w:r>
       <w:r>
         <w:rPr>
@@ -1134,7 +1881,7 @@
           <w:b/>
           <w:sz w:val="22"/>
         </w:rPr>
-        <w:t>관측 차로수 × 한국 HCM 신호교차로 차선당 시간당 용량</w:t>
+        <w:t>관측 차로수 × 한국 HCM 차선당 시간당 용량</w:t>
       </w:r>
       <w:r>
         <w:rPr>
@@ -1142,7 +1889,7 @@
           <w:b w:val="0"/>
           <w:sz w:val="22"/>
         </w:rPr>
-        <w:t>으로 계산한다(motorway 3,600, trunk 2,000, primary 1,800, secondary 1,600 veh/hr 등). 차로 관측이 없는 등급은 국토교통부 도로설계기준 설계차로수로 대체한다. 이 추정표는 고성 러너에 `--road-class-overrides-path`로 전달해 실제로 그래프에 반영되며(매니페스트에 SHA로 고정), 관측 데이터가 설계기준 기본값으로 덮어쓰이지 않는다. 어느 값도 실측 교통량으로 보정된 것은 아니다.</w:t>
+        <w:t>으로 계산한다. 차로 관측이 없는 등급은 국토교통부 도로설계기준 설계차로수로 대체한다. 이 추정표는 고성 러너에 `--road-class-overrides-path`로 전달해 실제로 그래프에 반영되며(매니페스트에 SHA로 고정), 관측 데이터가 설계기준 기본값으로 덮어쓰이지 않는다. 어느 값도 실측 교통량으로 보정된 것은 아니다.</w:t>
       </w:r>
     </w:p>
     <w:p>
@@ -1152,7 +1899,7 @@
           <w:b/>
           <w:sz w:val="24"/>
         </w:rPr>
-        <w:t>철도 입력 (전세 무정차 직행 가정)</w:t>
+        <w:t>철도 입력 (전세 무정차 직행 가정 A1)</w:t>
       </w:r>
     </w:p>
     <w:p>
@@ -1162,7 +1909,7 @@
           <w:b w:val="0"/>
           <w:sz w:val="22"/>
         </w:rPr>
-        <w:t xml:space="preserve">철도는 공공 시간표에서 도출한 값이 아니다. 전시 동원 모형에 따라 철도를 </w:t>
+        <w:t xml:space="preserve">철도는 공공 시간표에서 도출한 값이 아니다. 가정 A1에 따라 철도를 </w:t>
       </w:r>
       <w:r>
         <w:rPr>
@@ -1178,7 +1925,23 @@
           <w:b w:val="0"/>
           <w:sz w:val="22"/>
         </w:rPr>
-        <w:t>으로 가정하고, 여행시간 114분(KTX-Eum 2022 노선, 정차 포함 시간표의 보수 상한), 전세 배차간격 30분, 열차당 600명(KTX-Eum 편성)을 계획 가정값으로 사용한다. 이 값들은 `data/parameters/rail_service_evidence.csv`에 `documented_assumption_proxy`(전세 가정)로 기록되며, 철도 스트레스 사다리(지연·용량축소·복합·사용불가)로 민감도를 검토했다.</w:t>
+        <w:t xml:space="preserve">으로 가정하고, 여행시간 114분(KTX-Eum 2022 노선, 정차 포함 시간표의 보수 상한), 전세 배차간격 30분, 열차당 600명(KTX-Eum 편성)을 계획 가정값으로 사용한다. 이 값들은 `data/parameters/rail_service_evidence.csv`에 `documented_assumption_proxy`(전세 가정)로 기록된다. </w:t>
+      </w:r>
+      <w:r>
+        <w:rPr>
+          <w:rFonts w:ascii="Malgun Gothic" w:hAnsi="Malgun Gothic" w:eastAsia="Malgun Gothic"/>
+          <w:b/>
+          <w:sz w:val="22"/>
+        </w:rPr>
+        <w:t>철도 점진 열화 래더(지연·용량축소·복합)는 가정 A1과 모순되어 본 설계에서 제거</w:t>
+      </w:r>
+      <w:r>
+        <w:rPr>
+          <w:rFonts w:ascii="Malgun Gothic" w:hAnsi="Malgun Gothic" w:eastAsia="Malgun Gothic"/>
+          <w:b w:val="0"/>
+          <w:sz w:val="22"/>
+        </w:rPr>
+        <w:t>했고, 오직 철도 사용불가(`rail_travel_time_multiplier=100`, 가정 실패-edge)만 보존한다.</w:t>
       </w:r>
     </w:p>
     <w:p>
@@ -1198,7 +1961,23 @@
           <w:b w:val="0"/>
           <w:sz w:val="22"/>
         </w:rPr>
-        <w:t>도로 통행시간은 BPR 함수 t = t0·(1 + α·(v/C)^β), α=0.36, β=4.0. 시간당 진입수는 `DynamicRoadTraffic`이 60분 이동창에서 간선 진입을 누적해 산출한다. 도로 장애는 간선별 기본 실패확률에 시나리오 척도를 곱한 베르누이 시행이며, 본 실험은 `force_deterministic=True`로 시나리오 내 확률 변동을 제거해 같은 시드에서 수송 구조만 비교한다. 철도는 고정 배차간격·열차당 정원의 결정론적 운행, 환승은 기본시간 + 인원 비례 추가시간.</w:t>
+        <w:t xml:space="preserve">도로 통행시간은 BPR 함수 t = t0·(1 + α·(v/C)^β), α=0.36, β=4.0 이다. 단, 전시 가정 A2로 v≈0이므로 t≈t0 이다. </w:t>
+      </w:r>
+      <w:r>
+        <w:rPr>
+          <w:rFonts w:ascii="Malgun Gothic" w:hAnsi="Malgun Gothic" w:eastAsia="Malgun Gothic"/>
+          <w:b/>
+          <w:sz w:val="22"/>
+        </w:rPr>
+        <w:t>도로 파손</w:t>
+      </w:r>
+      <w:r>
+        <w:rPr>
+          <w:rFonts w:ascii="Malgun Gothic" w:hAnsi="Malgun Gothic" w:eastAsia="Malgun Gothic"/>
+          <w:b w:val="0"/>
+          <w:sz w:val="22"/>
+        </w:rPr>
+        <w:t>은 `road_travel_time_multiplier`를 t0에 직접 곱해(road branch만) 종단을 실제로 지연시킨다. 시간당 진입수는 `DynamicRoadTraffic`이 60분 이동창에서 간선 진입을 누적해 산출한다. 시나리오는 `force_deterministic=True`로 시나리오 내 확률 변동을 제거해 같은 시드에서 수송 구조만 비교한다. 철도는 고정 배차간격·열차당 정원의 결정론적 운행, 환승은 기본시간 + 인원 비례 추가시간.</w:t>
       </w:r>
     </w:p>
     <w:p>
@@ -1208,7 +1987,7 @@
           <w:b/>
           <w:sz w:val="24"/>
         </w:rPr>
-        <w:t>실험 구조 (CRN 페어링)</w:t>
+        <w:t>실험 구조 (CRN 쌍대설계)</w:t>
       </w:r>
     </w:p>
     <w:p>
@@ -1218,7 +1997,7 @@
           <w:b w:val="0"/>
           <w:sz w:val="22"/>
         </w:rPr>
-        <w:t xml:space="preserve">실험은 23 정책 × 18 시나리오 × 30 시드 = 12,420행으로 구성된다. 설계상 시나리오는 23개이나, 그중 5개 공간 bbox 시나리오는 축약 코리어 밖에 있어 후보 간선을 선택하지 못해 실행에서 제외됐다(설계-실행 차이는 매니페스트에 기록). 버스 단독과 복합모드를 같은 시드 블록에서 비교하는 </w:t>
+        <w:t xml:space="preserve">실험은 23 정책 × 21 실행 시나리오 × 30 시드 = </w:t>
       </w:r>
       <w:r>
         <w:rPr>
@@ -1226,7 +2005,7 @@
           <w:b/>
           <w:sz w:val="22"/>
         </w:rPr>
-        <w:t>공통난수 페어링(CRN)</w:t>
+        <w:t>14,490행</w:t>
       </w:r>
       <w:r>
         <w:rPr>
@@ -1234,7 +2013,23 @@
           <w:b w:val="0"/>
           <w:sz w:val="22"/>
         </w:rPr>
-        <w:t>으로 우연한 차이를 최소화했다. 결과 지표는 완료시간, 완료율, 미도착 인원, 미도착을 1,440분 벌점으로 반영한 보정 완료시간, 자원 효율 등 다지표를 함께 사용한다.</w:t>
+        <w:t xml:space="preserve">으로 구성된다. 설계상 시나리오는 25개이나, 그중 4개 공간 bbox 시나리오는 축약 코리더 밖에 있어 후보 간선을 선택하지 못해 실행에서 제외됐다(설계-실행 차이는 매니페스트에 기록). 버스 단독과 복합모드를 같은 시드 블록에서 비교하는 </w:t>
+      </w:r>
+      <w:r>
+        <w:rPr>
+          <w:rFonts w:ascii="Malgun Gothic" w:hAnsi="Malgun Gothic" w:eastAsia="Malgun Gothic"/>
+          <w:b/>
+          <w:sz w:val="22"/>
+        </w:rPr>
+        <w:t>공통난수 쌍대설계(CRN)</w:t>
+      </w:r>
+      <w:r>
+        <w:rPr>
+          <w:rFonts w:ascii="Malgun Gothic" w:hAnsi="Malgun Gothic" w:eastAsia="Malgun Gothic"/>
+          <w:b w:val="0"/>
+          <w:sz w:val="22"/>
+        </w:rPr>
+        <w:t>로 우연한 차이를 최소화하고 delta가 수송 구조에 귀속됨을 보장한다. 신뢰구간은 t-임계치(df=29→2.045)를 사용한다.</w:t>
       </w:r>
     </w:p>
     <w:p>
@@ -1254,7 +2049,7 @@
           <w:b w:val="0"/>
           <w:sz w:val="22"/>
         </w:rPr>
-        <w:t>하나의 숫자만으로 성과를 판단하지 않았다. 일부 인원이 제한 시간 안에 도착하지 못하면 단순 완료시간이 오히려 좋아 보일 수 있기 때문이다.</w:t>
+        <w:t>하나의 숫자만으로 성과를 판단하지 않았다. 일부 인원이 제한 시간 안에 도착하지 못하면 단순 완료시간이 오히려 짧아 보일 수 있기 때문이다(생존자 평균 효과).</w:t>
       </w:r>
     </w:p>
     <w:p>
@@ -1280,7 +2075,23 @@
           <w:b w:val="0"/>
           <w:sz w:val="22"/>
         </w:rPr>
-        <w:t>제한 시간 안에 도착한 인원 비율(완료율)</w:t>
+        <w:t xml:space="preserve">제한 시간 안에 도착한 인원 비율(완료율) — </w:t>
+      </w:r>
+      <w:r>
+        <w:rPr>
+          <w:rFonts w:ascii="Malgun Gothic" w:hAnsi="Malgun Gothic" w:eastAsia="Malgun Gothic"/>
+          <w:b/>
+          <w:sz w:val="22"/>
+        </w:rPr>
+        <w:t>1차 신호</w:t>
+      </w:r>
+      <w:r>
+        <w:rPr>
+          <w:rFonts w:ascii="Malgun Gothic" w:hAnsi="Malgun Gothic" w:eastAsia="Malgun Gothic"/>
+          <w:b w:val="0"/>
+          <w:sz w:val="22"/>
+        </w:rPr>
+        <w:t>(censored tail에 강건)</w:t>
       </w:r>
     </w:p>
     <w:p>
@@ -1306,7 +2117,7 @@
           <w:b w:val="0"/>
           <w:sz w:val="22"/>
         </w:rPr>
-        <w:t>미도착 인원을 벌점으로 반영한 보정 완료시간</w:t>
+        <w:t>미도착 인원을 1,440분 벌점으로 반영한 보정 완료시간</w:t>
       </w:r>
     </w:p>
     <w:p>
@@ -1319,20 +2130,7 @@
           <w:b w:val="0"/>
           <w:sz w:val="22"/>
         </w:rPr>
-        <w:t>도로 차량 운행시간 대비 수송 인원</w:t>
-      </w:r>
-    </w:p>
-    <w:p>
-      <w:pPr>
-        <w:pStyle w:val="ListBullet"/>
-      </w:pPr>
-      <w:r>
-        <w:rPr>
-          <w:rFonts w:ascii="Malgun Gothic" w:hAnsi="Malgun Gothic" w:eastAsia="Malgun Gothic"/>
-          <w:b w:val="0"/>
-          <w:sz w:val="22"/>
-        </w:rPr>
-        <w:t>전체 수송 수단 운행시간 대비 수송 인원</w:t>
+        <w:t>차량·열차 운행시간 대비 수송 인원(자원 효율)</w:t>
       </w:r>
     </w:p>
     <w:p>
@@ -1342,7 +2140,23 @@
           <w:b w:val="0"/>
           <w:sz w:val="22"/>
         </w:rPr>
-        <w:t>완료시간이 빠르더라도 미도착이 잦으면 안정적이라 보기 어렵고, 반대로 시간이 더 걸려도 자원 효율이 높거나 위협 상황에서 안정적이면 특정 조건에서 의미가 있을 수 있다.</w:t>
+        <w:t xml:space="preserve">완료율이 떨어지는 고강도 cell에서는 raw 완료시간이 censored 이므로 </w:t>
+      </w:r>
+      <w:r>
+        <w:rPr>
+          <w:rFonts w:ascii="Malgun Gothic" w:hAnsi="Malgun Gothic" w:eastAsia="Malgun Gothic"/>
+          <w:b/>
+          <w:sz w:val="22"/>
+        </w:rPr>
+        <w:t>완료율·보정 완료시간</w:t>
+      </w:r>
+      <w:r>
+        <w:rPr>
+          <w:rFonts w:ascii="Malgun Gothic" w:hAnsi="Malgun Gothic" w:eastAsia="Malgun Gothic"/>
+          <w:b w:val="0"/>
+          <w:sz w:val="22"/>
+        </w:rPr>
+        <w:t>을 1차 신호로 쓰고 raw 완료시간은 점추정으로 해석하지 않는다.</w:t>
       </w:r>
     </w:p>
     <w:p>
@@ -1362,7 +2176,7 @@
           <w:b w:val="0"/>
           <w:sz w:val="22"/>
         </w:rPr>
-        <w:t>12,420행의 고성 동원 코리어 준실험에서 정상 기준, 도로 장애 위치, 철도 가용성, 철도 스트레스, 혼잡, 정책 대안의 효과가 관찰됐다. 아래 수치는 기본 정책(`bus_only` vs `baseline_multimodal`)의 30시드 평균이다.</w:t>
+        <w:t>14,490행 고성 동원 코리더 준실험 결과. 수치는 30시드 평균이며 `bus_only` vs `baseline_multimodal` 기준. 완료율=CR, 완료시간=MS(분).</w:t>
       </w:r>
     </w:p>
     <w:p>
@@ -1557,7 +2371,7 @@
                 <w:b w:val="0"/>
                 <w:sz w:val="20"/>
               </w:rPr>
-              <w:t>369.4분</w:t>
+              <w:t>283.1분</w:t>
             </w:r>
           </w:p>
         </w:tc>
@@ -1573,7 +2387,7 @@
                 <w:b w:val="0"/>
                 <w:sz w:val="20"/>
               </w:rPr>
-              <w:t>339.5분</w:t>
+              <w:t>363.8분</w:t>
             </w:r>
           </w:p>
         </w:tc>
@@ -1589,7 +2403,7 @@
                 <w:b w:val="0"/>
                 <w:sz w:val="20"/>
               </w:rPr>
-              <w:t>복합모드 −29.9분</w:t>
+              <w:t>버스 −80.7분</w:t>
             </w:r>
           </w:p>
         </w:tc>
@@ -1623,7 +2437,7 @@
                 <w:b w:val="0"/>
                 <w:sz w:val="20"/>
               </w:rPr>
-              <w:t>0.995</w:t>
+              <w:t>1.000</w:t>
             </w:r>
           </w:p>
         </w:tc>
@@ -1655,7 +2469,7 @@
                 <w:b w:val="0"/>
                 <w:sz w:val="20"/>
               </w:rPr>
-              <w:t>복합모드 우위</w:t>
+              <w:t>동일(포화)</w:t>
             </w:r>
           </w:p>
         </w:tc>
@@ -1673,7 +2487,7 @@
                 <w:b w:val="0"/>
                 <w:sz w:val="20"/>
               </w:rPr>
-              <w:t>미도착(평균)</w:t>
+              <w:t>보정 완료시간</w:t>
             </w:r>
           </w:p>
         </w:tc>
@@ -1689,7 +2503,7 @@
                 <w:b w:val="0"/>
                 <w:sz w:val="20"/>
               </w:rPr>
-              <w:t>0.13명</w:t>
+              <w:t>283.1분</w:t>
             </w:r>
           </w:p>
         </w:tc>
@@ -1705,7 +2519,7 @@
                 <w:b w:val="0"/>
                 <w:sz w:val="20"/>
               </w:rPr>
-              <w:t>0명</w:t>
+              <w:t>363.8분</w:t>
             </w:r>
           </w:p>
         </w:tc>
@@ -1721,7 +2535,7 @@
                 <w:b w:val="0"/>
                 <w:sz w:val="20"/>
               </w:rPr>
-              <w:t>복합모드 우위</w:t>
+              <w:t>버스 우위</w:t>
             </w:r>
           </w:p>
         </w:tc>
@@ -1735,7 +2549,23 @@
           <w:b w:val="0"/>
           <w:sz w:val="22"/>
         </w:rPr>
-        <w:t>정상 조건에서는 복합모드가 약 30분 빠르고 완료율도 더 높다. 철도 구간의 대량 직행 수송이 도로 구간의 분산 배차보다 효율적이기 때문이다.</w:t>
+        <w:t xml:space="preserve">정상 조건에서는 </w:t>
+      </w:r>
+      <w:r>
+        <w:rPr>
+          <w:rFonts w:ascii="Malgun Gothic" w:hAnsi="Malgun Gothic" w:eastAsia="Malgun Gothic"/>
+          <w:b/>
+          <w:sz w:val="22"/>
+        </w:rPr>
+        <w:t>버스 단독이 약 81분 더 빠르다</w:t>
+      </w:r>
+      <w:r>
+        <w:rPr>
+          <w:rFonts w:ascii="Malgun Gothic" w:hAnsi="Malgun Gothic" w:eastAsia="Malgun Gothic"/>
+          <w:b w:val="0"/>
+          <w:sz w:val="22"/>
+        </w:rPr>
+        <w:t>(양쪽 완료율 1.000). 24h 동원 창과 23-차량 fleets에서 도로 직송이 철도의 고정 오버헤드(114분 leg·배차간격·환승)보다 빠르기 때문이다. (24-pax/8h fixture의 "복합모드 우위"와 반전되는, 전시 척도에서의 정직한 결과.)</w:t>
       </w:r>
     </w:p>
     <w:p>
@@ -1745,7 +2575,7 @@
           <w:b/>
           <w:sz w:val="24"/>
         </w:rPr>
-        <w:t>도로 장애 위치에 따른 비대칭 효과</w:t>
+        <w:t>도로 파손 segment 분해 (전시 도로-damage 직접-감속 lever) — 본 연구 핵심</w:t>
       </w:r>
     </w:p>
     <w:p>
@@ -1755,33 +2585,17 @@
           <w:b w:val="0"/>
           <w:sz w:val="22"/>
         </w:rPr>
-        <w:t>경량~중간 도로 장애는 양쪽에 거의 영향을 주지 않았다. 접근도로·라스트마일·역 접근도로·무작위 용량축소 시나리오에서 버스 369~376분, 복합모드 339~345분으로 정상과 큰 차이가 없었다. 축약 코리어가 이 정도 장애에는 우회 여유를 가진다.</w:t>
+        <w:t>도로 파손을 기능적 segment shortest_path(A→S 접근로 / R→D 종단 / S→R 장거리)에 targeting하여 두 방식의 도로-노출 profile을 분해한다. 이 분해가 전시 위협이 어느 쪽을 물리는지를 정확히 드러낸다.</w:t>
       </w:r>
     </w:p>
     <w:p>
       <w:r>
         <w:rPr>
           <w:rFonts w:ascii="Malgun Gothic" w:hAnsi="Malgun Gothic" w:eastAsia="Malgun Gothic"/>
-          <w:b w:val="0"/>
-          <w:sz w:val="22"/>
-        </w:rPr>
-        <w:t xml:space="preserve">반면 </w:t>
-      </w:r>
-      <w:r>
-        <w:rPr>
-          <w:rFonts w:ascii="Malgun Gothic" w:hAnsi="Malgun Gothic" w:eastAsia="Malgun Gothic"/>
           <w:b/>
           <w:sz w:val="22"/>
         </w:rPr>
-        <w:t>완전 차단(blocked) 시나리오에서는 양쪽 모두 붕괴</w:t>
-      </w:r>
-      <w:r>
-        <w:rPr>
-          <w:rFonts w:ascii="Malgun Gothic" w:hAnsi="Malgun Gothic" w:eastAsia="Malgun Gothic"/>
-          <w:b w:val="0"/>
-          <w:sz w:val="22"/>
-        </w:rPr>
-        <w:t>한다.</w:t>
+        <w:t>접근로 A→S 파손(111 간선, multimodal 셔틀 leg; bus A→D는 사용 안 함):</w:t>
       </w:r>
     </w:p>
     <w:tbl>
@@ -1792,14 +2606,15 @@
         <w:tblLook w:firstColumn="1" w:firstRow="1" w:lastColumn="0" w:lastRow="0" w:noHBand="0" w:noVBand="1" w:val="04A0"/>
       </w:tblPr>
       <w:tblGrid>
-        <w:gridCol w:w="3009"/>
-        <w:gridCol w:w="3009"/>
-        <w:gridCol w:w="3009"/>
+        <w:gridCol w:w="2256"/>
+        <w:gridCol w:w="2256"/>
+        <w:gridCol w:w="2256"/>
+        <w:gridCol w:w="2256"/>
       </w:tblGrid>
       <w:tr>
         <w:tc>
           <w:tcPr>
-            <w:tcW w:type="dxa" w:w="3009"/>
+            <w:tcW w:type="dxa" w:w="2256"/>
             <w:shd w:val="clear" w:color="auto" w:fill="1F3864"/>
           </w:tcPr>
           <w:p>
@@ -1814,13 +2629,13 @@
                 <w:color w:val="FFFFFF"/>
                 <w:sz w:val="20"/>
               </w:rPr>
-              <w:t>시나리오</w:t>
+              <w:t>강도(multiplier)</w:t>
             </w:r>
           </w:p>
         </w:tc>
         <w:tc>
           <w:tcPr>
-            <w:tcW w:type="dxa" w:w="3009"/>
+            <w:tcW w:type="dxa" w:w="2256"/>
             <w:shd w:val="clear" w:color="auto" w:fill="1F3864"/>
           </w:tcPr>
           <w:p>
@@ -1835,13 +2650,13 @@
                 <w:color w:val="FFFFFF"/>
                 <w:sz w:val="20"/>
               </w:rPr>
-              <w:t>버스(완료시간/완료율)</w:t>
+              <w:t>버스(완료율 / 완료시간)</w:t>
             </w:r>
           </w:p>
         </w:tc>
         <w:tc>
           <w:tcPr>
-            <w:tcW w:type="dxa" w:w="3009"/>
+            <w:tcW w:type="dxa" w:w="2256"/>
             <w:shd w:val="clear" w:color="auto" w:fill="1F3864"/>
           </w:tcPr>
           <w:p>
@@ -1856,7 +2671,28 @@
                 <w:color w:val="FFFFFF"/>
                 <w:sz w:val="20"/>
               </w:rPr>
-              <w:t>복합모드(완료시간/완료율)</w:t>
+              <w:t>복합모드(완료율 / 완료시간)</w:t>
+            </w:r>
+          </w:p>
+        </w:tc>
+        <w:tc>
+          <w:tcPr>
+            <w:tcW w:type="dxa" w:w="2256"/>
+            <w:shd w:val="clear" w:color="auto" w:fill="1F3864"/>
+          </w:tcPr>
+          <w:p>
+            <w:pPr>
+              <w:jc w:val="center"/>
+            </w:pPr>
+            <w:r/>
+            <w:r>
+              <w:rPr>
+                <w:rFonts w:ascii="Malgun Gothic" w:hAnsi="Malgun Gothic" w:eastAsia="Malgun Gothic"/>
+                <w:b/>
+                <w:color w:val="FFFFFF"/>
+                <w:sz w:val="20"/>
+              </w:rPr>
+              <w:t>해석</w:t>
             </w:r>
           </w:p>
         </w:tc>
@@ -1864,7 +2700,7 @@
       <w:tr>
         <w:tc>
           <w:tcPr>
-            <w:tcW w:type="dxa" w:w="3009"/>
+            <w:tcW w:type="dxa" w:w="2256"/>
           </w:tcPr>
           <w:p>
             <w:r/>
@@ -1874,13 +2710,13 @@
                 <w:b w:val="0"/>
                 <w:sz w:val="20"/>
               </w:rPr>
-              <w:t>핵심 연결 차단 (critical_link_blockage)</w:t>
+              <w:t>mild 1.5×</w:t>
             </w:r>
           </w:p>
         </w:tc>
         <w:tc>
           <w:tcPr>
-            <w:tcW w:type="dxa" w:w="3009"/>
+            <w:tcW w:type="dxa" w:w="2256"/>
           </w:tcPr>
           <w:p>
             <w:r/>
@@ -1890,13 +2726,13 @@
                 <w:b w:val="0"/>
                 <w:sz w:val="20"/>
               </w:rPr>
-              <w:t>붕괴 / 0.000</w:t>
+              <w:t>1.000 / 284.9분</w:t>
             </w:r>
           </w:p>
         </w:tc>
         <w:tc>
           <w:tcPr>
-            <w:tcW w:type="dxa" w:w="3009"/>
+            <w:tcW w:type="dxa" w:w="2256"/>
           </w:tcPr>
           <w:p>
             <w:r/>
@@ -1906,15 +2742,13 @@
                 <w:b w:val="0"/>
                 <w:sz w:val="20"/>
               </w:rPr>
-              <w:t>붕괴 / 0.000</w:t>
+              <w:t>1.000 / 371.1분</w:t>
             </w:r>
           </w:p>
         </w:tc>
-      </w:tr>
-      <w:tr>
         <w:tc>
           <w:tcPr>
-            <w:tcW w:type="dxa" w:w="3009"/>
+            <w:tcW w:type="dxa" w:w="2256"/>
           </w:tcPr>
           <w:p>
             <w:r/>
@@ -1924,13 +2758,15 @@
                 <w:b w:val="0"/>
                 <w:sz w:val="20"/>
               </w:rPr>
-              <w:t>무작위 차단 (random_blockage)</w:t>
+              <w:t>양쪽 완료, multi 약간 상승</w:t>
             </w:r>
           </w:p>
         </w:tc>
+      </w:tr>
+      <w:tr>
         <w:tc>
           <w:tcPr>
-            <w:tcW w:type="dxa" w:w="3009"/>
+            <w:tcW w:type="dxa" w:w="2256"/>
           </w:tcPr>
           <w:p>
             <w:r/>
@@ -1940,13 +2776,13 @@
                 <w:b w:val="0"/>
                 <w:sz w:val="20"/>
               </w:rPr>
-              <w:t>붕괴 / 0.000</w:t>
+              <w:t>severe 3.0×</w:t>
             </w:r>
           </w:p>
         </w:tc>
         <w:tc>
           <w:tcPr>
-            <w:tcW w:type="dxa" w:w="3009"/>
+            <w:tcW w:type="dxa" w:w="2256"/>
           </w:tcPr>
           <w:p>
             <w:r/>
@@ -1956,7 +2792,171 @@
                 <w:b w:val="0"/>
                 <w:sz w:val="20"/>
               </w:rPr>
-              <w:t>붕괴 / 0.000</w:t>
+              <w:t>1.000 / 290.5분</w:t>
+            </w:r>
+          </w:p>
+        </w:tc>
+        <w:tc>
+          <w:tcPr>
+            <w:tcW w:type="dxa" w:w="2256"/>
+          </w:tcPr>
+          <w:p>
+            <w:r/>
+            <w:r>
+              <w:rPr>
+                <w:rFonts w:ascii="Malgun Gothic" w:hAnsi="Malgun Gothic" w:eastAsia="Malgun Gothic"/>
+                <w:b w:val="0"/>
+                <w:sz w:val="20"/>
+              </w:rPr>
+              <w:t>1.000 / 393.8분</w:t>
+            </w:r>
+          </w:p>
+        </w:tc>
+        <w:tc>
+          <w:tcPr>
+            <w:tcW w:type="dxa" w:w="2256"/>
+          </w:tcPr>
+          <w:p>
+            <w:r/>
+            <w:r>
+              <w:rPr>
+                <w:rFonts w:ascii="Malgun Gothic" w:hAnsi="Malgun Gothic" w:eastAsia="Malgun Gothic"/>
+                <w:b w:val="0"/>
+                <w:sz w:val="20"/>
+              </w:rPr>
+              <w:t>multi 전용 leg 타격</w:t>
+            </w:r>
+          </w:p>
+        </w:tc>
+      </w:tr>
+      <w:tr>
+        <w:tc>
+          <w:tcPr>
+            <w:tcW w:type="dxa" w:w="2256"/>
+          </w:tcPr>
+          <w:p>
+            <w:r/>
+            <w:r>
+              <w:rPr>
+                <w:rFonts w:ascii="Malgun Gothic" w:hAnsi="Malgun Gothic" w:eastAsia="Malgun Gothic"/>
+                <w:b w:val="0"/>
+                <w:sz w:val="20"/>
+              </w:rPr>
+              <w:t>extreme 8.0×</w:t>
+            </w:r>
+          </w:p>
+        </w:tc>
+        <w:tc>
+          <w:tcPr>
+            <w:tcW w:type="dxa" w:w="2256"/>
+          </w:tcPr>
+          <w:p>
+            <w:r/>
+            <w:r>
+              <w:rPr>
+                <w:rFonts w:ascii="Malgun Gothic" w:hAnsi="Malgun Gothic" w:eastAsia="Malgun Gothic"/>
+                <w:b w:val="0"/>
+                <w:sz w:val="20"/>
+              </w:rPr>
+              <w:t>1.000 / 310.6분</w:t>
+            </w:r>
+          </w:p>
+        </w:tc>
+        <w:tc>
+          <w:tcPr>
+            <w:tcW w:type="dxa" w:w="2256"/>
+          </w:tcPr>
+          <w:p>
+            <w:r/>
+            <w:r>
+              <w:rPr>
+                <w:rFonts w:ascii="Malgun Gothic" w:hAnsi="Malgun Gothic" w:eastAsia="Malgun Gothic"/>
+                <w:b w:val="0"/>
+                <w:sz w:val="20"/>
+              </w:rPr>
+              <w:t>1.000 / 464.4분</w:t>
+            </w:r>
+          </w:p>
+        </w:tc>
+        <w:tc>
+          <w:tcPr>
+            <w:tcW w:type="dxa" w:w="2256"/>
+          </w:tcPr>
+          <w:p>
+            <w:r/>
+            <w:r>
+              <w:rPr>
+                <w:rFonts w:ascii="Malgun Gothic" w:hAnsi="Malgun Gothic" w:eastAsia="Malgun Gothic"/>
+                <w:b w:val="0"/>
+                <w:sz w:val="20"/>
+              </w:rPr>
+              <w:t>multi 타격 확대</w:t>
+            </w:r>
+          </w:p>
+        </w:tc>
+      </w:tr>
+      <w:tr>
+        <w:tc>
+          <w:tcPr>
+            <w:tcW w:type="dxa" w:w="2256"/>
+          </w:tcPr>
+          <w:p>
+            <w:r/>
+            <w:r>
+              <w:rPr>
+                <w:rFonts w:ascii="Malgun Gothic" w:hAnsi="Malgun Gothic" w:eastAsia="Malgun Gothic"/>
+                <w:b w:val="0"/>
+                <w:sz w:val="20"/>
+              </w:rPr>
+              <w:t>severe+50% 4.5×</w:t>
+            </w:r>
+          </w:p>
+        </w:tc>
+        <w:tc>
+          <w:tcPr>
+            <w:tcW w:type="dxa" w:w="2256"/>
+          </w:tcPr>
+          <w:p>
+            <w:r/>
+            <w:r>
+              <w:rPr>
+                <w:rFonts w:ascii="Malgun Gothic" w:hAnsi="Malgun Gothic" w:eastAsia="Malgun Gothic"/>
+                <w:b w:val="0"/>
+                <w:sz w:val="20"/>
+              </w:rPr>
+              <w:t>1.000 / 296.4분</w:t>
+            </w:r>
+          </w:p>
+        </w:tc>
+        <w:tc>
+          <w:tcPr>
+            <w:tcW w:type="dxa" w:w="2256"/>
+          </w:tcPr>
+          <w:p>
+            <w:r/>
+            <w:r>
+              <w:rPr>
+                <w:rFonts w:ascii="Malgun Gothic" w:hAnsi="Malgun Gothic" w:eastAsia="Malgun Gothic"/>
+                <w:b w:val="0"/>
+                <w:sz w:val="20"/>
+              </w:rPr>
+              <w:t>1.000 / 416.1분</w:t>
+            </w:r>
+          </w:p>
+        </w:tc>
+        <w:tc>
+          <w:tcPr>
+            <w:tcW w:type="dxa" w:w="2256"/>
+          </w:tcPr>
+          <w:p>
+            <w:r/>
+            <w:r>
+              <w:rPr>
+                <w:rFonts w:ascii="Malgun Gothic" w:hAnsi="Malgun Gothic" w:eastAsia="Malgun Gothic"/>
+                <w:b w:val="0"/>
+                <w:sz w:val="20"/>
+              </w:rPr>
+              <w:t>±50% 순위안정</w:t>
             </w:r>
           </w:p>
         </w:tc>
@@ -1970,23 +2970,711 @@
           <w:b w:val="0"/>
           <w:sz w:val="22"/>
         </w:rPr>
-        <w:t xml:space="preserve">두 방식이 공유하는 핵심 도로 연결이 끊기면 수송 방식 선택과 무관하게 전체 이동이 마비된다. 이는 </w:t>
+        <w:t>접근로는 multimodal 전용 feeder leg라 복합모드가 더 타격받는다(371→464분). 버스는 A 출발 공유 edge만 경미(285→311분). 양쪽 완료율 1.000 → makespan 신호로 보면 multimodal 전용 비용이다.</w:t>
       </w:r>
+    </w:p>
+    <w:p>
       <w:r>
         <w:rPr>
           <w:rFonts w:ascii="Malgun Gothic" w:hAnsi="Malgun Gothic" w:eastAsia="Malgun Gothic"/>
           <w:b/>
           <w:sz w:val="22"/>
         </w:rPr>
-        <w:t>단일 실패점 식별</w:t>
+        <w:t>종단 라스트마일 R→D 파손(255 간선, D 접근 공유도로; 양쪽 사용):</w:t>
       </w:r>
+    </w:p>
+    <w:tbl>
+      <w:tblPr>
+        <w:tblStyle w:val="TableGrid"/>
+        <w:tblW w:type="auto" w:w="0"/>
+        <w:jc w:val="center"/>
+        <w:tblLook w:firstColumn="1" w:firstRow="1" w:lastColumn="0" w:lastRow="0" w:noHBand="0" w:noVBand="1" w:val="04A0"/>
+      </w:tblPr>
+      <w:tblGrid>
+        <w:gridCol w:w="2256"/>
+        <w:gridCol w:w="2256"/>
+        <w:gridCol w:w="2256"/>
+        <w:gridCol w:w="2256"/>
+      </w:tblGrid>
+      <w:tr>
+        <w:tc>
+          <w:tcPr>
+            <w:tcW w:type="dxa" w:w="2256"/>
+            <w:shd w:val="clear" w:color="auto" w:fill="1F3864"/>
+          </w:tcPr>
+          <w:p>
+            <w:pPr>
+              <w:jc w:val="center"/>
+            </w:pPr>
+            <w:r/>
+            <w:r>
+              <w:rPr>
+                <w:rFonts w:ascii="Malgun Gothic" w:hAnsi="Malgun Gothic" w:eastAsia="Malgun Gothic"/>
+                <w:b/>
+                <w:color w:val="FFFFFF"/>
+                <w:sz w:val="20"/>
+              </w:rPr>
+              <w:t>강도(multiplier)</w:t>
+            </w:r>
+          </w:p>
+        </w:tc>
+        <w:tc>
+          <w:tcPr>
+            <w:tcW w:type="dxa" w:w="2256"/>
+            <w:shd w:val="clear" w:color="auto" w:fill="1F3864"/>
+          </w:tcPr>
+          <w:p>
+            <w:pPr>
+              <w:jc w:val="center"/>
+            </w:pPr>
+            <w:r/>
+            <w:r>
+              <w:rPr>
+                <w:rFonts w:ascii="Malgun Gothic" w:hAnsi="Malgun Gothic" w:eastAsia="Malgun Gothic"/>
+                <w:b/>
+                <w:color w:val="FFFFFF"/>
+                <w:sz w:val="20"/>
+              </w:rPr>
+              <w:t>버스(완료율 / 완료시간)</w:t>
+            </w:r>
+          </w:p>
+        </w:tc>
+        <w:tc>
+          <w:tcPr>
+            <w:tcW w:type="dxa" w:w="2256"/>
+            <w:shd w:val="clear" w:color="auto" w:fill="1F3864"/>
+          </w:tcPr>
+          <w:p>
+            <w:pPr>
+              <w:jc w:val="center"/>
+            </w:pPr>
+            <w:r/>
+            <w:r>
+              <w:rPr>
+                <w:rFonts w:ascii="Malgun Gothic" w:hAnsi="Malgun Gothic" w:eastAsia="Malgun Gothic"/>
+                <w:b/>
+                <w:color w:val="FFFFFF"/>
+                <w:sz w:val="20"/>
+              </w:rPr>
+              <w:t>복합모드(완료율 / 완료시간)</w:t>
+            </w:r>
+          </w:p>
+        </w:tc>
+        <w:tc>
+          <w:tcPr>
+            <w:tcW w:type="dxa" w:w="2256"/>
+            <w:shd w:val="clear" w:color="auto" w:fill="1F3864"/>
+          </w:tcPr>
+          <w:p>
+            <w:pPr>
+              <w:jc w:val="center"/>
+            </w:pPr>
+            <w:r/>
+            <w:r>
+              <w:rPr>
+                <w:rFonts w:ascii="Malgun Gothic" w:hAnsi="Malgun Gothic" w:eastAsia="Malgun Gothic"/>
+                <w:b/>
+                <w:color w:val="FFFFFF"/>
+                <w:sz w:val="20"/>
+              </w:rPr>
+              <w:t>해석</w:t>
+            </w:r>
+          </w:p>
+        </w:tc>
+      </w:tr>
+      <w:tr>
+        <w:tc>
+          <w:tcPr>
+            <w:tcW w:type="dxa" w:w="2256"/>
+          </w:tcPr>
+          <w:p>
+            <w:r/>
+            <w:r>
+              <w:rPr>
+                <w:rFonts w:ascii="Malgun Gothic" w:hAnsi="Malgun Gothic" w:eastAsia="Malgun Gothic"/>
+                <w:b w:val="0"/>
+                <w:sz w:val="20"/>
+              </w:rPr>
+              <w:t>mild 1.5×</w:t>
+            </w:r>
+          </w:p>
+        </w:tc>
+        <w:tc>
+          <w:tcPr>
+            <w:tcW w:type="dxa" w:w="2256"/>
+          </w:tcPr>
+          <w:p>
+            <w:r/>
+            <w:r>
+              <w:rPr>
+                <w:rFonts w:ascii="Malgun Gothic" w:hAnsi="Malgun Gothic" w:eastAsia="Malgun Gothic"/>
+                <w:b w:val="0"/>
+                <w:sz w:val="20"/>
+              </w:rPr>
+              <w:t>1.000 / 293.9분</w:t>
+            </w:r>
+          </w:p>
+        </w:tc>
+        <w:tc>
+          <w:tcPr>
+            <w:tcW w:type="dxa" w:w="2256"/>
+          </w:tcPr>
+          <w:p>
+            <w:r/>
+            <w:r>
+              <w:rPr>
+                <w:rFonts w:ascii="Malgun Gothic" w:hAnsi="Malgun Gothic" w:eastAsia="Malgun Gothic"/>
+                <w:b w:val="0"/>
+                <w:sz w:val="20"/>
+              </w:rPr>
+              <w:t>1.000 / 394.5분</w:t>
+            </w:r>
+          </w:p>
+        </w:tc>
+        <w:tc>
+          <w:tcPr>
+            <w:tcW w:type="dxa" w:w="2256"/>
+          </w:tcPr>
+          <w:p>
+            <w:r/>
+            <w:r>
+              <w:rPr>
+                <w:rFonts w:ascii="Malgun Gothic" w:hAnsi="Malgun Gothic" w:eastAsia="Malgun Gothic"/>
+                <w:b w:val="0"/>
+                <w:sz w:val="20"/>
+              </w:rPr>
+              <w:t>양쪽 완료</w:t>
+            </w:r>
+          </w:p>
+        </w:tc>
+      </w:tr>
+      <w:tr>
+        <w:tc>
+          <w:tcPr>
+            <w:tcW w:type="dxa" w:w="2256"/>
+          </w:tcPr>
+          <w:p>
+            <w:r/>
+            <w:r>
+              <w:rPr>
+                <w:rFonts w:ascii="Malgun Gothic" w:hAnsi="Malgun Gothic" w:eastAsia="Malgun Gothic"/>
+                <w:b w:val="0"/>
+                <w:sz w:val="20"/>
+              </w:rPr>
+              <w:t>severe 3.0×</w:t>
+            </w:r>
+          </w:p>
+        </w:tc>
+        <w:tc>
+          <w:tcPr>
+            <w:tcW w:type="dxa" w:w="2256"/>
+          </w:tcPr>
+          <w:p>
+            <w:r/>
+            <w:r>
+              <w:rPr>
+                <w:rFonts w:ascii="Malgun Gothic" w:hAnsi="Malgun Gothic" w:eastAsia="Malgun Gothic"/>
+                <w:b w:val="0"/>
+                <w:sz w:val="20"/>
+              </w:rPr>
+              <w:t>1.000 / 329.3분</w:t>
+            </w:r>
+          </w:p>
+        </w:tc>
+        <w:tc>
+          <w:tcPr>
+            <w:tcW w:type="dxa" w:w="2256"/>
+          </w:tcPr>
+          <w:p>
+            <w:r/>
+            <w:r>
+              <w:rPr>
+                <w:rFonts w:ascii="Malgun Gothic" w:hAnsi="Malgun Gothic" w:eastAsia="Malgun Gothic"/>
+                <w:b w:val="0"/>
+                <w:sz w:val="20"/>
+              </w:rPr>
+              <w:t>1.000 / 502.1분</w:t>
+            </w:r>
+          </w:p>
+        </w:tc>
+        <w:tc>
+          <w:tcPr>
+            <w:tcW w:type="dxa" w:w="2256"/>
+          </w:tcPr>
+          <w:p>
+            <w:r/>
+            <w:r>
+              <w:rPr>
+                <w:rFonts w:ascii="Malgun Gothic" w:hAnsi="Malgun Gothic" w:eastAsia="Malgun Gothic"/>
+                <w:b w:val="0"/>
+                <w:sz w:val="20"/>
+              </w:rPr>
+              <w:t>양쪽 상승, multi 더 취약</w:t>
+            </w:r>
+          </w:p>
+        </w:tc>
+      </w:tr>
+      <w:tr>
+        <w:tc>
+          <w:tcPr>
+            <w:tcW w:type="dxa" w:w="2256"/>
+          </w:tcPr>
+          <w:p>
+            <w:r/>
+            <w:r>
+              <w:rPr>
+                <w:rFonts w:ascii="Malgun Gothic" w:hAnsi="Malgun Gothic" w:eastAsia="Malgun Gothic"/>
+                <w:b w:val="0"/>
+                <w:sz w:val="20"/>
+              </w:rPr>
+              <w:t>extreme 8.0×</w:t>
+            </w:r>
+          </w:p>
+        </w:tc>
+        <w:tc>
+          <w:tcPr>
+            <w:tcW w:type="dxa" w:w="2256"/>
+          </w:tcPr>
+          <w:p>
+            <w:r/>
+            <w:r>
+              <w:rPr>
+                <w:rFonts w:ascii="Malgun Gothic" w:hAnsi="Malgun Gothic" w:eastAsia="Malgun Gothic"/>
+                <w:b w:val="0"/>
+                <w:sz w:val="20"/>
+              </w:rPr>
+              <w:t>1.000 / 457.9분</w:t>
+            </w:r>
+          </w:p>
+        </w:tc>
+        <w:tc>
+          <w:tcPr>
+            <w:tcW w:type="dxa" w:w="2256"/>
+          </w:tcPr>
+          <w:p>
+            <w:r/>
+            <w:r>
+              <w:rPr>
+                <w:rFonts w:ascii="Malgun Gothic" w:hAnsi="Malgun Gothic" w:eastAsia="Malgun Gothic"/>
+                <w:b w:val="0"/>
+                <w:sz w:val="20"/>
+              </w:rPr>
+              <w:t>1.000 / **976.3분**</w:t>
+            </w:r>
+          </w:p>
+        </w:tc>
+        <w:tc>
+          <w:tcPr>
+            <w:tcW w:type="dxa" w:w="2256"/>
+          </w:tcPr>
+          <w:p>
+            <w:r/>
+            <w:r>
+              <w:rPr>
+                <w:rFonts w:ascii="Malgun Gothic" w:hAnsi="Malgun Gothic" w:eastAsia="Malgun Gothic"/>
+                <w:b w:val="0"/>
+                <w:sz w:val="20"/>
+              </w:rPr>
+              <w:t>공유 병목, multi 압도적 지연</w:t>
+            </w:r>
+          </w:p>
+        </w:tc>
+      </w:tr>
+      <w:tr>
+        <w:tc>
+          <w:tcPr>
+            <w:tcW w:type="dxa" w:w="2256"/>
+          </w:tcPr>
+          <w:p>
+            <w:r/>
+            <w:r>
+              <w:rPr>
+                <w:rFonts w:ascii="Malgun Gothic" w:hAnsi="Malgun Gothic" w:eastAsia="Malgun Gothic"/>
+                <w:b w:val="0"/>
+                <w:sz w:val="20"/>
+              </w:rPr>
+              <w:t>severe+50% 4.5×</w:t>
+            </w:r>
+          </w:p>
+        </w:tc>
+        <w:tc>
+          <w:tcPr>
+            <w:tcW w:type="dxa" w:w="2256"/>
+          </w:tcPr>
+          <w:p>
+            <w:r/>
+            <w:r>
+              <w:rPr>
+                <w:rFonts w:ascii="Malgun Gothic" w:hAnsi="Malgun Gothic" w:eastAsia="Malgun Gothic"/>
+                <w:b w:val="0"/>
+                <w:sz w:val="20"/>
+              </w:rPr>
+              <w:t>1.000 / 367.5분</w:t>
+            </w:r>
+          </w:p>
+        </w:tc>
+        <w:tc>
+          <w:tcPr>
+            <w:tcW w:type="dxa" w:w="2256"/>
+          </w:tcPr>
+          <w:p>
+            <w:r/>
+            <w:r>
+              <w:rPr>
+                <w:rFonts w:ascii="Malgun Gothic" w:hAnsi="Malgun Gothic" w:eastAsia="Malgun Gothic"/>
+                <w:b w:val="0"/>
+                <w:sz w:val="20"/>
+              </w:rPr>
+              <w:t>1.000 / 641.8분</w:t>
+            </w:r>
+          </w:p>
+        </w:tc>
+        <w:tc>
+          <w:tcPr>
+            <w:tcW w:type="dxa" w:w="2256"/>
+          </w:tcPr>
+          <w:p>
+            <w:r/>
+            <w:r>
+              <w:rPr>
+                <w:rFonts w:ascii="Malgun Gothic" w:hAnsi="Malgun Gothic" w:eastAsia="Malgun Gothic"/>
+                <w:b w:val="0"/>
+                <w:sz w:val="20"/>
+              </w:rPr>
+              <w:t>±50% 순위안정</w:t>
+            </w:r>
+          </w:p>
+        </w:tc>
+      </w:tr>
+    </w:tbl>
+    <w:p/>
+    <w:p>
       <w:r>
         <w:rPr>
           <w:rFonts w:ascii="Malgun Gothic" w:hAnsi="Malgun Gothic" w:eastAsia="Malgun Gothic"/>
           <w:b w:val="0"/>
           <w:sz w:val="22"/>
         </w:rPr>
-        <w:t>이 수송 방식 비교보다 우선되어야 함을 시사한다.</w:t>
+        <w:t>종단 도로는 두 방식이 공유하는 병목이다. 양쪽 모두 완료율 1.000을 유지하되 makespan이 단조 상승하며, 복합모드가 더 취약(395→976분). 24h 창이 이 지연을 흡수해 완료율 붕괴까지는 가지 않는다.</w:t>
+      </w:r>
+    </w:p>
+    <w:p>
+      <w:r>
+        <w:rPr>
+          <w:rFonts w:ascii="Malgun Gothic" w:hAnsi="Malgun Gothic" w:eastAsia="Malgun Gothic"/>
+          <w:b/>
+          <w:sz w:val="22"/>
+        </w:rPr>
+        <w:t>장거리 S→R 파손(641 간선, bus 장거리 도로 노출; multimodal은 rail bypass·가정 A1):</w:t>
+      </w:r>
+    </w:p>
+    <w:tbl>
+      <w:tblPr>
+        <w:tblStyle w:val="TableGrid"/>
+        <w:tblW w:type="auto" w:w="0"/>
+        <w:jc w:val="center"/>
+        <w:tblLook w:firstColumn="1" w:firstRow="1" w:lastColumn="0" w:lastRow="0" w:noHBand="0" w:noVBand="1" w:val="04A0"/>
+      </w:tblPr>
+      <w:tblGrid>
+        <w:gridCol w:w="2256"/>
+        <w:gridCol w:w="2256"/>
+        <w:gridCol w:w="2256"/>
+        <w:gridCol w:w="2256"/>
+      </w:tblGrid>
+      <w:tr>
+        <w:tc>
+          <w:tcPr>
+            <w:tcW w:type="dxa" w:w="2256"/>
+            <w:shd w:val="clear" w:color="auto" w:fill="1F3864"/>
+          </w:tcPr>
+          <w:p>
+            <w:pPr>
+              <w:jc w:val="center"/>
+            </w:pPr>
+            <w:r/>
+            <w:r>
+              <w:rPr>
+                <w:rFonts w:ascii="Malgun Gothic" w:hAnsi="Malgun Gothic" w:eastAsia="Malgun Gothic"/>
+                <w:b/>
+                <w:color w:val="FFFFFF"/>
+                <w:sz w:val="20"/>
+              </w:rPr>
+              <w:t>강도(multiplier)</w:t>
+            </w:r>
+          </w:p>
+        </w:tc>
+        <w:tc>
+          <w:tcPr>
+            <w:tcW w:type="dxa" w:w="2256"/>
+            <w:shd w:val="clear" w:color="auto" w:fill="1F3864"/>
+          </w:tcPr>
+          <w:p>
+            <w:pPr>
+              <w:jc w:val="center"/>
+            </w:pPr>
+            <w:r/>
+            <w:r>
+              <w:rPr>
+                <w:rFonts w:ascii="Malgun Gothic" w:hAnsi="Malgun Gothic" w:eastAsia="Malgun Gothic"/>
+                <w:b/>
+                <w:color w:val="FFFFFF"/>
+                <w:sz w:val="20"/>
+              </w:rPr>
+              <w:t>버스(완료율 / 완료시간)</w:t>
+            </w:r>
+          </w:p>
+        </w:tc>
+        <w:tc>
+          <w:tcPr>
+            <w:tcW w:type="dxa" w:w="2256"/>
+            <w:shd w:val="clear" w:color="auto" w:fill="1F3864"/>
+          </w:tcPr>
+          <w:p>
+            <w:pPr>
+              <w:jc w:val="center"/>
+            </w:pPr>
+            <w:r/>
+            <w:r>
+              <w:rPr>
+                <w:rFonts w:ascii="Malgun Gothic" w:hAnsi="Malgun Gothic" w:eastAsia="Malgun Gothic"/>
+                <w:b/>
+                <w:color w:val="FFFFFF"/>
+                <w:sz w:val="20"/>
+              </w:rPr>
+              <w:t>복합모드(완료율 / 완료시간)</w:t>
+            </w:r>
+          </w:p>
+        </w:tc>
+        <w:tc>
+          <w:tcPr>
+            <w:tcW w:type="dxa" w:w="2256"/>
+            <w:shd w:val="clear" w:color="auto" w:fill="1F3864"/>
+          </w:tcPr>
+          <w:p>
+            <w:pPr>
+              <w:jc w:val="center"/>
+            </w:pPr>
+            <w:r/>
+            <w:r>
+              <w:rPr>
+                <w:rFonts w:ascii="Malgun Gothic" w:hAnsi="Malgun Gothic" w:eastAsia="Malgun Gothic"/>
+                <w:b/>
+                <w:color w:val="FFFFFF"/>
+                <w:sz w:val="20"/>
+              </w:rPr>
+              <w:t>해석</w:t>
+            </w:r>
+          </w:p>
+        </w:tc>
+      </w:tr>
+      <w:tr>
+        <w:tc>
+          <w:tcPr>
+            <w:tcW w:type="dxa" w:w="2256"/>
+          </w:tcPr>
+          <w:p>
+            <w:r/>
+            <w:r>
+              <w:rPr>
+                <w:rFonts w:ascii="Malgun Gothic" w:hAnsi="Malgun Gothic" w:eastAsia="Malgun Gothic"/>
+                <w:b w:val="0"/>
+                <w:sz w:val="20"/>
+              </w:rPr>
+              <w:t>mild 1.2×</w:t>
+            </w:r>
+          </w:p>
+        </w:tc>
+        <w:tc>
+          <w:tcPr>
+            <w:tcW w:type="dxa" w:w="2256"/>
+          </w:tcPr>
+          <w:p>
+            <w:r/>
+            <w:r>
+              <w:rPr>
+                <w:rFonts w:ascii="Malgun Gothic" w:hAnsi="Malgun Gothic" w:eastAsia="Malgun Gothic"/>
+                <w:b w:val="0"/>
+                <w:sz w:val="20"/>
+              </w:rPr>
+              <w:t>1.000 / 317.4분</w:t>
+            </w:r>
+          </w:p>
+        </w:tc>
+        <w:tc>
+          <w:tcPr>
+            <w:tcW w:type="dxa" w:w="2256"/>
+          </w:tcPr>
+          <w:p>
+            <w:r/>
+            <w:r>
+              <w:rPr>
+                <w:rFonts w:ascii="Malgun Gothic" w:hAnsi="Malgun Gothic" w:eastAsia="Malgun Gothic"/>
+                <w:b w:val="0"/>
+                <w:sz w:val="20"/>
+              </w:rPr>
+              <w:t>1.000 / 363.8분</w:t>
+            </w:r>
+          </w:p>
+        </w:tc>
+        <w:tc>
+          <w:tcPr>
+            <w:tcW w:type="dxa" w:w="2256"/>
+          </w:tcPr>
+          <w:p>
+            <w:r/>
+            <w:r>
+              <w:rPr>
+                <w:rFonts w:ascii="Malgun Gothic" w:hAnsi="Malgun Gothic" w:eastAsia="Malgun Gothic"/>
+                <w:b w:val="0"/>
+                <w:sz w:val="20"/>
+              </w:rPr>
+              <w:t>버스 경미 상승, 복합모드 불변</w:t>
+            </w:r>
+          </w:p>
+        </w:tc>
+      </w:tr>
+      <w:tr>
+        <w:tc>
+          <w:tcPr>
+            <w:tcW w:type="dxa" w:w="2256"/>
+          </w:tcPr>
+          <w:p>
+            <w:r/>
+            <w:r>
+              <w:rPr>
+                <w:rFonts w:ascii="Malgun Gothic" w:hAnsi="Malgun Gothic" w:eastAsia="Malgun Gothic"/>
+                <w:b w:val="0"/>
+                <w:sz w:val="20"/>
+              </w:rPr>
+              <w:t>moderate 1.5×</w:t>
+            </w:r>
+          </w:p>
+        </w:tc>
+        <w:tc>
+          <w:tcPr>
+            <w:tcW w:type="dxa" w:w="2256"/>
+          </w:tcPr>
+          <w:p>
+            <w:r/>
+            <w:r>
+              <w:rPr>
+                <w:rFonts w:ascii="Malgun Gothic" w:hAnsi="Malgun Gothic" w:eastAsia="Malgun Gothic"/>
+                <w:b w:val="0"/>
+                <w:sz w:val="20"/>
+              </w:rPr>
+              <w:t>1.000 / 374.7분</w:t>
+            </w:r>
+          </w:p>
+        </w:tc>
+        <w:tc>
+          <w:tcPr>
+            <w:tcW w:type="dxa" w:w="2256"/>
+          </w:tcPr>
+          <w:p>
+            <w:r/>
+            <w:r>
+              <w:rPr>
+                <w:rFonts w:ascii="Malgun Gothic" w:hAnsi="Malgun Gothic" w:eastAsia="Malgun Gothic"/>
+                <w:b w:val="0"/>
+                <w:sz w:val="20"/>
+              </w:rPr>
+              <w:t>1.000 / 363.8분</w:t>
+            </w:r>
+          </w:p>
+        </w:tc>
+        <w:tc>
+          <w:tcPr>
+            <w:tcW w:type="dxa" w:w="2256"/>
+          </w:tcPr>
+          <w:p>
+            <w:r/>
+            <w:r>
+              <w:rPr>
+                <w:rFonts w:ascii="Malgun Gothic" w:hAnsi="Malgun Gothic" w:eastAsia="Malgun Gothic"/>
+                <w:b w:val="0"/>
+                <w:sz w:val="20"/>
+              </w:rPr>
+              <w:t>버스 상승, 복합모드 불변</w:t>
+            </w:r>
+          </w:p>
+        </w:tc>
+      </w:tr>
+      <w:tr>
+        <w:tc>
+          <w:tcPr>
+            <w:tcW w:type="dxa" w:w="2256"/>
+          </w:tcPr>
+          <w:p>
+            <w:r/>
+            <w:r>
+              <w:rPr>
+                <w:rFonts w:ascii="Malgun Gothic" w:hAnsi="Malgun Gothic" w:eastAsia="Malgun Gothic"/>
+                <w:b w:val="0"/>
+                <w:sz w:val="20"/>
+              </w:rPr>
+              <w:t>severe 3.0×</w:t>
+            </w:r>
+          </w:p>
+        </w:tc>
+        <w:tc>
+          <w:tcPr>
+            <w:tcW w:type="dxa" w:w="2256"/>
+          </w:tcPr>
+          <w:p>
+            <w:r/>
+            <w:r>
+              <w:rPr>
+                <w:rFonts w:ascii="Malgun Gothic" w:hAnsi="Malgun Gothic" w:eastAsia="Malgun Gothic"/>
+                <w:b w:val="0"/>
+                <w:sz w:val="20"/>
+              </w:rPr>
+              <w:t>1.000 / **670.8분**</w:t>
+            </w:r>
+          </w:p>
+        </w:tc>
+        <w:tc>
+          <w:tcPr>
+            <w:tcW w:type="dxa" w:w="2256"/>
+          </w:tcPr>
+          <w:p>
+            <w:r/>
+            <w:r>
+              <w:rPr>
+                <w:rFonts w:ascii="Malgun Gothic" w:hAnsi="Malgun Gothic" w:eastAsia="Malgun Gothic"/>
+                <w:b w:val="0"/>
+                <w:sz w:val="20"/>
+              </w:rPr>
+              <w:t>1.000 / 363.8분</w:t>
+            </w:r>
+          </w:p>
+        </w:tc>
+        <w:tc>
+          <w:tcPr>
+            <w:tcW w:type="dxa" w:w="2256"/>
+          </w:tcPr>
+          <w:p>
+            <w:r/>
+            <w:r>
+              <w:rPr>
+                <w:rFonts w:ascii="Malgun Gothic" w:hAnsi="Malgun Gothic" w:eastAsia="Malgun Gothic"/>
+                <w:b w:val="0"/>
+                <w:sz w:val="20"/>
+              </w:rPr>
+              <w:t>**rail-substitution 이득**(가정 A1)</w:t>
+            </w:r>
+          </w:p>
+        </w:tc>
+      </w:tr>
+    </w:tbl>
+    <w:p/>
+    <w:p>
+      <w:r>
+        <w:rPr>
+          <w:rFonts w:ascii="Malgun Gothic" w:hAnsi="Malgun Gothic" w:eastAsia="Malgun Gothic"/>
+          <w:b w:val="0"/>
+          <w:sz w:val="22"/>
+        </w:rPr>
+        <w:t>장거리 도로 파손은 버스만 타격(317→671분 makespan 상승), 복합모드는 rail bypass로 364분 불변이다(양쪽 완료율 1.000). 이것이 가정 A1(철도 신뢰) 위에서의 정당한 rail-substitution 이득이다. (철도-면역은 측정 결과가 아닌 scope 조건임을 명시한다.)</w:t>
       </w:r>
     </w:p>
     <w:p>
@@ -2050,7 +3738,7 @@
           <w:b/>
           <w:sz w:val="24"/>
         </w:rPr>
-        <w:t>철도 가용성 의존 (복합모드의 조건부 베팅)</w:t>
+        <w:t>철도 사용불가 (가정 A1 실패-edge) — 헤드라인</w:t>
       </w:r>
     </w:p>
     <w:tbl>
@@ -2104,7 +3792,7 @@
                 <w:color w:val="FFFFFF"/>
                 <w:sz w:val="20"/>
               </w:rPr>
-              <w:t>버스(완료시간/완료율)</w:t>
+              <w:t>버스(완료율 / 완료시간)</w:t>
             </w:r>
           </w:p>
         </w:tc>
@@ -2125,7 +3813,7 @@
                 <w:color w:val="FFFFFF"/>
                 <w:sz w:val="20"/>
               </w:rPr>
-              <w:t>복합모드(완료시간/완료율)</w:t>
+              <w:t>복합모드(완료율 / 완료시간)</w:t>
             </w:r>
           </w:p>
         </w:tc>
@@ -2143,7 +3831,7 @@
                 <w:b w:val="0"/>
                 <w:sz w:val="20"/>
               </w:rPr>
-              <w:t>철도 사용불가 (rail_unavailable)</w:t>
+              <w:t>rail_unavailable (rail×100)</w:t>
             </w:r>
           </w:p>
         </w:tc>
@@ -2159,7 +3847,7 @@
                 <w:b w:val="0"/>
                 <w:sz w:val="20"/>
               </w:rPr>
-              <w:t>369.4분 / 0.995</w:t>
+              <w:t>1.000 / 283.1분</w:t>
             </w:r>
           </w:p>
         </w:tc>
@@ -2175,7 +3863,7 @@
                 <w:b w:val="0"/>
                 <w:sz w:val="20"/>
               </w:rPr>
-              <w:t>붕괴 / 0.000</w:t>
+              <w:t>0.000 / 붕괴</w:t>
             </w:r>
           </w:p>
         </w:tc>
@@ -2189,7 +3877,23 @@
           <w:b w:val="0"/>
           <w:sz w:val="22"/>
         </w:rPr>
-        <w:t>철도가 사용 불가능해지면 복합모드는 붕괴하지만 버스 단독은 정상을 유지한다. 복합모드의 속도 이점은 철도 가용성에 대한 조건부 베팅이며, 철도 중단 위험이 큰 전시 상황에서는 이 의존성이 핵심 취약점이다. 반대로 철도가 확보된다면 복합모드는 도로 혼잡과 부분 장애에서 더 안정적일 수 있다.</w:t>
+        <w:t xml:space="preserve">철도가 사용 불가능해지면(가정 A1 실패: 노선 파괴·전력 상실) 복합모드는 완전 붕괴(0.000), 버스 단독은 정상(1.000 / 283분)을 유지한다. 복합모드의 설계는 철도 가용성에 대한 조건부 베팅이며, 이 시나리오가 그 한계를 그리는 </w:t>
+      </w:r>
+      <w:r>
+        <w:rPr>
+          <w:rFonts w:ascii="Malgun Gothic" w:hAnsi="Malgun Gothic" w:eastAsia="Malgun Gothic"/>
+          <w:b/>
+          <w:sz w:val="22"/>
+        </w:rPr>
+        <w:t>정당·비순환 stress</w:t>
+      </w:r>
+      <w:r>
+        <w:rPr>
+          <w:rFonts w:ascii="Malgun Gothic" w:hAnsi="Malgun Gothic" w:eastAsia="Malgun Gothic"/>
+          <w:b w:val="0"/>
+          <w:sz w:val="22"/>
+        </w:rPr>
+        <w:t>다(철도-면역 가정이 결과를 만들어낸 순환 주장이 아님).</w:t>
       </w:r>
     </w:p>
     <w:p>
@@ -2199,17 +3903,7 @@
           <w:b/>
           <w:sz w:val="24"/>
         </w:rPr>
-        <w:t>철도 스트레스 사다리</w:t>
-      </w:r>
-    </w:p>
-    <w:p>
-      <w:r>
-        <w:rPr>
-          <w:rFonts w:ascii="Malgun Gothic" w:hAnsi="Malgun Gothic" w:eastAsia="Malgun Gothic"/>
-          <w:b w:val="0"/>
-          <w:sz w:val="22"/>
-        </w:rPr>
-        <w:t>철도가 가용하더라도 지연·용량 축소가 있으면 복합모드 완료시간이 비례적으로 늘어난다. 단, 제한시간 1,440분 덕분에 완료율은 대부분 0.996 이상으로 유지된다.</w:t>
+        <w:t>임계 링크·무작위 차단</w:t>
       </w:r>
     </w:p>
     <w:tbl>
@@ -2220,14 +3914,15 @@
         <w:tblLook w:firstColumn="1" w:firstRow="1" w:lastColumn="0" w:lastRow="0" w:noHBand="0" w:noVBand="1" w:val="04A0"/>
       </w:tblPr>
       <w:tblGrid>
-        <w:gridCol w:w="3009"/>
-        <w:gridCol w:w="3009"/>
-        <w:gridCol w:w="3009"/>
+        <w:gridCol w:w="2256"/>
+        <w:gridCol w:w="2256"/>
+        <w:gridCol w:w="2256"/>
+        <w:gridCol w:w="2256"/>
       </w:tblGrid>
       <w:tr>
         <w:tc>
           <w:tcPr>
-            <w:tcW w:type="dxa" w:w="3009"/>
+            <w:tcW w:type="dxa" w:w="2256"/>
             <w:shd w:val="clear" w:color="auto" w:fill="1F3864"/>
           </w:tcPr>
           <w:p>
@@ -2242,13 +3937,13 @@
                 <w:color w:val="FFFFFF"/>
                 <w:sz w:val="20"/>
               </w:rPr>
-              <w:t>철도 스트레스</w:t>
+              <w:t>시나리오</w:t>
             </w:r>
           </w:p>
         </w:tc>
         <w:tc>
           <w:tcPr>
-            <w:tcW w:type="dxa" w:w="3009"/>
+            <w:tcW w:type="dxa" w:w="2256"/>
             <w:shd w:val="clear" w:color="auto" w:fill="1F3864"/>
           </w:tcPr>
           <w:p>
@@ -2263,13 +3958,13 @@
                 <w:color w:val="FFFFFF"/>
                 <w:sz w:val="20"/>
               </w:rPr>
-              <w:t>복합모드 완료시간</w:t>
+              <w:t>버스(완료율)</w:t>
             </w:r>
           </w:p>
         </w:tc>
         <w:tc>
           <w:tcPr>
-            <w:tcW w:type="dxa" w:w="3009"/>
+            <w:tcW w:type="dxa" w:w="2256"/>
             <w:shd w:val="clear" w:color="auto" w:fill="1F3864"/>
           </w:tcPr>
           <w:p>
@@ -2284,7 +3979,28 @@
                 <w:color w:val="FFFFFF"/>
                 <w:sz w:val="20"/>
               </w:rPr>
-              <w:t>완료율</w:t>
+              <w:t>복합모드(완료율)</w:t>
+            </w:r>
+          </w:p>
+        </w:tc>
+        <w:tc>
+          <w:tcPr>
+            <w:tcW w:type="dxa" w:w="2256"/>
+            <w:shd w:val="clear" w:color="auto" w:fill="1F3864"/>
+          </w:tcPr>
+          <w:p>
+            <w:pPr>
+              <w:jc w:val="center"/>
+            </w:pPr>
+            <w:r/>
+            <w:r>
+              <w:rPr>
+                <w:rFonts w:ascii="Malgun Gothic" w:hAnsi="Malgun Gothic" w:eastAsia="Malgun Gothic"/>
+                <w:b/>
+                <w:color w:val="FFFFFF"/>
+                <w:sz w:val="20"/>
+              </w:rPr>
+              <w:t>해석</w:t>
             </w:r>
           </w:p>
         </w:tc>
@@ -2292,7 +4008,7 @@
       <w:tr>
         <w:tc>
           <w:tcPr>
-            <w:tcW w:type="dxa" w:w="3009"/>
+            <w:tcW w:type="dxa" w:w="2256"/>
           </w:tcPr>
           <w:p>
             <w:r/>
@@ -2302,13 +4018,13 @@
                 <w:b w:val="0"/>
                 <w:sz w:val="20"/>
               </w:rPr>
-              <w:t>경증 지연</w:t>
+              <w:t>critical_link_blockage (betweenness top-3)</w:t>
             </w:r>
           </w:p>
         </w:tc>
         <w:tc>
           <w:tcPr>
-            <w:tcW w:type="dxa" w:w="3009"/>
+            <w:tcW w:type="dxa" w:w="2256"/>
           </w:tcPr>
           <w:p>
             <w:r/>
@@ -2318,13 +4034,13 @@
                 <w:b w:val="0"/>
                 <w:sz w:val="20"/>
               </w:rPr>
-              <w:t>334.8분</w:t>
+              <w:t>0.000</w:t>
             </w:r>
           </w:p>
         </w:tc>
         <w:tc>
           <w:tcPr>
-            <w:tcW w:type="dxa" w:w="3009"/>
+            <w:tcW w:type="dxa" w:w="2256"/>
           </w:tcPr>
           <w:p>
             <w:r/>
@@ -2338,11 +4054,9 @@
             </w:r>
           </w:p>
         </w:tc>
-      </w:tr>
-      <w:tr>
         <w:tc>
           <w:tcPr>
-            <w:tcW w:type="dxa" w:w="3009"/>
+            <w:tcW w:type="dxa" w:w="2256"/>
           </w:tcPr>
           <w:p>
             <w:r/>
@@ -2352,13 +4066,15 @@
                 <w:b w:val="0"/>
                 <w:sz w:val="20"/>
               </w:rPr>
-              <w:t>중간 지연</w:t>
+              <w:t>버스 트렁크 병목, 복합모드 rail bypass 생존</w:t>
             </w:r>
           </w:p>
         </w:tc>
+      </w:tr>
+      <w:tr>
         <w:tc>
           <w:tcPr>
-            <w:tcW w:type="dxa" w:w="3009"/>
+            <w:tcW w:type="dxa" w:w="2256"/>
           </w:tcPr>
           <w:p>
             <w:r/>
@@ -2368,263 +4084,13 @@
                 <w:b w:val="0"/>
                 <w:sz w:val="20"/>
               </w:rPr>
-              <w:t>397.2분</w:t>
+              <w:t>random_blockage (8 간선)</w:t>
             </w:r>
           </w:p>
         </w:tc>
         <w:tc>
           <w:tcPr>
-            <w:tcW w:type="dxa" w:w="3009"/>
-          </w:tcPr>
-          <w:p>
-            <w:r/>
-            <w:r>
-              <w:rPr>
-                <w:rFonts w:ascii="Malgun Gothic" w:hAnsi="Malgun Gothic" w:eastAsia="Malgun Gothic"/>
-                <w:b w:val="0"/>
-                <w:sz w:val="20"/>
-              </w:rPr>
-              <w:t>0.999</w:t>
-            </w:r>
-          </w:p>
-        </w:tc>
-      </w:tr>
-      <w:tr>
-        <w:tc>
-          <w:tcPr>
-            <w:tcW w:type="dxa" w:w="3009"/>
-          </w:tcPr>
-          <w:p>
-            <w:r/>
-            <w:r>
-              <w:rPr>
-                <w:rFonts w:ascii="Malgun Gothic" w:hAnsi="Malgun Gothic" w:eastAsia="Malgun Gothic"/>
-                <w:b w:val="0"/>
-                <w:sz w:val="20"/>
-              </w:rPr>
-              <w:t>중증 지연</w:t>
-            </w:r>
-          </w:p>
-        </w:tc>
-        <w:tc>
-          <w:tcPr>
-            <w:tcW w:type="dxa" w:w="3009"/>
-          </w:tcPr>
-          <w:p>
-            <w:r/>
-            <w:r>
-              <w:rPr>
-                <w:rFonts w:ascii="Malgun Gothic" w:hAnsi="Malgun Gothic" w:eastAsia="Malgun Gothic"/>
-                <w:b w:val="0"/>
-                <w:sz w:val="20"/>
-              </w:rPr>
-              <w:t>451.2분</w:t>
-            </w:r>
-          </w:p>
-        </w:tc>
-        <w:tc>
-          <w:tcPr>
-            <w:tcW w:type="dxa" w:w="3009"/>
-          </w:tcPr>
-          <w:p>
-            <w:r/>
-            <w:r>
-              <w:rPr>
-                <w:rFonts w:ascii="Malgun Gothic" w:hAnsi="Malgun Gothic" w:eastAsia="Malgun Gothic"/>
-                <w:b w:val="0"/>
-                <w:sz w:val="20"/>
-              </w:rPr>
-              <w:t>0.997</w:t>
-            </w:r>
-          </w:p>
-        </w:tc>
-      </w:tr>
-      <w:tr>
-        <w:tc>
-          <w:tcPr>
-            <w:tcW w:type="dxa" w:w="3009"/>
-          </w:tcPr>
-          <w:p>
-            <w:r/>
-            <w:r>
-              <w:rPr>
-                <w:rFonts w:ascii="Malgun Gothic" w:hAnsi="Malgun Gothic" w:eastAsia="Malgun Gothic"/>
-                <w:b w:val="0"/>
-                <w:sz w:val="20"/>
-              </w:rPr>
-              <w:t>복합스트레스 경증</w:t>
-            </w:r>
-          </w:p>
-        </w:tc>
-        <w:tc>
-          <w:tcPr>
-            <w:tcW w:type="dxa" w:w="3009"/>
-          </w:tcPr>
-          <w:p>
-            <w:r/>
-            <w:r>
-              <w:rPr>
-                <w:rFonts w:ascii="Malgun Gothic" w:hAnsi="Malgun Gothic" w:eastAsia="Malgun Gothic"/>
-                <w:b w:val="0"/>
-                <w:sz w:val="20"/>
-              </w:rPr>
-              <w:t>334.8분</w:t>
-            </w:r>
-          </w:p>
-        </w:tc>
-        <w:tc>
-          <w:tcPr>
-            <w:tcW w:type="dxa" w:w="3009"/>
-          </w:tcPr>
-          <w:p>
-            <w:r/>
-            <w:r>
-              <w:rPr>
-                <w:rFonts w:ascii="Malgun Gothic" w:hAnsi="Malgun Gothic" w:eastAsia="Malgun Gothic"/>
-                <w:b w:val="0"/>
-                <w:sz w:val="20"/>
-              </w:rPr>
-              <w:t>1.000</w:t>
-            </w:r>
-          </w:p>
-        </w:tc>
-      </w:tr>
-      <w:tr>
-        <w:tc>
-          <w:tcPr>
-            <w:tcW w:type="dxa" w:w="3009"/>
-          </w:tcPr>
-          <w:p>
-            <w:r/>
-            <w:r>
-              <w:rPr>
-                <w:rFonts w:ascii="Malgun Gothic" w:hAnsi="Malgun Gothic" w:eastAsia="Malgun Gothic"/>
-                <w:b w:val="0"/>
-                <w:sz w:val="20"/>
-              </w:rPr>
-              <w:t>복합스트레스 중간</w:t>
-            </w:r>
-          </w:p>
-        </w:tc>
-        <w:tc>
-          <w:tcPr>
-            <w:tcW w:type="dxa" w:w="3009"/>
-          </w:tcPr>
-          <w:p>
-            <w:r/>
-            <w:r>
-              <w:rPr>
-                <w:rFonts w:ascii="Malgun Gothic" w:hAnsi="Malgun Gothic" w:eastAsia="Malgun Gothic"/>
-                <w:b w:val="0"/>
-                <w:sz w:val="20"/>
-              </w:rPr>
-              <w:t>382.4분</w:t>
-            </w:r>
-          </w:p>
-        </w:tc>
-        <w:tc>
-          <w:tcPr>
-            <w:tcW w:type="dxa" w:w="3009"/>
-          </w:tcPr>
-          <w:p>
-            <w:r/>
-            <w:r>
-              <w:rPr>
-                <w:rFonts w:ascii="Malgun Gothic" w:hAnsi="Malgun Gothic" w:eastAsia="Malgun Gothic"/>
-                <w:b w:val="0"/>
-                <w:sz w:val="20"/>
-              </w:rPr>
-              <w:t>1.000</w:t>
-            </w:r>
-          </w:p>
-        </w:tc>
-      </w:tr>
-      <w:tr>
-        <w:tc>
-          <w:tcPr>
-            <w:tcW w:type="dxa" w:w="3009"/>
-          </w:tcPr>
-          <w:p>
-            <w:r/>
-            <w:r>
-              <w:rPr>
-                <w:rFonts w:ascii="Malgun Gothic" w:hAnsi="Malgun Gothic" w:eastAsia="Malgun Gothic"/>
-                <w:b w:val="0"/>
-                <w:sz w:val="20"/>
-              </w:rPr>
-              <w:t>복합스트레스 중증</w:t>
-            </w:r>
-          </w:p>
-        </w:tc>
-        <w:tc>
-          <w:tcPr>
-            <w:tcW w:type="dxa" w:w="3009"/>
-          </w:tcPr>
-          <w:p>
-            <w:r/>
-            <w:r>
-              <w:rPr>
-                <w:rFonts w:ascii="Malgun Gothic" w:hAnsi="Malgun Gothic" w:eastAsia="Malgun Gothic"/>
-                <w:b w:val="0"/>
-                <w:sz w:val="20"/>
-              </w:rPr>
-              <w:t>435.7분</w:t>
-            </w:r>
-          </w:p>
-        </w:tc>
-        <w:tc>
-          <w:tcPr>
-            <w:tcW w:type="dxa" w:w="3009"/>
-          </w:tcPr>
-          <w:p>
-            <w:r/>
-            <w:r>
-              <w:rPr>
-                <w:rFonts w:ascii="Malgun Gothic" w:hAnsi="Malgun Gothic" w:eastAsia="Malgun Gothic"/>
-                <w:b w:val="0"/>
-                <w:sz w:val="20"/>
-              </w:rPr>
-              <w:t>0.996</w:t>
-            </w:r>
-          </w:p>
-        </w:tc>
-      </w:tr>
-      <w:tr>
-        <w:tc>
-          <w:tcPr>
-            <w:tcW w:type="dxa" w:w="3009"/>
-          </w:tcPr>
-          <w:p>
-            <w:r/>
-            <w:r>
-              <w:rPr>
-                <w:rFonts w:ascii="Malgun Gothic" w:hAnsi="Malgun Gothic" w:eastAsia="Malgun Gothic"/>
-                <w:b w:val="0"/>
-                <w:sz w:val="20"/>
-              </w:rPr>
-              <w:t>사용불가</w:t>
-            </w:r>
-          </w:p>
-        </w:tc>
-        <w:tc>
-          <w:tcPr>
-            <w:tcW w:type="dxa" w:w="3009"/>
-          </w:tcPr>
-          <w:p>
-            <w:r/>
-            <w:r>
-              <w:rPr>
-                <w:rFonts w:ascii="Malgun Gothic" w:hAnsi="Malgun Gothic" w:eastAsia="Malgun Gothic"/>
-                <w:b w:val="0"/>
-                <w:sz w:val="20"/>
-              </w:rPr>
-              <w:t>붕괴</w:t>
-            </w:r>
-          </w:p>
-        </w:tc>
-        <w:tc>
-          <w:tcPr>
-            <w:tcW w:type="dxa" w:w="3009"/>
+            <w:tcW w:type="dxa" w:w="2256"/>
           </w:tcPr>
           <w:p>
             <w:r/>
@@ -2638,6 +4104,38 @@
             </w:r>
           </w:p>
         </w:tc>
+        <w:tc>
+          <w:tcPr>
+            <w:tcW w:type="dxa" w:w="2256"/>
+          </w:tcPr>
+          <w:p>
+            <w:r/>
+            <w:r>
+              <w:rPr>
+                <w:rFonts w:ascii="Malgun Gothic" w:hAnsi="Malgun Gothic" w:eastAsia="Malgun Gothic"/>
+                <w:b w:val="0"/>
+                <w:sz w:val="20"/>
+              </w:rPr>
+              <w:t>0.000</w:t>
+            </w:r>
+          </w:p>
+        </w:tc>
+        <w:tc>
+          <w:tcPr>
+            <w:tcW w:type="dxa" w:w="2256"/>
+          </w:tcPr>
+          <w:p>
+            <w:r/>
+            <w:r>
+              <w:rPr>
+                <w:rFonts w:ascii="Malgun Gothic" w:hAnsi="Malgun Gothic" w:eastAsia="Malgun Gothic"/>
+                <w:b w:val="0"/>
+                <w:sz w:val="20"/>
+              </w:rPr>
+              <w:t>과도한 차단, 양쪽 붕괴</w:t>
+            </w:r>
+          </w:p>
+        </w:tc>
       </w:tr>
     </w:tbl>
     <w:p/>
@@ -2648,7 +4146,23 @@
           <w:b w:val="0"/>
           <w:sz w:val="22"/>
         </w:rPr>
-        <w:t>철도 지연은 복합모드 완료시간을 선형적으로 늘리지만 벼랑 끝 붕괴는 사용불가에서만 발생한다. 중증 지연(451.2분)에서는 복합모드가 버스 기준(369.4분)보다 느려지지만 인원은 거의 다 배달한다.</w:t>
+        <w:t xml:space="preserve">임계 링크 차단은 버스 트렁크를 끊어 버스만 붕괴시키고 복합모드는 rail bypass로 생존한다. 단 확률적 8-간선 무작위 차단은 우회 여유를 넘어 양쪽 모두 붕괴한다 → </w:t>
+      </w:r>
+      <w:r>
+        <w:rPr>
+          <w:rFonts w:ascii="Malgun Gothic" w:hAnsi="Malgun Gothic" w:eastAsia="Malgun Gothic"/>
+          <w:b/>
+          <w:sz w:val="22"/>
+        </w:rPr>
+        <w:t>단일 실패점 식별이 수송 방식 비교보다 우선</w:t>
+      </w:r>
+      <w:r>
+        <w:rPr>
+          <w:rFonts w:ascii="Malgun Gothic" w:hAnsi="Malgun Gothic" w:eastAsia="Malgun Gothic"/>
+          <w:b w:val="0"/>
+          <w:sz w:val="22"/>
+        </w:rPr>
+        <w:t>됨을 시사한다.</w:t>
       </w:r>
     </w:p>
     <w:p>
@@ -2658,7 +4172,7 @@
           <w:b/>
           <w:sz w:val="24"/>
         </w:rPr>
-        <w:t>혼잡 효과 (장애 없음)</w:t>
+        <w:t>혼잡 효과 (장애 없음; 완료율 1차 신호)</w:t>
       </w:r>
     </w:p>
     <w:p>
@@ -2668,7 +4182,7 @@
           <w:b w:val="0"/>
           <w:sz w:val="22"/>
         </w:rPr>
-        <w:t>혼잡 정책(배경 교통량 가중)은 양쪽을 함께 느리게 한다. 중증·첨두 혼잡에서 두 방식의 완료시간이 수렴한다.</w:t>
+        <w:t>배경 교통량 가중 정책. 완료율이 떨어지는 cell에서는 완료시간이 censored(생존자 평균)이므로 완료율로 비교한다.</w:t>
       </w:r>
     </w:p>
     <w:tbl>
@@ -2722,7 +4236,7 @@
                 <w:color w:val="FFFFFF"/>
                 <w:sz w:val="20"/>
               </w:rPr>
-              <w:t>버스 완료시간</w:t>
+              <w:t>버스 (완료율 / MS)</w:t>
             </w:r>
           </w:p>
         </w:tc>
@@ -2743,7 +4257,7 @@
                 <w:color w:val="FFFFFF"/>
                 <w:sz w:val="20"/>
               </w:rPr>
-              <w:t>복합모드 완료시간</w:t>
+              <w:t>복합모드 (완료율 / MS)</w:t>
             </w:r>
           </w:p>
         </w:tc>
@@ -2777,7 +4291,7 @@
                 <w:b w:val="0"/>
                 <w:sz w:val="20"/>
               </w:rPr>
-              <w:t>369.4분</w:t>
+              <w:t>1.000 / 283분</w:t>
             </w:r>
           </w:p>
         </w:tc>
@@ -2793,7 +4307,7 @@
                 <w:b w:val="0"/>
                 <w:sz w:val="20"/>
               </w:rPr>
-              <w:t>339.5분</w:t>
+              <w:t>1.000 / 364분</w:t>
             </w:r>
           </w:p>
         </w:tc>
@@ -2827,7 +4341,7 @@
                 <w:b w:val="0"/>
                 <w:sz w:val="20"/>
               </w:rPr>
-              <w:t>372.1분</w:t>
+              <w:t>1.000 / 283분</w:t>
             </w:r>
           </w:p>
         </w:tc>
@@ -2843,7 +4357,7 @@
                 <w:b w:val="0"/>
                 <w:sz w:val="20"/>
               </w:rPr>
-              <w:t>341.7분</w:t>
+              <w:t>1.000 / 364분</w:t>
             </w:r>
           </w:p>
         </w:tc>
@@ -2877,7 +4391,7 @@
                 <w:b w:val="0"/>
                 <w:sz w:val="20"/>
               </w:rPr>
-              <w:t>415.2분</w:t>
+              <w:t>1.000 / 284분</w:t>
             </w:r>
           </w:p>
         </w:tc>
@@ -2893,7 +4407,7 @@
                 <w:b w:val="0"/>
                 <w:sz w:val="20"/>
               </w:rPr>
-              <w:t>374.8분</w:t>
+              <w:t>1.000 / 364분</w:t>
             </w:r>
           </w:p>
         </w:tc>
@@ -2927,7 +4441,7 @@
                 <w:b w:val="0"/>
                 <w:sz w:val="20"/>
               </w:rPr>
-              <w:t>460.9분</w:t>
+              <w:t>1.000 / 286분</w:t>
             </w:r>
           </w:p>
         </w:tc>
@@ -2943,7 +4457,7 @@
                 <w:b w:val="0"/>
                 <w:sz w:val="20"/>
               </w:rPr>
-              <w:t>457.6분</w:t>
+              <w:t>1.000 / 367분</w:t>
             </w:r>
           </w:p>
         </w:tc>
@@ -2977,7 +4491,7 @@
                 <w:b w:val="0"/>
                 <w:sz w:val="20"/>
               </w:rPr>
-              <w:t>424.7분(정책 척도)</w:t>
+              <w:t>1.000 / 292분</w:t>
             </w:r>
           </w:p>
         </w:tc>
@@ -2993,7 +4507,7 @@
                 <w:b w:val="0"/>
                 <w:sz w:val="20"/>
               </w:rPr>
-              <w:t>472.1분</w:t>
+              <w:t>1.000 / 375분</w:t>
             </w:r>
           </w:p>
         </w:tc>
@@ -3007,7 +4521,23 @@
           <w:b w:val="0"/>
           <w:sz w:val="22"/>
         </w:rPr>
-        <w:t>혼잡이 심해질수록 복합모드의 철도 분리 이점이 줄어들며, 중증 혼잡에서는 버스와 복합모드가 거의 같아진다.</w:t>
+        <w:t xml:space="preserve">전시 척도(24h 창)에서는 배경 교통량 가중에도 </w:t>
+      </w:r>
+      <w:r>
+        <w:rPr>
+          <w:rFonts w:ascii="Malgun Gothic" w:hAnsi="Malgun Gothic" w:eastAsia="Malgun Gothic"/>
+          <w:b/>
+          <w:sz w:val="22"/>
+        </w:rPr>
+        <w:t>양쪽 완료율이 모두 1.000으로 포화</w:t>
+      </w:r>
+      <w:r>
+        <w:rPr>
+          <w:rFonts w:ascii="Malgun Gothic" w:hAnsi="Malgun Gothic" w:eastAsia="Malgun Gothic"/>
+          <w:b w:val="0"/>
+          <w:sz w:val="22"/>
+        </w:rPr>
+        <w:t>하고 makespan만 미세하게 상승한다(버스 283→292분, 복합모드 364→375분). 이는 가정 A2(전시 V≈0, 방향 비대칭)에서 교통량-지연 경로가 near-no-op임을 확인한다 — 혼잡축은 잔여 응력축으로만 의미가 있다.</w:t>
       </w:r>
     </w:p>
     <w:p>
@@ -3018,16 +4548,6 @@
           <w:sz w:val="24"/>
         </w:rPr>
         <w:t>정책 대안 효과 (복합모드, 장애 없음)</w:t>
-      </w:r>
-    </w:p>
-    <w:p>
-      <w:r>
-        <w:rPr>
-          <w:rFonts w:ascii="Malgun Gothic" w:hAnsi="Malgun Gothic" w:eastAsia="Malgun Gothic"/>
-          <w:b w:val="0"/>
-          <w:sz w:val="22"/>
-        </w:rPr>
-        <w:t>배차 유연화·라스트마일 중복·피더 증편 정책이 복합모드 완료시간을 기준 대비 단축시킨다. 반면 차량 부족 중증은 완료시간을 늘린다.</w:t>
       </w:r>
     </w:p>
     <w:tbl>
@@ -3080,7 +4600,41 @@
                 <w:color w:val="FFFFFF"/>
                 <w:sz w:val="20"/>
               </w:rPr>
-              <w:t>복합모드 완료시간</w:t>
+              <w:t>복합모드 완료율 / 완료시간</w:t>
+            </w:r>
+          </w:p>
+        </w:tc>
+      </w:tr>
+      <w:tr>
+        <w:tc>
+          <w:tcPr>
+            <w:tcW w:type="dxa" w:w="4513"/>
+          </w:tcPr>
+          <w:p>
+            <w:r/>
+            <w:r>
+              <w:rPr>
+                <w:rFonts w:ascii="Malgun Gothic" w:hAnsi="Malgun Gothic" w:eastAsia="Malgun Gothic"/>
+                <w:b w:val="0"/>
+                <w:sz w:val="20"/>
+              </w:rPr>
+              <w:t>기준 (baseline_multimodal)</w:t>
+            </w:r>
+          </w:p>
+        </w:tc>
+        <w:tc>
+          <w:tcPr>
+            <w:tcW w:type="dxa" w:w="4513"/>
+          </w:tcPr>
+          <w:p>
+            <w:r/>
+            <w:r>
+              <w:rPr>
+                <w:rFonts w:ascii="Malgun Gothic" w:hAnsi="Malgun Gothic" w:eastAsia="Malgun Gothic"/>
+                <w:b w:val="0"/>
+                <w:sz w:val="20"/>
+              </w:rPr>
+              <w:t>1.000 / 363.8분</w:t>
             </w:r>
           </w:p>
         </w:tc>
@@ -3114,7 +4668,109 @@
                 <w:b w:val="0"/>
                 <w:sz w:val="20"/>
               </w:rPr>
-              <w:t>300.4분</w:t>
+              <w:t>1.000 / 363.8분</w:t>
+            </w:r>
+          </w:p>
+        </w:tc>
+      </w:tr>
+      <w:tr>
+        <w:tc>
+          <w:tcPr>
+            <w:tcW w:type="dxa" w:w="4513"/>
+          </w:tcPr>
+          <w:p>
+            <w:r/>
+            <w:r>
+              <w:rPr>
+                <w:rFonts w:ascii="Malgun Gothic" w:hAnsi="Malgun Gothic" w:eastAsia="Malgun Gothic"/>
+                <w:b w:val="0"/>
+                <w:sz w:val="20"/>
+              </w:rPr>
+              <w:t>피더 증편 (multimodal_increased_feeder_capacity)</w:t>
+            </w:r>
+          </w:p>
+        </w:tc>
+        <w:tc>
+          <w:tcPr>
+            <w:tcW w:type="dxa" w:w="4513"/>
+          </w:tcPr>
+          <w:p>
+            <w:r/>
+            <w:r>
+              <w:rPr>
+                <w:rFonts w:ascii="Malgun Gothic" w:hAnsi="Malgun Gothic" w:eastAsia="Malgun Gothic"/>
+                <w:b w:val="0"/>
+                <w:sz w:val="20"/>
+              </w:rPr>
+              <w:t>1.000 / 363.8분</w:t>
+            </w:r>
+          </w:p>
+        </w:tc>
+      </w:tr>
+      <w:tr>
+        <w:tc>
+          <w:tcPr>
+            <w:tcW w:type="dxa" w:w="4513"/>
+          </w:tcPr>
+          <w:p>
+            <w:r/>
+            <w:r>
+              <w:rPr>
+                <w:rFonts w:ascii="Malgun Gothic" w:hAnsi="Malgun Gothic" w:eastAsia="Malgun Gothic"/>
+                <w:b w:val="0"/>
+                <w:sz w:val="20"/>
+              </w:rPr>
+              <w:t>차량 부족 stress (fleet_shortage_stress)</w:t>
+            </w:r>
+          </w:p>
+        </w:tc>
+        <w:tc>
+          <w:tcPr>
+            <w:tcW w:type="dxa" w:w="4513"/>
+          </w:tcPr>
+          <w:p>
+            <w:r/>
+            <w:r>
+              <w:rPr>
+                <w:rFonts w:ascii="Malgun Gothic" w:hAnsi="Malgun Gothic" w:eastAsia="Malgun Gothic"/>
+                <w:b w:val="0"/>
+                <w:sz w:val="20"/>
+              </w:rPr>
+              <w:t>1.000 / 363.8분</w:t>
+            </w:r>
+          </w:p>
+        </w:tc>
+      </w:tr>
+      <w:tr>
+        <w:tc>
+          <w:tcPr>
+            <w:tcW w:type="dxa" w:w="4513"/>
+          </w:tcPr>
+          <w:p>
+            <w:r/>
+            <w:r>
+              <w:rPr>
+                <w:rFonts w:ascii="Malgun Gothic" w:hAnsi="Malgun Gothic" w:eastAsia="Malgun Gothic"/>
+                <w:b w:val="0"/>
+                <w:sz w:val="20"/>
+              </w:rPr>
+              <w:t>차량 부족 severe (fleet_shortage_severe)</w:t>
+            </w:r>
+          </w:p>
+        </w:tc>
+        <w:tc>
+          <w:tcPr>
+            <w:tcW w:type="dxa" w:w="4513"/>
+          </w:tcPr>
+          <w:p>
+            <w:r/>
+            <w:r>
+              <w:rPr>
+                <w:rFonts w:ascii="Malgun Gothic" w:hAnsi="Malgun Gothic" w:eastAsia="Malgun Gothic"/>
+                <w:b w:val="0"/>
+                <w:sz w:val="20"/>
+              </w:rPr>
+              <w:t>1.000 / 367.9분</w:t>
             </w:r>
           </w:p>
         </w:tc>
@@ -3148,109 +4804,7 @@
                 <w:b w:val="0"/>
                 <w:sz w:val="20"/>
               </w:rPr>
-              <w:t>315.5분</w:t>
-            </w:r>
-          </w:p>
-        </w:tc>
-      </w:tr>
-      <w:tr>
-        <w:tc>
-          <w:tcPr>
-            <w:tcW w:type="dxa" w:w="4513"/>
-          </w:tcPr>
-          <w:p>
-            <w:r/>
-            <w:r>
-              <w:rPr>
-                <w:rFonts w:ascii="Malgun Gothic" w:hAnsi="Malgun Gothic" w:eastAsia="Malgun Gothic"/>
-                <w:b w:val="0"/>
-                <w:sz w:val="20"/>
-              </w:rPr>
-              <w:t>피더 증편 (multimodal_increased_feeder_capacity)</w:t>
-            </w:r>
-          </w:p>
-        </w:tc>
-        <w:tc>
-          <w:tcPr>
-            <w:tcW w:type="dxa" w:w="4513"/>
-          </w:tcPr>
-          <w:p>
-            <w:r/>
-            <w:r>
-              <w:rPr>
-                <w:rFonts w:ascii="Malgun Gothic" w:hAnsi="Malgun Gothic" w:eastAsia="Malgun Gothic"/>
-                <w:b w:val="0"/>
-                <w:sz w:val="20"/>
-              </w:rPr>
-              <w:t>328.9분</w:t>
-            </w:r>
-          </w:p>
-        </w:tc>
-      </w:tr>
-      <w:tr>
-        <w:tc>
-          <w:tcPr>
-            <w:tcW w:type="dxa" w:w="4513"/>
-          </w:tcPr>
-          <w:p>
-            <w:r/>
-            <w:r>
-              <w:rPr>
-                <w:rFonts w:ascii="Malgun Gothic" w:hAnsi="Malgun Gothic" w:eastAsia="Malgun Gothic"/>
-                <w:b w:val="0"/>
-                <w:sz w:val="20"/>
-              </w:rPr>
-              <w:t>기준 (baseline_multimodal)</w:t>
-            </w:r>
-          </w:p>
-        </w:tc>
-        <w:tc>
-          <w:tcPr>
-            <w:tcW w:type="dxa" w:w="4513"/>
-          </w:tcPr>
-          <w:p>
-            <w:r/>
-            <w:r>
-              <w:rPr>
-                <w:rFonts w:ascii="Malgun Gothic" w:hAnsi="Malgun Gothic" w:eastAsia="Malgun Gothic"/>
-                <w:b w:val="0"/>
-                <w:sz w:val="20"/>
-              </w:rPr>
-              <w:t>339.5분</w:t>
-            </w:r>
-          </w:p>
-        </w:tc>
-      </w:tr>
-      <w:tr>
-        <w:tc>
-          <w:tcPr>
-            <w:tcW w:type="dxa" w:w="4513"/>
-          </w:tcPr>
-          <w:p>
-            <w:r/>
-            <w:r>
-              <w:rPr>
-                <w:rFonts w:ascii="Malgun Gothic" w:hAnsi="Malgun Gothic" w:eastAsia="Malgun Gothic"/>
-                <w:b w:val="0"/>
-                <w:sz w:val="20"/>
-              </w:rPr>
-              <w:t>차량 부족 중증 (fleet_shortage_severe)</w:t>
-            </w:r>
-          </w:p>
-        </w:tc>
-        <w:tc>
-          <w:tcPr>
-            <w:tcW w:type="dxa" w:w="4513"/>
-          </w:tcPr>
-          <w:p>
-            <w:r/>
-            <w:r>
-              <w:rPr>
-                <w:rFonts w:ascii="Malgun Gothic" w:hAnsi="Malgun Gothic" w:eastAsia="Malgun Gothic"/>
-                <w:b w:val="0"/>
-                <w:sz w:val="20"/>
-              </w:rPr>
-              <w:t>431.2분</w:t>
+              <w:t>1.000 / 449.4분</w:t>
             </w:r>
           </w:p>
         </w:tc>
@@ -3264,7 +4818,7 @@
           <w:b w:val="0"/>
           <w:sz w:val="22"/>
         </w:rPr>
-        <w:t>배차·중복 정책이 복합모드의 구조적 이점을 더 끌어올리는 반면, 차량 부족은 핵심 약화 요인이다.</w:t>
+        <w:t>장애가 없을 때는 완료율이 모두 1.000으로 포화한다. 라스트마일 중복·피더 증편 정책은 추가 여력이 필요 없는 기준 상태에서는 makespan 차이가 없고(364분), 배차 유연화는 오히려 지연(449분)을 가져온다. 차량 부족 severe도 24h 창에 흡수되어 완료율 1.000을 유지한다. (각 대안의 실질 효과는 해당 대상 장애 시나리오 하에서 발현되며, 이 표는 무장애 조건이다.)</w:t>
       </w:r>
     </w:p>
     <w:p>
@@ -3328,99 +4882,6 @@
           <w:b/>
           <w:sz w:val="28"/>
         </w:rPr>
-        <w:t>기계학습 보조 분석 (XGBoost 위험 분류)</w:t>
-      </w:r>
-    </w:p>
-    <w:p>
-      <w:r>
-        <w:rPr>
-          <w:rFonts w:ascii="Malgun Gothic" w:hAnsi="Malgun Gothic" w:eastAsia="Malgun Gothic"/>
-          <w:b w:val="0"/>
-          <w:sz w:val="22"/>
-        </w:rPr>
-        <w:t>시뮬레이션 출력 12,420행에서 완료율 기반 위험 라벨(정상/주의/위험/실패위험)을 도출하고 XGBoost 4급 분류기를 학습했다(시험 macro-F1=0.685, 정확도 0.819). 라벨 분포는 정상 7,819 / 주의 976 / 위험 823 / 실패위험 2,802다. 특성은 정책·시나리오·수송방식 필드로 제한했고 완료율·미도착은 라벨 도출에만 썼다(자기누출 경계).</w:t>
-      </w:r>
-    </w:p>
-    <w:p>
-      <w:pPr>
-        <w:pStyle w:val="ListBullet"/>
-      </w:pPr>
-      <w:r>
-        <w:rPr>
-          <w:rFonts w:ascii="Malgun Gothic" w:hAnsi="Malgun Gothic" w:eastAsia="Malgun Gothic"/>
-          <w:b/>
-          <w:sz w:val="22"/>
-        </w:rPr>
-        <w:t>gain 기준 상위 특성</w:t>
-      </w:r>
-      <w:r>
-        <w:rPr>
-          <w:rFonts w:ascii="Malgun Gothic" w:hAnsi="Malgun Gothic" w:eastAsia="Malgun Gothic"/>
-          <w:b w:val="0"/>
-          <w:sz w:val="22"/>
-        </w:rPr>
-        <w:t>: `scenario_type=blocked`(완전 차단), `heavy_congestion_bus`, `severe_congestion_bus`, `peak_congestion_bus`, `peak_congestion_multimodal`, `fleet_shortage_severe`.</w:t>
-      </w:r>
-    </w:p>
-    <w:p>
-      <w:pPr>
-        <w:pStyle w:val="ListBullet"/>
-      </w:pPr>
-      <w:r>
-        <w:rPr>
-          <w:rFonts w:ascii="Malgun Gothic" w:hAnsi="Malgun Gothic" w:eastAsia="Malgun Gothic"/>
-          <w:b/>
-          <w:sz w:val="22"/>
-        </w:rPr>
-        <w:t>SHAP 평균 절댓값 상위</w:t>
-      </w:r>
-      <w:r>
-        <w:rPr>
-          <w:rFonts w:ascii="Malgun Gothic" w:hAnsi="Malgun Gothic" w:eastAsia="Malgun Gothic"/>
-          <w:b w:val="0"/>
-          <w:sz w:val="22"/>
-        </w:rPr>
-        <w:t>: `scenario_type=blocked`, `fleet_shortage_severe`, `selected_edge_count`, `peak_congestion_bus`, `mode=bus_only`.</w:t>
-      </w:r>
-    </w:p>
-    <w:p>
-      <w:pPr>
-        <w:pStyle w:val="ListBullet"/>
-      </w:pPr>
-      <w:r>
-        <w:rPr>
-          <w:rFonts w:ascii="Malgun Gothic" w:hAnsi="Malgun Gothic" w:eastAsia="Malgun Gothic"/>
-          <w:b/>
-          <w:sz w:val="22"/>
-        </w:rPr>
-        <w:t>KMeans 상황군집 4종</w:t>
-      </w:r>
-      <w:r>
-        <w:rPr>
-          <w:rFonts w:ascii="Malgun Gothic" w:hAnsi="Malgun Gothic" w:eastAsia="Malgun Gothic"/>
-          <w:b w:val="0"/>
-          <w:sz w:val="22"/>
-        </w:rPr>
-        <w:t>: 그중 1개 군집(1,380행)은 평균 완료율 0(붕괴 상황)으로 분리되고, 나머지는 완료율 0.81~0.89의 정상 상황군이다.</w:t>
-      </w:r>
-    </w:p>
-    <w:p>
-      <w:r>
-        <w:rPr>
-          <w:rFonts w:ascii="Malgun Gothic" w:hAnsi="Malgun Gothic" w:eastAsia="Malgun Gothic"/>
-          <w:b w:val="0"/>
-          <w:sz w:val="22"/>
-        </w:rPr>
-        <w:t>ML 해석은 시뮬레이션 출력 기반 민감도 해석이며 운용계획·예측·검증·최적경로가 아니다. “완전 차단”과 “중증 혼잡·차량 부족”이 위험을 지배한다는 점이 앞선 결과와 일관된다.</w:t>
-      </w:r>
-    </w:p>
-    <w:p>
-      <w:r>
-        <w:rPr>
-          <w:rFonts w:ascii="Malgun Gothic" w:hAnsi="Malgun Gothic" w:eastAsia="Malgun Gothic"/>
-          <w:b/>
-          <w:sz w:val="28"/>
-        </w:rPr>
         <w:t>해석</w:t>
       </w:r>
     </w:p>
@@ -3439,7 +4900,7 @@
           <w:b/>
           <w:sz w:val="22"/>
         </w:rPr>
-        <w:t>정상 조건에서 복합모드가 약 30분 빠르다</w:t>
+        <w:t>정상 조건에서는 버스 단독이 약 81분 더 빠르다</w:t>
       </w:r>
       <w:r>
         <w:rPr>
@@ -3447,7 +4908,7 @@
           <w:b w:val="0"/>
           <w:sz w:val="22"/>
         </w:rPr>
-        <w:t>. 철도 직행 수송이 도로 분산 배차보다 효율적이기 때문이다.</w:t>
+        <w:t>(283분/1.000 vs 364분/1.000). 24h 동원 창과 23-차량 fleets에서 도로 직송이 철도 고정오버헤드보다 빠르기 때문이다. (전시 척도에서의 정직한 결과 — 24-pax/8h fixture의 "복합모드 우위"와 반전.)</w:t>
       </w:r>
     </w:p>
     <w:p>
@@ -3465,7 +4926,7 @@
           <w:b/>
           <w:sz w:val="22"/>
         </w:rPr>
-        <w:t>경량~중간 도로 장애만으로는 두 방식을 구분하기 어렵다</w:t>
+        <w:t>장거리 도로 파손에서 복합모드는 rail bypass로 364분 불변, 버스는 317→671분</w:t>
       </w:r>
       <w:r>
         <w:rPr>
@@ -3473,7 +4934,7 @@
           <w:b w:val="0"/>
           <w:sz w:val="22"/>
         </w:rPr>
-        <w:t>. 축약 코리어가 우회 여유를 가져 접근·라스트마일·역 접근도로 장애에 양쪽 모두 거의 흔들리지 않는다.</w:t>
+        <w:t>으로 지연된다(양쪽 완료율 1.000). 가정 A1(철도 신뢰) 위에서의 정당한 rail-substitution 이득이다.</w:t>
       </w:r>
     </w:p>
     <w:p>
@@ -3491,7 +4952,7 @@
           <w:b/>
           <w:sz w:val="22"/>
         </w:rPr>
-        <w:t>가장 결정적인 위협은 두 방식이 공유하는 핵심 도로 연결의 완전 차단</w:t>
+        <w:t>종단 라스트마일 파손은 두 방식 공유 병목</w:t>
       </w:r>
       <w:r>
         <w:rPr>
@@ -3499,7 +4960,7 @@
           <w:b w:val="0"/>
           <w:sz w:val="22"/>
         </w:rPr>
-        <w:t>이다. 이때 수송 방식 선택과 무관하게 양쪽이 붕괴한다. 단일 실패점 식별이 수송 방식 비교보다 우선한다.</w:t>
+        <w:t>이다. 양쪽 완료율 1.000이되 복합모드 makespan이 395→976분으로 압도적 지연. 반면 접근로 파손은 multimodal 전용 비용(버스는 경미).</w:t>
       </w:r>
     </w:p>
     <w:p>
@@ -3517,7 +4978,7 @@
           <w:b/>
           <w:sz w:val="22"/>
         </w:rPr>
-        <w:t>복합모드의 이점은 철도 가용성에 대한 조건부 베팅</w:t>
+        <w:t>철도 사용불가에서 복합모드만 붕괴(0.000), 버스는 버틴다(1.000)</w:t>
       </w:r>
       <w:r>
         <w:rPr>
@@ -3525,7 +4986,7 @@
           <w:b w:val="0"/>
           <w:sz w:val="22"/>
         </w:rPr>
-        <w:t>이다. 철도가 확보되면 복합모드가 빠르고 부분 장애에 강하지만, 철도가 중단되면 복합모드만 붕괴하고 버스는 버틴다. 전시 철도 가용성 불확실성이 커야 하는 상황에서는 이 의존성이 핵심 쟁점이다.</w:t>
+        <w:t>. 복합모드의 설계는 철도 가용성에 대한 조건부 베팅이며, 전시 철도 불확실성이 큰 상황에서 이 의존성이 핵심 쟁점이다.</w:t>
       </w:r>
     </w:p>
     <w:p>
@@ -3543,7 +5004,7 @@
           <w:b/>
           <w:sz w:val="22"/>
         </w:rPr>
-        <w:t>철도 지연은 완료시간을 비례 늘리지만 벼랑 끝 붕괴는 사용불가에서만</w:t>
+        <w:t>임계 링크 차단은 버스만 붕괴시키고 복합모드는 rail bypass로 생존</w:t>
       </w:r>
       <w:r>
         <w:rPr>
@@ -3551,7 +5012,7 @@
           <w:b w:val="0"/>
           <w:sz w:val="22"/>
         </w:rPr>
-        <w:t xml:space="preserve"> 발생한다. 제한시간 1,440분이 완료율을 지켜준다.</w:t>
+        <w:t>한다. 단 과도한 무작위 차단은 양쪽을 붕괴시키므로 단일 실패점 식별이 수송 방식 비교보다 우선한다.</w:t>
       </w:r>
     </w:p>
     <w:p>
@@ -3569,7 +5030,7 @@
           <w:b/>
           <w:sz w:val="22"/>
         </w:rPr>
-        <w:t>혼잡은 양쪽을 함께 느리게 하며 중증에서 수렴</w:t>
+        <w:t>±50% 안정성</w:t>
       </w:r>
       <w:r>
         <w:rPr>
@@ -3577,7 +5038,7 @@
           <w:b w:val="0"/>
           <w:sz w:val="22"/>
         </w:rPr>
-        <w:t>한다. 철도 분리 이점은 혼잡이 극에 달할수록 줄어든다.</w:t>
+        <w:t>: 접근로·라스트마일 severe(3.0×)와 +50%(4.5×)가 makespan 순위를 바꾸지 않는다. 미확인 multiplier 비판에 순위안정성으로 답한다.</w:t>
       </w:r>
     </w:p>
     <w:p>
@@ -3587,33 +5048,7 @@
           <w:b w:val="0"/>
           <w:sz w:val="22"/>
         </w:rPr>
-        <w:t xml:space="preserve">일곱째, </w:t>
-      </w:r>
-      <w:r>
-        <w:rPr>
-          <w:rFonts w:ascii="Malgun Gothic" w:hAnsi="Malgun Gothic" w:eastAsia="Malgun Gothic"/>
-          <w:b/>
-          <w:sz w:val="22"/>
-        </w:rPr>
-        <w:t>배차 유연화·라스트마일 중복 정책이 복합모드를 더 강화</w:t>
-      </w:r>
-      <w:r>
-        <w:rPr>
-          <w:rFonts w:ascii="Malgun Gothic" w:hAnsi="Malgun Gothic" w:eastAsia="Malgun Gothic"/>
-          <w:b w:val="0"/>
-          <w:sz w:val="22"/>
-        </w:rPr>
-        <w:t>하고 차량 부족은 핵심 약화 요인이다. 수송 방식 선택과 함께 차량·배차 운영 설계가 성과를 좌우한다.</w:t>
-      </w:r>
-    </w:p>
-    <w:p>
-      <w:r>
-        <w:rPr>
-          <w:rFonts w:ascii="Malgun Gothic" w:hAnsi="Malgun Gothic" w:eastAsia="Malgun Gothic"/>
-          <w:b w:val="0"/>
-          <w:sz w:val="22"/>
-        </w:rPr>
-        <w:t xml:space="preserve">여덟째, 본 결과는 공개 지도 기반 축약 코리어와 전세 철도 가정에서 얻은 </w:t>
+        <w:t xml:space="preserve">일곱째, 본 결과는 공식 표준노드링크 기반 축약 코리더와 전세 철도 가정(A1)에서 얻은 </w:t>
       </w:r>
       <w:r>
         <w:rPr>
@@ -3629,7 +5064,7 @@
           <w:b w:val="0"/>
           <w:sz w:val="22"/>
         </w:rPr>
-        <w:t>다. 실측 교통량, 보정된 철도 운행, 현장 운영 절차를 반영한 예측으로 바로 써서는 안 된다.</w:t>
+        <w:t>다. 실측 교통량·보정된 철도 운행·현장 운영 절차를 반영한 예측으로 바로 써서는 안 된다.</w:t>
       </w:r>
     </w:p>
     <w:p>
@@ -3678,10 +5113,31 @@
       <w:r>
         <w:rPr>
           <w:rFonts w:ascii="Malgun Gothic" w:hAnsi="Malgun Gothic" w:eastAsia="Malgun Gothic"/>
+          <w:b/>
+          <w:sz w:val="22"/>
+        </w:rPr>
+        <w:t>단일 코리더</w:t>
+      </w:r>
+      <w:r>
+        <w:rPr>
+          <w:rFonts w:ascii="Malgun Gothic" w:hAnsi="Malgun Gothic" w:eastAsia="Malgun Gothic"/>
           <w:b w:val="0"/>
           <w:sz w:val="22"/>
         </w:rPr>
-        <w:t xml:space="preserve">분석에 2,772 노드 </w:t>
+        <w:t>(고성; 병행 KTX-Eum이 있어 특수) → 모든 주장은 코리더-조건부다.</w:t>
+      </w:r>
+    </w:p>
+    <w:p>
+      <w:pPr>
+        <w:pStyle w:val="ListBullet"/>
+      </w:pPr>
+      <w:r>
+        <w:rPr>
+          <w:rFonts w:ascii="Malgun Gothic" w:hAnsi="Malgun Gothic" w:eastAsia="Malgun Gothic"/>
+          <w:b w:val="0"/>
+          <w:sz w:val="22"/>
+        </w:rPr>
+        <w:t xml:space="preserve">분석에 752-노드 </w:t>
       </w:r>
       <w:r>
         <w:rPr>
@@ -3697,7 +5153,7 @@
           <w:b w:val="0"/>
           <w:sz w:val="22"/>
         </w:rPr>
-        <w:t>를 사용했다. 전체 197,000 노드 그래프가 아니며, 축약이 빠진 우회 후보가 결과에 영향할 수 있다.</w:t>
+        <w:t>를 사용했다. 전체 972k-간선 그래프가 아니며, 축약이 빠뜨린 우회 후보가 결과에 영향할 수 있다.</w:t>
       </w:r>
     </w:p>
     <w:p>
@@ -3718,7 +5174,7 @@
           <w:b/>
           <w:sz w:val="22"/>
         </w:rPr>
-        <w:t>전세 무정차 직행이라는 전시 계획 가정</w:t>
+        <w:t>전세 무정차 직행이라는 전시 계획 가정 A1</w:t>
       </w:r>
       <w:r>
         <w:rPr>
@@ -3726,7 +5182,7 @@
           <w:b w:val="0"/>
           <w:sz w:val="22"/>
         </w:rPr>
-        <w:t>이지 보정된 실측·공공 시간표 도출값이 아니다.</w:t>
+        <w:t>이지 보정된 실측·공공 시간표 도출값이 아니다. 철도 점진 열화 래더는 A1과 모순되어 제거했다.</w:t>
       </w:r>
     </w:p>
     <w:p>
@@ -3739,7 +5195,7 @@
           <w:b w:val="0"/>
           <w:sz w:val="22"/>
         </w:rPr>
-        <w:t>도로 용량·속도는 OSM 관측 차로수×HCM·설계기준 추정표로, 실측 교통량으로 보정되지 않았다.</w:t>
+        <w:t>도로 용량·속도는 OSM/표준노드링크 관측 차로수×HCM·설계기준 추정표로, 실측 교통량으로 보정되지 않았다.</w:t>
       </w:r>
     </w:p>
     <w:p>
@@ -3752,7 +5208,7 @@
           <w:b w:val="0"/>
           <w:sz w:val="22"/>
         </w:rPr>
-        <w:t>설계상 23개 시나리오 중 5개 공간 bbox 시나리오가 축약 코리어 밖이라 실행 제외됐다. 다른 축약 범위에서는 다른 결과가 나올 수 있다.</w:t>
+        <w:t>설계상 25개 시나리오 중 4개 공간 bbox 시나리오가 축약 코리더 밖이라 실행 제외됐다. 다른 축약 범위에서는 다른 결과가 나올 수 있다.</w:t>
       </w:r>
     </w:p>
     <w:p>
@@ -3765,7 +5221,7 @@
           <w:b w:val="0"/>
           <w:sz w:val="22"/>
         </w:rPr>
-        <w:t>BPR α=0.36, 차량 23/23/23대, 제한시간 1,440분, 수요 1,000명 가정이 결과에 큰 영향을 준다.</w:t>
+        <w:t>BPR α=0.36·차량 23/23/23대·제한시간 1,440분·수요 1,000명 가정이 결과에 큰 영향을 준다.</w:t>
       </w:r>
     </w:p>
     <w:p>
@@ -3778,7 +5234,7 @@
           <w:b w:val="0"/>
           <w:sz w:val="22"/>
         </w:rPr>
-        <w:t>장애 확률·용량 저하는 민감도 가정이다.</w:t>
+        <w:t>disruption multiplier = 교리 가정(미확인)이며 ±50%로 순위만 주장한다.</w:t>
       </w:r>
     </w:p>
     <w:p>
@@ -3791,7 +5247,20 @@
           <w:b w:val="0"/>
           <w:sz w:val="22"/>
         </w:rPr>
-        <w:t>ML 보조 분석은 시뮬레이션 출력 기반 민감도 해석이지 예측·검증 모형이 아니다.</w:t>
+        <w:t>rerouting은 기본 비활성(도구는 존재, 본 cascade에서 off)이다.</w:t>
+      </w:r>
+    </w:p>
+    <w:p>
+      <w:pPr>
+        <w:pStyle w:val="ListBullet"/>
+      </w:pPr>
+      <w:r>
+        <w:rPr>
+          <w:rFonts w:ascii="Malgun Gothic" w:hAnsi="Malgun Gothic" w:eastAsia="Malgun Gothic"/>
+          <w:b w:val="0"/>
+          <w:sz w:val="22"/>
+        </w:rPr>
+        <w:t>본 학회 경로에서 AI/ML 층을 제외했다(국방AI 경연 track은 별도).</w:t>
       </w:r>
     </w:p>
     <w:p>
@@ -3801,7 +5270,7 @@
           <w:b w:val="0"/>
           <w:sz w:val="22"/>
         </w:rPr>
-        <w:t>따라서 본 결과는 최종 운용 지침이 아니라, 위협 종류·위치에 따른 수송 방식 우위 구조를 식별하는 기준선 분석으로 보아야 한다.</w:t>
+        <w:t>따라서 본 결과는 최종 운용 지침이 아니라, 전시 위협 종류·위치에 따른 수송 방식 우위 구조를 식별하는 기준선 분석으로 보아야 한다.</w:t>
       </w:r>
     </w:p>
     <w:p>
@@ -3821,7 +5290,7 @@
           <w:b w:val="0"/>
           <w:sz w:val="22"/>
         </w:rPr>
-        <w:t>시뮬레이터 핵심(`src/`), 실제 권역 파이프라인(`src/realworld/`), 실험·시각화·ML 분석 층이 구현되어 있다. 고성 동원 코리어의 OSM 캐시, 도로 등급별 추정표(관측 차로수×HCM), 전세 철도 가정, 구조화된 위협 시나리오 표, 정책 대안 표, CRN 페어링 실험 러너, 통계·그림·ML 산출 스크립트가 갖춰져 있다. 실험 산출물은 12,420행 원자료와 414행 요약, 지표별·정책차이 신뢰구간 표, Morris 민감도 산출물, ML 라벨·예측·특성중요도·SHAP·군집 산출물로 정리되어 있다. 이 산출물 규모는 재현성·감사 가능성을 보여줄 뿐 실제 지역 성과가 보정되었음을 뜻하지 않는다. 또한 근거 검토·승인 점검 메타 계층(수십 개 검토표)이 존재하지만, 이는 결과를 만드는 것이 아니라 어떤 가정이 아직 근거 부족 상태인지 가시화하는 도구다.</w:t>
+        <w:t>시뮬레이터 핵심(`src/`), 실제 권역 파이프라인(`src/realworld/`), 실험·통계·시각화 층이 구현되어 있다. 표준노드링크 캐시, 도로 등급별 추정표(관측 차로수×HCM), 전세 철도 가정(A1), 구조화된 전시 위협 시나리오 표(9 family), 정책 대안 표, CRN 쌍대설계 실험 러너, t-신뢰구간 산출이 갖춰져 있다. 실험 산출물은 14,490행 원자료와 483행 요약(truth table 동결, source sha `7ff3711d`, cross_product 일치), 지표별·정책차이 신뢰구간 표로 정리되어 있다. 이 산출물 규모는 재현성·감사 가능성을 보여줄 뿐 실제 지역 성과가 보정되었음을 뜻하지 않는다.</w:t>
       </w:r>
     </w:p>
     <w:p>
@@ -3860,7 +5329,7 @@
           <w:b w:val="0"/>
           <w:sz w:val="22"/>
         </w:rPr>
-        <w:t>에서 반복 실험해 축약 왜곡을 확인.</w:t>
+        <w:t>에서 반복 실험해 축약 왜곡을 확인한다.</w:t>
       </w:r>
     </w:p>
     <w:p>
@@ -3873,7 +5342,7 @@
           <w:b w:val="0"/>
           <w:sz w:val="22"/>
         </w:rPr>
-        <w:t>철도 값을 보정된 실측 또는 공개 시간표/GTFS 도출값으로 강화(불가하면 가정으로 명시).</w:t>
+        <w:t>도로 용량·속도를 실측 교통량·기관 기준·외부 경로 기준으로 강화한다.</w:t>
       </w:r>
     </w:p>
     <w:p>
@@ -3886,7 +5355,7 @@
           <w:b w:val="0"/>
           <w:sz w:val="22"/>
         </w:rPr>
-        <w:t>도로 용량·속도를 실측 교통량·기관 기준·외부 경로 기준으로 보정.</w:t>
+        <w:t>공간 위협 시나리오를 다양한 위치·규모로 확장하고 단일 실패점(임계 링크)을 체계적으로 식별한다.</w:t>
       </w:r>
     </w:p>
     <w:p>
@@ -3899,7 +5368,7 @@
           <w:b w:val="0"/>
           <w:sz w:val="22"/>
         </w:rPr>
-        <w:t>공간 위협 시나리오를 다양한 위치·규모로 확장하고 단일 실패점(핵심 연결)을 체계적으로 식별.</w:t>
+        <w:t>다중위험(road+road) 조합 시나리오를 확장한다(현재 schema 확장이 필요해 deferred).</w:t>
       </w:r>
     </w:p>
     <w:p>
@@ -3912,7 +5381,7 @@
           <w:b w:val="0"/>
           <w:sz w:val="22"/>
         </w:rPr>
-        <w:t>철도 완전 중단, 역 접근 차단, 환승 거점 장애 등 더 극단적 시나리오 추가.</w:t>
+        <w:t>환승 시간을 인원 통제·장비 이동·대기 질서를 포함한 복합 변수로 현실화한다.</w:t>
       </w:r>
     </w:p>
     <w:p>
@@ -3925,7 +5394,7 @@
           <w:b w:val="0"/>
           <w:sz w:val="22"/>
         </w:rPr>
-        <w:t>환승 시간을 인원 통제·장비 이동·대기 질서를 포함한 복합 변수로 현실화.</w:t>
+        <w:t>차량 대수·회차·운전 인력 가용성을 현실 계획 조건에 맞게 조정한다.</w:t>
       </w:r>
     </w:p>
     <w:p>
@@ -3938,20 +5407,7 @@
           <w:b w:val="0"/>
           <w:sz w:val="22"/>
         </w:rPr>
-        <w:t>차량 대수·회차·운전 인력 가용성을 현실 계획 조건에 맞게 조정.</w:t>
-      </w:r>
-    </w:p>
-    <w:p>
-      <w:pPr>
-        <w:pStyle w:val="ListBullet"/>
-      </w:pPr>
-      <w:r>
-        <w:rPr>
-          <w:rFonts w:ascii="Malgun Gothic" w:hAnsi="Malgun Gothic" w:eastAsia="Malgun Gothic"/>
-          <w:b w:val="0"/>
-          <w:sz w:val="22"/>
-        </w:rPr>
-        <w:t>민감도 분산 입력 범위와 결과 해석을 검토한 뒤에만 변수 영향을 최종 주장으로 사용.</w:t>
+        <w:t>민감도 분산 입력 범위와 결과 해석을 검토한 뒤에만 변수 영향을 최종 주장으로 사용한다.</w:t>
       </w:r>
     </w:p>
     <w:p>
@@ -3971,7 +5427,7 @@
           <w:b w:val="0"/>
           <w:sz w:val="22"/>
         </w:rPr>
-        <w:t xml:space="preserve">고성 전시 동원 코리어(송파 집결 → 청량리역 → 강릉역 → 고성 목적지, 약 1,000명)의 12,420행 준실험에서 수송 방식 우위가 </w:t>
+        <w:t xml:space="preserve">고성 전시 동원 코리더(송파 집결 → 청량리역 → 강릉역 → 고성 목적지, 약 1,000명)의 14,490행 준실험에서, 전시 가정 A1-A4를 명시적으로 전제할 때 수송 방식 우위가 </w:t>
       </w:r>
       <w:r>
         <w:rPr>
@@ -3979,7 +5435,7 @@
           <w:b/>
           <w:sz w:val="22"/>
         </w:rPr>
-        <w:t>위협 종류·위치에 의존적</w:t>
+        <w:t>위협의 종류·위치에 의존적</w:t>
       </w:r>
       <w:r>
         <w:rPr>
@@ -3987,7 +5443,7 @@
           <w:b w:val="0"/>
           <w:sz w:val="22"/>
         </w:rPr>
-        <w:t xml:space="preserve">임을 확인했다. 정상 조건에서 복합모드가 약 30분 빠르고(339.5분 vs 369.4분), 경량~중간 도로 장애는 양쪽에 거의 영향을 주지 않는다. 그러나 </w:t>
+        <w:t xml:space="preserve">임을 확인했다. 정상 조건에서는 </w:t>
       </w:r>
       <w:r>
         <w:rPr>
@@ -3995,7 +5451,7 @@
           <w:b/>
           <w:sz w:val="22"/>
         </w:rPr>
-        <w:t>두 방식이 공유하는 핵심 도로 연결이 차단되면 양쪽 모두 붕괴(완료율 0)</w:t>
+        <w:t>버스 단독이 약 81분 더 빠르다</w:t>
       </w:r>
       <w:r>
         <w:rPr>
@@ -4003,7 +5459,7 @@
           <w:b w:val="0"/>
           <w:sz w:val="22"/>
         </w:rPr>
-        <w:t xml:space="preserve">하며, </w:t>
+        <w:t xml:space="preserve">(283분/1.000 vs 364분/1.000) — 24h 창과 23-차량 fleets에서 도로 직송이 철도 고정오버헤드보다 빠르기 때문이다(전시 척도에서의 정직한 결과). </w:t>
       </w:r>
       <w:r>
         <w:rPr>
@@ -4011,7 +5467,7 @@
           <w:b/>
           <w:sz w:val="22"/>
         </w:rPr>
-        <w:t>철도 사용불가에서는 복합모드만 붕괴하고 버스는 버틴다</w:t>
+        <w:t>장거리 도로 파손에서는 복합모드가 rail bypass로 364분을 유지</w:t>
       </w:r>
       <w:r>
         <w:rPr>
@@ -4019,7 +5475,39 @@
           <w:b w:val="0"/>
           <w:sz w:val="22"/>
         </w:rPr>
-        <w:t>. 철도 지연은 복합모드 완료시간을 비례 늘리지만 벼랑 끝 붕괴는 사용불가에서만, 혼잡은 양쪽을 함께 느리게 하며 중증에서 수렴한다. 배차 유연화·라스트마일 중복 정책이 복합모드를 강화한다. XGBoost 보조 분석도 “완전 차단”과 “중증 혼잡·차량 부족”이 위험을 지배함으로 같은 구조를 확인한다.</w:t>
+        <w:t xml:space="preserve">하는 반면 버스는 317→671분으로 지연되고(가정 A1의 정당한 이득, 양쪽 완료율 1.000), </w:t>
+      </w:r>
+      <w:r>
+        <w:rPr>
+          <w:rFonts w:ascii="Malgun Gothic" w:hAnsi="Malgun Gothic" w:eastAsia="Malgun Gothic"/>
+          <w:b/>
+          <w:sz w:val="22"/>
+        </w:rPr>
+        <w:t>종단 라스트마일 파손은 양쪽 공유 병목</w:t>
+      </w:r>
+      <w:r>
+        <w:rPr>
+          <w:rFonts w:ascii="Malgun Gothic" w:hAnsi="Malgun Gothic" w:eastAsia="Malgun Gothic"/>
+          <w:b w:val="0"/>
+          <w:sz w:val="22"/>
+        </w:rPr>
+        <w:t xml:space="preserve">으로 복합모드 makespan이 395→976분으로 더 취약하며, </w:t>
+      </w:r>
+      <w:r>
+        <w:rPr>
+          <w:rFonts w:ascii="Malgun Gothic" w:hAnsi="Malgun Gothic" w:eastAsia="Malgun Gothic"/>
+          <w:b/>
+          <w:sz w:val="22"/>
+        </w:rPr>
+        <w:t>철도 사용불가에서는 복합모드만 붕괴(0.000)하고 버스는 버틴다(1.000)</w:t>
+      </w:r>
+      <w:r>
+        <w:rPr>
+          <w:rFonts w:ascii="Malgun Gothic" w:hAnsi="Malgun Gothic" w:eastAsia="Malgun Gothic"/>
+          <w:b w:val="0"/>
+          <w:sz w:val="22"/>
+        </w:rPr>
+        <w:t>. ±50% 안정성으로 위협 래더의 순위가 흔들리지 않음을 보였다.</w:t>
       </w:r>
     </w:p>
     <w:p>
@@ -4037,7 +5525,7 @@
           <w:b/>
           <w:sz w:val="22"/>
         </w:rPr>
-        <w:t>(1) 단일 실패점 식별이 수송 방식 선택보다 우선하고, (2) 복합모드 이점이 철도 가용성에 조건부이며, (3) 차량·배차 운영 설계가 성과를 좌우한다</w:t>
+        <w:t>(1) 가정 A1(철도 신뢰)이 성립하는 한 장거리에서 복합모드가 도로 노출로부터 자유롭고, (2) 종단 도로는 공유 병목이며, (3) 철도 가용성 자체가 복합모드의 정당한 조건부 베팅</w:t>
       </w:r>
       <w:r>
         <w:rPr>
@@ -4045,7 +5533,7 @@
           <w:b w:val="0"/>
           <w:sz w:val="22"/>
         </w:rPr>
-        <w:t>는 점이다. 이 위협 조건부 판단 구조 식별 능력이 본 의사결정지원 프레임워크의 주요 기여다.</w:t>
+        <w:t>이라는 점이다. 이 전시-위협 조건부 판단 구조 식별 능력이 본 의사결정지원 프레임워크의 주요 기여다.</w:t>
       </w:r>
     </w:p>
     <w:p>
@@ -4055,7 +5543,7 @@
           <w:b w:val="0"/>
           <w:sz w:val="22"/>
         </w:rPr>
-        <w:t>향후 실측 교통량, 보정된 철도 운행, 현장 검증, 전체 도로망 반복 실험을 거치면 이 모형은 전시 동원 인력 이동계획의 대안 비교와 취약점 점검에 활용될 수 있다. 다만 현재 단계에서는 운영 지침이나 실측 예측이 아니라, 더 현실적인 연구로 발전시키기 위한 검증 가능한 분석 틀로 보는 것이 적절하다.</w:t>
+        <w:t>본 결과는 운용 지침이나 실측 예측이 아니라, 전시 가정을 명시한 재현 가능한 의사결정지원 분석 틀로 보는 것이 적절하다.</w:t>
       </w:r>
     </w:p>
     <w:sectPr>
